--- a/output/tables/GEO/GSE39582/GSE39582_survival_summary.docx
+++ b/output/tables/GEO/GSE39582/GSE39582_survival_summary.docx
@@ -25,7 +25,7 @@
         <w:ind w:left="60" w:right="60" w:firstLine="0" w:firstLineChars="0"/>
       </w:pPr>
       <w:r>
-        <w:t xml:space="preserve">External validation of ROCK2 expression (High vs Low, median split of probe 202762_at within tumors) in GSE39582 (CIT, colon). HR from Cox regression; multivariable models adjusted for age (per 10 years), sex and pathologic stage; '+ MMR status' additionally adjusts for mmr status and '(MMR status known)' is the model without it on the same patients. Interaction p = likelihood-ratio test for ROCK2 group × mmr status. Time-split HRs (0–24 / &gt;24 months, adjusted) are shown only when the gene term violated proportional hazards. RMST difference = High − Low restricted mean survival time up to 60 months. Relapse-free survival excludes stage 4. Direction compared with the TCGA-COAD multivariable HR 0.56.</w:t>
+        <w:t xml:space="preserve">External validation of ROCK2 expression (High vs Low, median split of probe 202762_at within tumors) in GSE39582 (CIT, colon). HR from Cox regression; multivariable models adjusted for age (per 10 years), sex, pathologic stage group and pretreatment cea; '+ MMR status' additionally adjusts for mmr status and '(MMR status known)' is the model without it on the same patients. Interaction p = likelihood-ratio test for ROCK2 group × mmr status. Time-split HRs (0–24 / &gt;24 months, adjusted) are shown only when the gene term violated proportional hazards. RMST difference = High − Low restricted mean survival time up to 60 months. Relapse-free survival excludes stage NaN. Direction compared with the TCGA-COAD multivariable HR 0.46.</w:t>
       </w:r>
     </w:p>
     <w:tbl xmlns:a="http://schemas.openxmlformats.org/drawingml/2006/main" xmlns:pic="http://schemas.openxmlformats.org/drawingml/2006/picture">
@@ -517,7 +517,7 @@
           <w:p>
             <w:pPr>
               <w:pStyle w:val="Normal"/>
-              <w:jc w:val="left"/>
+              <w:jc w:val="right"/>
               <w:pBdr>
                 <w:bottom w:val="none" w:sz="0" w:space="0" w:color="000000"/>
                 <w:top w:val="none" w:sz="0" w:space="0" w:color="000000"/>
@@ -1402,7 +1402,7 @@
           <w:p>
             <w:pPr>
               <w:pStyle w:val="Normal"/>
-              <w:jc w:val="left"/>
+              <w:jc w:val="right"/>
               <w:pBdr>
                 <w:bottom w:val="none" w:sz="0" w:space="0" w:color="000000"/>
                 <w:top w:val="none" w:sz="0" w:space="0" w:color="000000"/>
@@ -2287,7 +2287,7 @@
           <w:p>
             <w:pPr>
               <w:pStyle w:val="Normal"/>
-              <w:jc w:val="left"/>
+              <w:jc w:val="right"/>
               <w:pBdr>
                 <w:bottom w:val="none" w:sz="0" w:space="0" w:color="000000"/>
                 <w:top w:val="none" w:sz="0" w:space="0" w:color="000000"/>
@@ -3038,227 +3038,227 @@
                 <w:szCs w:val="14"/>
                 <w:color w:val="000000"/>
               </w:rPr>
-              <w:t xml:space="preserve">0.75 (0.56–1.00)</w:t>
-            </w:r>
-          </w:p>
-        </w:tc>
-        <w:tc>
-          <w:tcPr>
-            <w:tcBorders>
-              <w:bottom w:val="none" w:sz="0" w:space="0" w:color="000000"/>
-              <w:top w:val="none" w:sz="0" w:space="0" w:color="000000"/>
-              <w:left w:val="none" w:sz="0" w:space="0" w:color="000000"/>
-              <w:right w:val="none" w:sz="0" w:space="0" w:color="000000"/>
-            </w:tcBorders>
-            <w:shd w:val="clear" w:color="auto" w:fill="FFFFFF"/>
-            <w:tcMar>
-              <w:top w:w="0" w:type="dxa"/>
-              <w:bottom w:w="0" w:type="dxa"/>
-              <w:left w:w="0" w:type="dxa"/>
-              <w:right w:w="0" w:type="dxa"/>
-            </w:tcMar>
-            <w:vAlign w:val="center"/>
-          </w:tcPr>
-          <w:p>
-            <w:pPr>
-              <w:pStyle w:val="Normal"/>
-              <w:jc w:val="left"/>
-              <w:pBdr>
-                <w:bottom w:val="none" w:sz="0" w:space="0" w:color="000000"/>
-                <w:top w:val="none" w:sz="0" w:space="0" w:color="000000"/>
-                <w:left w:val="none" w:sz="0" w:space="0" w:color="000000"/>
-                <w:right w:val="none" w:sz="0" w:space="0" w:color="000000"/>
-              </w:pBdr>
-              <w:spacing w:after="100" w:before="100" w:line="240"/>
-              <w:ind w:left="100" w:right="100" w:firstLine="0" w:firstLineChars="0"/>
-              <w:rPr>
-                <w:rFonts w:ascii="Times New Roman" w:hAnsi="Times New Roman" w:eastAsia="Times New Roman" w:cs="Times New Roman"/>
-                <w:i w:val="false"/>
-                <w:b w:val="false"/>
-                <w:u w:val="none"/>
-                <w:strike w:val="false"/>
-                <w:sz w:val="14"/>
-                <w:szCs w:val="14"/>
-                <w:color w:val="000000"/>
-              </w:rPr>
-            </w:pPr>
-            <w:r>
-              <w:rPr>
-                <w:rFonts w:ascii="Times New Roman" w:hAnsi="Times New Roman" w:eastAsia="Times New Roman" w:cs="Times New Roman"/>
-                <w:i w:val="false"/>
-                <w:b w:val="false"/>
-                <w:u w:val="none"/>
-                <w:strike w:val="false"/>
-                <w:sz w:val="14"/>
-                <w:szCs w:val="14"/>
-                <w:color w:val="000000"/>
-              </w:rPr>
-              <w:t xml:space="preserve">0.052</w:t>
-            </w:r>
-          </w:p>
-        </w:tc>
-        <w:tc>
-          <w:tcPr>
-            <w:tcBorders>
-              <w:bottom w:val="none" w:sz="0" w:space="0" w:color="000000"/>
-              <w:top w:val="none" w:sz="0" w:space="0" w:color="000000"/>
-              <w:left w:val="none" w:sz="0" w:space="0" w:color="000000"/>
-              <w:right w:val="none" w:sz="0" w:space="0" w:color="000000"/>
-            </w:tcBorders>
-            <w:shd w:val="clear" w:color="auto" w:fill="FFFFFF"/>
-            <w:tcMar>
-              <w:top w:w="0" w:type="dxa"/>
-              <w:bottom w:w="0" w:type="dxa"/>
-              <w:left w:w="0" w:type="dxa"/>
-              <w:right w:w="0" w:type="dxa"/>
-            </w:tcMar>
-            <w:vAlign w:val="center"/>
-          </w:tcPr>
-          <w:p>
-            <w:pPr>
-              <w:pStyle w:val="Normal"/>
-              <w:jc w:val="left"/>
-              <w:pBdr>
-                <w:bottom w:val="none" w:sz="0" w:space="0" w:color="000000"/>
-                <w:top w:val="none" w:sz="0" w:space="0" w:color="000000"/>
-                <w:left w:val="none" w:sz="0" w:space="0" w:color="000000"/>
-                <w:right w:val="none" w:sz="0" w:space="0" w:color="000000"/>
-              </w:pBdr>
-              <w:spacing w:after="100" w:before="100" w:line="240"/>
-              <w:ind w:left="100" w:right="100" w:firstLine="0" w:firstLineChars="0"/>
-              <w:rPr>
-                <w:rFonts w:ascii="Times New Roman" w:hAnsi="Times New Roman" w:eastAsia="Times New Roman" w:cs="Times New Roman"/>
-                <w:i w:val="false"/>
-                <w:b w:val="false"/>
-                <w:u w:val="none"/>
-                <w:strike w:val="false"/>
-                <w:sz w:val="14"/>
-                <w:szCs w:val="14"/>
-                <w:color w:val="000000"/>
-              </w:rPr>
-            </w:pPr>
-            <w:r>
-              <w:rPr>
-                <w:rFonts w:ascii="Times New Roman" w:hAnsi="Times New Roman" w:eastAsia="Times New Roman" w:cs="Times New Roman"/>
-                <w:i w:val="false"/>
-                <w:b w:val="false"/>
-                <w:u w:val="none"/>
-                <w:strike w:val="false"/>
-                <w:sz w:val="14"/>
-                <w:szCs w:val="14"/>
-                <w:color w:val="000000"/>
-              </w:rPr>
-              <w:t xml:space="preserve">31.7</w:t>
-            </w:r>
-          </w:p>
-        </w:tc>
-        <w:tc>
-          <w:tcPr>
-            <w:tcBorders>
-              <w:bottom w:val="none" w:sz="0" w:space="0" w:color="000000"/>
-              <w:top w:val="none" w:sz="0" w:space="0" w:color="000000"/>
-              <w:left w:val="none" w:sz="0" w:space="0" w:color="000000"/>
-              <w:right w:val="none" w:sz="0" w:space="0" w:color="000000"/>
-            </w:tcBorders>
-            <w:shd w:val="clear" w:color="auto" w:fill="FFFFFF"/>
-            <w:tcMar>
-              <w:top w:w="0" w:type="dxa"/>
-              <w:bottom w:w="0" w:type="dxa"/>
-              <w:left w:w="0" w:type="dxa"/>
-              <w:right w:w="0" w:type="dxa"/>
-            </w:tcMar>
-            <w:vAlign w:val="center"/>
-          </w:tcPr>
-          <w:p>
-            <w:pPr>
-              <w:pStyle w:val="Normal"/>
-              <w:jc w:val="left"/>
-              <w:pBdr>
-                <w:bottom w:val="none" w:sz="0" w:space="0" w:color="000000"/>
-                <w:top w:val="none" w:sz="0" w:space="0" w:color="000000"/>
-                <w:left w:val="none" w:sz="0" w:space="0" w:color="000000"/>
-                <w:right w:val="none" w:sz="0" w:space="0" w:color="000000"/>
-              </w:pBdr>
-              <w:spacing w:after="100" w:before="100" w:line="240"/>
-              <w:ind w:left="100" w:right="100" w:firstLine="0" w:firstLineChars="0"/>
-              <w:rPr>
-                <w:rFonts w:ascii="Times New Roman" w:hAnsi="Times New Roman" w:eastAsia="Times New Roman" w:cs="Times New Roman"/>
-                <w:i w:val="false"/>
-                <w:b w:val="false"/>
-                <w:u w:val="none"/>
-                <w:strike w:val="false"/>
-                <w:sz w:val="14"/>
-                <w:szCs w:val="14"/>
-                <w:color w:val="000000"/>
-              </w:rPr>
-            </w:pPr>
-            <w:r>
-              <w:rPr>
-                <w:rFonts w:ascii="Times New Roman" w:hAnsi="Times New Roman" w:eastAsia="Times New Roman" w:cs="Times New Roman"/>
-                <w:i w:val="false"/>
-                <w:b w:val="false"/>
-                <w:u w:val="none"/>
-                <w:strike w:val="false"/>
-                <w:sz w:val="14"/>
-                <w:szCs w:val="14"/>
-                <w:color w:val="000000"/>
-              </w:rPr>
-              <w:t xml:space="preserve">I–IV</w:t>
-            </w:r>
-          </w:p>
-        </w:tc>
-        <w:tc>
-          <w:tcPr>
-            <w:tcBorders>
-              <w:bottom w:val="none" w:sz="0" w:space="0" w:color="000000"/>
-              <w:top w:val="none" w:sz="0" w:space="0" w:color="000000"/>
-              <w:left w:val="none" w:sz="0" w:space="0" w:color="000000"/>
-              <w:right w:val="none" w:sz="0" w:space="0" w:color="000000"/>
-            </w:tcBorders>
-            <w:shd w:val="clear" w:color="auto" w:fill="FFFFFF"/>
-            <w:tcMar>
-              <w:top w:w="0" w:type="dxa"/>
-              <w:bottom w:w="0" w:type="dxa"/>
-              <w:left w:w="0" w:type="dxa"/>
-              <w:right w:w="0" w:type="dxa"/>
-            </w:tcMar>
-            <w:vAlign w:val="center"/>
-          </w:tcPr>
-          <w:p>
-            <w:pPr>
-              <w:pStyle w:val="Normal"/>
-              <w:jc w:val="left"/>
-              <w:pBdr>
-                <w:bottom w:val="none" w:sz="0" w:space="0" w:color="000000"/>
-                <w:top w:val="none" w:sz="0" w:space="0" w:color="000000"/>
-                <w:left w:val="none" w:sz="0" w:space="0" w:color="000000"/>
-                <w:right w:val="none" w:sz="0" w:space="0" w:color="000000"/>
-              </w:pBdr>
-              <w:spacing w:after="100" w:before="100" w:line="240"/>
-              <w:ind w:left="100" w:right="100" w:firstLine="0" w:firstLineChars="0"/>
-              <w:rPr>
-                <w:rFonts w:ascii="Times New Roman" w:hAnsi="Times New Roman" w:eastAsia="Times New Roman" w:cs="Times New Roman"/>
-                <w:i w:val="false"/>
-                <w:b w:val="false"/>
-                <w:u w:val="none"/>
-                <w:strike w:val="false"/>
-                <w:sz w:val="14"/>
-                <w:szCs w:val="14"/>
-                <w:color w:val="000000"/>
-              </w:rPr>
-            </w:pPr>
-            <w:r>
-              <w:rPr>
-                <w:rFonts w:ascii="Times New Roman" w:hAnsi="Times New Roman" w:eastAsia="Times New Roman" w:cs="Times New Roman"/>
-                <w:i w:val="false"/>
-                <w:b w:val="false"/>
-                <w:u w:val="none"/>
-                <w:strike w:val="false"/>
-                <w:sz w:val="14"/>
-                <w:szCs w:val="14"/>
-                <w:color w:val="000000"/>
-              </w:rPr>
-              <w:t xml:space="preserve">0.129</w:t>
+              <w:t xml:space="preserve">0.80 (0.60–1.06)</w:t>
+            </w:r>
+          </w:p>
+        </w:tc>
+        <w:tc>
+          <w:tcPr>
+            <w:tcBorders>
+              <w:bottom w:val="none" w:sz="0" w:space="0" w:color="000000"/>
+              <w:top w:val="none" w:sz="0" w:space="0" w:color="000000"/>
+              <w:left w:val="none" w:sz="0" w:space="0" w:color="000000"/>
+              <w:right w:val="none" w:sz="0" w:space="0" w:color="000000"/>
+            </w:tcBorders>
+            <w:shd w:val="clear" w:color="auto" w:fill="FFFFFF"/>
+            <w:tcMar>
+              <w:top w:w="0" w:type="dxa"/>
+              <w:bottom w:w="0" w:type="dxa"/>
+              <w:left w:w="0" w:type="dxa"/>
+              <w:right w:w="0" w:type="dxa"/>
+            </w:tcMar>
+            <w:vAlign w:val="center"/>
+          </w:tcPr>
+          <w:p>
+            <w:pPr>
+              <w:pStyle w:val="Normal"/>
+              <w:jc w:val="left"/>
+              <w:pBdr>
+                <w:bottom w:val="none" w:sz="0" w:space="0" w:color="000000"/>
+                <w:top w:val="none" w:sz="0" w:space="0" w:color="000000"/>
+                <w:left w:val="none" w:sz="0" w:space="0" w:color="000000"/>
+                <w:right w:val="none" w:sz="0" w:space="0" w:color="000000"/>
+              </w:pBdr>
+              <w:spacing w:after="100" w:before="100" w:line="240"/>
+              <w:ind w:left="100" w:right="100" w:firstLine="0" w:firstLineChars="0"/>
+              <w:rPr>
+                <w:rFonts w:ascii="Times New Roman" w:hAnsi="Times New Roman" w:eastAsia="Times New Roman" w:cs="Times New Roman"/>
+                <w:i w:val="false"/>
+                <w:b w:val="false"/>
+                <w:u w:val="none"/>
+                <w:strike w:val="false"/>
+                <w:sz w:val="14"/>
+                <w:szCs w:val="14"/>
+                <w:color w:val="000000"/>
+              </w:rPr>
+            </w:pPr>
+            <w:r>
+              <w:rPr>
+                <w:rFonts w:ascii="Times New Roman" w:hAnsi="Times New Roman" w:eastAsia="Times New Roman" w:cs="Times New Roman"/>
+                <w:i w:val="false"/>
+                <w:b w:val="false"/>
+                <w:u w:val="none"/>
+                <w:strike w:val="false"/>
+                <w:sz w:val="14"/>
+                <w:szCs w:val="14"/>
+                <w:color w:val="000000"/>
+              </w:rPr>
+              <w:t xml:space="preserve">0.119</w:t>
+            </w:r>
+          </w:p>
+        </w:tc>
+        <w:tc>
+          <w:tcPr>
+            <w:tcBorders>
+              <w:bottom w:val="none" w:sz="0" w:space="0" w:color="000000"/>
+              <w:top w:val="none" w:sz="0" w:space="0" w:color="000000"/>
+              <w:left w:val="none" w:sz="0" w:space="0" w:color="000000"/>
+              <w:right w:val="none" w:sz="0" w:space="0" w:color="000000"/>
+            </w:tcBorders>
+            <w:shd w:val="clear" w:color="auto" w:fill="FFFFFF"/>
+            <w:tcMar>
+              <w:top w:w="0" w:type="dxa"/>
+              <w:bottom w:w="0" w:type="dxa"/>
+              <w:left w:w="0" w:type="dxa"/>
+              <w:right w:w="0" w:type="dxa"/>
+            </w:tcMar>
+            <w:vAlign w:val="center"/>
+          </w:tcPr>
+          <w:p>
+            <w:pPr>
+              <w:pStyle w:val="Normal"/>
+              <w:jc w:val="left"/>
+              <w:pBdr>
+                <w:bottom w:val="none" w:sz="0" w:space="0" w:color="000000"/>
+                <w:top w:val="none" w:sz="0" w:space="0" w:color="000000"/>
+                <w:left w:val="none" w:sz="0" w:space="0" w:color="000000"/>
+                <w:right w:val="none" w:sz="0" w:space="0" w:color="000000"/>
+              </w:pBdr>
+              <w:spacing w:after="100" w:before="100" w:line="240"/>
+              <w:ind w:left="100" w:right="100" w:firstLine="0" w:firstLineChars="0"/>
+              <w:rPr>
+                <w:rFonts w:ascii="Times New Roman" w:hAnsi="Times New Roman" w:eastAsia="Times New Roman" w:cs="Times New Roman"/>
+                <w:i w:val="false"/>
+                <w:b w:val="false"/>
+                <w:u w:val="none"/>
+                <w:strike w:val="false"/>
+                <w:sz w:val="14"/>
+                <w:szCs w:val="14"/>
+                <w:color w:val="000000"/>
+              </w:rPr>
+            </w:pPr>
+            <w:r>
+              <w:rPr>
+                <w:rFonts w:ascii="Times New Roman" w:hAnsi="Times New Roman" w:eastAsia="Times New Roman" w:cs="Times New Roman"/>
+                <w:i w:val="false"/>
+                <w:b w:val="false"/>
+                <w:u w:val="none"/>
+                <w:strike w:val="false"/>
+                <w:sz w:val="14"/>
+                <w:szCs w:val="14"/>
+                <w:color w:val="000000"/>
+              </w:rPr>
+              <w:t xml:space="preserve">47.5</w:t>
+            </w:r>
+          </w:p>
+        </w:tc>
+        <w:tc>
+          <w:tcPr>
+            <w:tcBorders>
+              <w:bottom w:val="none" w:sz="0" w:space="0" w:color="000000"/>
+              <w:top w:val="none" w:sz="0" w:space="0" w:color="000000"/>
+              <w:left w:val="none" w:sz="0" w:space="0" w:color="000000"/>
+              <w:right w:val="none" w:sz="0" w:space="0" w:color="000000"/>
+            </w:tcBorders>
+            <w:shd w:val="clear" w:color="auto" w:fill="FFFFFF"/>
+            <w:tcMar>
+              <w:top w:w="0" w:type="dxa"/>
+              <w:bottom w:w="0" w:type="dxa"/>
+              <w:left w:w="0" w:type="dxa"/>
+              <w:right w:w="0" w:type="dxa"/>
+            </w:tcMar>
+            <w:vAlign w:val="center"/>
+          </w:tcPr>
+          <w:p>
+            <w:pPr>
+              <w:pStyle w:val="Normal"/>
+              <w:jc w:val="right"/>
+              <w:pBdr>
+                <w:bottom w:val="none" w:sz="0" w:space="0" w:color="000000"/>
+                <w:top w:val="none" w:sz="0" w:space="0" w:color="000000"/>
+                <w:left w:val="none" w:sz="0" w:space="0" w:color="000000"/>
+                <w:right w:val="none" w:sz="0" w:space="0" w:color="000000"/>
+              </w:pBdr>
+              <w:spacing w:after="100" w:before="100" w:line="240"/>
+              <w:ind w:left="100" w:right="100" w:firstLine="0" w:firstLineChars="0"/>
+              <w:rPr>
+                <w:rFonts w:ascii="Times New Roman" w:hAnsi="Times New Roman" w:eastAsia="Times New Roman" w:cs="Times New Roman"/>
+                <w:i w:val="false"/>
+                <w:b w:val="false"/>
+                <w:u w:val="none"/>
+                <w:strike w:val="false"/>
+                <w:sz w:val="14"/>
+                <w:szCs w:val="14"/>
+                <w:color w:val="000000"/>
+              </w:rPr>
+            </w:pPr>
+            <w:r>
+              <w:rPr>
+                <w:rFonts w:ascii="Times New Roman" w:hAnsi="Times New Roman" w:eastAsia="Times New Roman" w:cs="Times New Roman"/>
+                <w:i w:val="false"/>
+                <w:b w:val="false"/>
+                <w:u w:val="none"/>
+                <w:strike w:val="false"/>
+                <w:sz w:val="14"/>
+                <w:szCs w:val="14"/>
+                <w:color w:val="000000"/>
+              </w:rPr>
+              <w:t xml:space="preserve"/>
+            </w:r>
+          </w:p>
+        </w:tc>
+        <w:tc>
+          <w:tcPr>
+            <w:tcBorders>
+              <w:bottom w:val="none" w:sz="0" w:space="0" w:color="000000"/>
+              <w:top w:val="none" w:sz="0" w:space="0" w:color="000000"/>
+              <w:left w:val="none" w:sz="0" w:space="0" w:color="000000"/>
+              <w:right w:val="none" w:sz="0" w:space="0" w:color="000000"/>
+            </w:tcBorders>
+            <w:shd w:val="clear" w:color="auto" w:fill="FFFFFF"/>
+            <w:tcMar>
+              <w:top w:w="0" w:type="dxa"/>
+              <w:bottom w:w="0" w:type="dxa"/>
+              <w:left w:w="0" w:type="dxa"/>
+              <w:right w:w="0" w:type="dxa"/>
+            </w:tcMar>
+            <w:vAlign w:val="center"/>
+          </w:tcPr>
+          <w:p>
+            <w:pPr>
+              <w:pStyle w:val="Normal"/>
+              <w:jc w:val="left"/>
+              <w:pBdr>
+                <w:bottom w:val="none" w:sz="0" w:space="0" w:color="000000"/>
+                <w:top w:val="none" w:sz="0" w:space="0" w:color="000000"/>
+                <w:left w:val="none" w:sz="0" w:space="0" w:color="000000"/>
+                <w:right w:val="none" w:sz="0" w:space="0" w:color="000000"/>
+              </w:pBdr>
+              <w:spacing w:after="100" w:before="100" w:line="240"/>
+              <w:ind w:left="100" w:right="100" w:firstLine="0" w:firstLineChars="0"/>
+              <w:rPr>
+                <w:rFonts w:ascii="Times New Roman" w:hAnsi="Times New Roman" w:eastAsia="Times New Roman" w:cs="Times New Roman"/>
+                <w:i w:val="false"/>
+                <w:b w:val="false"/>
+                <w:u w:val="none"/>
+                <w:strike w:val="false"/>
+                <w:sz w:val="14"/>
+                <w:szCs w:val="14"/>
+                <w:color w:val="000000"/>
+              </w:rPr>
+            </w:pPr>
+            <w:r>
+              <w:rPr>
+                <w:rFonts w:ascii="Times New Roman" w:hAnsi="Times New Roman" w:eastAsia="Times New Roman" w:cs="Times New Roman"/>
+                <w:i w:val="false"/>
+                <w:b w:val="false"/>
+                <w:u w:val="none"/>
+                <w:strike w:val="false"/>
+                <w:sz w:val="14"/>
+                <w:szCs w:val="14"/>
+                <w:color w:val="000000"/>
+              </w:rPr>
+              <w:t xml:space="preserve">0.230</w:t>
             </w:r>
           </w:p>
         </w:tc>
@@ -3923,227 +3923,227 @@
                 <w:szCs w:val="14"/>
                 <w:color w:val="000000"/>
               </w:rPr>
-              <w:t xml:space="preserve">0.75 (0.56–1.01)</w:t>
-            </w:r>
-          </w:p>
-        </w:tc>
-        <w:tc>
-          <w:tcPr>
-            <w:tcBorders>
-              <w:bottom w:val="none" w:sz="0" w:space="0" w:color="000000"/>
-              <w:top w:val="none" w:sz="0" w:space="0" w:color="000000"/>
-              <w:left w:val="none" w:sz="0" w:space="0" w:color="000000"/>
-              <w:right w:val="none" w:sz="0" w:space="0" w:color="000000"/>
-            </w:tcBorders>
-            <w:shd w:val="clear" w:color="auto" w:fill="FFFFFF"/>
-            <w:tcMar>
-              <w:top w:w="0" w:type="dxa"/>
-              <w:bottom w:w="0" w:type="dxa"/>
-              <w:left w:w="0" w:type="dxa"/>
-              <w:right w:w="0" w:type="dxa"/>
-            </w:tcMar>
-            <w:vAlign w:val="center"/>
-          </w:tcPr>
-          <w:p>
-            <w:pPr>
-              <w:pStyle w:val="Normal"/>
-              <w:jc w:val="left"/>
-              <w:pBdr>
-                <w:bottom w:val="none" w:sz="0" w:space="0" w:color="000000"/>
-                <w:top w:val="none" w:sz="0" w:space="0" w:color="000000"/>
-                <w:left w:val="none" w:sz="0" w:space="0" w:color="000000"/>
-                <w:right w:val="none" w:sz="0" w:space="0" w:color="000000"/>
-              </w:pBdr>
-              <w:spacing w:after="100" w:before="100" w:line="240"/>
-              <w:ind w:left="100" w:right="100" w:firstLine="0" w:firstLineChars="0"/>
-              <w:rPr>
-                <w:rFonts w:ascii="Times New Roman" w:hAnsi="Times New Roman" w:eastAsia="Times New Roman" w:cs="Times New Roman"/>
-                <w:i w:val="false"/>
-                <w:b w:val="false"/>
-                <w:u w:val="none"/>
-                <w:strike w:val="false"/>
-                <w:sz w:val="14"/>
-                <w:szCs w:val="14"/>
-                <w:color w:val="000000"/>
-              </w:rPr>
-            </w:pPr>
-            <w:r>
-              <w:rPr>
-                <w:rFonts w:ascii="Times New Roman" w:hAnsi="Times New Roman" w:eastAsia="Times New Roman" w:cs="Times New Roman"/>
-                <w:i w:val="false"/>
-                <w:b w:val="false"/>
-                <w:u w:val="none"/>
-                <w:strike w:val="false"/>
-                <w:sz w:val="14"/>
-                <w:szCs w:val="14"/>
-                <w:color w:val="000000"/>
-              </w:rPr>
-              <w:t xml:space="preserve">0.061</w:t>
-            </w:r>
-          </w:p>
-        </w:tc>
-        <w:tc>
-          <w:tcPr>
-            <w:tcBorders>
-              <w:bottom w:val="none" w:sz="0" w:space="0" w:color="000000"/>
-              <w:top w:val="none" w:sz="0" w:space="0" w:color="000000"/>
-              <w:left w:val="none" w:sz="0" w:space="0" w:color="000000"/>
-              <w:right w:val="none" w:sz="0" w:space="0" w:color="000000"/>
-            </w:tcBorders>
-            <w:shd w:val="clear" w:color="auto" w:fill="FFFFFF"/>
-            <w:tcMar>
-              <w:top w:w="0" w:type="dxa"/>
-              <w:bottom w:w="0" w:type="dxa"/>
-              <w:left w:w="0" w:type="dxa"/>
-              <w:right w:w="0" w:type="dxa"/>
-            </w:tcMar>
-            <w:vAlign w:val="center"/>
-          </w:tcPr>
-          <w:p>
-            <w:pPr>
-              <w:pStyle w:val="Normal"/>
-              <w:jc w:val="left"/>
-              <w:pBdr>
-                <w:bottom w:val="none" w:sz="0" w:space="0" w:color="000000"/>
-                <w:top w:val="none" w:sz="0" w:space="0" w:color="000000"/>
-                <w:left w:val="none" w:sz="0" w:space="0" w:color="000000"/>
-                <w:right w:val="none" w:sz="0" w:space="0" w:color="000000"/>
-              </w:pBdr>
-              <w:spacing w:after="100" w:before="100" w:line="240"/>
-              <w:ind w:left="100" w:right="100" w:firstLine="0" w:firstLineChars="0"/>
-              <w:rPr>
-                <w:rFonts w:ascii="Times New Roman" w:hAnsi="Times New Roman" w:eastAsia="Times New Roman" w:cs="Times New Roman"/>
-                <w:i w:val="false"/>
-                <w:b w:val="false"/>
-                <w:u w:val="none"/>
-                <w:strike w:val="false"/>
-                <w:sz w:val="14"/>
-                <w:szCs w:val="14"/>
-                <w:color w:val="000000"/>
-              </w:rPr>
-            </w:pPr>
-            <w:r>
-              <w:rPr>
-                <w:rFonts w:ascii="Times New Roman" w:hAnsi="Times New Roman" w:eastAsia="Times New Roman" w:cs="Times New Roman"/>
-                <w:i w:val="false"/>
-                <w:b w:val="false"/>
-                <w:u w:val="none"/>
-                <w:strike w:val="false"/>
-                <w:sz w:val="14"/>
-                <w:szCs w:val="14"/>
-                <w:color w:val="000000"/>
-              </w:rPr>
-              <w:t xml:space="preserve">29.2</w:t>
-            </w:r>
-          </w:p>
-        </w:tc>
-        <w:tc>
-          <w:tcPr>
-            <w:tcBorders>
-              <w:bottom w:val="none" w:sz="0" w:space="0" w:color="000000"/>
-              <w:top w:val="none" w:sz="0" w:space="0" w:color="000000"/>
-              <w:left w:val="none" w:sz="0" w:space="0" w:color="000000"/>
-              <w:right w:val="none" w:sz="0" w:space="0" w:color="000000"/>
-            </w:tcBorders>
-            <w:shd w:val="clear" w:color="auto" w:fill="FFFFFF"/>
-            <w:tcMar>
-              <w:top w:w="0" w:type="dxa"/>
-              <w:bottom w:w="0" w:type="dxa"/>
-              <w:left w:w="0" w:type="dxa"/>
-              <w:right w:w="0" w:type="dxa"/>
-            </w:tcMar>
-            <w:vAlign w:val="center"/>
-          </w:tcPr>
-          <w:p>
-            <w:pPr>
-              <w:pStyle w:val="Normal"/>
-              <w:jc w:val="left"/>
-              <w:pBdr>
-                <w:bottom w:val="none" w:sz="0" w:space="0" w:color="000000"/>
-                <w:top w:val="none" w:sz="0" w:space="0" w:color="000000"/>
-                <w:left w:val="none" w:sz="0" w:space="0" w:color="000000"/>
-                <w:right w:val="none" w:sz="0" w:space="0" w:color="000000"/>
-              </w:pBdr>
-              <w:spacing w:after="100" w:before="100" w:line="240"/>
-              <w:ind w:left="100" w:right="100" w:firstLine="0" w:firstLineChars="0"/>
-              <w:rPr>
-                <w:rFonts w:ascii="Times New Roman" w:hAnsi="Times New Roman" w:eastAsia="Times New Roman" w:cs="Times New Roman"/>
-                <w:i w:val="false"/>
-                <w:b w:val="false"/>
-                <w:u w:val="none"/>
-                <w:strike w:val="false"/>
-                <w:sz w:val="14"/>
-                <w:szCs w:val="14"/>
-                <w:color w:val="000000"/>
-              </w:rPr>
-            </w:pPr>
-            <w:r>
-              <w:rPr>
-                <w:rFonts w:ascii="Times New Roman" w:hAnsi="Times New Roman" w:eastAsia="Times New Roman" w:cs="Times New Roman"/>
-                <w:i w:val="false"/>
-                <w:b w:val="false"/>
-                <w:u w:val="none"/>
-                <w:strike w:val="false"/>
-                <w:sz w:val="14"/>
-                <w:szCs w:val="14"/>
-                <w:color w:val="000000"/>
-              </w:rPr>
-              <w:t xml:space="preserve">I–IV</w:t>
-            </w:r>
-          </w:p>
-        </w:tc>
-        <w:tc>
-          <w:tcPr>
-            <w:tcBorders>
-              <w:bottom w:val="none" w:sz="0" w:space="0" w:color="000000"/>
-              <w:top w:val="none" w:sz="0" w:space="0" w:color="000000"/>
-              <w:left w:val="none" w:sz="0" w:space="0" w:color="000000"/>
-              <w:right w:val="none" w:sz="0" w:space="0" w:color="000000"/>
-            </w:tcBorders>
-            <w:shd w:val="clear" w:color="auto" w:fill="FFFFFF"/>
-            <w:tcMar>
-              <w:top w:w="0" w:type="dxa"/>
-              <w:bottom w:w="0" w:type="dxa"/>
-              <w:left w:w="0" w:type="dxa"/>
-              <w:right w:w="0" w:type="dxa"/>
-            </w:tcMar>
-            <w:vAlign w:val="center"/>
-          </w:tcPr>
-          <w:p>
-            <w:pPr>
-              <w:pStyle w:val="Normal"/>
-              <w:jc w:val="left"/>
-              <w:pBdr>
-                <w:bottom w:val="none" w:sz="0" w:space="0" w:color="000000"/>
-                <w:top w:val="none" w:sz="0" w:space="0" w:color="000000"/>
-                <w:left w:val="none" w:sz="0" w:space="0" w:color="000000"/>
-                <w:right w:val="none" w:sz="0" w:space="0" w:color="000000"/>
-              </w:pBdr>
-              <w:spacing w:after="100" w:before="100" w:line="240"/>
-              <w:ind w:left="100" w:right="100" w:firstLine="0" w:firstLineChars="0"/>
-              <w:rPr>
-                <w:rFonts w:ascii="Times New Roman" w:hAnsi="Times New Roman" w:eastAsia="Times New Roman" w:cs="Times New Roman"/>
-                <w:i w:val="false"/>
-                <w:b w:val="false"/>
-                <w:u w:val="none"/>
-                <w:strike w:val="false"/>
-                <w:sz w:val="14"/>
-                <w:szCs w:val="14"/>
-                <w:color w:val="000000"/>
-              </w:rPr>
-            </w:pPr>
-            <w:r>
-              <w:rPr>
-                <w:rFonts w:ascii="Times New Roman" w:hAnsi="Times New Roman" w:eastAsia="Times New Roman" w:cs="Times New Roman"/>
-                <w:i w:val="false"/>
-                <w:b w:val="false"/>
-                <w:u w:val="none"/>
-                <w:strike w:val="false"/>
-                <w:sz w:val="14"/>
-                <w:szCs w:val="14"/>
-                <w:color w:val="000000"/>
-              </w:rPr>
-              <w:t xml:space="preserve">0.075</w:t>
+              <w:t xml:space="preserve">0.80 (0.59–1.07)</w:t>
+            </w:r>
+          </w:p>
+        </w:tc>
+        <w:tc>
+          <w:tcPr>
+            <w:tcBorders>
+              <w:bottom w:val="none" w:sz="0" w:space="0" w:color="000000"/>
+              <w:top w:val="none" w:sz="0" w:space="0" w:color="000000"/>
+              <w:left w:val="none" w:sz="0" w:space="0" w:color="000000"/>
+              <w:right w:val="none" w:sz="0" w:space="0" w:color="000000"/>
+            </w:tcBorders>
+            <w:shd w:val="clear" w:color="auto" w:fill="FFFFFF"/>
+            <w:tcMar>
+              <w:top w:w="0" w:type="dxa"/>
+              <w:bottom w:w="0" w:type="dxa"/>
+              <w:left w:w="0" w:type="dxa"/>
+              <w:right w:w="0" w:type="dxa"/>
+            </w:tcMar>
+            <w:vAlign w:val="center"/>
+          </w:tcPr>
+          <w:p>
+            <w:pPr>
+              <w:pStyle w:val="Normal"/>
+              <w:jc w:val="left"/>
+              <w:pBdr>
+                <w:bottom w:val="none" w:sz="0" w:space="0" w:color="000000"/>
+                <w:top w:val="none" w:sz="0" w:space="0" w:color="000000"/>
+                <w:left w:val="none" w:sz="0" w:space="0" w:color="000000"/>
+                <w:right w:val="none" w:sz="0" w:space="0" w:color="000000"/>
+              </w:pBdr>
+              <w:spacing w:after="100" w:before="100" w:line="240"/>
+              <w:ind w:left="100" w:right="100" w:firstLine="0" w:firstLineChars="0"/>
+              <w:rPr>
+                <w:rFonts w:ascii="Times New Roman" w:hAnsi="Times New Roman" w:eastAsia="Times New Roman" w:cs="Times New Roman"/>
+                <w:i w:val="false"/>
+                <w:b w:val="false"/>
+                <w:u w:val="none"/>
+                <w:strike w:val="false"/>
+                <w:sz w:val="14"/>
+                <w:szCs w:val="14"/>
+                <w:color w:val="000000"/>
+              </w:rPr>
+            </w:pPr>
+            <w:r>
+              <w:rPr>
+                <w:rFonts w:ascii="Times New Roman" w:hAnsi="Times New Roman" w:eastAsia="Times New Roman" w:cs="Times New Roman"/>
+                <w:i w:val="false"/>
+                <w:b w:val="false"/>
+                <w:u w:val="none"/>
+                <w:strike w:val="false"/>
+                <w:sz w:val="14"/>
+                <w:szCs w:val="14"/>
+                <w:color w:val="000000"/>
+              </w:rPr>
+              <w:t xml:space="preserve">0.136</w:t>
+            </w:r>
+          </w:p>
+        </w:tc>
+        <w:tc>
+          <w:tcPr>
+            <w:tcBorders>
+              <w:bottom w:val="none" w:sz="0" w:space="0" w:color="000000"/>
+              <w:top w:val="none" w:sz="0" w:space="0" w:color="000000"/>
+              <w:left w:val="none" w:sz="0" w:space="0" w:color="000000"/>
+              <w:right w:val="none" w:sz="0" w:space="0" w:color="000000"/>
+            </w:tcBorders>
+            <w:shd w:val="clear" w:color="auto" w:fill="FFFFFF"/>
+            <w:tcMar>
+              <w:top w:w="0" w:type="dxa"/>
+              <w:bottom w:w="0" w:type="dxa"/>
+              <w:left w:w="0" w:type="dxa"/>
+              <w:right w:w="0" w:type="dxa"/>
+            </w:tcMar>
+            <w:vAlign w:val="center"/>
+          </w:tcPr>
+          <w:p>
+            <w:pPr>
+              <w:pStyle w:val="Normal"/>
+              <w:jc w:val="left"/>
+              <w:pBdr>
+                <w:bottom w:val="none" w:sz="0" w:space="0" w:color="000000"/>
+                <w:top w:val="none" w:sz="0" w:space="0" w:color="000000"/>
+                <w:left w:val="none" w:sz="0" w:space="0" w:color="000000"/>
+                <w:right w:val="none" w:sz="0" w:space="0" w:color="000000"/>
+              </w:pBdr>
+              <w:spacing w:after="100" w:before="100" w:line="240"/>
+              <w:ind w:left="100" w:right="100" w:firstLine="0" w:firstLineChars="0"/>
+              <w:rPr>
+                <w:rFonts w:ascii="Times New Roman" w:hAnsi="Times New Roman" w:eastAsia="Times New Roman" w:cs="Times New Roman"/>
+                <w:i w:val="false"/>
+                <w:b w:val="false"/>
+                <w:u w:val="none"/>
+                <w:strike w:val="false"/>
+                <w:sz w:val="14"/>
+                <w:szCs w:val="14"/>
+                <w:color w:val="000000"/>
+              </w:rPr>
+            </w:pPr>
+            <w:r>
+              <w:rPr>
+                <w:rFonts w:ascii="Times New Roman" w:hAnsi="Times New Roman" w:eastAsia="Times New Roman" w:cs="Times New Roman"/>
+                <w:i w:val="false"/>
+                <w:b w:val="false"/>
+                <w:u w:val="none"/>
+                <w:strike w:val="false"/>
+                <w:sz w:val="14"/>
+                <w:szCs w:val="14"/>
+                <w:color w:val="000000"/>
+              </w:rPr>
+              <w:t xml:space="preserve">43.8</w:t>
+            </w:r>
+          </w:p>
+        </w:tc>
+        <w:tc>
+          <w:tcPr>
+            <w:tcBorders>
+              <w:bottom w:val="none" w:sz="0" w:space="0" w:color="000000"/>
+              <w:top w:val="none" w:sz="0" w:space="0" w:color="000000"/>
+              <w:left w:val="none" w:sz="0" w:space="0" w:color="000000"/>
+              <w:right w:val="none" w:sz="0" w:space="0" w:color="000000"/>
+            </w:tcBorders>
+            <w:shd w:val="clear" w:color="auto" w:fill="FFFFFF"/>
+            <w:tcMar>
+              <w:top w:w="0" w:type="dxa"/>
+              <w:bottom w:w="0" w:type="dxa"/>
+              <w:left w:w="0" w:type="dxa"/>
+              <w:right w:w="0" w:type="dxa"/>
+            </w:tcMar>
+            <w:vAlign w:val="center"/>
+          </w:tcPr>
+          <w:p>
+            <w:pPr>
+              <w:pStyle w:val="Normal"/>
+              <w:jc w:val="right"/>
+              <w:pBdr>
+                <w:bottom w:val="none" w:sz="0" w:space="0" w:color="000000"/>
+                <w:top w:val="none" w:sz="0" w:space="0" w:color="000000"/>
+                <w:left w:val="none" w:sz="0" w:space="0" w:color="000000"/>
+                <w:right w:val="none" w:sz="0" w:space="0" w:color="000000"/>
+              </w:pBdr>
+              <w:spacing w:after="100" w:before="100" w:line="240"/>
+              <w:ind w:left="100" w:right="100" w:firstLine="0" w:firstLineChars="0"/>
+              <w:rPr>
+                <w:rFonts w:ascii="Times New Roman" w:hAnsi="Times New Roman" w:eastAsia="Times New Roman" w:cs="Times New Roman"/>
+                <w:i w:val="false"/>
+                <w:b w:val="false"/>
+                <w:u w:val="none"/>
+                <w:strike w:val="false"/>
+                <w:sz w:val="14"/>
+                <w:szCs w:val="14"/>
+                <w:color w:val="000000"/>
+              </w:rPr>
+            </w:pPr>
+            <w:r>
+              <w:rPr>
+                <w:rFonts w:ascii="Times New Roman" w:hAnsi="Times New Roman" w:eastAsia="Times New Roman" w:cs="Times New Roman"/>
+                <w:i w:val="false"/>
+                <w:b w:val="false"/>
+                <w:u w:val="none"/>
+                <w:strike w:val="false"/>
+                <w:sz w:val="14"/>
+                <w:szCs w:val="14"/>
+                <w:color w:val="000000"/>
+              </w:rPr>
+              <w:t xml:space="preserve"/>
+            </w:r>
+          </w:p>
+        </w:tc>
+        <w:tc>
+          <w:tcPr>
+            <w:tcBorders>
+              <w:bottom w:val="none" w:sz="0" w:space="0" w:color="000000"/>
+              <w:top w:val="none" w:sz="0" w:space="0" w:color="000000"/>
+              <w:left w:val="none" w:sz="0" w:space="0" w:color="000000"/>
+              <w:right w:val="none" w:sz="0" w:space="0" w:color="000000"/>
+            </w:tcBorders>
+            <w:shd w:val="clear" w:color="auto" w:fill="FFFFFF"/>
+            <w:tcMar>
+              <w:top w:w="0" w:type="dxa"/>
+              <w:bottom w:w="0" w:type="dxa"/>
+              <w:left w:w="0" w:type="dxa"/>
+              <w:right w:w="0" w:type="dxa"/>
+            </w:tcMar>
+            <w:vAlign w:val="center"/>
+          </w:tcPr>
+          <w:p>
+            <w:pPr>
+              <w:pStyle w:val="Normal"/>
+              <w:jc w:val="left"/>
+              <w:pBdr>
+                <w:bottom w:val="none" w:sz="0" w:space="0" w:color="000000"/>
+                <w:top w:val="none" w:sz="0" w:space="0" w:color="000000"/>
+                <w:left w:val="none" w:sz="0" w:space="0" w:color="000000"/>
+                <w:right w:val="none" w:sz="0" w:space="0" w:color="000000"/>
+              </w:pBdr>
+              <w:spacing w:after="100" w:before="100" w:line="240"/>
+              <w:ind w:left="100" w:right="100" w:firstLine="0" w:firstLineChars="0"/>
+              <w:rPr>
+                <w:rFonts w:ascii="Times New Roman" w:hAnsi="Times New Roman" w:eastAsia="Times New Roman" w:cs="Times New Roman"/>
+                <w:i w:val="false"/>
+                <w:b w:val="false"/>
+                <w:u w:val="none"/>
+                <w:strike w:val="false"/>
+                <w:sz w:val="14"/>
+                <w:szCs w:val="14"/>
+                <w:color w:val="000000"/>
+              </w:rPr>
+            </w:pPr>
+            <w:r>
+              <w:rPr>
+                <w:rFonts w:ascii="Times New Roman" w:hAnsi="Times New Roman" w:eastAsia="Times New Roman" w:cs="Times New Roman"/>
+                <w:i w:val="false"/>
+                <w:b w:val="false"/>
+                <w:u w:val="none"/>
+                <w:strike w:val="false"/>
+                <w:sz w:val="14"/>
+                <w:szCs w:val="14"/>
+                <w:color w:val="000000"/>
+              </w:rPr>
+              <w:t xml:space="preserve">0.126</w:t>
             </w:r>
           </w:p>
         </w:tc>
@@ -4808,282 +4808,282 @@
                 <w:szCs w:val="14"/>
                 <w:color w:val="000000"/>
               </w:rPr>
-              <w:t xml:space="preserve">0.73 (0.54–0.99)</w:t>
-            </w:r>
-          </w:p>
-        </w:tc>
-        <w:tc>
-          <w:tcPr>
-            <w:tcBorders>
-              <w:bottom w:val="none" w:sz="0" w:space="0" w:color="000000"/>
-              <w:top w:val="none" w:sz="0" w:space="0" w:color="000000"/>
-              <w:left w:val="none" w:sz="0" w:space="0" w:color="000000"/>
-              <w:right w:val="none" w:sz="0" w:space="0" w:color="000000"/>
-            </w:tcBorders>
-            <w:shd w:val="clear" w:color="auto" w:fill="FFFFFF"/>
-            <w:tcMar>
-              <w:top w:w="0" w:type="dxa"/>
-              <w:bottom w:w="0" w:type="dxa"/>
-              <w:left w:w="0" w:type="dxa"/>
-              <w:right w:w="0" w:type="dxa"/>
-            </w:tcMar>
-            <w:vAlign w:val="center"/>
-          </w:tcPr>
-          <w:p>
-            <w:pPr>
-              <w:pStyle w:val="Normal"/>
-              <w:jc w:val="left"/>
-              <w:pBdr>
-                <w:bottom w:val="none" w:sz="0" w:space="0" w:color="000000"/>
-                <w:top w:val="none" w:sz="0" w:space="0" w:color="000000"/>
-                <w:left w:val="none" w:sz="0" w:space="0" w:color="000000"/>
-                <w:right w:val="none" w:sz="0" w:space="0" w:color="000000"/>
-              </w:pBdr>
-              <w:spacing w:after="100" w:before="100" w:line="240"/>
-              <w:ind w:left="100" w:right="100" w:firstLine="0" w:firstLineChars="0"/>
-              <w:rPr>
-                <w:rFonts w:ascii="Times New Roman" w:hAnsi="Times New Roman" w:eastAsia="Times New Roman" w:cs="Times New Roman"/>
-                <w:i w:val="false"/>
-                <w:b w:val="false"/>
-                <w:u w:val="none"/>
-                <w:strike w:val="false"/>
-                <w:sz w:val="14"/>
-                <w:szCs w:val="14"/>
-                <w:color w:val="000000"/>
-              </w:rPr>
-            </w:pPr>
-            <w:r>
-              <w:rPr>
-                <w:rFonts w:ascii="Times New Roman" w:hAnsi="Times New Roman" w:eastAsia="Times New Roman" w:cs="Times New Roman"/>
-                <w:i w:val="false"/>
-                <w:b w:val="false"/>
-                <w:u w:val="none"/>
-                <w:strike w:val="false"/>
-                <w:sz w:val="14"/>
-                <w:szCs w:val="14"/>
-                <w:color w:val="000000"/>
-              </w:rPr>
-              <w:t xml:space="preserve">0.045</w:t>
-            </w:r>
-          </w:p>
-        </w:tc>
-        <w:tc>
-          <w:tcPr>
-            <w:tcBorders>
-              <w:bottom w:val="none" w:sz="0" w:space="0" w:color="000000"/>
-              <w:top w:val="none" w:sz="0" w:space="0" w:color="000000"/>
-              <w:left w:val="none" w:sz="0" w:space="0" w:color="000000"/>
-              <w:right w:val="none" w:sz="0" w:space="0" w:color="000000"/>
-            </w:tcBorders>
-            <w:shd w:val="clear" w:color="auto" w:fill="FFFFFF"/>
-            <w:tcMar>
-              <w:top w:w="0" w:type="dxa"/>
-              <w:bottom w:w="0" w:type="dxa"/>
-              <w:left w:w="0" w:type="dxa"/>
-              <w:right w:w="0" w:type="dxa"/>
-            </w:tcMar>
-            <w:vAlign w:val="center"/>
-          </w:tcPr>
-          <w:p>
-            <w:pPr>
-              <w:pStyle w:val="Normal"/>
-              <w:jc w:val="left"/>
-              <w:pBdr>
-                <w:bottom w:val="none" w:sz="0" w:space="0" w:color="000000"/>
-                <w:top w:val="none" w:sz="0" w:space="0" w:color="000000"/>
-                <w:left w:val="none" w:sz="0" w:space="0" w:color="000000"/>
-                <w:right w:val="none" w:sz="0" w:space="0" w:color="000000"/>
-              </w:pBdr>
-              <w:spacing w:after="100" w:before="100" w:line="240"/>
-              <w:ind w:left="100" w:right="100" w:firstLine="0" w:firstLineChars="0"/>
-              <w:rPr>
-                <w:rFonts w:ascii="Times New Roman" w:hAnsi="Times New Roman" w:eastAsia="Times New Roman" w:cs="Times New Roman"/>
-                <w:i w:val="false"/>
-                <w:b w:val="false"/>
-                <w:u w:val="none"/>
-                <w:strike w:val="false"/>
-                <w:sz w:val="14"/>
-                <w:szCs w:val="14"/>
-                <w:color w:val="000000"/>
-              </w:rPr>
-            </w:pPr>
-            <w:r>
-              <w:rPr>
-                <w:rFonts w:ascii="Times New Roman" w:hAnsi="Times New Roman" w:eastAsia="Times New Roman" w:cs="Times New Roman"/>
-                <w:i w:val="false"/>
-                <w:b w:val="false"/>
-                <w:u w:val="none"/>
-                <w:strike w:val="false"/>
-                <w:sz w:val="14"/>
-                <w:szCs w:val="14"/>
-                <w:color w:val="000000"/>
-              </w:rPr>
-              <w:t xml:space="preserve">25.0</w:t>
-            </w:r>
-          </w:p>
-        </w:tc>
-        <w:tc>
-          <w:tcPr>
-            <w:tcBorders>
-              <w:bottom w:val="none" w:sz="0" w:space="0" w:color="000000"/>
-              <w:top w:val="none" w:sz="0" w:space="0" w:color="000000"/>
-              <w:left w:val="none" w:sz="0" w:space="0" w:color="000000"/>
-              <w:right w:val="none" w:sz="0" w:space="0" w:color="000000"/>
-            </w:tcBorders>
-            <w:shd w:val="clear" w:color="auto" w:fill="FFFFFF"/>
-            <w:tcMar>
-              <w:top w:w="0" w:type="dxa"/>
-              <w:bottom w:w="0" w:type="dxa"/>
-              <w:left w:w="0" w:type="dxa"/>
-              <w:right w:w="0" w:type="dxa"/>
-            </w:tcMar>
-            <w:vAlign w:val="center"/>
-          </w:tcPr>
-          <w:p>
-            <w:pPr>
-              <w:pStyle w:val="Normal"/>
-              <w:jc w:val="left"/>
-              <w:pBdr>
-                <w:bottom w:val="none" w:sz="0" w:space="0" w:color="000000"/>
-                <w:top w:val="none" w:sz="0" w:space="0" w:color="000000"/>
-                <w:left w:val="none" w:sz="0" w:space="0" w:color="000000"/>
-                <w:right w:val="none" w:sz="0" w:space="0" w:color="000000"/>
-              </w:pBdr>
-              <w:spacing w:after="100" w:before="100" w:line="240"/>
-              <w:ind w:left="100" w:right="100" w:firstLine="0" w:firstLineChars="0"/>
-              <w:rPr>
-                <w:rFonts w:ascii="Times New Roman" w:hAnsi="Times New Roman" w:eastAsia="Times New Roman" w:cs="Times New Roman"/>
-                <w:i w:val="false"/>
-                <w:b w:val="false"/>
-                <w:u w:val="none"/>
-                <w:strike w:val="false"/>
-                <w:sz w:val="14"/>
-                <w:szCs w:val="14"/>
-                <w:color w:val="000000"/>
-              </w:rPr>
-            </w:pPr>
-            <w:r>
-              <w:rPr>
-                <w:rFonts w:ascii="Times New Roman" w:hAnsi="Times New Roman" w:eastAsia="Times New Roman" w:cs="Times New Roman"/>
-                <w:i w:val="false"/>
-                <w:b w:val="false"/>
-                <w:u w:val="none"/>
-                <w:strike w:val="false"/>
-                <w:sz w:val="14"/>
-                <w:szCs w:val="14"/>
-                <w:color w:val="000000"/>
-              </w:rPr>
-              <w:t xml:space="preserve">I–IV</w:t>
-            </w:r>
-          </w:p>
-        </w:tc>
-        <w:tc>
-          <w:tcPr>
-            <w:tcBorders>
-              <w:bottom w:val="none" w:sz="0" w:space="0" w:color="000000"/>
-              <w:top w:val="none" w:sz="0" w:space="0" w:color="000000"/>
-              <w:left w:val="none" w:sz="0" w:space="0" w:color="000000"/>
-              <w:right w:val="none" w:sz="0" w:space="0" w:color="000000"/>
-            </w:tcBorders>
-            <w:shd w:val="clear" w:color="auto" w:fill="FFFFFF"/>
-            <w:tcMar>
-              <w:top w:w="0" w:type="dxa"/>
-              <w:bottom w:w="0" w:type="dxa"/>
-              <w:left w:w="0" w:type="dxa"/>
-              <w:right w:w="0" w:type="dxa"/>
-            </w:tcMar>
-            <w:vAlign w:val="center"/>
-          </w:tcPr>
-          <w:p>
-            <w:pPr>
-              <w:pStyle w:val="Normal"/>
-              <w:jc w:val="left"/>
-              <w:pBdr>
-                <w:bottom w:val="none" w:sz="0" w:space="0" w:color="000000"/>
-                <w:top w:val="none" w:sz="0" w:space="0" w:color="000000"/>
-                <w:left w:val="none" w:sz="0" w:space="0" w:color="000000"/>
-                <w:right w:val="none" w:sz="0" w:space="0" w:color="000000"/>
-              </w:pBdr>
-              <w:spacing w:after="100" w:before="100" w:line="240"/>
-              <w:ind w:left="100" w:right="100" w:firstLine="0" w:firstLineChars="0"/>
-              <w:rPr>
-                <w:rFonts w:ascii="Times New Roman" w:hAnsi="Times New Roman" w:eastAsia="Times New Roman" w:cs="Times New Roman"/>
-                <w:i w:val="false"/>
-                <w:b w:val="false"/>
-                <w:u w:val="none"/>
-                <w:strike w:val="false"/>
-                <w:sz w:val="14"/>
-                <w:szCs w:val="14"/>
-                <w:color w:val="000000"/>
-              </w:rPr>
-            </w:pPr>
-            <w:r>
-              <w:rPr>
-                <w:rFonts w:ascii="Times New Roman" w:hAnsi="Times New Roman" w:eastAsia="Times New Roman" w:cs="Times New Roman"/>
-                <w:i w:val="false"/>
-                <w:b w:val="false"/>
-                <w:u w:val="none"/>
-                <w:strike w:val="false"/>
-                <w:sz w:val="14"/>
-                <w:szCs w:val="14"/>
-                <w:color w:val="000000"/>
-              </w:rPr>
-              <w:t xml:space="preserve">0.074</w:t>
-            </w:r>
-          </w:p>
-        </w:tc>
-        <w:tc>
-          <w:tcPr>
-            <w:tcBorders>
-              <w:bottom w:val="none" w:sz="0" w:space="0" w:color="000000"/>
-              <w:top w:val="none" w:sz="0" w:space="0" w:color="000000"/>
-              <w:left w:val="none" w:sz="0" w:space="0" w:color="000000"/>
-              <w:right w:val="none" w:sz="0" w:space="0" w:color="000000"/>
-            </w:tcBorders>
-            <w:shd w:val="clear" w:color="auto" w:fill="FFFFFF"/>
-            <w:tcMar>
-              <w:top w:w="0" w:type="dxa"/>
-              <w:bottom w:w="0" w:type="dxa"/>
-              <w:left w:w="0" w:type="dxa"/>
-              <w:right w:w="0" w:type="dxa"/>
-            </w:tcMar>
-            <w:vAlign w:val="center"/>
-          </w:tcPr>
-          <w:p>
-            <w:pPr>
-              <w:pStyle w:val="Normal"/>
-              <w:jc w:val="left"/>
-              <w:pBdr>
-                <w:bottom w:val="none" w:sz="0" w:space="0" w:color="000000"/>
-                <w:top w:val="none" w:sz="0" w:space="0" w:color="000000"/>
-                <w:left w:val="none" w:sz="0" w:space="0" w:color="000000"/>
-                <w:right w:val="none" w:sz="0" w:space="0" w:color="000000"/>
-              </w:pBdr>
-              <w:spacing w:after="100" w:before="100" w:line="240"/>
-              <w:ind w:left="100" w:right="100" w:firstLine="0" w:firstLineChars="0"/>
-              <w:rPr>
-                <w:rFonts w:ascii="Times New Roman" w:hAnsi="Times New Roman" w:eastAsia="Times New Roman" w:cs="Times New Roman"/>
-                <w:i w:val="false"/>
-                <w:b w:val="false"/>
-                <w:u w:val="none"/>
-                <w:strike w:val="false"/>
-                <w:sz w:val="14"/>
-                <w:szCs w:val="14"/>
-                <w:color w:val="000000"/>
-              </w:rPr>
-            </w:pPr>
-            <w:r>
-              <w:rPr>
-                <w:rFonts w:ascii="Times New Roman" w:hAnsi="Times New Roman" w:eastAsia="Times New Roman" w:cs="Times New Roman"/>
-                <w:i w:val="false"/>
-                <w:b w:val="false"/>
-                <w:u w:val="none"/>
-                <w:strike w:val="false"/>
-                <w:sz w:val="14"/>
-                <w:szCs w:val="14"/>
-                <w:color w:val="000000"/>
-              </w:rPr>
-              <w:t xml:space="preserve">0.605</w:t>
+              <w:t xml:space="preserve">0.75 (0.55–1.02)</w:t>
+            </w:r>
+          </w:p>
+        </w:tc>
+        <w:tc>
+          <w:tcPr>
+            <w:tcBorders>
+              <w:bottom w:val="none" w:sz="0" w:space="0" w:color="000000"/>
+              <w:top w:val="none" w:sz="0" w:space="0" w:color="000000"/>
+              <w:left w:val="none" w:sz="0" w:space="0" w:color="000000"/>
+              <w:right w:val="none" w:sz="0" w:space="0" w:color="000000"/>
+            </w:tcBorders>
+            <w:shd w:val="clear" w:color="auto" w:fill="FFFFFF"/>
+            <w:tcMar>
+              <w:top w:w="0" w:type="dxa"/>
+              <w:bottom w:w="0" w:type="dxa"/>
+              <w:left w:w="0" w:type="dxa"/>
+              <w:right w:w="0" w:type="dxa"/>
+            </w:tcMar>
+            <w:vAlign w:val="center"/>
+          </w:tcPr>
+          <w:p>
+            <w:pPr>
+              <w:pStyle w:val="Normal"/>
+              <w:jc w:val="left"/>
+              <w:pBdr>
+                <w:bottom w:val="none" w:sz="0" w:space="0" w:color="000000"/>
+                <w:top w:val="none" w:sz="0" w:space="0" w:color="000000"/>
+                <w:left w:val="none" w:sz="0" w:space="0" w:color="000000"/>
+                <w:right w:val="none" w:sz="0" w:space="0" w:color="000000"/>
+              </w:pBdr>
+              <w:spacing w:after="100" w:before="100" w:line="240"/>
+              <w:ind w:left="100" w:right="100" w:firstLine="0" w:firstLineChars="0"/>
+              <w:rPr>
+                <w:rFonts w:ascii="Times New Roman" w:hAnsi="Times New Roman" w:eastAsia="Times New Roman" w:cs="Times New Roman"/>
+                <w:i w:val="false"/>
+                <w:b w:val="false"/>
+                <w:u w:val="none"/>
+                <w:strike w:val="false"/>
+                <w:sz w:val="14"/>
+                <w:szCs w:val="14"/>
+                <w:color w:val="000000"/>
+              </w:rPr>
+            </w:pPr>
+            <w:r>
+              <w:rPr>
+                <w:rFonts w:ascii="Times New Roman" w:hAnsi="Times New Roman" w:eastAsia="Times New Roman" w:cs="Times New Roman"/>
+                <w:i w:val="false"/>
+                <w:b w:val="false"/>
+                <w:u w:val="none"/>
+                <w:strike w:val="false"/>
+                <w:sz w:val="14"/>
+                <w:szCs w:val="14"/>
+                <w:color w:val="000000"/>
+              </w:rPr>
+              <w:t xml:space="preserve">0.071</w:t>
+            </w:r>
+          </w:p>
+        </w:tc>
+        <w:tc>
+          <w:tcPr>
+            <w:tcBorders>
+              <w:bottom w:val="none" w:sz="0" w:space="0" w:color="000000"/>
+              <w:top w:val="none" w:sz="0" w:space="0" w:color="000000"/>
+              <w:left w:val="none" w:sz="0" w:space="0" w:color="000000"/>
+              <w:right w:val="none" w:sz="0" w:space="0" w:color="000000"/>
+            </w:tcBorders>
+            <w:shd w:val="clear" w:color="auto" w:fill="FFFFFF"/>
+            <w:tcMar>
+              <w:top w:w="0" w:type="dxa"/>
+              <w:bottom w:w="0" w:type="dxa"/>
+              <w:left w:w="0" w:type="dxa"/>
+              <w:right w:w="0" w:type="dxa"/>
+            </w:tcMar>
+            <w:vAlign w:val="center"/>
+          </w:tcPr>
+          <w:p>
+            <w:pPr>
+              <w:pStyle w:val="Normal"/>
+              <w:jc w:val="left"/>
+              <w:pBdr>
+                <w:bottom w:val="none" w:sz="0" w:space="0" w:color="000000"/>
+                <w:top w:val="none" w:sz="0" w:space="0" w:color="000000"/>
+                <w:left w:val="none" w:sz="0" w:space="0" w:color="000000"/>
+                <w:right w:val="none" w:sz="0" w:space="0" w:color="000000"/>
+              </w:pBdr>
+              <w:spacing w:after="100" w:before="100" w:line="240"/>
+              <w:ind w:left="100" w:right="100" w:firstLine="0" w:firstLineChars="0"/>
+              <w:rPr>
+                <w:rFonts w:ascii="Times New Roman" w:hAnsi="Times New Roman" w:eastAsia="Times New Roman" w:cs="Times New Roman"/>
+                <w:i w:val="false"/>
+                <w:b w:val="false"/>
+                <w:u w:val="none"/>
+                <w:strike w:val="false"/>
+                <w:sz w:val="14"/>
+                <w:szCs w:val="14"/>
+                <w:color w:val="000000"/>
+              </w:rPr>
+            </w:pPr>
+            <w:r>
+              <w:rPr>
+                <w:rFonts w:ascii="Times New Roman" w:hAnsi="Times New Roman" w:eastAsia="Times New Roman" w:cs="Times New Roman"/>
+                <w:i w:val="false"/>
+                <w:b w:val="false"/>
+                <w:u w:val="none"/>
+                <w:strike w:val="false"/>
+                <w:sz w:val="14"/>
+                <w:szCs w:val="14"/>
+                <w:color w:val="000000"/>
+              </w:rPr>
+              <w:t xml:space="preserve">35.0</w:t>
+            </w:r>
+          </w:p>
+        </w:tc>
+        <w:tc>
+          <w:tcPr>
+            <w:tcBorders>
+              <w:bottom w:val="none" w:sz="0" w:space="0" w:color="000000"/>
+              <w:top w:val="none" w:sz="0" w:space="0" w:color="000000"/>
+              <w:left w:val="none" w:sz="0" w:space="0" w:color="000000"/>
+              <w:right w:val="none" w:sz="0" w:space="0" w:color="000000"/>
+            </w:tcBorders>
+            <w:shd w:val="clear" w:color="auto" w:fill="FFFFFF"/>
+            <w:tcMar>
+              <w:top w:w="0" w:type="dxa"/>
+              <w:bottom w:w="0" w:type="dxa"/>
+              <w:left w:w="0" w:type="dxa"/>
+              <w:right w:w="0" w:type="dxa"/>
+            </w:tcMar>
+            <w:vAlign w:val="center"/>
+          </w:tcPr>
+          <w:p>
+            <w:pPr>
+              <w:pStyle w:val="Normal"/>
+              <w:jc w:val="right"/>
+              <w:pBdr>
+                <w:bottom w:val="none" w:sz="0" w:space="0" w:color="000000"/>
+                <w:top w:val="none" w:sz="0" w:space="0" w:color="000000"/>
+                <w:left w:val="none" w:sz="0" w:space="0" w:color="000000"/>
+                <w:right w:val="none" w:sz="0" w:space="0" w:color="000000"/>
+              </w:pBdr>
+              <w:spacing w:after="100" w:before="100" w:line="240"/>
+              <w:ind w:left="100" w:right="100" w:firstLine="0" w:firstLineChars="0"/>
+              <w:rPr>
+                <w:rFonts w:ascii="Times New Roman" w:hAnsi="Times New Roman" w:eastAsia="Times New Roman" w:cs="Times New Roman"/>
+                <w:i w:val="false"/>
+                <w:b w:val="false"/>
+                <w:u w:val="none"/>
+                <w:strike w:val="false"/>
+                <w:sz w:val="14"/>
+                <w:szCs w:val="14"/>
+                <w:color w:val="000000"/>
+              </w:rPr>
+            </w:pPr>
+            <w:r>
+              <w:rPr>
+                <w:rFonts w:ascii="Times New Roman" w:hAnsi="Times New Roman" w:eastAsia="Times New Roman" w:cs="Times New Roman"/>
+                <w:i w:val="false"/>
+                <w:b w:val="false"/>
+                <w:u w:val="none"/>
+                <w:strike w:val="false"/>
+                <w:sz w:val="14"/>
+                <w:szCs w:val="14"/>
+                <w:color w:val="000000"/>
+              </w:rPr>
+              <w:t xml:space="preserve"/>
+            </w:r>
+          </w:p>
+        </w:tc>
+        <w:tc>
+          <w:tcPr>
+            <w:tcBorders>
+              <w:bottom w:val="none" w:sz="0" w:space="0" w:color="000000"/>
+              <w:top w:val="none" w:sz="0" w:space="0" w:color="000000"/>
+              <w:left w:val="none" w:sz="0" w:space="0" w:color="000000"/>
+              <w:right w:val="none" w:sz="0" w:space="0" w:color="000000"/>
+            </w:tcBorders>
+            <w:shd w:val="clear" w:color="auto" w:fill="FFFFFF"/>
+            <w:tcMar>
+              <w:top w:w="0" w:type="dxa"/>
+              <w:bottom w:w="0" w:type="dxa"/>
+              <w:left w:w="0" w:type="dxa"/>
+              <w:right w:w="0" w:type="dxa"/>
+            </w:tcMar>
+            <w:vAlign w:val="center"/>
+          </w:tcPr>
+          <w:p>
+            <w:pPr>
+              <w:pStyle w:val="Normal"/>
+              <w:jc w:val="left"/>
+              <w:pBdr>
+                <w:bottom w:val="none" w:sz="0" w:space="0" w:color="000000"/>
+                <w:top w:val="none" w:sz="0" w:space="0" w:color="000000"/>
+                <w:left w:val="none" w:sz="0" w:space="0" w:color="000000"/>
+                <w:right w:val="none" w:sz="0" w:space="0" w:color="000000"/>
+              </w:pBdr>
+              <w:spacing w:after="100" w:before="100" w:line="240"/>
+              <w:ind w:left="100" w:right="100" w:firstLine="0" w:firstLineChars="0"/>
+              <w:rPr>
+                <w:rFonts w:ascii="Times New Roman" w:hAnsi="Times New Roman" w:eastAsia="Times New Roman" w:cs="Times New Roman"/>
+                <w:i w:val="false"/>
+                <w:b w:val="false"/>
+                <w:u w:val="none"/>
+                <w:strike w:val="false"/>
+                <w:sz w:val="14"/>
+                <w:szCs w:val="14"/>
+                <w:color w:val="000000"/>
+              </w:rPr>
+            </w:pPr>
+            <w:r>
+              <w:rPr>
+                <w:rFonts w:ascii="Times New Roman" w:hAnsi="Times New Roman" w:eastAsia="Times New Roman" w:cs="Times New Roman"/>
+                <w:i w:val="false"/>
+                <w:b w:val="false"/>
+                <w:u w:val="none"/>
+                <w:strike w:val="false"/>
+                <w:sz w:val="14"/>
+                <w:szCs w:val="14"/>
+                <w:color w:val="000000"/>
+              </w:rPr>
+              <w:t xml:space="preserve">0.116</w:t>
+            </w:r>
+          </w:p>
+        </w:tc>
+        <w:tc>
+          <w:tcPr>
+            <w:tcBorders>
+              <w:bottom w:val="none" w:sz="0" w:space="0" w:color="000000"/>
+              <w:top w:val="none" w:sz="0" w:space="0" w:color="000000"/>
+              <w:left w:val="none" w:sz="0" w:space="0" w:color="000000"/>
+              <w:right w:val="none" w:sz="0" w:space="0" w:color="000000"/>
+            </w:tcBorders>
+            <w:shd w:val="clear" w:color="auto" w:fill="FFFFFF"/>
+            <w:tcMar>
+              <w:top w:w="0" w:type="dxa"/>
+              <w:bottom w:w="0" w:type="dxa"/>
+              <w:left w:w="0" w:type="dxa"/>
+              <w:right w:w="0" w:type="dxa"/>
+            </w:tcMar>
+            <w:vAlign w:val="center"/>
+          </w:tcPr>
+          <w:p>
+            <w:pPr>
+              <w:pStyle w:val="Normal"/>
+              <w:jc w:val="left"/>
+              <w:pBdr>
+                <w:bottom w:val="none" w:sz="0" w:space="0" w:color="000000"/>
+                <w:top w:val="none" w:sz="0" w:space="0" w:color="000000"/>
+                <w:left w:val="none" w:sz="0" w:space="0" w:color="000000"/>
+                <w:right w:val="none" w:sz="0" w:space="0" w:color="000000"/>
+              </w:pBdr>
+              <w:spacing w:after="100" w:before="100" w:line="240"/>
+              <w:ind w:left="100" w:right="100" w:firstLine="0" w:firstLineChars="0"/>
+              <w:rPr>
+                <w:rFonts w:ascii="Times New Roman" w:hAnsi="Times New Roman" w:eastAsia="Times New Roman" w:cs="Times New Roman"/>
+                <w:i w:val="false"/>
+                <w:b w:val="false"/>
+                <w:u w:val="none"/>
+                <w:strike w:val="false"/>
+                <w:sz w:val="14"/>
+                <w:szCs w:val="14"/>
+                <w:color w:val="000000"/>
+              </w:rPr>
+            </w:pPr>
+            <w:r>
+              <w:rPr>
+                <w:rFonts w:ascii="Times New Roman" w:hAnsi="Times New Roman" w:eastAsia="Times New Roman" w:cs="Times New Roman"/>
+                <w:i w:val="false"/>
+                <w:b w:val="false"/>
+                <w:u w:val="none"/>
+                <w:strike w:val="false"/>
+                <w:sz w:val="14"/>
+                <w:szCs w:val="14"/>
+                <w:color w:val="000000"/>
+              </w:rPr>
+              <w:t xml:space="preserve">0.641</w:t>
             </w:r>
           </w:p>
         </w:tc>
@@ -5827,7 +5827,7 @@
           <w:p>
             <w:pPr>
               <w:pStyle w:val="Normal"/>
-              <w:jc w:val="left"/>
+              <w:jc w:val="right"/>
               <w:pBdr>
                 <w:bottom w:val="none" w:sz="0" w:space="0" w:color="000000"/>
                 <w:top w:val="none" w:sz="0" w:space="0" w:color="000000"/>
@@ -6712,7 +6712,7 @@
           <w:p>
             <w:pPr>
               <w:pStyle w:val="Normal"/>
-              <w:jc w:val="left"/>
+              <w:jc w:val="right"/>
               <w:pBdr>
                 <w:bottom w:val="none" w:sz="0" w:space="0" w:color="000000"/>
                 <w:top w:val="none" w:sz="0" w:space="0" w:color="000000"/>
@@ -7463,227 +7463,227 @@
                 <w:szCs w:val="14"/>
                 <w:color w:val="000000"/>
               </w:rPr>
-              <w:t xml:space="preserve">0.73 (0.53–1.01)</w:t>
-            </w:r>
-          </w:p>
-        </w:tc>
-        <w:tc>
-          <w:tcPr>
-            <w:tcBorders>
-              <w:bottom w:val="none" w:sz="0" w:space="0" w:color="000000"/>
-              <w:top w:val="none" w:sz="0" w:space="0" w:color="000000"/>
-              <w:left w:val="none" w:sz="0" w:space="0" w:color="000000"/>
-              <w:right w:val="none" w:sz="0" w:space="0" w:color="000000"/>
-            </w:tcBorders>
-            <w:shd w:val="clear" w:color="auto" w:fill="FFFFFF"/>
-            <w:tcMar>
-              <w:top w:w="0" w:type="dxa"/>
-              <w:bottom w:w="0" w:type="dxa"/>
-              <w:left w:w="0" w:type="dxa"/>
-              <w:right w:w="0" w:type="dxa"/>
-            </w:tcMar>
-            <w:vAlign w:val="center"/>
-          </w:tcPr>
-          <w:p>
-            <w:pPr>
-              <w:pStyle w:val="Normal"/>
-              <w:jc w:val="left"/>
-              <w:pBdr>
-                <w:bottom w:val="none" w:sz="0" w:space="0" w:color="000000"/>
-                <w:top w:val="none" w:sz="0" w:space="0" w:color="000000"/>
-                <w:left w:val="none" w:sz="0" w:space="0" w:color="000000"/>
-                <w:right w:val="none" w:sz="0" w:space="0" w:color="000000"/>
-              </w:pBdr>
-              <w:spacing w:after="100" w:before="100" w:line="240"/>
-              <w:ind w:left="100" w:right="100" w:firstLine="0" w:firstLineChars="0"/>
-              <w:rPr>
-                <w:rFonts w:ascii="Times New Roman" w:hAnsi="Times New Roman" w:eastAsia="Times New Roman" w:cs="Times New Roman"/>
-                <w:i w:val="false"/>
-                <w:b w:val="false"/>
-                <w:u w:val="none"/>
-                <w:strike w:val="false"/>
-                <w:sz w:val="14"/>
-                <w:szCs w:val="14"/>
-                <w:color w:val="000000"/>
-              </w:rPr>
-            </w:pPr>
-            <w:r>
-              <w:rPr>
-                <w:rFonts w:ascii="Times New Roman" w:hAnsi="Times New Roman" w:eastAsia="Times New Roman" w:cs="Times New Roman"/>
-                <w:i w:val="false"/>
-                <w:b w:val="false"/>
-                <w:u w:val="none"/>
-                <w:strike w:val="false"/>
-                <w:sz w:val="14"/>
-                <w:szCs w:val="14"/>
-                <w:color w:val="000000"/>
-              </w:rPr>
-              <w:t xml:space="preserve">0.058</w:t>
-            </w:r>
-          </w:p>
-        </w:tc>
-        <w:tc>
-          <w:tcPr>
-            <w:tcBorders>
-              <w:bottom w:val="none" w:sz="0" w:space="0" w:color="000000"/>
-              <w:top w:val="none" w:sz="0" w:space="0" w:color="000000"/>
-              <w:left w:val="none" w:sz="0" w:space="0" w:color="000000"/>
-              <w:right w:val="none" w:sz="0" w:space="0" w:color="000000"/>
-            </w:tcBorders>
-            <w:shd w:val="clear" w:color="auto" w:fill="FFFFFF"/>
-            <w:tcMar>
-              <w:top w:w="0" w:type="dxa"/>
-              <w:bottom w:w="0" w:type="dxa"/>
-              <w:left w:w="0" w:type="dxa"/>
-              <w:right w:w="0" w:type="dxa"/>
-            </w:tcMar>
-            <w:vAlign w:val="center"/>
-          </w:tcPr>
-          <w:p>
-            <w:pPr>
-              <w:pStyle w:val="Normal"/>
-              <w:jc w:val="left"/>
-              <w:pBdr>
-                <w:bottom w:val="none" w:sz="0" w:space="0" w:color="000000"/>
-                <w:top w:val="none" w:sz="0" w:space="0" w:color="000000"/>
-                <w:left w:val="none" w:sz="0" w:space="0" w:color="000000"/>
-                <w:right w:val="none" w:sz="0" w:space="0" w:color="000000"/>
-              </w:pBdr>
-              <w:spacing w:after="100" w:before="100" w:line="240"/>
-              <w:ind w:left="100" w:right="100" w:firstLine="0" w:firstLineChars="0"/>
-              <w:rPr>
-                <w:rFonts w:ascii="Times New Roman" w:hAnsi="Times New Roman" w:eastAsia="Times New Roman" w:cs="Times New Roman"/>
-                <w:i w:val="false"/>
-                <w:b w:val="false"/>
-                <w:u w:val="none"/>
-                <w:strike w:val="false"/>
-                <w:sz w:val="14"/>
-                <w:szCs w:val="14"/>
-                <w:color w:val="000000"/>
-              </w:rPr>
-            </w:pPr>
-            <w:r>
-              <w:rPr>
-                <w:rFonts w:ascii="Times New Roman" w:hAnsi="Times New Roman" w:eastAsia="Times New Roman" w:cs="Times New Roman"/>
-                <w:i w:val="false"/>
-                <w:b w:val="false"/>
-                <w:u w:val="none"/>
-                <w:strike w:val="false"/>
-                <w:sz w:val="14"/>
-                <w:szCs w:val="14"/>
-                <w:color w:val="000000"/>
-              </w:rPr>
-              <w:t xml:space="preserve">26.2</w:t>
-            </w:r>
-          </w:p>
-        </w:tc>
-        <w:tc>
-          <w:tcPr>
-            <w:tcBorders>
-              <w:bottom w:val="none" w:sz="0" w:space="0" w:color="000000"/>
-              <w:top w:val="none" w:sz="0" w:space="0" w:color="000000"/>
-              <w:left w:val="none" w:sz="0" w:space="0" w:color="000000"/>
-              <w:right w:val="none" w:sz="0" w:space="0" w:color="000000"/>
-            </w:tcBorders>
-            <w:shd w:val="clear" w:color="auto" w:fill="FFFFFF"/>
-            <w:tcMar>
-              <w:top w:w="0" w:type="dxa"/>
-              <w:bottom w:w="0" w:type="dxa"/>
-              <w:left w:w="0" w:type="dxa"/>
-              <w:right w:w="0" w:type="dxa"/>
-            </w:tcMar>
-            <w:vAlign w:val="center"/>
-          </w:tcPr>
-          <w:p>
-            <w:pPr>
-              <w:pStyle w:val="Normal"/>
-              <w:jc w:val="left"/>
-              <w:pBdr>
-                <w:bottom w:val="none" w:sz="0" w:space="0" w:color="000000"/>
-                <w:top w:val="none" w:sz="0" w:space="0" w:color="000000"/>
-                <w:left w:val="none" w:sz="0" w:space="0" w:color="000000"/>
-                <w:right w:val="none" w:sz="0" w:space="0" w:color="000000"/>
-              </w:pBdr>
-              <w:spacing w:after="100" w:before="100" w:line="240"/>
-              <w:ind w:left="100" w:right="100" w:firstLine="0" w:firstLineChars="0"/>
-              <w:rPr>
-                <w:rFonts w:ascii="Times New Roman" w:hAnsi="Times New Roman" w:eastAsia="Times New Roman" w:cs="Times New Roman"/>
-                <w:i w:val="false"/>
-                <w:b w:val="false"/>
-                <w:u w:val="none"/>
-                <w:strike w:val="false"/>
-                <w:sz w:val="14"/>
-                <w:szCs w:val="14"/>
-                <w:color w:val="000000"/>
-              </w:rPr>
-            </w:pPr>
-            <w:r>
-              <w:rPr>
-                <w:rFonts w:ascii="Times New Roman" w:hAnsi="Times New Roman" w:eastAsia="Times New Roman" w:cs="Times New Roman"/>
-                <w:i w:val="false"/>
-                <w:b w:val="false"/>
-                <w:u w:val="none"/>
-                <w:strike w:val="false"/>
-                <w:sz w:val="14"/>
-                <w:szCs w:val="14"/>
-                <w:color w:val="000000"/>
-              </w:rPr>
-              <w:t xml:space="preserve">I–IV</w:t>
-            </w:r>
-          </w:p>
-        </w:tc>
-        <w:tc>
-          <w:tcPr>
-            <w:tcBorders>
-              <w:bottom w:val="none" w:sz="0" w:space="0" w:color="000000"/>
-              <w:top w:val="none" w:sz="0" w:space="0" w:color="000000"/>
-              <w:left w:val="none" w:sz="0" w:space="0" w:color="000000"/>
-              <w:right w:val="none" w:sz="0" w:space="0" w:color="000000"/>
-            </w:tcBorders>
-            <w:shd w:val="clear" w:color="auto" w:fill="FFFFFF"/>
-            <w:tcMar>
-              <w:top w:w="0" w:type="dxa"/>
-              <w:bottom w:w="0" w:type="dxa"/>
-              <w:left w:w="0" w:type="dxa"/>
-              <w:right w:w="0" w:type="dxa"/>
-            </w:tcMar>
-            <w:vAlign w:val="center"/>
-          </w:tcPr>
-          <w:p>
-            <w:pPr>
-              <w:pStyle w:val="Normal"/>
-              <w:jc w:val="left"/>
-              <w:pBdr>
-                <w:bottom w:val="none" w:sz="0" w:space="0" w:color="000000"/>
-                <w:top w:val="none" w:sz="0" w:space="0" w:color="000000"/>
-                <w:left w:val="none" w:sz="0" w:space="0" w:color="000000"/>
-                <w:right w:val="none" w:sz="0" w:space="0" w:color="000000"/>
-              </w:pBdr>
-              <w:spacing w:after="100" w:before="100" w:line="240"/>
-              <w:ind w:left="100" w:right="100" w:firstLine="0" w:firstLineChars="0"/>
-              <w:rPr>
-                <w:rFonts w:ascii="Times New Roman" w:hAnsi="Times New Roman" w:eastAsia="Times New Roman" w:cs="Times New Roman"/>
-                <w:i w:val="false"/>
-                <w:b w:val="false"/>
-                <w:u w:val="none"/>
-                <w:strike w:val="false"/>
-                <w:sz w:val="14"/>
-                <w:szCs w:val="14"/>
-                <w:color w:val="000000"/>
-              </w:rPr>
-            </w:pPr>
-            <w:r>
-              <w:rPr>
-                <w:rFonts w:ascii="Times New Roman" w:hAnsi="Times New Roman" w:eastAsia="Times New Roman" w:cs="Times New Roman"/>
-                <w:i w:val="false"/>
-                <w:b w:val="false"/>
-                <w:u w:val="none"/>
-                <w:strike w:val="false"/>
-                <w:sz w:val="14"/>
-                <w:szCs w:val="14"/>
-                <w:color w:val="000000"/>
-              </w:rPr>
-              <w:t xml:space="preserve">0.081</w:t>
+              <w:t xml:space="preserve">0.76 (0.56–1.05)</w:t>
+            </w:r>
+          </w:p>
+        </w:tc>
+        <w:tc>
+          <w:tcPr>
+            <w:tcBorders>
+              <w:bottom w:val="none" w:sz="0" w:space="0" w:color="000000"/>
+              <w:top w:val="none" w:sz="0" w:space="0" w:color="000000"/>
+              <w:left w:val="none" w:sz="0" w:space="0" w:color="000000"/>
+              <w:right w:val="none" w:sz="0" w:space="0" w:color="000000"/>
+            </w:tcBorders>
+            <w:shd w:val="clear" w:color="auto" w:fill="FFFFFF"/>
+            <w:tcMar>
+              <w:top w:w="0" w:type="dxa"/>
+              <w:bottom w:w="0" w:type="dxa"/>
+              <w:left w:w="0" w:type="dxa"/>
+              <w:right w:w="0" w:type="dxa"/>
+            </w:tcMar>
+            <w:vAlign w:val="center"/>
+          </w:tcPr>
+          <w:p>
+            <w:pPr>
+              <w:pStyle w:val="Normal"/>
+              <w:jc w:val="left"/>
+              <w:pBdr>
+                <w:bottom w:val="none" w:sz="0" w:space="0" w:color="000000"/>
+                <w:top w:val="none" w:sz="0" w:space="0" w:color="000000"/>
+                <w:left w:val="none" w:sz="0" w:space="0" w:color="000000"/>
+                <w:right w:val="none" w:sz="0" w:space="0" w:color="000000"/>
+              </w:pBdr>
+              <w:spacing w:after="100" w:before="100" w:line="240"/>
+              <w:ind w:left="100" w:right="100" w:firstLine="0" w:firstLineChars="0"/>
+              <w:rPr>
+                <w:rFonts w:ascii="Times New Roman" w:hAnsi="Times New Roman" w:eastAsia="Times New Roman" w:cs="Times New Roman"/>
+                <w:i w:val="false"/>
+                <w:b w:val="false"/>
+                <w:u w:val="none"/>
+                <w:strike w:val="false"/>
+                <w:sz w:val="14"/>
+                <w:szCs w:val="14"/>
+                <w:color w:val="000000"/>
+              </w:rPr>
+            </w:pPr>
+            <w:r>
+              <w:rPr>
+                <w:rFonts w:ascii="Times New Roman" w:hAnsi="Times New Roman" w:eastAsia="Times New Roman" w:cs="Times New Roman"/>
+                <w:i w:val="false"/>
+                <w:b w:val="false"/>
+                <w:u w:val="none"/>
+                <w:strike w:val="false"/>
+                <w:sz w:val="14"/>
+                <w:szCs w:val="14"/>
+                <w:color w:val="000000"/>
+              </w:rPr>
+              <w:t xml:space="preserve">0.097</w:t>
+            </w:r>
+          </w:p>
+        </w:tc>
+        <w:tc>
+          <w:tcPr>
+            <w:tcBorders>
+              <w:bottom w:val="none" w:sz="0" w:space="0" w:color="000000"/>
+              <w:top w:val="none" w:sz="0" w:space="0" w:color="000000"/>
+              <w:left w:val="none" w:sz="0" w:space="0" w:color="000000"/>
+              <w:right w:val="none" w:sz="0" w:space="0" w:color="000000"/>
+            </w:tcBorders>
+            <w:shd w:val="clear" w:color="auto" w:fill="FFFFFF"/>
+            <w:tcMar>
+              <w:top w:w="0" w:type="dxa"/>
+              <w:bottom w:w="0" w:type="dxa"/>
+              <w:left w:w="0" w:type="dxa"/>
+              <w:right w:w="0" w:type="dxa"/>
+            </w:tcMar>
+            <w:vAlign w:val="center"/>
+          </w:tcPr>
+          <w:p>
+            <w:pPr>
+              <w:pStyle w:val="Normal"/>
+              <w:jc w:val="left"/>
+              <w:pBdr>
+                <w:bottom w:val="none" w:sz="0" w:space="0" w:color="000000"/>
+                <w:top w:val="none" w:sz="0" w:space="0" w:color="000000"/>
+                <w:left w:val="none" w:sz="0" w:space="0" w:color="000000"/>
+                <w:right w:val="none" w:sz="0" w:space="0" w:color="000000"/>
+              </w:pBdr>
+              <w:spacing w:after="100" w:before="100" w:line="240"/>
+              <w:ind w:left="100" w:right="100" w:firstLine="0" w:firstLineChars="0"/>
+              <w:rPr>
+                <w:rFonts w:ascii="Times New Roman" w:hAnsi="Times New Roman" w:eastAsia="Times New Roman" w:cs="Times New Roman"/>
+                <w:i w:val="false"/>
+                <w:b w:val="false"/>
+                <w:u w:val="none"/>
+                <w:strike w:val="false"/>
+                <w:sz w:val="14"/>
+                <w:szCs w:val="14"/>
+                <w:color w:val="000000"/>
+              </w:rPr>
+            </w:pPr>
+            <w:r>
+              <w:rPr>
+                <w:rFonts w:ascii="Times New Roman" w:hAnsi="Times New Roman" w:eastAsia="Times New Roman" w:cs="Times New Roman"/>
+                <w:i w:val="false"/>
+                <w:b w:val="false"/>
+                <w:u w:val="none"/>
+                <w:strike w:val="false"/>
+                <w:sz w:val="14"/>
+                <w:szCs w:val="14"/>
+                <w:color w:val="000000"/>
+              </w:rPr>
+              <w:t xml:space="preserve">39.2</w:t>
+            </w:r>
+          </w:p>
+        </w:tc>
+        <w:tc>
+          <w:tcPr>
+            <w:tcBorders>
+              <w:bottom w:val="none" w:sz="0" w:space="0" w:color="000000"/>
+              <w:top w:val="none" w:sz="0" w:space="0" w:color="000000"/>
+              <w:left w:val="none" w:sz="0" w:space="0" w:color="000000"/>
+              <w:right w:val="none" w:sz="0" w:space="0" w:color="000000"/>
+            </w:tcBorders>
+            <w:shd w:val="clear" w:color="auto" w:fill="FFFFFF"/>
+            <w:tcMar>
+              <w:top w:w="0" w:type="dxa"/>
+              <w:bottom w:w="0" w:type="dxa"/>
+              <w:left w:w="0" w:type="dxa"/>
+              <w:right w:w="0" w:type="dxa"/>
+            </w:tcMar>
+            <w:vAlign w:val="center"/>
+          </w:tcPr>
+          <w:p>
+            <w:pPr>
+              <w:pStyle w:val="Normal"/>
+              <w:jc w:val="right"/>
+              <w:pBdr>
+                <w:bottom w:val="none" w:sz="0" w:space="0" w:color="000000"/>
+                <w:top w:val="none" w:sz="0" w:space="0" w:color="000000"/>
+                <w:left w:val="none" w:sz="0" w:space="0" w:color="000000"/>
+                <w:right w:val="none" w:sz="0" w:space="0" w:color="000000"/>
+              </w:pBdr>
+              <w:spacing w:after="100" w:before="100" w:line="240"/>
+              <w:ind w:left="100" w:right="100" w:firstLine="0" w:firstLineChars="0"/>
+              <w:rPr>
+                <w:rFonts w:ascii="Times New Roman" w:hAnsi="Times New Roman" w:eastAsia="Times New Roman" w:cs="Times New Roman"/>
+                <w:i w:val="false"/>
+                <w:b w:val="false"/>
+                <w:u w:val="none"/>
+                <w:strike w:val="false"/>
+                <w:sz w:val="14"/>
+                <w:szCs w:val="14"/>
+                <w:color w:val="000000"/>
+              </w:rPr>
+            </w:pPr>
+            <w:r>
+              <w:rPr>
+                <w:rFonts w:ascii="Times New Roman" w:hAnsi="Times New Roman" w:eastAsia="Times New Roman" w:cs="Times New Roman"/>
+                <w:i w:val="false"/>
+                <w:b w:val="false"/>
+                <w:u w:val="none"/>
+                <w:strike w:val="false"/>
+                <w:sz w:val="14"/>
+                <w:szCs w:val="14"/>
+                <w:color w:val="000000"/>
+              </w:rPr>
+              <w:t xml:space="preserve"/>
+            </w:r>
+          </w:p>
+        </w:tc>
+        <w:tc>
+          <w:tcPr>
+            <w:tcBorders>
+              <w:bottom w:val="none" w:sz="0" w:space="0" w:color="000000"/>
+              <w:top w:val="none" w:sz="0" w:space="0" w:color="000000"/>
+              <w:left w:val="none" w:sz="0" w:space="0" w:color="000000"/>
+              <w:right w:val="none" w:sz="0" w:space="0" w:color="000000"/>
+            </w:tcBorders>
+            <w:shd w:val="clear" w:color="auto" w:fill="FFFFFF"/>
+            <w:tcMar>
+              <w:top w:w="0" w:type="dxa"/>
+              <w:bottom w:w="0" w:type="dxa"/>
+              <w:left w:w="0" w:type="dxa"/>
+              <w:right w:w="0" w:type="dxa"/>
+            </w:tcMar>
+            <w:vAlign w:val="center"/>
+          </w:tcPr>
+          <w:p>
+            <w:pPr>
+              <w:pStyle w:val="Normal"/>
+              <w:jc w:val="left"/>
+              <w:pBdr>
+                <w:bottom w:val="none" w:sz="0" w:space="0" w:color="000000"/>
+                <w:top w:val="none" w:sz="0" w:space="0" w:color="000000"/>
+                <w:left w:val="none" w:sz="0" w:space="0" w:color="000000"/>
+                <w:right w:val="none" w:sz="0" w:space="0" w:color="000000"/>
+              </w:pBdr>
+              <w:spacing w:after="100" w:before="100" w:line="240"/>
+              <w:ind w:left="100" w:right="100" w:firstLine="0" w:firstLineChars="0"/>
+              <w:rPr>
+                <w:rFonts w:ascii="Times New Roman" w:hAnsi="Times New Roman" w:eastAsia="Times New Roman" w:cs="Times New Roman"/>
+                <w:i w:val="false"/>
+                <w:b w:val="false"/>
+                <w:u w:val="none"/>
+                <w:strike w:val="false"/>
+                <w:sz w:val="14"/>
+                <w:szCs w:val="14"/>
+                <w:color w:val="000000"/>
+              </w:rPr>
+            </w:pPr>
+            <w:r>
+              <w:rPr>
+                <w:rFonts w:ascii="Times New Roman" w:hAnsi="Times New Roman" w:eastAsia="Times New Roman" w:cs="Times New Roman"/>
+                <w:i w:val="false"/>
+                <w:b w:val="false"/>
+                <w:u w:val="none"/>
+                <w:strike w:val="false"/>
+                <w:sz w:val="14"/>
+                <w:szCs w:val="14"/>
+                <w:color w:val="000000"/>
+              </w:rPr>
+              <w:t xml:space="preserve">0.107</w:t>
             </w:r>
           </w:p>
         </w:tc>
@@ -8238,7 +8238,7 @@
                 <w:szCs w:val="14"/>
                 <w:color w:val="000000"/>
               </w:rPr>
-              <w:t xml:space="preserve">497</w:t>
+              <w:t xml:space="preserve">557</w:t>
             </w:r>
           </w:p>
         </w:tc>
@@ -8293,196 +8293,196 @@
                 <w:szCs w:val="14"/>
                 <w:color w:val="000000"/>
               </w:rPr>
-              <w:t xml:space="preserve">140</w:t>
-            </w:r>
-          </w:p>
-        </w:tc>
-        <w:tc>
-          <w:tcPr>
-            <w:tcBorders>
-              <w:bottom w:val="none" w:sz="0" w:space="0" w:color="000000"/>
-              <w:top w:val="none" w:sz="0" w:space="0" w:color="000000"/>
-              <w:left w:val="none" w:sz="0" w:space="0" w:color="000000"/>
-              <w:right w:val="none" w:sz="0" w:space="0" w:color="000000"/>
-            </w:tcBorders>
-            <w:shd w:val="clear" w:color="auto" w:fill="FFFFFF"/>
-            <w:tcMar>
-              <w:top w:w="0" w:type="dxa"/>
-              <w:bottom w:w="0" w:type="dxa"/>
-              <w:left w:w="0" w:type="dxa"/>
-              <w:right w:w="0" w:type="dxa"/>
-            </w:tcMar>
-            <w:vAlign w:val="center"/>
-          </w:tcPr>
-          <w:p>
-            <w:pPr>
-              <w:pStyle w:val="Normal"/>
-              <w:jc w:val="left"/>
-              <w:pBdr>
-                <w:bottom w:val="none" w:sz="0" w:space="0" w:color="000000"/>
-                <w:top w:val="none" w:sz="0" w:space="0" w:color="000000"/>
-                <w:left w:val="none" w:sz="0" w:space="0" w:color="000000"/>
-                <w:right w:val="none" w:sz="0" w:space="0" w:color="000000"/>
-              </w:pBdr>
-              <w:spacing w:after="100" w:before="100" w:line="240"/>
-              <w:ind w:left="100" w:right="100" w:firstLine="0" w:firstLineChars="0"/>
-              <w:rPr>
-                <w:rFonts w:ascii="Times New Roman" w:hAnsi="Times New Roman" w:eastAsia="Times New Roman" w:cs="Times New Roman"/>
-                <w:i w:val="false"/>
-                <w:b w:val="false"/>
-                <w:u w:val="none"/>
-                <w:strike w:val="false"/>
-                <w:sz w:val="14"/>
-                <w:szCs w:val="14"/>
-                <w:color w:val="000000"/>
-              </w:rPr>
-            </w:pPr>
-            <w:r>
-              <w:rPr>
-                <w:rFonts w:ascii="Times New Roman" w:hAnsi="Times New Roman" w:eastAsia="Times New Roman" w:cs="Times New Roman"/>
-                <w:i w:val="false"/>
-                <w:b w:val="false"/>
-                <w:u w:val="none"/>
-                <w:strike w:val="false"/>
-                <w:sz w:val="14"/>
-                <w:szCs w:val="14"/>
-                <w:color w:val="000000"/>
-              </w:rPr>
-              <w:t xml:space="preserve">0.74 (0.53–1.03)</w:t>
-            </w:r>
-          </w:p>
-        </w:tc>
-        <w:tc>
-          <w:tcPr>
-            <w:tcBorders>
-              <w:bottom w:val="none" w:sz="0" w:space="0" w:color="000000"/>
-              <w:top w:val="none" w:sz="0" w:space="0" w:color="000000"/>
-              <w:left w:val="none" w:sz="0" w:space="0" w:color="000000"/>
-              <w:right w:val="none" w:sz="0" w:space="0" w:color="000000"/>
-            </w:tcBorders>
-            <w:shd w:val="clear" w:color="auto" w:fill="FFFFFF"/>
-            <w:tcMar>
-              <w:top w:w="0" w:type="dxa"/>
-              <w:bottom w:w="0" w:type="dxa"/>
-              <w:left w:w="0" w:type="dxa"/>
-              <w:right w:w="0" w:type="dxa"/>
-            </w:tcMar>
-            <w:vAlign w:val="center"/>
-          </w:tcPr>
-          <w:p>
-            <w:pPr>
-              <w:pStyle w:val="Normal"/>
-              <w:jc w:val="left"/>
-              <w:pBdr>
-                <w:bottom w:val="none" w:sz="0" w:space="0" w:color="000000"/>
-                <w:top w:val="none" w:sz="0" w:space="0" w:color="000000"/>
-                <w:left w:val="none" w:sz="0" w:space="0" w:color="000000"/>
-                <w:right w:val="none" w:sz="0" w:space="0" w:color="000000"/>
-              </w:pBdr>
-              <w:spacing w:after="100" w:before="100" w:line="240"/>
-              <w:ind w:left="100" w:right="100" w:firstLine="0" w:firstLineChars="0"/>
-              <w:rPr>
-                <w:rFonts w:ascii="Times New Roman" w:hAnsi="Times New Roman" w:eastAsia="Times New Roman" w:cs="Times New Roman"/>
-                <w:i w:val="false"/>
-                <w:b w:val="false"/>
-                <w:u w:val="none"/>
-                <w:strike w:val="false"/>
-                <w:sz w:val="14"/>
-                <w:szCs w:val="14"/>
-                <w:color w:val="000000"/>
-              </w:rPr>
-            </w:pPr>
-            <w:r>
-              <w:rPr>
-                <w:rFonts w:ascii="Times New Roman" w:hAnsi="Times New Roman" w:eastAsia="Times New Roman" w:cs="Times New Roman"/>
-                <w:i w:val="false"/>
-                <w:b w:val="false"/>
-                <w:u w:val="none"/>
-                <w:strike w:val="false"/>
-                <w:sz w:val="14"/>
-                <w:szCs w:val="14"/>
-                <w:color w:val="000000"/>
-              </w:rPr>
-              <w:t xml:space="preserve">0.074</w:t>
-            </w:r>
-          </w:p>
-        </w:tc>
-        <w:tc>
-          <w:tcPr>
-            <w:tcBorders>
-              <w:bottom w:val="none" w:sz="0" w:space="0" w:color="000000"/>
-              <w:top w:val="none" w:sz="0" w:space="0" w:color="000000"/>
-              <w:left w:val="none" w:sz="0" w:space="0" w:color="000000"/>
-              <w:right w:val="none" w:sz="0" w:space="0" w:color="000000"/>
-            </w:tcBorders>
-            <w:shd w:val="clear" w:color="auto" w:fill="FFFFFF"/>
-            <w:tcMar>
-              <w:top w:w="0" w:type="dxa"/>
-              <w:bottom w:w="0" w:type="dxa"/>
-              <w:left w:w="0" w:type="dxa"/>
-              <w:right w:w="0" w:type="dxa"/>
-            </w:tcMar>
-            <w:vAlign w:val="center"/>
-          </w:tcPr>
-          <w:p>
-            <w:pPr>
-              <w:pStyle w:val="Normal"/>
-              <w:jc w:val="left"/>
-              <w:pBdr>
-                <w:bottom w:val="none" w:sz="0" w:space="0" w:color="000000"/>
-                <w:top w:val="none" w:sz="0" w:space="0" w:color="000000"/>
-                <w:left w:val="none" w:sz="0" w:space="0" w:color="000000"/>
-                <w:right w:val="none" w:sz="0" w:space="0" w:color="000000"/>
-              </w:pBdr>
-              <w:spacing w:after="100" w:before="100" w:line="240"/>
-              <w:ind w:left="100" w:right="100" w:firstLine="0" w:firstLineChars="0"/>
-              <w:rPr>
-                <w:rFonts w:ascii="Times New Roman" w:hAnsi="Times New Roman" w:eastAsia="Times New Roman" w:cs="Times New Roman"/>
-                <w:i w:val="false"/>
-                <w:b w:val="false"/>
-                <w:u w:val="none"/>
-                <w:strike w:val="false"/>
-                <w:sz w:val="14"/>
-                <w:szCs w:val="14"/>
-                <w:color w:val="000000"/>
-              </w:rPr>
-            </w:pPr>
-            <w:r>
-              <w:rPr>
-                <w:rFonts w:ascii="Times New Roman" w:hAnsi="Times New Roman" w:eastAsia="Times New Roman" w:cs="Times New Roman"/>
-                <w:i w:val="false"/>
-                <w:b w:val="false"/>
-                <w:u w:val="none"/>
-                <w:strike w:val="false"/>
-                <w:sz w:val="14"/>
-                <w:szCs w:val="14"/>
-                <w:color w:val="000000"/>
-              </w:rPr>
-              <w:t xml:space="preserve">140.0</w:t>
-            </w:r>
-          </w:p>
-        </w:tc>
-        <w:tc>
-          <w:tcPr>
-            <w:tcBorders>
-              <w:bottom w:val="none" w:sz="0" w:space="0" w:color="000000"/>
-              <w:top w:val="none" w:sz="0" w:space="0" w:color="000000"/>
-              <w:left w:val="none" w:sz="0" w:space="0" w:color="000000"/>
-              <w:right w:val="none" w:sz="0" w:space="0" w:color="000000"/>
-            </w:tcBorders>
-            <w:shd w:val="clear" w:color="auto" w:fill="FFFFFF"/>
-            <w:tcMar>
-              <w:top w:w="0" w:type="dxa"/>
-              <w:bottom w:w="0" w:type="dxa"/>
-              <w:left w:w="0" w:type="dxa"/>
-              <w:right w:w="0" w:type="dxa"/>
-            </w:tcMar>
-            <w:vAlign w:val="center"/>
-          </w:tcPr>
-          <w:p>
-            <w:pPr>
-              <w:pStyle w:val="Normal"/>
-              <w:jc w:val="left"/>
+              <w:t xml:space="preserve">177</w:t>
+            </w:r>
+          </w:p>
+        </w:tc>
+        <w:tc>
+          <w:tcPr>
+            <w:tcBorders>
+              <w:bottom w:val="none" w:sz="0" w:space="0" w:color="000000"/>
+              <w:top w:val="none" w:sz="0" w:space="0" w:color="000000"/>
+              <w:left w:val="none" w:sz="0" w:space="0" w:color="000000"/>
+              <w:right w:val="none" w:sz="0" w:space="0" w:color="000000"/>
+            </w:tcBorders>
+            <w:shd w:val="clear" w:color="auto" w:fill="FFFFFF"/>
+            <w:tcMar>
+              <w:top w:w="0" w:type="dxa"/>
+              <w:bottom w:w="0" w:type="dxa"/>
+              <w:left w:w="0" w:type="dxa"/>
+              <w:right w:w="0" w:type="dxa"/>
+            </w:tcMar>
+            <w:vAlign w:val="center"/>
+          </w:tcPr>
+          <w:p>
+            <w:pPr>
+              <w:pStyle w:val="Normal"/>
+              <w:jc w:val="left"/>
+              <w:pBdr>
+                <w:bottom w:val="none" w:sz="0" w:space="0" w:color="000000"/>
+                <w:top w:val="none" w:sz="0" w:space="0" w:color="000000"/>
+                <w:left w:val="none" w:sz="0" w:space="0" w:color="000000"/>
+                <w:right w:val="none" w:sz="0" w:space="0" w:color="000000"/>
+              </w:pBdr>
+              <w:spacing w:after="100" w:before="100" w:line="240"/>
+              <w:ind w:left="100" w:right="100" w:firstLine="0" w:firstLineChars="0"/>
+              <w:rPr>
+                <w:rFonts w:ascii="Times New Roman" w:hAnsi="Times New Roman" w:eastAsia="Times New Roman" w:cs="Times New Roman"/>
+                <w:i w:val="false"/>
+                <w:b w:val="false"/>
+                <w:u w:val="none"/>
+                <w:strike w:val="false"/>
+                <w:sz w:val="14"/>
+                <w:szCs w:val="14"/>
+                <w:color w:val="000000"/>
+              </w:rPr>
+            </w:pPr>
+            <w:r>
+              <w:rPr>
+                <w:rFonts w:ascii="Times New Roman" w:hAnsi="Times New Roman" w:eastAsia="Times New Roman" w:cs="Times New Roman"/>
+                <w:i w:val="false"/>
+                <w:b w:val="false"/>
+                <w:u w:val="none"/>
+                <w:strike w:val="false"/>
+                <w:sz w:val="14"/>
+                <w:szCs w:val="14"/>
+                <w:color w:val="000000"/>
+              </w:rPr>
+              <w:t xml:space="preserve">0.74 (0.55–0.99)</w:t>
+            </w:r>
+          </w:p>
+        </w:tc>
+        <w:tc>
+          <w:tcPr>
+            <w:tcBorders>
+              <w:bottom w:val="none" w:sz="0" w:space="0" w:color="000000"/>
+              <w:top w:val="none" w:sz="0" w:space="0" w:color="000000"/>
+              <w:left w:val="none" w:sz="0" w:space="0" w:color="000000"/>
+              <w:right w:val="none" w:sz="0" w:space="0" w:color="000000"/>
+            </w:tcBorders>
+            <w:shd w:val="clear" w:color="auto" w:fill="FFFFFF"/>
+            <w:tcMar>
+              <w:top w:w="0" w:type="dxa"/>
+              <w:bottom w:w="0" w:type="dxa"/>
+              <w:left w:w="0" w:type="dxa"/>
+              <w:right w:w="0" w:type="dxa"/>
+            </w:tcMar>
+            <w:vAlign w:val="center"/>
+          </w:tcPr>
+          <w:p>
+            <w:pPr>
+              <w:pStyle w:val="Normal"/>
+              <w:jc w:val="left"/>
+              <w:pBdr>
+                <w:bottom w:val="none" w:sz="0" w:space="0" w:color="000000"/>
+                <w:top w:val="none" w:sz="0" w:space="0" w:color="000000"/>
+                <w:left w:val="none" w:sz="0" w:space="0" w:color="000000"/>
+                <w:right w:val="none" w:sz="0" w:space="0" w:color="000000"/>
+              </w:pBdr>
+              <w:spacing w:after="100" w:before="100" w:line="240"/>
+              <w:ind w:left="100" w:right="100" w:firstLine="0" w:firstLineChars="0"/>
+              <w:rPr>
+                <w:rFonts w:ascii="Times New Roman" w:hAnsi="Times New Roman" w:eastAsia="Times New Roman" w:cs="Times New Roman"/>
+                <w:i w:val="false"/>
+                <w:b w:val="false"/>
+                <w:u w:val="none"/>
+                <w:strike w:val="false"/>
+                <w:sz w:val="14"/>
+                <w:szCs w:val="14"/>
+                <w:color w:val="000000"/>
+              </w:rPr>
+            </w:pPr>
+            <w:r>
+              <w:rPr>
+                <w:rFonts w:ascii="Times New Roman" w:hAnsi="Times New Roman" w:eastAsia="Times New Roman" w:cs="Times New Roman"/>
+                <w:i w:val="false"/>
+                <w:b w:val="false"/>
+                <w:u w:val="none"/>
+                <w:strike w:val="false"/>
+                <w:sz w:val="14"/>
+                <w:szCs w:val="14"/>
+                <w:color w:val="000000"/>
+              </w:rPr>
+              <w:t xml:space="preserve">0.046</w:t>
+            </w:r>
+          </w:p>
+        </w:tc>
+        <w:tc>
+          <w:tcPr>
+            <w:tcBorders>
+              <w:bottom w:val="none" w:sz="0" w:space="0" w:color="000000"/>
+              <w:top w:val="none" w:sz="0" w:space="0" w:color="000000"/>
+              <w:left w:val="none" w:sz="0" w:space="0" w:color="000000"/>
+              <w:right w:val="none" w:sz="0" w:space="0" w:color="000000"/>
+            </w:tcBorders>
+            <w:shd w:val="clear" w:color="auto" w:fill="FFFFFF"/>
+            <w:tcMar>
+              <w:top w:w="0" w:type="dxa"/>
+              <w:bottom w:w="0" w:type="dxa"/>
+              <w:left w:w="0" w:type="dxa"/>
+              <w:right w:w="0" w:type="dxa"/>
+            </w:tcMar>
+            <w:vAlign w:val="center"/>
+          </w:tcPr>
+          <w:p>
+            <w:pPr>
+              <w:pStyle w:val="Normal"/>
+              <w:jc w:val="left"/>
+              <w:pBdr>
+                <w:bottom w:val="none" w:sz="0" w:space="0" w:color="000000"/>
+                <w:top w:val="none" w:sz="0" w:space="0" w:color="000000"/>
+                <w:left w:val="none" w:sz="0" w:space="0" w:color="000000"/>
+                <w:right w:val="none" w:sz="0" w:space="0" w:color="000000"/>
+              </w:pBdr>
+              <w:spacing w:after="100" w:before="100" w:line="240"/>
+              <w:ind w:left="100" w:right="100" w:firstLine="0" w:firstLineChars="0"/>
+              <w:rPr>
+                <w:rFonts w:ascii="Times New Roman" w:hAnsi="Times New Roman" w:eastAsia="Times New Roman" w:cs="Times New Roman"/>
+                <w:i w:val="false"/>
+                <w:b w:val="false"/>
+                <w:u w:val="none"/>
+                <w:strike w:val="false"/>
+                <w:sz w:val="14"/>
+                <w:szCs w:val="14"/>
+                <w:color w:val="000000"/>
+              </w:rPr>
+            </w:pPr>
+            <w:r>
+              <w:rPr>
+                <w:rFonts w:ascii="Times New Roman" w:hAnsi="Times New Roman" w:eastAsia="Times New Roman" w:cs="Times New Roman"/>
+                <w:i w:val="false"/>
+                <w:b w:val="false"/>
+                <w:u w:val="none"/>
+                <w:strike w:val="false"/>
+                <w:sz w:val="14"/>
+                <w:szCs w:val="14"/>
+                <w:color w:val="000000"/>
+              </w:rPr>
+              <w:t xml:space="preserve">177.0</w:t>
+            </w:r>
+          </w:p>
+        </w:tc>
+        <w:tc>
+          <w:tcPr>
+            <w:tcBorders>
+              <w:bottom w:val="none" w:sz="0" w:space="0" w:color="000000"/>
+              <w:top w:val="none" w:sz="0" w:space="0" w:color="000000"/>
+              <w:left w:val="none" w:sz="0" w:space="0" w:color="000000"/>
+              <w:right w:val="none" w:sz="0" w:space="0" w:color="000000"/>
+            </w:tcBorders>
+            <w:shd w:val="clear" w:color="auto" w:fill="FFFFFF"/>
+            <w:tcMar>
+              <w:top w:w="0" w:type="dxa"/>
+              <w:bottom w:w="0" w:type="dxa"/>
+              <w:left w:w="0" w:type="dxa"/>
+              <w:right w:w="0" w:type="dxa"/>
+            </w:tcMar>
+            <w:vAlign w:val="center"/>
+          </w:tcPr>
+          <w:p>
+            <w:pPr>
+              <w:pStyle w:val="Normal"/>
+              <w:jc w:val="right"/>
               <w:pBdr>
                 <w:bottom w:val="none" w:sz="0" w:space="0" w:color="000000"/>
                 <w:top w:val="none" w:sz="0" w:space="0" w:color="000000"/>
@@ -8568,7 +8568,7 @@
                 <w:szCs w:val="14"/>
                 <w:color w:val="000000"/>
               </w:rPr>
-              <w:t xml:space="preserve">0.870</w:t>
+              <w:t xml:space="preserve">0.881</w:t>
             </w:r>
           </w:p>
         </w:tc>
@@ -8678,117 +8678,117 @@
                 <w:szCs w:val="14"/>
                 <w:color w:val="000000"/>
               </w:rPr>
-              <w:t xml:space="preserve">0.073</w:t>
-            </w:r>
-          </w:p>
-        </w:tc>
-        <w:tc>
-          <w:tcPr>
-            <w:tcBorders>
-              <w:bottom w:val="none" w:sz="0" w:space="0" w:color="000000"/>
-              <w:top w:val="none" w:sz="0" w:space="0" w:color="000000"/>
-              <w:left w:val="none" w:sz="0" w:space="0" w:color="000000"/>
-              <w:right w:val="none" w:sz="0" w:space="0" w:color="000000"/>
-            </w:tcBorders>
-            <w:shd w:val="clear" w:color="auto" w:fill="FFFFFF"/>
-            <w:tcMar>
-              <w:top w:w="0" w:type="dxa"/>
-              <w:bottom w:w="0" w:type="dxa"/>
-              <w:left w:w="0" w:type="dxa"/>
-              <w:right w:w="0" w:type="dxa"/>
-            </w:tcMar>
-            <w:vAlign w:val="center"/>
-          </w:tcPr>
-          <w:p>
-            <w:pPr>
-              <w:pStyle w:val="Normal"/>
-              <w:jc w:val="left"/>
-              <w:pBdr>
-                <w:bottom w:val="none" w:sz="0" w:space="0" w:color="000000"/>
-                <w:top w:val="none" w:sz="0" w:space="0" w:color="000000"/>
-                <w:left w:val="none" w:sz="0" w:space="0" w:color="000000"/>
-                <w:right w:val="none" w:sz="0" w:space="0" w:color="000000"/>
-              </w:pBdr>
-              <w:spacing w:after="100" w:before="100" w:line="240"/>
-              <w:ind w:left="100" w:right="100" w:firstLine="0" w:firstLineChars="0"/>
-              <w:rPr>
-                <w:rFonts w:ascii="Times New Roman" w:hAnsi="Times New Roman" w:eastAsia="Times New Roman" w:cs="Times New Roman"/>
-                <w:i w:val="false"/>
-                <w:b w:val="false"/>
-                <w:u w:val="none"/>
-                <w:strike w:val="false"/>
-                <w:sz w:val="14"/>
-                <w:szCs w:val="14"/>
-                <w:color w:val="000000"/>
-              </w:rPr>
-            </w:pPr>
-            <w:r>
-              <w:rPr>
-                <w:rFonts w:ascii="Times New Roman" w:hAnsi="Times New Roman" w:eastAsia="Times New Roman" w:cs="Times New Roman"/>
-                <w:i w:val="false"/>
-                <w:b w:val="false"/>
-                <w:u w:val="none"/>
-                <w:strike w:val="false"/>
-                <w:sz w:val="14"/>
-                <w:szCs w:val="14"/>
-                <w:color w:val="000000"/>
-              </w:rPr>
-              <w:t xml:space="preserve">3.54 (-0.14, 7.22)</w:t>
-            </w:r>
-          </w:p>
-        </w:tc>
-        <w:tc>
-          <w:tcPr>
-            <w:tcBorders>
-              <w:bottom w:val="none" w:sz="0" w:space="0" w:color="000000"/>
-              <w:top w:val="none" w:sz="0" w:space="0" w:color="000000"/>
-              <w:left w:val="none" w:sz="0" w:space="0" w:color="000000"/>
-              <w:right w:val="none" w:sz="0" w:space="0" w:color="000000"/>
-            </w:tcBorders>
-            <w:shd w:val="clear" w:color="auto" w:fill="FFFFFF"/>
-            <w:tcMar>
-              <w:top w:w="0" w:type="dxa"/>
-              <w:bottom w:w="0" w:type="dxa"/>
-              <w:left w:w="0" w:type="dxa"/>
-              <w:right w:w="0" w:type="dxa"/>
-            </w:tcMar>
-            <w:vAlign w:val="center"/>
-          </w:tcPr>
-          <w:p>
-            <w:pPr>
-              <w:pStyle w:val="Normal"/>
-              <w:jc w:val="left"/>
-              <w:pBdr>
-                <w:bottom w:val="none" w:sz="0" w:space="0" w:color="000000"/>
-                <w:top w:val="none" w:sz="0" w:space="0" w:color="000000"/>
-                <w:left w:val="none" w:sz="0" w:space="0" w:color="000000"/>
-                <w:right w:val="none" w:sz="0" w:space="0" w:color="000000"/>
-              </w:pBdr>
-              <w:spacing w:after="100" w:before="100" w:line="240"/>
-              <w:ind w:left="100" w:right="100" w:firstLine="0" w:firstLineChars="0"/>
-              <w:rPr>
-                <w:rFonts w:ascii="Times New Roman" w:hAnsi="Times New Roman" w:eastAsia="Times New Roman" w:cs="Times New Roman"/>
-                <w:i w:val="false"/>
-                <w:b w:val="false"/>
-                <w:u w:val="none"/>
-                <w:strike w:val="false"/>
-                <w:sz w:val="14"/>
-                <w:szCs w:val="14"/>
-                <w:color w:val="000000"/>
-              </w:rPr>
-            </w:pPr>
-            <w:r>
-              <w:rPr>
-                <w:rFonts w:ascii="Times New Roman" w:hAnsi="Times New Roman" w:eastAsia="Times New Roman" w:cs="Times New Roman"/>
-                <w:i w:val="false"/>
-                <w:b w:val="false"/>
-                <w:u w:val="none"/>
-                <w:strike w:val="false"/>
-                <w:sz w:val="14"/>
-                <w:szCs w:val="14"/>
-                <w:color w:val="000000"/>
-              </w:rPr>
-              <w:t xml:space="preserve">0.059</w:t>
+              <w:t xml:space="preserve">0.045</w:t>
+            </w:r>
+          </w:p>
+        </w:tc>
+        <w:tc>
+          <w:tcPr>
+            <w:tcBorders>
+              <w:bottom w:val="none" w:sz="0" w:space="0" w:color="000000"/>
+              <w:top w:val="none" w:sz="0" w:space="0" w:color="000000"/>
+              <w:left w:val="none" w:sz="0" w:space="0" w:color="000000"/>
+              <w:right w:val="none" w:sz="0" w:space="0" w:color="000000"/>
+            </w:tcBorders>
+            <w:shd w:val="clear" w:color="auto" w:fill="FFFFFF"/>
+            <w:tcMar>
+              <w:top w:w="0" w:type="dxa"/>
+              <w:bottom w:w="0" w:type="dxa"/>
+              <w:left w:w="0" w:type="dxa"/>
+              <w:right w:w="0" w:type="dxa"/>
+            </w:tcMar>
+            <w:vAlign w:val="center"/>
+          </w:tcPr>
+          <w:p>
+            <w:pPr>
+              <w:pStyle w:val="Normal"/>
+              <w:jc w:val="left"/>
+              <w:pBdr>
+                <w:bottom w:val="none" w:sz="0" w:space="0" w:color="000000"/>
+                <w:top w:val="none" w:sz="0" w:space="0" w:color="000000"/>
+                <w:left w:val="none" w:sz="0" w:space="0" w:color="000000"/>
+                <w:right w:val="none" w:sz="0" w:space="0" w:color="000000"/>
+              </w:pBdr>
+              <w:spacing w:after="100" w:before="100" w:line="240"/>
+              <w:ind w:left="100" w:right="100" w:firstLine="0" w:firstLineChars="0"/>
+              <w:rPr>
+                <w:rFonts w:ascii="Times New Roman" w:hAnsi="Times New Roman" w:eastAsia="Times New Roman" w:cs="Times New Roman"/>
+                <w:i w:val="false"/>
+                <w:b w:val="false"/>
+                <w:u w:val="none"/>
+                <w:strike w:val="false"/>
+                <w:sz w:val="14"/>
+                <w:szCs w:val="14"/>
+                <w:color w:val="000000"/>
+              </w:rPr>
+            </w:pPr>
+            <w:r>
+              <w:rPr>
+                <w:rFonts w:ascii="Times New Roman" w:hAnsi="Times New Roman" w:eastAsia="Times New Roman" w:cs="Times New Roman"/>
+                <w:i w:val="false"/>
+                <w:b w:val="false"/>
+                <w:u w:val="none"/>
+                <w:strike w:val="false"/>
+                <w:sz w:val="14"/>
+                <w:szCs w:val="14"/>
+                <w:color w:val="000000"/>
+              </w:rPr>
+              <w:t xml:space="preserve">4.10 (0.25, 7.96)</w:t>
+            </w:r>
+          </w:p>
+        </w:tc>
+        <w:tc>
+          <w:tcPr>
+            <w:tcBorders>
+              <w:bottom w:val="none" w:sz="0" w:space="0" w:color="000000"/>
+              <w:top w:val="none" w:sz="0" w:space="0" w:color="000000"/>
+              <w:left w:val="none" w:sz="0" w:space="0" w:color="000000"/>
+              <w:right w:val="none" w:sz="0" w:space="0" w:color="000000"/>
+            </w:tcBorders>
+            <w:shd w:val="clear" w:color="auto" w:fill="FFFFFF"/>
+            <w:tcMar>
+              <w:top w:w="0" w:type="dxa"/>
+              <w:bottom w:w="0" w:type="dxa"/>
+              <w:left w:w="0" w:type="dxa"/>
+              <w:right w:w="0" w:type="dxa"/>
+            </w:tcMar>
+            <w:vAlign w:val="center"/>
+          </w:tcPr>
+          <w:p>
+            <w:pPr>
+              <w:pStyle w:val="Normal"/>
+              <w:jc w:val="left"/>
+              <w:pBdr>
+                <w:bottom w:val="none" w:sz="0" w:space="0" w:color="000000"/>
+                <w:top w:val="none" w:sz="0" w:space="0" w:color="000000"/>
+                <w:left w:val="none" w:sz="0" w:space="0" w:color="000000"/>
+                <w:right w:val="none" w:sz="0" w:space="0" w:color="000000"/>
+              </w:pBdr>
+              <w:spacing w:after="100" w:before="100" w:line="240"/>
+              <w:ind w:left="100" w:right="100" w:firstLine="0" w:firstLineChars="0"/>
+              <w:rPr>
+                <w:rFonts w:ascii="Times New Roman" w:hAnsi="Times New Roman" w:eastAsia="Times New Roman" w:cs="Times New Roman"/>
+                <w:i w:val="false"/>
+                <w:b w:val="false"/>
+                <w:u w:val="none"/>
+                <w:strike w:val="false"/>
+                <w:sz w:val="14"/>
+                <w:szCs w:val="14"/>
+                <w:color w:val="000000"/>
+              </w:rPr>
+            </w:pPr>
+            <w:r>
+              <w:rPr>
+                <w:rFonts w:ascii="Times New Roman" w:hAnsi="Times New Roman" w:eastAsia="Times New Roman" w:cs="Times New Roman"/>
+                <w:i w:val="false"/>
+                <w:b w:val="false"/>
+                <w:u w:val="none"/>
+                <w:strike w:val="false"/>
+                <w:sz w:val="14"/>
+                <w:szCs w:val="14"/>
+                <w:color w:val="000000"/>
+              </w:rPr>
+              <w:t xml:space="preserve">0.037</w:t>
             </w:r>
           </w:p>
         </w:tc>
@@ -9123,7 +9123,7 @@
                 <w:szCs w:val="14"/>
                 <w:color w:val="000000"/>
               </w:rPr>
-              <w:t xml:space="preserve">497</w:t>
+              <w:t xml:space="preserve">557</w:t>
             </w:r>
           </w:p>
         </w:tc>
@@ -9178,196 +9178,196 @@
                 <w:szCs w:val="14"/>
                 <w:color w:val="000000"/>
               </w:rPr>
-              <w:t xml:space="preserve">140</w:t>
-            </w:r>
-          </w:p>
-        </w:tc>
-        <w:tc>
-          <w:tcPr>
-            <w:tcBorders>
-              <w:bottom w:val="none" w:sz="0" w:space="0" w:color="000000"/>
-              <w:top w:val="none" w:sz="0" w:space="0" w:color="000000"/>
-              <w:left w:val="none" w:sz="0" w:space="0" w:color="000000"/>
-              <w:right w:val="none" w:sz="0" w:space="0" w:color="000000"/>
-            </w:tcBorders>
-            <w:shd w:val="clear" w:color="auto" w:fill="FFFFFF"/>
-            <w:tcMar>
-              <w:top w:w="0" w:type="dxa"/>
-              <w:bottom w:w="0" w:type="dxa"/>
-              <w:left w:w="0" w:type="dxa"/>
-              <w:right w:w="0" w:type="dxa"/>
-            </w:tcMar>
-            <w:vAlign w:val="center"/>
-          </w:tcPr>
-          <w:p>
-            <w:pPr>
-              <w:pStyle w:val="Normal"/>
-              <w:jc w:val="left"/>
-              <w:pBdr>
-                <w:bottom w:val="none" w:sz="0" w:space="0" w:color="000000"/>
-                <w:top w:val="none" w:sz="0" w:space="0" w:color="000000"/>
-                <w:left w:val="none" w:sz="0" w:space="0" w:color="000000"/>
-                <w:right w:val="none" w:sz="0" w:space="0" w:color="000000"/>
-              </w:pBdr>
-              <w:spacing w:after="100" w:before="100" w:line="240"/>
-              <w:ind w:left="100" w:right="100" w:firstLine="0" w:firstLineChars="0"/>
-              <w:rPr>
-                <w:rFonts w:ascii="Times New Roman" w:hAnsi="Times New Roman" w:eastAsia="Times New Roman" w:cs="Times New Roman"/>
-                <w:i w:val="false"/>
-                <w:b w:val="false"/>
-                <w:u w:val="none"/>
-                <w:strike w:val="false"/>
-                <w:sz w:val="14"/>
-                <w:szCs w:val="14"/>
-                <w:color w:val="000000"/>
-              </w:rPr>
-            </w:pPr>
-            <w:r>
-              <w:rPr>
-                <w:rFonts w:ascii="Times New Roman" w:hAnsi="Times New Roman" w:eastAsia="Times New Roman" w:cs="Times New Roman"/>
-                <w:i w:val="false"/>
-                <w:b w:val="false"/>
-                <w:u w:val="none"/>
-                <w:strike w:val="false"/>
-                <w:sz w:val="14"/>
-                <w:szCs w:val="14"/>
-                <w:color w:val="000000"/>
-              </w:rPr>
-              <w:t xml:space="preserve">0.86 (0.68–1.07)</w:t>
-            </w:r>
-          </w:p>
-        </w:tc>
-        <w:tc>
-          <w:tcPr>
-            <w:tcBorders>
-              <w:bottom w:val="none" w:sz="0" w:space="0" w:color="000000"/>
-              <w:top w:val="none" w:sz="0" w:space="0" w:color="000000"/>
-              <w:left w:val="none" w:sz="0" w:space="0" w:color="000000"/>
-              <w:right w:val="none" w:sz="0" w:space="0" w:color="000000"/>
-            </w:tcBorders>
-            <w:shd w:val="clear" w:color="auto" w:fill="FFFFFF"/>
-            <w:tcMar>
-              <w:top w:w="0" w:type="dxa"/>
-              <w:bottom w:w="0" w:type="dxa"/>
-              <w:left w:w="0" w:type="dxa"/>
-              <w:right w:w="0" w:type="dxa"/>
-            </w:tcMar>
-            <w:vAlign w:val="center"/>
-          </w:tcPr>
-          <w:p>
-            <w:pPr>
-              <w:pStyle w:val="Normal"/>
-              <w:jc w:val="left"/>
-              <w:pBdr>
-                <w:bottom w:val="none" w:sz="0" w:space="0" w:color="000000"/>
-                <w:top w:val="none" w:sz="0" w:space="0" w:color="000000"/>
-                <w:left w:val="none" w:sz="0" w:space="0" w:color="000000"/>
-                <w:right w:val="none" w:sz="0" w:space="0" w:color="000000"/>
-              </w:pBdr>
-              <w:spacing w:after="100" w:before="100" w:line="240"/>
-              <w:ind w:left="100" w:right="100" w:firstLine="0" w:firstLineChars="0"/>
-              <w:rPr>
-                <w:rFonts w:ascii="Times New Roman" w:hAnsi="Times New Roman" w:eastAsia="Times New Roman" w:cs="Times New Roman"/>
-                <w:i w:val="false"/>
-                <w:b w:val="false"/>
-                <w:u w:val="none"/>
-                <w:strike w:val="false"/>
-                <w:sz w:val="14"/>
-                <w:szCs w:val="14"/>
-                <w:color w:val="000000"/>
-              </w:rPr>
-            </w:pPr>
-            <w:r>
-              <w:rPr>
-                <w:rFonts w:ascii="Times New Roman" w:hAnsi="Times New Roman" w:eastAsia="Times New Roman" w:cs="Times New Roman"/>
-                <w:i w:val="false"/>
-                <w:b w:val="false"/>
-                <w:u w:val="none"/>
-                <w:strike w:val="false"/>
-                <w:sz w:val="14"/>
-                <w:szCs w:val="14"/>
-                <w:color w:val="000000"/>
-              </w:rPr>
-              <w:t xml:space="preserve">0.174</w:t>
-            </w:r>
-          </w:p>
-        </w:tc>
-        <w:tc>
-          <w:tcPr>
-            <w:tcBorders>
-              <w:bottom w:val="none" w:sz="0" w:space="0" w:color="000000"/>
-              <w:top w:val="none" w:sz="0" w:space="0" w:color="000000"/>
-              <w:left w:val="none" w:sz="0" w:space="0" w:color="000000"/>
-              <w:right w:val="none" w:sz="0" w:space="0" w:color="000000"/>
-            </w:tcBorders>
-            <w:shd w:val="clear" w:color="auto" w:fill="FFFFFF"/>
-            <w:tcMar>
-              <w:top w:w="0" w:type="dxa"/>
-              <w:bottom w:w="0" w:type="dxa"/>
-              <w:left w:w="0" w:type="dxa"/>
-              <w:right w:w="0" w:type="dxa"/>
-            </w:tcMar>
-            <w:vAlign w:val="center"/>
-          </w:tcPr>
-          <w:p>
-            <w:pPr>
-              <w:pStyle w:val="Normal"/>
-              <w:jc w:val="left"/>
-              <w:pBdr>
-                <w:bottom w:val="none" w:sz="0" w:space="0" w:color="000000"/>
-                <w:top w:val="none" w:sz="0" w:space="0" w:color="000000"/>
-                <w:left w:val="none" w:sz="0" w:space="0" w:color="000000"/>
-                <w:right w:val="none" w:sz="0" w:space="0" w:color="000000"/>
-              </w:pBdr>
-              <w:spacing w:after="100" w:before="100" w:line="240"/>
-              <w:ind w:left="100" w:right="100" w:firstLine="0" w:firstLineChars="0"/>
-              <w:rPr>
-                <w:rFonts w:ascii="Times New Roman" w:hAnsi="Times New Roman" w:eastAsia="Times New Roman" w:cs="Times New Roman"/>
-                <w:i w:val="false"/>
-                <w:b w:val="false"/>
-                <w:u w:val="none"/>
-                <w:strike w:val="false"/>
-                <w:sz w:val="14"/>
-                <w:szCs w:val="14"/>
-                <w:color w:val="000000"/>
-              </w:rPr>
-            </w:pPr>
-            <w:r>
-              <w:rPr>
-                <w:rFonts w:ascii="Times New Roman" w:hAnsi="Times New Roman" w:eastAsia="Times New Roman" w:cs="Times New Roman"/>
-                <w:i w:val="false"/>
-                <w:b w:val="false"/>
-                <w:u w:val="none"/>
-                <w:strike w:val="false"/>
-                <w:sz w:val="14"/>
-                <w:szCs w:val="14"/>
-                <w:color w:val="000000"/>
-              </w:rPr>
-              <w:t xml:space="preserve">140.0</w:t>
-            </w:r>
-          </w:p>
-        </w:tc>
-        <w:tc>
-          <w:tcPr>
-            <w:tcBorders>
-              <w:bottom w:val="none" w:sz="0" w:space="0" w:color="000000"/>
-              <w:top w:val="none" w:sz="0" w:space="0" w:color="000000"/>
-              <w:left w:val="none" w:sz="0" w:space="0" w:color="000000"/>
-              <w:right w:val="none" w:sz="0" w:space="0" w:color="000000"/>
-            </w:tcBorders>
-            <w:shd w:val="clear" w:color="auto" w:fill="FFFFFF"/>
-            <w:tcMar>
-              <w:top w:w="0" w:type="dxa"/>
-              <w:bottom w:w="0" w:type="dxa"/>
-              <w:left w:w="0" w:type="dxa"/>
-              <w:right w:w="0" w:type="dxa"/>
-            </w:tcMar>
-            <w:vAlign w:val="center"/>
-          </w:tcPr>
-          <w:p>
-            <w:pPr>
-              <w:pStyle w:val="Normal"/>
-              <w:jc w:val="left"/>
+              <w:t xml:space="preserve">177</w:t>
+            </w:r>
+          </w:p>
+        </w:tc>
+        <w:tc>
+          <w:tcPr>
+            <w:tcBorders>
+              <w:bottom w:val="none" w:sz="0" w:space="0" w:color="000000"/>
+              <w:top w:val="none" w:sz="0" w:space="0" w:color="000000"/>
+              <w:left w:val="none" w:sz="0" w:space="0" w:color="000000"/>
+              <w:right w:val="none" w:sz="0" w:space="0" w:color="000000"/>
+            </w:tcBorders>
+            <w:shd w:val="clear" w:color="auto" w:fill="FFFFFF"/>
+            <w:tcMar>
+              <w:top w:w="0" w:type="dxa"/>
+              <w:bottom w:w="0" w:type="dxa"/>
+              <w:left w:w="0" w:type="dxa"/>
+              <w:right w:w="0" w:type="dxa"/>
+            </w:tcMar>
+            <w:vAlign w:val="center"/>
+          </w:tcPr>
+          <w:p>
+            <w:pPr>
+              <w:pStyle w:val="Normal"/>
+              <w:jc w:val="left"/>
+              <w:pBdr>
+                <w:bottom w:val="none" w:sz="0" w:space="0" w:color="000000"/>
+                <w:top w:val="none" w:sz="0" w:space="0" w:color="000000"/>
+                <w:left w:val="none" w:sz="0" w:space="0" w:color="000000"/>
+                <w:right w:val="none" w:sz="0" w:space="0" w:color="000000"/>
+              </w:pBdr>
+              <w:spacing w:after="100" w:before="100" w:line="240"/>
+              <w:ind w:left="100" w:right="100" w:firstLine="0" w:firstLineChars="0"/>
+              <w:rPr>
+                <w:rFonts w:ascii="Times New Roman" w:hAnsi="Times New Roman" w:eastAsia="Times New Roman" w:cs="Times New Roman"/>
+                <w:i w:val="false"/>
+                <w:b w:val="false"/>
+                <w:u w:val="none"/>
+                <w:strike w:val="false"/>
+                <w:sz w:val="14"/>
+                <w:szCs w:val="14"/>
+                <w:color w:val="000000"/>
+              </w:rPr>
+            </w:pPr>
+            <w:r>
+              <w:rPr>
+                <w:rFonts w:ascii="Times New Roman" w:hAnsi="Times New Roman" w:eastAsia="Times New Roman" w:cs="Times New Roman"/>
+                <w:i w:val="false"/>
+                <w:b w:val="false"/>
+                <w:u w:val="none"/>
+                <w:strike w:val="false"/>
+                <w:sz w:val="14"/>
+                <w:szCs w:val="14"/>
+                <w:color w:val="000000"/>
+              </w:rPr>
+              <w:t xml:space="preserve">0.85 (0.70–1.04)</w:t>
+            </w:r>
+          </w:p>
+        </w:tc>
+        <w:tc>
+          <w:tcPr>
+            <w:tcBorders>
+              <w:bottom w:val="none" w:sz="0" w:space="0" w:color="000000"/>
+              <w:top w:val="none" w:sz="0" w:space="0" w:color="000000"/>
+              <w:left w:val="none" w:sz="0" w:space="0" w:color="000000"/>
+              <w:right w:val="none" w:sz="0" w:space="0" w:color="000000"/>
+            </w:tcBorders>
+            <w:shd w:val="clear" w:color="auto" w:fill="FFFFFF"/>
+            <w:tcMar>
+              <w:top w:w="0" w:type="dxa"/>
+              <w:bottom w:w="0" w:type="dxa"/>
+              <w:left w:w="0" w:type="dxa"/>
+              <w:right w:w="0" w:type="dxa"/>
+            </w:tcMar>
+            <w:vAlign w:val="center"/>
+          </w:tcPr>
+          <w:p>
+            <w:pPr>
+              <w:pStyle w:val="Normal"/>
+              <w:jc w:val="left"/>
+              <w:pBdr>
+                <w:bottom w:val="none" w:sz="0" w:space="0" w:color="000000"/>
+                <w:top w:val="none" w:sz="0" w:space="0" w:color="000000"/>
+                <w:left w:val="none" w:sz="0" w:space="0" w:color="000000"/>
+                <w:right w:val="none" w:sz="0" w:space="0" w:color="000000"/>
+              </w:pBdr>
+              <w:spacing w:after="100" w:before="100" w:line="240"/>
+              <w:ind w:left="100" w:right="100" w:firstLine="0" w:firstLineChars="0"/>
+              <w:rPr>
+                <w:rFonts w:ascii="Times New Roman" w:hAnsi="Times New Roman" w:eastAsia="Times New Roman" w:cs="Times New Roman"/>
+                <w:i w:val="false"/>
+                <w:b w:val="false"/>
+                <w:u w:val="none"/>
+                <w:strike w:val="false"/>
+                <w:sz w:val="14"/>
+                <w:szCs w:val="14"/>
+                <w:color w:val="000000"/>
+              </w:rPr>
+            </w:pPr>
+            <w:r>
+              <w:rPr>
+                <w:rFonts w:ascii="Times New Roman" w:hAnsi="Times New Roman" w:eastAsia="Times New Roman" w:cs="Times New Roman"/>
+                <w:i w:val="false"/>
+                <w:b w:val="false"/>
+                <w:u w:val="none"/>
+                <w:strike w:val="false"/>
+                <w:sz w:val="14"/>
+                <w:szCs w:val="14"/>
+                <w:color w:val="000000"/>
+              </w:rPr>
+              <w:t xml:space="preserve">0.125</w:t>
+            </w:r>
+          </w:p>
+        </w:tc>
+        <w:tc>
+          <w:tcPr>
+            <w:tcBorders>
+              <w:bottom w:val="none" w:sz="0" w:space="0" w:color="000000"/>
+              <w:top w:val="none" w:sz="0" w:space="0" w:color="000000"/>
+              <w:left w:val="none" w:sz="0" w:space="0" w:color="000000"/>
+              <w:right w:val="none" w:sz="0" w:space="0" w:color="000000"/>
+            </w:tcBorders>
+            <w:shd w:val="clear" w:color="auto" w:fill="FFFFFF"/>
+            <w:tcMar>
+              <w:top w:w="0" w:type="dxa"/>
+              <w:bottom w:w="0" w:type="dxa"/>
+              <w:left w:w="0" w:type="dxa"/>
+              <w:right w:w="0" w:type="dxa"/>
+            </w:tcMar>
+            <w:vAlign w:val="center"/>
+          </w:tcPr>
+          <w:p>
+            <w:pPr>
+              <w:pStyle w:val="Normal"/>
+              <w:jc w:val="left"/>
+              <w:pBdr>
+                <w:bottom w:val="none" w:sz="0" w:space="0" w:color="000000"/>
+                <w:top w:val="none" w:sz="0" w:space="0" w:color="000000"/>
+                <w:left w:val="none" w:sz="0" w:space="0" w:color="000000"/>
+                <w:right w:val="none" w:sz="0" w:space="0" w:color="000000"/>
+              </w:pBdr>
+              <w:spacing w:after="100" w:before="100" w:line="240"/>
+              <w:ind w:left="100" w:right="100" w:firstLine="0" w:firstLineChars="0"/>
+              <w:rPr>
+                <w:rFonts w:ascii="Times New Roman" w:hAnsi="Times New Roman" w:eastAsia="Times New Roman" w:cs="Times New Roman"/>
+                <w:i w:val="false"/>
+                <w:b w:val="false"/>
+                <w:u w:val="none"/>
+                <w:strike w:val="false"/>
+                <w:sz w:val="14"/>
+                <w:szCs w:val="14"/>
+                <w:color w:val="000000"/>
+              </w:rPr>
+            </w:pPr>
+            <w:r>
+              <w:rPr>
+                <w:rFonts w:ascii="Times New Roman" w:hAnsi="Times New Roman" w:eastAsia="Times New Roman" w:cs="Times New Roman"/>
+                <w:i w:val="false"/>
+                <w:b w:val="false"/>
+                <w:u w:val="none"/>
+                <w:strike w:val="false"/>
+                <w:sz w:val="14"/>
+                <w:szCs w:val="14"/>
+                <w:color w:val="000000"/>
+              </w:rPr>
+              <w:t xml:space="preserve">177.0</w:t>
+            </w:r>
+          </w:p>
+        </w:tc>
+        <w:tc>
+          <w:tcPr>
+            <w:tcBorders>
+              <w:bottom w:val="none" w:sz="0" w:space="0" w:color="000000"/>
+              <w:top w:val="none" w:sz="0" w:space="0" w:color="000000"/>
+              <w:left w:val="none" w:sz="0" w:space="0" w:color="000000"/>
+              <w:right w:val="none" w:sz="0" w:space="0" w:color="000000"/>
+            </w:tcBorders>
+            <w:shd w:val="clear" w:color="auto" w:fill="FFFFFF"/>
+            <w:tcMar>
+              <w:top w:w="0" w:type="dxa"/>
+              <w:bottom w:w="0" w:type="dxa"/>
+              <w:left w:w="0" w:type="dxa"/>
+              <w:right w:w="0" w:type="dxa"/>
+            </w:tcMar>
+            <w:vAlign w:val="center"/>
+          </w:tcPr>
+          <w:p>
+            <w:pPr>
+              <w:pStyle w:val="Normal"/>
+              <w:jc w:val="right"/>
               <w:pBdr>
                 <w:bottom w:val="none" w:sz="0" w:space="0" w:color="000000"/>
                 <w:top w:val="none" w:sz="0" w:space="0" w:color="000000"/>
@@ -9453,7 +9453,7 @@
                 <w:szCs w:val="14"/>
                 <w:color w:val="000000"/>
               </w:rPr>
-              <w:t xml:space="preserve">0.239</w:t>
+              <w:t xml:space="preserve">0.449</w:t>
             </w:r>
           </w:p>
         </w:tc>
@@ -10008,7 +10008,7 @@
                 <w:szCs w:val="14"/>
                 <w:color w:val="000000"/>
               </w:rPr>
-              <w:t xml:space="preserve">492</w:t>
+              <w:t xml:space="preserve">552</w:t>
             </w:r>
           </w:p>
         </w:tc>
@@ -10063,282 +10063,282 @@
                 <w:szCs w:val="14"/>
                 <w:color w:val="000000"/>
               </w:rPr>
-              <w:t xml:space="preserve">140</w:t>
-            </w:r>
-          </w:p>
-        </w:tc>
-        <w:tc>
-          <w:tcPr>
-            <w:tcBorders>
-              <w:bottom w:val="none" w:sz="0" w:space="0" w:color="000000"/>
-              <w:top w:val="none" w:sz="0" w:space="0" w:color="000000"/>
-              <w:left w:val="none" w:sz="0" w:space="0" w:color="000000"/>
-              <w:right w:val="none" w:sz="0" w:space="0" w:color="000000"/>
-            </w:tcBorders>
-            <w:shd w:val="clear" w:color="auto" w:fill="FFFFFF"/>
-            <w:tcMar>
-              <w:top w:w="0" w:type="dxa"/>
-              <w:bottom w:w="0" w:type="dxa"/>
-              <w:left w:w="0" w:type="dxa"/>
-              <w:right w:w="0" w:type="dxa"/>
-            </w:tcMar>
-            <w:vAlign w:val="center"/>
-          </w:tcPr>
-          <w:p>
-            <w:pPr>
-              <w:pStyle w:val="Normal"/>
-              <w:jc w:val="left"/>
-              <w:pBdr>
-                <w:bottom w:val="none" w:sz="0" w:space="0" w:color="000000"/>
-                <w:top w:val="none" w:sz="0" w:space="0" w:color="000000"/>
-                <w:left w:val="none" w:sz="0" w:space="0" w:color="000000"/>
-                <w:right w:val="none" w:sz="0" w:space="0" w:color="000000"/>
-              </w:pBdr>
-              <w:spacing w:after="100" w:before="100" w:line="240"/>
-              <w:ind w:left="100" w:right="100" w:firstLine="0" w:firstLineChars="0"/>
-              <w:rPr>
-                <w:rFonts w:ascii="Times New Roman" w:hAnsi="Times New Roman" w:eastAsia="Times New Roman" w:cs="Times New Roman"/>
-                <w:i w:val="false"/>
-                <w:b w:val="false"/>
-                <w:u w:val="none"/>
-                <w:strike w:val="false"/>
-                <w:sz w:val="14"/>
-                <w:szCs w:val="14"/>
-                <w:color w:val="000000"/>
-              </w:rPr>
-            </w:pPr>
-            <w:r>
-              <w:rPr>
-                <w:rFonts w:ascii="Times New Roman" w:hAnsi="Times New Roman" w:eastAsia="Times New Roman" w:cs="Times New Roman"/>
-                <w:i w:val="false"/>
-                <w:b w:val="false"/>
-                <w:u w:val="none"/>
-                <w:strike w:val="false"/>
-                <w:sz w:val="14"/>
-                <w:szCs w:val="14"/>
-                <w:color w:val="000000"/>
-              </w:rPr>
-              <w:t xml:space="preserve">0.74 (0.53–1.03)</w:t>
-            </w:r>
-          </w:p>
-        </w:tc>
-        <w:tc>
-          <w:tcPr>
-            <w:tcBorders>
-              <w:bottom w:val="none" w:sz="0" w:space="0" w:color="000000"/>
-              <w:top w:val="none" w:sz="0" w:space="0" w:color="000000"/>
-              <w:left w:val="none" w:sz="0" w:space="0" w:color="000000"/>
-              <w:right w:val="none" w:sz="0" w:space="0" w:color="000000"/>
-            </w:tcBorders>
-            <w:shd w:val="clear" w:color="auto" w:fill="FFFFFF"/>
-            <w:tcMar>
-              <w:top w:w="0" w:type="dxa"/>
-              <w:bottom w:w="0" w:type="dxa"/>
-              <w:left w:w="0" w:type="dxa"/>
-              <w:right w:w="0" w:type="dxa"/>
-            </w:tcMar>
-            <w:vAlign w:val="center"/>
-          </w:tcPr>
-          <w:p>
-            <w:pPr>
-              <w:pStyle w:val="Normal"/>
-              <w:jc w:val="left"/>
-              <w:pBdr>
-                <w:bottom w:val="none" w:sz="0" w:space="0" w:color="000000"/>
-                <w:top w:val="none" w:sz="0" w:space="0" w:color="000000"/>
-                <w:left w:val="none" w:sz="0" w:space="0" w:color="000000"/>
-                <w:right w:val="none" w:sz="0" w:space="0" w:color="000000"/>
-              </w:pBdr>
-              <w:spacing w:after="100" w:before="100" w:line="240"/>
-              <w:ind w:left="100" w:right="100" w:firstLine="0" w:firstLineChars="0"/>
-              <w:rPr>
-                <w:rFonts w:ascii="Times New Roman" w:hAnsi="Times New Roman" w:eastAsia="Times New Roman" w:cs="Times New Roman"/>
-                <w:i w:val="false"/>
-                <w:b w:val="false"/>
-                <w:u w:val="none"/>
-                <w:strike w:val="false"/>
-                <w:sz w:val="14"/>
-                <w:szCs w:val="14"/>
-                <w:color w:val="000000"/>
-              </w:rPr>
-            </w:pPr>
-            <w:r>
-              <w:rPr>
-                <w:rFonts w:ascii="Times New Roman" w:hAnsi="Times New Roman" w:eastAsia="Times New Roman" w:cs="Times New Roman"/>
-                <w:i w:val="false"/>
-                <w:b w:val="false"/>
-                <w:u w:val="none"/>
-                <w:strike w:val="false"/>
-                <w:sz w:val="14"/>
-                <w:szCs w:val="14"/>
-                <w:color w:val="000000"/>
-              </w:rPr>
-              <w:t xml:space="preserve">0.073</w:t>
-            </w:r>
-          </w:p>
-        </w:tc>
-        <w:tc>
-          <w:tcPr>
-            <w:tcBorders>
-              <w:bottom w:val="none" w:sz="0" w:space="0" w:color="000000"/>
-              <w:top w:val="none" w:sz="0" w:space="0" w:color="000000"/>
-              <w:left w:val="none" w:sz="0" w:space="0" w:color="000000"/>
-              <w:right w:val="none" w:sz="0" w:space="0" w:color="000000"/>
-            </w:tcBorders>
-            <w:shd w:val="clear" w:color="auto" w:fill="FFFFFF"/>
-            <w:tcMar>
-              <w:top w:w="0" w:type="dxa"/>
-              <w:bottom w:w="0" w:type="dxa"/>
-              <w:left w:w="0" w:type="dxa"/>
-              <w:right w:w="0" w:type="dxa"/>
-            </w:tcMar>
-            <w:vAlign w:val="center"/>
-          </w:tcPr>
-          <w:p>
-            <w:pPr>
-              <w:pStyle w:val="Normal"/>
-              <w:jc w:val="left"/>
-              <w:pBdr>
-                <w:bottom w:val="none" w:sz="0" w:space="0" w:color="000000"/>
-                <w:top w:val="none" w:sz="0" w:space="0" w:color="000000"/>
-                <w:left w:val="none" w:sz="0" w:space="0" w:color="000000"/>
-                <w:right w:val="none" w:sz="0" w:space="0" w:color="000000"/>
-              </w:pBdr>
-              <w:spacing w:after="100" w:before="100" w:line="240"/>
-              <w:ind w:left="100" w:right="100" w:firstLine="0" w:firstLineChars="0"/>
-              <w:rPr>
-                <w:rFonts w:ascii="Times New Roman" w:hAnsi="Times New Roman" w:eastAsia="Times New Roman" w:cs="Times New Roman"/>
-                <w:i w:val="false"/>
-                <w:b w:val="false"/>
-                <w:u w:val="none"/>
-                <w:strike w:val="false"/>
-                <w:sz w:val="14"/>
-                <w:szCs w:val="14"/>
-                <w:color w:val="000000"/>
-              </w:rPr>
-            </w:pPr>
-            <w:r>
-              <w:rPr>
-                <w:rFonts w:ascii="Times New Roman" w:hAnsi="Times New Roman" w:eastAsia="Times New Roman" w:cs="Times New Roman"/>
-                <w:i w:val="false"/>
-                <w:b w:val="false"/>
-                <w:u w:val="none"/>
-                <w:strike w:val="false"/>
-                <w:sz w:val="14"/>
-                <w:szCs w:val="14"/>
-                <w:color w:val="000000"/>
-              </w:rPr>
-              <w:t xml:space="preserve">28.0</w:t>
-            </w:r>
-          </w:p>
-        </w:tc>
-        <w:tc>
-          <w:tcPr>
-            <w:tcBorders>
-              <w:bottom w:val="none" w:sz="0" w:space="0" w:color="000000"/>
-              <w:top w:val="none" w:sz="0" w:space="0" w:color="000000"/>
-              <w:left w:val="none" w:sz="0" w:space="0" w:color="000000"/>
-              <w:right w:val="none" w:sz="0" w:space="0" w:color="000000"/>
-            </w:tcBorders>
-            <w:shd w:val="clear" w:color="auto" w:fill="FFFFFF"/>
-            <w:tcMar>
-              <w:top w:w="0" w:type="dxa"/>
-              <w:bottom w:w="0" w:type="dxa"/>
-              <w:left w:w="0" w:type="dxa"/>
-              <w:right w:w="0" w:type="dxa"/>
-            </w:tcMar>
-            <w:vAlign w:val="center"/>
-          </w:tcPr>
-          <w:p>
-            <w:pPr>
-              <w:pStyle w:val="Normal"/>
-              <w:jc w:val="left"/>
-              <w:pBdr>
-                <w:bottom w:val="none" w:sz="0" w:space="0" w:color="000000"/>
-                <w:top w:val="none" w:sz="0" w:space="0" w:color="000000"/>
-                <w:left w:val="none" w:sz="0" w:space="0" w:color="000000"/>
-                <w:right w:val="none" w:sz="0" w:space="0" w:color="000000"/>
-              </w:pBdr>
-              <w:spacing w:after="100" w:before="100" w:line="240"/>
-              <w:ind w:left="100" w:right="100" w:firstLine="0" w:firstLineChars="0"/>
-              <w:rPr>
-                <w:rFonts w:ascii="Times New Roman" w:hAnsi="Times New Roman" w:eastAsia="Times New Roman" w:cs="Times New Roman"/>
-                <w:i w:val="false"/>
-                <w:b w:val="false"/>
-                <w:u w:val="none"/>
-                <w:strike w:val="false"/>
-                <w:sz w:val="14"/>
-                <w:szCs w:val="14"/>
-                <w:color w:val="000000"/>
-              </w:rPr>
-            </w:pPr>
-            <w:r>
-              <w:rPr>
-                <w:rFonts w:ascii="Times New Roman" w:hAnsi="Times New Roman" w:eastAsia="Times New Roman" w:cs="Times New Roman"/>
-                <w:i w:val="false"/>
-                <w:b w:val="false"/>
-                <w:u w:val="none"/>
-                <w:strike w:val="false"/>
-                <w:sz w:val="14"/>
-                <w:szCs w:val="14"/>
-                <w:color w:val="000000"/>
-              </w:rPr>
-              <w:t xml:space="preserve">I–III</w:t>
-            </w:r>
-          </w:p>
-        </w:tc>
-        <w:tc>
-          <w:tcPr>
-            <w:tcBorders>
-              <w:bottom w:val="none" w:sz="0" w:space="0" w:color="000000"/>
-              <w:top w:val="none" w:sz="0" w:space="0" w:color="000000"/>
-              <w:left w:val="none" w:sz="0" w:space="0" w:color="000000"/>
-              <w:right w:val="none" w:sz="0" w:space="0" w:color="000000"/>
-            </w:tcBorders>
-            <w:shd w:val="clear" w:color="auto" w:fill="FFFFFF"/>
-            <w:tcMar>
-              <w:top w:w="0" w:type="dxa"/>
-              <w:bottom w:w="0" w:type="dxa"/>
-              <w:left w:w="0" w:type="dxa"/>
-              <w:right w:w="0" w:type="dxa"/>
-            </w:tcMar>
-            <w:vAlign w:val="center"/>
-          </w:tcPr>
-          <w:p>
-            <w:pPr>
-              <w:pStyle w:val="Normal"/>
-              <w:jc w:val="left"/>
-              <w:pBdr>
-                <w:bottom w:val="none" w:sz="0" w:space="0" w:color="000000"/>
-                <w:top w:val="none" w:sz="0" w:space="0" w:color="000000"/>
-                <w:left w:val="none" w:sz="0" w:space="0" w:color="000000"/>
-                <w:right w:val="none" w:sz="0" w:space="0" w:color="000000"/>
-              </w:pBdr>
-              <w:spacing w:after="100" w:before="100" w:line="240"/>
-              <w:ind w:left="100" w:right="100" w:firstLine="0" w:firstLineChars="0"/>
-              <w:rPr>
-                <w:rFonts w:ascii="Times New Roman" w:hAnsi="Times New Roman" w:eastAsia="Times New Roman" w:cs="Times New Roman"/>
-                <w:i w:val="false"/>
-                <w:b w:val="false"/>
-                <w:u w:val="none"/>
-                <w:strike w:val="false"/>
-                <w:sz w:val="14"/>
-                <w:szCs w:val="14"/>
-                <w:color w:val="000000"/>
-              </w:rPr>
-            </w:pPr>
-            <w:r>
-              <w:rPr>
-                <w:rFonts w:ascii="Times New Roman" w:hAnsi="Times New Roman" w:eastAsia="Times New Roman" w:cs="Times New Roman"/>
-                <w:i w:val="false"/>
-                <w:b w:val="false"/>
-                <w:u w:val="none"/>
-                <w:strike w:val="false"/>
-                <w:sz w:val="14"/>
-                <w:szCs w:val="14"/>
-                <w:color w:val="000000"/>
-              </w:rPr>
-              <w:t xml:space="preserve">0.760</w:t>
+              <w:t xml:space="preserve">177</w:t>
+            </w:r>
+          </w:p>
+        </w:tc>
+        <w:tc>
+          <w:tcPr>
+            <w:tcBorders>
+              <w:bottom w:val="none" w:sz="0" w:space="0" w:color="000000"/>
+              <w:top w:val="none" w:sz="0" w:space="0" w:color="000000"/>
+              <w:left w:val="none" w:sz="0" w:space="0" w:color="000000"/>
+              <w:right w:val="none" w:sz="0" w:space="0" w:color="000000"/>
+            </w:tcBorders>
+            <w:shd w:val="clear" w:color="auto" w:fill="FFFFFF"/>
+            <w:tcMar>
+              <w:top w:w="0" w:type="dxa"/>
+              <w:bottom w:w="0" w:type="dxa"/>
+              <w:left w:w="0" w:type="dxa"/>
+              <w:right w:w="0" w:type="dxa"/>
+            </w:tcMar>
+            <w:vAlign w:val="center"/>
+          </w:tcPr>
+          <w:p>
+            <w:pPr>
+              <w:pStyle w:val="Normal"/>
+              <w:jc w:val="left"/>
+              <w:pBdr>
+                <w:bottom w:val="none" w:sz="0" w:space="0" w:color="000000"/>
+                <w:top w:val="none" w:sz="0" w:space="0" w:color="000000"/>
+                <w:left w:val="none" w:sz="0" w:space="0" w:color="000000"/>
+                <w:right w:val="none" w:sz="0" w:space="0" w:color="000000"/>
+              </w:pBdr>
+              <w:spacing w:after="100" w:before="100" w:line="240"/>
+              <w:ind w:left="100" w:right="100" w:firstLine="0" w:firstLineChars="0"/>
+              <w:rPr>
+                <w:rFonts w:ascii="Times New Roman" w:hAnsi="Times New Roman" w:eastAsia="Times New Roman" w:cs="Times New Roman"/>
+                <w:i w:val="false"/>
+                <w:b w:val="false"/>
+                <w:u w:val="none"/>
+                <w:strike w:val="false"/>
+                <w:sz w:val="14"/>
+                <w:szCs w:val="14"/>
+                <w:color w:val="000000"/>
+              </w:rPr>
+            </w:pPr>
+            <w:r>
+              <w:rPr>
+                <w:rFonts w:ascii="Times New Roman" w:hAnsi="Times New Roman" w:eastAsia="Times New Roman" w:cs="Times New Roman"/>
+                <w:i w:val="false"/>
+                <w:b w:val="false"/>
+                <w:u w:val="none"/>
+                <w:strike w:val="false"/>
+                <w:sz w:val="14"/>
+                <w:szCs w:val="14"/>
+                <w:color w:val="000000"/>
+              </w:rPr>
+              <w:t xml:space="preserve">0.72 (0.54–0.97)</w:t>
+            </w:r>
+          </w:p>
+        </w:tc>
+        <w:tc>
+          <w:tcPr>
+            <w:tcBorders>
+              <w:bottom w:val="none" w:sz="0" w:space="0" w:color="000000"/>
+              <w:top w:val="none" w:sz="0" w:space="0" w:color="000000"/>
+              <w:left w:val="none" w:sz="0" w:space="0" w:color="000000"/>
+              <w:right w:val="none" w:sz="0" w:space="0" w:color="000000"/>
+            </w:tcBorders>
+            <w:shd w:val="clear" w:color="auto" w:fill="FFFFFF"/>
+            <w:tcMar>
+              <w:top w:w="0" w:type="dxa"/>
+              <w:bottom w:w="0" w:type="dxa"/>
+              <w:left w:w="0" w:type="dxa"/>
+              <w:right w:w="0" w:type="dxa"/>
+            </w:tcMar>
+            <w:vAlign w:val="center"/>
+          </w:tcPr>
+          <w:p>
+            <w:pPr>
+              <w:pStyle w:val="Normal"/>
+              <w:jc w:val="left"/>
+              <w:pBdr>
+                <w:bottom w:val="none" w:sz="0" w:space="0" w:color="000000"/>
+                <w:top w:val="none" w:sz="0" w:space="0" w:color="000000"/>
+                <w:left w:val="none" w:sz="0" w:space="0" w:color="000000"/>
+                <w:right w:val="none" w:sz="0" w:space="0" w:color="000000"/>
+              </w:pBdr>
+              <w:spacing w:after="100" w:before="100" w:line="240"/>
+              <w:ind w:left="100" w:right="100" w:firstLine="0" w:firstLineChars="0"/>
+              <w:rPr>
+                <w:rFonts w:ascii="Times New Roman" w:hAnsi="Times New Roman" w:eastAsia="Times New Roman" w:cs="Times New Roman"/>
+                <w:i w:val="false"/>
+                <w:b w:val="false"/>
+                <w:u w:val="none"/>
+                <w:strike w:val="false"/>
+                <w:sz w:val="14"/>
+                <w:szCs w:val="14"/>
+                <w:color w:val="000000"/>
+              </w:rPr>
+            </w:pPr>
+            <w:r>
+              <w:rPr>
+                <w:rFonts w:ascii="Times New Roman" w:hAnsi="Times New Roman" w:eastAsia="Times New Roman" w:cs="Times New Roman"/>
+                <w:i w:val="false"/>
+                <w:b w:val="false"/>
+                <w:u w:val="none"/>
+                <w:strike w:val="false"/>
+                <w:sz w:val="14"/>
+                <w:szCs w:val="14"/>
+                <w:color w:val="000000"/>
+              </w:rPr>
+              <w:t xml:space="preserve">0.032</w:t>
+            </w:r>
+          </w:p>
+        </w:tc>
+        <w:tc>
+          <w:tcPr>
+            <w:tcBorders>
+              <w:bottom w:val="none" w:sz="0" w:space="0" w:color="000000"/>
+              <w:top w:val="none" w:sz="0" w:space="0" w:color="000000"/>
+              <w:left w:val="none" w:sz="0" w:space="0" w:color="000000"/>
+              <w:right w:val="none" w:sz="0" w:space="0" w:color="000000"/>
+            </w:tcBorders>
+            <w:shd w:val="clear" w:color="auto" w:fill="FFFFFF"/>
+            <w:tcMar>
+              <w:top w:w="0" w:type="dxa"/>
+              <w:bottom w:w="0" w:type="dxa"/>
+              <w:left w:w="0" w:type="dxa"/>
+              <w:right w:w="0" w:type="dxa"/>
+            </w:tcMar>
+            <w:vAlign w:val="center"/>
+          </w:tcPr>
+          <w:p>
+            <w:pPr>
+              <w:pStyle w:val="Normal"/>
+              <w:jc w:val="left"/>
+              <w:pBdr>
+                <w:bottom w:val="none" w:sz="0" w:space="0" w:color="000000"/>
+                <w:top w:val="none" w:sz="0" w:space="0" w:color="000000"/>
+                <w:left w:val="none" w:sz="0" w:space="0" w:color="000000"/>
+                <w:right w:val="none" w:sz="0" w:space="0" w:color="000000"/>
+              </w:pBdr>
+              <w:spacing w:after="100" w:before="100" w:line="240"/>
+              <w:ind w:left="100" w:right="100" w:firstLine="0" w:firstLineChars="0"/>
+              <w:rPr>
+                <w:rFonts w:ascii="Times New Roman" w:hAnsi="Times New Roman" w:eastAsia="Times New Roman" w:cs="Times New Roman"/>
+                <w:i w:val="false"/>
+                <w:b w:val="false"/>
+                <w:u w:val="none"/>
+                <w:strike w:val="false"/>
+                <w:sz w:val="14"/>
+                <w:szCs w:val="14"/>
+                <w:color w:val="000000"/>
+              </w:rPr>
+            </w:pPr>
+            <w:r>
+              <w:rPr>
+                <w:rFonts w:ascii="Times New Roman" w:hAnsi="Times New Roman" w:eastAsia="Times New Roman" w:cs="Times New Roman"/>
+                <w:i w:val="false"/>
+                <w:b w:val="false"/>
+                <w:u w:val="none"/>
+                <w:strike w:val="false"/>
+                <w:sz w:val="14"/>
+                <w:szCs w:val="14"/>
+                <w:color w:val="000000"/>
+              </w:rPr>
+              <w:t xml:space="preserve">44.2</w:t>
+            </w:r>
+          </w:p>
+        </w:tc>
+        <w:tc>
+          <w:tcPr>
+            <w:tcBorders>
+              <w:bottom w:val="none" w:sz="0" w:space="0" w:color="000000"/>
+              <w:top w:val="none" w:sz="0" w:space="0" w:color="000000"/>
+              <w:left w:val="none" w:sz="0" w:space="0" w:color="000000"/>
+              <w:right w:val="none" w:sz="0" w:space="0" w:color="000000"/>
+            </w:tcBorders>
+            <w:shd w:val="clear" w:color="auto" w:fill="FFFFFF"/>
+            <w:tcMar>
+              <w:top w:w="0" w:type="dxa"/>
+              <w:bottom w:w="0" w:type="dxa"/>
+              <w:left w:w="0" w:type="dxa"/>
+              <w:right w:w="0" w:type="dxa"/>
+            </w:tcMar>
+            <w:vAlign w:val="center"/>
+          </w:tcPr>
+          <w:p>
+            <w:pPr>
+              <w:pStyle w:val="Normal"/>
+              <w:jc w:val="right"/>
+              <w:pBdr>
+                <w:bottom w:val="none" w:sz="0" w:space="0" w:color="000000"/>
+                <w:top w:val="none" w:sz="0" w:space="0" w:color="000000"/>
+                <w:left w:val="none" w:sz="0" w:space="0" w:color="000000"/>
+                <w:right w:val="none" w:sz="0" w:space="0" w:color="000000"/>
+              </w:pBdr>
+              <w:spacing w:after="100" w:before="100" w:line="240"/>
+              <w:ind w:left="100" w:right="100" w:firstLine="0" w:firstLineChars="0"/>
+              <w:rPr>
+                <w:rFonts w:ascii="Times New Roman" w:hAnsi="Times New Roman" w:eastAsia="Times New Roman" w:cs="Times New Roman"/>
+                <w:i w:val="false"/>
+                <w:b w:val="false"/>
+                <w:u w:val="none"/>
+                <w:strike w:val="false"/>
+                <w:sz w:val="14"/>
+                <w:szCs w:val="14"/>
+                <w:color w:val="000000"/>
+              </w:rPr>
+            </w:pPr>
+            <w:r>
+              <w:rPr>
+                <w:rFonts w:ascii="Times New Roman" w:hAnsi="Times New Roman" w:eastAsia="Times New Roman" w:cs="Times New Roman"/>
+                <w:i w:val="false"/>
+                <w:b w:val="false"/>
+                <w:u w:val="none"/>
+                <w:strike w:val="false"/>
+                <w:sz w:val="14"/>
+                <w:szCs w:val="14"/>
+                <w:color w:val="000000"/>
+              </w:rPr>
+              <w:t xml:space="preserve"/>
+            </w:r>
+          </w:p>
+        </w:tc>
+        <w:tc>
+          <w:tcPr>
+            <w:tcBorders>
+              <w:bottom w:val="none" w:sz="0" w:space="0" w:color="000000"/>
+              <w:top w:val="none" w:sz="0" w:space="0" w:color="000000"/>
+              <w:left w:val="none" w:sz="0" w:space="0" w:color="000000"/>
+              <w:right w:val="none" w:sz="0" w:space="0" w:color="000000"/>
+            </w:tcBorders>
+            <w:shd w:val="clear" w:color="auto" w:fill="FFFFFF"/>
+            <w:tcMar>
+              <w:top w:w="0" w:type="dxa"/>
+              <w:bottom w:w="0" w:type="dxa"/>
+              <w:left w:w="0" w:type="dxa"/>
+              <w:right w:w="0" w:type="dxa"/>
+            </w:tcMar>
+            <w:vAlign w:val="center"/>
+          </w:tcPr>
+          <w:p>
+            <w:pPr>
+              <w:pStyle w:val="Normal"/>
+              <w:jc w:val="left"/>
+              <w:pBdr>
+                <w:bottom w:val="none" w:sz="0" w:space="0" w:color="000000"/>
+                <w:top w:val="none" w:sz="0" w:space="0" w:color="000000"/>
+                <w:left w:val="none" w:sz="0" w:space="0" w:color="000000"/>
+                <w:right w:val="none" w:sz="0" w:space="0" w:color="000000"/>
+              </w:pBdr>
+              <w:spacing w:after="100" w:before="100" w:line="240"/>
+              <w:ind w:left="100" w:right="100" w:firstLine="0" w:firstLineChars="0"/>
+              <w:rPr>
+                <w:rFonts w:ascii="Times New Roman" w:hAnsi="Times New Roman" w:eastAsia="Times New Roman" w:cs="Times New Roman"/>
+                <w:i w:val="false"/>
+                <w:b w:val="false"/>
+                <w:u w:val="none"/>
+                <w:strike w:val="false"/>
+                <w:sz w:val="14"/>
+                <w:szCs w:val="14"/>
+                <w:color w:val="000000"/>
+              </w:rPr>
+            </w:pPr>
+            <w:r>
+              <w:rPr>
+                <w:rFonts w:ascii="Times New Roman" w:hAnsi="Times New Roman" w:eastAsia="Times New Roman" w:cs="Times New Roman"/>
+                <w:i w:val="false"/>
+                <w:b w:val="false"/>
+                <w:u w:val="none"/>
+                <w:strike w:val="false"/>
+                <w:sz w:val="14"/>
+                <w:szCs w:val="14"/>
+                <w:color w:val="000000"/>
+              </w:rPr>
+              <w:t xml:space="preserve">0.768</w:t>
             </w:r>
           </w:p>
         </w:tc>
@@ -10893,7 +10893,7 @@
                 <w:szCs w:val="14"/>
                 <w:color w:val="000000"/>
               </w:rPr>
-              <w:t xml:space="preserve">448</w:t>
+              <w:t xml:space="preserve">506</w:t>
             </w:r>
           </w:p>
         </w:tc>
@@ -10948,282 +10948,282 @@
                 <w:szCs w:val="14"/>
                 <w:color w:val="000000"/>
               </w:rPr>
-              <w:t xml:space="preserve">132</w:t>
-            </w:r>
-          </w:p>
-        </w:tc>
-        <w:tc>
-          <w:tcPr>
-            <w:tcBorders>
-              <w:bottom w:val="none" w:sz="0" w:space="0" w:color="000000"/>
-              <w:top w:val="none" w:sz="0" w:space="0" w:color="000000"/>
-              <w:left w:val="none" w:sz="0" w:space="0" w:color="000000"/>
-              <w:right w:val="none" w:sz="0" w:space="0" w:color="000000"/>
-            </w:tcBorders>
-            <w:shd w:val="clear" w:color="auto" w:fill="FFFFFF"/>
-            <w:tcMar>
-              <w:top w:w="0" w:type="dxa"/>
-              <w:bottom w:w="0" w:type="dxa"/>
-              <w:left w:w="0" w:type="dxa"/>
-              <w:right w:w="0" w:type="dxa"/>
-            </w:tcMar>
-            <w:vAlign w:val="center"/>
-          </w:tcPr>
-          <w:p>
-            <w:pPr>
-              <w:pStyle w:val="Normal"/>
-              <w:jc w:val="left"/>
-              <w:pBdr>
-                <w:bottom w:val="none" w:sz="0" w:space="0" w:color="000000"/>
-                <w:top w:val="none" w:sz="0" w:space="0" w:color="000000"/>
-                <w:left w:val="none" w:sz="0" w:space="0" w:color="000000"/>
-                <w:right w:val="none" w:sz="0" w:space="0" w:color="000000"/>
-              </w:pBdr>
-              <w:spacing w:after="100" w:before="100" w:line="240"/>
-              <w:ind w:left="100" w:right="100" w:firstLine="0" w:firstLineChars="0"/>
-              <w:rPr>
-                <w:rFonts w:ascii="Times New Roman" w:hAnsi="Times New Roman" w:eastAsia="Times New Roman" w:cs="Times New Roman"/>
-                <w:i w:val="false"/>
-                <w:b w:val="false"/>
-                <w:u w:val="none"/>
-                <w:strike w:val="false"/>
-                <w:sz w:val="14"/>
-                <w:szCs w:val="14"/>
-                <w:color w:val="000000"/>
-              </w:rPr>
-            </w:pPr>
-            <w:r>
-              <w:rPr>
-                <w:rFonts w:ascii="Times New Roman" w:hAnsi="Times New Roman" w:eastAsia="Times New Roman" w:cs="Times New Roman"/>
-                <w:i w:val="false"/>
-                <w:b w:val="false"/>
-                <w:u w:val="none"/>
-                <w:strike w:val="false"/>
-                <w:sz w:val="14"/>
-                <w:szCs w:val="14"/>
-                <w:color w:val="000000"/>
-              </w:rPr>
-              <w:t xml:space="preserve">0.74 (0.53–1.05)</w:t>
-            </w:r>
-          </w:p>
-        </w:tc>
-        <w:tc>
-          <w:tcPr>
-            <w:tcBorders>
-              <w:bottom w:val="none" w:sz="0" w:space="0" w:color="000000"/>
-              <w:top w:val="none" w:sz="0" w:space="0" w:color="000000"/>
-              <w:left w:val="none" w:sz="0" w:space="0" w:color="000000"/>
-              <w:right w:val="none" w:sz="0" w:space="0" w:color="000000"/>
-            </w:tcBorders>
-            <w:shd w:val="clear" w:color="auto" w:fill="FFFFFF"/>
-            <w:tcMar>
-              <w:top w:w="0" w:type="dxa"/>
-              <w:bottom w:w="0" w:type="dxa"/>
-              <w:left w:w="0" w:type="dxa"/>
-              <w:right w:w="0" w:type="dxa"/>
-            </w:tcMar>
-            <w:vAlign w:val="center"/>
-          </w:tcPr>
-          <w:p>
-            <w:pPr>
-              <w:pStyle w:val="Normal"/>
-              <w:jc w:val="left"/>
-              <w:pBdr>
-                <w:bottom w:val="none" w:sz="0" w:space="0" w:color="000000"/>
-                <w:top w:val="none" w:sz="0" w:space="0" w:color="000000"/>
-                <w:left w:val="none" w:sz="0" w:space="0" w:color="000000"/>
-                <w:right w:val="none" w:sz="0" w:space="0" w:color="000000"/>
-              </w:pBdr>
-              <w:spacing w:after="100" w:before="100" w:line="240"/>
-              <w:ind w:left="100" w:right="100" w:firstLine="0" w:firstLineChars="0"/>
-              <w:rPr>
-                <w:rFonts w:ascii="Times New Roman" w:hAnsi="Times New Roman" w:eastAsia="Times New Roman" w:cs="Times New Roman"/>
-                <w:i w:val="false"/>
-                <w:b w:val="false"/>
-                <w:u w:val="none"/>
-                <w:strike w:val="false"/>
-                <w:sz w:val="14"/>
-                <w:szCs w:val="14"/>
-                <w:color w:val="000000"/>
-              </w:rPr>
-            </w:pPr>
-            <w:r>
-              <w:rPr>
-                <w:rFonts w:ascii="Times New Roman" w:hAnsi="Times New Roman" w:eastAsia="Times New Roman" w:cs="Times New Roman"/>
-                <w:i w:val="false"/>
-                <w:b w:val="false"/>
-                <w:u w:val="none"/>
-                <w:strike w:val="false"/>
-                <w:sz w:val="14"/>
-                <w:szCs w:val="14"/>
-                <w:color w:val="000000"/>
-              </w:rPr>
-              <w:t xml:space="preserve">0.089</w:t>
-            </w:r>
-          </w:p>
-        </w:tc>
-        <w:tc>
-          <w:tcPr>
-            <w:tcBorders>
-              <w:bottom w:val="none" w:sz="0" w:space="0" w:color="000000"/>
-              <w:top w:val="none" w:sz="0" w:space="0" w:color="000000"/>
-              <w:left w:val="none" w:sz="0" w:space="0" w:color="000000"/>
-              <w:right w:val="none" w:sz="0" w:space="0" w:color="000000"/>
-            </w:tcBorders>
-            <w:shd w:val="clear" w:color="auto" w:fill="FFFFFF"/>
-            <w:tcMar>
-              <w:top w:w="0" w:type="dxa"/>
-              <w:bottom w:w="0" w:type="dxa"/>
-              <w:left w:w="0" w:type="dxa"/>
-              <w:right w:w="0" w:type="dxa"/>
-            </w:tcMar>
-            <w:vAlign w:val="center"/>
-          </w:tcPr>
-          <w:p>
-            <w:pPr>
-              <w:pStyle w:val="Normal"/>
-              <w:jc w:val="left"/>
-              <w:pBdr>
-                <w:bottom w:val="none" w:sz="0" w:space="0" w:color="000000"/>
-                <w:top w:val="none" w:sz="0" w:space="0" w:color="000000"/>
-                <w:left w:val="none" w:sz="0" w:space="0" w:color="000000"/>
-                <w:right w:val="none" w:sz="0" w:space="0" w:color="000000"/>
-              </w:pBdr>
-              <w:spacing w:after="100" w:before="100" w:line="240"/>
-              <w:ind w:left="100" w:right="100" w:firstLine="0" w:firstLineChars="0"/>
-              <w:rPr>
-                <w:rFonts w:ascii="Times New Roman" w:hAnsi="Times New Roman" w:eastAsia="Times New Roman" w:cs="Times New Roman"/>
-                <w:i w:val="false"/>
-                <w:b w:val="false"/>
-                <w:u w:val="none"/>
-                <w:strike w:val="false"/>
-                <w:sz w:val="14"/>
-                <w:szCs w:val="14"/>
-                <w:color w:val="000000"/>
-              </w:rPr>
-            </w:pPr>
-            <w:r>
-              <w:rPr>
-                <w:rFonts w:ascii="Times New Roman" w:hAnsi="Times New Roman" w:eastAsia="Times New Roman" w:cs="Times New Roman"/>
-                <w:i w:val="false"/>
-                <w:b w:val="false"/>
-                <w:u w:val="none"/>
-                <w:strike w:val="false"/>
-                <w:sz w:val="14"/>
-                <w:szCs w:val="14"/>
-                <w:color w:val="000000"/>
-              </w:rPr>
-              <w:t xml:space="preserve">26.4</w:t>
-            </w:r>
-          </w:p>
-        </w:tc>
-        <w:tc>
-          <w:tcPr>
-            <w:tcBorders>
-              <w:bottom w:val="none" w:sz="0" w:space="0" w:color="000000"/>
-              <w:top w:val="none" w:sz="0" w:space="0" w:color="000000"/>
-              <w:left w:val="none" w:sz="0" w:space="0" w:color="000000"/>
-              <w:right w:val="none" w:sz="0" w:space="0" w:color="000000"/>
-            </w:tcBorders>
-            <w:shd w:val="clear" w:color="auto" w:fill="FFFFFF"/>
-            <w:tcMar>
-              <w:top w:w="0" w:type="dxa"/>
-              <w:bottom w:w="0" w:type="dxa"/>
-              <w:left w:w="0" w:type="dxa"/>
-              <w:right w:w="0" w:type="dxa"/>
-            </w:tcMar>
-            <w:vAlign w:val="center"/>
-          </w:tcPr>
-          <w:p>
-            <w:pPr>
-              <w:pStyle w:val="Normal"/>
-              <w:jc w:val="left"/>
-              <w:pBdr>
-                <w:bottom w:val="none" w:sz="0" w:space="0" w:color="000000"/>
-                <w:top w:val="none" w:sz="0" w:space="0" w:color="000000"/>
-                <w:left w:val="none" w:sz="0" w:space="0" w:color="000000"/>
-                <w:right w:val="none" w:sz="0" w:space="0" w:color="000000"/>
-              </w:pBdr>
-              <w:spacing w:after="100" w:before="100" w:line="240"/>
-              <w:ind w:left="100" w:right="100" w:firstLine="0" w:firstLineChars="0"/>
-              <w:rPr>
-                <w:rFonts w:ascii="Times New Roman" w:hAnsi="Times New Roman" w:eastAsia="Times New Roman" w:cs="Times New Roman"/>
-                <w:i w:val="false"/>
-                <w:b w:val="false"/>
-                <w:u w:val="none"/>
-                <w:strike w:val="false"/>
-                <w:sz w:val="14"/>
-                <w:szCs w:val="14"/>
-                <w:color w:val="000000"/>
-              </w:rPr>
-            </w:pPr>
-            <w:r>
-              <w:rPr>
-                <w:rFonts w:ascii="Times New Roman" w:hAnsi="Times New Roman" w:eastAsia="Times New Roman" w:cs="Times New Roman"/>
-                <w:i w:val="false"/>
-                <w:b w:val="false"/>
-                <w:u w:val="none"/>
-                <w:strike w:val="false"/>
-                <w:sz w:val="14"/>
-                <w:szCs w:val="14"/>
-                <w:color w:val="000000"/>
-              </w:rPr>
-              <w:t xml:space="preserve">I–III</w:t>
-            </w:r>
-          </w:p>
-        </w:tc>
-        <w:tc>
-          <w:tcPr>
-            <w:tcBorders>
-              <w:bottom w:val="none" w:sz="0" w:space="0" w:color="000000"/>
-              <w:top w:val="none" w:sz="0" w:space="0" w:color="000000"/>
-              <w:left w:val="none" w:sz="0" w:space="0" w:color="000000"/>
-              <w:right w:val="none" w:sz="0" w:space="0" w:color="000000"/>
-            </w:tcBorders>
-            <w:shd w:val="clear" w:color="auto" w:fill="FFFFFF"/>
-            <w:tcMar>
-              <w:top w:w="0" w:type="dxa"/>
-              <w:bottom w:w="0" w:type="dxa"/>
-              <w:left w:w="0" w:type="dxa"/>
-              <w:right w:w="0" w:type="dxa"/>
-            </w:tcMar>
-            <w:vAlign w:val="center"/>
-          </w:tcPr>
-          <w:p>
-            <w:pPr>
-              <w:pStyle w:val="Normal"/>
-              <w:jc w:val="left"/>
-              <w:pBdr>
-                <w:bottom w:val="none" w:sz="0" w:space="0" w:color="000000"/>
-                <w:top w:val="none" w:sz="0" w:space="0" w:color="000000"/>
-                <w:left w:val="none" w:sz="0" w:space="0" w:color="000000"/>
-                <w:right w:val="none" w:sz="0" w:space="0" w:color="000000"/>
-              </w:pBdr>
-              <w:spacing w:after="100" w:before="100" w:line="240"/>
-              <w:ind w:left="100" w:right="100" w:firstLine="0" w:firstLineChars="0"/>
-              <w:rPr>
-                <w:rFonts w:ascii="Times New Roman" w:hAnsi="Times New Roman" w:eastAsia="Times New Roman" w:cs="Times New Roman"/>
-                <w:i w:val="false"/>
-                <w:b w:val="false"/>
-                <w:u w:val="none"/>
-                <w:strike w:val="false"/>
-                <w:sz w:val="14"/>
-                <w:szCs w:val="14"/>
-                <w:color w:val="000000"/>
-              </w:rPr>
-            </w:pPr>
-            <w:r>
-              <w:rPr>
-                <w:rFonts w:ascii="Times New Roman" w:hAnsi="Times New Roman" w:eastAsia="Times New Roman" w:cs="Times New Roman"/>
-                <w:i w:val="false"/>
-                <w:b w:val="false"/>
-                <w:u w:val="none"/>
-                <w:strike w:val="false"/>
-                <w:sz w:val="14"/>
-                <w:szCs w:val="14"/>
-                <w:color w:val="000000"/>
-              </w:rPr>
-              <w:t xml:space="preserve">0.990</w:t>
+              <w:t xml:space="preserve">167</w:t>
+            </w:r>
+          </w:p>
+        </w:tc>
+        <w:tc>
+          <w:tcPr>
+            <w:tcBorders>
+              <w:bottom w:val="none" w:sz="0" w:space="0" w:color="000000"/>
+              <w:top w:val="none" w:sz="0" w:space="0" w:color="000000"/>
+              <w:left w:val="none" w:sz="0" w:space="0" w:color="000000"/>
+              <w:right w:val="none" w:sz="0" w:space="0" w:color="000000"/>
+            </w:tcBorders>
+            <w:shd w:val="clear" w:color="auto" w:fill="FFFFFF"/>
+            <w:tcMar>
+              <w:top w:w="0" w:type="dxa"/>
+              <w:bottom w:w="0" w:type="dxa"/>
+              <w:left w:w="0" w:type="dxa"/>
+              <w:right w:w="0" w:type="dxa"/>
+            </w:tcMar>
+            <w:vAlign w:val="center"/>
+          </w:tcPr>
+          <w:p>
+            <w:pPr>
+              <w:pStyle w:val="Normal"/>
+              <w:jc w:val="left"/>
+              <w:pBdr>
+                <w:bottom w:val="none" w:sz="0" w:space="0" w:color="000000"/>
+                <w:top w:val="none" w:sz="0" w:space="0" w:color="000000"/>
+                <w:left w:val="none" w:sz="0" w:space="0" w:color="000000"/>
+                <w:right w:val="none" w:sz="0" w:space="0" w:color="000000"/>
+              </w:pBdr>
+              <w:spacing w:after="100" w:before="100" w:line="240"/>
+              <w:ind w:left="100" w:right="100" w:firstLine="0" w:firstLineChars="0"/>
+              <w:rPr>
+                <w:rFonts w:ascii="Times New Roman" w:hAnsi="Times New Roman" w:eastAsia="Times New Roman" w:cs="Times New Roman"/>
+                <w:i w:val="false"/>
+                <w:b w:val="false"/>
+                <w:u w:val="none"/>
+                <w:strike w:val="false"/>
+                <w:sz w:val="14"/>
+                <w:szCs w:val="14"/>
+                <w:color w:val="000000"/>
+              </w:rPr>
+            </w:pPr>
+            <w:r>
+              <w:rPr>
+                <w:rFonts w:ascii="Times New Roman" w:hAnsi="Times New Roman" w:eastAsia="Times New Roman" w:cs="Times New Roman"/>
+                <w:i w:val="false"/>
+                <w:b w:val="false"/>
+                <w:u w:val="none"/>
+                <w:strike w:val="false"/>
+                <w:sz w:val="14"/>
+                <w:szCs w:val="14"/>
+                <w:color w:val="000000"/>
+              </w:rPr>
+              <w:t xml:space="preserve">0.73 (0.54–0.99)</w:t>
+            </w:r>
+          </w:p>
+        </w:tc>
+        <w:tc>
+          <w:tcPr>
+            <w:tcBorders>
+              <w:bottom w:val="none" w:sz="0" w:space="0" w:color="000000"/>
+              <w:top w:val="none" w:sz="0" w:space="0" w:color="000000"/>
+              <w:left w:val="none" w:sz="0" w:space="0" w:color="000000"/>
+              <w:right w:val="none" w:sz="0" w:space="0" w:color="000000"/>
+            </w:tcBorders>
+            <w:shd w:val="clear" w:color="auto" w:fill="FFFFFF"/>
+            <w:tcMar>
+              <w:top w:w="0" w:type="dxa"/>
+              <w:bottom w:w="0" w:type="dxa"/>
+              <w:left w:w="0" w:type="dxa"/>
+              <w:right w:w="0" w:type="dxa"/>
+            </w:tcMar>
+            <w:vAlign w:val="center"/>
+          </w:tcPr>
+          <w:p>
+            <w:pPr>
+              <w:pStyle w:val="Normal"/>
+              <w:jc w:val="left"/>
+              <w:pBdr>
+                <w:bottom w:val="none" w:sz="0" w:space="0" w:color="000000"/>
+                <w:top w:val="none" w:sz="0" w:space="0" w:color="000000"/>
+                <w:left w:val="none" w:sz="0" w:space="0" w:color="000000"/>
+                <w:right w:val="none" w:sz="0" w:space="0" w:color="000000"/>
+              </w:pBdr>
+              <w:spacing w:after="100" w:before="100" w:line="240"/>
+              <w:ind w:left="100" w:right="100" w:firstLine="0" w:firstLineChars="0"/>
+              <w:rPr>
+                <w:rFonts w:ascii="Times New Roman" w:hAnsi="Times New Roman" w:eastAsia="Times New Roman" w:cs="Times New Roman"/>
+                <w:i w:val="false"/>
+                <w:b w:val="false"/>
+                <w:u w:val="none"/>
+                <w:strike w:val="false"/>
+                <w:sz w:val="14"/>
+                <w:szCs w:val="14"/>
+                <w:color w:val="000000"/>
+              </w:rPr>
+            </w:pPr>
+            <w:r>
+              <w:rPr>
+                <w:rFonts w:ascii="Times New Roman" w:hAnsi="Times New Roman" w:eastAsia="Times New Roman" w:cs="Times New Roman"/>
+                <w:i w:val="false"/>
+                <w:b w:val="false"/>
+                <w:u w:val="none"/>
+                <w:strike w:val="false"/>
+                <w:sz w:val="14"/>
+                <w:szCs w:val="14"/>
+                <w:color w:val="000000"/>
+              </w:rPr>
+              <w:t xml:space="preserve">0.042</w:t>
+            </w:r>
+          </w:p>
+        </w:tc>
+        <w:tc>
+          <w:tcPr>
+            <w:tcBorders>
+              <w:bottom w:val="none" w:sz="0" w:space="0" w:color="000000"/>
+              <w:top w:val="none" w:sz="0" w:space="0" w:color="000000"/>
+              <w:left w:val="none" w:sz="0" w:space="0" w:color="000000"/>
+              <w:right w:val="none" w:sz="0" w:space="0" w:color="000000"/>
+            </w:tcBorders>
+            <w:shd w:val="clear" w:color="auto" w:fill="FFFFFF"/>
+            <w:tcMar>
+              <w:top w:w="0" w:type="dxa"/>
+              <w:bottom w:w="0" w:type="dxa"/>
+              <w:left w:w="0" w:type="dxa"/>
+              <w:right w:w="0" w:type="dxa"/>
+            </w:tcMar>
+            <w:vAlign w:val="center"/>
+          </w:tcPr>
+          <w:p>
+            <w:pPr>
+              <w:pStyle w:val="Normal"/>
+              <w:jc w:val="left"/>
+              <w:pBdr>
+                <w:bottom w:val="none" w:sz="0" w:space="0" w:color="000000"/>
+                <w:top w:val="none" w:sz="0" w:space="0" w:color="000000"/>
+                <w:left w:val="none" w:sz="0" w:space="0" w:color="000000"/>
+                <w:right w:val="none" w:sz="0" w:space="0" w:color="000000"/>
+              </w:pBdr>
+              <w:spacing w:after="100" w:before="100" w:line="240"/>
+              <w:ind w:left="100" w:right="100" w:firstLine="0" w:firstLineChars="0"/>
+              <w:rPr>
+                <w:rFonts w:ascii="Times New Roman" w:hAnsi="Times New Roman" w:eastAsia="Times New Roman" w:cs="Times New Roman"/>
+                <w:i w:val="false"/>
+                <w:b w:val="false"/>
+                <w:u w:val="none"/>
+                <w:strike w:val="false"/>
+                <w:sz w:val="14"/>
+                <w:szCs w:val="14"/>
+                <w:color w:val="000000"/>
+              </w:rPr>
+            </w:pPr>
+            <w:r>
+              <w:rPr>
+                <w:rFonts w:ascii="Times New Roman" w:hAnsi="Times New Roman" w:eastAsia="Times New Roman" w:cs="Times New Roman"/>
+                <w:i w:val="false"/>
+                <w:b w:val="false"/>
+                <w:u w:val="none"/>
+                <w:strike w:val="false"/>
+                <w:sz w:val="14"/>
+                <w:szCs w:val="14"/>
+                <w:color w:val="000000"/>
+              </w:rPr>
+              <w:t xml:space="preserve">41.8</w:t>
+            </w:r>
+          </w:p>
+        </w:tc>
+        <w:tc>
+          <w:tcPr>
+            <w:tcBorders>
+              <w:bottom w:val="none" w:sz="0" w:space="0" w:color="000000"/>
+              <w:top w:val="none" w:sz="0" w:space="0" w:color="000000"/>
+              <w:left w:val="none" w:sz="0" w:space="0" w:color="000000"/>
+              <w:right w:val="none" w:sz="0" w:space="0" w:color="000000"/>
+            </w:tcBorders>
+            <w:shd w:val="clear" w:color="auto" w:fill="FFFFFF"/>
+            <w:tcMar>
+              <w:top w:w="0" w:type="dxa"/>
+              <w:bottom w:w="0" w:type="dxa"/>
+              <w:left w:w="0" w:type="dxa"/>
+              <w:right w:w="0" w:type="dxa"/>
+            </w:tcMar>
+            <w:vAlign w:val="center"/>
+          </w:tcPr>
+          <w:p>
+            <w:pPr>
+              <w:pStyle w:val="Normal"/>
+              <w:jc w:val="right"/>
+              <w:pBdr>
+                <w:bottom w:val="none" w:sz="0" w:space="0" w:color="000000"/>
+                <w:top w:val="none" w:sz="0" w:space="0" w:color="000000"/>
+                <w:left w:val="none" w:sz="0" w:space="0" w:color="000000"/>
+                <w:right w:val="none" w:sz="0" w:space="0" w:color="000000"/>
+              </w:pBdr>
+              <w:spacing w:after="100" w:before="100" w:line="240"/>
+              <w:ind w:left="100" w:right="100" w:firstLine="0" w:firstLineChars="0"/>
+              <w:rPr>
+                <w:rFonts w:ascii="Times New Roman" w:hAnsi="Times New Roman" w:eastAsia="Times New Roman" w:cs="Times New Roman"/>
+                <w:i w:val="false"/>
+                <w:b w:val="false"/>
+                <w:u w:val="none"/>
+                <w:strike w:val="false"/>
+                <w:sz w:val="14"/>
+                <w:szCs w:val="14"/>
+                <w:color w:val="000000"/>
+              </w:rPr>
+            </w:pPr>
+            <w:r>
+              <w:rPr>
+                <w:rFonts w:ascii="Times New Roman" w:hAnsi="Times New Roman" w:eastAsia="Times New Roman" w:cs="Times New Roman"/>
+                <w:i w:val="false"/>
+                <w:b w:val="false"/>
+                <w:u w:val="none"/>
+                <w:strike w:val="false"/>
+                <w:sz w:val="14"/>
+                <w:szCs w:val="14"/>
+                <w:color w:val="000000"/>
+              </w:rPr>
+              <w:t xml:space="preserve"/>
+            </w:r>
+          </w:p>
+        </w:tc>
+        <w:tc>
+          <w:tcPr>
+            <w:tcBorders>
+              <w:bottom w:val="none" w:sz="0" w:space="0" w:color="000000"/>
+              <w:top w:val="none" w:sz="0" w:space="0" w:color="000000"/>
+              <w:left w:val="none" w:sz="0" w:space="0" w:color="000000"/>
+              <w:right w:val="none" w:sz="0" w:space="0" w:color="000000"/>
+            </w:tcBorders>
+            <w:shd w:val="clear" w:color="auto" w:fill="FFFFFF"/>
+            <w:tcMar>
+              <w:top w:w="0" w:type="dxa"/>
+              <w:bottom w:w="0" w:type="dxa"/>
+              <w:left w:w="0" w:type="dxa"/>
+              <w:right w:w="0" w:type="dxa"/>
+            </w:tcMar>
+            <w:vAlign w:val="center"/>
+          </w:tcPr>
+          <w:p>
+            <w:pPr>
+              <w:pStyle w:val="Normal"/>
+              <w:jc w:val="left"/>
+              <w:pBdr>
+                <w:bottom w:val="none" w:sz="0" w:space="0" w:color="000000"/>
+                <w:top w:val="none" w:sz="0" w:space="0" w:color="000000"/>
+                <w:left w:val="none" w:sz="0" w:space="0" w:color="000000"/>
+                <w:right w:val="none" w:sz="0" w:space="0" w:color="000000"/>
+              </w:pBdr>
+              <w:spacing w:after="100" w:before="100" w:line="240"/>
+              <w:ind w:left="100" w:right="100" w:firstLine="0" w:firstLineChars="0"/>
+              <w:rPr>
+                <w:rFonts w:ascii="Times New Roman" w:hAnsi="Times New Roman" w:eastAsia="Times New Roman" w:cs="Times New Roman"/>
+                <w:i w:val="false"/>
+                <w:b w:val="false"/>
+                <w:u w:val="none"/>
+                <w:strike w:val="false"/>
+                <w:sz w:val="14"/>
+                <w:szCs w:val="14"/>
+                <w:color w:val="000000"/>
+              </w:rPr>
+            </w:pPr>
+            <w:r>
+              <w:rPr>
+                <w:rFonts w:ascii="Times New Roman" w:hAnsi="Times New Roman" w:eastAsia="Times New Roman" w:cs="Times New Roman"/>
+                <w:i w:val="false"/>
+                <w:b w:val="false"/>
+                <w:u w:val="none"/>
+                <w:strike w:val="false"/>
+                <w:sz w:val="14"/>
+                <w:szCs w:val="14"/>
+                <w:color w:val="000000"/>
+              </w:rPr>
+              <w:t xml:space="preserve">0.959</w:t>
             </w:r>
           </w:p>
         </w:tc>
@@ -11778,7 +11778,7 @@
                 <w:szCs w:val="14"/>
                 <w:color w:val="000000"/>
               </w:rPr>
-              <w:t xml:space="preserve">448</w:t>
+              <w:t xml:space="preserve">506</w:t>
             </w:r>
           </w:p>
         </w:tc>
@@ -11833,337 +11833,337 @@
                 <w:szCs w:val="14"/>
                 <w:color w:val="000000"/>
               </w:rPr>
-              <w:t xml:space="preserve">132</w:t>
-            </w:r>
-          </w:p>
-        </w:tc>
-        <w:tc>
-          <w:tcPr>
-            <w:tcBorders>
-              <w:bottom w:val="none" w:sz="0" w:space="0" w:color="000000"/>
-              <w:top w:val="none" w:sz="0" w:space="0" w:color="000000"/>
-              <w:left w:val="none" w:sz="0" w:space="0" w:color="000000"/>
-              <w:right w:val="none" w:sz="0" w:space="0" w:color="000000"/>
-            </w:tcBorders>
-            <w:shd w:val="clear" w:color="auto" w:fill="FFFFFF"/>
-            <w:tcMar>
-              <w:top w:w="0" w:type="dxa"/>
-              <w:bottom w:w="0" w:type="dxa"/>
-              <w:left w:w="0" w:type="dxa"/>
-              <w:right w:w="0" w:type="dxa"/>
-            </w:tcMar>
-            <w:vAlign w:val="center"/>
-          </w:tcPr>
-          <w:p>
-            <w:pPr>
-              <w:pStyle w:val="Normal"/>
-              <w:jc w:val="left"/>
-              <w:pBdr>
-                <w:bottom w:val="none" w:sz="0" w:space="0" w:color="000000"/>
-                <w:top w:val="none" w:sz="0" w:space="0" w:color="000000"/>
-                <w:left w:val="none" w:sz="0" w:space="0" w:color="000000"/>
-                <w:right w:val="none" w:sz="0" w:space="0" w:color="000000"/>
-              </w:pBdr>
-              <w:spacing w:after="100" w:before="100" w:line="240"/>
-              <w:ind w:left="100" w:right="100" w:firstLine="0" w:firstLineChars="0"/>
-              <w:rPr>
-                <w:rFonts w:ascii="Times New Roman" w:hAnsi="Times New Roman" w:eastAsia="Times New Roman" w:cs="Times New Roman"/>
-                <w:i w:val="false"/>
-                <w:b w:val="false"/>
-                <w:u w:val="none"/>
-                <w:strike w:val="false"/>
-                <w:sz w:val="14"/>
-                <w:szCs w:val="14"/>
-                <w:color w:val="000000"/>
-              </w:rPr>
-            </w:pPr>
-            <w:r>
-              <w:rPr>
-                <w:rFonts w:ascii="Times New Roman" w:hAnsi="Times New Roman" w:eastAsia="Times New Roman" w:cs="Times New Roman"/>
-                <w:i w:val="false"/>
-                <w:b w:val="false"/>
-                <w:u w:val="none"/>
-                <w:strike w:val="false"/>
-                <w:sz w:val="14"/>
-                <w:szCs w:val="14"/>
-                <w:color w:val="000000"/>
-              </w:rPr>
-              <w:t xml:space="preserve">0.66 (0.46–0.93)</w:t>
-            </w:r>
-          </w:p>
-        </w:tc>
-        <w:tc>
-          <w:tcPr>
-            <w:tcBorders>
-              <w:bottom w:val="none" w:sz="0" w:space="0" w:color="000000"/>
-              <w:top w:val="none" w:sz="0" w:space="0" w:color="000000"/>
-              <w:left w:val="none" w:sz="0" w:space="0" w:color="000000"/>
-              <w:right w:val="none" w:sz="0" w:space="0" w:color="000000"/>
-            </w:tcBorders>
-            <w:shd w:val="clear" w:color="auto" w:fill="FFFFFF"/>
-            <w:tcMar>
-              <w:top w:w="0" w:type="dxa"/>
-              <w:bottom w:w="0" w:type="dxa"/>
-              <w:left w:w="0" w:type="dxa"/>
-              <w:right w:w="0" w:type="dxa"/>
-            </w:tcMar>
-            <w:vAlign w:val="center"/>
-          </w:tcPr>
-          <w:p>
-            <w:pPr>
-              <w:pStyle w:val="Normal"/>
-              <w:jc w:val="left"/>
-              <w:pBdr>
-                <w:bottom w:val="none" w:sz="0" w:space="0" w:color="000000"/>
-                <w:top w:val="none" w:sz="0" w:space="0" w:color="000000"/>
-                <w:left w:val="none" w:sz="0" w:space="0" w:color="000000"/>
-                <w:right w:val="none" w:sz="0" w:space="0" w:color="000000"/>
-              </w:pBdr>
-              <w:spacing w:after="100" w:before="100" w:line="240"/>
-              <w:ind w:left="100" w:right="100" w:firstLine="0" w:firstLineChars="0"/>
-              <w:rPr>
-                <w:rFonts w:ascii="Times New Roman" w:hAnsi="Times New Roman" w:eastAsia="Times New Roman" w:cs="Times New Roman"/>
-                <w:i w:val="false"/>
-                <w:b w:val="false"/>
-                <w:u w:val="none"/>
-                <w:strike w:val="false"/>
-                <w:sz w:val="14"/>
-                <w:szCs w:val="14"/>
-                <w:color w:val="000000"/>
-              </w:rPr>
-            </w:pPr>
-            <w:r>
-              <w:rPr>
-                <w:rFonts w:ascii="Times New Roman" w:hAnsi="Times New Roman" w:eastAsia="Times New Roman" w:cs="Times New Roman"/>
-                <w:i w:val="false"/>
-                <w:b w:val="false"/>
-                <w:u w:val="none"/>
-                <w:strike w:val="false"/>
-                <w:sz w:val="14"/>
-                <w:szCs w:val="14"/>
-                <w:color w:val="000000"/>
-              </w:rPr>
-              <w:t xml:space="preserve">0.019</w:t>
-            </w:r>
-          </w:p>
-        </w:tc>
-        <w:tc>
-          <w:tcPr>
-            <w:tcBorders>
-              <w:bottom w:val="none" w:sz="0" w:space="0" w:color="000000"/>
-              <w:top w:val="none" w:sz="0" w:space="0" w:color="000000"/>
-              <w:left w:val="none" w:sz="0" w:space="0" w:color="000000"/>
-              <w:right w:val="none" w:sz="0" w:space="0" w:color="000000"/>
-            </w:tcBorders>
-            <w:shd w:val="clear" w:color="auto" w:fill="FFFFFF"/>
-            <w:tcMar>
-              <w:top w:w="0" w:type="dxa"/>
-              <w:bottom w:w="0" w:type="dxa"/>
-              <w:left w:w="0" w:type="dxa"/>
-              <w:right w:w="0" w:type="dxa"/>
-            </w:tcMar>
-            <w:vAlign w:val="center"/>
-          </w:tcPr>
-          <w:p>
-            <w:pPr>
-              <w:pStyle w:val="Normal"/>
-              <w:jc w:val="left"/>
-              <w:pBdr>
-                <w:bottom w:val="none" w:sz="0" w:space="0" w:color="000000"/>
-                <w:top w:val="none" w:sz="0" w:space="0" w:color="000000"/>
-                <w:left w:val="none" w:sz="0" w:space="0" w:color="000000"/>
-                <w:right w:val="none" w:sz="0" w:space="0" w:color="000000"/>
-              </w:pBdr>
-              <w:spacing w:after="100" w:before="100" w:line="240"/>
-              <w:ind w:left="100" w:right="100" w:firstLine="0" w:firstLineChars="0"/>
-              <w:rPr>
-                <w:rFonts w:ascii="Times New Roman" w:hAnsi="Times New Roman" w:eastAsia="Times New Roman" w:cs="Times New Roman"/>
-                <w:i w:val="false"/>
-                <w:b w:val="false"/>
-                <w:u w:val="none"/>
-                <w:strike w:val="false"/>
-                <w:sz w:val="14"/>
-                <w:szCs w:val="14"/>
-                <w:color w:val="000000"/>
-              </w:rPr>
-            </w:pPr>
-            <w:r>
-              <w:rPr>
-                <w:rFonts w:ascii="Times New Roman" w:hAnsi="Times New Roman" w:eastAsia="Times New Roman" w:cs="Times New Roman"/>
-                <w:i w:val="false"/>
-                <w:b w:val="false"/>
-                <w:u w:val="none"/>
-                <w:strike w:val="false"/>
-                <w:sz w:val="14"/>
-                <w:szCs w:val="14"/>
-                <w:color w:val="000000"/>
-              </w:rPr>
-              <w:t xml:space="preserve">22.0</w:t>
-            </w:r>
-          </w:p>
-        </w:tc>
-        <w:tc>
-          <w:tcPr>
-            <w:tcBorders>
-              <w:bottom w:val="none" w:sz="0" w:space="0" w:color="000000"/>
-              <w:top w:val="none" w:sz="0" w:space="0" w:color="000000"/>
-              <w:left w:val="none" w:sz="0" w:space="0" w:color="000000"/>
-              <w:right w:val="none" w:sz="0" w:space="0" w:color="000000"/>
-            </w:tcBorders>
-            <w:shd w:val="clear" w:color="auto" w:fill="FFFFFF"/>
-            <w:tcMar>
-              <w:top w:w="0" w:type="dxa"/>
-              <w:bottom w:w="0" w:type="dxa"/>
-              <w:left w:w="0" w:type="dxa"/>
-              <w:right w:w="0" w:type="dxa"/>
-            </w:tcMar>
-            <w:vAlign w:val="center"/>
-          </w:tcPr>
-          <w:p>
-            <w:pPr>
-              <w:pStyle w:val="Normal"/>
-              <w:jc w:val="left"/>
-              <w:pBdr>
-                <w:bottom w:val="none" w:sz="0" w:space="0" w:color="000000"/>
-                <w:top w:val="none" w:sz="0" w:space="0" w:color="000000"/>
-                <w:left w:val="none" w:sz="0" w:space="0" w:color="000000"/>
-                <w:right w:val="none" w:sz="0" w:space="0" w:color="000000"/>
-              </w:pBdr>
-              <w:spacing w:after="100" w:before="100" w:line="240"/>
-              <w:ind w:left="100" w:right="100" w:firstLine="0" w:firstLineChars="0"/>
-              <w:rPr>
-                <w:rFonts w:ascii="Times New Roman" w:hAnsi="Times New Roman" w:eastAsia="Times New Roman" w:cs="Times New Roman"/>
-                <w:i w:val="false"/>
-                <w:b w:val="false"/>
-                <w:u w:val="none"/>
-                <w:strike w:val="false"/>
-                <w:sz w:val="14"/>
-                <w:szCs w:val="14"/>
-                <w:color w:val="000000"/>
-              </w:rPr>
-            </w:pPr>
-            <w:r>
-              <w:rPr>
-                <w:rFonts w:ascii="Times New Roman" w:hAnsi="Times New Roman" w:eastAsia="Times New Roman" w:cs="Times New Roman"/>
-                <w:i w:val="false"/>
-                <w:b w:val="false"/>
-                <w:u w:val="none"/>
-                <w:strike w:val="false"/>
-                <w:sz w:val="14"/>
-                <w:szCs w:val="14"/>
-                <w:color w:val="000000"/>
-              </w:rPr>
-              <w:t xml:space="preserve">I–III</w:t>
-            </w:r>
-          </w:p>
-        </w:tc>
-        <w:tc>
-          <w:tcPr>
-            <w:tcBorders>
-              <w:bottom w:val="none" w:sz="0" w:space="0" w:color="000000"/>
-              <w:top w:val="none" w:sz="0" w:space="0" w:color="000000"/>
-              <w:left w:val="none" w:sz="0" w:space="0" w:color="000000"/>
-              <w:right w:val="none" w:sz="0" w:space="0" w:color="000000"/>
-            </w:tcBorders>
-            <w:shd w:val="clear" w:color="auto" w:fill="FFFFFF"/>
-            <w:tcMar>
-              <w:top w:w="0" w:type="dxa"/>
-              <w:bottom w:w="0" w:type="dxa"/>
-              <w:left w:w="0" w:type="dxa"/>
-              <w:right w:w="0" w:type="dxa"/>
-            </w:tcMar>
-            <w:vAlign w:val="center"/>
-          </w:tcPr>
-          <w:p>
-            <w:pPr>
-              <w:pStyle w:val="Normal"/>
-              <w:jc w:val="left"/>
-              <w:pBdr>
-                <w:bottom w:val="none" w:sz="0" w:space="0" w:color="000000"/>
-                <w:top w:val="none" w:sz="0" w:space="0" w:color="000000"/>
-                <w:left w:val="none" w:sz="0" w:space="0" w:color="000000"/>
-                <w:right w:val="none" w:sz="0" w:space="0" w:color="000000"/>
-              </w:pBdr>
-              <w:spacing w:after="100" w:before="100" w:line="240"/>
-              <w:ind w:left="100" w:right="100" w:firstLine="0" w:firstLineChars="0"/>
-              <w:rPr>
-                <w:rFonts w:ascii="Times New Roman" w:hAnsi="Times New Roman" w:eastAsia="Times New Roman" w:cs="Times New Roman"/>
-                <w:i w:val="false"/>
-                <w:b w:val="false"/>
-                <w:u w:val="none"/>
-                <w:strike w:val="false"/>
-                <w:sz w:val="14"/>
-                <w:szCs w:val="14"/>
-                <w:color w:val="000000"/>
-              </w:rPr>
-            </w:pPr>
-            <w:r>
-              <w:rPr>
-                <w:rFonts w:ascii="Times New Roman" w:hAnsi="Times New Roman" w:eastAsia="Times New Roman" w:cs="Times New Roman"/>
-                <w:i w:val="false"/>
-                <w:b w:val="false"/>
-                <w:u w:val="none"/>
-                <w:strike w:val="false"/>
-                <w:sz w:val="14"/>
-                <w:szCs w:val="14"/>
-                <w:color w:val="000000"/>
-              </w:rPr>
-              <w:t xml:space="preserve">0.982</w:t>
-            </w:r>
-          </w:p>
-        </w:tc>
-        <w:tc>
-          <w:tcPr>
-            <w:tcBorders>
-              <w:bottom w:val="none" w:sz="0" w:space="0" w:color="000000"/>
-              <w:top w:val="none" w:sz="0" w:space="0" w:color="000000"/>
-              <w:left w:val="none" w:sz="0" w:space="0" w:color="000000"/>
-              <w:right w:val="none" w:sz="0" w:space="0" w:color="000000"/>
-            </w:tcBorders>
-            <w:shd w:val="clear" w:color="auto" w:fill="FFFFFF"/>
-            <w:tcMar>
-              <w:top w:w="0" w:type="dxa"/>
-              <w:bottom w:w="0" w:type="dxa"/>
-              <w:left w:w="0" w:type="dxa"/>
-              <w:right w:w="0" w:type="dxa"/>
-            </w:tcMar>
-            <w:vAlign w:val="center"/>
-          </w:tcPr>
-          <w:p>
-            <w:pPr>
-              <w:pStyle w:val="Normal"/>
-              <w:jc w:val="left"/>
-              <w:pBdr>
-                <w:bottom w:val="none" w:sz="0" w:space="0" w:color="000000"/>
-                <w:top w:val="none" w:sz="0" w:space="0" w:color="000000"/>
-                <w:left w:val="none" w:sz="0" w:space="0" w:color="000000"/>
-                <w:right w:val="none" w:sz="0" w:space="0" w:color="000000"/>
-              </w:pBdr>
-              <w:spacing w:after="100" w:before="100" w:line="240"/>
-              <w:ind w:left="100" w:right="100" w:firstLine="0" w:firstLineChars="0"/>
-              <w:rPr>
-                <w:rFonts w:ascii="Times New Roman" w:hAnsi="Times New Roman" w:eastAsia="Times New Roman" w:cs="Times New Roman"/>
-                <w:i w:val="false"/>
-                <w:b w:val="false"/>
-                <w:u w:val="none"/>
-                <w:strike w:val="false"/>
-                <w:sz w:val="14"/>
-                <w:szCs w:val="14"/>
-                <w:color w:val="000000"/>
-              </w:rPr>
-            </w:pPr>
-            <w:r>
-              <w:rPr>
-                <w:rFonts w:ascii="Times New Roman" w:hAnsi="Times New Roman" w:eastAsia="Times New Roman" w:cs="Times New Roman"/>
-                <w:i w:val="false"/>
-                <w:b w:val="false"/>
-                <w:u w:val="none"/>
-                <w:strike w:val="false"/>
-                <w:sz w:val="14"/>
-                <w:szCs w:val="14"/>
-                <w:color w:val="000000"/>
-              </w:rPr>
-              <w:t xml:space="preserve">0.089</w:t>
+              <w:t xml:space="preserve">167</w:t>
+            </w:r>
+          </w:p>
+        </w:tc>
+        <w:tc>
+          <w:tcPr>
+            <w:tcBorders>
+              <w:bottom w:val="none" w:sz="0" w:space="0" w:color="000000"/>
+              <w:top w:val="none" w:sz="0" w:space="0" w:color="000000"/>
+              <w:left w:val="none" w:sz="0" w:space="0" w:color="000000"/>
+              <w:right w:val="none" w:sz="0" w:space="0" w:color="000000"/>
+            </w:tcBorders>
+            <w:shd w:val="clear" w:color="auto" w:fill="FFFFFF"/>
+            <w:tcMar>
+              <w:top w:w="0" w:type="dxa"/>
+              <w:bottom w:w="0" w:type="dxa"/>
+              <w:left w:w="0" w:type="dxa"/>
+              <w:right w:w="0" w:type="dxa"/>
+            </w:tcMar>
+            <w:vAlign w:val="center"/>
+          </w:tcPr>
+          <w:p>
+            <w:pPr>
+              <w:pStyle w:val="Normal"/>
+              <w:jc w:val="left"/>
+              <w:pBdr>
+                <w:bottom w:val="none" w:sz="0" w:space="0" w:color="000000"/>
+                <w:top w:val="none" w:sz="0" w:space="0" w:color="000000"/>
+                <w:left w:val="none" w:sz="0" w:space="0" w:color="000000"/>
+                <w:right w:val="none" w:sz="0" w:space="0" w:color="000000"/>
+              </w:pBdr>
+              <w:spacing w:after="100" w:before="100" w:line="240"/>
+              <w:ind w:left="100" w:right="100" w:firstLine="0" w:firstLineChars="0"/>
+              <w:rPr>
+                <w:rFonts w:ascii="Times New Roman" w:hAnsi="Times New Roman" w:eastAsia="Times New Roman" w:cs="Times New Roman"/>
+                <w:i w:val="false"/>
+                <w:b w:val="false"/>
+                <w:u w:val="none"/>
+                <w:strike w:val="false"/>
+                <w:sz w:val="14"/>
+                <w:szCs w:val="14"/>
+                <w:color w:val="000000"/>
+              </w:rPr>
+            </w:pPr>
+            <w:r>
+              <w:rPr>
+                <w:rFonts w:ascii="Times New Roman" w:hAnsi="Times New Roman" w:eastAsia="Times New Roman" w:cs="Times New Roman"/>
+                <w:i w:val="false"/>
+                <w:b w:val="false"/>
+                <w:u w:val="none"/>
+                <w:strike w:val="false"/>
+                <w:sz w:val="14"/>
+                <w:szCs w:val="14"/>
+                <w:color w:val="000000"/>
+              </w:rPr>
+              <w:t xml:space="preserve">0.63 (0.46–0.86)</w:t>
+            </w:r>
+          </w:p>
+        </w:tc>
+        <w:tc>
+          <w:tcPr>
+            <w:tcBorders>
+              <w:bottom w:val="none" w:sz="0" w:space="0" w:color="000000"/>
+              <w:top w:val="none" w:sz="0" w:space="0" w:color="000000"/>
+              <w:left w:val="none" w:sz="0" w:space="0" w:color="000000"/>
+              <w:right w:val="none" w:sz="0" w:space="0" w:color="000000"/>
+            </w:tcBorders>
+            <w:shd w:val="clear" w:color="auto" w:fill="FFFFFF"/>
+            <w:tcMar>
+              <w:top w:w="0" w:type="dxa"/>
+              <w:bottom w:w="0" w:type="dxa"/>
+              <w:left w:w="0" w:type="dxa"/>
+              <w:right w:w="0" w:type="dxa"/>
+            </w:tcMar>
+            <w:vAlign w:val="center"/>
+          </w:tcPr>
+          <w:p>
+            <w:pPr>
+              <w:pStyle w:val="Normal"/>
+              <w:jc w:val="left"/>
+              <w:pBdr>
+                <w:bottom w:val="none" w:sz="0" w:space="0" w:color="000000"/>
+                <w:top w:val="none" w:sz="0" w:space="0" w:color="000000"/>
+                <w:left w:val="none" w:sz="0" w:space="0" w:color="000000"/>
+                <w:right w:val="none" w:sz="0" w:space="0" w:color="000000"/>
+              </w:pBdr>
+              <w:spacing w:after="100" w:before="100" w:line="240"/>
+              <w:ind w:left="100" w:right="100" w:firstLine="0" w:firstLineChars="0"/>
+              <w:rPr>
+                <w:rFonts w:ascii="Times New Roman" w:hAnsi="Times New Roman" w:eastAsia="Times New Roman" w:cs="Times New Roman"/>
+                <w:i w:val="false"/>
+                <w:b w:val="false"/>
+                <w:u w:val="none"/>
+                <w:strike w:val="false"/>
+                <w:sz w:val="14"/>
+                <w:szCs w:val="14"/>
+                <w:color w:val="000000"/>
+              </w:rPr>
+            </w:pPr>
+            <w:r>
+              <w:rPr>
+                <w:rFonts w:ascii="Times New Roman" w:hAnsi="Times New Roman" w:eastAsia="Times New Roman" w:cs="Times New Roman"/>
+                <w:i w:val="false"/>
+                <w:b w:val="false"/>
+                <w:u w:val="none"/>
+                <w:strike w:val="false"/>
+                <w:sz w:val="14"/>
+                <w:szCs w:val="14"/>
+                <w:color w:val="000000"/>
+              </w:rPr>
+              <w:t xml:space="preserve">0.004</w:t>
+            </w:r>
+          </w:p>
+        </w:tc>
+        <w:tc>
+          <w:tcPr>
+            <w:tcBorders>
+              <w:bottom w:val="none" w:sz="0" w:space="0" w:color="000000"/>
+              <w:top w:val="none" w:sz="0" w:space="0" w:color="000000"/>
+              <w:left w:val="none" w:sz="0" w:space="0" w:color="000000"/>
+              <w:right w:val="none" w:sz="0" w:space="0" w:color="000000"/>
+            </w:tcBorders>
+            <w:shd w:val="clear" w:color="auto" w:fill="FFFFFF"/>
+            <w:tcMar>
+              <w:top w:w="0" w:type="dxa"/>
+              <w:bottom w:w="0" w:type="dxa"/>
+              <w:left w:w="0" w:type="dxa"/>
+              <w:right w:w="0" w:type="dxa"/>
+            </w:tcMar>
+            <w:vAlign w:val="center"/>
+          </w:tcPr>
+          <w:p>
+            <w:pPr>
+              <w:pStyle w:val="Normal"/>
+              <w:jc w:val="left"/>
+              <w:pBdr>
+                <w:bottom w:val="none" w:sz="0" w:space="0" w:color="000000"/>
+                <w:top w:val="none" w:sz="0" w:space="0" w:color="000000"/>
+                <w:left w:val="none" w:sz="0" w:space="0" w:color="000000"/>
+                <w:right w:val="none" w:sz="0" w:space="0" w:color="000000"/>
+              </w:pBdr>
+              <w:spacing w:after="100" w:before="100" w:line="240"/>
+              <w:ind w:left="100" w:right="100" w:firstLine="0" w:firstLineChars="0"/>
+              <w:rPr>
+                <w:rFonts w:ascii="Times New Roman" w:hAnsi="Times New Roman" w:eastAsia="Times New Roman" w:cs="Times New Roman"/>
+                <w:i w:val="false"/>
+                <w:b w:val="false"/>
+                <w:u w:val="none"/>
+                <w:strike w:val="false"/>
+                <w:sz w:val="14"/>
+                <w:szCs w:val="14"/>
+                <w:color w:val="000000"/>
+              </w:rPr>
+            </w:pPr>
+            <w:r>
+              <w:rPr>
+                <w:rFonts w:ascii="Times New Roman" w:hAnsi="Times New Roman" w:eastAsia="Times New Roman" w:cs="Times New Roman"/>
+                <w:i w:val="false"/>
+                <w:b w:val="false"/>
+                <w:u w:val="none"/>
+                <w:strike w:val="false"/>
+                <w:sz w:val="14"/>
+                <w:szCs w:val="14"/>
+                <w:color w:val="000000"/>
+              </w:rPr>
+              <w:t xml:space="preserve">33.4</w:t>
+            </w:r>
+          </w:p>
+        </w:tc>
+        <w:tc>
+          <w:tcPr>
+            <w:tcBorders>
+              <w:bottom w:val="none" w:sz="0" w:space="0" w:color="000000"/>
+              <w:top w:val="none" w:sz="0" w:space="0" w:color="000000"/>
+              <w:left w:val="none" w:sz="0" w:space="0" w:color="000000"/>
+              <w:right w:val="none" w:sz="0" w:space="0" w:color="000000"/>
+            </w:tcBorders>
+            <w:shd w:val="clear" w:color="auto" w:fill="FFFFFF"/>
+            <w:tcMar>
+              <w:top w:w="0" w:type="dxa"/>
+              <w:bottom w:w="0" w:type="dxa"/>
+              <w:left w:w="0" w:type="dxa"/>
+              <w:right w:w="0" w:type="dxa"/>
+            </w:tcMar>
+            <w:vAlign w:val="center"/>
+          </w:tcPr>
+          <w:p>
+            <w:pPr>
+              <w:pStyle w:val="Normal"/>
+              <w:jc w:val="right"/>
+              <w:pBdr>
+                <w:bottom w:val="none" w:sz="0" w:space="0" w:color="000000"/>
+                <w:top w:val="none" w:sz="0" w:space="0" w:color="000000"/>
+                <w:left w:val="none" w:sz="0" w:space="0" w:color="000000"/>
+                <w:right w:val="none" w:sz="0" w:space="0" w:color="000000"/>
+              </w:pBdr>
+              <w:spacing w:after="100" w:before="100" w:line="240"/>
+              <w:ind w:left="100" w:right="100" w:firstLine="0" w:firstLineChars="0"/>
+              <w:rPr>
+                <w:rFonts w:ascii="Times New Roman" w:hAnsi="Times New Roman" w:eastAsia="Times New Roman" w:cs="Times New Roman"/>
+                <w:i w:val="false"/>
+                <w:b w:val="false"/>
+                <w:u w:val="none"/>
+                <w:strike w:val="false"/>
+                <w:sz w:val="14"/>
+                <w:szCs w:val="14"/>
+                <w:color w:val="000000"/>
+              </w:rPr>
+            </w:pPr>
+            <w:r>
+              <w:rPr>
+                <w:rFonts w:ascii="Times New Roman" w:hAnsi="Times New Roman" w:eastAsia="Times New Roman" w:cs="Times New Roman"/>
+                <w:i w:val="false"/>
+                <w:b w:val="false"/>
+                <w:u w:val="none"/>
+                <w:strike w:val="false"/>
+                <w:sz w:val="14"/>
+                <w:szCs w:val="14"/>
+                <w:color w:val="000000"/>
+              </w:rPr>
+              <w:t xml:space="preserve"/>
+            </w:r>
+          </w:p>
+        </w:tc>
+        <w:tc>
+          <w:tcPr>
+            <w:tcBorders>
+              <w:bottom w:val="none" w:sz="0" w:space="0" w:color="000000"/>
+              <w:top w:val="none" w:sz="0" w:space="0" w:color="000000"/>
+              <w:left w:val="none" w:sz="0" w:space="0" w:color="000000"/>
+              <w:right w:val="none" w:sz="0" w:space="0" w:color="000000"/>
+            </w:tcBorders>
+            <w:shd w:val="clear" w:color="auto" w:fill="FFFFFF"/>
+            <w:tcMar>
+              <w:top w:w="0" w:type="dxa"/>
+              <w:bottom w:w="0" w:type="dxa"/>
+              <w:left w:w="0" w:type="dxa"/>
+              <w:right w:w="0" w:type="dxa"/>
+            </w:tcMar>
+            <w:vAlign w:val="center"/>
+          </w:tcPr>
+          <w:p>
+            <w:pPr>
+              <w:pStyle w:val="Normal"/>
+              <w:jc w:val="left"/>
+              <w:pBdr>
+                <w:bottom w:val="none" w:sz="0" w:space="0" w:color="000000"/>
+                <w:top w:val="none" w:sz="0" w:space="0" w:color="000000"/>
+                <w:left w:val="none" w:sz="0" w:space="0" w:color="000000"/>
+                <w:right w:val="none" w:sz="0" w:space="0" w:color="000000"/>
+              </w:pBdr>
+              <w:spacing w:after="100" w:before="100" w:line="240"/>
+              <w:ind w:left="100" w:right="100" w:firstLine="0" w:firstLineChars="0"/>
+              <w:rPr>
+                <w:rFonts w:ascii="Times New Roman" w:hAnsi="Times New Roman" w:eastAsia="Times New Roman" w:cs="Times New Roman"/>
+                <w:i w:val="false"/>
+                <w:b w:val="false"/>
+                <w:u w:val="none"/>
+                <w:strike w:val="false"/>
+                <w:sz w:val="14"/>
+                <w:szCs w:val="14"/>
+                <w:color w:val="000000"/>
+              </w:rPr>
+            </w:pPr>
+            <w:r>
+              <w:rPr>
+                <w:rFonts w:ascii="Times New Roman" w:hAnsi="Times New Roman" w:eastAsia="Times New Roman" w:cs="Times New Roman"/>
+                <w:i w:val="false"/>
+                <w:b w:val="false"/>
+                <w:u w:val="none"/>
+                <w:strike w:val="false"/>
+                <w:sz w:val="14"/>
+                <w:szCs w:val="14"/>
+                <w:color w:val="000000"/>
+              </w:rPr>
+              <w:t xml:space="preserve">0.956</w:t>
+            </w:r>
+          </w:p>
+        </w:tc>
+        <w:tc>
+          <w:tcPr>
+            <w:tcBorders>
+              <w:bottom w:val="none" w:sz="0" w:space="0" w:color="000000"/>
+              <w:top w:val="none" w:sz="0" w:space="0" w:color="000000"/>
+              <w:left w:val="none" w:sz="0" w:space="0" w:color="000000"/>
+              <w:right w:val="none" w:sz="0" w:space="0" w:color="000000"/>
+            </w:tcBorders>
+            <w:shd w:val="clear" w:color="auto" w:fill="FFFFFF"/>
+            <w:tcMar>
+              <w:top w:w="0" w:type="dxa"/>
+              <w:bottom w:w="0" w:type="dxa"/>
+              <w:left w:w="0" w:type="dxa"/>
+              <w:right w:w="0" w:type="dxa"/>
+            </w:tcMar>
+            <w:vAlign w:val="center"/>
+          </w:tcPr>
+          <w:p>
+            <w:pPr>
+              <w:pStyle w:val="Normal"/>
+              <w:jc w:val="left"/>
+              <w:pBdr>
+                <w:bottom w:val="none" w:sz="0" w:space="0" w:color="000000"/>
+                <w:top w:val="none" w:sz="0" w:space="0" w:color="000000"/>
+                <w:left w:val="none" w:sz="0" w:space="0" w:color="000000"/>
+                <w:right w:val="none" w:sz="0" w:space="0" w:color="000000"/>
+              </w:pBdr>
+              <w:spacing w:after="100" w:before="100" w:line="240"/>
+              <w:ind w:left="100" w:right="100" w:firstLine="0" w:firstLineChars="0"/>
+              <w:rPr>
+                <w:rFonts w:ascii="Times New Roman" w:hAnsi="Times New Roman" w:eastAsia="Times New Roman" w:cs="Times New Roman"/>
+                <w:i w:val="false"/>
+                <w:b w:val="false"/>
+                <w:u w:val="none"/>
+                <w:strike w:val="false"/>
+                <w:sz w:val="14"/>
+                <w:szCs w:val="14"/>
+                <w:color w:val="000000"/>
+              </w:rPr>
+            </w:pPr>
+            <w:r>
+              <w:rPr>
+                <w:rFonts w:ascii="Times New Roman" w:hAnsi="Times New Roman" w:eastAsia="Times New Roman" w:cs="Times New Roman"/>
+                <w:i w:val="false"/>
+                <w:b w:val="false"/>
+                <w:u w:val="none"/>
+                <w:strike w:val="false"/>
+                <w:sz w:val="14"/>
+                <w:szCs w:val="14"/>
+                <w:color w:val="000000"/>
+              </w:rPr>
+              <w:t xml:space="preserve">0.093</w:t>
             </w:r>
           </w:p>
         </w:tc>
@@ -12663,7 +12663,7 @@
                 <w:szCs w:val="14"/>
                 <w:color w:val="000000"/>
               </w:rPr>
-              <w:t xml:space="preserve">383</w:t>
+              <w:t xml:space="preserve">439</w:t>
             </w:r>
           </w:p>
         </w:tc>
@@ -12718,196 +12718,196 @@
                 <w:szCs w:val="14"/>
                 <w:color w:val="000000"/>
               </w:rPr>
-              <w:t xml:space="preserve">122</w:t>
-            </w:r>
-          </w:p>
-        </w:tc>
-        <w:tc>
-          <w:tcPr>
-            <w:tcBorders>
-              <w:bottom w:val="none" w:sz="0" w:space="0" w:color="000000"/>
-              <w:top w:val="none" w:sz="0" w:space="0" w:color="000000"/>
-              <w:left w:val="none" w:sz="0" w:space="0" w:color="000000"/>
-              <w:right w:val="none" w:sz="0" w:space="0" w:color="000000"/>
-            </w:tcBorders>
-            <w:shd w:val="clear" w:color="auto" w:fill="FFFFFF"/>
-            <w:tcMar>
-              <w:top w:w="0" w:type="dxa"/>
-              <w:bottom w:w="0" w:type="dxa"/>
-              <w:left w:w="0" w:type="dxa"/>
-              <w:right w:w="0" w:type="dxa"/>
-            </w:tcMar>
-            <w:vAlign w:val="center"/>
-          </w:tcPr>
-          <w:p>
-            <w:pPr>
-              <w:pStyle w:val="Normal"/>
-              <w:jc w:val="left"/>
-              <w:pBdr>
-                <w:bottom w:val="none" w:sz="0" w:space="0" w:color="000000"/>
-                <w:top w:val="none" w:sz="0" w:space="0" w:color="000000"/>
-                <w:left w:val="none" w:sz="0" w:space="0" w:color="000000"/>
-                <w:right w:val="none" w:sz="0" w:space="0" w:color="000000"/>
-              </w:pBdr>
-              <w:spacing w:after="100" w:before="100" w:line="240"/>
-              <w:ind w:left="100" w:right="100" w:firstLine="0" w:firstLineChars="0"/>
-              <w:rPr>
-                <w:rFonts w:ascii="Times New Roman" w:hAnsi="Times New Roman" w:eastAsia="Times New Roman" w:cs="Times New Roman"/>
-                <w:i w:val="false"/>
-                <w:b w:val="false"/>
-                <w:u w:val="none"/>
-                <w:strike w:val="false"/>
-                <w:sz w:val="14"/>
-                <w:szCs w:val="14"/>
-                <w:color w:val="000000"/>
-              </w:rPr>
-            </w:pPr>
-            <w:r>
-              <w:rPr>
-                <w:rFonts w:ascii="Times New Roman" w:hAnsi="Times New Roman" w:eastAsia="Times New Roman" w:cs="Times New Roman"/>
-                <w:i w:val="false"/>
-                <w:b w:val="false"/>
-                <w:u w:val="none"/>
-                <w:strike w:val="false"/>
-                <w:sz w:val="14"/>
-                <w:szCs w:val="14"/>
-                <w:color w:val="000000"/>
-              </w:rPr>
-              <w:t xml:space="preserve">0.65 (0.45–0.92)</w:t>
-            </w:r>
-          </w:p>
-        </w:tc>
-        <w:tc>
-          <w:tcPr>
-            <w:tcBorders>
-              <w:bottom w:val="none" w:sz="0" w:space="0" w:color="000000"/>
-              <w:top w:val="none" w:sz="0" w:space="0" w:color="000000"/>
-              <w:left w:val="none" w:sz="0" w:space="0" w:color="000000"/>
-              <w:right w:val="none" w:sz="0" w:space="0" w:color="000000"/>
-            </w:tcBorders>
-            <w:shd w:val="clear" w:color="auto" w:fill="FFFFFF"/>
-            <w:tcMar>
-              <w:top w:w="0" w:type="dxa"/>
-              <w:bottom w:w="0" w:type="dxa"/>
-              <w:left w:w="0" w:type="dxa"/>
-              <w:right w:w="0" w:type="dxa"/>
-            </w:tcMar>
-            <w:vAlign w:val="center"/>
-          </w:tcPr>
-          <w:p>
-            <w:pPr>
-              <w:pStyle w:val="Normal"/>
-              <w:jc w:val="left"/>
-              <w:pBdr>
-                <w:bottom w:val="none" w:sz="0" w:space="0" w:color="000000"/>
-                <w:top w:val="none" w:sz="0" w:space="0" w:color="000000"/>
-                <w:left w:val="none" w:sz="0" w:space="0" w:color="000000"/>
-                <w:right w:val="none" w:sz="0" w:space="0" w:color="000000"/>
-              </w:pBdr>
-              <w:spacing w:after="100" w:before="100" w:line="240"/>
-              <w:ind w:left="100" w:right="100" w:firstLine="0" w:firstLineChars="0"/>
-              <w:rPr>
-                <w:rFonts w:ascii="Times New Roman" w:hAnsi="Times New Roman" w:eastAsia="Times New Roman" w:cs="Times New Roman"/>
-                <w:i w:val="false"/>
-                <w:b w:val="false"/>
-                <w:u w:val="none"/>
-                <w:strike w:val="false"/>
-                <w:sz w:val="14"/>
-                <w:szCs w:val="14"/>
-                <w:color w:val="000000"/>
-              </w:rPr>
-            </w:pPr>
-            <w:r>
-              <w:rPr>
-                <w:rFonts w:ascii="Times New Roman" w:hAnsi="Times New Roman" w:eastAsia="Times New Roman" w:cs="Times New Roman"/>
-                <w:i w:val="false"/>
-                <w:b w:val="false"/>
-                <w:u w:val="none"/>
-                <w:strike w:val="false"/>
-                <w:sz w:val="14"/>
-                <w:szCs w:val="14"/>
-                <w:color w:val="000000"/>
-              </w:rPr>
-              <w:t xml:space="preserve">0.016</w:t>
-            </w:r>
-          </w:p>
-        </w:tc>
-        <w:tc>
-          <w:tcPr>
-            <w:tcBorders>
-              <w:bottom w:val="none" w:sz="0" w:space="0" w:color="000000"/>
-              <w:top w:val="none" w:sz="0" w:space="0" w:color="000000"/>
-              <w:left w:val="none" w:sz="0" w:space="0" w:color="000000"/>
-              <w:right w:val="none" w:sz="0" w:space="0" w:color="000000"/>
-            </w:tcBorders>
-            <w:shd w:val="clear" w:color="auto" w:fill="FFFFFF"/>
-            <w:tcMar>
-              <w:top w:w="0" w:type="dxa"/>
-              <w:bottom w:w="0" w:type="dxa"/>
-              <w:left w:w="0" w:type="dxa"/>
-              <w:right w:w="0" w:type="dxa"/>
-            </w:tcMar>
-            <w:vAlign w:val="center"/>
-          </w:tcPr>
-          <w:p>
-            <w:pPr>
-              <w:pStyle w:val="Normal"/>
-              <w:jc w:val="left"/>
-              <w:pBdr>
-                <w:bottom w:val="none" w:sz="0" w:space="0" w:color="000000"/>
-                <w:top w:val="none" w:sz="0" w:space="0" w:color="000000"/>
-                <w:left w:val="none" w:sz="0" w:space="0" w:color="000000"/>
-                <w:right w:val="none" w:sz="0" w:space="0" w:color="000000"/>
-              </w:pBdr>
-              <w:spacing w:after="100" w:before="100" w:line="240"/>
-              <w:ind w:left="100" w:right="100" w:firstLine="0" w:firstLineChars="0"/>
-              <w:rPr>
-                <w:rFonts w:ascii="Times New Roman" w:hAnsi="Times New Roman" w:eastAsia="Times New Roman" w:cs="Times New Roman"/>
-                <w:i w:val="false"/>
-                <w:b w:val="false"/>
-                <w:u w:val="none"/>
-                <w:strike w:val="false"/>
-                <w:sz w:val="14"/>
-                <w:szCs w:val="14"/>
-                <w:color w:val="000000"/>
-              </w:rPr>
-            </w:pPr>
-            <w:r>
-              <w:rPr>
-                <w:rFonts w:ascii="Times New Roman" w:hAnsi="Times New Roman" w:eastAsia="Times New Roman" w:cs="Times New Roman"/>
-                <w:i w:val="false"/>
-                <w:b w:val="false"/>
-                <w:u w:val="none"/>
-                <w:strike w:val="false"/>
-                <w:sz w:val="14"/>
-                <w:szCs w:val="14"/>
-                <w:color w:val="000000"/>
-              </w:rPr>
-              <w:t xml:space="preserve">122.0</w:t>
-            </w:r>
-          </w:p>
-        </w:tc>
-        <w:tc>
-          <w:tcPr>
-            <w:tcBorders>
-              <w:bottom w:val="none" w:sz="0" w:space="0" w:color="000000"/>
-              <w:top w:val="none" w:sz="0" w:space="0" w:color="000000"/>
-              <w:left w:val="none" w:sz="0" w:space="0" w:color="000000"/>
-              <w:right w:val="none" w:sz="0" w:space="0" w:color="000000"/>
-            </w:tcBorders>
-            <w:shd w:val="clear" w:color="auto" w:fill="FFFFFF"/>
-            <w:tcMar>
-              <w:top w:w="0" w:type="dxa"/>
-              <w:bottom w:w="0" w:type="dxa"/>
-              <w:left w:w="0" w:type="dxa"/>
-              <w:right w:w="0" w:type="dxa"/>
-            </w:tcMar>
-            <w:vAlign w:val="center"/>
-          </w:tcPr>
-          <w:p>
-            <w:pPr>
-              <w:pStyle w:val="Normal"/>
-              <w:jc w:val="left"/>
+              <w:t xml:space="preserve">157</w:t>
+            </w:r>
+          </w:p>
+        </w:tc>
+        <w:tc>
+          <w:tcPr>
+            <w:tcBorders>
+              <w:bottom w:val="none" w:sz="0" w:space="0" w:color="000000"/>
+              <w:top w:val="none" w:sz="0" w:space="0" w:color="000000"/>
+              <w:left w:val="none" w:sz="0" w:space="0" w:color="000000"/>
+              <w:right w:val="none" w:sz="0" w:space="0" w:color="000000"/>
+            </w:tcBorders>
+            <w:shd w:val="clear" w:color="auto" w:fill="FFFFFF"/>
+            <w:tcMar>
+              <w:top w:w="0" w:type="dxa"/>
+              <w:bottom w:w="0" w:type="dxa"/>
+              <w:left w:w="0" w:type="dxa"/>
+              <w:right w:w="0" w:type="dxa"/>
+            </w:tcMar>
+            <w:vAlign w:val="center"/>
+          </w:tcPr>
+          <w:p>
+            <w:pPr>
+              <w:pStyle w:val="Normal"/>
+              <w:jc w:val="left"/>
+              <w:pBdr>
+                <w:bottom w:val="none" w:sz="0" w:space="0" w:color="000000"/>
+                <w:top w:val="none" w:sz="0" w:space="0" w:color="000000"/>
+                <w:left w:val="none" w:sz="0" w:space="0" w:color="000000"/>
+                <w:right w:val="none" w:sz="0" w:space="0" w:color="000000"/>
+              </w:pBdr>
+              <w:spacing w:after="100" w:before="100" w:line="240"/>
+              <w:ind w:left="100" w:right="100" w:firstLine="0" w:firstLineChars="0"/>
+              <w:rPr>
+                <w:rFonts w:ascii="Times New Roman" w:hAnsi="Times New Roman" w:eastAsia="Times New Roman" w:cs="Times New Roman"/>
+                <w:i w:val="false"/>
+                <w:b w:val="false"/>
+                <w:u w:val="none"/>
+                <w:strike w:val="false"/>
+                <w:sz w:val="14"/>
+                <w:szCs w:val="14"/>
+                <w:color w:val="000000"/>
+              </w:rPr>
+            </w:pPr>
+            <w:r>
+              <w:rPr>
+                <w:rFonts w:ascii="Times New Roman" w:hAnsi="Times New Roman" w:eastAsia="Times New Roman" w:cs="Times New Roman"/>
+                <w:i w:val="false"/>
+                <w:b w:val="false"/>
+                <w:u w:val="none"/>
+                <w:strike w:val="false"/>
+                <w:sz w:val="14"/>
+                <w:szCs w:val="14"/>
+                <w:color w:val="000000"/>
+              </w:rPr>
+              <w:t xml:space="preserve">0.62 (0.46–0.85)</w:t>
+            </w:r>
+          </w:p>
+        </w:tc>
+        <w:tc>
+          <w:tcPr>
+            <w:tcBorders>
+              <w:bottom w:val="none" w:sz="0" w:space="0" w:color="000000"/>
+              <w:top w:val="none" w:sz="0" w:space="0" w:color="000000"/>
+              <w:left w:val="none" w:sz="0" w:space="0" w:color="000000"/>
+              <w:right w:val="none" w:sz="0" w:space="0" w:color="000000"/>
+            </w:tcBorders>
+            <w:shd w:val="clear" w:color="auto" w:fill="FFFFFF"/>
+            <w:tcMar>
+              <w:top w:w="0" w:type="dxa"/>
+              <w:bottom w:w="0" w:type="dxa"/>
+              <w:left w:w="0" w:type="dxa"/>
+              <w:right w:w="0" w:type="dxa"/>
+            </w:tcMar>
+            <w:vAlign w:val="center"/>
+          </w:tcPr>
+          <w:p>
+            <w:pPr>
+              <w:pStyle w:val="Normal"/>
+              <w:jc w:val="left"/>
+              <w:pBdr>
+                <w:bottom w:val="none" w:sz="0" w:space="0" w:color="000000"/>
+                <w:top w:val="none" w:sz="0" w:space="0" w:color="000000"/>
+                <w:left w:val="none" w:sz="0" w:space="0" w:color="000000"/>
+                <w:right w:val="none" w:sz="0" w:space="0" w:color="000000"/>
+              </w:pBdr>
+              <w:spacing w:after="100" w:before="100" w:line="240"/>
+              <w:ind w:left="100" w:right="100" w:firstLine="0" w:firstLineChars="0"/>
+              <w:rPr>
+                <w:rFonts w:ascii="Times New Roman" w:hAnsi="Times New Roman" w:eastAsia="Times New Roman" w:cs="Times New Roman"/>
+                <w:i w:val="false"/>
+                <w:b w:val="false"/>
+                <w:u w:val="none"/>
+                <w:strike w:val="false"/>
+                <w:sz w:val="14"/>
+                <w:szCs w:val="14"/>
+                <w:color w:val="000000"/>
+              </w:rPr>
+            </w:pPr>
+            <w:r>
+              <w:rPr>
+                <w:rFonts w:ascii="Times New Roman" w:hAnsi="Times New Roman" w:eastAsia="Times New Roman" w:cs="Times New Roman"/>
+                <w:i w:val="false"/>
+                <w:b w:val="false"/>
+                <w:u w:val="none"/>
+                <w:strike w:val="false"/>
+                <w:sz w:val="14"/>
+                <w:szCs w:val="14"/>
+                <w:color w:val="000000"/>
+              </w:rPr>
+              <w:t xml:space="preserve">0.003</w:t>
+            </w:r>
+          </w:p>
+        </w:tc>
+        <w:tc>
+          <w:tcPr>
+            <w:tcBorders>
+              <w:bottom w:val="none" w:sz="0" w:space="0" w:color="000000"/>
+              <w:top w:val="none" w:sz="0" w:space="0" w:color="000000"/>
+              <w:left w:val="none" w:sz="0" w:space="0" w:color="000000"/>
+              <w:right w:val="none" w:sz="0" w:space="0" w:color="000000"/>
+            </w:tcBorders>
+            <w:shd w:val="clear" w:color="auto" w:fill="FFFFFF"/>
+            <w:tcMar>
+              <w:top w:w="0" w:type="dxa"/>
+              <w:bottom w:w="0" w:type="dxa"/>
+              <w:left w:w="0" w:type="dxa"/>
+              <w:right w:w="0" w:type="dxa"/>
+            </w:tcMar>
+            <w:vAlign w:val="center"/>
+          </w:tcPr>
+          <w:p>
+            <w:pPr>
+              <w:pStyle w:val="Normal"/>
+              <w:jc w:val="left"/>
+              <w:pBdr>
+                <w:bottom w:val="none" w:sz="0" w:space="0" w:color="000000"/>
+                <w:top w:val="none" w:sz="0" w:space="0" w:color="000000"/>
+                <w:left w:val="none" w:sz="0" w:space="0" w:color="000000"/>
+                <w:right w:val="none" w:sz="0" w:space="0" w:color="000000"/>
+              </w:pBdr>
+              <w:spacing w:after="100" w:before="100" w:line="240"/>
+              <w:ind w:left="100" w:right="100" w:firstLine="0" w:firstLineChars="0"/>
+              <w:rPr>
+                <w:rFonts w:ascii="Times New Roman" w:hAnsi="Times New Roman" w:eastAsia="Times New Roman" w:cs="Times New Roman"/>
+                <w:i w:val="false"/>
+                <w:b w:val="false"/>
+                <w:u w:val="none"/>
+                <w:strike w:val="false"/>
+                <w:sz w:val="14"/>
+                <w:szCs w:val="14"/>
+                <w:color w:val="000000"/>
+              </w:rPr>
+            </w:pPr>
+            <w:r>
+              <w:rPr>
+                <w:rFonts w:ascii="Times New Roman" w:hAnsi="Times New Roman" w:eastAsia="Times New Roman" w:cs="Times New Roman"/>
+                <w:i w:val="false"/>
+                <w:b w:val="false"/>
+                <w:u w:val="none"/>
+                <w:strike w:val="false"/>
+                <w:sz w:val="14"/>
+                <w:szCs w:val="14"/>
+                <w:color w:val="000000"/>
+              </w:rPr>
+              <w:t xml:space="preserve">157.0</w:t>
+            </w:r>
+          </w:p>
+        </w:tc>
+        <w:tc>
+          <w:tcPr>
+            <w:tcBorders>
+              <w:bottom w:val="none" w:sz="0" w:space="0" w:color="000000"/>
+              <w:top w:val="none" w:sz="0" w:space="0" w:color="000000"/>
+              <w:left w:val="none" w:sz="0" w:space="0" w:color="000000"/>
+              <w:right w:val="none" w:sz="0" w:space="0" w:color="000000"/>
+            </w:tcBorders>
+            <w:shd w:val="clear" w:color="auto" w:fill="FFFFFF"/>
+            <w:tcMar>
+              <w:top w:w="0" w:type="dxa"/>
+              <w:bottom w:w="0" w:type="dxa"/>
+              <w:left w:w="0" w:type="dxa"/>
+              <w:right w:w="0" w:type="dxa"/>
+            </w:tcMar>
+            <w:vAlign w:val="center"/>
+          </w:tcPr>
+          <w:p>
+            <w:pPr>
+              <w:pStyle w:val="Normal"/>
+              <w:jc w:val="right"/>
               <w:pBdr>
                 <w:bottom w:val="none" w:sz="0" w:space="0" w:color="000000"/>
                 <w:top w:val="none" w:sz="0" w:space="0" w:color="000000"/>
@@ -12993,7 +12993,7 @@
                 <w:szCs w:val="14"/>
                 <w:color w:val="000000"/>
               </w:rPr>
-              <w:t xml:space="preserve">0.767</w:t>
+              <w:t xml:space="preserve">0.970</w:t>
             </w:r>
           </w:p>
         </w:tc>
@@ -13103,117 +13103,117 @@
                 <w:szCs w:val="14"/>
                 <w:color w:val="000000"/>
               </w:rPr>
-              <w:t xml:space="preserve">0.015</w:t>
-            </w:r>
-          </w:p>
-        </w:tc>
-        <w:tc>
-          <w:tcPr>
-            <w:tcBorders>
-              <w:bottom w:val="none" w:sz="0" w:space="0" w:color="000000"/>
-              <w:top w:val="none" w:sz="0" w:space="0" w:color="000000"/>
-              <w:left w:val="none" w:sz="0" w:space="0" w:color="000000"/>
-              <w:right w:val="none" w:sz="0" w:space="0" w:color="000000"/>
-            </w:tcBorders>
-            <w:shd w:val="clear" w:color="auto" w:fill="FFFFFF"/>
-            <w:tcMar>
-              <w:top w:w="0" w:type="dxa"/>
-              <w:bottom w:w="0" w:type="dxa"/>
-              <w:left w:w="0" w:type="dxa"/>
-              <w:right w:w="0" w:type="dxa"/>
-            </w:tcMar>
-            <w:vAlign w:val="center"/>
-          </w:tcPr>
-          <w:p>
-            <w:pPr>
-              <w:pStyle w:val="Normal"/>
-              <w:jc w:val="left"/>
-              <w:pBdr>
-                <w:bottom w:val="none" w:sz="0" w:space="0" w:color="000000"/>
-                <w:top w:val="none" w:sz="0" w:space="0" w:color="000000"/>
-                <w:left w:val="none" w:sz="0" w:space="0" w:color="000000"/>
-                <w:right w:val="none" w:sz="0" w:space="0" w:color="000000"/>
-              </w:pBdr>
-              <w:spacing w:after="100" w:before="100" w:line="240"/>
-              <w:ind w:left="100" w:right="100" w:firstLine="0" w:firstLineChars="0"/>
-              <w:rPr>
-                <w:rFonts w:ascii="Times New Roman" w:hAnsi="Times New Roman" w:eastAsia="Times New Roman" w:cs="Times New Roman"/>
-                <w:i w:val="false"/>
-                <w:b w:val="false"/>
-                <w:u w:val="none"/>
-                <w:strike w:val="false"/>
-                <w:sz w:val="14"/>
-                <w:szCs w:val="14"/>
-                <w:color w:val="000000"/>
-              </w:rPr>
-            </w:pPr>
-            <w:r>
-              <w:rPr>
-                <w:rFonts w:ascii="Times New Roman" w:hAnsi="Times New Roman" w:eastAsia="Times New Roman" w:cs="Times New Roman"/>
-                <w:i w:val="false"/>
-                <w:b w:val="false"/>
-                <w:u w:val="none"/>
-                <w:strike w:val="false"/>
-                <w:sz w:val="14"/>
-                <w:szCs w:val="14"/>
-                <w:color w:val="000000"/>
-              </w:rPr>
-              <w:t xml:space="preserve">5.75 (1.33, 10.16)</w:t>
-            </w:r>
-          </w:p>
-        </w:tc>
-        <w:tc>
-          <w:tcPr>
-            <w:tcBorders>
-              <w:bottom w:val="none" w:sz="0" w:space="0" w:color="000000"/>
-              <w:top w:val="none" w:sz="0" w:space="0" w:color="000000"/>
-              <w:left w:val="none" w:sz="0" w:space="0" w:color="000000"/>
-              <w:right w:val="none" w:sz="0" w:space="0" w:color="000000"/>
-            </w:tcBorders>
-            <w:shd w:val="clear" w:color="auto" w:fill="FFFFFF"/>
-            <w:tcMar>
-              <w:top w:w="0" w:type="dxa"/>
-              <w:bottom w:w="0" w:type="dxa"/>
-              <w:left w:w="0" w:type="dxa"/>
-              <w:right w:w="0" w:type="dxa"/>
-            </w:tcMar>
-            <w:vAlign w:val="center"/>
-          </w:tcPr>
-          <w:p>
-            <w:pPr>
-              <w:pStyle w:val="Normal"/>
-              <w:jc w:val="left"/>
-              <w:pBdr>
-                <w:bottom w:val="none" w:sz="0" w:space="0" w:color="000000"/>
-                <w:top w:val="none" w:sz="0" w:space="0" w:color="000000"/>
-                <w:left w:val="none" w:sz="0" w:space="0" w:color="000000"/>
-                <w:right w:val="none" w:sz="0" w:space="0" w:color="000000"/>
-              </w:pBdr>
-              <w:spacing w:after="100" w:before="100" w:line="240"/>
-              <w:ind w:left="100" w:right="100" w:firstLine="0" w:firstLineChars="0"/>
-              <w:rPr>
-                <w:rFonts w:ascii="Times New Roman" w:hAnsi="Times New Roman" w:eastAsia="Times New Roman" w:cs="Times New Roman"/>
-                <w:i w:val="false"/>
-                <w:b w:val="false"/>
-                <w:u w:val="none"/>
-                <w:strike w:val="false"/>
-                <w:sz w:val="14"/>
-                <w:szCs w:val="14"/>
-                <w:color w:val="000000"/>
-              </w:rPr>
-            </w:pPr>
-            <w:r>
-              <w:rPr>
-                <w:rFonts w:ascii="Times New Roman" w:hAnsi="Times New Roman" w:eastAsia="Times New Roman" w:cs="Times New Roman"/>
-                <w:i w:val="false"/>
-                <w:b w:val="false"/>
-                <w:u w:val="none"/>
-                <w:strike w:val="false"/>
-                <w:sz w:val="14"/>
-                <w:szCs w:val="14"/>
-                <w:color w:val="000000"/>
-              </w:rPr>
-              <w:t xml:space="preserve">0.011</w:t>
+              <w:t xml:space="preserve">0.003</w:t>
+            </w:r>
+          </w:p>
+        </w:tc>
+        <w:tc>
+          <w:tcPr>
+            <w:tcBorders>
+              <w:bottom w:val="none" w:sz="0" w:space="0" w:color="000000"/>
+              <w:top w:val="none" w:sz="0" w:space="0" w:color="000000"/>
+              <w:left w:val="none" w:sz="0" w:space="0" w:color="000000"/>
+              <w:right w:val="none" w:sz="0" w:space="0" w:color="000000"/>
+            </w:tcBorders>
+            <w:shd w:val="clear" w:color="auto" w:fill="FFFFFF"/>
+            <w:tcMar>
+              <w:top w:w="0" w:type="dxa"/>
+              <w:bottom w:w="0" w:type="dxa"/>
+              <w:left w:w="0" w:type="dxa"/>
+              <w:right w:w="0" w:type="dxa"/>
+            </w:tcMar>
+            <w:vAlign w:val="center"/>
+          </w:tcPr>
+          <w:p>
+            <w:pPr>
+              <w:pStyle w:val="Normal"/>
+              <w:jc w:val="left"/>
+              <w:pBdr>
+                <w:bottom w:val="none" w:sz="0" w:space="0" w:color="000000"/>
+                <w:top w:val="none" w:sz="0" w:space="0" w:color="000000"/>
+                <w:left w:val="none" w:sz="0" w:space="0" w:color="000000"/>
+                <w:right w:val="none" w:sz="0" w:space="0" w:color="000000"/>
+              </w:pBdr>
+              <w:spacing w:after="100" w:before="100" w:line="240"/>
+              <w:ind w:left="100" w:right="100" w:firstLine="0" w:firstLineChars="0"/>
+              <w:rPr>
+                <w:rFonts w:ascii="Times New Roman" w:hAnsi="Times New Roman" w:eastAsia="Times New Roman" w:cs="Times New Roman"/>
+                <w:i w:val="false"/>
+                <w:b w:val="false"/>
+                <w:u w:val="none"/>
+                <w:strike w:val="false"/>
+                <w:sz w:val="14"/>
+                <w:szCs w:val="14"/>
+                <w:color w:val="000000"/>
+              </w:rPr>
+            </w:pPr>
+            <w:r>
+              <w:rPr>
+                <w:rFonts w:ascii="Times New Roman" w:hAnsi="Times New Roman" w:eastAsia="Times New Roman" w:cs="Times New Roman"/>
+                <w:i w:val="false"/>
+                <w:b w:val="false"/>
+                <w:u w:val="none"/>
+                <w:strike w:val="false"/>
+                <w:sz w:val="14"/>
+                <w:szCs w:val="14"/>
+                <w:color w:val="000000"/>
+              </w:rPr>
+              <w:t xml:space="preserve">7.20 (2.65, 11.75)</w:t>
+            </w:r>
+          </w:p>
+        </w:tc>
+        <w:tc>
+          <w:tcPr>
+            <w:tcBorders>
+              <w:bottom w:val="none" w:sz="0" w:space="0" w:color="000000"/>
+              <w:top w:val="none" w:sz="0" w:space="0" w:color="000000"/>
+              <w:left w:val="none" w:sz="0" w:space="0" w:color="000000"/>
+              <w:right w:val="none" w:sz="0" w:space="0" w:color="000000"/>
+            </w:tcBorders>
+            <w:shd w:val="clear" w:color="auto" w:fill="FFFFFF"/>
+            <w:tcMar>
+              <w:top w:w="0" w:type="dxa"/>
+              <w:bottom w:w="0" w:type="dxa"/>
+              <w:left w:w="0" w:type="dxa"/>
+              <w:right w:w="0" w:type="dxa"/>
+            </w:tcMar>
+            <w:vAlign w:val="center"/>
+          </w:tcPr>
+          <w:p>
+            <w:pPr>
+              <w:pStyle w:val="Normal"/>
+              <w:jc w:val="left"/>
+              <w:pBdr>
+                <w:bottom w:val="none" w:sz="0" w:space="0" w:color="000000"/>
+                <w:top w:val="none" w:sz="0" w:space="0" w:color="000000"/>
+                <w:left w:val="none" w:sz="0" w:space="0" w:color="000000"/>
+                <w:right w:val="none" w:sz="0" w:space="0" w:color="000000"/>
+              </w:pBdr>
+              <w:spacing w:after="100" w:before="100" w:line="240"/>
+              <w:ind w:left="100" w:right="100" w:firstLine="0" w:firstLineChars="0"/>
+              <w:rPr>
+                <w:rFonts w:ascii="Times New Roman" w:hAnsi="Times New Roman" w:eastAsia="Times New Roman" w:cs="Times New Roman"/>
+                <w:i w:val="false"/>
+                <w:b w:val="false"/>
+                <w:u w:val="none"/>
+                <w:strike w:val="false"/>
+                <w:sz w:val="14"/>
+                <w:szCs w:val="14"/>
+                <w:color w:val="000000"/>
+              </w:rPr>
+            </w:pPr>
+            <w:r>
+              <w:rPr>
+                <w:rFonts w:ascii="Times New Roman" w:hAnsi="Times New Roman" w:eastAsia="Times New Roman" w:cs="Times New Roman"/>
+                <w:i w:val="false"/>
+                <w:b w:val="false"/>
+                <w:u w:val="none"/>
+                <w:strike w:val="false"/>
+                <w:sz w:val="14"/>
+                <w:szCs w:val="14"/>
+                <w:color w:val="000000"/>
+              </w:rPr>
+              <w:t xml:space="preserve">0.002</w:t>
             </w:r>
           </w:p>
         </w:tc>
@@ -13548,7 +13548,7 @@
                 <w:szCs w:val="14"/>
                 <w:color w:val="000000"/>
               </w:rPr>
-              <w:t xml:space="preserve">383</w:t>
+              <w:t xml:space="preserve">439</w:t>
             </w:r>
           </w:p>
         </w:tc>
@@ -13603,196 +13603,196 @@
                 <w:szCs w:val="14"/>
                 <w:color w:val="000000"/>
               </w:rPr>
-              <w:t xml:space="preserve">122</w:t>
-            </w:r>
-          </w:p>
-        </w:tc>
-        <w:tc>
-          <w:tcPr>
-            <w:tcBorders>
-              <w:bottom w:val="none" w:sz="0" w:space="0" w:color="000000"/>
-              <w:top w:val="none" w:sz="0" w:space="0" w:color="000000"/>
-              <w:left w:val="none" w:sz="0" w:space="0" w:color="000000"/>
-              <w:right w:val="none" w:sz="0" w:space="0" w:color="000000"/>
-            </w:tcBorders>
-            <w:shd w:val="clear" w:color="auto" w:fill="FFFFFF"/>
-            <w:tcMar>
-              <w:top w:w="0" w:type="dxa"/>
-              <w:bottom w:w="0" w:type="dxa"/>
-              <w:left w:w="0" w:type="dxa"/>
-              <w:right w:w="0" w:type="dxa"/>
-            </w:tcMar>
-            <w:vAlign w:val="center"/>
-          </w:tcPr>
-          <w:p>
-            <w:pPr>
-              <w:pStyle w:val="Normal"/>
-              <w:jc w:val="left"/>
-              <w:pBdr>
-                <w:bottom w:val="none" w:sz="0" w:space="0" w:color="000000"/>
-                <w:top w:val="none" w:sz="0" w:space="0" w:color="000000"/>
-                <w:left w:val="none" w:sz="0" w:space="0" w:color="000000"/>
-                <w:right w:val="none" w:sz="0" w:space="0" w:color="000000"/>
-              </w:pBdr>
-              <w:spacing w:after="100" w:before="100" w:line="240"/>
-              <w:ind w:left="100" w:right="100" w:firstLine="0" w:firstLineChars="0"/>
-              <w:rPr>
-                <w:rFonts w:ascii="Times New Roman" w:hAnsi="Times New Roman" w:eastAsia="Times New Roman" w:cs="Times New Roman"/>
-                <w:i w:val="false"/>
-                <w:b w:val="false"/>
-                <w:u w:val="none"/>
-                <w:strike w:val="false"/>
-                <w:sz w:val="14"/>
-                <w:szCs w:val="14"/>
-                <w:color w:val="000000"/>
-              </w:rPr>
-            </w:pPr>
-            <w:r>
-              <w:rPr>
-                <w:rFonts w:ascii="Times New Roman" w:hAnsi="Times New Roman" w:eastAsia="Times New Roman" w:cs="Times New Roman"/>
-                <w:i w:val="false"/>
-                <w:b w:val="false"/>
-                <w:u w:val="none"/>
-                <w:strike w:val="false"/>
-                <w:sz w:val="14"/>
-                <w:szCs w:val="14"/>
-                <w:color w:val="000000"/>
-              </w:rPr>
-              <w:t xml:space="preserve">0.75 (0.57–0.98)</w:t>
-            </w:r>
-          </w:p>
-        </w:tc>
-        <w:tc>
-          <w:tcPr>
-            <w:tcBorders>
-              <w:bottom w:val="none" w:sz="0" w:space="0" w:color="000000"/>
-              <w:top w:val="none" w:sz="0" w:space="0" w:color="000000"/>
-              <w:left w:val="none" w:sz="0" w:space="0" w:color="000000"/>
-              <w:right w:val="none" w:sz="0" w:space="0" w:color="000000"/>
-            </w:tcBorders>
-            <w:shd w:val="clear" w:color="auto" w:fill="FFFFFF"/>
-            <w:tcMar>
-              <w:top w:w="0" w:type="dxa"/>
-              <w:bottom w:w="0" w:type="dxa"/>
-              <w:left w:w="0" w:type="dxa"/>
-              <w:right w:w="0" w:type="dxa"/>
-            </w:tcMar>
-            <w:vAlign w:val="center"/>
-          </w:tcPr>
-          <w:p>
-            <w:pPr>
-              <w:pStyle w:val="Normal"/>
-              <w:jc w:val="left"/>
-              <w:pBdr>
-                <w:bottom w:val="none" w:sz="0" w:space="0" w:color="000000"/>
-                <w:top w:val="none" w:sz="0" w:space="0" w:color="000000"/>
-                <w:left w:val="none" w:sz="0" w:space="0" w:color="000000"/>
-                <w:right w:val="none" w:sz="0" w:space="0" w:color="000000"/>
-              </w:pBdr>
-              <w:spacing w:after="100" w:before="100" w:line="240"/>
-              <w:ind w:left="100" w:right="100" w:firstLine="0" w:firstLineChars="0"/>
-              <w:rPr>
-                <w:rFonts w:ascii="Times New Roman" w:hAnsi="Times New Roman" w:eastAsia="Times New Roman" w:cs="Times New Roman"/>
-                <w:i w:val="false"/>
-                <w:b w:val="false"/>
-                <w:u w:val="none"/>
-                <w:strike w:val="false"/>
-                <w:sz w:val="14"/>
-                <w:szCs w:val="14"/>
-                <w:color w:val="000000"/>
-              </w:rPr>
-            </w:pPr>
-            <w:r>
-              <w:rPr>
-                <w:rFonts w:ascii="Times New Roman" w:hAnsi="Times New Roman" w:eastAsia="Times New Roman" w:cs="Times New Roman"/>
-                <w:i w:val="false"/>
-                <w:b w:val="false"/>
-                <w:u w:val="none"/>
-                <w:strike w:val="false"/>
-                <w:sz w:val="14"/>
-                <w:szCs w:val="14"/>
-                <w:color w:val="000000"/>
-              </w:rPr>
-              <w:t xml:space="preserve">0.038</w:t>
-            </w:r>
-          </w:p>
-        </w:tc>
-        <w:tc>
-          <w:tcPr>
-            <w:tcBorders>
-              <w:bottom w:val="none" w:sz="0" w:space="0" w:color="000000"/>
-              <w:top w:val="none" w:sz="0" w:space="0" w:color="000000"/>
-              <w:left w:val="none" w:sz="0" w:space="0" w:color="000000"/>
-              <w:right w:val="none" w:sz="0" w:space="0" w:color="000000"/>
-            </w:tcBorders>
-            <w:shd w:val="clear" w:color="auto" w:fill="FFFFFF"/>
-            <w:tcMar>
-              <w:top w:w="0" w:type="dxa"/>
-              <w:bottom w:w="0" w:type="dxa"/>
-              <w:left w:w="0" w:type="dxa"/>
-              <w:right w:w="0" w:type="dxa"/>
-            </w:tcMar>
-            <w:vAlign w:val="center"/>
-          </w:tcPr>
-          <w:p>
-            <w:pPr>
-              <w:pStyle w:val="Normal"/>
-              <w:jc w:val="left"/>
-              <w:pBdr>
-                <w:bottom w:val="none" w:sz="0" w:space="0" w:color="000000"/>
-                <w:top w:val="none" w:sz="0" w:space="0" w:color="000000"/>
-                <w:left w:val="none" w:sz="0" w:space="0" w:color="000000"/>
-                <w:right w:val="none" w:sz="0" w:space="0" w:color="000000"/>
-              </w:pBdr>
-              <w:spacing w:after="100" w:before="100" w:line="240"/>
-              <w:ind w:left="100" w:right="100" w:firstLine="0" w:firstLineChars="0"/>
-              <w:rPr>
-                <w:rFonts w:ascii="Times New Roman" w:hAnsi="Times New Roman" w:eastAsia="Times New Roman" w:cs="Times New Roman"/>
-                <w:i w:val="false"/>
-                <w:b w:val="false"/>
-                <w:u w:val="none"/>
-                <w:strike w:val="false"/>
-                <w:sz w:val="14"/>
-                <w:szCs w:val="14"/>
-                <w:color w:val="000000"/>
-              </w:rPr>
-            </w:pPr>
-            <w:r>
-              <w:rPr>
-                <w:rFonts w:ascii="Times New Roman" w:hAnsi="Times New Roman" w:eastAsia="Times New Roman" w:cs="Times New Roman"/>
-                <w:i w:val="false"/>
-                <w:b w:val="false"/>
-                <w:u w:val="none"/>
-                <w:strike w:val="false"/>
-                <w:sz w:val="14"/>
-                <w:szCs w:val="14"/>
-                <w:color w:val="000000"/>
-              </w:rPr>
-              <w:t xml:space="preserve">122.0</w:t>
-            </w:r>
-          </w:p>
-        </w:tc>
-        <w:tc>
-          <w:tcPr>
-            <w:tcBorders>
-              <w:bottom w:val="none" w:sz="0" w:space="0" w:color="000000"/>
-              <w:top w:val="none" w:sz="0" w:space="0" w:color="000000"/>
-              <w:left w:val="none" w:sz="0" w:space="0" w:color="000000"/>
-              <w:right w:val="none" w:sz="0" w:space="0" w:color="000000"/>
-            </w:tcBorders>
-            <w:shd w:val="clear" w:color="auto" w:fill="FFFFFF"/>
-            <w:tcMar>
-              <w:top w:w="0" w:type="dxa"/>
-              <w:bottom w:w="0" w:type="dxa"/>
-              <w:left w:w="0" w:type="dxa"/>
-              <w:right w:w="0" w:type="dxa"/>
-            </w:tcMar>
-            <w:vAlign w:val="center"/>
-          </w:tcPr>
-          <w:p>
-            <w:pPr>
-              <w:pStyle w:val="Normal"/>
-              <w:jc w:val="left"/>
+              <w:t xml:space="preserve">157</w:t>
+            </w:r>
+          </w:p>
+        </w:tc>
+        <w:tc>
+          <w:tcPr>
+            <w:tcBorders>
+              <w:bottom w:val="none" w:sz="0" w:space="0" w:color="000000"/>
+              <w:top w:val="none" w:sz="0" w:space="0" w:color="000000"/>
+              <w:left w:val="none" w:sz="0" w:space="0" w:color="000000"/>
+              <w:right w:val="none" w:sz="0" w:space="0" w:color="000000"/>
+            </w:tcBorders>
+            <w:shd w:val="clear" w:color="auto" w:fill="FFFFFF"/>
+            <w:tcMar>
+              <w:top w:w="0" w:type="dxa"/>
+              <w:bottom w:w="0" w:type="dxa"/>
+              <w:left w:w="0" w:type="dxa"/>
+              <w:right w:w="0" w:type="dxa"/>
+            </w:tcMar>
+            <w:vAlign w:val="center"/>
+          </w:tcPr>
+          <w:p>
+            <w:pPr>
+              <w:pStyle w:val="Normal"/>
+              <w:jc w:val="left"/>
+              <w:pBdr>
+                <w:bottom w:val="none" w:sz="0" w:space="0" w:color="000000"/>
+                <w:top w:val="none" w:sz="0" w:space="0" w:color="000000"/>
+                <w:left w:val="none" w:sz="0" w:space="0" w:color="000000"/>
+                <w:right w:val="none" w:sz="0" w:space="0" w:color="000000"/>
+              </w:pBdr>
+              <w:spacing w:after="100" w:before="100" w:line="240"/>
+              <w:ind w:left="100" w:right="100" w:firstLine="0" w:firstLineChars="0"/>
+              <w:rPr>
+                <w:rFonts w:ascii="Times New Roman" w:hAnsi="Times New Roman" w:eastAsia="Times New Roman" w:cs="Times New Roman"/>
+                <w:i w:val="false"/>
+                <w:b w:val="false"/>
+                <w:u w:val="none"/>
+                <w:strike w:val="false"/>
+                <w:sz w:val="14"/>
+                <w:szCs w:val="14"/>
+                <w:color w:val="000000"/>
+              </w:rPr>
+            </w:pPr>
+            <w:r>
+              <w:rPr>
+                <w:rFonts w:ascii="Times New Roman" w:hAnsi="Times New Roman" w:eastAsia="Times New Roman" w:cs="Times New Roman"/>
+                <w:i w:val="false"/>
+                <w:b w:val="false"/>
+                <w:u w:val="none"/>
+                <w:strike w:val="false"/>
+                <w:sz w:val="14"/>
+                <w:szCs w:val="14"/>
+                <w:color w:val="000000"/>
+              </w:rPr>
+              <w:t xml:space="preserve">0.71 (0.56–0.91)</w:t>
+            </w:r>
+          </w:p>
+        </w:tc>
+        <w:tc>
+          <w:tcPr>
+            <w:tcBorders>
+              <w:bottom w:val="none" w:sz="0" w:space="0" w:color="000000"/>
+              <w:top w:val="none" w:sz="0" w:space="0" w:color="000000"/>
+              <w:left w:val="none" w:sz="0" w:space="0" w:color="000000"/>
+              <w:right w:val="none" w:sz="0" w:space="0" w:color="000000"/>
+            </w:tcBorders>
+            <w:shd w:val="clear" w:color="auto" w:fill="FFFFFF"/>
+            <w:tcMar>
+              <w:top w:w="0" w:type="dxa"/>
+              <w:bottom w:w="0" w:type="dxa"/>
+              <w:left w:w="0" w:type="dxa"/>
+              <w:right w:w="0" w:type="dxa"/>
+            </w:tcMar>
+            <w:vAlign w:val="center"/>
+          </w:tcPr>
+          <w:p>
+            <w:pPr>
+              <w:pStyle w:val="Normal"/>
+              <w:jc w:val="left"/>
+              <w:pBdr>
+                <w:bottom w:val="none" w:sz="0" w:space="0" w:color="000000"/>
+                <w:top w:val="none" w:sz="0" w:space="0" w:color="000000"/>
+                <w:left w:val="none" w:sz="0" w:space="0" w:color="000000"/>
+                <w:right w:val="none" w:sz="0" w:space="0" w:color="000000"/>
+              </w:pBdr>
+              <w:spacing w:after="100" w:before="100" w:line="240"/>
+              <w:ind w:left="100" w:right="100" w:firstLine="0" w:firstLineChars="0"/>
+              <w:rPr>
+                <w:rFonts w:ascii="Times New Roman" w:hAnsi="Times New Roman" w:eastAsia="Times New Roman" w:cs="Times New Roman"/>
+                <w:i w:val="false"/>
+                <w:b w:val="false"/>
+                <w:u w:val="none"/>
+                <w:strike w:val="false"/>
+                <w:sz w:val="14"/>
+                <w:szCs w:val="14"/>
+                <w:color w:val="000000"/>
+              </w:rPr>
+            </w:pPr>
+            <w:r>
+              <w:rPr>
+                <w:rFonts w:ascii="Times New Roman" w:hAnsi="Times New Roman" w:eastAsia="Times New Roman" w:cs="Times New Roman"/>
+                <w:i w:val="false"/>
+                <w:b w:val="false"/>
+                <w:u w:val="none"/>
+                <w:strike w:val="false"/>
+                <w:sz w:val="14"/>
+                <w:szCs w:val="14"/>
+                <w:color w:val="000000"/>
+              </w:rPr>
+              <w:t xml:space="preserve">0.007</w:t>
+            </w:r>
+          </w:p>
+        </w:tc>
+        <w:tc>
+          <w:tcPr>
+            <w:tcBorders>
+              <w:bottom w:val="none" w:sz="0" w:space="0" w:color="000000"/>
+              <w:top w:val="none" w:sz="0" w:space="0" w:color="000000"/>
+              <w:left w:val="none" w:sz="0" w:space="0" w:color="000000"/>
+              <w:right w:val="none" w:sz="0" w:space="0" w:color="000000"/>
+            </w:tcBorders>
+            <w:shd w:val="clear" w:color="auto" w:fill="FFFFFF"/>
+            <w:tcMar>
+              <w:top w:w="0" w:type="dxa"/>
+              <w:bottom w:w="0" w:type="dxa"/>
+              <w:left w:w="0" w:type="dxa"/>
+              <w:right w:w="0" w:type="dxa"/>
+            </w:tcMar>
+            <w:vAlign w:val="center"/>
+          </w:tcPr>
+          <w:p>
+            <w:pPr>
+              <w:pStyle w:val="Normal"/>
+              <w:jc w:val="left"/>
+              <w:pBdr>
+                <w:bottom w:val="none" w:sz="0" w:space="0" w:color="000000"/>
+                <w:top w:val="none" w:sz="0" w:space="0" w:color="000000"/>
+                <w:left w:val="none" w:sz="0" w:space="0" w:color="000000"/>
+                <w:right w:val="none" w:sz="0" w:space="0" w:color="000000"/>
+              </w:pBdr>
+              <w:spacing w:after="100" w:before="100" w:line="240"/>
+              <w:ind w:left="100" w:right="100" w:firstLine="0" w:firstLineChars="0"/>
+              <w:rPr>
+                <w:rFonts w:ascii="Times New Roman" w:hAnsi="Times New Roman" w:eastAsia="Times New Roman" w:cs="Times New Roman"/>
+                <w:i w:val="false"/>
+                <w:b w:val="false"/>
+                <w:u w:val="none"/>
+                <w:strike w:val="false"/>
+                <w:sz w:val="14"/>
+                <w:szCs w:val="14"/>
+                <w:color w:val="000000"/>
+              </w:rPr>
+            </w:pPr>
+            <w:r>
+              <w:rPr>
+                <w:rFonts w:ascii="Times New Roman" w:hAnsi="Times New Roman" w:eastAsia="Times New Roman" w:cs="Times New Roman"/>
+                <w:i w:val="false"/>
+                <w:b w:val="false"/>
+                <w:u w:val="none"/>
+                <w:strike w:val="false"/>
+                <w:sz w:val="14"/>
+                <w:szCs w:val="14"/>
+                <w:color w:val="000000"/>
+              </w:rPr>
+              <w:t xml:space="preserve">157.0</w:t>
+            </w:r>
+          </w:p>
+        </w:tc>
+        <w:tc>
+          <w:tcPr>
+            <w:tcBorders>
+              <w:bottom w:val="none" w:sz="0" w:space="0" w:color="000000"/>
+              <w:top w:val="none" w:sz="0" w:space="0" w:color="000000"/>
+              <w:left w:val="none" w:sz="0" w:space="0" w:color="000000"/>
+              <w:right w:val="none" w:sz="0" w:space="0" w:color="000000"/>
+            </w:tcBorders>
+            <w:shd w:val="clear" w:color="auto" w:fill="FFFFFF"/>
+            <w:tcMar>
+              <w:top w:w="0" w:type="dxa"/>
+              <w:bottom w:w="0" w:type="dxa"/>
+              <w:left w:w="0" w:type="dxa"/>
+              <w:right w:w="0" w:type="dxa"/>
+            </w:tcMar>
+            <w:vAlign w:val="center"/>
+          </w:tcPr>
+          <w:p>
+            <w:pPr>
+              <w:pStyle w:val="Normal"/>
+              <w:jc w:val="right"/>
               <w:pBdr>
                 <w:bottom w:val="none" w:sz="0" w:space="0" w:color="000000"/>
                 <w:top w:val="none" w:sz="0" w:space="0" w:color="000000"/>
@@ -13878,7 +13878,7 @@
                 <w:szCs w:val="14"/>
                 <w:color w:val="000000"/>
               </w:rPr>
-              <w:t xml:space="preserve">0.205</w:t>
+              <w:t xml:space="preserve">0.240</w:t>
             </w:r>
           </w:p>
         </w:tc>
@@ -14433,7 +14433,7 @@
                 <w:szCs w:val="14"/>
                 <w:color w:val="000000"/>
               </w:rPr>
-              <w:t xml:space="preserve">379</w:t>
+              <w:t xml:space="preserve">435</w:t>
             </w:r>
           </w:p>
         </w:tc>
@@ -14488,7 +14488,7 @@
                 <w:szCs w:val="14"/>
                 <w:color w:val="000000"/>
               </w:rPr>
-              <w:t xml:space="preserve">122</w:t>
+              <w:t xml:space="preserve">157</w:t>
             </w:r>
           </w:p>
         </w:tc>
@@ -14543,7 +14543,7 @@
                 <w:szCs w:val="14"/>
                 <w:color w:val="000000"/>
               </w:rPr>
-              <w:t xml:space="preserve">0.69 (0.48–0.98)</w:t>
+              <w:t xml:space="preserve">0.65 (0.48–0.89)</w:t>
             </w:r>
           </w:p>
         </w:tc>
@@ -14598,7 +14598,7 @@
                 <w:szCs w:val="14"/>
                 <w:color w:val="000000"/>
               </w:rPr>
-              <w:t xml:space="preserve">0.039</w:t>
+              <w:t xml:space="preserve">0.008</w:t>
             </w:r>
           </w:p>
         </w:tc>
@@ -14653,7 +14653,7 @@
                 <w:szCs w:val="14"/>
                 <w:color w:val="000000"/>
               </w:rPr>
-              <w:t xml:space="preserve">24.4</w:t>
+              <w:t xml:space="preserve">39.2</w:t>
             </w:r>
           </w:p>
         </w:tc>
@@ -14677,38 +14677,38 @@
           <w:p>
             <w:pPr>
               <w:pStyle w:val="Normal"/>
-              <w:jc w:val="left"/>
-              <w:pBdr>
-                <w:bottom w:val="none" w:sz="0" w:space="0" w:color="000000"/>
-                <w:top w:val="none" w:sz="0" w:space="0" w:color="000000"/>
-                <w:left w:val="none" w:sz="0" w:space="0" w:color="000000"/>
-                <w:right w:val="none" w:sz="0" w:space="0" w:color="000000"/>
-              </w:pBdr>
-              <w:spacing w:after="100" w:before="100" w:line="240"/>
-              <w:ind w:left="100" w:right="100" w:firstLine="0" w:firstLineChars="0"/>
-              <w:rPr>
-                <w:rFonts w:ascii="Times New Roman" w:hAnsi="Times New Roman" w:eastAsia="Times New Roman" w:cs="Times New Roman"/>
-                <w:i w:val="false"/>
-                <w:b w:val="false"/>
-                <w:u w:val="none"/>
-                <w:strike w:val="false"/>
-                <w:sz w:val="14"/>
-                <w:szCs w:val="14"/>
-                <w:color w:val="000000"/>
-              </w:rPr>
-            </w:pPr>
-            <w:r>
-              <w:rPr>
-                <w:rFonts w:ascii="Times New Roman" w:hAnsi="Times New Roman" w:eastAsia="Times New Roman" w:cs="Times New Roman"/>
-                <w:i w:val="false"/>
-                <w:b w:val="false"/>
-                <w:u w:val="none"/>
-                <w:strike w:val="false"/>
-                <w:sz w:val="14"/>
-                <w:szCs w:val="14"/>
-                <w:color w:val="000000"/>
-              </w:rPr>
-              <w:t xml:space="preserve">I–III</w:t>
+              <w:jc w:val="right"/>
+              <w:pBdr>
+                <w:bottom w:val="none" w:sz="0" w:space="0" w:color="000000"/>
+                <w:top w:val="none" w:sz="0" w:space="0" w:color="000000"/>
+                <w:left w:val="none" w:sz="0" w:space="0" w:color="000000"/>
+                <w:right w:val="none" w:sz="0" w:space="0" w:color="000000"/>
+              </w:pBdr>
+              <w:spacing w:after="100" w:before="100" w:line="240"/>
+              <w:ind w:left="100" w:right="100" w:firstLine="0" w:firstLineChars="0"/>
+              <w:rPr>
+                <w:rFonts w:ascii="Times New Roman" w:hAnsi="Times New Roman" w:eastAsia="Times New Roman" w:cs="Times New Roman"/>
+                <w:i w:val="false"/>
+                <w:b w:val="false"/>
+                <w:u w:val="none"/>
+                <w:strike w:val="false"/>
+                <w:sz w:val="14"/>
+                <w:szCs w:val="14"/>
+                <w:color w:val="000000"/>
+              </w:rPr>
+            </w:pPr>
+            <w:r>
+              <w:rPr>
+                <w:rFonts w:ascii="Times New Roman" w:hAnsi="Times New Roman" w:eastAsia="Times New Roman" w:cs="Times New Roman"/>
+                <w:i w:val="false"/>
+                <w:b w:val="false"/>
+                <w:u w:val="none"/>
+                <w:strike w:val="false"/>
+                <w:sz w:val="14"/>
+                <w:szCs w:val="14"/>
+                <w:color w:val="000000"/>
+              </w:rPr>
+              <w:t xml:space="preserve"/>
             </w:r>
           </w:p>
         </w:tc>
@@ -14763,7 +14763,7 @@
                 <w:szCs w:val="14"/>
                 <w:color w:val="000000"/>
               </w:rPr>
-              <w:t xml:space="preserve">0.711</w:t>
+              <w:t xml:space="preserve">0.889</w:t>
             </w:r>
           </w:p>
         </w:tc>

--- a/output/tables/GEO/GSE39582/GSE39582_survival_summary.docx
+++ b/output/tables/GEO/GSE39582/GSE39582_survival_summary.docx
@@ -25,7 +25,7 @@
         <w:ind w:left="60" w:right="60" w:firstLine="0" w:firstLineChars="0"/>
       </w:pPr>
       <w:r>
-        <w:t xml:space="preserve">External validation of ROCK2 expression (High vs Low, median split of probe 202762_at within tumors) in GSE39582 (CIT, colon). HR from Cox regression; multivariable models adjusted for age (per 10 years), sex, pathologic stage group and pretreatment cea; '+ MMR status' additionally adjusts for mmr status and '(MMR status known)' is the model without it on the same patients. Interaction p = likelihood-ratio test for ROCK2 group × mmr status. Time-split HRs (0–24 / &gt;24 months, adjusted) are shown only when the gene term violated proportional hazards. RMST difference = High − Low restricted mean survival time up to 60 months. Relapse-free survival excludes stage NaN. Direction compared with the TCGA-COAD multivariable HR 0.46.</w:t>
+        <w:t xml:space="preserve">External validation of HIST1H2AC expression (High vs Low, median split of probe 215071_s_at within tumors) in GSE39582 (CIT, colon). HR from Cox regression; multivariable and time-split gene HRs are per 1 log2 unit of expression; multivariable models adjusted for ageg, sex, pathologic stage group and pretreatment cea; '+ MMR status' additionally adjusts for mmr status and '(MMR status known)' is the model without it on the same patients. Interaction p = likelihood-ratio test for HIST1H2AC expression × mmr status. Time-split HRs (0–24 / &gt;24 months, adjusted) are shown only when the gene term violated proportional hazards. RMST difference = High − Low restricted mean survival time up to 60 months. Relapse-free survival excludes stage NaN. Direction compared with the TCGA-COAD multivariable HR 1.26.</w:t>
       </w:r>
     </w:p>
     <w:tbl xmlns:a="http://schemas.openxmlformats.org/drawingml/2006/main" xmlns:pic="http://schemas.openxmlformats.org/drawingml/2006/picture">
@@ -1268,7 +1268,7 @@
                 <w:szCs w:val="14"/>
                 <w:color w:val="000000"/>
               </w:rPr>
-              <w:t xml:space="preserve">0.84 (0.63–1.12)</w:t>
+              <w:t xml:space="preserve">1.11 (0.84–1.48)</w:t>
             </w:r>
           </w:p>
         </w:tc>
@@ -1323,7 +1323,7 @@
                 <w:szCs w:val="14"/>
                 <w:color w:val="000000"/>
               </w:rPr>
-              <w:t xml:space="preserve">0.229</w:t>
+              <w:t xml:space="preserve">0.462</w:t>
             </w:r>
           </w:p>
         </w:tc>
@@ -1488,7 +1488,7 @@
                 <w:szCs w:val="14"/>
                 <w:color w:val="000000"/>
               </w:rPr>
-              <w:t xml:space="preserve">0.150</w:t>
+              <w:t xml:space="preserve">0.514</w:t>
             </w:r>
           </w:p>
         </w:tc>
@@ -1598,7 +1598,7 @@
                 <w:szCs w:val="14"/>
                 <w:color w:val="000000"/>
               </w:rPr>
-              <w:t xml:space="preserve">0.228</w:t>
+              <w:t xml:space="preserve">0.461</w:t>
             </w:r>
           </w:p>
         </w:tc>
@@ -1653,7 +1653,7 @@
                 <w:szCs w:val="14"/>
                 <w:color w:val="000000"/>
               </w:rPr>
-              <w:t xml:space="preserve">3.08 (0.09, 6.07)</w:t>
+              <w:t xml:space="preserve">-1.34 (-4.33, 1.66)</w:t>
             </w:r>
           </w:p>
         </w:tc>
@@ -1708,7 +1708,7 @@
                 <w:szCs w:val="14"/>
                 <w:color w:val="000000"/>
               </w:rPr>
-              <w:t xml:space="preserve">0.043</w:t>
+              <w:t xml:space="preserve">0.381</w:t>
             </w:r>
           </w:p>
         </w:tc>
@@ -2153,62 +2153,62 @@
                 <w:szCs w:val="14"/>
                 <w:color w:val="000000"/>
               </w:rPr>
-              <w:t xml:space="preserve">0.87 (0.72–1.06)</w:t>
-            </w:r>
-          </w:p>
-        </w:tc>
-        <w:tc>
-          <w:tcPr>
-            <w:tcBorders>
-              <w:bottom w:val="none" w:sz="0" w:space="0" w:color="000000"/>
-              <w:top w:val="none" w:sz="0" w:space="0" w:color="000000"/>
-              <w:left w:val="none" w:sz="0" w:space="0" w:color="000000"/>
-              <w:right w:val="none" w:sz="0" w:space="0" w:color="000000"/>
-            </w:tcBorders>
-            <w:shd w:val="clear" w:color="auto" w:fill="FFFFFF"/>
-            <w:tcMar>
-              <w:top w:w="0" w:type="dxa"/>
-              <w:bottom w:w="0" w:type="dxa"/>
-              <w:left w:w="0" w:type="dxa"/>
-              <w:right w:w="0" w:type="dxa"/>
-            </w:tcMar>
-            <w:vAlign w:val="center"/>
-          </w:tcPr>
-          <w:p>
-            <w:pPr>
-              <w:pStyle w:val="Normal"/>
-              <w:jc w:val="left"/>
-              <w:pBdr>
-                <w:bottom w:val="none" w:sz="0" w:space="0" w:color="000000"/>
-                <w:top w:val="none" w:sz="0" w:space="0" w:color="000000"/>
-                <w:left w:val="none" w:sz="0" w:space="0" w:color="000000"/>
-                <w:right w:val="none" w:sz="0" w:space="0" w:color="000000"/>
-              </w:pBdr>
-              <w:spacing w:after="100" w:before="100" w:line="240"/>
-              <w:ind w:left="100" w:right="100" w:firstLine="0" w:firstLineChars="0"/>
-              <w:rPr>
-                <w:rFonts w:ascii="Times New Roman" w:hAnsi="Times New Roman" w:eastAsia="Times New Roman" w:cs="Times New Roman"/>
-                <w:i w:val="false"/>
-                <w:b w:val="false"/>
-                <w:u w:val="none"/>
-                <w:strike w:val="false"/>
-                <w:sz w:val="14"/>
-                <w:szCs w:val="14"/>
-                <w:color w:val="000000"/>
-              </w:rPr>
-            </w:pPr>
-            <w:r>
-              <w:rPr>
-                <w:rFonts w:ascii="Times New Roman" w:hAnsi="Times New Roman" w:eastAsia="Times New Roman" w:cs="Times New Roman"/>
-                <w:i w:val="false"/>
-                <w:b w:val="false"/>
-                <w:u w:val="none"/>
-                <w:strike w:val="false"/>
-                <w:sz w:val="14"/>
-                <w:szCs w:val="14"/>
-                <w:color w:val="000000"/>
-              </w:rPr>
-              <w:t xml:space="preserve">0.167</w:t>
+              <w:t xml:space="preserve">1.15 (0.99–1.32)</w:t>
+            </w:r>
+          </w:p>
+        </w:tc>
+        <w:tc>
+          <w:tcPr>
+            <w:tcBorders>
+              <w:bottom w:val="none" w:sz="0" w:space="0" w:color="000000"/>
+              <w:top w:val="none" w:sz="0" w:space="0" w:color="000000"/>
+              <w:left w:val="none" w:sz="0" w:space="0" w:color="000000"/>
+              <w:right w:val="none" w:sz="0" w:space="0" w:color="000000"/>
+            </w:tcBorders>
+            <w:shd w:val="clear" w:color="auto" w:fill="FFFFFF"/>
+            <w:tcMar>
+              <w:top w:w="0" w:type="dxa"/>
+              <w:bottom w:w="0" w:type="dxa"/>
+              <w:left w:w="0" w:type="dxa"/>
+              <w:right w:w="0" w:type="dxa"/>
+            </w:tcMar>
+            <w:vAlign w:val="center"/>
+          </w:tcPr>
+          <w:p>
+            <w:pPr>
+              <w:pStyle w:val="Normal"/>
+              <w:jc w:val="left"/>
+              <w:pBdr>
+                <w:bottom w:val="none" w:sz="0" w:space="0" w:color="000000"/>
+                <w:top w:val="none" w:sz="0" w:space="0" w:color="000000"/>
+                <w:left w:val="none" w:sz="0" w:space="0" w:color="000000"/>
+                <w:right w:val="none" w:sz="0" w:space="0" w:color="000000"/>
+              </w:pBdr>
+              <w:spacing w:after="100" w:before="100" w:line="240"/>
+              <w:ind w:left="100" w:right="100" w:firstLine="0" w:firstLineChars="0"/>
+              <w:rPr>
+                <w:rFonts w:ascii="Times New Roman" w:hAnsi="Times New Roman" w:eastAsia="Times New Roman" w:cs="Times New Roman"/>
+                <w:i w:val="false"/>
+                <w:b w:val="false"/>
+                <w:u w:val="none"/>
+                <w:strike w:val="false"/>
+                <w:sz w:val="14"/>
+                <w:szCs w:val="14"/>
+                <w:color w:val="000000"/>
+              </w:rPr>
+            </w:pPr>
+            <w:r>
+              <w:rPr>
+                <w:rFonts w:ascii="Times New Roman" w:hAnsi="Times New Roman" w:eastAsia="Times New Roman" w:cs="Times New Roman"/>
+                <w:i w:val="false"/>
+                <w:b w:val="false"/>
+                <w:u w:val="none"/>
+                <w:strike w:val="false"/>
+                <w:sz w:val="14"/>
+                <w:szCs w:val="14"/>
+                <w:color w:val="000000"/>
+              </w:rPr>
+              <w:t xml:space="preserve">0.062</w:t>
             </w:r>
           </w:p>
         </w:tc>
@@ -2373,7 +2373,7 @@
                 <w:szCs w:val="14"/>
                 <w:color w:val="000000"/>
               </w:rPr>
-              <w:t xml:space="preserve">0.037</w:t>
+              <w:t xml:space="preserve">0.437</w:t>
             </w:r>
           </w:p>
         </w:tc>
@@ -2928,7 +2928,7 @@
                 <w:szCs w:val="14"/>
                 <w:color w:val="000000"/>
               </w:rPr>
-              <w:t xml:space="preserve">557</w:t>
+              <w:t xml:space="preserve">558</w:t>
             </w:r>
           </w:p>
         </w:tc>
@@ -3038,117 +3038,117 @@
                 <w:szCs w:val="14"/>
                 <w:color w:val="000000"/>
               </w:rPr>
-              <w:t xml:space="preserve">0.80 (0.60–1.06)</w:t>
-            </w:r>
-          </w:p>
-        </w:tc>
-        <w:tc>
-          <w:tcPr>
-            <w:tcBorders>
-              <w:bottom w:val="none" w:sz="0" w:space="0" w:color="000000"/>
-              <w:top w:val="none" w:sz="0" w:space="0" w:color="000000"/>
-              <w:left w:val="none" w:sz="0" w:space="0" w:color="000000"/>
-              <w:right w:val="none" w:sz="0" w:space="0" w:color="000000"/>
-            </w:tcBorders>
-            <w:shd w:val="clear" w:color="auto" w:fill="FFFFFF"/>
-            <w:tcMar>
-              <w:top w:w="0" w:type="dxa"/>
-              <w:bottom w:w="0" w:type="dxa"/>
-              <w:left w:w="0" w:type="dxa"/>
-              <w:right w:w="0" w:type="dxa"/>
-            </w:tcMar>
-            <w:vAlign w:val="center"/>
-          </w:tcPr>
-          <w:p>
-            <w:pPr>
-              <w:pStyle w:val="Normal"/>
-              <w:jc w:val="left"/>
-              <w:pBdr>
-                <w:bottom w:val="none" w:sz="0" w:space="0" w:color="000000"/>
-                <w:top w:val="none" w:sz="0" w:space="0" w:color="000000"/>
-                <w:left w:val="none" w:sz="0" w:space="0" w:color="000000"/>
-                <w:right w:val="none" w:sz="0" w:space="0" w:color="000000"/>
-              </w:pBdr>
-              <w:spacing w:after="100" w:before="100" w:line="240"/>
-              <w:ind w:left="100" w:right="100" w:firstLine="0" w:firstLineChars="0"/>
-              <w:rPr>
-                <w:rFonts w:ascii="Times New Roman" w:hAnsi="Times New Roman" w:eastAsia="Times New Roman" w:cs="Times New Roman"/>
-                <w:i w:val="false"/>
-                <w:b w:val="false"/>
-                <w:u w:val="none"/>
-                <w:strike w:val="false"/>
-                <w:sz w:val="14"/>
-                <w:szCs w:val="14"/>
-                <w:color w:val="000000"/>
-              </w:rPr>
-            </w:pPr>
-            <w:r>
-              <w:rPr>
-                <w:rFonts w:ascii="Times New Roman" w:hAnsi="Times New Roman" w:eastAsia="Times New Roman" w:cs="Times New Roman"/>
-                <w:i w:val="false"/>
-                <w:b w:val="false"/>
-                <w:u w:val="none"/>
-                <w:strike w:val="false"/>
-                <w:sz w:val="14"/>
-                <w:szCs w:val="14"/>
-                <w:color w:val="000000"/>
-              </w:rPr>
-              <w:t xml:space="preserve">0.119</w:t>
-            </w:r>
-          </w:p>
-        </w:tc>
-        <w:tc>
-          <w:tcPr>
-            <w:tcBorders>
-              <w:bottom w:val="none" w:sz="0" w:space="0" w:color="000000"/>
-              <w:top w:val="none" w:sz="0" w:space="0" w:color="000000"/>
-              <w:left w:val="none" w:sz="0" w:space="0" w:color="000000"/>
-              <w:right w:val="none" w:sz="0" w:space="0" w:color="000000"/>
-            </w:tcBorders>
-            <w:shd w:val="clear" w:color="auto" w:fill="FFFFFF"/>
-            <w:tcMar>
-              <w:top w:w="0" w:type="dxa"/>
-              <w:bottom w:w="0" w:type="dxa"/>
-              <w:left w:w="0" w:type="dxa"/>
-              <w:right w:w="0" w:type="dxa"/>
-            </w:tcMar>
-            <w:vAlign w:val="center"/>
-          </w:tcPr>
-          <w:p>
-            <w:pPr>
-              <w:pStyle w:val="Normal"/>
-              <w:jc w:val="left"/>
-              <w:pBdr>
-                <w:bottom w:val="none" w:sz="0" w:space="0" w:color="000000"/>
-                <w:top w:val="none" w:sz="0" w:space="0" w:color="000000"/>
-                <w:left w:val="none" w:sz="0" w:space="0" w:color="000000"/>
-                <w:right w:val="none" w:sz="0" w:space="0" w:color="000000"/>
-              </w:pBdr>
-              <w:spacing w:after="100" w:before="100" w:line="240"/>
-              <w:ind w:left="100" w:right="100" w:firstLine="0" w:firstLineChars="0"/>
-              <w:rPr>
-                <w:rFonts w:ascii="Times New Roman" w:hAnsi="Times New Roman" w:eastAsia="Times New Roman" w:cs="Times New Roman"/>
-                <w:i w:val="false"/>
-                <w:b w:val="false"/>
-                <w:u w:val="none"/>
-                <w:strike w:val="false"/>
-                <w:sz w:val="14"/>
-                <w:szCs w:val="14"/>
-                <w:color w:val="000000"/>
-              </w:rPr>
-            </w:pPr>
-            <w:r>
-              <w:rPr>
-                <w:rFonts w:ascii="Times New Roman" w:hAnsi="Times New Roman" w:eastAsia="Times New Roman" w:cs="Times New Roman"/>
-                <w:i w:val="false"/>
-                <w:b w:val="false"/>
-                <w:u w:val="none"/>
-                <w:strike w:val="false"/>
-                <w:sz w:val="14"/>
-                <w:szCs w:val="14"/>
-                <w:color w:val="000000"/>
-              </w:rPr>
-              <w:t xml:space="preserve">47.5</w:t>
+              <w:t xml:space="preserve">1.10 (0.96–1.27)</w:t>
+            </w:r>
+          </w:p>
+        </w:tc>
+        <w:tc>
+          <w:tcPr>
+            <w:tcBorders>
+              <w:bottom w:val="none" w:sz="0" w:space="0" w:color="000000"/>
+              <w:top w:val="none" w:sz="0" w:space="0" w:color="000000"/>
+              <w:left w:val="none" w:sz="0" w:space="0" w:color="000000"/>
+              <w:right w:val="none" w:sz="0" w:space="0" w:color="000000"/>
+            </w:tcBorders>
+            <w:shd w:val="clear" w:color="auto" w:fill="FFFFFF"/>
+            <w:tcMar>
+              <w:top w:w="0" w:type="dxa"/>
+              <w:bottom w:w="0" w:type="dxa"/>
+              <w:left w:w="0" w:type="dxa"/>
+              <w:right w:w="0" w:type="dxa"/>
+            </w:tcMar>
+            <w:vAlign w:val="center"/>
+          </w:tcPr>
+          <w:p>
+            <w:pPr>
+              <w:pStyle w:val="Normal"/>
+              <w:jc w:val="left"/>
+              <w:pBdr>
+                <w:bottom w:val="none" w:sz="0" w:space="0" w:color="000000"/>
+                <w:top w:val="none" w:sz="0" w:space="0" w:color="000000"/>
+                <w:left w:val="none" w:sz="0" w:space="0" w:color="000000"/>
+                <w:right w:val="none" w:sz="0" w:space="0" w:color="000000"/>
+              </w:pBdr>
+              <w:spacing w:after="100" w:before="100" w:line="240"/>
+              <w:ind w:left="100" w:right="100" w:firstLine="0" w:firstLineChars="0"/>
+              <w:rPr>
+                <w:rFonts w:ascii="Times New Roman" w:hAnsi="Times New Roman" w:eastAsia="Times New Roman" w:cs="Times New Roman"/>
+                <w:i w:val="false"/>
+                <w:b w:val="false"/>
+                <w:u w:val="none"/>
+                <w:strike w:val="false"/>
+                <w:sz w:val="14"/>
+                <w:szCs w:val="14"/>
+                <w:color w:val="000000"/>
+              </w:rPr>
+            </w:pPr>
+            <w:r>
+              <w:rPr>
+                <w:rFonts w:ascii="Times New Roman" w:hAnsi="Times New Roman" w:eastAsia="Times New Roman" w:cs="Times New Roman"/>
+                <w:i w:val="false"/>
+                <w:b w:val="false"/>
+                <w:u w:val="none"/>
+                <w:strike w:val="false"/>
+                <w:sz w:val="14"/>
+                <w:szCs w:val="14"/>
+                <w:color w:val="000000"/>
+              </w:rPr>
+              <w:t xml:space="preserve">0.175</w:t>
+            </w:r>
+          </w:p>
+        </w:tc>
+        <w:tc>
+          <w:tcPr>
+            <w:tcBorders>
+              <w:bottom w:val="none" w:sz="0" w:space="0" w:color="000000"/>
+              <w:top w:val="none" w:sz="0" w:space="0" w:color="000000"/>
+              <w:left w:val="none" w:sz="0" w:space="0" w:color="000000"/>
+              <w:right w:val="none" w:sz="0" w:space="0" w:color="000000"/>
+            </w:tcBorders>
+            <w:shd w:val="clear" w:color="auto" w:fill="FFFFFF"/>
+            <w:tcMar>
+              <w:top w:w="0" w:type="dxa"/>
+              <w:bottom w:w="0" w:type="dxa"/>
+              <w:left w:w="0" w:type="dxa"/>
+              <w:right w:w="0" w:type="dxa"/>
+            </w:tcMar>
+            <w:vAlign w:val="center"/>
+          </w:tcPr>
+          <w:p>
+            <w:pPr>
+              <w:pStyle w:val="Normal"/>
+              <w:jc w:val="left"/>
+              <w:pBdr>
+                <w:bottom w:val="none" w:sz="0" w:space="0" w:color="000000"/>
+                <w:top w:val="none" w:sz="0" w:space="0" w:color="000000"/>
+                <w:left w:val="none" w:sz="0" w:space="0" w:color="000000"/>
+                <w:right w:val="none" w:sz="0" w:space="0" w:color="000000"/>
+              </w:pBdr>
+              <w:spacing w:after="100" w:before="100" w:line="240"/>
+              <w:ind w:left="100" w:right="100" w:firstLine="0" w:firstLineChars="0"/>
+              <w:rPr>
+                <w:rFonts w:ascii="Times New Roman" w:hAnsi="Times New Roman" w:eastAsia="Times New Roman" w:cs="Times New Roman"/>
+                <w:i w:val="false"/>
+                <w:b w:val="false"/>
+                <w:u w:val="none"/>
+                <w:strike w:val="false"/>
+                <w:sz w:val="14"/>
+                <w:szCs w:val="14"/>
+                <w:color w:val="000000"/>
+              </w:rPr>
+            </w:pPr>
+            <w:r>
+              <w:rPr>
+                <w:rFonts w:ascii="Times New Roman" w:hAnsi="Times New Roman" w:eastAsia="Times New Roman" w:cs="Times New Roman"/>
+                <w:i w:val="false"/>
+                <w:b w:val="false"/>
+                <w:u w:val="none"/>
+                <w:strike w:val="false"/>
+                <w:sz w:val="14"/>
+                <w:szCs w:val="14"/>
+                <w:color w:val="000000"/>
+              </w:rPr>
+              <w:t xml:space="preserve">63.3</w:t>
             </w:r>
           </w:p>
         </w:tc>
@@ -3258,7 +3258,7 @@
                 <w:szCs w:val="14"/>
                 <w:color w:val="000000"/>
               </w:rPr>
-              <w:t xml:space="preserve">0.230</w:t>
+              <w:t xml:space="preserve">0.437</w:t>
             </w:r>
           </w:p>
         </w:tc>
@@ -3813,7 +3813,7 @@
                 <w:szCs w:val="14"/>
                 <w:color w:val="000000"/>
               </w:rPr>
-              <w:t xml:space="preserve">511</w:t>
+              <w:t xml:space="preserve">512</w:t>
             </w:r>
           </w:p>
         </w:tc>
@@ -3923,117 +3923,117 @@
                 <w:szCs w:val="14"/>
                 <w:color w:val="000000"/>
               </w:rPr>
-              <w:t xml:space="preserve">0.80 (0.59–1.07)</w:t>
-            </w:r>
-          </w:p>
-        </w:tc>
-        <w:tc>
-          <w:tcPr>
-            <w:tcBorders>
-              <w:bottom w:val="none" w:sz="0" w:space="0" w:color="000000"/>
-              <w:top w:val="none" w:sz="0" w:space="0" w:color="000000"/>
-              <w:left w:val="none" w:sz="0" w:space="0" w:color="000000"/>
-              <w:right w:val="none" w:sz="0" w:space="0" w:color="000000"/>
-            </w:tcBorders>
-            <w:shd w:val="clear" w:color="auto" w:fill="FFFFFF"/>
-            <w:tcMar>
-              <w:top w:w="0" w:type="dxa"/>
-              <w:bottom w:w="0" w:type="dxa"/>
-              <w:left w:w="0" w:type="dxa"/>
-              <w:right w:w="0" w:type="dxa"/>
-            </w:tcMar>
-            <w:vAlign w:val="center"/>
-          </w:tcPr>
-          <w:p>
-            <w:pPr>
-              <w:pStyle w:val="Normal"/>
-              <w:jc w:val="left"/>
-              <w:pBdr>
-                <w:bottom w:val="none" w:sz="0" w:space="0" w:color="000000"/>
-                <w:top w:val="none" w:sz="0" w:space="0" w:color="000000"/>
-                <w:left w:val="none" w:sz="0" w:space="0" w:color="000000"/>
-                <w:right w:val="none" w:sz="0" w:space="0" w:color="000000"/>
-              </w:pBdr>
-              <w:spacing w:after="100" w:before="100" w:line="240"/>
-              <w:ind w:left="100" w:right="100" w:firstLine="0" w:firstLineChars="0"/>
-              <w:rPr>
-                <w:rFonts w:ascii="Times New Roman" w:hAnsi="Times New Roman" w:eastAsia="Times New Roman" w:cs="Times New Roman"/>
-                <w:i w:val="false"/>
-                <w:b w:val="false"/>
-                <w:u w:val="none"/>
-                <w:strike w:val="false"/>
-                <w:sz w:val="14"/>
-                <w:szCs w:val="14"/>
-                <w:color w:val="000000"/>
-              </w:rPr>
-            </w:pPr>
-            <w:r>
-              <w:rPr>
-                <w:rFonts w:ascii="Times New Roman" w:hAnsi="Times New Roman" w:eastAsia="Times New Roman" w:cs="Times New Roman"/>
-                <w:i w:val="false"/>
-                <w:b w:val="false"/>
-                <w:u w:val="none"/>
-                <w:strike w:val="false"/>
-                <w:sz w:val="14"/>
-                <w:szCs w:val="14"/>
-                <w:color w:val="000000"/>
-              </w:rPr>
-              <w:t xml:space="preserve">0.136</w:t>
-            </w:r>
-          </w:p>
-        </w:tc>
-        <w:tc>
-          <w:tcPr>
-            <w:tcBorders>
-              <w:bottom w:val="none" w:sz="0" w:space="0" w:color="000000"/>
-              <w:top w:val="none" w:sz="0" w:space="0" w:color="000000"/>
-              <w:left w:val="none" w:sz="0" w:space="0" w:color="000000"/>
-              <w:right w:val="none" w:sz="0" w:space="0" w:color="000000"/>
-            </w:tcBorders>
-            <w:shd w:val="clear" w:color="auto" w:fill="FFFFFF"/>
-            <w:tcMar>
-              <w:top w:w="0" w:type="dxa"/>
-              <w:bottom w:w="0" w:type="dxa"/>
-              <w:left w:w="0" w:type="dxa"/>
-              <w:right w:w="0" w:type="dxa"/>
-            </w:tcMar>
-            <w:vAlign w:val="center"/>
-          </w:tcPr>
-          <w:p>
-            <w:pPr>
-              <w:pStyle w:val="Normal"/>
-              <w:jc w:val="left"/>
-              <w:pBdr>
-                <w:bottom w:val="none" w:sz="0" w:space="0" w:color="000000"/>
-                <w:top w:val="none" w:sz="0" w:space="0" w:color="000000"/>
-                <w:left w:val="none" w:sz="0" w:space="0" w:color="000000"/>
-                <w:right w:val="none" w:sz="0" w:space="0" w:color="000000"/>
-              </w:pBdr>
-              <w:spacing w:after="100" w:before="100" w:line="240"/>
-              <w:ind w:left="100" w:right="100" w:firstLine="0" w:firstLineChars="0"/>
-              <w:rPr>
-                <w:rFonts w:ascii="Times New Roman" w:hAnsi="Times New Roman" w:eastAsia="Times New Roman" w:cs="Times New Roman"/>
-                <w:i w:val="false"/>
-                <w:b w:val="false"/>
-                <w:u w:val="none"/>
-                <w:strike w:val="false"/>
-                <w:sz w:val="14"/>
-                <w:szCs w:val="14"/>
-                <w:color w:val="000000"/>
-              </w:rPr>
-            </w:pPr>
-            <w:r>
-              <w:rPr>
-                <w:rFonts w:ascii="Times New Roman" w:hAnsi="Times New Roman" w:eastAsia="Times New Roman" w:cs="Times New Roman"/>
-                <w:i w:val="false"/>
-                <w:b w:val="false"/>
-                <w:u w:val="none"/>
-                <w:strike w:val="false"/>
-                <w:sz w:val="14"/>
-                <w:szCs w:val="14"/>
-                <w:color w:val="000000"/>
-              </w:rPr>
-              <w:t xml:space="preserve">43.8</w:t>
+              <w:t xml:space="preserve">1.09 (0.94–1.26)</w:t>
+            </w:r>
+          </w:p>
+        </w:tc>
+        <w:tc>
+          <w:tcPr>
+            <w:tcBorders>
+              <w:bottom w:val="none" w:sz="0" w:space="0" w:color="000000"/>
+              <w:top w:val="none" w:sz="0" w:space="0" w:color="000000"/>
+              <w:left w:val="none" w:sz="0" w:space="0" w:color="000000"/>
+              <w:right w:val="none" w:sz="0" w:space="0" w:color="000000"/>
+            </w:tcBorders>
+            <w:shd w:val="clear" w:color="auto" w:fill="FFFFFF"/>
+            <w:tcMar>
+              <w:top w:w="0" w:type="dxa"/>
+              <w:bottom w:w="0" w:type="dxa"/>
+              <w:left w:w="0" w:type="dxa"/>
+              <w:right w:w="0" w:type="dxa"/>
+            </w:tcMar>
+            <w:vAlign w:val="center"/>
+          </w:tcPr>
+          <w:p>
+            <w:pPr>
+              <w:pStyle w:val="Normal"/>
+              <w:jc w:val="left"/>
+              <w:pBdr>
+                <w:bottom w:val="none" w:sz="0" w:space="0" w:color="000000"/>
+                <w:top w:val="none" w:sz="0" w:space="0" w:color="000000"/>
+                <w:left w:val="none" w:sz="0" w:space="0" w:color="000000"/>
+                <w:right w:val="none" w:sz="0" w:space="0" w:color="000000"/>
+              </w:pBdr>
+              <w:spacing w:after="100" w:before="100" w:line="240"/>
+              <w:ind w:left="100" w:right="100" w:firstLine="0" w:firstLineChars="0"/>
+              <w:rPr>
+                <w:rFonts w:ascii="Times New Roman" w:hAnsi="Times New Roman" w:eastAsia="Times New Roman" w:cs="Times New Roman"/>
+                <w:i w:val="false"/>
+                <w:b w:val="false"/>
+                <w:u w:val="none"/>
+                <w:strike w:val="false"/>
+                <w:sz w:val="14"/>
+                <w:szCs w:val="14"/>
+                <w:color w:val="000000"/>
+              </w:rPr>
+            </w:pPr>
+            <w:r>
+              <w:rPr>
+                <w:rFonts w:ascii="Times New Roman" w:hAnsi="Times New Roman" w:eastAsia="Times New Roman" w:cs="Times New Roman"/>
+                <w:i w:val="false"/>
+                <w:b w:val="false"/>
+                <w:u w:val="none"/>
+                <w:strike w:val="false"/>
+                <w:sz w:val="14"/>
+                <w:szCs w:val="14"/>
+                <w:color w:val="000000"/>
+              </w:rPr>
+              <w:t xml:space="preserve">0.276</w:t>
+            </w:r>
+          </w:p>
+        </w:tc>
+        <w:tc>
+          <w:tcPr>
+            <w:tcBorders>
+              <w:bottom w:val="none" w:sz="0" w:space="0" w:color="000000"/>
+              <w:top w:val="none" w:sz="0" w:space="0" w:color="000000"/>
+              <w:left w:val="none" w:sz="0" w:space="0" w:color="000000"/>
+              <w:right w:val="none" w:sz="0" w:space="0" w:color="000000"/>
+            </w:tcBorders>
+            <w:shd w:val="clear" w:color="auto" w:fill="FFFFFF"/>
+            <w:tcMar>
+              <w:top w:w="0" w:type="dxa"/>
+              <w:bottom w:w="0" w:type="dxa"/>
+              <w:left w:w="0" w:type="dxa"/>
+              <w:right w:w="0" w:type="dxa"/>
+            </w:tcMar>
+            <w:vAlign w:val="center"/>
+          </w:tcPr>
+          <w:p>
+            <w:pPr>
+              <w:pStyle w:val="Normal"/>
+              <w:jc w:val="left"/>
+              <w:pBdr>
+                <w:bottom w:val="none" w:sz="0" w:space="0" w:color="000000"/>
+                <w:top w:val="none" w:sz="0" w:space="0" w:color="000000"/>
+                <w:left w:val="none" w:sz="0" w:space="0" w:color="000000"/>
+                <w:right w:val="none" w:sz="0" w:space="0" w:color="000000"/>
+              </w:pBdr>
+              <w:spacing w:after="100" w:before="100" w:line="240"/>
+              <w:ind w:left="100" w:right="100" w:firstLine="0" w:firstLineChars="0"/>
+              <w:rPr>
+                <w:rFonts w:ascii="Times New Roman" w:hAnsi="Times New Roman" w:eastAsia="Times New Roman" w:cs="Times New Roman"/>
+                <w:i w:val="false"/>
+                <w:b w:val="false"/>
+                <w:u w:val="none"/>
+                <w:strike w:val="false"/>
+                <w:sz w:val="14"/>
+                <w:szCs w:val="14"/>
+                <w:color w:val="000000"/>
+              </w:rPr>
+            </w:pPr>
+            <w:r>
+              <w:rPr>
+                <w:rFonts w:ascii="Times New Roman" w:hAnsi="Times New Roman" w:eastAsia="Times New Roman" w:cs="Times New Roman"/>
+                <w:i w:val="false"/>
+                <w:b w:val="false"/>
+                <w:u w:val="none"/>
+                <w:strike w:val="false"/>
+                <w:sz w:val="14"/>
+                <w:szCs w:val="14"/>
+                <w:color w:val="000000"/>
+              </w:rPr>
+              <w:t xml:space="preserve">58.3</w:t>
             </w:r>
           </w:p>
         </w:tc>
@@ -4143,7 +4143,7 @@
                 <w:szCs w:val="14"/>
                 <w:color w:val="000000"/>
               </w:rPr>
-              <w:t xml:space="preserve">0.126</w:t>
+              <w:t xml:space="preserve">0.310</w:t>
             </w:r>
           </w:p>
         </w:tc>
@@ -4698,7 +4698,7 @@
                 <w:szCs w:val="14"/>
                 <w:color w:val="000000"/>
               </w:rPr>
-              <w:t xml:space="preserve">511</w:t>
+              <w:t xml:space="preserve">512</w:t>
             </w:r>
           </w:p>
         </w:tc>
@@ -4808,117 +4808,117 @@
                 <w:szCs w:val="14"/>
                 <w:color w:val="000000"/>
               </w:rPr>
-              <w:t xml:space="preserve">0.75 (0.55–1.02)</w:t>
-            </w:r>
-          </w:p>
-        </w:tc>
-        <w:tc>
-          <w:tcPr>
-            <w:tcBorders>
-              <w:bottom w:val="none" w:sz="0" w:space="0" w:color="000000"/>
-              <w:top w:val="none" w:sz="0" w:space="0" w:color="000000"/>
-              <w:left w:val="none" w:sz="0" w:space="0" w:color="000000"/>
-              <w:right w:val="none" w:sz="0" w:space="0" w:color="000000"/>
-            </w:tcBorders>
-            <w:shd w:val="clear" w:color="auto" w:fill="FFFFFF"/>
-            <w:tcMar>
-              <w:top w:w="0" w:type="dxa"/>
-              <w:bottom w:w="0" w:type="dxa"/>
-              <w:left w:w="0" w:type="dxa"/>
-              <w:right w:w="0" w:type="dxa"/>
-            </w:tcMar>
-            <w:vAlign w:val="center"/>
-          </w:tcPr>
-          <w:p>
-            <w:pPr>
-              <w:pStyle w:val="Normal"/>
-              <w:jc w:val="left"/>
-              <w:pBdr>
-                <w:bottom w:val="none" w:sz="0" w:space="0" w:color="000000"/>
-                <w:top w:val="none" w:sz="0" w:space="0" w:color="000000"/>
-                <w:left w:val="none" w:sz="0" w:space="0" w:color="000000"/>
-                <w:right w:val="none" w:sz="0" w:space="0" w:color="000000"/>
-              </w:pBdr>
-              <w:spacing w:after="100" w:before="100" w:line="240"/>
-              <w:ind w:left="100" w:right="100" w:firstLine="0" w:firstLineChars="0"/>
-              <w:rPr>
-                <w:rFonts w:ascii="Times New Roman" w:hAnsi="Times New Roman" w:eastAsia="Times New Roman" w:cs="Times New Roman"/>
-                <w:i w:val="false"/>
-                <w:b w:val="false"/>
-                <w:u w:val="none"/>
-                <w:strike w:val="false"/>
-                <w:sz w:val="14"/>
-                <w:szCs w:val="14"/>
-                <w:color w:val="000000"/>
-              </w:rPr>
-            </w:pPr>
-            <w:r>
-              <w:rPr>
-                <w:rFonts w:ascii="Times New Roman" w:hAnsi="Times New Roman" w:eastAsia="Times New Roman" w:cs="Times New Roman"/>
-                <w:i w:val="false"/>
-                <w:b w:val="false"/>
-                <w:u w:val="none"/>
-                <w:strike w:val="false"/>
-                <w:sz w:val="14"/>
-                <w:szCs w:val="14"/>
-                <w:color w:val="000000"/>
-              </w:rPr>
-              <w:t xml:space="preserve">0.071</w:t>
-            </w:r>
-          </w:p>
-        </w:tc>
-        <w:tc>
-          <w:tcPr>
-            <w:tcBorders>
-              <w:bottom w:val="none" w:sz="0" w:space="0" w:color="000000"/>
-              <w:top w:val="none" w:sz="0" w:space="0" w:color="000000"/>
-              <w:left w:val="none" w:sz="0" w:space="0" w:color="000000"/>
-              <w:right w:val="none" w:sz="0" w:space="0" w:color="000000"/>
-            </w:tcBorders>
-            <w:shd w:val="clear" w:color="auto" w:fill="FFFFFF"/>
-            <w:tcMar>
-              <w:top w:w="0" w:type="dxa"/>
-              <w:bottom w:w="0" w:type="dxa"/>
-              <w:left w:w="0" w:type="dxa"/>
-              <w:right w:w="0" w:type="dxa"/>
-            </w:tcMar>
-            <w:vAlign w:val="center"/>
-          </w:tcPr>
-          <w:p>
-            <w:pPr>
-              <w:pStyle w:val="Normal"/>
-              <w:jc w:val="left"/>
-              <w:pBdr>
-                <w:bottom w:val="none" w:sz="0" w:space="0" w:color="000000"/>
-                <w:top w:val="none" w:sz="0" w:space="0" w:color="000000"/>
-                <w:left w:val="none" w:sz="0" w:space="0" w:color="000000"/>
-                <w:right w:val="none" w:sz="0" w:space="0" w:color="000000"/>
-              </w:pBdr>
-              <w:spacing w:after="100" w:before="100" w:line="240"/>
-              <w:ind w:left="100" w:right="100" w:firstLine="0" w:firstLineChars="0"/>
-              <w:rPr>
-                <w:rFonts w:ascii="Times New Roman" w:hAnsi="Times New Roman" w:eastAsia="Times New Roman" w:cs="Times New Roman"/>
-                <w:i w:val="false"/>
-                <w:b w:val="false"/>
-                <w:u w:val="none"/>
-                <w:strike w:val="false"/>
-                <w:sz w:val="14"/>
-                <w:szCs w:val="14"/>
-                <w:color w:val="000000"/>
-              </w:rPr>
-            </w:pPr>
-            <w:r>
-              <w:rPr>
-                <w:rFonts w:ascii="Times New Roman" w:hAnsi="Times New Roman" w:eastAsia="Times New Roman" w:cs="Times New Roman"/>
-                <w:i w:val="false"/>
-                <w:b w:val="false"/>
-                <w:u w:val="none"/>
-                <w:strike w:val="false"/>
-                <w:sz w:val="14"/>
-                <w:szCs w:val="14"/>
-                <w:color w:val="000000"/>
-              </w:rPr>
-              <w:t xml:space="preserve">35.0</w:t>
+              <w:t xml:space="preserve">1.08 (0.93–1.26)</w:t>
+            </w:r>
+          </w:p>
+        </w:tc>
+        <w:tc>
+          <w:tcPr>
+            <w:tcBorders>
+              <w:bottom w:val="none" w:sz="0" w:space="0" w:color="000000"/>
+              <w:top w:val="none" w:sz="0" w:space="0" w:color="000000"/>
+              <w:left w:val="none" w:sz="0" w:space="0" w:color="000000"/>
+              <w:right w:val="none" w:sz="0" w:space="0" w:color="000000"/>
+            </w:tcBorders>
+            <w:shd w:val="clear" w:color="auto" w:fill="FFFFFF"/>
+            <w:tcMar>
+              <w:top w:w="0" w:type="dxa"/>
+              <w:bottom w:w="0" w:type="dxa"/>
+              <w:left w:w="0" w:type="dxa"/>
+              <w:right w:w="0" w:type="dxa"/>
+            </w:tcMar>
+            <w:vAlign w:val="center"/>
+          </w:tcPr>
+          <w:p>
+            <w:pPr>
+              <w:pStyle w:val="Normal"/>
+              <w:jc w:val="left"/>
+              <w:pBdr>
+                <w:bottom w:val="none" w:sz="0" w:space="0" w:color="000000"/>
+                <w:top w:val="none" w:sz="0" w:space="0" w:color="000000"/>
+                <w:left w:val="none" w:sz="0" w:space="0" w:color="000000"/>
+                <w:right w:val="none" w:sz="0" w:space="0" w:color="000000"/>
+              </w:pBdr>
+              <w:spacing w:after="100" w:before="100" w:line="240"/>
+              <w:ind w:left="100" w:right="100" w:firstLine="0" w:firstLineChars="0"/>
+              <w:rPr>
+                <w:rFonts w:ascii="Times New Roman" w:hAnsi="Times New Roman" w:eastAsia="Times New Roman" w:cs="Times New Roman"/>
+                <w:i w:val="false"/>
+                <w:b w:val="false"/>
+                <w:u w:val="none"/>
+                <w:strike w:val="false"/>
+                <w:sz w:val="14"/>
+                <w:szCs w:val="14"/>
+                <w:color w:val="000000"/>
+              </w:rPr>
+            </w:pPr>
+            <w:r>
+              <w:rPr>
+                <w:rFonts w:ascii="Times New Roman" w:hAnsi="Times New Roman" w:eastAsia="Times New Roman" w:cs="Times New Roman"/>
+                <w:i w:val="false"/>
+                <w:b w:val="false"/>
+                <w:u w:val="none"/>
+                <w:strike w:val="false"/>
+                <w:sz w:val="14"/>
+                <w:szCs w:val="14"/>
+                <w:color w:val="000000"/>
+              </w:rPr>
+              <w:t xml:space="preserve">0.315</w:t>
+            </w:r>
+          </w:p>
+        </w:tc>
+        <w:tc>
+          <w:tcPr>
+            <w:tcBorders>
+              <w:bottom w:val="none" w:sz="0" w:space="0" w:color="000000"/>
+              <w:top w:val="none" w:sz="0" w:space="0" w:color="000000"/>
+              <w:left w:val="none" w:sz="0" w:space="0" w:color="000000"/>
+              <w:right w:val="none" w:sz="0" w:space="0" w:color="000000"/>
+            </w:tcBorders>
+            <w:shd w:val="clear" w:color="auto" w:fill="FFFFFF"/>
+            <w:tcMar>
+              <w:top w:w="0" w:type="dxa"/>
+              <w:bottom w:w="0" w:type="dxa"/>
+              <w:left w:w="0" w:type="dxa"/>
+              <w:right w:w="0" w:type="dxa"/>
+            </w:tcMar>
+            <w:vAlign w:val="center"/>
+          </w:tcPr>
+          <w:p>
+            <w:pPr>
+              <w:pStyle w:val="Normal"/>
+              <w:jc w:val="left"/>
+              <w:pBdr>
+                <w:bottom w:val="none" w:sz="0" w:space="0" w:color="000000"/>
+                <w:top w:val="none" w:sz="0" w:space="0" w:color="000000"/>
+                <w:left w:val="none" w:sz="0" w:space="0" w:color="000000"/>
+                <w:right w:val="none" w:sz="0" w:space="0" w:color="000000"/>
+              </w:pBdr>
+              <w:spacing w:after="100" w:before="100" w:line="240"/>
+              <w:ind w:left="100" w:right="100" w:firstLine="0" w:firstLineChars="0"/>
+              <w:rPr>
+                <w:rFonts w:ascii="Times New Roman" w:hAnsi="Times New Roman" w:eastAsia="Times New Roman" w:cs="Times New Roman"/>
+                <w:i w:val="false"/>
+                <w:b w:val="false"/>
+                <w:u w:val="none"/>
+                <w:strike w:val="false"/>
+                <w:sz w:val="14"/>
+                <w:szCs w:val="14"/>
+                <w:color w:val="000000"/>
+              </w:rPr>
+            </w:pPr>
+            <w:r>
+              <w:rPr>
+                <w:rFonts w:ascii="Times New Roman" w:hAnsi="Times New Roman" w:eastAsia="Times New Roman" w:cs="Times New Roman"/>
+                <w:i w:val="false"/>
+                <w:b w:val="false"/>
+                <w:u w:val="none"/>
+                <w:strike w:val="false"/>
+                <w:sz w:val="14"/>
+                <w:szCs w:val="14"/>
+                <w:color w:val="000000"/>
+              </w:rPr>
+              <w:t xml:space="preserve">43.8</w:t>
             </w:r>
           </w:p>
         </w:tc>
@@ -5028,62 +5028,62 @@
                 <w:szCs w:val="14"/>
                 <w:color w:val="000000"/>
               </w:rPr>
-              <w:t xml:space="preserve">0.116</w:t>
-            </w:r>
-          </w:p>
-        </w:tc>
-        <w:tc>
-          <w:tcPr>
-            <w:tcBorders>
-              <w:bottom w:val="none" w:sz="0" w:space="0" w:color="000000"/>
-              <w:top w:val="none" w:sz="0" w:space="0" w:color="000000"/>
-              <w:left w:val="none" w:sz="0" w:space="0" w:color="000000"/>
-              <w:right w:val="none" w:sz="0" w:space="0" w:color="000000"/>
-            </w:tcBorders>
-            <w:shd w:val="clear" w:color="auto" w:fill="FFFFFF"/>
-            <w:tcMar>
-              <w:top w:w="0" w:type="dxa"/>
-              <w:bottom w:w="0" w:type="dxa"/>
-              <w:left w:w="0" w:type="dxa"/>
-              <w:right w:w="0" w:type="dxa"/>
-            </w:tcMar>
-            <w:vAlign w:val="center"/>
-          </w:tcPr>
-          <w:p>
-            <w:pPr>
-              <w:pStyle w:val="Normal"/>
-              <w:jc w:val="left"/>
-              <w:pBdr>
-                <w:bottom w:val="none" w:sz="0" w:space="0" w:color="000000"/>
-                <w:top w:val="none" w:sz="0" w:space="0" w:color="000000"/>
-                <w:left w:val="none" w:sz="0" w:space="0" w:color="000000"/>
-                <w:right w:val="none" w:sz="0" w:space="0" w:color="000000"/>
-              </w:pBdr>
-              <w:spacing w:after="100" w:before="100" w:line="240"/>
-              <w:ind w:left="100" w:right="100" w:firstLine="0" w:firstLineChars="0"/>
-              <w:rPr>
-                <w:rFonts w:ascii="Times New Roman" w:hAnsi="Times New Roman" w:eastAsia="Times New Roman" w:cs="Times New Roman"/>
-                <w:i w:val="false"/>
-                <w:b w:val="false"/>
-                <w:u w:val="none"/>
-                <w:strike w:val="false"/>
-                <w:sz w:val="14"/>
-                <w:szCs w:val="14"/>
-                <w:color w:val="000000"/>
-              </w:rPr>
-            </w:pPr>
-            <w:r>
-              <w:rPr>
-                <w:rFonts w:ascii="Times New Roman" w:hAnsi="Times New Roman" w:eastAsia="Times New Roman" w:cs="Times New Roman"/>
-                <w:i w:val="false"/>
-                <w:b w:val="false"/>
-                <w:u w:val="none"/>
-                <w:strike w:val="false"/>
-                <w:sz w:val="14"/>
-                <w:szCs w:val="14"/>
-                <w:color w:val="000000"/>
-              </w:rPr>
-              <w:t xml:space="preserve">0.641</w:t>
+              <w:t xml:space="preserve">0.309</w:t>
+            </w:r>
+          </w:p>
+        </w:tc>
+        <w:tc>
+          <w:tcPr>
+            <w:tcBorders>
+              <w:bottom w:val="none" w:sz="0" w:space="0" w:color="000000"/>
+              <w:top w:val="none" w:sz="0" w:space="0" w:color="000000"/>
+              <w:left w:val="none" w:sz="0" w:space="0" w:color="000000"/>
+              <w:right w:val="none" w:sz="0" w:space="0" w:color="000000"/>
+            </w:tcBorders>
+            <w:shd w:val="clear" w:color="auto" w:fill="FFFFFF"/>
+            <w:tcMar>
+              <w:top w:w="0" w:type="dxa"/>
+              <w:bottom w:w="0" w:type="dxa"/>
+              <w:left w:w="0" w:type="dxa"/>
+              <w:right w:w="0" w:type="dxa"/>
+            </w:tcMar>
+            <w:vAlign w:val="center"/>
+          </w:tcPr>
+          <w:p>
+            <w:pPr>
+              <w:pStyle w:val="Normal"/>
+              <w:jc w:val="left"/>
+              <w:pBdr>
+                <w:bottom w:val="none" w:sz="0" w:space="0" w:color="000000"/>
+                <w:top w:val="none" w:sz="0" w:space="0" w:color="000000"/>
+                <w:left w:val="none" w:sz="0" w:space="0" w:color="000000"/>
+                <w:right w:val="none" w:sz="0" w:space="0" w:color="000000"/>
+              </w:pBdr>
+              <w:spacing w:after="100" w:before="100" w:line="240"/>
+              <w:ind w:left="100" w:right="100" w:firstLine="0" w:firstLineChars="0"/>
+              <w:rPr>
+                <w:rFonts w:ascii="Times New Roman" w:hAnsi="Times New Roman" w:eastAsia="Times New Roman" w:cs="Times New Roman"/>
+                <w:i w:val="false"/>
+                <w:b w:val="false"/>
+                <w:u w:val="none"/>
+                <w:strike w:val="false"/>
+                <w:sz w:val="14"/>
+                <w:szCs w:val="14"/>
+                <w:color w:val="000000"/>
+              </w:rPr>
+            </w:pPr>
+            <w:r>
+              <w:rPr>
+                <w:rFonts w:ascii="Times New Roman" w:hAnsi="Times New Roman" w:eastAsia="Times New Roman" w:cs="Times New Roman"/>
+                <w:i w:val="false"/>
+                <w:b w:val="false"/>
+                <w:u w:val="none"/>
+                <w:strike w:val="false"/>
+                <w:sz w:val="14"/>
+                <w:szCs w:val="14"/>
+                <w:color w:val="000000"/>
+              </w:rPr>
+              <w:t xml:space="preserve">0.457</w:t>
             </w:r>
           </w:p>
         </w:tc>
@@ -5693,62 +5693,62 @@
                 <w:szCs w:val="14"/>
                 <w:color w:val="000000"/>
               </w:rPr>
-              <w:t xml:space="preserve">0.77 (0.57–1.06)</w:t>
-            </w:r>
-          </w:p>
-        </w:tc>
-        <w:tc>
-          <w:tcPr>
-            <w:tcBorders>
-              <w:bottom w:val="none" w:sz="0" w:space="0" w:color="000000"/>
-              <w:top w:val="none" w:sz="0" w:space="0" w:color="000000"/>
-              <w:left w:val="none" w:sz="0" w:space="0" w:color="000000"/>
-              <w:right w:val="none" w:sz="0" w:space="0" w:color="000000"/>
-            </w:tcBorders>
-            <w:shd w:val="clear" w:color="auto" w:fill="FFFFFF"/>
-            <w:tcMar>
-              <w:top w:w="0" w:type="dxa"/>
-              <w:bottom w:w="0" w:type="dxa"/>
-              <w:left w:w="0" w:type="dxa"/>
-              <w:right w:w="0" w:type="dxa"/>
-            </w:tcMar>
-            <w:vAlign w:val="center"/>
-          </w:tcPr>
-          <w:p>
-            <w:pPr>
-              <w:pStyle w:val="Normal"/>
-              <w:jc w:val="left"/>
-              <w:pBdr>
-                <w:bottom w:val="none" w:sz="0" w:space="0" w:color="000000"/>
-                <w:top w:val="none" w:sz="0" w:space="0" w:color="000000"/>
-                <w:left w:val="none" w:sz="0" w:space="0" w:color="000000"/>
-                <w:right w:val="none" w:sz="0" w:space="0" w:color="000000"/>
-              </w:pBdr>
-              <w:spacing w:after="100" w:before="100" w:line="240"/>
-              <w:ind w:left="100" w:right="100" w:firstLine="0" w:firstLineChars="0"/>
-              <w:rPr>
-                <w:rFonts w:ascii="Times New Roman" w:hAnsi="Times New Roman" w:eastAsia="Times New Roman" w:cs="Times New Roman"/>
-                <w:i w:val="false"/>
-                <w:b w:val="false"/>
-                <w:u w:val="none"/>
-                <w:strike w:val="false"/>
-                <w:sz w:val="14"/>
-                <w:szCs w:val="14"/>
-                <w:color w:val="000000"/>
-              </w:rPr>
-            </w:pPr>
-            <w:r>
-              <w:rPr>
-                <w:rFonts w:ascii="Times New Roman" w:hAnsi="Times New Roman" w:eastAsia="Times New Roman" w:cs="Times New Roman"/>
-                <w:i w:val="false"/>
-                <w:b w:val="false"/>
-                <w:u w:val="none"/>
-                <w:strike w:val="false"/>
-                <w:sz w:val="14"/>
-                <w:szCs w:val="14"/>
-                <w:color w:val="000000"/>
-              </w:rPr>
-              <w:t xml:space="preserve">0.109</w:t>
+              <w:t xml:space="preserve">0.98 (0.72–1.34)</w:t>
+            </w:r>
+          </w:p>
+        </w:tc>
+        <w:tc>
+          <w:tcPr>
+            <w:tcBorders>
+              <w:bottom w:val="none" w:sz="0" w:space="0" w:color="000000"/>
+              <w:top w:val="none" w:sz="0" w:space="0" w:color="000000"/>
+              <w:left w:val="none" w:sz="0" w:space="0" w:color="000000"/>
+              <w:right w:val="none" w:sz="0" w:space="0" w:color="000000"/>
+            </w:tcBorders>
+            <w:shd w:val="clear" w:color="auto" w:fill="FFFFFF"/>
+            <w:tcMar>
+              <w:top w:w="0" w:type="dxa"/>
+              <w:bottom w:w="0" w:type="dxa"/>
+              <w:left w:w="0" w:type="dxa"/>
+              <w:right w:w="0" w:type="dxa"/>
+            </w:tcMar>
+            <w:vAlign w:val="center"/>
+          </w:tcPr>
+          <w:p>
+            <w:pPr>
+              <w:pStyle w:val="Normal"/>
+              <w:jc w:val="left"/>
+              <w:pBdr>
+                <w:bottom w:val="none" w:sz="0" w:space="0" w:color="000000"/>
+                <w:top w:val="none" w:sz="0" w:space="0" w:color="000000"/>
+                <w:left w:val="none" w:sz="0" w:space="0" w:color="000000"/>
+                <w:right w:val="none" w:sz="0" w:space="0" w:color="000000"/>
+              </w:pBdr>
+              <w:spacing w:after="100" w:before="100" w:line="240"/>
+              <w:ind w:left="100" w:right="100" w:firstLine="0" w:firstLineChars="0"/>
+              <w:rPr>
+                <w:rFonts w:ascii="Times New Roman" w:hAnsi="Times New Roman" w:eastAsia="Times New Roman" w:cs="Times New Roman"/>
+                <w:i w:val="false"/>
+                <w:b w:val="false"/>
+                <w:u w:val="none"/>
+                <w:strike w:val="false"/>
+                <w:sz w:val="14"/>
+                <w:szCs w:val="14"/>
+                <w:color w:val="000000"/>
+              </w:rPr>
+            </w:pPr>
+            <w:r>
+              <w:rPr>
+                <w:rFonts w:ascii="Times New Roman" w:hAnsi="Times New Roman" w:eastAsia="Times New Roman" w:cs="Times New Roman"/>
+                <w:i w:val="false"/>
+                <w:b w:val="false"/>
+                <w:u w:val="none"/>
+                <w:strike w:val="false"/>
+                <w:sz w:val="14"/>
+                <w:szCs w:val="14"/>
+                <w:color w:val="000000"/>
+              </w:rPr>
+              <w:t xml:space="preserve">0.913</w:t>
             </w:r>
           </w:p>
         </w:tc>
@@ -5913,7 +5913,7 @@
                 <w:szCs w:val="14"/>
                 <w:color w:val="000000"/>
               </w:rPr>
-              <w:t xml:space="preserve">0.090</w:t>
+              <w:t xml:space="preserve">0.518</w:t>
             </w:r>
           </w:p>
         </w:tc>
@@ -6023,172 +6023,172 @@
                 <w:szCs w:val="14"/>
                 <w:color w:val="000000"/>
               </w:rPr>
-              <w:t xml:space="preserve">0.108</w:t>
-            </w:r>
-          </w:p>
-        </w:tc>
-        <w:tc>
-          <w:tcPr>
-            <w:tcBorders>
-              <w:bottom w:val="none" w:sz="0" w:space="0" w:color="000000"/>
-              <w:top w:val="none" w:sz="0" w:space="0" w:color="000000"/>
-              <w:left w:val="none" w:sz="0" w:space="0" w:color="000000"/>
-              <w:right w:val="none" w:sz="0" w:space="0" w:color="000000"/>
-            </w:tcBorders>
-            <w:shd w:val="clear" w:color="auto" w:fill="FFFFFF"/>
-            <w:tcMar>
-              <w:top w:w="0" w:type="dxa"/>
-              <w:bottom w:w="0" w:type="dxa"/>
-              <w:left w:w="0" w:type="dxa"/>
-              <w:right w:w="0" w:type="dxa"/>
-            </w:tcMar>
-            <w:vAlign w:val="center"/>
-          </w:tcPr>
-          <w:p>
-            <w:pPr>
-              <w:pStyle w:val="Normal"/>
-              <w:jc w:val="left"/>
-              <w:pBdr>
-                <w:bottom w:val="none" w:sz="0" w:space="0" w:color="000000"/>
-                <w:top w:val="none" w:sz="0" w:space="0" w:color="000000"/>
-                <w:left w:val="none" w:sz="0" w:space="0" w:color="000000"/>
-                <w:right w:val="none" w:sz="0" w:space="0" w:color="000000"/>
-              </w:pBdr>
-              <w:spacing w:after="100" w:before="100" w:line="240"/>
-              <w:ind w:left="100" w:right="100" w:firstLine="0" w:firstLineChars="0"/>
-              <w:rPr>
-                <w:rFonts w:ascii="Times New Roman" w:hAnsi="Times New Roman" w:eastAsia="Times New Roman" w:cs="Times New Roman"/>
-                <w:i w:val="false"/>
-                <w:b w:val="false"/>
-                <w:u w:val="none"/>
-                <w:strike w:val="false"/>
-                <w:sz w:val="14"/>
-                <w:szCs w:val="14"/>
-                <w:color w:val="000000"/>
-              </w:rPr>
-            </w:pPr>
-            <w:r>
-              <w:rPr>
-                <w:rFonts w:ascii="Times New Roman" w:hAnsi="Times New Roman" w:eastAsia="Times New Roman" w:cs="Times New Roman"/>
-                <w:i w:val="false"/>
-                <w:b w:val="false"/>
-                <w:u w:val="none"/>
-                <w:strike w:val="false"/>
-                <w:sz w:val="14"/>
-                <w:szCs w:val="14"/>
-                <w:color w:val="000000"/>
-              </w:rPr>
-              <w:t xml:space="preserve">4.16 (0.61, 7.70)</w:t>
-            </w:r>
-          </w:p>
-        </w:tc>
-        <w:tc>
-          <w:tcPr>
-            <w:tcBorders>
-              <w:bottom w:val="none" w:sz="0" w:space="0" w:color="000000"/>
-              <w:top w:val="none" w:sz="0" w:space="0" w:color="000000"/>
-              <w:left w:val="none" w:sz="0" w:space="0" w:color="000000"/>
-              <w:right w:val="none" w:sz="0" w:space="0" w:color="000000"/>
-            </w:tcBorders>
-            <w:shd w:val="clear" w:color="auto" w:fill="FFFFFF"/>
-            <w:tcMar>
-              <w:top w:w="0" w:type="dxa"/>
-              <w:bottom w:w="0" w:type="dxa"/>
-              <w:left w:w="0" w:type="dxa"/>
-              <w:right w:w="0" w:type="dxa"/>
-            </w:tcMar>
-            <w:vAlign w:val="center"/>
-          </w:tcPr>
-          <w:p>
-            <w:pPr>
-              <w:pStyle w:val="Normal"/>
-              <w:jc w:val="left"/>
-              <w:pBdr>
-                <w:bottom w:val="none" w:sz="0" w:space="0" w:color="000000"/>
-                <w:top w:val="none" w:sz="0" w:space="0" w:color="000000"/>
-                <w:left w:val="none" w:sz="0" w:space="0" w:color="000000"/>
-                <w:right w:val="none" w:sz="0" w:space="0" w:color="000000"/>
-              </w:pBdr>
-              <w:spacing w:after="100" w:before="100" w:line="240"/>
-              <w:ind w:left="100" w:right="100" w:firstLine="0" w:firstLineChars="0"/>
-              <w:rPr>
-                <w:rFonts w:ascii="Times New Roman" w:hAnsi="Times New Roman" w:eastAsia="Times New Roman" w:cs="Times New Roman"/>
-                <w:i w:val="false"/>
-                <w:b w:val="false"/>
-                <w:u w:val="none"/>
-                <w:strike w:val="false"/>
-                <w:sz w:val="14"/>
-                <w:szCs w:val="14"/>
-                <w:color w:val="000000"/>
-              </w:rPr>
-            </w:pPr>
-            <w:r>
-              <w:rPr>
-                <w:rFonts w:ascii="Times New Roman" w:hAnsi="Times New Roman" w:eastAsia="Times New Roman" w:cs="Times New Roman"/>
-                <w:i w:val="false"/>
-                <w:b w:val="false"/>
-                <w:u w:val="none"/>
-                <w:strike w:val="false"/>
-                <w:sz w:val="14"/>
-                <w:szCs w:val="14"/>
-                <w:color w:val="000000"/>
-              </w:rPr>
-              <w:t xml:space="preserve">0.022</w:t>
-            </w:r>
-          </w:p>
-        </w:tc>
-        <w:tc>
-          <w:tcPr>
-            <w:tcBorders>
-              <w:bottom w:val="none" w:sz="0" w:space="0" w:color="000000"/>
-              <w:top w:val="none" w:sz="0" w:space="0" w:color="000000"/>
-              <w:left w:val="none" w:sz="0" w:space="0" w:color="000000"/>
-              <w:right w:val="none" w:sz="0" w:space="0" w:color="000000"/>
-            </w:tcBorders>
-            <w:shd w:val="clear" w:color="auto" w:fill="FFFFFF"/>
-            <w:tcMar>
-              <w:top w:w="0" w:type="dxa"/>
-              <w:bottom w:w="0" w:type="dxa"/>
-              <w:left w:w="0" w:type="dxa"/>
-              <w:right w:w="0" w:type="dxa"/>
-            </w:tcMar>
-            <w:vAlign w:val="center"/>
-          </w:tcPr>
-          <w:p>
-            <w:pPr>
-              <w:pStyle w:val="Normal"/>
-              <w:jc w:val="left"/>
-              <w:pBdr>
-                <w:bottom w:val="none" w:sz="0" w:space="0" w:color="000000"/>
-                <w:top w:val="none" w:sz="0" w:space="0" w:color="000000"/>
-                <w:left w:val="none" w:sz="0" w:space="0" w:color="000000"/>
-                <w:right w:val="none" w:sz="0" w:space="0" w:color="000000"/>
-              </w:pBdr>
-              <w:spacing w:after="100" w:before="100" w:line="240"/>
-              <w:ind w:left="100" w:right="100" w:firstLine="0" w:firstLineChars="0"/>
-              <w:rPr>
-                <w:rFonts w:ascii="Times New Roman" w:hAnsi="Times New Roman" w:eastAsia="Times New Roman" w:cs="Times New Roman"/>
-                <w:i w:val="false"/>
-                <w:b w:val="false"/>
-                <w:u w:val="none"/>
-                <w:strike w:val="false"/>
-                <w:sz w:val="14"/>
-                <w:szCs w:val="14"/>
-                <w:color w:val="000000"/>
-              </w:rPr>
-            </w:pPr>
-            <w:r>
-              <w:rPr>
-                <w:rFonts w:ascii="Times New Roman" w:hAnsi="Times New Roman" w:eastAsia="Times New Roman" w:cs="Times New Roman"/>
-                <w:i w:val="false"/>
-                <w:b w:val="false"/>
-                <w:u w:val="none"/>
-                <w:strike w:val="false"/>
-                <w:sz w:val="14"/>
-                <w:szCs w:val="14"/>
-                <w:color w:val="000000"/>
-              </w:rPr>
-              <w:t xml:space="preserve">Yes</w:t>
+              <w:t xml:space="preserve">0.914</w:t>
+            </w:r>
+          </w:p>
+        </w:tc>
+        <w:tc>
+          <w:tcPr>
+            <w:tcBorders>
+              <w:bottom w:val="none" w:sz="0" w:space="0" w:color="000000"/>
+              <w:top w:val="none" w:sz="0" w:space="0" w:color="000000"/>
+              <w:left w:val="none" w:sz="0" w:space="0" w:color="000000"/>
+              <w:right w:val="none" w:sz="0" w:space="0" w:color="000000"/>
+            </w:tcBorders>
+            <w:shd w:val="clear" w:color="auto" w:fill="FFFFFF"/>
+            <w:tcMar>
+              <w:top w:w="0" w:type="dxa"/>
+              <w:bottom w:w="0" w:type="dxa"/>
+              <w:left w:w="0" w:type="dxa"/>
+              <w:right w:w="0" w:type="dxa"/>
+            </w:tcMar>
+            <w:vAlign w:val="center"/>
+          </w:tcPr>
+          <w:p>
+            <w:pPr>
+              <w:pStyle w:val="Normal"/>
+              <w:jc w:val="left"/>
+              <w:pBdr>
+                <w:bottom w:val="none" w:sz="0" w:space="0" w:color="000000"/>
+                <w:top w:val="none" w:sz="0" w:space="0" w:color="000000"/>
+                <w:left w:val="none" w:sz="0" w:space="0" w:color="000000"/>
+                <w:right w:val="none" w:sz="0" w:space="0" w:color="000000"/>
+              </w:pBdr>
+              <w:spacing w:after="100" w:before="100" w:line="240"/>
+              <w:ind w:left="100" w:right="100" w:firstLine="0" w:firstLineChars="0"/>
+              <w:rPr>
+                <w:rFonts w:ascii="Times New Roman" w:hAnsi="Times New Roman" w:eastAsia="Times New Roman" w:cs="Times New Roman"/>
+                <w:i w:val="false"/>
+                <w:b w:val="false"/>
+                <w:u w:val="none"/>
+                <w:strike w:val="false"/>
+                <w:sz w:val="14"/>
+                <w:szCs w:val="14"/>
+                <w:color w:val="000000"/>
+              </w:rPr>
+            </w:pPr>
+            <w:r>
+              <w:rPr>
+                <w:rFonts w:ascii="Times New Roman" w:hAnsi="Times New Roman" w:eastAsia="Times New Roman" w:cs="Times New Roman"/>
+                <w:i w:val="false"/>
+                <w:b w:val="false"/>
+                <w:u w:val="none"/>
+                <w:strike w:val="false"/>
+                <w:sz w:val="14"/>
+                <w:szCs w:val="14"/>
+                <w:color w:val="000000"/>
+              </w:rPr>
+              <w:t xml:space="preserve">-0.19 (-3.66, 3.27)</w:t>
+            </w:r>
+          </w:p>
+        </w:tc>
+        <w:tc>
+          <w:tcPr>
+            <w:tcBorders>
+              <w:bottom w:val="none" w:sz="0" w:space="0" w:color="000000"/>
+              <w:top w:val="none" w:sz="0" w:space="0" w:color="000000"/>
+              <w:left w:val="none" w:sz="0" w:space="0" w:color="000000"/>
+              <w:right w:val="none" w:sz="0" w:space="0" w:color="000000"/>
+            </w:tcBorders>
+            <w:shd w:val="clear" w:color="auto" w:fill="FFFFFF"/>
+            <w:tcMar>
+              <w:top w:w="0" w:type="dxa"/>
+              <w:bottom w:w="0" w:type="dxa"/>
+              <w:left w:w="0" w:type="dxa"/>
+              <w:right w:w="0" w:type="dxa"/>
+            </w:tcMar>
+            <w:vAlign w:val="center"/>
+          </w:tcPr>
+          <w:p>
+            <w:pPr>
+              <w:pStyle w:val="Normal"/>
+              <w:jc w:val="left"/>
+              <w:pBdr>
+                <w:bottom w:val="none" w:sz="0" w:space="0" w:color="000000"/>
+                <w:top w:val="none" w:sz="0" w:space="0" w:color="000000"/>
+                <w:left w:val="none" w:sz="0" w:space="0" w:color="000000"/>
+                <w:right w:val="none" w:sz="0" w:space="0" w:color="000000"/>
+              </w:pBdr>
+              <w:spacing w:after="100" w:before="100" w:line="240"/>
+              <w:ind w:left="100" w:right="100" w:firstLine="0" w:firstLineChars="0"/>
+              <w:rPr>
+                <w:rFonts w:ascii="Times New Roman" w:hAnsi="Times New Roman" w:eastAsia="Times New Roman" w:cs="Times New Roman"/>
+                <w:i w:val="false"/>
+                <w:b w:val="false"/>
+                <w:u w:val="none"/>
+                <w:strike w:val="false"/>
+                <w:sz w:val="14"/>
+                <w:szCs w:val="14"/>
+                <w:color w:val="000000"/>
+              </w:rPr>
+            </w:pPr>
+            <w:r>
+              <w:rPr>
+                <w:rFonts w:ascii="Times New Roman" w:hAnsi="Times New Roman" w:eastAsia="Times New Roman" w:cs="Times New Roman"/>
+                <w:i w:val="false"/>
+                <w:b w:val="false"/>
+                <w:u w:val="none"/>
+                <w:strike w:val="false"/>
+                <w:sz w:val="14"/>
+                <w:szCs w:val="14"/>
+                <w:color w:val="000000"/>
+              </w:rPr>
+              <w:t xml:space="preserve">0.913</w:t>
+            </w:r>
+          </w:p>
+        </w:tc>
+        <w:tc>
+          <w:tcPr>
+            <w:tcBorders>
+              <w:bottom w:val="none" w:sz="0" w:space="0" w:color="000000"/>
+              <w:top w:val="none" w:sz="0" w:space="0" w:color="000000"/>
+              <w:left w:val="none" w:sz="0" w:space="0" w:color="000000"/>
+              <w:right w:val="none" w:sz="0" w:space="0" w:color="000000"/>
+            </w:tcBorders>
+            <w:shd w:val="clear" w:color="auto" w:fill="FFFFFF"/>
+            <w:tcMar>
+              <w:top w:w="0" w:type="dxa"/>
+              <w:bottom w:w="0" w:type="dxa"/>
+              <w:left w:w="0" w:type="dxa"/>
+              <w:right w:w="0" w:type="dxa"/>
+            </w:tcMar>
+            <w:vAlign w:val="center"/>
+          </w:tcPr>
+          <w:p>
+            <w:pPr>
+              <w:pStyle w:val="Normal"/>
+              <w:jc w:val="left"/>
+              <w:pBdr>
+                <w:bottom w:val="none" w:sz="0" w:space="0" w:color="000000"/>
+                <w:top w:val="none" w:sz="0" w:space="0" w:color="000000"/>
+                <w:left w:val="none" w:sz="0" w:space="0" w:color="000000"/>
+                <w:right w:val="none" w:sz="0" w:space="0" w:color="000000"/>
+              </w:pBdr>
+              <w:spacing w:after="100" w:before="100" w:line="240"/>
+              <w:ind w:left="100" w:right="100" w:firstLine="0" w:firstLineChars="0"/>
+              <w:rPr>
+                <w:rFonts w:ascii="Times New Roman" w:hAnsi="Times New Roman" w:eastAsia="Times New Roman" w:cs="Times New Roman"/>
+                <w:i w:val="false"/>
+                <w:b w:val="false"/>
+                <w:u w:val="none"/>
+                <w:strike w:val="false"/>
+                <w:sz w:val="14"/>
+                <w:szCs w:val="14"/>
+                <w:color w:val="000000"/>
+              </w:rPr>
+            </w:pPr>
+            <w:r>
+              <w:rPr>
+                <w:rFonts w:ascii="Times New Roman" w:hAnsi="Times New Roman" w:eastAsia="Times New Roman" w:cs="Times New Roman"/>
+                <w:i w:val="false"/>
+                <w:b w:val="false"/>
+                <w:u w:val="none"/>
+                <w:strike w:val="false"/>
+                <w:sz w:val="14"/>
+                <w:szCs w:val="14"/>
+                <w:color w:val="000000"/>
+              </w:rPr>
+              <w:t xml:space="preserve">No</w:t>
             </w:r>
           </w:p>
         </w:tc>
@@ -6578,62 +6578,62 @@
                 <w:szCs w:val="14"/>
                 <w:color w:val="000000"/>
               </w:rPr>
-              <w:t xml:space="preserve">0.76 (0.60–0.97)</w:t>
-            </w:r>
-          </w:p>
-        </w:tc>
-        <w:tc>
-          <w:tcPr>
-            <w:tcBorders>
-              <w:bottom w:val="none" w:sz="0" w:space="0" w:color="000000"/>
-              <w:top w:val="none" w:sz="0" w:space="0" w:color="000000"/>
-              <w:left w:val="none" w:sz="0" w:space="0" w:color="000000"/>
-              <w:right w:val="none" w:sz="0" w:space="0" w:color="000000"/>
-            </w:tcBorders>
-            <w:shd w:val="clear" w:color="auto" w:fill="FFFFFF"/>
-            <w:tcMar>
-              <w:top w:w="0" w:type="dxa"/>
-              <w:bottom w:w="0" w:type="dxa"/>
-              <w:left w:w="0" w:type="dxa"/>
-              <w:right w:w="0" w:type="dxa"/>
-            </w:tcMar>
-            <w:vAlign w:val="center"/>
-          </w:tcPr>
-          <w:p>
-            <w:pPr>
-              <w:pStyle w:val="Normal"/>
-              <w:jc w:val="left"/>
-              <w:pBdr>
-                <w:bottom w:val="none" w:sz="0" w:space="0" w:color="000000"/>
-                <w:top w:val="none" w:sz="0" w:space="0" w:color="000000"/>
-                <w:left w:val="none" w:sz="0" w:space="0" w:color="000000"/>
-                <w:right w:val="none" w:sz="0" w:space="0" w:color="000000"/>
-              </w:pBdr>
-              <w:spacing w:after="100" w:before="100" w:line="240"/>
-              <w:ind w:left="100" w:right="100" w:firstLine="0" w:firstLineChars="0"/>
-              <w:rPr>
-                <w:rFonts w:ascii="Times New Roman" w:hAnsi="Times New Roman" w:eastAsia="Times New Roman" w:cs="Times New Roman"/>
-                <w:i w:val="false"/>
-                <w:b w:val="false"/>
-                <w:u w:val="none"/>
-                <w:strike w:val="false"/>
-                <w:sz w:val="14"/>
-                <w:szCs w:val="14"/>
-                <w:color w:val="000000"/>
-              </w:rPr>
-            </w:pPr>
-            <w:r>
-              <w:rPr>
-                <w:rFonts w:ascii="Times New Roman" w:hAnsi="Times New Roman" w:eastAsia="Times New Roman" w:cs="Times New Roman"/>
-                <w:i w:val="false"/>
-                <w:b w:val="false"/>
-                <w:u w:val="none"/>
-                <w:strike w:val="false"/>
-                <w:sz w:val="14"/>
-                <w:szCs w:val="14"/>
-                <w:color w:val="000000"/>
-              </w:rPr>
-              <w:t xml:space="preserve">0.030</w:t>
+              <w:t xml:space="preserve">1.08 (0.93–1.27)</w:t>
+            </w:r>
+          </w:p>
+        </w:tc>
+        <w:tc>
+          <w:tcPr>
+            <w:tcBorders>
+              <w:bottom w:val="none" w:sz="0" w:space="0" w:color="000000"/>
+              <w:top w:val="none" w:sz="0" w:space="0" w:color="000000"/>
+              <w:left w:val="none" w:sz="0" w:space="0" w:color="000000"/>
+              <w:right w:val="none" w:sz="0" w:space="0" w:color="000000"/>
+            </w:tcBorders>
+            <w:shd w:val="clear" w:color="auto" w:fill="FFFFFF"/>
+            <w:tcMar>
+              <w:top w:w="0" w:type="dxa"/>
+              <w:bottom w:w="0" w:type="dxa"/>
+              <w:left w:w="0" w:type="dxa"/>
+              <w:right w:w="0" w:type="dxa"/>
+            </w:tcMar>
+            <w:vAlign w:val="center"/>
+          </w:tcPr>
+          <w:p>
+            <w:pPr>
+              <w:pStyle w:val="Normal"/>
+              <w:jc w:val="left"/>
+              <w:pBdr>
+                <w:bottom w:val="none" w:sz="0" w:space="0" w:color="000000"/>
+                <w:top w:val="none" w:sz="0" w:space="0" w:color="000000"/>
+                <w:left w:val="none" w:sz="0" w:space="0" w:color="000000"/>
+                <w:right w:val="none" w:sz="0" w:space="0" w:color="000000"/>
+              </w:pBdr>
+              <w:spacing w:after="100" w:before="100" w:line="240"/>
+              <w:ind w:left="100" w:right="100" w:firstLine="0" w:firstLineChars="0"/>
+              <w:rPr>
+                <w:rFonts w:ascii="Times New Roman" w:hAnsi="Times New Roman" w:eastAsia="Times New Roman" w:cs="Times New Roman"/>
+                <w:i w:val="false"/>
+                <w:b w:val="false"/>
+                <w:u w:val="none"/>
+                <w:strike w:val="false"/>
+                <w:sz w:val="14"/>
+                <w:szCs w:val="14"/>
+                <w:color w:val="000000"/>
+              </w:rPr>
+            </w:pPr>
+            <w:r>
+              <w:rPr>
+                <w:rFonts w:ascii="Times New Roman" w:hAnsi="Times New Roman" w:eastAsia="Times New Roman" w:cs="Times New Roman"/>
+                <w:i w:val="false"/>
+                <w:b w:val="false"/>
+                <w:u w:val="none"/>
+                <w:strike w:val="false"/>
+                <w:sz w:val="14"/>
+                <w:szCs w:val="14"/>
+                <w:color w:val="000000"/>
+              </w:rPr>
+              <w:t xml:space="preserve">0.315</w:t>
             </w:r>
           </w:p>
         </w:tc>
@@ -6798,7 +6798,7 @@
                 <w:szCs w:val="14"/>
                 <w:color w:val="000000"/>
               </w:rPr>
-              <w:t xml:space="preserve">0.014</w:t>
+              <w:t xml:space="preserve">0.416</w:t>
             </w:r>
           </w:p>
         </w:tc>
@@ -7353,7 +7353,7 @@
                 <w:szCs w:val="14"/>
                 <w:color w:val="000000"/>
               </w:rPr>
-              <w:t xml:space="preserve">440</w:t>
+              <w:t xml:space="preserve">441</w:t>
             </w:r>
           </w:p>
         </w:tc>
@@ -7463,117 +7463,117 @@
                 <w:szCs w:val="14"/>
                 <w:color w:val="000000"/>
               </w:rPr>
-              <w:t xml:space="preserve">0.76 (0.56–1.05)</w:t>
-            </w:r>
-          </w:p>
-        </w:tc>
-        <w:tc>
-          <w:tcPr>
-            <w:tcBorders>
-              <w:bottom w:val="none" w:sz="0" w:space="0" w:color="000000"/>
-              <w:top w:val="none" w:sz="0" w:space="0" w:color="000000"/>
-              <w:left w:val="none" w:sz="0" w:space="0" w:color="000000"/>
-              <w:right w:val="none" w:sz="0" w:space="0" w:color="000000"/>
-            </w:tcBorders>
-            <w:shd w:val="clear" w:color="auto" w:fill="FFFFFF"/>
-            <w:tcMar>
-              <w:top w:w="0" w:type="dxa"/>
-              <w:bottom w:w="0" w:type="dxa"/>
-              <w:left w:w="0" w:type="dxa"/>
-              <w:right w:w="0" w:type="dxa"/>
-            </w:tcMar>
-            <w:vAlign w:val="center"/>
-          </w:tcPr>
-          <w:p>
-            <w:pPr>
-              <w:pStyle w:val="Normal"/>
-              <w:jc w:val="left"/>
-              <w:pBdr>
-                <w:bottom w:val="none" w:sz="0" w:space="0" w:color="000000"/>
-                <w:top w:val="none" w:sz="0" w:space="0" w:color="000000"/>
-                <w:left w:val="none" w:sz="0" w:space="0" w:color="000000"/>
-                <w:right w:val="none" w:sz="0" w:space="0" w:color="000000"/>
-              </w:pBdr>
-              <w:spacing w:after="100" w:before="100" w:line="240"/>
-              <w:ind w:left="100" w:right="100" w:firstLine="0" w:firstLineChars="0"/>
-              <w:rPr>
-                <w:rFonts w:ascii="Times New Roman" w:hAnsi="Times New Roman" w:eastAsia="Times New Roman" w:cs="Times New Roman"/>
-                <w:i w:val="false"/>
-                <w:b w:val="false"/>
-                <w:u w:val="none"/>
-                <w:strike w:val="false"/>
-                <w:sz w:val="14"/>
-                <w:szCs w:val="14"/>
-                <w:color w:val="000000"/>
-              </w:rPr>
-            </w:pPr>
-            <w:r>
-              <w:rPr>
-                <w:rFonts w:ascii="Times New Roman" w:hAnsi="Times New Roman" w:eastAsia="Times New Roman" w:cs="Times New Roman"/>
-                <w:i w:val="false"/>
-                <w:b w:val="false"/>
-                <w:u w:val="none"/>
-                <w:strike w:val="false"/>
-                <w:sz w:val="14"/>
-                <w:szCs w:val="14"/>
-                <w:color w:val="000000"/>
-              </w:rPr>
-              <w:t xml:space="preserve">0.097</w:t>
-            </w:r>
-          </w:p>
-        </w:tc>
-        <w:tc>
-          <w:tcPr>
-            <w:tcBorders>
-              <w:bottom w:val="none" w:sz="0" w:space="0" w:color="000000"/>
-              <w:top w:val="none" w:sz="0" w:space="0" w:color="000000"/>
-              <w:left w:val="none" w:sz="0" w:space="0" w:color="000000"/>
-              <w:right w:val="none" w:sz="0" w:space="0" w:color="000000"/>
-            </w:tcBorders>
-            <w:shd w:val="clear" w:color="auto" w:fill="FFFFFF"/>
-            <w:tcMar>
-              <w:top w:w="0" w:type="dxa"/>
-              <w:bottom w:w="0" w:type="dxa"/>
-              <w:left w:w="0" w:type="dxa"/>
-              <w:right w:w="0" w:type="dxa"/>
-            </w:tcMar>
-            <w:vAlign w:val="center"/>
-          </w:tcPr>
-          <w:p>
-            <w:pPr>
-              <w:pStyle w:val="Normal"/>
-              <w:jc w:val="left"/>
-              <w:pBdr>
-                <w:bottom w:val="none" w:sz="0" w:space="0" w:color="000000"/>
-                <w:top w:val="none" w:sz="0" w:space="0" w:color="000000"/>
-                <w:left w:val="none" w:sz="0" w:space="0" w:color="000000"/>
-                <w:right w:val="none" w:sz="0" w:space="0" w:color="000000"/>
-              </w:pBdr>
-              <w:spacing w:after="100" w:before="100" w:line="240"/>
-              <w:ind w:left="100" w:right="100" w:firstLine="0" w:firstLineChars="0"/>
-              <w:rPr>
-                <w:rFonts w:ascii="Times New Roman" w:hAnsi="Times New Roman" w:eastAsia="Times New Roman" w:cs="Times New Roman"/>
-                <w:i w:val="false"/>
-                <w:b w:val="false"/>
-                <w:u w:val="none"/>
-                <w:strike w:val="false"/>
-                <w:sz w:val="14"/>
-                <w:szCs w:val="14"/>
-                <w:color w:val="000000"/>
-              </w:rPr>
-            </w:pPr>
-            <w:r>
-              <w:rPr>
-                <w:rFonts w:ascii="Times New Roman" w:hAnsi="Times New Roman" w:eastAsia="Times New Roman" w:cs="Times New Roman"/>
-                <w:i w:val="false"/>
-                <w:b w:val="false"/>
-                <w:u w:val="none"/>
-                <w:strike w:val="false"/>
-                <w:sz w:val="14"/>
-                <w:szCs w:val="14"/>
-                <w:color w:val="000000"/>
-              </w:rPr>
-              <w:t xml:space="preserve">39.2</w:t>
+              <w:t xml:space="preserve">1.06 (0.91–1.25)</w:t>
+            </w:r>
+          </w:p>
+        </w:tc>
+        <w:tc>
+          <w:tcPr>
+            <w:tcBorders>
+              <w:bottom w:val="none" w:sz="0" w:space="0" w:color="000000"/>
+              <w:top w:val="none" w:sz="0" w:space="0" w:color="000000"/>
+              <w:left w:val="none" w:sz="0" w:space="0" w:color="000000"/>
+              <w:right w:val="none" w:sz="0" w:space="0" w:color="000000"/>
+            </w:tcBorders>
+            <w:shd w:val="clear" w:color="auto" w:fill="FFFFFF"/>
+            <w:tcMar>
+              <w:top w:w="0" w:type="dxa"/>
+              <w:bottom w:w="0" w:type="dxa"/>
+              <w:left w:w="0" w:type="dxa"/>
+              <w:right w:w="0" w:type="dxa"/>
+            </w:tcMar>
+            <w:vAlign w:val="center"/>
+          </w:tcPr>
+          <w:p>
+            <w:pPr>
+              <w:pStyle w:val="Normal"/>
+              <w:jc w:val="left"/>
+              <w:pBdr>
+                <w:bottom w:val="none" w:sz="0" w:space="0" w:color="000000"/>
+                <w:top w:val="none" w:sz="0" w:space="0" w:color="000000"/>
+                <w:left w:val="none" w:sz="0" w:space="0" w:color="000000"/>
+                <w:right w:val="none" w:sz="0" w:space="0" w:color="000000"/>
+              </w:pBdr>
+              <w:spacing w:after="100" w:before="100" w:line="240"/>
+              <w:ind w:left="100" w:right="100" w:firstLine="0" w:firstLineChars="0"/>
+              <w:rPr>
+                <w:rFonts w:ascii="Times New Roman" w:hAnsi="Times New Roman" w:eastAsia="Times New Roman" w:cs="Times New Roman"/>
+                <w:i w:val="false"/>
+                <w:b w:val="false"/>
+                <w:u w:val="none"/>
+                <w:strike w:val="false"/>
+                <w:sz w:val="14"/>
+                <w:szCs w:val="14"/>
+                <w:color w:val="000000"/>
+              </w:rPr>
+            </w:pPr>
+            <w:r>
+              <w:rPr>
+                <w:rFonts w:ascii="Times New Roman" w:hAnsi="Times New Roman" w:eastAsia="Times New Roman" w:cs="Times New Roman"/>
+                <w:i w:val="false"/>
+                <w:b w:val="false"/>
+                <w:u w:val="none"/>
+                <w:strike w:val="false"/>
+                <w:sz w:val="14"/>
+                <w:szCs w:val="14"/>
+                <w:color w:val="000000"/>
+              </w:rPr>
+              <w:t xml:space="preserve">0.448</w:t>
+            </w:r>
+          </w:p>
+        </w:tc>
+        <w:tc>
+          <w:tcPr>
+            <w:tcBorders>
+              <w:bottom w:val="none" w:sz="0" w:space="0" w:color="000000"/>
+              <w:top w:val="none" w:sz="0" w:space="0" w:color="000000"/>
+              <w:left w:val="none" w:sz="0" w:space="0" w:color="000000"/>
+              <w:right w:val="none" w:sz="0" w:space="0" w:color="000000"/>
+            </w:tcBorders>
+            <w:shd w:val="clear" w:color="auto" w:fill="FFFFFF"/>
+            <w:tcMar>
+              <w:top w:w="0" w:type="dxa"/>
+              <w:bottom w:w="0" w:type="dxa"/>
+              <w:left w:w="0" w:type="dxa"/>
+              <w:right w:w="0" w:type="dxa"/>
+            </w:tcMar>
+            <w:vAlign w:val="center"/>
+          </w:tcPr>
+          <w:p>
+            <w:pPr>
+              <w:pStyle w:val="Normal"/>
+              <w:jc w:val="left"/>
+              <w:pBdr>
+                <w:bottom w:val="none" w:sz="0" w:space="0" w:color="000000"/>
+                <w:top w:val="none" w:sz="0" w:space="0" w:color="000000"/>
+                <w:left w:val="none" w:sz="0" w:space="0" w:color="000000"/>
+                <w:right w:val="none" w:sz="0" w:space="0" w:color="000000"/>
+              </w:pBdr>
+              <w:spacing w:after="100" w:before="100" w:line="240"/>
+              <w:ind w:left="100" w:right="100" w:firstLine="0" w:firstLineChars="0"/>
+              <w:rPr>
+                <w:rFonts w:ascii="Times New Roman" w:hAnsi="Times New Roman" w:eastAsia="Times New Roman" w:cs="Times New Roman"/>
+                <w:i w:val="false"/>
+                <w:b w:val="false"/>
+                <w:u w:val="none"/>
+                <w:strike w:val="false"/>
+                <w:sz w:val="14"/>
+                <w:szCs w:val="14"/>
+                <w:color w:val="000000"/>
+              </w:rPr>
+            </w:pPr>
+            <w:r>
+              <w:rPr>
+                <w:rFonts w:ascii="Times New Roman" w:hAnsi="Times New Roman" w:eastAsia="Times New Roman" w:cs="Times New Roman"/>
+                <w:i w:val="false"/>
+                <w:b w:val="false"/>
+                <w:u w:val="none"/>
+                <w:strike w:val="false"/>
+                <w:sz w:val="14"/>
+                <w:szCs w:val="14"/>
+                <w:color w:val="000000"/>
+              </w:rPr>
+              <w:t xml:space="preserve">52.3</w:t>
             </w:r>
           </w:p>
         </w:tc>
@@ -7683,7 +7683,7 @@
                 <w:szCs w:val="14"/>
                 <w:color w:val="000000"/>
               </w:rPr>
-              <w:t xml:space="preserve">0.107</w:t>
+              <w:t xml:space="preserve">0.401</w:t>
             </w:r>
           </w:p>
         </w:tc>
@@ -8348,62 +8348,62 @@
                 <w:szCs w:val="14"/>
                 <w:color w:val="000000"/>
               </w:rPr>
-              <w:t xml:space="preserve">0.74 (0.55–0.99)</w:t>
-            </w:r>
-          </w:p>
-        </w:tc>
-        <w:tc>
-          <w:tcPr>
-            <w:tcBorders>
-              <w:bottom w:val="none" w:sz="0" w:space="0" w:color="000000"/>
-              <w:top w:val="none" w:sz="0" w:space="0" w:color="000000"/>
-              <w:left w:val="none" w:sz="0" w:space="0" w:color="000000"/>
-              <w:right w:val="none" w:sz="0" w:space="0" w:color="000000"/>
-            </w:tcBorders>
-            <w:shd w:val="clear" w:color="auto" w:fill="FFFFFF"/>
-            <w:tcMar>
-              <w:top w:w="0" w:type="dxa"/>
-              <w:bottom w:w="0" w:type="dxa"/>
-              <w:left w:w="0" w:type="dxa"/>
-              <w:right w:w="0" w:type="dxa"/>
-            </w:tcMar>
-            <w:vAlign w:val="center"/>
-          </w:tcPr>
-          <w:p>
-            <w:pPr>
-              <w:pStyle w:val="Normal"/>
-              <w:jc w:val="left"/>
-              <w:pBdr>
-                <w:bottom w:val="none" w:sz="0" w:space="0" w:color="000000"/>
-                <w:top w:val="none" w:sz="0" w:space="0" w:color="000000"/>
-                <w:left w:val="none" w:sz="0" w:space="0" w:color="000000"/>
-                <w:right w:val="none" w:sz="0" w:space="0" w:color="000000"/>
-              </w:pBdr>
-              <w:spacing w:after="100" w:before="100" w:line="240"/>
-              <w:ind w:left="100" w:right="100" w:firstLine="0" w:firstLineChars="0"/>
-              <w:rPr>
-                <w:rFonts w:ascii="Times New Roman" w:hAnsi="Times New Roman" w:eastAsia="Times New Roman" w:cs="Times New Roman"/>
-                <w:i w:val="false"/>
-                <w:b w:val="false"/>
-                <w:u w:val="none"/>
-                <w:strike w:val="false"/>
-                <w:sz w:val="14"/>
-                <w:szCs w:val="14"/>
-                <w:color w:val="000000"/>
-              </w:rPr>
-            </w:pPr>
-            <w:r>
-              <w:rPr>
-                <w:rFonts w:ascii="Times New Roman" w:hAnsi="Times New Roman" w:eastAsia="Times New Roman" w:cs="Times New Roman"/>
-                <w:i w:val="false"/>
-                <w:b w:val="false"/>
-                <w:u w:val="none"/>
-                <w:strike w:val="false"/>
-                <w:sz w:val="14"/>
-                <w:szCs w:val="14"/>
-                <w:color w:val="000000"/>
-              </w:rPr>
-              <w:t xml:space="preserve">0.046</w:t>
+              <w:t xml:space="preserve">1.36 (1.01–1.83)</w:t>
+            </w:r>
+          </w:p>
+        </w:tc>
+        <w:tc>
+          <w:tcPr>
+            <w:tcBorders>
+              <w:bottom w:val="none" w:sz="0" w:space="0" w:color="000000"/>
+              <w:top w:val="none" w:sz="0" w:space="0" w:color="000000"/>
+              <w:left w:val="none" w:sz="0" w:space="0" w:color="000000"/>
+              <w:right w:val="none" w:sz="0" w:space="0" w:color="000000"/>
+            </w:tcBorders>
+            <w:shd w:val="clear" w:color="auto" w:fill="FFFFFF"/>
+            <w:tcMar>
+              <w:top w:w="0" w:type="dxa"/>
+              <w:bottom w:w="0" w:type="dxa"/>
+              <w:left w:w="0" w:type="dxa"/>
+              <w:right w:w="0" w:type="dxa"/>
+            </w:tcMar>
+            <w:vAlign w:val="center"/>
+          </w:tcPr>
+          <w:p>
+            <w:pPr>
+              <w:pStyle w:val="Normal"/>
+              <w:jc w:val="left"/>
+              <w:pBdr>
+                <w:bottom w:val="none" w:sz="0" w:space="0" w:color="000000"/>
+                <w:top w:val="none" w:sz="0" w:space="0" w:color="000000"/>
+                <w:left w:val="none" w:sz="0" w:space="0" w:color="000000"/>
+                <w:right w:val="none" w:sz="0" w:space="0" w:color="000000"/>
+              </w:pBdr>
+              <w:spacing w:after="100" w:before="100" w:line="240"/>
+              <w:ind w:left="100" w:right="100" w:firstLine="0" w:firstLineChars="0"/>
+              <w:rPr>
+                <w:rFonts w:ascii="Times New Roman" w:hAnsi="Times New Roman" w:eastAsia="Times New Roman" w:cs="Times New Roman"/>
+                <w:i w:val="false"/>
+                <w:b w:val="false"/>
+                <w:u w:val="none"/>
+                <w:strike w:val="false"/>
+                <w:sz w:val="14"/>
+                <w:szCs w:val="14"/>
+                <w:color w:val="000000"/>
+              </w:rPr>
+            </w:pPr>
+            <w:r>
+              <w:rPr>
+                <w:rFonts w:ascii="Times New Roman" w:hAnsi="Times New Roman" w:eastAsia="Times New Roman" w:cs="Times New Roman"/>
+                <w:i w:val="false"/>
+                <w:b w:val="false"/>
+                <w:u w:val="none"/>
+                <w:strike w:val="false"/>
+                <w:sz w:val="14"/>
+                <w:szCs w:val="14"/>
+                <w:color w:val="000000"/>
+              </w:rPr>
+              <w:t xml:space="preserve">0.044</w:t>
             </w:r>
           </w:p>
         </w:tc>
@@ -8568,7 +8568,7 @@
                 <w:szCs w:val="14"/>
                 <w:color w:val="000000"/>
               </w:rPr>
-              <w:t xml:space="preserve">0.881</w:t>
+              <w:t xml:space="preserve">0.041</w:t>
             </w:r>
           </w:p>
         </w:tc>
@@ -8733,62 +8733,62 @@
                 <w:szCs w:val="14"/>
                 <w:color w:val="000000"/>
               </w:rPr>
-              <w:t xml:space="preserve">4.10 (0.25, 7.96)</w:t>
-            </w:r>
-          </w:p>
-        </w:tc>
-        <w:tc>
-          <w:tcPr>
-            <w:tcBorders>
-              <w:bottom w:val="none" w:sz="0" w:space="0" w:color="000000"/>
-              <w:top w:val="none" w:sz="0" w:space="0" w:color="000000"/>
-              <w:left w:val="none" w:sz="0" w:space="0" w:color="000000"/>
-              <w:right w:val="none" w:sz="0" w:space="0" w:color="000000"/>
-            </w:tcBorders>
-            <w:shd w:val="clear" w:color="auto" w:fill="FFFFFF"/>
-            <w:tcMar>
-              <w:top w:w="0" w:type="dxa"/>
-              <w:bottom w:w="0" w:type="dxa"/>
-              <w:left w:w="0" w:type="dxa"/>
-              <w:right w:w="0" w:type="dxa"/>
-            </w:tcMar>
-            <w:vAlign w:val="center"/>
-          </w:tcPr>
-          <w:p>
-            <w:pPr>
-              <w:pStyle w:val="Normal"/>
-              <w:jc w:val="left"/>
-              <w:pBdr>
-                <w:bottom w:val="none" w:sz="0" w:space="0" w:color="000000"/>
-                <w:top w:val="none" w:sz="0" w:space="0" w:color="000000"/>
-                <w:left w:val="none" w:sz="0" w:space="0" w:color="000000"/>
-                <w:right w:val="none" w:sz="0" w:space="0" w:color="000000"/>
-              </w:pBdr>
-              <w:spacing w:after="100" w:before="100" w:line="240"/>
-              <w:ind w:left="100" w:right="100" w:firstLine="0" w:firstLineChars="0"/>
-              <w:rPr>
-                <w:rFonts w:ascii="Times New Roman" w:hAnsi="Times New Roman" w:eastAsia="Times New Roman" w:cs="Times New Roman"/>
-                <w:i w:val="false"/>
-                <w:b w:val="false"/>
-                <w:u w:val="none"/>
-                <w:strike w:val="false"/>
-                <w:sz w:val="14"/>
-                <w:szCs w:val="14"/>
-                <w:color w:val="000000"/>
-              </w:rPr>
-            </w:pPr>
-            <w:r>
-              <w:rPr>
-                <w:rFonts w:ascii="Times New Roman" w:hAnsi="Times New Roman" w:eastAsia="Times New Roman" w:cs="Times New Roman"/>
-                <w:i w:val="false"/>
-                <w:b w:val="false"/>
-                <w:u w:val="none"/>
-                <w:strike w:val="false"/>
-                <w:sz w:val="14"/>
-                <w:szCs w:val="14"/>
-                <w:color w:val="000000"/>
-              </w:rPr>
-              <w:t xml:space="preserve">0.037</w:t>
+              <w:t xml:space="preserve">-4.65 (-8.50, -0.81)</w:t>
+            </w:r>
+          </w:p>
+        </w:tc>
+        <w:tc>
+          <w:tcPr>
+            <w:tcBorders>
+              <w:bottom w:val="none" w:sz="0" w:space="0" w:color="000000"/>
+              <w:top w:val="none" w:sz="0" w:space="0" w:color="000000"/>
+              <w:left w:val="none" w:sz="0" w:space="0" w:color="000000"/>
+              <w:right w:val="none" w:sz="0" w:space="0" w:color="000000"/>
+            </w:tcBorders>
+            <w:shd w:val="clear" w:color="auto" w:fill="FFFFFF"/>
+            <w:tcMar>
+              <w:top w:w="0" w:type="dxa"/>
+              <w:bottom w:w="0" w:type="dxa"/>
+              <w:left w:w="0" w:type="dxa"/>
+              <w:right w:w="0" w:type="dxa"/>
+            </w:tcMar>
+            <w:vAlign w:val="center"/>
+          </w:tcPr>
+          <w:p>
+            <w:pPr>
+              <w:pStyle w:val="Normal"/>
+              <w:jc w:val="left"/>
+              <w:pBdr>
+                <w:bottom w:val="none" w:sz="0" w:space="0" w:color="000000"/>
+                <w:top w:val="none" w:sz="0" w:space="0" w:color="000000"/>
+                <w:left w:val="none" w:sz="0" w:space="0" w:color="000000"/>
+                <w:right w:val="none" w:sz="0" w:space="0" w:color="000000"/>
+              </w:pBdr>
+              <w:spacing w:after="100" w:before="100" w:line="240"/>
+              <w:ind w:left="100" w:right="100" w:firstLine="0" w:firstLineChars="0"/>
+              <w:rPr>
+                <w:rFonts w:ascii="Times New Roman" w:hAnsi="Times New Roman" w:eastAsia="Times New Roman" w:cs="Times New Roman"/>
+                <w:i w:val="false"/>
+                <w:b w:val="false"/>
+                <w:u w:val="none"/>
+                <w:strike w:val="false"/>
+                <w:sz w:val="14"/>
+                <w:szCs w:val="14"/>
+                <w:color w:val="000000"/>
+              </w:rPr>
+            </w:pPr>
+            <w:r>
+              <w:rPr>
+                <w:rFonts w:ascii="Times New Roman" w:hAnsi="Times New Roman" w:eastAsia="Times New Roman" w:cs="Times New Roman"/>
+                <w:i w:val="false"/>
+                <w:b w:val="false"/>
+                <w:u w:val="none"/>
+                <w:strike w:val="false"/>
+                <w:sz w:val="14"/>
+                <w:szCs w:val="14"/>
+                <w:color w:val="000000"/>
+              </w:rPr>
+              <w:t xml:space="preserve">0.018</w:t>
             </w:r>
           </w:p>
         </w:tc>
@@ -9233,62 +9233,62 @@
                 <w:szCs w:val="14"/>
                 <w:color w:val="000000"/>
               </w:rPr>
-              <w:t xml:space="preserve">0.85 (0.70–1.04)</w:t>
-            </w:r>
-          </w:p>
-        </w:tc>
-        <w:tc>
-          <w:tcPr>
-            <w:tcBorders>
-              <w:bottom w:val="none" w:sz="0" w:space="0" w:color="000000"/>
-              <w:top w:val="none" w:sz="0" w:space="0" w:color="000000"/>
-              <w:left w:val="none" w:sz="0" w:space="0" w:color="000000"/>
-              <w:right w:val="none" w:sz="0" w:space="0" w:color="000000"/>
-            </w:tcBorders>
-            <w:shd w:val="clear" w:color="auto" w:fill="FFFFFF"/>
-            <w:tcMar>
-              <w:top w:w="0" w:type="dxa"/>
-              <w:bottom w:w="0" w:type="dxa"/>
-              <w:left w:w="0" w:type="dxa"/>
-              <w:right w:w="0" w:type="dxa"/>
-            </w:tcMar>
-            <w:vAlign w:val="center"/>
-          </w:tcPr>
-          <w:p>
-            <w:pPr>
-              <w:pStyle w:val="Normal"/>
-              <w:jc w:val="left"/>
-              <w:pBdr>
-                <w:bottom w:val="none" w:sz="0" w:space="0" w:color="000000"/>
-                <w:top w:val="none" w:sz="0" w:space="0" w:color="000000"/>
-                <w:left w:val="none" w:sz="0" w:space="0" w:color="000000"/>
-                <w:right w:val="none" w:sz="0" w:space="0" w:color="000000"/>
-              </w:pBdr>
-              <w:spacing w:after="100" w:before="100" w:line="240"/>
-              <w:ind w:left="100" w:right="100" w:firstLine="0" w:firstLineChars="0"/>
-              <w:rPr>
-                <w:rFonts w:ascii="Times New Roman" w:hAnsi="Times New Roman" w:eastAsia="Times New Roman" w:cs="Times New Roman"/>
-                <w:i w:val="false"/>
-                <w:b w:val="false"/>
-                <w:u w:val="none"/>
-                <w:strike w:val="false"/>
-                <w:sz w:val="14"/>
-                <w:szCs w:val="14"/>
-                <w:color w:val="000000"/>
-              </w:rPr>
-            </w:pPr>
-            <w:r>
-              <w:rPr>
-                <w:rFonts w:ascii="Times New Roman" w:hAnsi="Times New Roman" w:eastAsia="Times New Roman" w:cs="Times New Roman"/>
-                <w:i w:val="false"/>
-                <w:b w:val="false"/>
-                <w:u w:val="none"/>
-                <w:strike w:val="false"/>
-                <w:sz w:val="14"/>
-                <w:szCs w:val="14"/>
-                <w:color w:val="000000"/>
-              </w:rPr>
-              <w:t xml:space="preserve">0.125</w:t>
+              <w:t xml:space="preserve">1.19 (1.03–1.38)</w:t>
+            </w:r>
+          </w:p>
+        </w:tc>
+        <w:tc>
+          <w:tcPr>
+            <w:tcBorders>
+              <w:bottom w:val="none" w:sz="0" w:space="0" w:color="000000"/>
+              <w:top w:val="none" w:sz="0" w:space="0" w:color="000000"/>
+              <w:left w:val="none" w:sz="0" w:space="0" w:color="000000"/>
+              <w:right w:val="none" w:sz="0" w:space="0" w:color="000000"/>
+            </w:tcBorders>
+            <w:shd w:val="clear" w:color="auto" w:fill="FFFFFF"/>
+            <w:tcMar>
+              <w:top w:w="0" w:type="dxa"/>
+              <w:bottom w:w="0" w:type="dxa"/>
+              <w:left w:w="0" w:type="dxa"/>
+              <w:right w:w="0" w:type="dxa"/>
+            </w:tcMar>
+            <w:vAlign w:val="center"/>
+          </w:tcPr>
+          <w:p>
+            <w:pPr>
+              <w:pStyle w:val="Normal"/>
+              <w:jc w:val="left"/>
+              <w:pBdr>
+                <w:bottom w:val="none" w:sz="0" w:space="0" w:color="000000"/>
+                <w:top w:val="none" w:sz="0" w:space="0" w:color="000000"/>
+                <w:left w:val="none" w:sz="0" w:space="0" w:color="000000"/>
+                <w:right w:val="none" w:sz="0" w:space="0" w:color="000000"/>
+              </w:pBdr>
+              <w:spacing w:after="100" w:before="100" w:line="240"/>
+              <w:ind w:left="100" w:right="100" w:firstLine="0" w:firstLineChars="0"/>
+              <w:rPr>
+                <w:rFonts w:ascii="Times New Roman" w:hAnsi="Times New Roman" w:eastAsia="Times New Roman" w:cs="Times New Roman"/>
+                <w:i w:val="false"/>
+                <w:b w:val="false"/>
+                <w:u w:val="none"/>
+                <w:strike w:val="false"/>
+                <w:sz w:val="14"/>
+                <w:szCs w:val="14"/>
+                <w:color w:val="000000"/>
+              </w:rPr>
+            </w:pPr>
+            <w:r>
+              <w:rPr>
+                <w:rFonts w:ascii="Times New Roman" w:hAnsi="Times New Roman" w:eastAsia="Times New Roman" w:cs="Times New Roman"/>
+                <w:i w:val="false"/>
+                <w:b w:val="false"/>
+                <w:u w:val="none"/>
+                <w:strike w:val="false"/>
+                <w:sz w:val="14"/>
+                <w:szCs w:val="14"/>
+                <w:color w:val="000000"/>
+              </w:rPr>
+              <w:t xml:space="preserve">0.020</w:t>
             </w:r>
           </w:p>
         </w:tc>
@@ -9453,7 +9453,7 @@
                 <w:szCs w:val="14"/>
                 <w:color w:val="000000"/>
               </w:rPr>
-              <w:t xml:space="preserve">0.449</w:t>
+              <w:t xml:space="preserve">0.184</w:t>
             </w:r>
           </w:p>
         </w:tc>
@@ -10008,7 +10008,7 @@
                 <w:szCs w:val="14"/>
                 <w:color w:val="000000"/>
               </w:rPr>
-              <w:t xml:space="preserve">552</w:t>
+              <w:t xml:space="preserve">553</w:t>
             </w:r>
           </w:p>
         </w:tc>
@@ -10118,117 +10118,117 @@
                 <w:szCs w:val="14"/>
                 <w:color w:val="000000"/>
               </w:rPr>
-              <w:t xml:space="preserve">0.72 (0.54–0.97)</w:t>
-            </w:r>
-          </w:p>
-        </w:tc>
-        <w:tc>
-          <w:tcPr>
-            <w:tcBorders>
-              <w:bottom w:val="none" w:sz="0" w:space="0" w:color="000000"/>
-              <w:top w:val="none" w:sz="0" w:space="0" w:color="000000"/>
-              <w:left w:val="none" w:sz="0" w:space="0" w:color="000000"/>
-              <w:right w:val="none" w:sz="0" w:space="0" w:color="000000"/>
-            </w:tcBorders>
-            <w:shd w:val="clear" w:color="auto" w:fill="FFFFFF"/>
-            <w:tcMar>
-              <w:top w:w="0" w:type="dxa"/>
-              <w:bottom w:w="0" w:type="dxa"/>
-              <w:left w:w="0" w:type="dxa"/>
-              <w:right w:w="0" w:type="dxa"/>
-            </w:tcMar>
-            <w:vAlign w:val="center"/>
-          </w:tcPr>
-          <w:p>
-            <w:pPr>
-              <w:pStyle w:val="Normal"/>
-              <w:jc w:val="left"/>
-              <w:pBdr>
-                <w:bottom w:val="none" w:sz="0" w:space="0" w:color="000000"/>
-                <w:top w:val="none" w:sz="0" w:space="0" w:color="000000"/>
-                <w:left w:val="none" w:sz="0" w:space="0" w:color="000000"/>
-                <w:right w:val="none" w:sz="0" w:space="0" w:color="000000"/>
-              </w:pBdr>
-              <w:spacing w:after="100" w:before="100" w:line="240"/>
-              <w:ind w:left="100" w:right="100" w:firstLine="0" w:firstLineChars="0"/>
-              <w:rPr>
-                <w:rFonts w:ascii="Times New Roman" w:hAnsi="Times New Roman" w:eastAsia="Times New Roman" w:cs="Times New Roman"/>
-                <w:i w:val="false"/>
-                <w:b w:val="false"/>
-                <w:u w:val="none"/>
-                <w:strike w:val="false"/>
-                <w:sz w:val="14"/>
-                <w:szCs w:val="14"/>
-                <w:color w:val="000000"/>
-              </w:rPr>
-            </w:pPr>
-            <w:r>
-              <w:rPr>
-                <w:rFonts w:ascii="Times New Roman" w:hAnsi="Times New Roman" w:eastAsia="Times New Roman" w:cs="Times New Roman"/>
-                <w:i w:val="false"/>
-                <w:b w:val="false"/>
-                <w:u w:val="none"/>
-                <w:strike w:val="false"/>
-                <w:sz w:val="14"/>
-                <w:szCs w:val="14"/>
-                <w:color w:val="000000"/>
-              </w:rPr>
-              <w:t xml:space="preserve">0.032</w:t>
-            </w:r>
-          </w:p>
-        </w:tc>
-        <w:tc>
-          <w:tcPr>
-            <w:tcBorders>
-              <w:bottom w:val="none" w:sz="0" w:space="0" w:color="000000"/>
-              <w:top w:val="none" w:sz="0" w:space="0" w:color="000000"/>
-              <w:left w:val="none" w:sz="0" w:space="0" w:color="000000"/>
-              <w:right w:val="none" w:sz="0" w:space="0" w:color="000000"/>
-            </w:tcBorders>
-            <w:shd w:val="clear" w:color="auto" w:fill="FFFFFF"/>
-            <w:tcMar>
-              <w:top w:w="0" w:type="dxa"/>
-              <w:bottom w:w="0" w:type="dxa"/>
-              <w:left w:w="0" w:type="dxa"/>
-              <w:right w:w="0" w:type="dxa"/>
-            </w:tcMar>
-            <w:vAlign w:val="center"/>
-          </w:tcPr>
-          <w:p>
-            <w:pPr>
-              <w:pStyle w:val="Normal"/>
-              <w:jc w:val="left"/>
-              <w:pBdr>
-                <w:bottom w:val="none" w:sz="0" w:space="0" w:color="000000"/>
-                <w:top w:val="none" w:sz="0" w:space="0" w:color="000000"/>
-                <w:left w:val="none" w:sz="0" w:space="0" w:color="000000"/>
-                <w:right w:val="none" w:sz="0" w:space="0" w:color="000000"/>
-              </w:pBdr>
-              <w:spacing w:after="100" w:before="100" w:line="240"/>
-              <w:ind w:left="100" w:right="100" w:firstLine="0" w:firstLineChars="0"/>
-              <w:rPr>
-                <w:rFonts w:ascii="Times New Roman" w:hAnsi="Times New Roman" w:eastAsia="Times New Roman" w:cs="Times New Roman"/>
-                <w:i w:val="false"/>
-                <w:b w:val="false"/>
-                <w:u w:val="none"/>
-                <w:strike w:val="false"/>
-                <w:sz w:val="14"/>
-                <w:szCs w:val="14"/>
-                <w:color w:val="000000"/>
-              </w:rPr>
-            </w:pPr>
-            <w:r>
-              <w:rPr>
-                <w:rFonts w:ascii="Times New Roman" w:hAnsi="Times New Roman" w:eastAsia="Times New Roman" w:cs="Times New Roman"/>
-                <w:i w:val="false"/>
-                <w:b w:val="false"/>
-                <w:u w:val="none"/>
-                <w:strike w:val="false"/>
-                <w:sz w:val="14"/>
-                <w:szCs w:val="14"/>
-                <w:color w:val="000000"/>
-              </w:rPr>
-              <w:t xml:space="preserve">44.2</w:t>
+              <w:t xml:space="preserve">1.12 (0.97–1.30)</w:t>
+            </w:r>
+          </w:p>
+        </w:tc>
+        <w:tc>
+          <w:tcPr>
+            <w:tcBorders>
+              <w:bottom w:val="none" w:sz="0" w:space="0" w:color="000000"/>
+              <w:top w:val="none" w:sz="0" w:space="0" w:color="000000"/>
+              <w:left w:val="none" w:sz="0" w:space="0" w:color="000000"/>
+              <w:right w:val="none" w:sz="0" w:space="0" w:color="000000"/>
+            </w:tcBorders>
+            <w:shd w:val="clear" w:color="auto" w:fill="FFFFFF"/>
+            <w:tcMar>
+              <w:top w:w="0" w:type="dxa"/>
+              <w:bottom w:w="0" w:type="dxa"/>
+              <w:left w:w="0" w:type="dxa"/>
+              <w:right w:w="0" w:type="dxa"/>
+            </w:tcMar>
+            <w:vAlign w:val="center"/>
+          </w:tcPr>
+          <w:p>
+            <w:pPr>
+              <w:pStyle w:val="Normal"/>
+              <w:jc w:val="left"/>
+              <w:pBdr>
+                <w:bottom w:val="none" w:sz="0" w:space="0" w:color="000000"/>
+                <w:top w:val="none" w:sz="0" w:space="0" w:color="000000"/>
+                <w:left w:val="none" w:sz="0" w:space="0" w:color="000000"/>
+                <w:right w:val="none" w:sz="0" w:space="0" w:color="000000"/>
+              </w:pBdr>
+              <w:spacing w:after="100" w:before="100" w:line="240"/>
+              <w:ind w:left="100" w:right="100" w:firstLine="0" w:firstLineChars="0"/>
+              <w:rPr>
+                <w:rFonts w:ascii="Times New Roman" w:hAnsi="Times New Roman" w:eastAsia="Times New Roman" w:cs="Times New Roman"/>
+                <w:i w:val="false"/>
+                <w:b w:val="false"/>
+                <w:u w:val="none"/>
+                <w:strike w:val="false"/>
+                <w:sz w:val="14"/>
+                <w:szCs w:val="14"/>
+                <w:color w:val="000000"/>
+              </w:rPr>
+            </w:pPr>
+            <w:r>
+              <w:rPr>
+                <w:rFonts w:ascii="Times New Roman" w:hAnsi="Times New Roman" w:eastAsia="Times New Roman" w:cs="Times New Roman"/>
+                <w:i w:val="false"/>
+                <w:b w:val="false"/>
+                <w:u w:val="none"/>
+                <w:strike w:val="false"/>
+                <w:sz w:val="14"/>
+                <w:szCs w:val="14"/>
+                <w:color w:val="000000"/>
+              </w:rPr>
+              <w:t xml:space="preserve">0.129</w:t>
+            </w:r>
+          </w:p>
+        </w:tc>
+        <w:tc>
+          <w:tcPr>
+            <w:tcBorders>
+              <w:bottom w:val="none" w:sz="0" w:space="0" w:color="000000"/>
+              <w:top w:val="none" w:sz="0" w:space="0" w:color="000000"/>
+              <w:left w:val="none" w:sz="0" w:space="0" w:color="000000"/>
+              <w:right w:val="none" w:sz="0" w:space="0" w:color="000000"/>
+            </w:tcBorders>
+            <w:shd w:val="clear" w:color="auto" w:fill="FFFFFF"/>
+            <w:tcMar>
+              <w:top w:w="0" w:type="dxa"/>
+              <w:bottom w:w="0" w:type="dxa"/>
+              <w:left w:w="0" w:type="dxa"/>
+              <w:right w:w="0" w:type="dxa"/>
+            </w:tcMar>
+            <w:vAlign w:val="center"/>
+          </w:tcPr>
+          <w:p>
+            <w:pPr>
+              <w:pStyle w:val="Normal"/>
+              <w:jc w:val="left"/>
+              <w:pBdr>
+                <w:bottom w:val="none" w:sz="0" w:space="0" w:color="000000"/>
+                <w:top w:val="none" w:sz="0" w:space="0" w:color="000000"/>
+                <w:left w:val="none" w:sz="0" w:space="0" w:color="000000"/>
+                <w:right w:val="none" w:sz="0" w:space="0" w:color="000000"/>
+              </w:pBdr>
+              <w:spacing w:after="100" w:before="100" w:line="240"/>
+              <w:ind w:left="100" w:right="100" w:firstLine="0" w:firstLineChars="0"/>
+              <w:rPr>
+                <w:rFonts w:ascii="Times New Roman" w:hAnsi="Times New Roman" w:eastAsia="Times New Roman" w:cs="Times New Roman"/>
+                <w:i w:val="false"/>
+                <w:b w:val="false"/>
+                <w:u w:val="none"/>
+                <w:strike w:val="false"/>
+                <w:sz w:val="14"/>
+                <w:szCs w:val="14"/>
+                <w:color w:val="000000"/>
+              </w:rPr>
+            </w:pPr>
+            <w:r>
+              <w:rPr>
+                <w:rFonts w:ascii="Times New Roman" w:hAnsi="Times New Roman" w:eastAsia="Times New Roman" w:cs="Times New Roman"/>
+                <w:i w:val="false"/>
+                <w:b w:val="false"/>
+                <w:u w:val="none"/>
+                <w:strike w:val="false"/>
+                <w:sz w:val="14"/>
+                <w:szCs w:val="14"/>
+                <w:color w:val="000000"/>
+              </w:rPr>
+              <w:t xml:space="preserve">59.0</w:t>
             </w:r>
           </w:p>
         </w:tc>
@@ -10338,7 +10338,7 @@
                 <w:szCs w:val="14"/>
                 <w:color w:val="000000"/>
               </w:rPr>
-              <w:t xml:space="preserve">0.768</w:t>
+              <w:t xml:space="preserve">0.200</w:t>
             </w:r>
           </w:p>
         </w:tc>
@@ -10893,7 +10893,7 @@
                 <w:szCs w:val="14"/>
                 <w:color w:val="000000"/>
               </w:rPr>
-              <w:t xml:space="preserve">506</w:t>
+              <w:t xml:space="preserve">507</w:t>
             </w:r>
           </w:p>
         </w:tc>
@@ -11003,117 +11003,117 @@
                 <w:szCs w:val="14"/>
                 <w:color w:val="000000"/>
               </w:rPr>
-              <w:t xml:space="preserve">0.73 (0.54–0.99)</w:t>
-            </w:r>
-          </w:p>
-        </w:tc>
-        <w:tc>
-          <w:tcPr>
-            <w:tcBorders>
-              <w:bottom w:val="none" w:sz="0" w:space="0" w:color="000000"/>
-              <w:top w:val="none" w:sz="0" w:space="0" w:color="000000"/>
-              <w:left w:val="none" w:sz="0" w:space="0" w:color="000000"/>
-              <w:right w:val="none" w:sz="0" w:space="0" w:color="000000"/>
-            </w:tcBorders>
-            <w:shd w:val="clear" w:color="auto" w:fill="FFFFFF"/>
-            <w:tcMar>
-              <w:top w:w="0" w:type="dxa"/>
-              <w:bottom w:w="0" w:type="dxa"/>
-              <w:left w:w="0" w:type="dxa"/>
-              <w:right w:w="0" w:type="dxa"/>
-            </w:tcMar>
-            <w:vAlign w:val="center"/>
-          </w:tcPr>
-          <w:p>
-            <w:pPr>
-              <w:pStyle w:val="Normal"/>
-              <w:jc w:val="left"/>
-              <w:pBdr>
-                <w:bottom w:val="none" w:sz="0" w:space="0" w:color="000000"/>
-                <w:top w:val="none" w:sz="0" w:space="0" w:color="000000"/>
-                <w:left w:val="none" w:sz="0" w:space="0" w:color="000000"/>
-                <w:right w:val="none" w:sz="0" w:space="0" w:color="000000"/>
-              </w:pBdr>
-              <w:spacing w:after="100" w:before="100" w:line="240"/>
-              <w:ind w:left="100" w:right="100" w:firstLine="0" w:firstLineChars="0"/>
-              <w:rPr>
-                <w:rFonts w:ascii="Times New Roman" w:hAnsi="Times New Roman" w:eastAsia="Times New Roman" w:cs="Times New Roman"/>
-                <w:i w:val="false"/>
-                <w:b w:val="false"/>
-                <w:u w:val="none"/>
-                <w:strike w:val="false"/>
-                <w:sz w:val="14"/>
-                <w:szCs w:val="14"/>
-                <w:color w:val="000000"/>
-              </w:rPr>
-            </w:pPr>
-            <w:r>
-              <w:rPr>
-                <w:rFonts w:ascii="Times New Roman" w:hAnsi="Times New Roman" w:eastAsia="Times New Roman" w:cs="Times New Roman"/>
-                <w:i w:val="false"/>
-                <w:b w:val="false"/>
-                <w:u w:val="none"/>
-                <w:strike w:val="false"/>
-                <w:sz w:val="14"/>
-                <w:szCs w:val="14"/>
-                <w:color w:val="000000"/>
-              </w:rPr>
-              <w:t xml:space="preserve">0.042</w:t>
-            </w:r>
-          </w:p>
-        </w:tc>
-        <w:tc>
-          <w:tcPr>
-            <w:tcBorders>
-              <w:bottom w:val="none" w:sz="0" w:space="0" w:color="000000"/>
-              <w:top w:val="none" w:sz="0" w:space="0" w:color="000000"/>
-              <w:left w:val="none" w:sz="0" w:space="0" w:color="000000"/>
-              <w:right w:val="none" w:sz="0" w:space="0" w:color="000000"/>
-            </w:tcBorders>
-            <w:shd w:val="clear" w:color="auto" w:fill="FFFFFF"/>
-            <w:tcMar>
-              <w:top w:w="0" w:type="dxa"/>
-              <w:bottom w:w="0" w:type="dxa"/>
-              <w:left w:w="0" w:type="dxa"/>
-              <w:right w:w="0" w:type="dxa"/>
-            </w:tcMar>
-            <w:vAlign w:val="center"/>
-          </w:tcPr>
-          <w:p>
-            <w:pPr>
-              <w:pStyle w:val="Normal"/>
-              <w:jc w:val="left"/>
-              <w:pBdr>
-                <w:bottom w:val="none" w:sz="0" w:space="0" w:color="000000"/>
-                <w:top w:val="none" w:sz="0" w:space="0" w:color="000000"/>
-                <w:left w:val="none" w:sz="0" w:space="0" w:color="000000"/>
-                <w:right w:val="none" w:sz="0" w:space="0" w:color="000000"/>
-              </w:pBdr>
-              <w:spacing w:after="100" w:before="100" w:line="240"/>
-              <w:ind w:left="100" w:right="100" w:firstLine="0" w:firstLineChars="0"/>
-              <w:rPr>
-                <w:rFonts w:ascii="Times New Roman" w:hAnsi="Times New Roman" w:eastAsia="Times New Roman" w:cs="Times New Roman"/>
-                <w:i w:val="false"/>
-                <w:b w:val="false"/>
-                <w:u w:val="none"/>
-                <w:strike w:val="false"/>
-                <w:sz w:val="14"/>
-                <w:szCs w:val="14"/>
-                <w:color w:val="000000"/>
-              </w:rPr>
-            </w:pPr>
-            <w:r>
-              <w:rPr>
-                <w:rFonts w:ascii="Times New Roman" w:hAnsi="Times New Roman" w:eastAsia="Times New Roman" w:cs="Times New Roman"/>
-                <w:i w:val="false"/>
-                <w:b w:val="false"/>
-                <w:u w:val="none"/>
-                <w:strike w:val="false"/>
-                <w:sz w:val="14"/>
-                <w:szCs w:val="14"/>
-                <w:color w:val="000000"/>
-              </w:rPr>
-              <w:t xml:space="preserve">41.8</w:t>
+              <w:t xml:space="preserve">1.14 (0.98–1.33)</w:t>
+            </w:r>
+          </w:p>
+        </w:tc>
+        <w:tc>
+          <w:tcPr>
+            <w:tcBorders>
+              <w:bottom w:val="none" w:sz="0" w:space="0" w:color="000000"/>
+              <w:top w:val="none" w:sz="0" w:space="0" w:color="000000"/>
+              <w:left w:val="none" w:sz="0" w:space="0" w:color="000000"/>
+              <w:right w:val="none" w:sz="0" w:space="0" w:color="000000"/>
+            </w:tcBorders>
+            <w:shd w:val="clear" w:color="auto" w:fill="FFFFFF"/>
+            <w:tcMar>
+              <w:top w:w="0" w:type="dxa"/>
+              <w:bottom w:w="0" w:type="dxa"/>
+              <w:left w:w="0" w:type="dxa"/>
+              <w:right w:w="0" w:type="dxa"/>
+            </w:tcMar>
+            <w:vAlign w:val="center"/>
+          </w:tcPr>
+          <w:p>
+            <w:pPr>
+              <w:pStyle w:val="Normal"/>
+              <w:jc w:val="left"/>
+              <w:pBdr>
+                <w:bottom w:val="none" w:sz="0" w:space="0" w:color="000000"/>
+                <w:top w:val="none" w:sz="0" w:space="0" w:color="000000"/>
+                <w:left w:val="none" w:sz="0" w:space="0" w:color="000000"/>
+                <w:right w:val="none" w:sz="0" w:space="0" w:color="000000"/>
+              </w:pBdr>
+              <w:spacing w:after="100" w:before="100" w:line="240"/>
+              <w:ind w:left="100" w:right="100" w:firstLine="0" w:firstLineChars="0"/>
+              <w:rPr>
+                <w:rFonts w:ascii="Times New Roman" w:hAnsi="Times New Roman" w:eastAsia="Times New Roman" w:cs="Times New Roman"/>
+                <w:i w:val="false"/>
+                <w:b w:val="false"/>
+                <w:u w:val="none"/>
+                <w:strike w:val="false"/>
+                <w:sz w:val="14"/>
+                <w:szCs w:val="14"/>
+                <w:color w:val="000000"/>
+              </w:rPr>
+            </w:pPr>
+            <w:r>
+              <w:rPr>
+                <w:rFonts w:ascii="Times New Roman" w:hAnsi="Times New Roman" w:eastAsia="Times New Roman" w:cs="Times New Roman"/>
+                <w:i w:val="false"/>
+                <w:b w:val="false"/>
+                <w:u w:val="none"/>
+                <w:strike w:val="false"/>
+                <w:sz w:val="14"/>
+                <w:szCs w:val="14"/>
+                <w:color w:val="000000"/>
+              </w:rPr>
+              <w:t xml:space="preserve">0.080</w:t>
+            </w:r>
+          </w:p>
+        </w:tc>
+        <w:tc>
+          <w:tcPr>
+            <w:tcBorders>
+              <w:bottom w:val="none" w:sz="0" w:space="0" w:color="000000"/>
+              <w:top w:val="none" w:sz="0" w:space="0" w:color="000000"/>
+              <w:left w:val="none" w:sz="0" w:space="0" w:color="000000"/>
+              <w:right w:val="none" w:sz="0" w:space="0" w:color="000000"/>
+            </w:tcBorders>
+            <w:shd w:val="clear" w:color="auto" w:fill="FFFFFF"/>
+            <w:tcMar>
+              <w:top w:w="0" w:type="dxa"/>
+              <w:bottom w:w="0" w:type="dxa"/>
+              <w:left w:w="0" w:type="dxa"/>
+              <w:right w:w="0" w:type="dxa"/>
+            </w:tcMar>
+            <w:vAlign w:val="center"/>
+          </w:tcPr>
+          <w:p>
+            <w:pPr>
+              <w:pStyle w:val="Normal"/>
+              <w:jc w:val="left"/>
+              <w:pBdr>
+                <w:bottom w:val="none" w:sz="0" w:space="0" w:color="000000"/>
+                <w:top w:val="none" w:sz="0" w:space="0" w:color="000000"/>
+                <w:left w:val="none" w:sz="0" w:space="0" w:color="000000"/>
+                <w:right w:val="none" w:sz="0" w:space="0" w:color="000000"/>
+              </w:pBdr>
+              <w:spacing w:after="100" w:before="100" w:line="240"/>
+              <w:ind w:left="100" w:right="100" w:firstLine="0" w:firstLineChars="0"/>
+              <w:rPr>
+                <w:rFonts w:ascii="Times New Roman" w:hAnsi="Times New Roman" w:eastAsia="Times New Roman" w:cs="Times New Roman"/>
+                <w:i w:val="false"/>
+                <w:b w:val="false"/>
+                <w:u w:val="none"/>
+                <w:strike w:val="false"/>
+                <w:sz w:val="14"/>
+                <w:szCs w:val="14"/>
+                <w:color w:val="000000"/>
+              </w:rPr>
+            </w:pPr>
+            <w:r>
+              <w:rPr>
+                <w:rFonts w:ascii="Times New Roman" w:hAnsi="Times New Roman" w:eastAsia="Times New Roman" w:cs="Times New Roman"/>
+                <w:i w:val="false"/>
+                <w:b w:val="false"/>
+                <w:u w:val="none"/>
+                <w:strike w:val="false"/>
+                <w:sz w:val="14"/>
+                <w:szCs w:val="14"/>
+                <w:color w:val="000000"/>
+              </w:rPr>
+              <w:t xml:space="preserve">55.7</w:t>
             </w:r>
           </w:p>
         </w:tc>
@@ -11223,7 +11223,7 @@
                 <w:szCs w:val="14"/>
                 <w:color w:val="000000"/>
               </w:rPr>
-              <w:t xml:space="preserve">0.959</w:t>
+              <w:t xml:space="preserve">0.268</w:t>
             </w:r>
           </w:p>
         </w:tc>
@@ -11778,7 +11778,7 @@
                 <w:szCs w:val="14"/>
                 <w:color w:val="000000"/>
               </w:rPr>
-              <w:t xml:space="preserve">506</w:t>
+              <w:t xml:space="preserve">507</w:t>
             </w:r>
           </w:p>
         </w:tc>
@@ -11888,117 +11888,117 @@
                 <w:szCs w:val="14"/>
                 <w:color w:val="000000"/>
               </w:rPr>
-              <w:t xml:space="preserve">0.63 (0.46–0.86)</w:t>
-            </w:r>
-          </w:p>
-        </w:tc>
-        <w:tc>
-          <w:tcPr>
-            <w:tcBorders>
-              <w:bottom w:val="none" w:sz="0" w:space="0" w:color="000000"/>
-              <w:top w:val="none" w:sz="0" w:space="0" w:color="000000"/>
-              <w:left w:val="none" w:sz="0" w:space="0" w:color="000000"/>
-              <w:right w:val="none" w:sz="0" w:space="0" w:color="000000"/>
-            </w:tcBorders>
-            <w:shd w:val="clear" w:color="auto" w:fill="FFFFFF"/>
-            <w:tcMar>
-              <w:top w:w="0" w:type="dxa"/>
-              <w:bottom w:w="0" w:type="dxa"/>
-              <w:left w:w="0" w:type="dxa"/>
-              <w:right w:w="0" w:type="dxa"/>
-            </w:tcMar>
-            <w:vAlign w:val="center"/>
-          </w:tcPr>
-          <w:p>
-            <w:pPr>
-              <w:pStyle w:val="Normal"/>
-              <w:jc w:val="left"/>
-              <w:pBdr>
-                <w:bottom w:val="none" w:sz="0" w:space="0" w:color="000000"/>
-                <w:top w:val="none" w:sz="0" w:space="0" w:color="000000"/>
-                <w:left w:val="none" w:sz="0" w:space="0" w:color="000000"/>
-                <w:right w:val="none" w:sz="0" w:space="0" w:color="000000"/>
-              </w:pBdr>
-              <w:spacing w:after="100" w:before="100" w:line="240"/>
-              <w:ind w:left="100" w:right="100" w:firstLine="0" w:firstLineChars="0"/>
-              <w:rPr>
-                <w:rFonts w:ascii="Times New Roman" w:hAnsi="Times New Roman" w:eastAsia="Times New Roman" w:cs="Times New Roman"/>
-                <w:i w:val="false"/>
-                <w:b w:val="false"/>
-                <w:u w:val="none"/>
-                <w:strike w:val="false"/>
-                <w:sz w:val="14"/>
-                <w:szCs w:val="14"/>
-                <w:color w:val="000000"/>
-              </w:rPr>
-            </w:pPr>
-            <w:r>
-              <w:rPr>
-                <w:rFonts w:ascii="Times New Roman" w:hAnsi="Times New Roman" w:eastAsia="Times New Roman" w:cs="Times New Roman"/>
-                <w:i w:val="false"/>
-                <w:b w:val="false"/>
-                <w:u w:val="none"/>
-                <w:strike w:val="false"/>
-                <w:sz w:val="14"/>
-                <w:szCs w:val="14"/>
-                <w:color w:val="000000"/>
-              </w:rPr>
-              <w:t xml:space="preserve">0.004</w:t>
-            </w:r>
-          </w:p>
-        </w:tc>
-        <w:tc>
-          <w:tcPr>
-            <w:tcBorders>
-              <w:bottom w:val="none" w:sz="0" w:space="0" w:color="000000"/>
-              <w:top w:val="none" w:sz="0" w:space="0" w:color="000000"/>
-              <w:left w:val="none" w:sz="0" w:space="0" w:color="000000"/>
-              <w:right w:val="none" w:sz="0" w:space="0" w:color="000000"/>
-            </w:tcBorders>
-            <w:shd w:val="clear" w:color="auto" w:fill="FFFFFF"/>
-            <w:tcMar>
-              <w:top w:w="0" w:type="dxa"/>
-              <w:bottom w:w="0" w:type="dxa"/>
-              <w:left w:w="0" w:type="dxa"/>
-              <w:right w:w="0" w:type="dxa"/>
-            </w:tcMar>
-            <w:vAlign w:val="center"/>
-          </w:tcPr>
-          <w:p>
-            <w:pPr>
-              <w:pStyle w:val="Normal"/>
-              <w:jc w:val="left"/>
-              <w:pBdr>
-                <w:bottom w:val="none" w:sz="0" w:space="0" w:color="000000"/>
-                <w:top w:val="none" w:sz="0" w:space="0" w:color="000000"/>
-                <w:left w:val="none" w:sz="0" w:space="0" w:color="000000"/>
-                <w:right w:val="none" w:sz="0" w:space="0" w:color="000000"/>
-              </w:pBdr>
-              <w:spacing w:after="100" w:before="100" w:line="240"/>
-              <w:ind w:left="100" w:right="100" w:firstLine="0" w:firstLineChars="0"/>
-              <w:rPr>
-                <w:rFonts w:ascii="Times New Roman" w:hAnsi="Times New Roman" w:eastAsia="Times New Roman" w:cs="Times New Roman"/>
-                <w:i w:val="false"/>
-                <w:b w:val="false"/>
-                <w:u w:val="none"/>
-                <w:strike w:val="false"/>
-                <w:sz w:val="14"/>
-                <w:szCs w:val="14"/>
-                <w:color w:val="000000"/>
-              </w:rPr>
-            </w:pPr>
-            <w:r>
-              <w:rPr>
-                <w:rFonts w:ascii="Times New Roman" w:hAnsi="Times New Roman" w:eastAsia="Times New Roman" w:cs="Times New Roman"/>
-                <w:i w:val="false"/>
-                <w:b w:val="false"/>
-                <w:u w:val="none"/>
-                <w:strike w:val="false"/>
-                <w:sz w:val="14"/>
-                <w:szCs w:val="14"/>
-                <w:color w:val="000000"/>
-              </w:rPr>
-              <w:t xml:space="preserve">33.4</w:t>
+              <w:t xml:space="preserve">1.11 (0.95–1.29)</w:t>
+            </w:r>
+          </w:p>
+        </w:tc>
+        <w:tc>
+          <w:tcPr>
+            <w:tcBorders>
+              <w:bottom w:val="none" w:sz="0" w:space="0" w:color="000000"/>
+              <w:top w:val="none" w:sz="0" w:space="0" w:color="000000"/>
+              <w:left w:val="none" w:sz="0" w:space="0" w:color="000000"/>
+              <w:right w:val="none" w:sz="0" w:space="0" w:color="000000"/>
+            </w:tcBorders>
+            <w:shd w:val="clear" w:color="auto" w:fill="FFFFFF"/>
+            <w:tcMar>
+              <w:top w:w="0" w:type="dxa"/>
+              <w:bottom w:w="0" w:type="dxa"/>
+              <w:left w:w="0" w:type="dxa"/>
+              <w:right w:w="0" w:type="dxa"/>
+            </w:tcMar>
+            <w:vAlign w:val="center"/>
+          </w:tcPr>
+          <w:p>
+            <w:pPr>
+              <w:pStyle w:val="Normal"/>
+              <w:jc w:val="left"/>
+              <w:pBdr>
+                <w:bottom w:val="none" w:sz="0" w:space="0" w:color="000000"/>
+                <w:top w:val="none" w:sz="0" w:space="0" w:color="000000"/>
+                <w:left w:val="none" w:sz="0" w:space="0" w:color="000000"/>
+                <w:right w:val="none" w:sz="0" w:space="0" w:color="000000"/>
+              </w:pBdr>
+              <w:spacing w:after="100" w:before="100" w:line="240"/>
+              <w:ind w:left="100" w:right="100" w:firstLine="0" w:firstLineChars="0"/>
+              <w:rPr>
+                <w:rFonts w:ascii="Times New Roman" w:hAnsi="Times New Roman" w:eastAsia="Times New Roman" w:cs="Times New Roman"/>
+                <w:i w:val="false"/>
+                <w:b w:val="false"/>
+                <w:u w:val="none"/>
+                <w:strike w:val="false"/>
+                <w:sz w:val="14"/>
+                <w:szCs w:val="14"/>
+                <w:color w:val="000000"/>
+              </w:rPr>
+            </w:pPr>
+            <w:r>
+              <w:rPr>
+                <w:rFonts w:ascii="Times New Roman" w:hAnsi="Times New Roman" w:eastAsia="Times New Roman" w:cs="Times New Roman"/>
+                <w:i w:val="false"/>
+                <w:b w:val="false"/>
+                <w:u w:val="none"/>
+                <w:strike w:val="false"/>
+                <w:sz w:val="14"/>
+                <w:szCs w:val="14"/>
+                <w:color w:val="000000"/>
+              </w:rPr>
+              <w:t xml:space="preserve">0.175</w:t>
+            </w:r>
+          </w:p>
+        </w:tc>
+        <w:tc>
+          <w:tcPr>
+            <w:tcBorders>
+              <w:bottom w:val="none" w:sz="0" w:space="0" w:color="000000"/>
+              <w:top w:val="none" w:sz="0" w:space="0" w:color="000000"/>
+              <w:left w:val="none" w:sz="0" w:space="0" w:color="000000"/>
+              <w:right w:val="none" w:sz="0" w:space="0" w:color="000000"/>
+            </w:tcBorders>
+            <w:shd w:val="clear" w:color="auto" w:fill="FFFFFF"/>
+            <w:tcMar>
+              <w:top w:w="0" w:type="dxa"/>
+              <w:bottom w:w="0" w:type="dxa"/>
+              <w:left w:w="0" w:type="dxa"/>
+              <w:right w:w="0" w:type="dxa"/>
+            </w:tcMar>
+            <w:vAlign w:val="center"/>
+          </w:tcPr>
+          <w:p>
+            <w:pPr>
+              <w:pStyle w:val="Normal"/>
+              <w:jc w:val="left"/>
+              <w:pBdr>
+                <w:bottom w:val="none" w:sz="0" w:space="0" w:color="000000"/>
+                <w:top w:val="none" w:sz="0" w:space="0" w:color="000000"/>
+                <w:left w:val="none" w:sz="0" w:space="0" w:color="000000"/>
+                <w:right w:val="none" w:sz="0" w:space="0" w:color="000000"/>
+              </w:pBdr>
+              <w:spacing w:after="100" w:before="100" w:line="240"/>
+              <w:ind w:left="100" w:right="100" w:firstLine="0" w:firstLineChars="0"/>
+              <w:rPr>
+                <w:rFonts w:ascii="Times New Roman" w:hAnsi="Times New Roman" w:eastAsia="Times New Roman" w:cs="Times New Roman"/>
+                <w:i w:val="false"/>
+                <w:b w:val="false"/>
+                <w:u w:val="none"/>
+                <w:strike w:val="false"/>
+                <w:sz w:val="14"/>
+                <w:szCs w:val="14"/>
+                <w:color w:val="000000"/>
+              </w:rPr>
+            </w:pPr>
+            <w:r>
+              <w:rPr>
+                <w:rFonts w:ascii="Times New Roman" w:hAnsi="Times New Roman" w:eastAsia="Times New Roman" w:cs="Times New Roman"/>
+                <w:i w:val="false"/>
+                <w:b w:val="false"/>
+                <w:u w:val="none"/>
+                <w:strike w:val="false"/>
+                <w:sz w:val="14"/>
+                <w:szCs w:val="14"/>
+                <w:color w:val="000000"/>
+              </w:rPr>
+              <w:t xml:space="preserve">41.8</w:t>
             </w:r>
           </w:p>
         </w:tc>
@@ -12108,62 +12108,62 @@
                 <w:szCs w:val="14"/>
                 <w:color w:val="000000"/>
               </w:rPr>
-              <w:t xml:space="preserve">0.956</w:t>
-            </w:r>
-          </w:p>
-        </w:tc>
-        <w:tc>
-          <w:tcPr>
-            <w:tcBorders>
-              <w:bottom w:val="none" w:sz="0" w:space="0" w:color="000000"/>
-              <w:top w:val="none" w:sz="0" w:space="0" w:color="000000"/>
-              <w:left w:val="none" w:sz="0" w:space="0" w:color="000000"/>
-              <w:right w:val="none" w:sz="0" w:space="0" w:color="000000"/>
-            </w:tcBorders>
-            <w:shd w:val="clear" w:color="auto" w:fill="FFFFFF"/>
-            <w:tcMar>
-              <w:top w:w="0" w:type="dxa"/>
-              <w:bottom w:w="0" w:type="dxa"/>
-              <w:left w:w="0" w:type="dxa"/>
-              <w:right w:w="0" w:type="dxa"/>
-            </w:tcMar>
-            <w:vAlign w:val="center"/>
-          </w:tcPr>
-          <w:p>
-            <w:pPr>
-              <w:pStyle w:val="Normal"/>
-              <w:jc w:val="left"/>
-              <w:pBdr>
-                <w:bottom w:val="none" w:sz="0" w:space="0" w:color="000000"/>
-                <w:top w:val="none" w:sz="0" w:space="0" w:color="000000"/>
-                <w:left w:val="none" w:sz="0" w:space="0" w:color="000000"/>
-                <w:right w:val="none" w:sz="0" w:space="0" w:color="000000"/>
-              </w:pBdr>
-              <w:spacing w:after="100" w:before="100" w:line="240"/>
-              <w:ind w:left="100" w:right="100" w:firstLine="0" w:firstLineChars="0"/>
-              <w:rPr>
-                <w:rFonts w:ascii="Times New Roman" w:hAnsi="Times New Roman" w:eastAsia="Times New Roman" w:cs="Times New Roman"/>
-                <w:i w:val="false"/>
-                <w:b w:val="false"/>
-                <w:u w:val="none"/>
-                <w:strike w:val="false"/>
-                <w:sz w:val="14"/>
-                <w:szCs w:val="14"/>
-                <w:color w:val="000000"/>
-              </w:rPr>
-            </w:pPr>
-            <w:r>
-              <w:rPr>
-                <w:rFonts w:ascii="Times New Roman" w:hAnsi="Times New Roman" w:eastAsia="Times New Roman" w:cs="Times New Roman"/>
-                <w:i w:val="false"/>
-                <w:b w:val="false"/>
-                <w:u w:val="none"/>
-                <w:strike w:val="false"/>
-                <w:sz w:val="14"/>
-                <w:szCs w:val="14"/>
-                <w:color w:val="000000"/>
-              </w:rPr>
-              <w:t xml:space="preserve">0.093</w:t>
+              <w:t xml:space="preserve">0.258</w:t>
+            </w:r>
+          </w:p>
+        </w:tc>
+        <w:tc>
+          <w:tcPr>
+            <w:tcBorders>
+              <w:bottom w:val="none" w:sz="0" w:space="0" w:color="000000"/>
+              <w:top w:val="none" w:sz="0" w:space="0" w:color="000000"/>
+              <w:left w:val="none" w:sz="0" w:space="0" w:color="000000"/>
+              <w:right w:val="none" w:sz="0" w:space="0" w:color="000000"/>
+            </w:tcBorders>
+            <w:shd w:val="clear" w:color="auto" w:fill="FFFFFF"/>
+            <w:tcMar>
+              <w:top w:w="0" w:type="dxa"/>
+              <w:bottom w:w="0" w:type="dxa"/>
+              <w:left w:w="0" w:type="dxa"/>
+              <w:right w:w="0" w:type="dxa"/>
+            </w:tcMar>
+            <w:vAlign w:val="center"/>
+          </w:tcPr>
+          <w:p>
+            <w:pPr>
+              <w:pStyle w:val="Normal"/>
+              <w:jc w:val="left"/>
+              <w:pBdr>
+                <w:bottom w:val="none" w:sz="0" w:space="0" w:color="000000"/>
+                <w:top w:val="none" w:sz="0" w:space="0" w:color="000000"/>
+                <w:left w:val="none" w:sz="0" w:space="0" w:color="000000"/>
+                <w:right w:val="none" w:sz="0" w:space="0" w:color="000000"/>
+              </w:pBdr>
+              <w:spacing w:after="100" w:before="100" w:line="240"/>
+              <w:ind w:left="100" w:right="100" w:firstLine="0" w:firstLineChars="0"/>
+              <w:rPr>
+                <w:rFonts w:ascii="Times New Roman" w:hAnsi="Times New Roman" w:eastAsia="Times New Roman" w:cs="Times New Roman"/>
+                <w:i w:val="false"/>
+                <w:b w:val="false"/>
+                <w:u w:val="none"/>
+                <w:strike w:val="false"/>
+                <w:sz w:val="14"/>
+                <w:szCs w:val="14"/>
+                <w:color w:val="000000"/>
+              </w:rPr>
+            </w:pPr>
+            <w:r>
+              <w:rPr>
+                <w:rFonts w:ascii="Times New Roman" w:hAnsi="Times New Roman" w:eastAsia="Times New Roman" w:cs="Times New Roman"/>
+                <w:i w:val="false"/>
+                <w:b w:val="false"/>
+                <w:u w:val="none"/>
+                <w:strike w:val="false"/>
+                <w:sz w:val="14"/>
+                <w:szCs w:val="14"/>
+                <w:color w:val="000000"/>
+              </w:rPr>
+              <w:t xml:space="preserve">0.722</w:t>
             </w:r>
           </w:p>
         </w:tc>
@@ -12773,62 +12773,62 @@
                 <w:szCs w:val="14"/>
                 <w:color w:val="000000"/>
               </w:rPr>
-              <w:t xml:space="preserve">0.62 (0.46–0.85)</w:t>
-            </w:r>
-          </w:p>
-        </w:tc>
-        <w:tc>
-          <w:tcPr>
-            <w:tcBorders>
-              <w:bottom w:val="none" w:sz="0" w:space="0" w:color="000000"/>
-              <w:top w:val="none" w:sz="0" w:space="0" w:color="000000"/>
-              <w:left w:val="none" w:sz="0" w:space="0" w:color="000000"/>
-              <w:right w:val="none" w:sz="0" w:space="0" w:color="000000"/>
-            </w:tcBorders>
-            <w:shd w:val="clear" w:color="auto" w:fill="FFFFFF"/>
-            <w:tcMar>
-              <w:top w:w="0" w:type="dxa"/>
-              <w:bottom w:w="0" w:type="dxa"/>
-              <w:left w:w="0" w:type="dxa"/>
-              <w:right w:w="0" w:type="dxa"/>
-            </w:tcMar>
-            <w:vAlign w:val="center"/>
-          </w:tcPr>
-          <w:p>
-            <w:pPr>
-              <w:pStyle w:val="Normal"/>
-              <w:jc w:val="left"/>
-              <w:pBdr>
-                <w:bottom w:val="none" w:sz="0" w:space="0" w:color="000000"/>
-                <w:top w:val="none" w:sz="0" w:space="0" w:color="000000"/>
-                <w:left w:val="none" w:sz="0" w:space="0" w:color="000000"/>
-                <w:right w:val="none" w:sz="0" w:space="0" w:color="000000"/>
-              </w:pBdr>
-              <w:spacing w:after="100" w:before="100" w:line="240"/>
-              <w:ind w:left="100" w:right="100" w:firstLine="0" w:firstLineChars="0"/>
-              <w:rPr>
-                <w:rFonts w:ascii="Times New Roman" w:hAnsi="Times New Roman" w:eastAsia="Times New Roman" w:cs="Times New Roman"/>
-                <w:i w:val="false"/>
-                <w:b w:val="false"/>
-                <w:u w:val="none"/>
-                <w:strike w:val="false"/>
-                <w:sz w:val="14"/>
-                <w:szCs w:val="14"/>
-                <w:color w:val="000000"/>
-              </w:rPr>
-            </w:pPr>
-            <w:r>
-              <w:rPr>
-                <w:rFonts w:ascii="Times New Roman" w:hAnsi="Times New Roman" w:eastAsia="Times New Roman" w:cs="Times New Roman"/>
-                <w:i w:val="false"/>
-                <w:b w:val="false"/>
-                <w:u w:val="none"/>
-                <w:strike w:val="false"/>
-                <w:sz w:val="14"/>
-                <w:szCs w:val="14"/>
-                <w:color w:val="000000"/>
-              </w:rPr>
-              <w:t xml:space="preserve">0.003</w:t>
+              <w:t xml:space="preserve">1.30 (0.95–1.79)</w:t>
+            </w:r>
+          </w:p>
+        </w:tc>
+        <w:tc>
+          <w:tcPr>
+            <w:tcBorders>
+              <w:bottom w:val="none" w:sz="0" w:space="0" w:color="000000"/>
+              <w:top w:val="none" w:sz="0" w:space="0" w:color="000000"/>
+              <w:left w:val="none" w:sz="0" w:space="0" w:color="000000"/>
+              <w:right w:val="none" w:sz="0" w:space="0" w:color="000000"/>
+            </w:tcBorders>
+            <w:shd w:val="clear" w:color="auto" w:fill="FFFFFF"/>
+            <w:tcMar>
+              <w:top w:w="0" w:type="dxa"/>
+              <w:bottom w:w="0" w:type="dxa"/>
+              <w:left w:w="0" w:type="dxa"/>
+              <w:right w:w="0" w:type="dxa"/>
+            </w:tcMar>
+            <w:vAlign w:val="center"/>
+          </w:tcPr>
+          <w:p>
+            <w:pPr>
+              <w:pStyle w:val="Normal"/>
+              <w:jc w:val="left"/>
+              <w:pBdr>
+                <w:bottom w:val="none" w:sz="0" w:space="0" w:color="000000"/>
+                <w:top w:val="none" w:sz="0" w:space="0" w:color="000000"/>
+                <w:left w:val="none" w:sz="0" w:space="0" w:color="000000"/>
+                <w:right w:val="none" w:sz="0" w:space="0" w:color="000000"/>
+              </w:pBdr>
+              <w:spacing w:after="100" w:before="100" w:line="240"/>
+              <w:ind w:left="100" w:right="100" w:firstLine="0" w:firstLineChars="0"/>
+              <w:rPr>
+                <w:rFonts w:ascii="Times New Roman" w:hAnsi="Times New Roman" w:eastAsia="Times New Roman" w:cs="Times New Roman"/>
+                <w:i w:val="false"/>
+                <w:b w:val="false"/>
+                <w:u w:val="none"/>
+                <w:strike w:val="false"/>
+                <w:sz w:val="14"/>
+                <w:szCs w:val="14"/>
+                <w:color w:val="000000"/>
+              </w:rPr>
+            </w:pPr>
+            <w:r>
+              <w:rPr>
+                <w:rFonts w:ascii="Times New Roman" w:hAnsi="Times New Roman" w:eastAsia="Times New Roman" w:cs="Times New Roman"/>
+                <w:i w:val="false"/>
+                <w:b w:val="false"/>
+                <w:u w:val="none"/>
+                <w:strike w:val="false"/>
+                <w:sz w:val="14"/>
+                <w:szCs w:val="14"/>
+                <w:color w:val="000000"/>
+              </w:rPr>
+              <w:t xml:space="preserve">0.103</w:t>
             </w:r>
           </w:p>
         </w:tc>
@@ -12993,7 +12993,7 @@
                 <w:szCs w:val="14"/>
                 <w:color w:val="000000"/>
               </w:rPr>
-              <w:t xml:space="preserve">0.970</w:t>
+              <w:t xml:space="preserve">0.062</w:t>
             </w:r>
           </w:p>
         </w:tc>
@@ -13103,117 +13103,117 @@
                 <w:szCs w:val="14"/>
                 <w:color w:val="000000"/>
               </w:rPr>
-              <w:t xml:space="preserve">0.003</w:t>
-            </w:r>
-          </w:p>
-        </w:tc>
-        <w:tc>
-          <w:tcPr>
-            <w:tcBorders>
-              <w:bottom w:val="none" w:sz="0" w:space="0" w:color="000000"/>
-              <w:top w:val="none" w:sz="0" w:space="0" w:color="000000"/>
-              <w:left w:val="none" w:sz="0" w:space="0" w:color="000000"/>
-              <w:right w:val="none" w:sz="0" w:space="0" w:color="000000"/>
-            </w:tcBorders>
-            <w:shd w:val="clear" w:color="auto" w:fill="FFFFFF"/>
-            <w:tcMar>
-              <w:top w:w="0" w:type="dxa"/>
-              <w:bottom w:w="0" w:type="dxa"/>
-              <w:left w:w="0" w:type="dxa"/>
-              <w:right w:w="0" w:type="dxa"/>
-            </w:tcMar>
-            <w:vAlign w:val="center"/>
-          </w:tcPr>
-          <w:p>
-            <w:pPr>
-              <w:pStyle w:val="Normal"/>
-              <w:jc w:val="left"/>
-              <w:pBdr>
-                <w:bottom w:val="none" w:sz="0" w:space="0" w:color="000000"/>
-                <w:top w:val="none" w:sz="0" w:space="0" w:color="000000"/>
-                <w:left w:val="none" w:sz="0" w:space="0" w:color="000000"/>
-                <w:right w:val="none" w:sz="0" w:space="0" w:color="000000"/>
-              </w:pBdr>
-              <w:spacing w:after="100" w:before="100" w:line="240"/>
-              <w:ind w:left="100" w:right="100" w:firstLine="0" w:firstLineChars="0"/>
-              <w:rPr>
-                <w:rFonts w:ascii="Times New Roman" w:hAnsi="Times New Roman" w:eastAsia="Times New Roman" w:cs="Times New Roman"/>
-                <w:i w:val="false"/>
-                <w:b w:val="false"/>
-                <w:u w:val="none"/>
-                <w:strike w:val="false"/>
-                <w:sz w:val="14"/>
-                <w:szCs w:val="14"/>
-                <w:color w:val="000000"/>
-              </w:rPr>
-            </w:pPr>
-            <w:r>
-              <w:rPr>
-                <w:rFonts w:ascii="Times New Roman" w:hAnsi="Times New Roman" w:eastAsia="Times New Roman" w:cs="Times New Roman"/>
-                <w:i w:val="false"/>
-                <w:b w:val="false"/>
-                <w:u w:val="none"/>
-                <w:strike w:val="false"/>
-                <w:sz w:val="14"/>
-                <w:szCs w:val="14"/>
-                <w:color w:val="000000"/>
-              </w:rPr>
-              <w:t xml:space="preserve">7.20 (2.65, 11.75)</w:t>
-            </w:r>
-          </w:p>
-        </w:tc>
-        <w:tc>
-          <w:tcPr>
-            <w:tcBorders>
-              <w:bottom w:val="none" w:sz="0" w:space="0" w:color="000000"/>
-              <w:top w:val="none" w:sz="0" w:space="0" w:color="000000"/>
-              <w:left w:val="none" w:sz="0" w:space="0" w:color="000000"/>
-              <w:right w:val="none" w:sz="0" w:space="0" w:color="000000"/>
-            </w:tcBorders>
-            <w:shd w:val="clear" w:color="auto" w:fill="FFFFFF"/>
-            <w:tcMar>
-              <w:top w:w="0" w:type="dxa"/>
-              <w:bottom w:w="0" w:type="dxa"/>
-              <w:left w:w="0" w:type="dxa"/>
-              <w:right w:w="0" w:type="dxa"/>
-            </w:tcMar>
-            <w:vAlign w:val="center"/>
-          </w:tcPr>
-          <w:p>
-            <w:pPr>
-              <w:pStyle w:val="Normal"/>
-              <w:jc w:val="left"/>
-              <w:pBdr>
-                <w:bottom w:val="none" w:sz="0" w:space="0" w:color="000000"/>
-                <w:top w:val="none" w:sz="0" w:space="0" w:color="000000"/>
-                <w:left w:val="none" w:sz="0" w:space="0" w:color="000000"/>
-                <w:right w:val="none" w:sz="0" w:space="0" w:color="000000"/>
-              </w:pBdr>
-              <w:spacing w:after="100" w:before="100" w:line="240"/>
-              <w:ind w:left="100" w:right="100" w:firstLine="0" w:firstLineChars="0"/>
-              <w:rPr>
-                <w:rFonts w:ascii="Times New Roman" w:hAnsi="Times New Roman" w:eastAsia="Times New Roman" w:cs="Times New Roman"/>
-                <w:i w:val="false"/>
-                <w:b w:val="false"/>
-                <w:u w:val="none"/>
-                <w:strike w:val="false"/>
-                <w:sz w:val="14"/>
-                <w:szCs w:val="14"/>
-                <w:color w:val="000000"/>
-              </w:rPr>
-            </w:pPr>
-            <w:r>
-              <w:rPr>
-                <w:rFonts w:ascii="Times New Roman" w:hAnsi="Times New Roman" w:eastAsia="Times New Roman" w:cs="Times New Roman"/>
-                <w:i w:val="false"/>
-                <w:b w:val="false"/>
-                <w:u w:val="none"/>
-                <w:strike w:val="false"/>
-                <w:sz w:val="14"/>
-                <w:szCs w:val="14"/>
-                <w:color w:val="000000"/>
-              </w:rPr>
-              <w:t xml:space="preserve">0.002</w:t>
+              <w:t xml:space="preserve">0.108</w:t>
+            </w:r>
+          </w:p>
+        </w:tc>
+        <w:tc>
+          <w:tcPr>
+            <w:tcBorders>
+              <w:bottom w:val="none" w:sz="0" w:space="0" w:color="000000"/>
+              <w:top w:val="none" w:sz="0" w:space="0" w:color="000000"/>
+              <w:left w:val="none" w:sz="0" w:space="0" w:color="000000"/>
+              <w:right w:val="none" w:sz="0" w:space="0" w:color="000000"/>
+            </w:tcBorders>
+            <w:shd w:val="clear" w:color="auto" w:fill="FFFFFF"/>
+            <w:tcMar>
+              <w:top w:w="0" w:type="dxa"/>
+              <w:bottom w:w="0" w:type="dxa"/>
+              <w:left w:w="0" w:type="dxa"/>
+              <w:right w:w="0" w:type="dxa"/>
+            </w:tcMar>
+            <w:vAlign w:val="center"/>
+          </w:tcPr>
+          <w:p>
+            <w:pPr>
+              <w:pStyle w:val="Normal"/>
+              <w:jc w:val="left"/>
+              <w:pBdr>
+                <w:bottom w:val="none" w:sz="0" w:space="0" w:color="000000"/>
+                <w:top w:val="none" w:sz="0" w:space="0" w:color="000000"/>
+                <w:left w:val="none" w:sz="0" w:space="0" w:color="000000"/>
+                <w:right w:val="none" w:sz="0" w:space="0" w:color="000000"/>
+              </w:pBdr>
+              <w:spacing w:after="100" w:before="100" w:line="240"/>
+              <w:ind w:left="100" w:right="100" w:firstLine="0" w:firstLineChars="0"/>
+              <w:rPr>
+                <w:rFonts w:ascii="Times New Roman" w:hAnsi="Times New Roman" w:eastAsia="Times New Roman" w:cs="Times New Roman"/>
+                <w:i w:val="false"/>
+                <w:b w:val="false"/>
+                <w:u w:val="none"/>
+                <w:strike w:val="false"/>
+                <w:sz w:val="14"/>
+                <w:szCs w:val="14"/>
+                <w:color w:val="000000"/>
+              </w:rPr>
+            </w:pPr>
+            <w:r>
+              <w:rPr>
+                <w:rFonts w:ascii="Times New Roman" w:hAnsi="Times New Roman" w:eastAsia="Times New Roman" w:cs="Times New Roman"/>
+                <w:i w:val="false"/>
+                <w:b w:val="false"/>
+                <w:u w:val="none"/>
+                <w:strike w:val="false"/>
+                <w:sz w:val="14"/>
+                <w:szCs w:val="14"/>
+                <w:color w:val="000000"/>
+              </w:rPr>
+              <w:t xml:space="preserve">-4.15 (-8.60, 0.31)</w:t>
+            </w:r>
+          </w:p>
+        </w:tc>
+        <w:tc>
+          <w:tcPr>
+            <w:tcBorders>
+              <w:bottom w:val="none" w:sz="0" w:space="0" w:color="000000"/>
+              <w:top w:val="none" w:sz="0" w:space="0" w:color="000000"/>
+              <w:left w:val="none" w:sz="0" w:space="0" w:color="000000"/>
+              <w:right w:val="none" w:sz="0" w:space="0" w:color="000000"/>
+            </w:tcBorders>
+            <w:shd w:val="clear" w:color="auto" w:fill="FFFFFF"/>
+            <w:tcMar>
+              <w:top w:w="0" w:type="dxa"/>
+              <w:bottom w:w="0" w:type="dxa"/>
+              <w:left w:w="0" w:type="dxa"/>
+              <w:right w:w="0" w:type="dxa"/>
+            </w:tcMar>
+            <w:vAlign w:val="center"/>
+          </w:tcPr>
+          <w:p>
+            <w:pPr>
+              <w:pStyle w:val="Normal"/>
+              <w:jc w:val="left"/>
+              <w:pBdr>
+                <w:bottom w:val="none" w:sz="0" w:space="0" w:color="000000"/>
+                <w:top w:val="none" w:sz="0" w:space="0" w:color="000000"/>
+                <w:left w:val="none" w:sz="0" w:space="0" w:color="000000"/>
+                <w:right w:val="none" w:sz="0" w:space="0" w:color="000000"/>
+              </w:pBdr>
+              <w:spacing w:after="100" w:before="100" w:line="240"/>
+              <w:ind w:left="100" w:right="100" w:firstLine="0" w:firstLineChars="0"/>
+              <w:rPr>
+                <w:rFonts w:ascii="Times New Roman" w:hAnsi="Times New Roman" w:eastAsia="Times New Roman" w:cs="Times New Roman"/>
+                <w:i w:val="false"/>
+                <w:b w:val="false"/>
+                <w:u w:val="none"/>
+                <w:strike w:val="false"/>
+                <w:sz w:val="14"/>
+                <w:szCs w:val="14"/>
+                <w:color w:val="000000"/>
+              </w:rPr>
+            </w:pPr>
+            <w:r>
+              <w:rPr>
+                <w:rFonts w:ascii="Times New Roman" w:hAnsi="Times New Roman" w:eastAsia="Times New Roman" w:cs="Times New Roman"/>
+                <w:i w:val="false"/>
+                <w:b w:val="false"/>
+                <w:u w:val="none"/>
+                <w:strike w:val="false"/>
+                <w:sz w:val="14"/>
+                <w:szCs w:val="14"/>
+                <w:color w:val="000000"/>
+              </w:rPr>
+              <w:t xml:space="preserve">0.068</w:t>
             </w:r>
           </w:p>
         </w:tc>
@@ -13658,62 +13658,62 @@
                 <w:szCs w:val="14"/>
                 <w:color w:val="000000"/>
               </w:rPr>
-              <w:t xml:space="preserve">0.71 (0.56–0.91)</w:t>
-            </w:r>
-          </w:p>
-        </w:tc>
-        <w:tc>
-          <w:tcPr>
-            <w:tcBorders>
-              <w:bottom w:val="none" w:sz="0" w:space="0" w:color="000000"/>
-              <w:top w:val="none" w:sz="0" w:space="0" w:color="000000"/>
-              <w:left w:val="none" w:sz="0" w:space="0" w:color="000000"/>
-              <w:right w:val="none" w:sz="0" w:space="0" w:color="000000"/>
-            </w:tcBorders>
-            <w:shd w:val="clear" w:color="auto" w:fill="FFFFFF"/>
-            <w:tcMar>
-              <w:top w:w="0" w:type="dxa"/>
-              <w:bottom w:w="0" w:type="dxa"/>
-              <w:left w:w="0" w:type="dxa"/>
-              <w:right w:w="0" w:type="dxa"/>
-            </w:tcMar>
-            <w:vAlign w:val="center"/>
-          </w:tcPr>
-          <w:p>
-            <w:pPr>
-              <w:pStyle w:val="Normal"/>
-              <w:jc w:val="left"/>
-              <w:pBdr>
-                <w:bottom w:val="none" w:sz="0" w:space="0" w:color="000000"/>
-                <w:top w:val="none" w:sz="0" w:space="0" w:color="000000"/>
-                <w:left w:val="none" w:sz="0" w:space="0" w:color="000000"/>
-                <w:right w:val="none" w:sz="0" w:space="0" w:color="000000"/>
-              </w:pBdr>
-              <w:spacing w:after="100" w:before="100" w:line="240"/>
-              <w:ind w:left="100" w:right="100" w:firstLine="0" w:firstLineChars="0"/>
-              <w:rPr>
-                <w:rFonts w:ascii="Times New Roman" w:hAnsi="Times New Roman" w:eastAsia="Times New Roman" w:cs="Times New Roman"/>
-                <w:i w:val="false"/>
-                <w:b w:val="false"/>
-                <w:u w:val="none"/>
-                <w:strike w:val="false"/>
-                <w:sz w:val="14"/>
-                <w:szCs w:val="14"/>
-                <w:color w:val="000000"/>
-              </w:rPr>
-            </w:pPr>
-            <w:r>
-              <w:rPr>
-                <w:rFonts w:ascii="Times New Roman" w:hAnsi="Times New Roman" w:eastAsia="Times New Roman" w:cs="Times New Roman"/>
-                <w:i w:val="false"/>
-                <w:b w:val="false"/>
-                <w:u w:val="none"/>
-                <w:strike w:val="false"/>
-                <w:sz w:val="14"/>
-                <w:szCs w:val="14"/>
-                <w:color w:val="000000"/>
-              </w:rPr>
-              <w:t xml:space="preserve">0.007</w:t>
+              <w:t xml:space="preserve">1.14 (0.97–1.33)</w:t>
+            </w:r>
+          </w:p>
+        </w:tc>
+        <w:tc>
+          <w:tcPr>
+            <w:tcBorders>
+              <w:bottom w:val="none" w:sz="0" w:space="0" w:color="000000"/>
+              <w:top w:val="none" w:sz="0" w:space="0" w:color="000000"/>
+              <w:left w:val="none" w:sz="0" w:space="0" w:color="000000"/>
+              <w:right w:val="none" w:sz="0" w:space="0" w:color="000000"/>
+            </w:tcBorders>
+            <w:shd w:val="clear" w:color="auto" w:fill="FFFFFF"/>
+            <w:tcMar>
+              <w:top w:w="0" w:type="dxa"/>
+              <w:bottom w:w="0" w:type="dxa"/>
+              <w:left w:w="0" w:type="dxa"/>
+              <w:right w:w="0" w:type="dxa"/>
+            </w:tcMar>
+            <w:vAlign w:val="center"/>
+          </w:tcPr>
+          <w:p>
+            <w:pPr>
+              <w:pStyle w:val="Normal"/>
+              <w:jc w:val="left"/>
+              <w:pBdr>
+                <w:bottom w:val="none" w:sz="0" w:space="0" w:color="000000"/>
+                <w:top w:val="none" w:sz="0" w:space="0" w:color="000000"/>
+                <w:left w:val="none" w:sz="0" w:space="0" w:color="000000"/>
+                <w:right w:val="none" w:sz="0" w:space="0" w:color="000000"/>
+              </w:pBdr>
+              <w:spacing w:after="100" w:before="100" w:line="240"/>
+              <w:ind w:left="100" w:right="100" w:firstLine="0" w:firstLineChars="0"/>
+              <w:rPr>
+                <w:rFonts w:ascii="Times New Roman" w:hAnsi="Times New Roman" w:eastAsia="Times New Roman" w:cs="Times New Roman"/>
+                <w:i w:val="false"/>
+                <w:b w:val="false"/>
+                <w:u w:val="none"/>
+                <w:strike w:val="false"/>
+                <w:sz w:val="14"/>
+                <w:szCs w:val="14"/>
+                <w:color w:val="000000"/>
+              </w:rPr>
+            </w:pPr>
+            <w:r>
+              <w:rPr>
+                <w:rFonts w:ascii="Times New Roman" w:hAnsi="Times New Roman" w:eastAsia="Times New Roman" w:cs="Times New Roman"/>
+                <w:i w:val="false"/>
+                <w:b w:val="false"/>
+                <w:u w:val="none"/>
+                <w:strike w:val="false"/>
+                <w:sz w:val="14"/>
+                <w:szCs w:val="14"/>
+                <w:color w:val="000000"/>
+              </w:rPr>
+              <w:t xml:space="preserve">0.105</w:t>
             </w:r>
           </w:p>
         </w:tc>
@@ -13878,7 +13878,7 @@
                 <w:szCs w:val="14"/>
                 <w:color w:val="000000"/>
               </w:rPr>
-              <w:t xml:space="preserve">0.240</w:t>
+              <w:t xml:space="preserve">0.250</w:t>
             </w:r>
           </w:p>
         </w:tc>
@@ -14433,7 +14433,7 @@
                 <w:szCs w:val="14"/>
                 <w:color w:val="000000"/>
               </w:rPr>
-              <w:t xml:space="preserve">435</w:t>
+              <w:t xml:space="preserve">436</w:t>
             </w:r>
           </w:p>
         </w:tc>
@@ -14543,7 +14543,7 @@
                 <w:szCs w:val="14"/>
                 <w:color w:val="000000"/>
               </w:rPr>
-              <w:t xml:space="preserve">0.65 (0.48–0.89)</w:t>
+              <w:t xml:space="preserve">1.11 (0.95–1.29)</w:t>
             </w:r>
           </w:p>
         </w:tc>
@@ -14598,7 +14598,7 @@
                 <w:szCs w:val="14"/>
                 <w:color w:val="000000"/>
               </w:rPr>
-              <w:t xml:space="preserve">0.008</w:t>
+              <w:t xml:space="preserve">0.207</w:t>
             </w:r>
           </w:p>
         </w:tc>
@@ -14653,7 +14653,7 @@
                 <w:szCs w:val="14"/>
                 <w:color w:val="000000"/>
               </w:rPr>
-              <w:t xml:space="preserve">39.2</w:t>
+              <w:t xml:space="preserve">52.3</w:t>
             </w:r>
           </w:p>
         </w:tc>
@@ -14763,7 +14763,7 @@
                 <w:szCs w:val="14"/>
                 <w:color w:val="000000"/>
               </w:rPr>
-              <w:t xml:space="preserve">0.889</w:t>
+              <w:t xml:space="preserve">0.314</w:t>
             </w:r>
           </w:p>
         </w:tc>

--- a/output/tables/GEO/GSE39582/GSE39582_survival_summary.docx
+++ b/output/tables/GEO/GSE39582/GSE39582_survival_summary.docx
@@ -25,7 +25,7 @@
         <w:ind w:left="60" w:right="60" w:firstLine="0" w:firstLineChars="0"/>
       </w:pPr>
       <w:r>
-        <w:t xml:space="preserve">External validation of HIST1H2AC expression (High vs Low, median split of probe 215071_s_at within tumors) in GSE39582 (CIT, colon). HR from Cox regression; multivariable and time-split gene HRs are per 1 log2 unit of expression; multivariable models adjusted for ageg, sex, pathologic stage group and pretreatment cea; '+ MMR status' additionally adjusts for mmr status and '(MMR status known)' is the model without it on the same patients. Interaction p = likelihood-ratio test for HIST1H2AC expression × mmr status. Time-split HRs (0–24 / &gt;24 months, adjusted) are shown only when the gene term violated proportional hazards. RMST difference = High − Low restricted mean survival time up to 60 months. Relapse-free survival excludes stage NaN. Direction compared with the TCGA-COAD multivariable HR 1.26.</w:t>
+        <w:t xml:space="preserve">External validation of MAD2L1 expression (High vs Low, median split of probe 203362_s_at within tumors) in GSE39582 (CIT, colon). HR from Cox regression; multivariable and time-split gene HRs are per 1 log2 unit of expression; multivariable models adjusted for ageg, sex, pathologic stage group and pretreatment cea; '+ MMR status' additionally adjusts for mmr status and '(MMR status known)' is the model without it on the same patients. Interaction p = likelihood-ratio test for MAD2L1 expression × mmr status. Time-split HRs (0–24 / &gt;24 months, adjusted) are shown only when the gene term violated proportional hazards. RMST difference = High − Low restricted mean survival time up to 60 months. Relapse-free survival excludes stage NaN. Direction compared with the TCGA-COAD multivariable HR 0.86.</w:t>
       </w:r>
     </w:p>
     <w:tbl xmlns:a="http://schemas.openxmlformats.org/drawingml/2006/main" xmlns:pic="http://schemas.openxmlformats.org/drawingml/2006/picture">
@@ -41,7 +41,7 @@
         <w:gridCol w:w="621"/>
         <w:gridCol w:w="815"/>
         <w:gridCol w:w="1344"/>
-        <w:gridCol w:w="726"/>
+        <w:gridCol w:w="805"/>
         <w:gridCol w:w="726"/>
         <w:gridCol w:w="1262"/>
         <w:gridCol w:w="1441"/>
@@ -1268,7 +1268,7 @@
                 <w:szCs w:val="14"/>
                 <w:color w:val="000000"/>
               </w:rPr>
-              <w:t xml:space="preserve">1.11 (0.84–1.48)</w:t>
+              <w:t xml:space="preserve">0.85 (0.64–1.13)</w:t>
             </w:r>
           </w:p>
         </w:tc>
@@ -1323,7 +1323,7 @@
                 <w:szCs w:val="14"/>
                 <w:color w:val="000000"/>
               </w:rPr>
-              <w:t xml:space="preserve">0.462</w:t>
+              <w:t xml:space="preserve">0.268</w:t>
             </w:r>
           </w:p>
         </w:tc>
@@ -1488,7 +1488,7 @@
                 <w:szCs w:val="14"/>
                 <w:color w:val="000000"/>
               </w:rPr>
-              <w:t xml:space="preserve">0.514</w:t>
+              <w:t xml:space="preserve">0.082</w:t>
             </w:r>
           </w:p>
         </w:tc>
@@ -1598,7 +1598,7 @@
                 <w:szCs w:val="14"/>
                 <w:color w:val="000000"/>
               </w:rPr>
-              <w:t xml:space="preserve">0.461</w:t>
+              <w:t xml:space="preserve">0.269</w:t>
             </w:r>
           </w:p>
         </w:tc>
@@ -1653,7 +1653,7 @@
                 <w:szCs w:val="14"/>
                 <w:color w:val="000000"/>
               </w:rPr>
-              <w:t xml:space="preserve">-1.34 (-4.33, 1.66)</w:t>
+              <w:t xml:space="preserve">3.15 (0.17, 6.14)</w:t>
             </w:r>
           </w:p>
         </w:tc>
@@ -1708,7 +1708,7 @@
                 <w:szCs w:val="14"/>
                 <w:color w:val="000000"/>
               </w:rPr>
-              <w:t xml:space="preserve">0.381</w:t>
+              <w:t xml:space="preserve">0.039</w:t>
             </w:r>
           </w:p>
         </w:tc>
@@ -2153,62 +2153,62 @@
                 <w:szCs w:val="14"/>
                 <w:color w:val="000000"/>
               </w:rPr>
-              <w:t xml:space="preserve">1.15 (0.99–1.32)</w:t>
-            </w:r>
-          </w:p>
-        </w:tc>
-        <w:tc>
-          <w:tcPr>
-            <w:tcBorders>
-              <w:bottom w:val="none" w:sz="0" w:space="0" w:color="000000"/>
-              <w:top w:val="none" w:sz="0" w:space="0" w:color="000000"/>
-              <w:left w:val="none" w:sz="0" w:space="0" w:color="000000"/>
-              <w:right w:val="none" w:sz="0" w:space="0" w:color="000000"/>
-            </w:tcBorders>
-            <w:shd w:val="clear" w:color="auto" w:fill="FFFFFF"/>
-            <w:tcMar>
-              <w:top w:w="0" w:type="dxa"/>
-              <w:bottom w:w="0" w:type="dxa"/>
-              <w:left w:w="0" w:type="dxa"/>
-              <w:right w:w="0" w:type="dxa"/>
-            </w:tcMar>
-            <w:vAlign w:val="center"/>
-          </w:tcPr>
-          <w:p>
-            <w:pPr>
-              <w:pStyle w:val="Normal"/>
-              <w:jc w:val="left"/>
-              <w:pBdr>
-                <w:bottom w:val="none" w:sz="0" w:space="0" w:color="000000"/>
-                <w:top w:val="none" w:sz="0" w:space="0" w:color="000000"/>
-                <w:left w:val="none" w:sz="0" w:space="0" w:color="000000"/>
-                <w:right w:val="none" w:sz="0" w:space="0" w:color="000000"/>
-              </w:pBdr>
-              <w:spacing w:after="100" w:before="100" w:line="240"/>
-              <w:ind w:left="100" w:right="100" w:firstLine="0" w:firstLineChars="0"/>
-              <w:rPr>
-                <w:rFonts w:ascii="Times New Roman" w:hAnsi="Times New Roman" w:eastAsia="Times New Roman" w:cs="Times New Roman"/>
-                <w:i w:val="false"/>
-                <w:b w:val="false"/>
-                <w:u w:val="none"/>
-                <w:strike w:val="false"/>
-                <w:sz w:val="14"/>
-                <w:szCs w:val="14"/>
-                <w:color w:val="000000"/>
-              </w:rPr>
-            </w:pPr>
-            <w:r>
-              <w:rPr>
-                <w:rFonts w:ascii="Times New Roman" w:hAnsi="Times New Roman" w:eastAsia="Times New Roman" w:cs="Times New Roman"/>
-                <w:i w:val="false"/>
-                <w:b w:val="false"/>
-                <w:u w:val="none"/>
-                <w:strike w:val="false"/>
-                <w:sz w:val="14"/>
-                <w:szCs w:val="14"/>
-                <w:color w:val="000000"/>
-              </w:rPr>
-              <w:t xml:space="preserve">0.062</w:t>
+              <w:t xml:space="preserve">0.82 (0.70–0.96)</w:t>
+            </w:r>
+          </w:p>
+        </w:tc>
+        <w:tc>
+          <w:tcPr>
+            <w:tcBorders>
+              <w:bottom w:val="none" w:sz="0" w:space="0" w:color="000000"/>
+              <w:top w:val="none" w:sz="0" w:space="0" w:color="000000"/>
+              <w:left w:val="none" w:sz="0" w:space="0" w:color="000000"/>
+              <w:right w:val="none" w:sz="0" w:space="0" w:color="000000"/>
+            </w:tcBorders>
+            <w:shd w:val="clear" w:color="auto" w:fill="FFFFFF"/>
+            <w:tcMar>
+              <w:top w:w="0" w:type="dxa"/>
+              <w:bottom w:w="0" w:type="dxa"/>
+              <w:left w:w="0" w:type="dxa"/>
+              <w:right w:w="0" w:type="dxa"/>
+            </w:tcMar>
+            <w:vAlign w:val="center"/>
+          </w:tcPr>
+          <w:p>
+            <w:pPr>
+              <w:pStyle w:val="Normal"/>
+              <w:jc w:val="left"/>
+              <w:pBdr>
+                <w:bottom w:val="none" w:sz="0" w:space="0" w:color="000000"/>
+                <w:top w:val="none" w:sz="0" w:space="0" w:color="000000"/>
+                <w:left w:val="none" w:sz="0" w:space="0" w:color="000000"/>
+                <w:right w:val="none" w:sz="0" w:space="0" w:color="000000"/>
+              </w:pBdr>
+              <w:spacing w:after="100" w:before="100" w:line="240"/>
+              <w:ind w:left="100" w:right="100" w:firstLine="0" w:firstLineChars="0"/>
+              <w:rPr>
+                <w:rFonts w:ascii="Times New Roman" w:hAnsi="Times New Roman" w:eastAsia="Times New Roman" w:cs="Times New Roman"/>
+                <w:i w:val="false"/>
+                <w:b w:val="false"/>
+                <w:u w:val="none"/>
+                <w:strike w:val="false"/>
+                <w:sz w:val="14"/>
+                <w:szCs w:val="14"/>
+                <w:color w:val="000000"/>
+              </w:rPr>
+            </w:pPr>
+            <w:r>
+              <w:rPr>
+                <w:rFonts w:ascii="Times New Roman" w:hAnsi="Times New Roman" w:eastAsia="Times New Roman" w:cs="Times New Roman"/>
+                <w:i w:val="false"/>
+                <w:b w:val="false"/>
+                <w:u w:val="none"/>
+                <w:strike w:val="false"/>
+                <w:sz w:val="14"/>
+                <w:szCs w:val="14"/>
+                <w:color w:val="000000"/>
+              </w:rPr>
+              <w:t xml:space="preserve">0.015</w:t>
             </w:r>
           </w:p>
         </w:tc>
@@ -2373,7 +2373,7 @@
                 <w:szCs w:val="14"/>
                 <w:color w:val="000000"/>
               </w:rPr>
-              <w:t xml:space="preserve">0.437</w:t>
+              <w:t xml:space="preserve">0.188</w:t>
             </w:r>
           </w:p>
         </w:tc>
@@ -3038,62 +3038,62 @@
                 <w:szCs w:val="14"/>
                 <w:color w:val="000000"/>
               </w:rPr>
-              <w:t xml:space="preserve">1.10 (0.96–1.27)</w:t>
-            </w:r>
-          </w:p>
-        </w:tc>
-        <w:tc>
-          <w:tcPr>
-            <w:tcBorders>
-              <w:bottom w:val="none" w:sz="0" w:space="0" w:color="000000"/>
-              <w:top w:val="none" w:sz="0" w:space="0" w:color="000000"/>
-              <w:left w:val="none" w:sz="0" w:space="0" w:color="000000"/>
-              <w:right w:val="none" w:sz="0" w:space="0" w:color="000000"/>
-            </w:tcBorders>
-            <w:shd w:val="clear" w:color="auto" w:fill="FFFFFF"/>
-            <w:tcMar>
-              <w:top w:w="0" w:type="dxa"/>
-              <w:bottom w:w="0" w:type="dxa"/>
-              <w:left w:w="0" w:type="dxa"/>
-              <w:right w:w="0" w:type="dxa"/>
-            </w:tcMar>
-            <w:vAlign w:val="center"/>
-          </w:tcPr>
-          <w:p>
-            <w:pPr>
-              <w:pStyle w:val="Normal"/>
-              <w:jc w:val="left"/>
-              <w:pBdr>
-                <w:bottom w:val="none" w:sz="0" w:space="0" w:color="000000"/>
-                <w:top w:val="none" w:sz="0" w:space="0" w:color="000000"/>
-                <w:left w:val="none" w:sz="0" w:space="0" w:color="000000"/>
-                <w:right w:val="none" w:sz="0" w:space="0" w:color="000000"/>
-              </w:pBdr>
-              <w:spacing w:after="100" w:before="100" w:line="240"/>
-              <w:ind w:left="100" w:right="100" w:firstLine="0" w:firstLineChars="0"/>
-              <w:rPr>
-                <w:rFonts w:ascii="Times New Roman" w:hAnsi="Times New Roman" w:eastAsia="Times New Roman" w:cs="Times New Roman"/>
-                <w:i w:val="false"/>
-                <w:b w:val="false"/>
-                <w:u w:val="none"/>
-                <w:strike w:val="false"/>
-                <w:sz w:val="14"/>
-                <w:szCs w:val="14"/>
-                <w:color w:val="000000"/>
-              </w:rPr>
-            </w:pPr>
-            <w:r>
-              <w:rPr>
-                <w:rFonts w:ascii="Times New Roman" w:hAnsi="Times New Roman" w:eastAsia="Times New Roman" w:cs="Times New Roman"/>
-                <w:i w:val="false"/>
-                <w:b w:val="false"/>
-                <w:u w:val="none"/>
-                <w:strike w:val="false"/>
-                <w:sz w:val="14"/>
-                <w:szCs w:val="14"/>
-                <w:color w:val="000000"/>
-              </w:rPr>
-              <w:t xml:space="preserve">0.175</w:t>
+              <w:t xml:space="preserve">0.84 (0.72–0.99)</w:t>
+            </w:r>
+          </w:p>
+        </w:tc>
+        <w:tc>
+          <w:tcPr>
+            <w:tcBorders>
+              <w:bottom w:val="none" w:sz="0" w:space="0" w:color="000000"/>
+              <w:top w:val="none" w:sz="0" w:space="0" w:color="000000"/>
+              <w:left w:val="none" w:sz="0" w:space="0" w:color="000000"/>
+              <w:right w:val="none" w:sz="0" w:space="0" w:color="000000"/>
+            </w:tcBorders>
+            <w:shd w:val="clear" w:color="auto" w:fill="FFFFFF"/>
+            <w:tcMar>
+              <w:top w:w="0" w:type="dxa"/>
+              <w:bottom w:w="0" w:type="dxa"/>
+              <w:left w:w="0" w:type="dxa"/>
+              <w:right w:w="0" w:type="dxa"/>
+            </w:tcMar>
+            <w:vAlign w:val="center"/>
+          </w:tcPr>
+          <w:p>
+            <w:pPr>
+              <w:pStyle w:val="Normal"/>
+              <w:jc w:val="left"/>
+              <w:pBdr>
+                <w:bottom w:val="none" w:sz="0" w:space="0" w:color="000000"/>
+                <w:top w:val="none" w:sz="0" w:space="0" w:color="000000"/>
+                <w:left w:val="none" w:sz="0" w:space="0" w:color="000000"/>
+                <w:right w:val="none" w:sz="0" w:space="0" w:color="000000"/>
+              </w:pBdr>
+              <w:spacing w:after="100" w:before="100" w:line="240"/>
+              <w:ind w:left="100" w:right="100" w:firstLine="0" w:firstLineChars="0"/>
+              <w:rPr>
+                <w:rFonts w:ascii="Times New Roman" w:hAnsi="Times New Roman" w:eastAsia="Times New Roman" w:cs="Times New Roman"/>
+                <w:i w:val="false"/>
+                <w:b w:val="false"/>
+                <w:u w:val="none"/>
+                <w:strike w:val="false"/>
+                <w:sz w:val="14"/>
+                <w:szCs w:val="14"/>
+                <w:color w:val="000000"/>
+              </w:rPr>
+            </w:pPr>
+            <w:r>
+              <w:rPr>
+                <w:rFonts w:ascii="Times New Roman" w:hAnsi="Times New Roman" w:eastAsia="Times New Roman" w:cs="Times New Roman"/>
+                <w:i w:val="false"/>
+                <w:b w:val="false"/>
+                <w:u w:val="none"/>
+                <w:strike w:val="false"/>
+                <w:sz w:val="14"/>
+                <w:szCs w:val="14"/>
+                <w:color w:val="000000"/>
+              </w:rPr>
+              <w:t xml:space="preserve">0.036</w:t>
             </w:r>
           </w:p>
         </w:tc>
@@ -3258,7 +3258,7 @@
                 <w:szCs w:val="14"/>
                 <w:color w:val="000000"/>
               </w:rPr>
-              <w:t xml:space="preserve">0.437</w:t>
+              <w:t xml:space="preserve">0.226</w:t>
             </w:r>
           </w:p>
         </w:tc>
@@ -3923,62 +3923,62 @@
                 <w:szCs w:val="14"/>
                 <w:color w:val="000000"/>
               </w:rPr>
-              <w:t xml:space="preserve">1.09 (0.94–1.26)</w:t>
-            </w:r>
-          </w:p>
-        </w:tc>
-        <w:tc>
-          <w:tcPr>
-            <w:tcBorders>
-              <w:bottom w:val="none" w:sz="0" w:space="0" w:color="000000"/>
-              <w:top w:val="none" w:sz="0" w:space="0" w:color="000000"/>
-              <w:left w:val="none" w:sz="0" w:space="0" w:color="000000"/>
-              <w:right w:val="none" w:sz="0" w:space="0" w:color="000000"/>
-            </w:tcBorders>
-            <w:shd w:val="clear" w:color="auto" w:fill="FFFFFF"/>
-            <w:tcMar>
-              <w:top w:w="0" w:type="dxa"/>
-              <w:bottom w:w="0" w:type="dxa"/>
-              <w:left w:w="0" w:type="dxa"/>
-              <w:right w:w="0" w:type="dxa"/>
-            </w:tcMar>
-            <w:vAlign w:val="center"/>
-          </w:tcPr>
-          <w:p>
-            <w:pPr>
-              <w:pStyle w:val="Normal"/>
-              <w:jc w:val="left"/>
-              <w:pBdr>
-                <w:bottom w:val="none" w:sz="0" w:space="0" w:color="000000"/>
-                <w:top w:val="none" w:sz="0" w:space="0" w:color="000000"/>
-                <w:left w:val="none" w:sz="0" w:space="0" w:color="000000"/>
-                <w:right w:val="none" w:sz="0" w:space="0" w:color="000000"/>
-              </w:pBdr>
-              <w:spacing w:after="100" w:before="100" w:line="240"/>
-              <w:ind w:left="100" w:right="100" w:firstLine="0" w:firstLineChars="0"/>
-              <w:rPr>
-                <w:rFonts w:ascii="Times New Roman" w:hAnsi="Times New Roman" w:eastAsia="Times New Roman" w:cs="Times New Roman"/>
-                <w:i w:val="false"/>
-                <w:b w:val="false"/>
-                <w:u w:val="none"/>
-                <w:strike w:val="false"/>
-                <w:sz w:val="14"/>
-                <w:szCs w:val="14"/>
-                <w:color w:val="000000"/>
-              </w:rPr>
-            </w:pPr>
-            <w:r>
-              <w:rPr>
-                <w:rFonts w:ascii="Times New Roman" w:hAnsi="Times New Roman" w:eastAsia="Times New Roman" w:cs="Times New Roman"/>
-                <w:i w:val="false"/>
-                <w:b w:val="false"/>
-                <w:u w:val="none"/>
-                <w:strike w:val="false"/>
-                <w:sz w:val="14"/>
-                <w:szCs w:val="14"/>
-                <w:color w:val="000000"/>
-              </w:rPr>
-              <w:t xml:space="preserve">0.276</w:t>
+              <w:t xml:space="preserve">0.87 (0.73–1.03)</w:t>
+            </w:r>
+          </w:p>
+        </w:tc>
+        <w:tc>
+          <w:tcPr>
+            <w:tcBorders>
+              <w:bottom w:val="none" w:sz="0" w:space="0" w:color="000000"/>
+              <w:top w:val="none" w:sz="0" w:space="0" w:color="000000"/>
+              <w:left w:val="none" w:sz="0" w:space="0" w:color="000000"/>
+              <w:right w:val="none" w:sz="0" w:space="0" w:color="000000"/>
+            </w:tcBorders>
+            <w:shd w:val="clear" w:color="auto" w:fill="FFFFFF"/>
+            <w:tcMar>
+              <w:top w:w="0" w:type="dxa"/>
+              <w:bottom w:w="0" w:type="dxa"/>
+              <w:left w:w="0" w:type="dxa"/>
+              <w:right w:w="0" w:type="dxa"/>
+            </w:tcMar>
+            <w:vAlign w:val="center"/>
+          </w:tcPr>
+          <w:p>
+            <w:pPr>
+              <w:pStyle w:val="Normal"/>
+              <w:jc w:val="left"/>
+              <w:pBdr>
+                <w:bottom w:val="none" w:sz="0" w:space="0" w:color="000000"/>
+                <w:top w:val="none" w:sz="0" w:space="0" w:color="000000"/>
+                <w:left w:val="none" w:sz="0" w:space="0" w:color="000000"/>
+                <w:right w:val="none" w:sz="0" w:space="0" w:color="000000"/>
+              </w:pBdr>
+              <w:spacing w:after="100" w:before="100" w:line="240"/>
+              <w:ind w:left="100" w:right="100" w:firstLine="0" w:firstLineChars="0"/>
+              <w:rPr>
+                <w:rFonts w:ascii="Times New Roman" w:hAnsi="Times New Roman" w:eastAsia="Times New Roman" w:cs="Times New Roman"/>
+                <w:i w:val="false"/>
+                <w:b w:val="false"/>
+                <w:u w:val="none"/>
+                <w:strike w:val="false"/>
+                <w:sz w:val="14"/>
+                <w:szCs w:val="14"/>
+                <w:color w:val="000000"/>
+              </w:rPr>
+            </w:pPr>
+            <w:r>
+              <w:rPr>
+                <w:rFonts w:ascii="Times New Roman" w:hAnsi="Times New Roman" w:eastAsia="Times New Roman" w:cs="Times New Roman"/>
+                <w:i w:val="false"/>
+                <w:b w:val="false"/>
+                <w:u w:val="none"/>
+                <w:strike w:val="false"/>
+                <w:sz w:val="14"/>
+                <w:szCs w:val="14"/>
+                <w:color w:val="000000"/>
+              </w:rPr>
+              <w:t xml:space="preserve">0.112</w:t>
             </w:r>
           </w:p>
         </w:tc>
@@ -4143,7 +4143,7 @@
                 <w:szCs w:val="14"/>
                 <w:color w:val="000000"/>
               </w:rPr>
-              <w:t xml:space="preserve">0.310</w:t>
+              <w:t xml:space="preserve">0.223</w:t>
             </w:r>
           </w:p>
         </w:tc>
@@ -4808,62 +4808,62 @@
                 <w:szCs w:val="14"/>
                 <w:color w:val="000000"/>
               </w:rPr>
-              <w:t xml:space="preserve">1.08 (0.93–1.26)</w:t>
-            </w:r>
-          </w:p>
-        </w:tc>
-        <w:tc>
-          <w:tcPr>
-            <w:tcBorders>
-              <w:bottom w:val="none" w:sz="0" w:space="0" w:color="000000"/>
-              <w:top w:val="none" w:sz="0" w:space="0" w:color="000000"/>
-              <w:left w:val="none" w:sz="0" w:space="0" w:color="000000"/>
-              <w:right w:val="none" w:sz="0" w:space="0" w:color="000000"/>
-            </w:tcBorders>
-            <w:shd w:val="clear" w:color="auto" w:fill="FFFFFF"/>
-            <w:tcMar>
-              <w:top w:w="0" w:type="dxa"/>
-              <w:bottom w:w="0" w:type="dxa"/>
-              <w:left w:w="0" w:type="dxa"/>
-              <w:right w:w="0" w:type="dxa"/>
-            </w:tcMar>
-            <w:vAlign w:val="center"/>
-          </w:tcPr>
-          <w:p>
-            <w:pPr>
-              <w:pStyle w:val="Normal"/>
-              <w:jc w:val="left"/>
-              <w:pBdr>
-                <w:bottom w:val="none" w:sz="0" w:space="0" w:color="000000"/>
-                <w:top w:val="none" w:sz="0" w:space="0" w:color="000000"/>
-                <w:left w:val="none" w:sz="0" w:space="0" w:color="000000"/>
-                <w:right w:val="none" w:sz="0" w:space="0" w:color="000000"/>
-              </w:pBdr>
-              <w:spacing w:after="100" w:before="100" w:line="240"/>
-              <w:ind w:left="100" w:right="100" w:firstLine="0" w:firstLineChars="0"/>
-              <w:rPr>
-                <w:rFonts w:ascii="Times New Roman" w:hAnsi="Times New Roman" w:eastAsia="Times New Roman" w:cs="Times New Roman"/>
-                <w:i w:val="false"/>
-                <w:b w:val="false"/>
-                <w:u w:val="none"/>
-                <w:strike w:val="false"/>
-                <w:sz w:val="14"/>
-                <w:szCs w:val="14"/>
-                <w:color w:val="000000"/>
-              </w:rPr>
-            </w:pPr>
-            <w:r>
-              <w:rPr>
-                <w:rFonts w:ascii="Times New Roman" w:hAnsi="Times New Roman" w:eastAsia="Times New Roman" w:cs="Times New Roman"/>
-                <w:i w:val="false"/>
-                <w:b w:val="false"/>
-                <w:u w:val="none"/>
-                <w:strike w:val="false"/>
-                <w:sz w:val="14"/>
-                <w:szCs w:val="14"/>
-                <w:color w:val="000000"/>
-              </w:rPr>
-              <w:t xml:space="preserve">0.315</w:t>
+              <w:t xml:space="preserve">0.88 (0.74–1.04)</w:t>
+            </w:r>
+          </w:p>
+        </w:tc>
+        <w:tc>
+          <w:tcPr>
+            <w:tcBorders>
+              <w:bottom w:val="none" w:sz="0" w:space="0" w:color="000000"/>
+              <w:top w:val="none" w:sz="0" w:space="0" w:color="000000"/>
+              <w:left w:val="none" w:sz="0" w:space="0" w:color="000000"/>
+              <w:right w:val="none" w:sz="0" w:space="0" w:color="000000"/>
+            </w:tcBorders>
+            <w:shd w:val="clear" w:color="auto" w:fill="FFFFFF"/>
+            <w:tcMar>
+              <w:top w:w="0" w:type="dxa"/>
+              <w:bottom w:w="0" w:type="dxa"/>
+              <w:left w:w="0" w:type="dxa"/>
+              <w:right w:w="0" w:type="dxa"/>
+            </w:tcMar>
+            <w:vAlign w:val="center"/>
+          </w:tcPr>
+          <w:p>
+            <w:pPr>
+              <w:pStyle w:val="Normal"/>
+              <w:jc w:val="left"/>
+              <w:pBdr>
+                <w:bottom w:val="none" w:sz="0" w:space="0" w:color="000000"/>
+                <w:top w:val="none" w:sz="0" w:space="0" w:color="000000"/>
+                <w:left w:val="none" w:sz="0" w:space="0" w:color="000000"/>
+                <w:right w:val="none" w:sz="0" w:space="0" w:color="000000"/>
+              </w:pBdr>
+              <w:spacing w:after="100" w:before="100" w:line="240"/>
+              <w:ind w:left="100" w:right="100" w:firstLine="0" w:firstLineChars="0"/>
+              <w:rPr>
+                <w:rFonts w:ascii="Times New Roman" w:hAnsi="Times New Roman" w:eastAsia="Times New Roman" w:cs="Times New Roman"/>
+                <w:i w:val="false"/>
+                <w:b w:val="false"/>
+                <w:u w:val="none"/>
+                <w:strike w:val="false"/>
+                <w:sz w:val="14"/>
+                <w:szCs w:val="14"/>
+                <w:color w:val="000000"/>
+              </w:rPr>
+            </w:pPr>
+            <w:r>
+              <w:rPr>
+                <w:rFonts w:ascii="Times New Roman" w:hAnsi="Times New Roman" w:eastAsia="Times New Roman" w:cs="Times New Roman"/>
+                <w:i w:val="false"/>
+                <w:b w:val="false"/>
+                <w:u w:val="none"/>
+                <w:strike w:val="false"/>
+                <w:sz w:val="14"/>
+                <w:szCs w:val="14"/>
+                <w:color w:val="000000"/>
+              </w:rPr>
+              <w:t xml:space="preserve">0.135</w:t>
             </w:r>
           </w:p>
         </w:tc>
@@ -5028,62 +5028,62 @@
                 <w:szCs w:val="14"/>
                 <w:color w:val="000000"/>
               </w:rPr>
-              <w:t xml:space="preserve">0.309</w:t>
-            </w:r>
-          </w:p>
-        </w:tc>
-        <w:tc>
-          <w:tcPr>
-            <w:tcBorders>
-              <w:bottom w:val="none" w:sz="0" w:space="0" w:color="000000"/>
-              <w:top w:val="none" w:sz="0" w:space="0" w:color="000000"/>
-              <w:left w:val="none" w:sz="0" w:space="0" w:color="000000"/>
-              <w:right w:val="none" w:sz="0" w:space="0" w:color="000000"/>
-            </w:tcBorders>
-            <w:shd w:val="clear" w:color="auto" w:fill="FFFFFF"/>
-            <w:tcMar>
-              <w:top w:w="0" w:type="dxa"/>
-              <w:bottom w:w="0" w:type="dxa"/>
-              <w:left w:w="0" w:type="dxa"/>
-              <w:right w:w="0" w:type="dxa"/>
-            </w:tcMar>
-            <w:vAlign w:val="center"/>
-          </w:tcPr>
-          <w:p>
-            <w:pPr>
-              <w:pStyle w:val="Normal"/>
-              <w:jc w:val="left"/>
-              <w:pBdr>
-                <w:bottom w:val="none" w:sz="0" w:space="0" w:color="000000"/>
-                <w:top w:val="none" w:sz="0" w:space="0" w:color="000000"/>
-                <w:left w:val="none" w:sz="0" w:space="0" w:color="000000"/>
-                <w:right w:val="none" w:sz="0" w:space="0" w:color="000000"/>
-              </w:pBdr>
-              <w:spacing w:after="100" w:before="100" w:line="240"/>
-              <w:ind w:left="100" w:right="100" w:firstLine="0" w:firstLineChars="0"/>
-              <w:rPr>
-                <w:rFonts w:ascii="Times New Roman" w:hAnsi="Times New Roman" w:eastAsia="Times New Roman" w:cs="Times New Roman"/>
-                <w:i w:val="false"/>
-                <w:b w:val="false"/>
-                <w:u w:val="none"/>
-                <w:strike w:val="false"/>
-                <w:sz w:val="14"/>
-                <w:szCs w:val="14"/>
-                <w:color w:val="000000"/>
-              </w:rPr>
-            </w:pPr>
-            <w:r>
-              <w:rPr>
-                <w:rFonts w:ascii="Times New Roman" w:hAnsi="Times New Roman" w:eastAsia="Times New Roman" w:cs="Times New Roman"/>
-                <w:i w:val="false"/>
-                <w:b w:val="false"/>
-                <w:u w:val="none"/>
-                <w:strike w:val="false"/>
-                <w:sz w:val="14"/>
-                <w:szCs w:val="14"/>
-                <w:color w:val="000000"/>
-              </w:rPr>
-              <w:t xml:space="preserve">0.457</w:t>
+              <w:t xml:space="preserve">0.222</w:t>
+            </w:r>
+          </w:p>
+        </w:tc>
+        <w:tc>
+          <w:tcPr>
+            <w:tcBorders>
+              <w:bottom w:val="none" w:sz="0" w:space="0" w:color="000000"/>
+              <w:top w:val="none" w:sz="0" w:space="0" w:color="000000"/>
+              <w:left w:val="none" w:sz="0" w:space="0" w:color="000000"/>
+              <w:right w:val="none" w:sz="0" w:space="0" w:color="000000"/>
+            </w:tcBorders>
+            <w:shd w:val="clear" w:color="auto" w:fill="FFFFFF"/>
+            <w:tcMar>
+              <w:top w:w="0" w:type="dxa"/>
+              <w:bottom w:w="0" w:type="dxa"/>
+              <w:left w:w="0" w:type="dxa"/>
+              <w:right w:w="0" w:type="dxa"/>
+            </w:tcMar>
+            <w:vAlign w:val="center"/>
+          </w:tcPr>
+          <w:p>
+            <w:pPr>
+              <w:pStyle w:val="Normal"/>
+              <w:jc w:val="left"/>
+              <w:pBdr>
+                <w:bottom w:val="none" w:sz="0" w:space="0" w:color="000000"/>
+                <w:top w:val="none" w:sz="0" w:space="0" w:color="000000"/>
+                <w:left w:val="none" w:sz="0" w:space="0" w:color="000000"/>
+                <w:right w:val="none" w:sz="0" w:space="0" w:color="000000"/>
+              </w:pBdr>
+              <w:spacing w:after="100" w:before="100" w:line="240"/>
+              <w:ind w:left="100" w:right="100" w:firstLine="0" w:firstLineChars="0"/>
+              <w:rPr>
+                <w:rFonts w:ascii="Times New Roman" w:hAnsi="Times New Roman" w:eastAsia="Times New Roman" w:cs="Times New Roman"/>
+                <w:i w:val="false"/>
+                <w:b w:val="false"/>
+                <w:u w:val="none"/>
+                <w:strike w:val="false"/>
+                <w:sz w:val="14"/>
+                <w:szCs w:val="14"/>
+                <w:color w:val="000000"/>
+              </w:rPr>
+            </w:pPr>
+            <w:r>
+              <w:rPr>
+                <w:rFonts w:ascii="Times New Roman" w:hAnsi="Times New Roman" w:eastAsia="Times New Roman" w:cs="Times New Roman"/>
+                <w:i w:val="false"/>
+                <w:b w:val="false"/>
+                <w:u w:val="none"/>
+                <w:strike w:val="false"/>
+                <w:sz w:val="14"/>
+                <w:szCs w:val="14"/>
+                <w:color w:val="000000"/>
+              </w:rPr>
+              <w:t xml:space="preserve">0.232</w:t>
             </w:r>
           </w:p>
         </w:tc>
@@ -5693,62 +5693,62 @@
                 <w:szCs w:val="14"/>
                 <w:color w:val="000000"/>
               </w:rPr>
-              <w:t xml:space="preserve">0.98 (0.72–1.34)</w:t>
-            </w:r>
-          </w:p>
-        </w:tc>
-        <w:tc>
-          <w:tcPr>
-            <w:tcBorders>
-              <w:bottom w:val="none" w:sz="0" w:space="0" w:color="000000"/>
-              <w:top w:val="none" w:sz="0" w:space="0" w:color="000000"/>
-              <w:left w:val="none" w:sz="0" w:space="0" w:color="000000"/>
-              <w:right w:val="none" w:sz="0" w:space="0" w:color="000000"/>
-            </w:tcBorders>
-            <w:shd w:val="clear" w:color="auto" w:fill="FFFFFF"/>
-            <w:tcMar>
-              <w:top w:w="0" w:type="dxa"/>
-              <w:bottom w:w="0" w:type="dxa"/>
-              <w:left w:w="0" w:type="dxa"/>
-              <w:right w:w="0" w:type="dxa"/>
-            </w:tcMar>
-            <w:vAlign w:val="center"/>
-          </w:tcPr>
-          <w:p>
-            <w:pPr>
-              <w:pStyle w:val="Normal"/>
-              <w:jc w:val="left"/>
-              <w:pBdr>
-                <w:bottom w:val="none" w:sz="0" w:space="0" w:color="000000"/>
-                <w:top w:val="none" w:sz="0" w:space="0" w:color="000000"/>
-                <w:left w:val="none" w:sz="0" w:space="0" w:color="000000"/>
-                <w:right w:val="none" w:sz="0" w:space="0" w:color="000000"/>
-              </w:pBdr>
-              <w:spacing w:after="100" w:before="100" w:line="240"/>
-              <w:ind w:left="100" w:right="100" w:firstLine="0" w:firstLineChars="0"/>
-              <w:rPr>
-                <w:rFonts w:ascii="Times New Roman" w:hAnsi="Times New Roman" w:eastAsia="Times New Roman" w:cs="Times New Roman"/>
-                <w:i w:val="false"/>
-                <w:b w:val="false"/>
-                <w:u w:val="none"/>
-                <w:strike w:val="false"/>
-                <w:sz w:val="14"/>
-                <w:szCs w:val="14"/>
-                <w:color w:val="000000"/>
-              </w:rPr>
-            </w:pPr>
-            <w:r>
-              <w:rPr>
-                <w:rFonts w:ascii="Times New Roman" w:hAnsi="Times New Roman" w:eastAsia="Times New Roman" w:cs="Times New Roman"/>
-                <w:i w:val="false"/>
-                <w:b w:val="false"/>
-                <w:u w:val="none"/>
-                <w:strike w:val="false"/>
-                <w:sz w:val="14"/>
-                <w:szCs w:val="14"/>
-                <w:color w:val="000000"/>
-              </w:rPr>
-              <w:t xml:space="preserve">0.913</w:t>
+              <w:t xml:space="preserve">0.97 (0.71–1.33)</w:t>
+            </w:r>
+          </w:p>
+        </w:tc>
+        <w:tc>
+          <w:tcPr>
+            <w:tcBorders>
+              <w:bottom w:val="none" w:sz="0" w:space="0" w:color="000000"/>
+              <w:top w:val="none" w:sz="0" w:space="0" w:color="000000"/>
+              <w:left w:val="none" w:sz="0" w:space="0" w:color="000000"/>
+              <w:right w:val="none" w:sz="0" w:space="0" w:color="000000"/>
+            </w:tcBorders>
+            <w:shd w:val="clear" w:color="auto" w:fill="FFFFFF"/>
+            <w:tcMar>
+              <w:top w:w="0" w:type="dxa"/>
+              <w:bottom w:w="0" w:type="dxa"/>
+              <w:left w:w="0" w:type="dxa"/>
+              <w:right w:w="0" w:type="dxa"/>
+            </w:tcMar>
+            <w:vAlign w:val="center"/>
+          </w:tcPr>
+          <w:p>
+            <w:pPr>
+              <w:pStyle w:val="Normal"/>
+              <w:jc w:val="left"/>
+              <w:pBdr>
+                <w:bottom w:val="none" w:sz="0" w:space="0" w:color="000000"/>
+                <w:top w:val="none" w:sz="0" w:space="0" w:color="000000"/>
+                <w:left w:val="none" w:sz="0" w:space="0" w:color="000000"/>
+                <w:right w:val="none" w:sz="0" w:space="0" w:color="000000"/>
+              </w:pBdr>
+              <w:spacing w:after="100" w:before="100" w:line="240"/>
+              <w:ind w:left="100" w:right="100" w:firstLine="0" w:firstLineChars="0"/>
+              <w:rPr>
+                <w:rFonts w:ascii="Times New Roman" w:hAnsi="Times New Roman" w:eastAsia="Times New Roman" w:cs="Times New Roman"/>
+                <w:i w:val="false"/>
+                <w:b w:val="false"/>
+                <w:u w:val="none"/>
+                <w:strike w:val="false"/>
+                <w:sz w:val="14"/>
+                <w:szCs w:val="14"/>
+                <w:color w:val="000000"/>
+              </w:rPr>
+            </w:pPr>
+            <w:r>
+              <w:rPr>
+                <w:rFonts w:ascii="Times New Roman" w:hAnsi="Times New Roman" w:eastAsia="Times New Roman" w:cs="Times New Roman"/>
+                <w:i w:val="false"/>
+                <w:b w:val="false"/>
+                <w:u w:val="none"/>
+                <w:strike w:val="false"/>
+                <w:sz w:val="14"/>
+                <w:szCs w:val="14"/>
+                <w:color w:val="000000"/>
+              </w:rPr>
+              <w:t xml:space="preserve">0.865</w:t>
             </w:r>
           </w:p>
         </w:tc>
@@ -5913,7 +5913,7 @@
                 <w:szCs w:val="14"/>
                 <w:color w:val="000000"/>
               </w:rPr>
-              <w:t xml:space="preserve">0.518</w:t>
+              <w:t xml:space="preserve">0.059</w:t>
             </w:r>
           </w:p>
         </w:tc>
@@ -6023,172 +6023,172 @@
                 <w:szCs w:val="14"/>
                 <w:color w:val="000000"/>
               </w:rPr>
-              <w:t xml:space="preserve">0.914</w:t>
-            </w:r>
-          </w:p>
-        </w:tc>
-        <w:tc>
-          <w:tcPr>
-            <w:tcBorders>
-              <w:bottom w:val="none" w:sz="0" w:space="0" w:color="000000"/>
-              <w:top w:val="none" w:sz="0" w:space="0" w:color="000000"/>
-              <w:left w:val="none" w:sz="0" w:space="0" w:color="000000"/>
-              <w:right w:val="none" w:sz="0" w:space="0" w:color="000000"/>
-            </w:tcBorders>
-            <w:shd w:val="clear" w:color="auto" w:fill="FFFFFF"/>
-            <w:tcMar>
-              <w:top w:w="0" w:type="dxa"/>
-              <w:bottom w:w="0" w:type="dxa"/>
-              <w:left w:w="0" w:type="dxa"/>
-              <w:right w:w="0" w:type="dxa"/>
-            </w:tcMar>
-            <w:vAlign w:val="center"/>
-          </w:tcPr>
-          <w:p>
-            <w:pPr>
-              <w:pStyle w:val="Normal"/>
-              <w:jc w:val="left"/>
-              <w:pBdr>
-                <w:bottom w:val="none" w:sz="0" w:space="0" w:color="000000"/>
-                <w:top w:val="none" w:sz="0" w:space="0" w:color="000000"/>
-                <w:left w:val="none" w:sz="0" w:space="0" w:color="000000"/>
-                <w:right w:val="none" w:sz="0" w:space="0" w:color="000000"/>
-              </w:pBdr>
-              <w:spacing w:after="100" w:before="100" w:line="240"/>
-              <w:ind w:left="100" w:right="100" w:firstLine="0" w:firstLineChars="0"/>
-              <w:rPr>
-                <w:rFonts w:ascii="Times New Roman" w:hAnsi="Times New Roman" w:eastAsia="Times New Roman" w:cs="Times New Roman"/>
-                <w:i w:val="false"/>
-                <w:b w:val="false"/>
-                <w:u w:val="none"/>
-                <w:strike w:val="false"/>
-                <w:sz w:val="14"/>
-                <w:szCs w:val="14"/>
-                <w:color w:val="000000"/>
-              </w:rPr>
-            </w:pPr>
-            <w:r>
-              <w:rPr>
-                <w:rFonts w:ascii="Times New Roman" w:hAnsi="Times New Roman" w:eastAsia="Times New Roman" w:cs="Times New Roman"/>
-                <w:i w:val="false"/>
-                <w:b w:val="false"/>
-                <w:u w:val="none"/>
-                <w:strike w:val="false"/>
-                <w:sz w:val="14"/>
-                <w:szCs w:val="14"/>
-                <w:color w:val="000000"/>
-              </w:rPr>
-              <w:t xml:space="preserve">-0.19 (-3.66, 3.27)</w:t>
-            </w:r>
-          </w:p>
-        </w:tc>
-        <w:tc>
-          <w:tcPr>
-            <w:tcBorders>
-              <w:bottom w:val="none" w:sz="0" w:space="0" w:color="000000"/>
-              <w:top w:val="none" w:sz="0" w:space="0" w:color="000000"/>
-              <w:left w:val="none" w:sz="0" w:space="0" w:color="000000"/>
-              <w:right w:val="none" w:sz="0" w:space="0" w:color="000000"/>
-            </w:tcBorders>
-            <w:shd w:val="clear" w:color="auto" w:fill="FFFFFF"/>
-            <w:tcMar>
-              <w:top w:w="0" w:type="dxa"/>
-              <w:bottom w:w="0" w:type="dxa"/>
-              <w:left w:w="0" w:type="dxa"/>
-              <w:right w:w="0" w:type="dxa"/>
-            </w:tcMar>
-            <w:vAlign w:val="center"/>
-          </w:tcPr>
-          <w:p>
-            <w:pPr>
-              <w:pStyle w:val="Normal"/>
-              <w:jc w:val="left"/>
-              <w:pBdr>
-                <w:bottom w:val="none" w:sz="0" w:space="0" w:color="000000"/>
-                <w:top w:val="none" w:sz="0" w:space="0" w:color="000000"/>
-                <w:left w:val="none" w:sz="0" w:space="0" w:color="000000"/>
-                <w:right w:val="none" w:sz="0" w:space="0" w:color="000000"/>
-              </w:pBdr>
-              <w:spacing w:after="100" w:before="100" w:line="240"/>
-              <w:ind w:left="100" w:right="100" w:firstLine="0" w:firstLineChars="0"/>
-              <w:rPr>
-                <w:rFonts w:ascii="Times New Roman" w:hAnsi="Times New Roman" w:eastAsia="Times New Roman" w:cs="Times New Roman"/>
-                <w:i w:val="false"/>
-                <w:b w:val="false"/>
-                <w:u w:val="none"/>
-                <w:strike w:val="false"/>
-                <w:sz w:val="14"/>
-                <w:szCs w:val="14"/>
-                <w:color w:val="000000"/>
-              </w:rPr>
-            </w:pPr>
-            <w:r>
-              <w:rPr>
-                <w:rFonts w:ascii="Times New Roman" w:hAnsi="Times New Roman" w:eastAsia="Times New Roman" w:cs="Times New Roman"/>
-                <w:i w:val="false"/>
-                <w:b w:val="false"/>
-                <w:u w:val="none"/>
-                <w:strike w:val="false"/>
-                <w:sz w:val="14"/>
-                <w:szCs w:val="14"/>
-                <w:color w:val="000000"/>
-              </w:rPr>
-              <w:t xml:space="preserve">0.913</w:t>
-            </w:r>
-          </w:p>
-        </w:tc>
-        <w:tc>
-          <w:tcPr>
-            <w:tcBorders>
-              <w:bottom w:val="none" w:sz="0" w:space="0" w:color="000000"/>
-              <w:top w:val="none" w:sz="0" w:space="0" w:color="000000"/>
-              <w:left w:val="none" w:sz="0" w:space="0" w:color="000000"/>
-              <w:right w:val="none" w:sz="0" w:space="0" w:color="000000"/>
-            </w:tcBorders>
-            <w:shd w:val="clear" w:color="auto" w:fill="FFFFFF"/>
-            <w:tcMar>
-              <w:top w:w="0" w:type="dxa"/>
-              <w:bottom w:w="0" w:type="dxa"/>
-              <w:left w:w="0" w:type="dxa"/>
-              <w:right w:w="0" w:type="dxa"/>
-            </w:tcMar>
-            <w:vAlign w:val="center"/>
-          </w:tcPr>
-          <w:p>
-            <w:pPr>
-              <w:pStyle w:val="Normal"/>
-              <w:jc w:val="left"/>
-              <w:pBdr>
-                <w:bottom w:val="none" w:sz="0" w:space="0" w:color="000000"/>
-                <w:top w:val="none" w:sz="0" w:space="0" w:color="000000"/>
-                <w:left w:val="none" w:sz="0" w:space="0" w:color="000000"/>
-                <w:right w:val="none" w:sz="0" w:space="0" w:color="000000"/>
-              </w:pBdr>
-              <w:spacing w:after="100" w:before="100" w:line="240"/>
-              <w:ind w:left="100" w:right="100" w:firstLine="0" w:firstLineChars="0"/>
-              <w:rPr>
-                <w:rFonts w:ascii="Times New Roman" w:hAnsi="Times New Roman" w:eastAsia="Times New Roman" w:cs="Times New Roman"/>
-                <w:i w:val="false"/>
-                <w:b w:val="false"/>
-                <w:u w:val="none"/>
-                <w:strike w:val="false"/>
-                <w:sz w:val="14"/>
-                <w:szCs w:val="14"/>
-                <w:color w:val="000000"/>
-              </w:rPr>
-            </w:pPr>
-            <w:r>
-              <w:rPr>
-                <w:rFonts w:ascii="Times New Roman" w:hAnsi="Times New Roman" w:eastAsia="Times New Roman" w:cs="Times New Roman"/>
-                <w:i w:val="false"/>
-                <w:b w:val="false"/>
-                <w:u w:val="none"/>
-                <w:strike w:val="false"/>
-                <w:sz w:val="14"/>
-                <w:szCs w:val="14"/>
-                <w:color w:val="000000"/>
-              </w:rPr>
-              <w:t xml:space="preserve">No</w:t>
+              <w:t xml:space="preserve">0.869</w:t>
+            </w:r>
+          </w:p>
+        </w:tc>
+        <w:tc>
+          <w:tcPr>
+            <w:tcBorders>
+              <w:bottom w:val="none" w:sz="0" w:space="0" w:color="000000"/>
+              <w:top w:val="none" w:sz="0" w:space="0" w:color="000000"/>
+              <w:left w:val="none" w:sz="0" w:space="0" w:color="000000"/>
+              <w:right w:val="none" w:sz="0" w:space="0" w:color="000000"/>
+            </w:tcBorders>
+            <w:shd w:val="clear" w:color="auto" w:fill="FFFFFF"/>
+            <w:tcMar>
+              <w:top w:w="0" w:type="dxa"/>
+              <w:bottom w:w="0" w:type="dxa"/>
+              <w:left w:w="0" w:type="dxa"/>
+              <w:right w:w="0" w:type="dxa"/>
+            </w:tcMar>
+            <w:vAlign w:val="center"/>
+          </w:tcPr>
+          <w:p>
+            <w:pPr>
+              <w:pStyle w:val="Normal"/>
+              <w:jc w:val="left"/>
+              <w:pBdr>
+                <w:bottom w:val="none" w:sz="0" w:space="0" w:color="000000"/>
+                <w:top w:val="none" w:sz="0" w:space="0" w:color="000000"/>
+                <w:left w:val="none" w:sz="0" w:space="0" w:color="000000"/>
+                <w:right w:val="none" w:sz="0" w:space="0" w:color="000000"/>
+              </w:pBdr>
+              <w:spacing w:after="100" w:before="100" w:line="240"/>
+              <w:ind w:left="100" w:right="100" w:firstLine="0" w:firstLineChars="0"/>
+              <w:rPr>
+                <w:rFonts w:ascii="Times New Roman" w:hAnsi="Times New Roman" w:eastAsia="Times New Roman" w:cs="Times New Roman"/>
+                <w:i w:val="false"/>
+                <w:b w:val="false"/>
+                <w:u w:val="none"/>
+                <w:strike w:val="false"/>
+                <w:sz w:val="14"/>
+                <w:szCs w:val="14"/>
+                <w:color w:val="000000"/>
+              </w:rPr>
+            </w:pPr>
+            <w:r>
+              <w:rPr>
+                <w:rFonts w:ascii="Times New Roman" w:hAnsi="Times New Roman" w:eastAsia="Times New Roman" w:cs="Times New Roman"/>
+                <w:i w:val="false"/>
+                <w:b w:val="false"/>
+                <w:u w:val="none"/>
+                <w:strike w:val="false"/>
+                <w:sz w:val="14"/>
+                <w:szCs w:val="14"/>
+                <w:color w:val="000000"/>
+              </w:rPr>
+              <w:t xml:space="preserve">2.12 (-1.33, 5.56)</w:t>
+            </w:r>
+          </w:p>
+        </w:tc>
+        <w:tc>
+          <w:tcPr>
+            <w:tcBorders>
+              <w:bottom w:val="none" w:sz="0" w:space="0" w:color="000000"/>
+              <w:top w:val="none" w:sz="0" w:space="0" w:color="000000"/>
+              <w:left w:val="none" w:sz="0" w:space="0" w:color="000000"/>
+              <w:right w:val="none" w:sz="0" w:space="0" w:color="000000"/>
+            </w:tcBorders>
+            <w:shd w:val="clear" w:color="auto" w:fill="FFFFFF"/>
+            <w:tcMar>
+              <w:top w:w="0" w:type="dxa"/>
+              <w:bottom w:w="0" w:type="dxa"/>
+              <w:left w:w="0" w:type="dxa"/>
+              <w:right w:w="0" w:type="dxa"/>
+            </w:tcMar>
+            <w:vAlign w:val="center"/>
+          </w:tcPr>
+          <w:p>
+            <w:pPr>
+              <w:pStyle w:val="Normal"/>
+              <w:jc w:val="left"/>
+              <w:pBdr>
+                <w:bottom w:val="none" w:sz="0" w:space="0" w:color="000000"/>
+                <w:top w:val="none" w:sz="0" w:space="0" w:color="000000"/>
+                <w:left w:val="none" w:sz="0" w:space="0" w:color="000000"/>
+                <w:right w:val="none" w:sz="0" w:space="0" w:color="000000"/>
+              </w:pBdr>
+              <w:spacing w:after="100" w:before="100" w:line="240"/>
+              <w:ind w:left="100" w:right="100" w:firstLine="0" w:firstLineChars="0"/>
+              <w:rPr>
+                <w:rFonts w:ascii="Times New Roman" w:hAnsi="Times New Roman" w:eastAsia="Times New Roman" w:cs="Times New Roman"/>
+                <w:i w:val="false"/>
+                <w:b w:val="false"/>
+                <w:u w:val="none"/>
+                <w:strike w:val="false"/>
+                <w:sz w:val="14"/>
+                <w:szCs w:val="14"/>
+                <w:color w:val="000000"/>
+              </w:rPr>
+            </w:pPr>
+            <w:r>
+              <w:rPr>
+                <w:rFonts w:ascii="Times New Roman" w:hAnsi="Times New Roman" w:eastAsia="Times New Roman" w:cs="Times New Roman"/>
+                <w:i w:val="false"/>
+                <w:b w:val="false"/>
+                <w:u w:val="none"/>
+                <w:strike w:val="false"/>
+                <w:sz w:val="14"/>
+                <w:szCs w:val="14"/>
+                <w:color w:val="000000"/>
+              </w:rPr>
+              <w:t xml:space="preserve">0.229</w:t>
+            </w:r>
+          </w:p>
+        </w:tc>
+        <w:tc>
+          <w:tcPr>
+            <w:tcBorders>
+              <w:bottom w:val="none" w:sz="0" w:space="0" w:color="000000"/>
+              <w:top w:val="none" w:sz="0" w:space="0" w:color="000000"/>
+              <w:left w:val="none" w:sz="0" w:space="0" w:color="000000"/>
+              <w:right w:val="none" w:sz="0" w:space="0" w:color="000000"/>
+            </w:tcBorders>
+            <w:shd w:val="clear" w:color="auto" w:fill="FFFFFF"/>
+            <w:tcMar>
+              <w:top w:w="0" w:type="dxa"/>
+              <w:bottom w:w="0" w:type="dxa"/>
+              <w:left w:w="0" w:type="dxa"/>
+              <w:right w:w="0" w:type="dxa"/>
+            </w:tcMar>
+            <w:vAlign w:val="center"/>
+          </w:tcPr>
+          <w:p>
+            <w:pPr>
+              <w:pStyle w:val="Normal"/>
+              <w:jc w:val="left"/>
+              <w:pBdr>
+                <w:bottom w:val="none" w:sz="0" w:space="0" w:color="000000"/>
+                <w:top w:val="none" w:sz="0" w:space="0" w:color="000000"/>
+                <w:left w:val="none" w:sz="0" w:space="0" w:color="000000"/>
+                <w:right w:val="none" w:sz="0" w:space="0" w:color="000000"/>
+              </w:pBdr>
+              <w:spacing w:after="100" w:before="100" w:line="240"/>
+              <w:ind w:left="100" w:right="100" w:firstLine="0" w:firstLineChars="0"/>
+              <w:rPr>
+                <w:rFonts w:ascii="Times New Roman" w:hAnsi="Times New Roman" w:eastAsia="Times New Roman" w:cs="Times New Roman"/>
+                <w:i w:val="false"/>
+                <w:b w:val="false"/>
+                <w:u w:val="none"/>
+                <w:strike w:val="false"/>
+                <w:sz w:val="14"/>
+                <w:szCs w:val="14"/>
+                <w:color w:val="000000"/>
+              </w:rPr>
+            </w:pPr>
+            <w:r>
+              <w:rPr>
+                <w:rFonts w:ascii="Times New Roman" w:hAnsi="Times New Roman" w:eastAsia="Times New Roman" w:cs="Times New Roman"/>
+                <w:i w:val="false"/>
+                <w:b w:val="false"/>
+                <w:u w:val="none"/>
+                <w:strike w:val="false"/>
+                <w:sz w:val="14"/>
+                <w:szCs w:val="14"/>
+                <w:color w:val="000000"/>
+              </w:rPr>
+              <w:t xml:space="preserve">Yes</w:t>
             </w:r>
           </w:p>
         </w:tc>
@@ -6578,62 +6578,62 @@
                 <w:szCs w:val="14"/>
                 <w:color w:val="000000"/>
               </w:rPr>
-              <w:t xml:space="preserve">1.08 (0.93–1.27)</w:t>
-            </w:r>
-          </w:p>
-        </w:tc>
-        <w:tc>
-          <w:tcPr>
-            <w:tcBorders>
-              <w:bottom w:val="none" w:sz="0" w:space="0" w:color="000000"/>
-              <w:top w:val="none" w:sz="0" w:space="0" w:color="000000"/>
-              <w:left w:val="none" w:sz="0" w:space="0" w:color="000000"/>
-              <w:right w:val="none" w:sz="0" w:space="0" w:color="000000"/>
-            </w:tcBorders>
-            <w:shd w:val="clear" w:color="auto" w:fill="FFFFFF"/>
-            <w:tcMar>
-              <w:top w:w="0" w:type="dxa"/>
-              <w:bottom w:w="0" w:type="dxa"/>
-              <w:left w:w="0" w:type="dxa"/>
-              <w:right w:w="0" w:type="dxa"/>
-            </w:tcMar>
-            <w:vAlign w:val="center"/>
-          </w:tcPr>
-          <w:p>
-            <w:pPr>
-              <w:pStyle w:val="Normal"/>
-              <w:jc w:val="left"/>
-              <w:pBdr>
-                <w:bottom w:val="none" w:sz="0" w:space="0" w:color="000000"/>
-                <w:top w:val="none" w:sz="0" w:space="0" w:color="000000"/>
-                <w:left w:val="none" w:sz="0" w:space="0" w:color="000000"/>
-                <w:right w:val="none" w:sz="0" w:space="0" w:color="000000"/>
-              </w:pBdr>
-              <w:spacing w:after="100" w:before="100" w:line="240"/>
-              <w:ind w:left="100" w:right="100" w:firstLine="0" w:firstLineChars="0"/>
-              <w:rPr>
-                <w:rFonts w:ascii="Times New Roman" w:hAnsi="Times New Roman" w:eastAsia="Times New Roman" w:cs="Times New Roman"/>
-                <w:i w:val="false"/>
-                <w:b w:val="false"/>
-                <w:u w:val="none"/>
-                <w:strike w:val="false"/>
-                <w:sz w:val="14"/>
-                <w:szCs w:val="14"/>
-                <w:color w:val="000000"/>
-              </w:rPr>
-            </w:pPr>
-            <w:r>
-              <w:rPr>
-                <w:rFonts w:ascii="Times New Roman" w:hAnsi="Times New Roman" w:eastAsia="Times New Roman" w:cs="Times New Roman"/>
-                <w:i w:val="false"/>
-                <w:b w:val="false"/>
-                <w:u w:val="none"/>
-                <w:strike w:val="false"/>
-                <w:sz w:val="14"/>
-                <w:szCs w:val="14"/>
-                <w:color w:val="000000"/>
-              </w:rPr>
-              <w:t xml:space="preserve">0.315</w:t>
+              <w:t xml:space="preserve">0.88 (0.74–1.05)</w:t>
+            </w:r>
+          </w:p>
+        </w:tc>
+        <w:tc>
+          <w:tcPr>
+            <w:tcBorders>
+              <w:bottom w:val="none" w:sz="0" w:space="0" w:color="000000"/>
+              <w:top w:val="none" w:sz="0" w:space="0" w:color="000000"/>
+              <w:left w:val="none" w:sz="0" w:space="0" w:color="000000"/>
+              <w:right w:val="none" w:sz="0" w:space="0" w:color="000000"/>
+            </w:tcBorders>
+            <w:shd w:val="clear" w:color="auto" w:fill="FFFFFF"/>
+            <w:tcMar>
+              <w:top w:w="0" w:type="dxa"/>
+              <w:bottom w:w="0" w:type="dxa"/>
+              <w:left w:w="0" w:type="dxa"/>
+              <w:right w:w="0" w:type="dxa"/>
+            </w:tcMar>
+            <w:vAlign w:val="center"/>
+          </w:tcPr>
+          <w:p>
+            <w:pPr>
+              <w:pStyle w:val="Normal"/>
+              <w:jc w:val="left"/>
+              <w:pBdr>
+                <w:bottom w:val="none" w:sz="0" w:space="0" w:color="000000"/>
+                <w:top w:val="none" w:sz="0" w:space="0" w:color="000000"/>
+                <w:left w:val="none" w:sz="0" w:space="0" w:color="000000"/>
+                <w:right w:val="none" w:sz="0" w:space="0" w:color="000000"/>
+              </w:pBdr>
+              <w:spacing w:after="100" w:before="100" w:line="240"/>
+              <w:ind w:left="100" w:right="100" w:firstLine="0" w:firstLineChars="0"/>
+              <w:rPr>
+                <w:rFonts w:ascii="Times New Roman" w:hAnsi="Times New Roman" w:eastAsia="Times New Roman" w:cs="Times New Roman"/>
+                <w:i w:val="false"/>
+                <w:b w:val="false"/>
+                <w:u w:val="none"/>
+                <w:strike w:val="false"/>
+                <w:sz w:val="14"/>
+                <w:szCs w:val="14"/>
+                <w:color w:val="000000"/>
+              </w:rPr>
+            </w:pPr>
+            <w:r>
+              <w:rPr>
+                <w:rFonts w:ascii="Times New Roman" w:hAnsi="Times New Roman" w:eastAsia="Times New Roman" w:cs="Times New Roman"/>
+                <w:i w:val="false"/>
+                <w:b w:val="false"/>
+                <w:u w:val="none"/>
+                <w:strike w:val="false"/>
+                <w:sz w:val="14"/>
+                <w:szCs w:val="14"/>
+                <w:color w:val="000000"/>
+              </w:rPr>
+              <w:t xml:space="preserve">0.160</w:t>
             </w:r>
           </w:p>
         </w:tc>
@@ -6798,7 +6798,7 @@
                 <w:szCs w:val="14"/>
                 <w:color w:val="000000"/>
               </w:rPr>
-              <w:t xml:space="preserve">0.416</w:t>
+              <w:t xml:space="preserve">0.181</w:t>
             </w:r>
           </w:p>
         </w:tc>
@@ -7463,62 +7463,62 @@
                 <w:szCs w:val="14"/>
                 <w:color w:val="000000"/>
               </w:rPr>
-              <w:t xml:space="preserve">1.06 (0.91–1.25)</w:t>
-            </w:r>
-          </w:p>
-        </w:tc>
-        <w:tc>
-          <w:tcPr>
-            <w:tcBorders>
-              <w:bottom w:val="none" w:sz="0" w:space="0" w:color="000000"/>
-              <w:top w:val="none" w:sz="0" w:space="0" w:color="000000"/>
-              <w:left w:val="none" w:sz="0" w:space="0" w:color="000000"/>
-              <w:right w:val="none" w:sz="0" w:space="0" w:color="000000"/>
-            </w:tcBorders>
-            <w:shd w:val="clear" w:color="auto" w:fill="FFFFFF"/>
-            <w:tcMar>
-              <w:top w:w="0" w:type="dxa"/>
-              <w:bottom w:w="0" w:type="dxa"/>
-              <w:left w:w="0" w:type="dxa"/>
-              <w:right w:w="0" w:type="dxa"/>
-            </w:tcMar>
-            <w:vAlign w:val="center"/>
-          </w:tcPr>
-          <w:p>
-            <w:pPr>
-              <w:pStyle w:val="Normal"/>
-              <w:jc w:val="left"/>
-              <w:pBdr>
-                <w:bottom w:val="none" w:sz="0" w:space="0" w:color="000000"/>
-                <w:top w:val="none" w:sz="0" w:space="0" w:color="000000"/>
-                <w:left w:val="none" w:sz="0" w:space="0" w:color="000000"/>
-                <w:right w:val="none" w:sz="0" w:space="0" w:color="000000"/>
-              </w:pBdr>
-              <w:spacing w:after="100" w:before="100" w:line="240"/>
-              <w:ind w:left="100" w:right="100" w:firstLine="0" w:firstLineChars="0"/>
-              <w:rPr>
-                <w:rFonts w:ascii="Times New Roman" w:hAnsi="Times New Roman" w:eastAsia="Times New Roman" w:cs="Times New Roman"/>
-                <w:i w:val="false"/>
-                <w:b w:val="false"/>
-                <w:u w:val="none"/>
-                <w:strike w:val="false"/>
-                <w:sz w:val="14"/>
-                <w:szCs w:val="14"/>
-                <w:color w:val="000000"/>
-              </w:rPr>
-            </w:pPr>
-            <w:r>
-              <w:rPr>
-                <w:rFonts w:ascii="Times New Roman" w:hAnsi="Times New Roman" w:eastAsia="Times New Roman" w:cs="Times New Roman"/>
-                <w:i w:val="false"/>
-                <w:b w:val="false"/>
-                <w:u w:val="none"/>
-                <w:strike w:val="false"/>
-                <w:sz w:val="14"/>
-                <w:szCs w:val="14"/>
-                <w:color w:val="000000"/>
-              </w:rPr>
-              <w:t xml:space="preserve">0.448</w:t>
+              <w:t xml:space="preserve">0.90 (0.75–1.07)</w:t>
+            </w:r>
+          </w:p>
+        </w:tc>
+        <w:tc>
+          <w:tcPr>
+            <w:tcBorders>
+              <w:bottom w:val="none" w:sz="0" w:space="0" w:color="000000"/>
+              <w:top w:val="none" w:sz="0" w:space="0" w:color="000000"/>
+              <w:left w:val="none" w:sz="0" w:space="0" w:color="000000"/>
+              <w:right w:val="none" w:sz="0" w:space="0" w:color="000000"/>
+            </w:tcBorders>
+            <w:shd w:val="clear" w:color="auto" w:fill="FFFFFF"/>
+            <w:tcMar>
+              <w:top w:w="0" w:type="dxa"/>
+              <w:bottom w:w="0" w:type="dxa"/>
+              <w:left w:w="0" w:type="dxa"/>
+              <w:right w:w="0" w:type="dxa"/>
+            </w:tcMar>
+            <w:vAlign w:val="center"/>
+          </w:tcPr>
+          <w:p>
+            <w:pPr>
+              <w:pStyle w:val="Normal"/>
+              <w:jc w:val="left"/>
+              <w:pBdr>
+                <w:bottom w:val="none" w:sz="0" w:space="0" w:color="000000"/>
+                <w:top w:val="none" w:sz="0" w:space="0" w:color="000000"/>
+                <w:left w:val="none" w:sz="0" w:space="0" w:color="000000"/>
+                <w:right w:val="none" w:sz="0" w:space="0" w:color="000000"/>
+              </w:pBdr>
+              <w:spacing w:after="100" w:before="100" w:line="240"/>
+              <w:ind w:left="100" w:right="100" w:firstLine="0" w:firstLineChars="0"/>
+              <w:rPr>
+                <w:rFonts w:ascii="Times New Roman" w:hAnsi="Times New Roman" w:eastAsia="Times New Roman" w:cs="Times New Roman"/>
+                <w:i w:val="false"/>
+                <w:b w:val="false"/>
+                <w:u w:val="none"/>
+                <w:strike w:val="false"/>
+                <w:sz w:val="14"/>
+                <w:szCs w:val="14"/>
+                <w:color w:val="000000"/>
+              </w:rPr>
+            </w:pPr>
+            <w:r>
+              <w:rPr>
+                <w:rFonts w:ascii="Times New Roman" w:hAnsi="Times New Roman" w:eastAsia="Times New Roman" w:cs="Times New Roman"/>
+                <w:i w:val="false"/>
+                <w:b w:val="false"/>
+                <w:u w:val="none"/>
+                <w:strike w:val="false"/>
+                <w:sz w:val="14"/>
+                <w:szCs w:val="14"/>
+                <w:color w:val="000000"/>
+              </w:rPr>
+              <w:t xml:space="preserve">0.239</w:t>
             </w:r>
           </w:p>
         </w:tc>
@@ -7683,7 +7683,7 @@
                 <w:szCs w:val="14"/>
                 <w:color w:val="000000"/>
               </w:rPr>
-              <w:t xml:space="preserve">0.401</w:t>
+              <w:t xml:space="preserve">0.217</w:t>
             </w:r>
           </w:p>
         </w:tc>
@@ -8348,62 +8348,62 @@
                 <w:szCs w:val="14"/>
                 <w:color w:val="000000"/>
               </w:rPr>
-              <w:t xml:space="preserve">1.36 (1.01–1.83)</w:t>
-            </w:r>
-          </w:p>
-        </w:tc>
-        <w:tc>
-          <w:tcPr>
-            <w:tcBorders>
-              <w:bottom w:val="none" w:sz="0" w:space="0" w:color="000000"/>
-              <w:top w:val="none" w:sz="0" w:space="0" w:color="000000"/>
-              <w:left w:val="none" w:sz="0" w:space="0" w:color="000000"/>
-              <w:right w:val="none" w:sz="0" w:space="0" w:color="000000"/>
-            </w:tcBorders>
-            <w:shd w:val="clear" w:color="auto" w:fill="FFFFFF"/>
-            <w:tcMar>
-              <w:top w:w="0" w:type="dxa"/>
-              <w:bottom w:w="0" w:type="dxa"/>
-              <w:left w:w="0" w:type="dxa"/>
-              <w:right w:w="0" w:type="dxa"/>
-            </w:tcMar>
-            <w:vAlign w:val="center"/>
-          </w:tcPr>
-          <w:p>
-            <w:pPr>
-              <w:pStyle w:val="Normal"/>
-              <w:jc w:val="left"/>
-              <w:pBdr>
-                <w:bottom w:val="none" w:sz="0" w:space="0" w:color="000000"/>
-                <w:top w:val="none" w:sz="0" w:space="0" w:color="000000"/>
-                <w:left w:val="none" w:sz="0" w:space="0" w:color="000000"/>
-                <w:right w:val="none" w:sz="0" w:space="0" w:color="000000"/>
-              </w:pBdr>
-              <w:spacing w:after="100" w:before="100" w:line="240"/>
-              <w:ind w:left="100" w:right="100" w:firstLine="0" w:firstLineChars="0"/>
-              <w:rPr>
-                <w:rFonts w:ascii="Times New Roman" w:hAnsi="Times New Roman" w:eastAsia="Times New Roman" w:cs="Times New Roman"/>
-                <w:i w:val="false"/>
-                <w:b w:val="false"/>
-                <w:u w:val="none"/>
-                <w:strike w:val="false"/>
-                <w:sz w:val="14"/>
-                <w:szCs w:val="14"/>
-                <w:color w:val="000000"/>
-              </w:rPr>
-            </w:pPr>
-            <w:r>
-              <w:rPr>
-                <w:rFonts w:ascii="Times New Roman" w:hAnsi="Times New Roman" w:eastAsia="Times New Roman" w:cs="Times New Roman"/>
-                <w:i w:val="false"/>
-                <w:b w:val="false"/>
-                <w:u w:val="none"/>
-                <w:strike w:val="false"/>
-                <w:sz w:val="14"/>
-                <w:szCs w:val="14"/>
-                <w:color w:val="000000"/>
-              </w:rPr>
-              <w:t xml:space="preserve">0.044</w:t>
+              <w:t xml:space="preserve">0.66 (0.49–0.89)</w:t>
+            </w:r>
+          </w:p>
+        </w:tc>
+        <w:tc>
+          <w:tcPr>
+            <w:tcBorders>
+              <w:bottom w:val="none" w:sz="0" w:space="0" w:color="000000"/>
+              <w:top w:val="none" w:sz="0" w:space="0" w:color="000000"/>
+              <w:left w:val="none" w:sz="0" w:space="0" w:color="000000"/>
+              <w:right w:val="none" w:sz="0" w:space="0" w:color="000000"/>
+            </w:tcBorders>
+            <w:shd w:val="clear" w:color="auto" w:fill="FFFFFF"/>
+            <w:tcMar>
+              <w:top w:w="0" w:type="dxa"/>
+              <w:bottom w:w="0" w:type="dxa"/>
+              <w:left w:w="0" w:type="dxa"/>
+              <w:right w:w="0" w:type="dxa"/>
+            </w:tcMar>
+            <w:vAlign w:val="center"/>
+          </w:tcPr>
+          <w:p>
+            <w:pPr>
+              <w:pStyle w:val="Normal"/>
+              <w:jc w:val="left"/>
+              <w:pBdr>
+                <w:bottom w:val="none" w:sz="0" w:space="0" w:color="000000"/>
+                <w:top w:val="none" w:sz="0" w:space="0" w:color="000000"/>
+                <w:left w:val="none" w:sz="0" w:space="0" w:color="000000"/>
+                <w:right w:val="none" w:sz="0" w:space="0" w:color="000000"/>
+              </w:pBdr>
+              <w:spacing w:after="100" w:before="100" w:line="240"/>
+              <w:ind w:left="100" w:right="100" w:firstLine="0" w:firstLineChars="0"/>
+              <w:rPr>
+                <w:rFonts w:ascii="Times New Roman" w:hAnsi="Times New Roman" w:eastAsia="Times New Roman" w:cs="Times New Roman"/>
+                <w:i w:val="false"/>
+                <w:b w:val="false"/>
+                <w:u w:val="none"/>
+                <w:strike w:val="false"/>
+                <w:sz w:val="14"/>
+                <w:szCs w:val="14"/>
+                <w:color w:val="000000"/>
+              </w:rPr>
+            </w:pPr>
+            <w:r>
+              <w:rPr>
+                <w:rFonts w:ascii="Times New Roman" w:hAnsi="Times New Roman" w:eastAsia="Times New Roman" w:cs="Times New Roman"/>
+                <w:i w:val="false"/>
+                <w:b w:val="false"/>
+                <w:u w:val="none"/>
+                <w:strike w:val="false"/>
+                <w:sz w:val="14"/>
+                <w:szCs w:val="14"/>
+                <w:color w:val="000000"/>
+              </w:rPr>
+              <w:t xml:space="preserve">0.006</w:t>
             </w:r>
           </w:p>
         </w:tc>
@@ -8568,7 +8568,7 @@
                 <w:szCs w:val="14"/>
                 <w:color w:val="000000"/>
               </w:rPr>
-              <w:t xml:space="preserve">0.041</w:t>
+              <w:t xml:space="preserve">0.139</w:t>
             </w:r>
           </w:p>
         </w:tc>
@@ -8678,117 +8678,117 @@
                 <w:szCs w:val="14"/>
                 <w:color w:val="000000"/>
               </w:rPr>
-              <w:t xml:space="preserve">0.045</w:t>
-            </w:r>
-          </w:p>
-        </w:tc>
-        <w:tc>
-          <w:tcPr>
-            <w:tcBorders>
-              <w:bottom w:val="none" w:sz="0" w:space="0" w:color="000000"/>
-              <w:top w:val="none" w:sz="0" w:space="0" w:color="000000"/>
-              <w:left w:val="none" w:sz="0" w:space="0" w:color="000000"/>
-              <w:right w:val="none" w:sz="0" w:space="0" w:color="000000"/>
-            </w:tcBorders>
-            <w:shd w:val="clear" w:color="auto" w:fill="FFFFFF"/>
-            <w:tcMar>
-              <w:top w:w="0" w:type="dxa"/>
-              <w:bottom w:w="0" w:type="dxa"/>
-              <w:left w:w="0" w:type="dxa"/>
-              <w:right w:w="0" w:type="dxa"/>
-            </w:tcMar>
-            <w:vAlign w:val="center"/>
-          </w:tcPr>
-          <w:p>
-            <w:pPr>
-              <w:pStyle w:val="Normal"/>
-              <w:jc w:val="left"/>
-              <w:pBdr>
-                <w:bottom w:val="none" w:sz="0" w:space="0" w:color="000000"/>
-                <w:top w:val="none" w:sz="0" w:space="0" w:color="000000"/>
-                <w:left w:val="none" w:sz="0" w:space="0" w:color="000000"/>
-                <w:right w:val="none" w:sz="0" w:space="0" w:color="000000"/>
-              </w:pBdr>
-              <w:spacing w:after="100" w:before="100" w:line="240"/>
-              <w:ind w:left="100" w:right="100" w:firstLine="0" w:firstLineChars="0"/>
-              <w:rPr>
-                <w:rFonts w:ascii="Times New Roman" w:hAnsi="Times New Roman" w:eastAsia="Times New Roman" w:cs="Times New Roman"/>
-                <w:i w:val="false"/>
-                <w:b w:val="false"/>
-                <w:u w:val="none"/>
-                <w:strike w:val="false"/>
-                <w:sz w:val="14"/>
-                <w:szCs w:val="14"/>
-                <w:color w:val="000000"/>
-              </w:rPr>
-            </w:pPr>
-            <w:r>
-              <w:rPr>
-                <w:rFonts w:ascii="Times New Roman" w:hAnsi="Times New Roman" w:eastAsia="Times New Roman" w:cs="Times New Roman"/>
-                <w:i w:val="false"/>
-                <w:b w:val="false"/>
-                <w:u w:val="none"/>
-                <w:strike w:val="false"/>
-                <w:sz w:val="14"/>
-                <w:szCs w:val="14"/>
-                <w:color w:val="000000"/>
-              </w:rPr>
-              <w:t xml:space="preserve">-4.65 (-8.50, -0.81)</w:t>
-            </w:r>
-          </w:p>
-        </w:tc>
-        <w:tc>
-          <w:tcPr>
-            <w:tcBorders>
-              <w:bottom w:val="none" w:sz="0" w:space="0" w:color="000000"/>
-              <w:top w:val="none" w:sz="0" w:space="0" w:color="000000"/>
-              <w:left w:val="none" w:sz="0" w:space="0" w:color="000000"/>
-              <w:right w:val="none" w:sz="0" w:space="0" w:color="000000"/>
-            </w:tcBorders>
-            <w:shd w:val="clear" w:color="auto" w:fill="FFFFFF"/>
-            <w:tcMar>
-              <w:top w:w="0" w:type="dxa"/>
-              <w:bottom w:w="0" w:type="dxa"/>
-              <w:left w:w="0" w:type="dxa"/>
-              <w:right w:w="0" w:type="dxa"/>
-            </w:tcMar>
-            <w:vAlign w:val="center"/>
-          </w:tcPr>
-          <w:p>
-            <w:pPr>
-              <w:pStyle w:val="Normal"/>
-              <w:jc w:val="left"/>
-              <w:pBdr>
-                <w:bottom w:val="none" w:sz="0" w:space="0" w:color="000000"/>
-                <w:top w:val="none" w:sz="0" w:space="0" w:color="000000"/>
-                <w:left w:val="none" w:sz="0" w:space="0" w:color="000000"/>
-                <w:right w:val="none" w:sz="0" w:space="0" w:color="000000"/>
-              </w:pBdr>
-              <w:spacing w:after="100" w:before="100" w:line="240"/>
-              <w:ind w:left="100" w:right="100" w:firstLine="0" w:firstLineChars="0"/>
-              <w:rPr>
-                <w:rFonts w:ascii="Times New Roman" w:hAnsi="Times New Roman" w:eastAsia="Times New Roman" w:cs="Times New Roman"/>
-                <w:i w:val="false"/>
-                <w:b w:val="false"/>
-                <w:u w:val="none"/>
-                <w:strike w:val="false"/>
-                <w:sz w:val="14"/>
-                <w:szCs w:val="14"/>
-                <w:color w:val="000000"/>
-              </w:rPr>
-            </w:pPr>
-            <w:r>
-              <w:rPr>
-                <w:rFonts w:ascii="Times New Roman" w:hAnsi="Times New Roman" w:eastAsia="Times New Roman" w:cs="Times New Roman"/>
-                <w:i w:val="false"/>
-                <w:b w:val="false"/>
-                <w:u w:val="none"/>
-                <w:strike w:val="false"/>
-                <w:sz w:val="14"/>
-                <w:szCs w:val="14"/>
-                <w:color w:val="000000"/>
-              </w:rPr>
-              <w:t xml:space="preserve">0.018</w:t>
+              <w:t xml:space="preserve">0.005</w:t>
+            </w:r>
+          </w:p>
+        </w:tc>
+        <w:tc>
+          <w:tcPr>
+            <w:tcBorders>
+              <w:bottom w:val="none" w:sz="0" w:space="0" w:color="000000"/>
+              <w:top w:val="none" w:sz="0" w:space="0" w:color="000000"/>
+              <w:left w:val="none" w:sz="0" w:space="0" w:color="000000"/>
+              <w:right w:val="none" w:sz="0" w:space="0" w:color="000000"/>
+            </w:tcBorders>
+            <w:shd w:val="clear" w:color="auto" w:fill="FFFFFF"/>
+            <w:tcMar>
+              <w:top w:w="0" w:type="dxa"/>
+              <w:bottom w:w="0" w:type="dxa"/>
+              <w:left w:w="0" w:type="dxa"/>
+              <w:right w:w="0" w:type="dxa"/>
+            </w:tcMar>
+            <w:vAlign w:val="center"/>
+          </w:tcPr>
+          <w:p>
+            <w:pPr>
+              <w:pStyle w:val="Normal"/>
+              <w:jc w:val="left"/>
+              <w:pBdr>
+                <w:bottom w:val="none" w:sz="0" w:space="0" w:color="000000"/>
+                <w:top w:val="none" w:sz="0" w:space="0" w:color="000000"/>
+                <w:left w:val="none" w:sz="0" w:space="0" w:color="000000"/>
+                <w:right w:val="none" w:sz="0" w:space="0" w:color="000000"/>
+              </w:pBdr>
+              <w:spacing w:after="100" w:before="100" w:line="240"/>
+              <w:ind w:left="100" w:right="100" w:firstLine="0" w:firstLineChars="0"/>
+              <w:rPr>
+                <w:rFonts w:ascii="Times New Roman" w:hAnsi="Times New Roman" w:eastAsia="Times New Roman" w:cs="Times New Roman"/>
+                <w:i w:val="false"/>
+                <w:b w:val="false"/>
+                <w:u w:val="none"/>
+                <w:strike w:val="false"/>
+                <w:sz w:val="14"/>
+                <w:szCs w:val="14"/>
+                <w:color w:val="000000"/>
+              </w:rPr>
+            </w:pPr>
+            <w:r>
+              <w:rPr>
+                <w:rFonts w:ascii="Times New Roman" w:hAnsi="Times New Roman" w:eastAsia="Times New Roman" w:cs="Times New Roman"/>
+                <w:i w:val="false"/>
+                <w:b w:val="false"/>
+                <w:u w:val="none"/>
+                <w:strike w:val="false"/>
+                <w:sz w:val="14"/>
+                <w:szCs w:val="14"/>
+                <w:color w:val="000000"/>
+              </w:rPr>
+              <w:t xml:space="preserve">5.16 (1.32, 9.01)</w:t>
+            </w:r>
+          </w:p>
+        </w:tc>
+        <w:tc>
+          <w:tcPr>
+            <w:tcBorders>
+              <w:bottom w:val="none" w:sz="0" w:space="0" w:color="000000"/>
+              <w:top w:val="none" w:sz="0" w:space="0" w:color="000000"/>
+              <w:left w:val="none" w:sz="0" w:space="0" w:color="000000"/>
+              <w:right w:val="none" w:sz="0" w:space="0" w:color="000000"/>
+            </w:tcBorders>
+            <w:shd w:val="clear" w:color="auto" w:fill="FFFFFF"/>
+            <w:tcMar>
+              <w:top w:w="0" w:type="dxa"/>
+              <w:bottom w:w="0" w:type="dxa"/>
+              <w:left w:w="0" w:type="dxa"/>
+              <w:right w:w="0" w:type="dxa"/>
+            </w:tcMar>
+            <w:vAlign w:val="center"/>
+          </w:tcPr>
+          <w:p>
+            <w:pPr>
+              <w:pStyle w:val="Normal"/>
+              <w:jc w:val="left"/>
+              <w:pBdr>
+                <w:bottom w:val="none" w:sz="0" w:space="0" w:color="000000"/>
+                <w:top w:val="none" w:sz="0" w:space="0" w:color="000000"/>
+                <w:left w:val="none" w:sz="0" w:space="0" w:color="000000"/>
+                <w:right w:val="none" w:sz="0" w:space="0" w:color="000000"/>
+              </w:pBdr>
+              <w:spacing w:after="100" w:before="100" w:line="240"/>
+              <w:ind w:left="100" w:right="100" w:firstLine="0" w:firstLineChars="0"/>
+              <w:rPr>
+                <w:rFonts w:ascii="Times New Roman" w:hAnsi="Times New Roman" w:eastAsia="Times New Roman" w:cs="Times New Roman"/>
+                <w:i w:val="false"/>
+                <w:b w:val="false"/>
+                <w:u w:val="none"/>
+                <w:strike w:val="false"/>
+                <w:sz w:val="14"/>
+                <w:szCs w:val="14"/>
+                <w:color w:val="000000"/>
+              </w:rPr>
+            </w:pPr>
+            <w:r>
+              <w:rPr>
+                <w:rFonts w:ascii="Times New Roman" w:hAnsi="Times New Roman" w:eastAsia="Times New Roman" w:cs="Times New Roman"/>
+                <w:i w:val="false"/>
+                <w:b w:val="false"/>
+                <w:u w:val="none"/>
+                <w:strike w:val="false"/>
+                <w:sz w:val="14"/>
+                <w:szCs w:val="14"/>
+                <w:color w:val="000000"/>
+              </w:rPr>
+              <w:t xml:space="preserve">0.008</w:t>
             </w:r>
           </w:p>
         </w:tc>
@@ -9233,62 +9233,62 @@
                 <w:szCs w:val="14"/>
                 <w:color w:val="000000"/>
               </w:rPr>
-              <w:t xml:space="preserve">1.19 (1.03–1.38)</w:t>
-            </w:r>
-          </w:p>
-        </w:tc>
-        <w:tc>
-          <w:tcPr>
-            <w:tcBorders>
-              <w:bottom w:val="none" w:sz="0" w:space="0" w:color="000000"/>
-              <w:top w:val="none" w:sz="0" w:space="0" w:color="000000"/>
-              <w:left w:val="none" w:sz="0" w:space="0" w:color="000000"/>
-              <w:right w:val="none" w:sz="0" w:space="0" w:color="000000"/>
-            </w:tcBorders>
-            <w:shd w:val="clear" w:color="auto" w:fill="FFFFFF"/>
-            <w:tcMar>
-              <w:top w:w="0" w:type="dxa"/>
-              <w:bottom w:w="0" w:type="dxa"/>
-              <w:left w:w="0" w:type="dxa"/>
-              <w:right w:w="0" w:type="dxa"/>
-            </w:tcMar>
-            <w:vAlign w:val="center"/>
-          </w:tcPr>
-          <w:p>
-            <w:pPr>
-              <w:pStyle w:val="Normal"/>
-              <w:jc w:val="left"/>
-              <w:pBdr>
-                <w:bottom w:val="none" w:sz="0" w:space="0" w:color="000000"/>
-                <w:top w:val="none" w:sz="0" w:space="0" w:color="000000"/>
-                <w:left w:val="none" w:sz="0" w:space="0" w:color="000000"/>
-                <w:right w:val="none" w:sz="0" w:space="0" w:color="000000"/>
-              </w:pBdr>
-              <w:spacing w:after="100" w:before="100" w:line="240"/>
-              <w:ind w:left="100" w:right="100" w:firstLine="0" w:firstLineChars="0"/>
-              <w:rPr>
-                <w:rFonts w:ascii="Times New Roman" w:hAnsi="Times New Roman" w:eastAsia="Times New Roman" w:cs="Times New Roman"/>
-                <w:i w:val="false"/>
-                <w:b w:val="false"/>
-                <w:u w:val="none"/>
-                <w:strike w:val="false"/>
-                <w:sz w:val="14"/>
-                <w:szCs w:val="14"/>
-                <w:color w:val="000000"/>
-              </w:rPr>
-            </w:pPr>
-            <w:r>
-              <w:rPr>
-                <w:rFonts w:ascii="Times New Roman" w:hAnsi="Times New Roman" w:eastAsia="Times New Roman" w:cs="Times New Roman"/>
-                <w:i w:val="false"/>
-                <w:b w:val="false"/>
-                <w:u w:val="none"/>
-                <w:strike w:val="false"/>
-                <w:sz w:val="14"/>
-                <w:szCs w:val="14"/>
-                <w:color w:val="000000"/>
-              </w:rPr>
-              <w:t xml:space="preserve">0.020</w:t>
+              <w:t xml:space="preserve">0.76 (0.65–0.88)</w:t>
+            </w:r>
+          </w:p>
+        </w:tc>
+        <w:tc>
+          <w:tcPr>
+            <w:tcBorders>
+              <w:bottom w:val="none" w:sz="0" w:space="0" w:color="000000"/>
+              <w:top w:val="none" w:sz="0" w:space="0" w:color="000000"/>
+              <w:left w:val="none" w:sz="0" w:space="0" w:color="000000"/>
+              <w:right w:val="none" w:sz="0" w:space="0" w:color="000000"/>
+            </w:tcBorders>
+            <w:shd w:val="clear" w:color="auto" w:fill="FFFFFF"/>
+            <w:tcMar>
+              <w:top w:w="0" w:type="dxa"/>
+              <w:bottom w:w="0" w:type="dxa"/>
+              <w:left w:w="0" w:type="dxa"/>
+              <w:right w:w="0" w:type="dxa"/>
+            </w:tcMar>
+            <w:vAlign w:val="center"/>
+          </w:tcPr>
+          <w:p>
+            <w:pPr>
+              <w:pStyle w:val="Normal"/>
+              <w:jc w:val="left"/>
+              <w:pBdr>
+                <w:bottom w:val="none" w:sz="0" w:space="0" w:color="000000"/>
+                <w:top w:val="none" w:sz="0" w:space="0" w:color="000000"/>
+                <w:left w:val="none" w:sz="0" w:space="0" w:color="000000"/>
+                <w:right w:val="none" w:sz="0" w:space="0" w:color="000000"/>
+              </w:pBdr>
+              <w:spacing w:after="100" w:before="100" w:line="240"/>
+              <w:ind w:left="100" w:right="100" w:firstLine="0" w:firstLineChars="0"/>
+              <w:rPr>
+                <w:rFonts w:ascii="Times New Roman" w:hAnsi="Times New Roman" w:eastAsia="Times New Roman" w:cs="Times New Roman"/>
+                <w:i w:val="false"/>
+                <w:b w:val="false"/>
+                <w:u w:val="none"/>
+                <w:strike w:val="false"/>
+                <w:sz w:val="14"/>
+                <w:szCs w:val="14"/>
+                <w:color w:val="000000"/>
+              </w:rPr>
+            </w:pPr>
+            <w:r>
+              <w:rPr>
+                <w:rFonts w:ascii="Times New Roman" w:hAnsi="Times New Roman" w:eastAsia="Times New Roman" w:cs="Times New Roman"/>
+                <w:i w:val="false"/>
+                <w:b w:val="false"/>
+                <w:u w:val="none"/>
+                <w:strike w:val="false"/>
+                <w:sz w:val="14"/>
+                <w:szCs w:val="14"/>
+                <w:color w:val="000000"/>
+              </w:rPr>
+              <w:t xml:space="preserve">&lt;0.001</w:t>
             </w:r>
           </w:p>
         </w:tc>
@@ -9453,7 +9453,7 @@
                 <w:szCs w:val="14"/>
                 <w:color w:val="000000"/>
               </w:rPr>
-              <w:t xml:space="preserve">0.184</w:t>
+              <w:t xml:space="preserve">0.095</w:t>
             </w:r>
           </w:p>
         </w:tc>
@@ -10118,62 +10118,62 @@
                 <w:szCs w:val="14"/>
                 <w:color w:val="000000"/>
               </w:rPr>
-              <w:t xml:space="preserve">1.12 (0.97–1.30)</w:t>
-            </w:r>
-          </w:p>
-        </w:tc>
-        <w:tc>
-          <w:tcPr>
-            <w:tcBorders>
-              <w:bottom w:val="none" w:sz="0" w:space="0" w:color="000000"/>
-              <w:top w:val="none" w:sz="0" w:space="0" w:color="000000"/>
-              <w:left w:val="none" w:sz="0" w:space="0" w:color="000000"/>
-              <w:right w:val="none" w:sz="0" w:space="0" w:color="000000"/>
-            </w:tcBorders>
-            <w:shd w:val="clear" w:color="auto" w:fill="FFFFFF"/>
-            <w:tcMar>
-              <w:top w:w="0" w:type="dxa"/>
-              <w:bottom w:w="0" w:type="dxa"/>
-              <w:left w:w="0" w:type="dxa"/>
-              <w:right w:w="0" w:type="dxa"/>
-            </w:tcMar>
-            <w:vAlign w:val="center"/>
-          </w:tcPr>
-          <w:p>
-            <w:pPr>
-              <w:pStyle w:val="Normal"/>
-              <w:jc w:val="left"/>
-              <w:pBdr>
-                <w:bottom w:val="none" w:sz="0" w:space="0" w:color="000000"/>
-                <w:top w:val="none" w:sz="0" w:space="0" w:color="000000"/>
-                <w:left w:val="none" w:sz="0" w:space="0" w:color="000000"/>
-                <w:right w:val="none" w:sz="0" w:space="0" w:color="000000"/>
-              </w:pBdr>
-              <w:spacing w:after="100" w:before="100" w:line="240"/>
-              <w:ind w:left="100" w:right="100" w:firstLine="0" w:firstLineChars="0"/>
-              <w:rPr>
-                <w:rFonts w:ascii="Times New Roman" w:hAnsi="Times New Roman" w:eastAsia="Times New Roman" w:cs="Times New Roman"/>
-                <w:i w:val="false"/>
-                <w:b w:val="false"/>
-                <w:u w:val="none"/>
-                <w:strike w:val="false"/>
-                <w:sz w:val="14"/>
-                <w:szCs w:val="14"/>
-                <w:color w:val="000000"/>
-              </w:rPr>
-            </w:pPr>
-            <w:r>
-              <w:rPr>
-                <w:rFonts w:ascii="Times New Roman" w:hAnsi="Times New Roman" w:eastAsia="Times New Roman" w:cs="Times New Roman"/>
-                <w:i w:val="false"/>
-                <w:b w:val="false"/>
-                <w:u w:val="none"/>
-                <w:strike w:val="false"/>
-                <w:sz w:val="14"/>
-                <w:szCs w:val="14"/>
-                <w:color w:val="000000"/>
-              </w:rPr>
-              <w:t xml:space="preserve">0.129</w:t>
+              <w:t xml:space="preserve">0.80 (0.68–0.94)</w:t>
+            </w:r>
+          </w:p>
+        </w:tc>
+        <w:tc>
+          <w:tcPr>
+            <w:tcBorders>
+              <w:bottom w:val="none" w:sz="0" w:space="0" w:color="000000"/>
+              <w:top w:val="none" w:sz="0" w:space="0" w:color="000000"/>
+              <w:left w:val="none" w:sz="0" w:space="0" w:color="000000"/>
+              <w:right w:val="none" w:sz="0" w:space="0" w:color="000000"/>
+            </w:tcBorders>
+            <w:shd w:val="clear" w:color="auto" w:fill="FFFFFF"/>
+            <w:tcMar>
+              <w:top w:w="0" w:type="dxa"/>
+              <w:bottom w:w="0" w:type="dxa"/>
+              <w:left w:w="0" w:type="dxa"/>
+              <w:right w:w="0" w:type="dxa"/>
+            </w:tcMar>
+            <w:vAlign w:val="center"/>
+          </w:tcPr>
+          <w:p>
+            <w:pPr>
+              <w:pStyle w:val="Normal"/>
+              <w:jc w:val="left"/>
+              <w:pBdr>
+                <w:bottom w:val="none" w:sz="0" w:space="0" w:color="000000"/>
+                <w:top w:val="none" w:sz="0" w:space="0" w:color="000000"/>
+                <w:left w:val="none" w:sz="0" w:space="0" w:color="000000"/>
+                <w:right w:val="none" w:sz="0" w:space="0" w:color="000000"/>
+              </w:pBdr>
+              <w:spacing w:after="100" w:before="100" w:line="240"/>
+              <w:ind w:left="100" w:right="100" w:firstLine="0" w:firstLineChars="0"/>
+              <w:rPr>
+                <w:rFonts w:ascii="Times New Roman" w:hAnsi="Times New Roman" w:eastAsia="Times New Roman" w:cs="Times New Roman"/>
+                <w:i w:val="false"/>
+                <w:b w:val="false"/>
+                <w:u w:val="none"/>
+                <w:strike w:val="false"/>
+                <w:sz w:val="14"/>
+                <w:szCs w:val="14"/>
+                <w:color w:val="000000"/>
+              </w:rPr>
+            </w:pPr>
+            <w:r>
+              <w:rPr>
+                <w:rFonts w:ascii="Times New Roman" w:hAnsi="Times New Roman" w:eastAsia="Times New Roman" w:cs="Times New Roman"/>
+                <w:i w:val="false"/>
+                <w:b w:val="false"/>
+                <w:u w:val="none"/>
+                <w:strike w:val="false"/>
+                <w:sz w:val="14"/>
+                <w:szCs w:val="14"/>
+                <w:color w:val="000000"/>
+              </w:rPr>
+              <w:t xml:space="preserve">0.006</w:t>
             </w:r>
           </w:p>
         </w:tc>
@@ -10338,7 +10338,7 @@
                 <w:szCs w:val="14"/>
                 <w:color w:val="000000"/>
               </w:rPr>
-              <w:t xml:space="preserve">0.200</w:t>
+              <w:t xml:space="preserve">0.054</w:t>
             </w:r>
           </w:p>
         </w:tc>
@@ -11003,62 +11003,62 @@
                 <w:szCs w:val="14"/>
                 <w:color w:val="000000"/>
               </w:rPr>
-              <w:t xml:space="preserve">1.14 (0.98–1.33)</w:t>
-            </w:r>
-          </w:p>
-        </w:tc>
-        <w:tc>
-          <w:tcPr>
-            <w:tcBorders>
-              <w:bottom w:val="none" w:sz="0" w:space="0" w:color="000000"/>
-              <w:top w:val="none" w:sz="0" w:space="0" w:color="000000"/>
-              <w:left w:val="none" w:sz="0" w:space="0" w:color="000000"/>
-              <w:right w:val="none" w:sz="0" w:space="0" w:color="000000"/>
-            </w:tcBorders>
-            <w:shd w:val="clear" w:color="auto" w:fill="FFFFFF"/>
-            <w:tcMar>
-              <w:top w:w="0" w:type="dxa"/>
-              <w:bottom w:w="0" w:type="dxa"/>
-              <w:left w:w="0" w:type="dxa"/>
-              <w:right w:w="0" w:type="dxa"/>
-            </w:tcMar>
-            <w:vAlign w:val="center"/>
-          </w:tcPr>
-          <w:p>
-            <w:pPr>
-              <w:pStyle w:val="Normal"/>
-              <w:jc w:val="left"/>
-              <w:pBdr>
-                <w:bottom w:val="none" w:sz="0" w:space="0" w:color="000000"/>
-                <w:top w:val="none" w:sz="0" w:space="0" w:color="000000"/>
-                <w:left w:val="none" w:sz="0" w:space="0" w:color="000000"/>
-                <w:right w:val="none" w:sz="0" w:space="0" w:color="000000"/>
-              </w:pBdr>
-              <w:spacing w:after="100" w:before="100" w:line="240"/>
-              <w:ind w:left="100" w:right="100" w:firstLine="0" w:firstLineChars="0"/>
-              <w:rPr>
-                <w:rFonts w:ascii="Times New Roman" w:hAnsi="Times New Roman" w:eastAsia="Times New Roman" w:cs="Times New Roman"/>
-                <w:i w:val="false"/>
-                <w:b w:val="false"/>
-                <w:u w:val="none"/>
-                <w:strike w:val="false"/>
-                <w:sz w:val="14"/>
-                <w:szCs w:val="14"/>
-                <w:color w:val="000000"/>
-              </w:rPr>
-            </w:pPr>
-            <w:r>
-              <w:rPr>
-                <w:rFonts w:ascii="Times New Roman" w:hAnsi="Times New Roman" w:eastAsia="Times New Roman" w:cs="Times New Roman"/>
-                <w:i w:val="false"/>
-                <w:b w:val="false"/>
-                <w:u w:val="none"/>
-                <w:strike w:val="false"/>
-                <w:sz w:val="14"/>
-                <w:szCs w:val="14"/>
-                <w:color w:val="000000"/>
-              </w:rPr>
-              <w:t xml:space="preserve">0.080</w:t>
+              <w:t xml:space="preserve">0.81 (0.69–0.96)</w:t>
+            </w:r>
+          </w:p>
+        </w:tc>
+        <w:tc>
+          <w:tcPr>
+            <w:tcBorders>
+              <w:bottom w:val="none" w:sz="0" w:space="0" w:color="000000"/>
+              <w:top w:val="none" w:sz="0" w:space="0" w:color="000000"/>
+              <w:left w:val="none" w:sz="0" w:space="0" w:color="000000"/>
+              <w:right w:val="none" w:sz="0" w:space="0" w:color="000000"/>
+            </w:tcBorders>
+            <w:shd w:val="clear" w:color="auto" w:fill="FFFFFF"/>
+            <w:tcMar>
+              <w:top w:w="0" w:type="dxa"/>
+              <w:bottom w:w="0" w:type="dxa"/>
+              <w:left w:w="0" w:type="dxa"/>
+              <w:right w:w="0" w:type="dxa"/>
+            </w:tcMar>
+            <w:vAlign w:val="center"/>
+          </w:tcPr>
+          <w:p>
+            <w:pPr>
+              <w:pStyle w:val="Normal"/>
+              <w:jc w:val="left"/>
+              <w:pBdr>
+                <w:bottom w:val="none" w:sz="0" w:space="0" w:color="000000"/>
+                <w:top w:val="none" w:sz="0" w:space="0" w:color="000000"/>
+                <w:left w:val="none" w:sz="0" w:space="0" w:color="000000"/>
+                <w:right w:val="none" w:sz="0" w:space="0" w:color="000000"/>
+              </w:pBdr>
+              <w:spacing w:after="100" w:before="100" w:line="240"/>
+              <w:ind w:left="100" w:right="100" w:firstLine="0" w:firstLineChars="0"/>
+              <w:rPr>
+                <w:rFonts w:ascii="Times New Roman" w:hAnsi="Times New Roman" w:eastAsia="Times New Roman" w:cs="Times New Roman"/>
+                <w:i w:val="false"/>
+                <w:b w:val="false"/>
+                <w:u w:val="none"/>
+                <w:strike w:val="false"/>
+                <w:sz w:val="14"/>
+                <w:szCs w:val="14"/>
+                <w:color w:val="000000"/>
+              </w:rPr>
+            </w:pPr>
+            <w:r>
+              <w:rPr>
+                <w:rFonts w:ascii="Times New Roman" w:hAnsi="Times New Roman" w:eastAsia="Times New Roman" w:cs="Times New Roman"/>
+                <w:i w:val="false"/>
+                <w:b w:val="false"/>
+                <w:u w:val="none"/>
+                <w:strike w:val="false"/>
+                <w:sz w:val="14"/>
+                <w:szCs w:val="14"/>
+                <w:color w:val="000000"/>
+              </w:rPr>
+              <w:t xml:space="preserve">0.014</w:t>
             </w:r>
           </w:p>
         </w:tc>
@@ -11223,7 +11223,7 @@
                 <w:szCs w:val="14"/>
                 <w:color w:val="000000"/>
               </w:rPr>
-              <w:t xml:space="preserve">0.268</w:t>
+              <w:t xml:space="preserve">0.048</w:t>
             </w:r>
           </w:p>
         </w:tc>
@@ -11888,62 +11888,62 @@
                 <w:szCs w:val="14"/>
                 <w:color w:val="000000"/>
               </w:rPr>
-              <w:t xml:space="preserve">1.11 (0.95–1.29)</w:t>
-            </w:r>
-          </w:p>
-        </w:tc>
-        <w:tc>
-          <w:tcPr>
-            <w:tcBorders>
-              <w:bottom w:val="none" w:sz="0" w:space="0" w:color="000000"/>
-              <w:top w:val="none" w:sz="0" w:space="0" w:color="000000"/>
-              <w:left w:val="none" w:sz="0" w:space="0" w:color="000000"/>
-              <w:right w:val="none" w:sz="0" w:space="0" w:color="000000"/>
-            </w:tcBorders>
-            <w:shd w:val="clear" w:color="auto" w:fill="FFFFFF"/>
-            <w:tcMar>
-              <w:top w:w="0" w:type="dxa"/>
-              <w:bottom w:w="0" w:type="dxa"/>
-              <w:left w:w="0" w:type="dxa"/>
-              <w:right w:w="0" w:type="dxa"/>
-            </w:tcMar>
-            <w:vAlign w:val="center"/>
-          </w:tcPr>
-          <w:p>
-            <w:pPr>
-              <w:pStyle w:val="Normal"/>
-              <w:jc w:val="left"/>
-              <w:pBdr>
-                <w:bottom w:val="none" w:sz="0" w:space="0" w:color="000000"/>
-                <w:top w:val="none" w:sz="0" w:space="0" w:color="000000"/>
-                <w:left w:val="none" w:sz="0" w:space="0" w:color="000000"/>
-                <w:right w:val="none" w:sz="0" w:space="0" w:color="000000"/>
-              </w:pBdr>
-              <w:spacing w:after="100" w:before="100" w:line="240"/>
-              <w:ind w:left="100" w:right="100" w:firstLine="0" w:firstLineChars="0"/>
-              <w:rPr>
-                <w:rFonts w:ascii="Times New Roman" w:hAnsi="Times New Roman" w:eastAsia="Times New Roman" w:cs="Times New Roman"/>
-                <w:i w:val="false"/>
-                <w:b w:val="false"/>
-                <w:u w:val="none"/>
-                <w:strike w:val="false"/>
-                <w:sz w:val="14"/>
-                <w:szCs w:val="14"/>
-                <w:color w:val="000000"/>
-              </w:rPr>
-            </w:pPr>
-            <w:r>
-              <w:rPr>
-                <w:rFonts w:ascii="Times New Roman" w:hAnsi="Times New Roman" w:eastAsia="Times New Roman" w:cs="Times New Roman"/>
-                <w:i w:val="false"/>
-                <w:b w:val="false"/>
-                <w:u w:val="none"/>
-                <w:strike w:val="false"/>
-                <w:sz w:val="14"/>
-                <w:szCs w:val="14"/>
-                <w:color w:val="000000"/>
-              </w:rPr>
-              <w:t xml:space="preserve">0.175</w:t>
+              <w:t xml:space="preserve">0.85 (0.71–1.00)</w:t>
+            </w:r>
+          </w:p>
+        </w:tc>
+        <w:tc>
+          <w:tcPr>
+            <w:tcBorders>
+              <w:bottom w:val="none" w:sz="0" w:space="0" w:color="000000"/>
+              <w:top w:val="none" w:sz="0" w:space="0" w:color="000000"/>
+              <w:left w:val="none" w:sz="0" w:space="0" w:color="000000"/>
+              <w:right w:val="none" w:sz="0" w:space="0" w:color="000000"/>
+            </w:tcBorders>
+            <w:shd w:val="clear" w:color="auto" w:fill="FFFFFF"/>
+            <w:tcMar>
+              <w:top w:w="0" w:type="dxa"/>
+              <w:bottom w:w="0" w:type="dxa"/>
+              <w:left w:w="0" w:type="dxa"/>
+              <w:right w:w="0" w:type="dxa"/>
+            </w:tcMar>
+            <w:vAlign w:val="center"/>
+          </w:tcPr>
+          <w:p>
+            <w:pPr>
+              <w:pStyle w:val="Normal"/>
+              <w:jc w:val="left"/>
+              <w:pBdr>
+                <w:bottom w:val="none" w:sz="0" w:space="0" w:color="000000"/>
+                <w:top w:val="none" w:sz="0" w:space="0" w:color="000000"/>
+                <w:left w:val="none" w:sz="0" w:space="0" w:color="000000"/>
+                <w:right w:val="none" w:sz="0" w:space="0" w:color="000000"/>
+              </w:pBdr>
+              <w:spacing w:after="100" w:before="100" w:line="240"/>
+              <w:ind w:left="100" w:right="100" w:firstLine="0" w:firstLineChars="0"/>
+              <w:rPr>
+                <w:rFonts w:ascii="Times New Roman" w:hAnsi="Times New Roman" w:eastAsia="Times New Roman" w:cs="Times New Roman"/>
+                <w:i w:val="false"/>
+                <w:b w:val="false"/>
+                <w:u w:val="none"/>
+                <w:strike w:val="false"/>
+                <w:sz w:val="14"/>
+                <w:szCs w:val="14"/>
+                <w:color w:val="000000"/>
+              </w:rPr>
+            </w:pPr>
+            <w:r>
+              <w:rPr>
+                <w:rFonts w:ascii="Times New Roman" w:hAnsi="Times New Roman" w:eastAsia="Times New Roman" w:cs="Times New Roman"/>
+                <w:i w:val="false"/>
+                <w:b w:val="false"/>
+                <w:u w:val="none"/>
+                <w:strike w:val="false"/>
+                <w:sz w:val="14"/>
+                <w:szCs w:val="14"/>
+                <w:color w:val="000000"/>
+              </w:rPr>
+              <w:t xml:space="preserve">0.056</w:t>
             </w:r>
           </w:p>
         </w:tc>
@@ -12108,62 +12108,62 @@
                 <w:szCs w:val="14"/>
                 <w:color w:val="000000"/>
               </w:rPr>
-              <w:t xml:space="preserve">0.258</w:t>
-            </w:r>
-          </w:p>
-        </w:tc>
-        <w:tc>
-          <w:tcPr>
-            <w:tcBorders>
-              <w:bottom w:val="none" w:sz="0" w:space="0" w:color="000000"/>
-              <w:top w:val="none" w:sz="0" w:space="0" w:color="000000"/>
-              <w:left w:val="none" w:sz="0" w:space="0" w:color="000000"/>
-              <w:right w:val="none" w:sz="0" w:space="0" w:color="000000"/>
-            </w:tcBorders>
-            <w:shd w:val="clear" w:color="auto" w:fill="FFFFFF"/>
-            <w:tcMar>
-              <w:top w:w="0" w:type="dxa"/>
-              <w:bottom w:w="0" w:type="dxa"/>
-              <w:left w:w="0" w:type="dxa"/>
-              <w:right w:w="0" w:type="dxa"/>
-            </w:tcMar>
-            <w:vAlign w:val="center"/>
-          </w:tcPr>
-          <w:p>
-            <w:pPr>
-              <w:pStyle w:val="Normal"/>
-              <w:jc w:val="left"/>
-              <w:pBdr>
-                <w:bottom w:val="none" w:sz="0" w:space="0" w:color="000000"/>
-                <w:top w:val="none" w:sz="0" w:space="0" w:color="000000"/>
-                <w:left w:val="none" w:sz="0" w:space="0" w:color="000000"/>
-                <w:right w:val="none" w:sz="0" w:space="0" w:color="000000"/>
-              </w:pBdr>
-              <w:spacing w:after="100" w:before="100" w:line="240"/>
-              <w:ind w:left="100" w:right="100" w:firstLine="0" w:firstLineChars="0"/>
-              <w:rPr>
-                <w:rFonts w:ascii="Times New Roman" w:hAnsi="Times New Roman" w:eastAsia="Times New Roman" w:cs="Times New Roman"/>
-                <w:i w:val="false"/>
-                <w:b w:val="false"/>
-                <w:u w:val="none"/>
-                <w:strike w:val="false"/>
-                <w:sz w:val="14"/>
-                <w:szCs w:val="14"/>
-                <w:color w:val="000000"/>
-              </w:rPr>
-            </w:pPr>
-            <w:r>
-              <w:rPr>
-                <w:rFonts w:ascii="Times New Roman" w:hAnsi="Times New Roman" w:eastAsia="Times New Roman" w:cs="Times New Roman"/>
-                <w:i w:val="false"/>
-                <w:b w:val="false"/>
-                <w:u w:val="none"/>
-                <w:strike w:val="false"/>
-                <w:sz w:val="14"/>
-                <w:szCs w:val="14"/>
-                <w:color w:val="000000"/>
-              </w:rPr>
-              <w:t xml:space="preserve">0.722</w:t>
+              <w:t xml:space="preserve">0.054</w:t>
+            </w:r>
+          </w:p>
+        </w:tc>
+        <w:tc>
+          <w:tcPr>
+            <w:tcBorders>
+              <w:bottom w:val="none" w:sz="0" w:space="0" w:color="000000"/>
+              <w:top w:val="none" w:sz="0" w:space="0" w:color="000000"/>
+              <w:left w:val="none" w:sz="0" w:space="0" w:color="000000"/>
+              <w:right w:val="none" w:sz="0" w:space="0" w:color="000000"/>
+            </w:tcBorders>
+            <w:shd w:val="clear" w:color="auto" w:fill="FFFFFF"/>
+            <w:tcMar>
+              <w:top w:w="0" w:type="dxa"/>
+              <w:bottom w:w="0" w:type="dxa"/>
+              <w:left w:w="0" w:type="dxa"/>
+              <w:right w:w="0" w:type="dxa"/>
+            </w:tcMar>
+            <w:vAlign w:val="center"/>
+          </w:tcPr>
+          <w:p>
+            <w:pPr>
+              <w:pStyle w:val="Normal"/>
+              <w:jc w:val="left"/>
+              <w:pBdr>
+                <w:bottom w:val="none" w:sz="0" w:space="0" w:color="000000"/>
+                <w:top w:val="none" w:sz="0" w:space="0" w:color="000000"/>
+                <w:left w:val="none" w:sz="0" w:space="0" w:color="000000"/>
+                <w:right w:val="none" w:sz="0" w:space="0" w:color="000000"/>
+              </w:pBdr>
+              <w:spacing w:after="100" w:before="100" w:line="240"/>
+              <w:ind w:left="100" w:right="100" w:firstLine="0" w:firstLineChars="0"/>
+              <w:rPr>
+                <w:rFonts w:ascii="Times New Roman" w:hAnsi="Times New Roman" w:eastAsia="Times New Roman" w:cs="Times New Roman"/>
+                <w:i w:val="false"/>
+                <w:b w:val="false"/>
+                <w:u w:val="none"/>
+                <w:strike w:val="false"/>
+                <w:sz w:val="14"/>
+                <w:szCs w:val="14"/>
+                <w:color w:val="000000"/>
+              </w:rPr>
+            </w:pPr>
+            <w:r>
+              <w:rPr>
+                <w:rFonts w:ascii="Times New Roman" w:hAnsi="Times New Roman" w:eastAsia="Times New Roman" w:cs="Times New Roman"/>
+                <w:i w:val="false"/>
+                <w:b w:val="false"/>
+                <w:u w:val="none"/>
+                <w:strike w:val="false"/>
+                <w:sz w:val="14"/>
+                <w:szCs w:val="14"/>
+                <w:color w:val="000000"/>
+              </w:rPr>
+              <w:t xml:space="preserve">0.021</w:t>
             </w:r>
           </w:p>
         </w:tc>
@@ -12553,62 +12553,62 @@
                 <w:szCs w:val="14"/>
                 <w:color w:val="000000"/>
               </w:rPr>
-              <w:t xml:space="preserve">pMMR</w:t>
-            </w:r>
-          </w:p>
-        </w:tc>
-        <w:tc>
-          <w:tcPr>
-            <w:tcBorders>
-              <w:bottom w:val="none" w:sz="0" w:space="0" w:color="000000"/>
-              <w:top w:val="none" w:sz="0" w:space="0" w:color="000000"/>
-              <w:left w:val="none" w:sz="0" w:space="0" w:color="000000"/>
-              <w:right w:val="none" w:sz="0" w:space="0" w:color="000000"/>
-            </w:tcBorders>
-            <w:shd w:val="clear" w:color="auto" w:fill="FFFFFF"/>
-            <w:tcMar>
-              <w:top w:w="0" w:type="dxa"/>
-              <w:bottom w:w="0" w:type="dxa"/>
-              <w:left w:w="0" w:type="dxa"/>
-              <w:right w:w="0" w:type="dxa"/>
-            </w:tcMar>
-            <w:vAlign w:val="center"/>
-          </w:tcPr>
-          <w:p>
-            <w:pPr>
-              <w:pStyle w:val="Normal"/>
-              <w:jc w:val="left"/>
-              <w:pBdr>
-                <w:bottom w:val="none" w:sz="0" w:space="0" w:color="000000"/>
-                <w:top w:val="none" w:sz="0" w:space="0" w:color="000000"/>
-                <w:left w:val="none" w:sz="0" w:space="0" w:color="000000"/>
-                <w:right w:val="none" w:sz="0" w:space="0" w:color="000000"/>
-              </w:pBdr>
-              <w:spacing w:after="100" w:before="100" w:line="240"/>
-              <w:ind w:left="100" w:right="100" w:firstLine="0" w:firstLineChars="0"/>
-              <w:rPr>
-                <w:rFonts w:ascii="Times New Roman" w:hAnsi="Times New Roman" w:eastAsia="Times New Roman" w:cs="Times New Roman"/>
-                <w:i w:val="false"/>
-                <w:b w:val="false"/>
-                <w:u w:val="none"/>
-                <w:strike w:val="false"/>
-                <w:sz w:val="14"/>
-                <w:szCs w:val="14"/>
-                <w:color w:val="000000"/>
-              </w:rPr>
-            </w:pPr>
-            <w:r>
-              <w:rPr>
-                <w:rFonts w:ascii="Times New Roman" w:hAnsi="Times New Roman" w:eastAsia="Times New Roman" w:cs="Times New Roman"/>
-                <w:i w:val="false"/>
-                <w:b w:val="false"/>
-                <w:u w:val="none"/>
-                <w:strike w:val="false"/>
-                <w:sz w:val="14"/>
-                <w:szCs w:val="14"/>
-                <w:color w:val="000000"/>
-              </w:rPr>
-              <w:t xml:space="preserve">Univariable</w:t>
+              <w:t xml:space="preserve">All</w:t>
+            </w:r>
+          </w:p>
+        </w:tc>
+        <w:tc>
+          <w:tcPr>
+            <w:tcBorders>
+              <w:bottom w:val="none" w:sz="0" w:space="0" w:color="000000"/>
+              <w:top w:val="none" w:sz="0" w:space="0" w:color="000000"/>
+              <w:left w:val="none" w:sz="0" w:space="0" w:color="000000"/>
+              <w:right w:val="none" w:sz="0" w:space="0" w:color="000000"/>
+            </w:tcBorders>
+            <w:shd w:val="clear" w:color="auto" w:fill="FFFFFF"/>
+            <w:tcMar>
+              <w:top w:w="0" w:type="dxa"/>
+              <w:bottom w:w="0" w:type="dxa"/>
+              <w:left w:w="0" w:type="dxa"/>
+              <w:right w:w="0" w:type="dxa"/>
+            </w:tcMar>
+            <w:vAlign w:val="center"/>
+          </w:tcPr>
+          <w:p>
+            <w:pPr>
+              <w:pStyle w:val="Normal"/>
+              <w:jc w:val="left"/>
+              <w:pBdr>
+                <w:bottom w:val="none" w:sz="0" w:space="0" w:color="000000"/>
+                <w:top w:val="none" w:sz="0" w:space="0" w:color="000000"/>
+                <w:left w:val="none" w:sz="0" w:space="0" w:color="000000"/>
+                <w:right w:val="none" w:sz="0" w:space="0" w:color="000000"/>
+              </w:pBdr>
+              <w:spacing w:after="100" w:before="100" w:line="240"/>
+              <w:ind w:left="100" w:right="100" w:firstLine="0" w:firstLineChars="0"/>
+              <w:rPr>
+                <w:rFonts w:ascii="Times New Roman" w:hAnsi="Times New Roman" w:eastAsia="Times New Roman" w:cs="Times New Roman"/>
+                <w:i w:val="false"/>
+                <w:b w:val="false"/>
+                <w:u w:val="none"/>
+                <w:strike w:val="false"/>
+                <w:sz w:val="14"/>
+                <w:szCs w:val="14"/>
+                <w:color w:val="000000"/>
+              </w:rPr>
+            </w:pPr>
+            <w:r>
+              <w:rPr>
+                <w:rFonts w:ascii="Times New Roman" w:hAnsi="Times New Roman" w:eastAsia="Times New Roman" w:cs="Times New Roman"/>
+                <w:i w:val="false"/>
+                <w:b w:val="false"/>
+                <w:u w:val="none"/>
+                <w:strike w:val="false"/>
+                <w:sz w:val="14"/>
+                <w:szCs w:val="14"/>
+                <w:color w:val="000000"/>
+              </w:rPr>
+              <w:t xml:space="preserve">Multivariable, 0–24 months</w:t>
             </w:r>
           </w:p>
         </w:tc>
@@ -12663,7 +12663,7 @@
                 <w:szCs w:val="14"/>
                 <w:color w:val="000000"/>
               </w:rPr>
-              <w:t xml:space="preserve">439</w:t>
+              <w:t xml:space="preserve">553</w:t>
             </w:r>
           </w:p>
         </w:tc>
@@ -12718,172 +12718,172 @@
                 <w:szCs w:val="14"/>
                 <w:color w:val="000000"/>
               </w:rPr>
-              <w:t xml:space="preserve">157</w:t>
-            </w:r>
-          </w:p>
-        </w:tc>
-        <w:tc>
-          <w:tcPr>
-            <w:tcBorders>
-              <w:bottom w:val="none" w:sz="0" w:space="0" w:color="000000"/>
-              <w:top w:val="none" w:sz="0" w:space="0" w:color="000000"/>
-              <w:left w:val="none" w:sz="0" w:space="0" w:color="000000"/>
-              <w:right w:val="none" w:sz="0" w:space="0" w:color="000000"/>
-            </w:tcBorders>
-            <w:shd w:val="clear" w:color="auto" w:fill="FFFFFF"/>
-            <w:tcMar>
-              <w:top w:w="0" w:type="dxa"/>
-              <w:bottom w:w="0" w:type="dxa"/>
-              <w:left w:w="0" w:type="dxa"/>
-              <w:right w:w="0" w:type="dxa"/>
-            </w:tcMar>
-            <w:vAlign w:val="center"/>
-          </w:tcPr>
-          <w:p>
-            <w:pPr>
-              <w:pStyle w:val="Normal"/>
-              <w:jc w:val="left"/>
-              <w:pBdr>
-                <w:bottom w:val="none" w:sz="0" w:space="0" w:color="000000"/>
-                <w:top w:val="none" w:sz="0" w:space="0" w:color="000000"/>
-                <w:left w:val="none" w:sz="0" w:space="0" w:color="000000"/>
-                <w:right w:val="none" w:sz="0" w:space="0" w:color="000000"/>
-              </w:pBdr>
-              <w:spacing w:after="100" w:before="100" w:line="240"/>
-              <w:ind w:left="100" w:right="100" w:firstLine="0" w:firstLineChars="0"/>
-              <w:rPr>
-                <w:rFonts w:ascii="Times New Roman" w:hAnsi="Times New Roman" w:eastAsia="Times New Roman" w:cs="Times New Roman"/>
-                <w:i w:val="false"/>
-                <w:b w:val="false"/>
-                <w:u w:val="none"/>
-                <w:strike w:val="false"/>
-                <w:sz w:val="14"/>
-                <w:szCs w:val="14"/>
-                <w:color w:val="000000"/>
-              </w:rPr>
-            </w:pPr>
-            <w:r>
-              <w:rPr>
-                <w:rFonts w:ascii="Times New Roman" w:hAnsi="Times New Roman" w:eastAsia="Times New Roman" w:cs="Times New Roman"/>
-                <w:i w:val="false"/>
-                <w:b w:val="false"/>
-                <w:u w:val="none"/>
-                <w:strike w:val="false"/>
-                <w:sz w:val="14"/>
-                <w:szCs w:val="14"/>
-                <w:color w:val="000000"/>
-              </w:rPr>
-              <w:t xml:space="preserve">1.30 (0.95–1.79)</w:t>
-            </w:r>
-          </w:p>
-        </w:tc>
-        <w:tc>
-          <w:tcPr>
-            <w:tcBorders>
-              <w:bottom w:val="none" w:sz="0" w:space="0" w:color="000000"/>
-              <w:top w:val="none" w:sz="0" w:space="0" w:color="000000"/>
-              <w:left w:val="none" w:sz="0" w:space="0" w:color="000000"/>
-              <w:right w:val="none" w:sz="0" w:space="0" w:color="000000"/>
-            </w:tcBorders>
-            <w:shd w:val="clear" w:color="auto" w:fill="FFFFFF"/>
-            <w:tcMar>
-              <w:top w:w="0" w:type="dxa"/>
-              <w:bottom w:w="0" w:type="dxa"/>
-              <w:left w:w="0" w:type="dxa"/>
-              <w:right w:w="0" w:type="dxa"/>
-            </w:tcMar>
-            <w:vAlign w:val="center"/>
-          </w:tcPr>
-          <w:p>
-            <w:pPr>
-              <w:pStyle w:val="Normal"/>
-              <w:jc w:val="left"/>
-              <w:pBdr>
-                <w:bottom w:val="none" w:sz="0" w:space="0" w:color="000000"/>
-                <w:top w:val="none" w:sz="0" w:space="0" w:color="000000"/>
-                <w:left w:val="none" w:sz="0" w:space="0" w:color="000000"/>
-                <w:right w:val="none" w:sz="0" w:space="0" w:color="000000"/>
-              </w:pBdr>
-              <w:spacing w:after="100" w:before="100" w:line="240"/>
-              <w:ind w:left="100" w:right="100" w:firstLine="0" w:firstLineChars="0"/>
-              <w:rPr>
-                <w:rFonts w:ascii="Times New Roman" w:hAnsi="Times New Roman" w:eastAsia="Times New Roman" w:cs="Times New Roman"/>
-                <w:i w:val="false"/>
-                <w:b w:val="false"/>
-                <w:u w:val="none"/>
-                <w:strike w:val="false"/>
-                <w:sz w:val="14"/>
-                <w:szCs w:val="14"/>
-                <w:color w:val="000000"/>
-              </w:rPr>
-            </w:pPr>
-            <w:r>
-              <w:rPr>
-                <w:rFonts w:ascii="Times New Roman" w:hAnsi="Times New Roman" w:eastAsia="Times New Roman" w:cs="Times New Roman"/>
-                <w:i w:val="false"/>
-                <w:b w:val="false"/>
-                <w:u w:val="none"/>
-                <w:strike w:val="false"/>
-                <w:sz w:val="14"/>
-                <w:szCs w:val="14"/>
-                <w:color w:val="000000"/>
-              </w:rPr>
-              <w:t xml:space="preserve">0.103</w:t>
-            </w:r>
-          </w:p>
-        </w:tc>
-        <w:tc>
-          <w:tcPr>
-            <w:tcBorders>
-              <w:bottom w:val="none" w:sz="0" w:space="0" w:color="000000"/>
-              <w:top w:val="none" w:sz="0" w:space="0" w:color="000000"/>
-              <w:left w:val="none" w:sz="0" w:space="0" w:color="000000"/>
-              <w:right w:val="none" w:sz="0" w:space="0" w:color="000000"/>
-            </w:tcBorders>
-            <w:shd w:val="clear" w:color="auto" w:fill="FFFFFF"/>
-            <w:tcMar>
-              <w:top w:w="0" w:type="dxa"/>
-              <w:bottom w:w="0" w:type="dxa"/>
-              <w:left w:w="0" w:type="dxa"/>
-              <w:right w:w="0" w:type="dxa"/>
-            </w:tcMar>
-            <w:vAlign w:val="center"/>
-          </w:tcPr>
-          <w:p>
-            <w:pPr>
-              <w:pStyle w:val="Normal"/>
-              <w:jc w:val="left"/>
-              <w:pBdr>
-                <w:bottom w:val="none" w:sz="0" w:space="0" w:color="000000"/>
-                <w:top w:val="none" w:sz="0" w:space="0" w:color="000000"/>
-                <w:left w:val="none" w:sz="0" w:space="0" w:color="000000"/>
-                <w:right w:val="none" w:sz="0" w:space="0" w:color="000000"/>
-              </w:pBdr>
-              <w:spacing w:after="100" w:before="100" w:line="240"/>
-              <w:ind w:left="100" w:right="100" w:firstLine="0" w:firstLineChars="0"/>
-              <w:rPr>
-                <w:rFonts w:ascii="Times New Roman" w:hAnsi="Times New Roman" w:eastAsia="Times New Roman" w:cs="Times New Roman"/>
-                <w:i w:val="false"/>
-                <w:b w:val="false"/>
-                <w:u w:val="none"/>
-                <w:strike w:val="false"/>
-                <w:sz w:val="14"/>
-                <w:szCs w:val="14"/>
-                <w:color w:val="000000"/>
-              </w:rPr>
-            </w:pPr>
-            <w:r>
-              <w:rPr>
-                <w:rFonts w:ascii="Times New Roman" w:hAnsi="Times New Roman" w:eastAsia="Times New Roman" w:cs="Times New Roman"/>
-                <w:i w:val="false"/>
-                <w:b w:val="false"/>
-                <w:u w:val="none"/>
-                <w:strike w:val="false"/>
-                <w:sz w:val="14"/>
-                <w:szCs w:val="14"/>
-                <w:color w:val="000000"/>
-              </w:rPr>
-              <w:t xml:space="preserve">157.0</w:t>
+              <w:t xml:space="preserve">139</w:t>
+            </w:r>
+          </w:p>
+        </w:tc>
+        <w:tc>
+          <w:tcPr>
+            <w:tcBorders>
+              <w:bottom w:val="none" w:sz="0" w:space="0" w:color="000000"/>
+              <w:top w:val="none" w:sz="0" w:space="0" w:color="000000"/>
+              <w:left w:val="none" w:sz="0" w:space="0" w:color="000000"/>
+              <w:right w:val="none" w:sz="0" w:space="0" w:color="000000"/>
+            </w:tcBorders>
+            <w:shd w:val="clear" w:color="auto" w:fill="FFFFFF"/>
+            <w:tcMar>
+              <w:top w:w="0" w:type="dxa"/>
+              <w:bottom w:w="0" w:type="dxa"/>
+              <w:left w:w="0" w:type="dxa"/>
+              <w:right w:w="0" w:type="dxa"/>
+            </w:tcMar>
+            <w:vAlign w:val="center"/>
+          </w:tcPr>
+          <w:p>
+            <w:pPr>
+              <w:pStyle w:val="Normal"/>
+              <w:jc w:val="left"/>
+              <w:pBdr>
+                <w:bottom w:val="none" w:sz="0" w:space="0" w:color="000000"/>
+                <w:top w:val="none" w:sz="0" w:space="0" w:color="000000"/>
+                <w:left w:val="none" w:sz="0" w:space="0" w:color="000000"/>
+                <w:right w:val="none" w:sz="0" w:space="0" w:color="000000"/>
+              </w:pBdr>
+              <w:spacing w:after="100" w:before="100" w:line="240"/>
+              <w:ind w:left="100" w:right="100" w:firstLine="0" w:firstLineChars="0"/>
+              <w:rPr>
+                <w:rFonts w:ascii="Times New Roman" w:hAnsi="Times New Roman" w:eastAsia="Times New Roman" w:cs="Times New Roman"/>
+                <w:i w:val="false"/>
+                <w:b w:val="false"/>
+                <w:u w:val="none"/>
+                <w:strike w:val="false"/>
+                <w:sz w:val="14"/>
+                <w:szCs w:val="14"/>
+                <w:color w:val="000000"/>
+              </w:rPr>
+            </w:pPr>
+            <w:r>
+              <w:rPr>
+                <w:rFonts w:ascii="Times New Roman" w:hAnsi="Times New Roman" w:eastAsia="Times New Roman" w:cs="Times New Roman"/>
+                <w:i w:val="false"/>
+                <w:b w:val="false"/>
+                <w:u w:val="none"/>
+                <w:strike w:val="false"/>
+                <w:sz w:val="14"/>
+                <w:szCs w:val="14"/>
+                <w:color w:val="000000"/>
+              </w:rPr>
+              <w:t xml:space="preserve">0.78 (0.66–0.94)</w:t>
+            </w:r>
+          </w:p>
+        </w:tc>
+        <w:tc>
+          <w:tcPr>
+            <w:tcBorders>
+              <w:bottom w:val="none" w:sz="0" w:space="0" w:color="000000"/>
+              <w:top w:val="none" w:sz="0" w:space="0" w:color="000000"/>
+              <w:left w:val="none" w:sz="0" w:space="0" w:color="000000"/>
+              <w:right w:val="none" w:sz="0" w:space="0" w:color="000000"/>
+            </w:tcBorders>
+            <w:shd w:val="clear" w:color="auto" w:fill="FFFFFF"/>
+            <w:tcMar>
+              <w:top w:w="0" w:type="dxa"/>
+              <w:bottom w:w="0" w:type="dxa"/>
+              <w:left w:w="0" w:type="dxa"/>
+              <w:right w:w="0" w:type="dxa"/>
+            </w:tcMar>
+            <w:vAlign w:val="center"/>
+          </w:tcPr>
+          <w:p>
+            <w:pPr>
+              <w:pStyle w:val="Normal"/>
+              <w:jc w:val="left"/>
+              <w:pBdr>
+                <w:bottom w:val="none" w:sz="0" w:space="0" w:color="000000"/>
+                <w:top w:val="none" w:sz="0" w:space="0" w:color="000000"/>
+                <w:left w:val="none" w:sz="0" w:space="0" w:color="000000"/>
+                <w:right w:val="none" w:sz="0" w:space="0" w:color="000000"/>
+              </w:pBdr>
+              <w:spacing w:after="100" w:before="100" w:line="240"/>
+              <w:ind w:left="100" w:right="100" w:firstLine="0" w:firstLineChars="0"/>
+              <w:rPr>
+                <w:rFonts w:ascii="Times New Roman" w:hAnsi="Times New Roman" w:eastAsia="Times New Roman" w:cs="Times New Roman"/>
+                <w:i w:val="false"/>
+                <w:b w:val="false"/>
+                <w:u w:val="none"/>
+                <w:strike w:val="false"/>
+                <w:sz w:val="14"/>
+                <w:szCs w:val="14"/>
+                <w:color w:val="000000"/>
+              </w:rPr>
+            </w:pPr>
+            <w:r>
+              <w:rPr>
+                <w:rFonts w:ascii="Times New Roman" w:hAnsi="Times New Roman" w:eastAsia="Times New Roman" w:cs="Times New Roman"/>
+                <w:i w:val="false"/>
+                <w:b w:val="false"/>
+                <w:u w:val="none"/>
+                <w:strike w:val="false"/>
+                <w:sz w:val="14"/>
+                <w:szCs w:val="14"/>
+                <w:color w:val="000000"/>
+              </w:rPr>
+              <w:t xml:space="preserve">0.007</w:t>
+            </w:r>
+          </w:p>
+        </w:tc>
+        <w:tc>
+          <w:tcPr>
+            <w:tcBorders>
+              <w:bottom w:val="none" w:sz="0" w:space="0" w:color="000000"/>
+              <w:top w:val="none" w:sz="0" w:space="0" w:color="000000"/>
+              <w:left w:val="none" w:sz="0" w:space="0" w:color="000000"/>
+              <w:right w:val="none" w:sz="0" w:space="0" w:color="000000"/>
+            </w:tcBorders>
+            <w:shd w:val="clear" w:color="auto" w:fill="FFFFFF"/>
+            <w:tcMar>
+              <w:top w:w="0" w:type="dxa"/>
+              <w:bottom w:w="0" w:type="dxa"/>
+              <w:left w:w="0" w:type="dxa"/>
+              <w:right w:w="0" w:type="dxa"/>
+            </w:tcMar>
+            <w:vAlign w:val="center"/>
+          </w:tcPr>
+          <w:p>
+            <w:pPr>
+              <w:pStyle w:val="Normal"/>
+              <w:jc w:val="left"/>
+              <w:pBdr>
+                <w:bottom w:val="none" w:sz="0" w:space="0" w:color="000000"/>
+                <w:top w:val="none" w:sz="0" w:space="0" w:color="000000"/>
+                <w:left w:val="none" w:sz="0" w:space="0" w:color="000000"/>
+                <w:right w:val="none" w:sz="0" w:space="0" w:color="000000"/>
+              </w:pBdr>
+              <w:spacing w:after="100" w:before="100" w:line="240"/>
+              <w:ind w:left="100" w:right="100" w:firstLine="0" w:firstLineChars="0"/>
+              <w:rPr>
+                <w:rFonts w:ascii="Times New Roman" w:hAnsi="Times New Roman" w:eastAsia="Times New Roman" w:cs="Times New Roman"/>
+                <w:i w:val="false"/>
+                <w:b w:val="false"/>
+                <w:u w:val="none"/>
+                <w:strike w:val="false"/>
+                <w:sz w:val="14"/>
+                <w:szCs w:val="14"/>
+                <w:color w:val="000000"/>
+              </w:rPr>
+            </w:pPr>
+            <w:r>
+              <w:rPr>
+                <w:rFonts w:ascii="Times New Roman" w:hAnsi="Times New Roman" w:eastAsia="Times New Roman" w:cs="Times New Roman"/>
+                <w:i w:val="false"/>
+                <w:b w:val="false"/>
+                <w:u w:val="none"/>
+                <w:strike w:val="false"/>
+                <w:sz w:val="14"/>
+                <w:szCs w:val="14"/>
+                <w:color w:val="000000"/>
+              </w:rPr>
+              <w:t xml:space="preserve">59.0</w:t>
             </w:r>
           </w:p>
         </w:tc>
@@ -12993,61 +12993,6 @@
                 <w:szCs w:val="14"/>
                 <w:color w:val="000000"/>
               </w:rPr>
-              <w:t xml:space="preserve">0.062</w:t>
-            </w:r>
-          </w:p>
-        </w:tc>
-        <w:tc>
-          <w:tcPr>
-            <w:tcBorders>
-              <w:bottom w:val="none" w:sz="0" w:space="0" w:color="000000"/>
-              <w:top w:val="none" w:sz="0" w:space="0" w:color="000000"/>
-              <w:left w:val="none" w:sz="0" w:space="0" w:color="000000"/>
-              <w:right w:val="none" w:sz="0" w:space="0" w:color="000000"/>
-            </w:tcBorders>
-            <w:shd w:val="clear" w:color="auto" w:fill="FFFFFF"/>
-            <w:tcMar>
-              <w:top w:w="0" w:type="dxa"/>
-              <w:bottom w:w="0" w:type="dxa"/>
-              <w:left w:w="0" w:type="dxa"/>
-              <w:right w:w="0" w:type="dxa"/>
-            </w:tcMar>
-            <w:vAlign w:val="center"/>
-          </w:tcPr>
-          <w:p>
-            <w:pPr>
-              <w:pStyle w:val="Normal"/>
-              <w:jc w:val="left"/>
-              <w:pBdr>
-                <w:bottom w:val="none" w:sz="0" w:space="0" w:color="000000"/>
-                <w:top w:val="none" w:sz="0" w:space="0" w:color="000000"/>
-                <w:left w:val="none" w:sz="0" w:space="0" w:color="000000"/>
-                <w:right w:val="none" w:sz="0" w:space="0" w:color="000000"/>
-              </w:pBdr>
-              <w:spacing w:after="100" w:before="100" w:line="240"/>
-              <w:ind w:left="100" w:right="100" w:firstLine="0" w:firstLineChars="0"/>
-              <w:rPr>
-                <w:rFonts w:ascii="Times New Roman" w:hAnsi="Times New Roman" w:eastAsia="Times New Roman" w:cs="Times New Roman"/>
-                <w:i w:val="false"/>
-                <w:b w:val="false"/>
-                <w:u w:val="none"/>
-                <w:strike w:val="false"/>
-                <w:sz w:val="14"/>
-                <w:szCs w:val="14"/>
-                <w:color w:val="000000"/>
-              </w:rPr>
-            </w:pPr>
-            <w:r>
-              <w:rPr>
-                <w:rFonts w:ascii="Times New Roman" w:hAnsi="Times New Roman" w:eastAsia="Times New Roman" w:cs="Times New Roman"/>
-                <w:i w:val="false"/>
-                <w:b w:val="false"/>
-                <w:u w:val="none"/>
-                <w:strike w:val="false"/>
-                <w:sz w:val="14"/>
-                <w:szCs w:val="14"/>
-                <w:color w:val="000000"/>
-              </w:rPr>
               <w:t xml:space="preserve"/>
             </w:r>
           </w:p>
@@ -13103,117 +13048,172 @@
                 <w:szCs w:val="14"/>
                 <w:color w:val="000000"/>
               </w:rPr>
-              <w:t xml:space="preserve">0.108</w:t>
-            </w:r>
-          </w:p>
-        </w:tc>
-        <w:tc>
-          <w:tcPr>
-            <w:tcBorders>
-              <w:bottom w:val="none" w:sz="0" w:space="0" w:color="000000"/>
-              <w:top w:val="none" w:sz="0" w:space="0" w:color="000000"/>
-              <w:left w:val="none" w:sz="0" w:space="0" w:color="000000"/>
-              <w:right w:val="none" w:sz="0" w:space="0" w:color="000000"/>
-            </w:tcBorders>
-            <w:shd w:val="clear" w:color="auto" w:fill="FFFFFF"/>
-            <w:tcMar>
-              <w:top w:w="0" w:type="dxa"/>
-              <w:bottom w:w="0" w:type="dxa"/>
-              <w:left w:w="0" w:type="dxa"/>
-              <w:right w:w="0" w:type="dxa"/>
-            </w:tcMar>
-            <w:vAlign w:val="center"/>
-          </w:tcPr>
-          <w:p>
-            <w:pPr>
-              <w:pStyle w:val="Normal"/>
-              <w:jc w:val="left"/>
-              <w:pBdr>
-                <w:bottom w:val="none" w:sz="0" w:space="0" w:color="000000"/>
-                <w:top w:val="none" w:sz="0" w:space="0" w:color="000000"/>
-                <w:left w:val="none" w:sz="0" w:space="0" w:color="000000"/>
-                <w:right w:val="none" w:sz="0" w:space="0" w:color="000000"/>
-              </w:pBdr>
-              <w:spacing w:after="100" w:before="100" w:line="240"/>
-              <w:ind w:left="100" w:right="100" w:firstLine="0" w:firstLineChars="0"/>
-              <w:rPr>
-                <w:rFonts w:ascii="Times New Roman" w:hAnsi="Times New Roman" w:eastAsia="Times New Roman" w:cs="Times New Roman"/>
-                <w:i w:val="false"/>
-                <w:b w:val="false"/>
-                <w:u w:val="none"/>
-                <w:strike w:val="false"/>
-                <w:sz w:val="14"/>
-                <w:szCs w:val="14"/>
-                <w:color w:val="000000"/>
-              </w:rPr>
-            </w:pPr>
-            <w:r>
-              <w:rPr>
-                <w:rFonts w:ascii="Times New Roman" w:hAnsi="Times New Roman" w:eastAsia="Times New Roman" w:cs="Times New Roman"/>
-                <w:i w:val="false"/>
-                <w:b w:val="false"/>
-                <w:u w:val="none"/>
-                <w:strike w:val="false"/>
-                <w:sz w:val="14"/>
-                <w:szCs w:val="14"/>
-                <w:color w:val="000000"/>
-              </w:rPr>
-              <w:t xml:space="preserve">-4.15 (-8.60, 0.31)</w:t>
-            </w:r>
-          </w:p>
-        </w:tc>
-        <w:tc>
-          <w:tcPr>
-            <w:tcBorders>
-              <w:bottom w:val="none" w:sz="0" w:space="0" w:color="000000"/>
-              <w:top w:val="none" w:sz="0" w:space="0" w:color="000000"/>
-              <w:left w:val="none" w:sz="0" w:space="0" w:color="000000"/>
-              <w:right w:val="none" w:sz="0" w:space="0" w:color="000000"/>
-            </w:tcBorders>
-            <w:shd w:val="clear" w:color="auto" w:fill="FFFFFF"/>
-            <w:tcMar>
-              <w:top w:w="0" w:type="dxa"/>
-              <w:bottom w:w="0" w:type="dxa"/>
-              <w:left w:w="0" w:type="dxa"/>
-              <w:right w:w="0" w:type="dxa"/>
-            </w:tcMar>
-            <w:vAlign w:val="center"/>
-          </w:tcPr>
-          <w:p>
-            <w:pPr>
-              <w:pStyle w:val="Normal"/>
-              <w:jc w:val="left"/>
-              <w:pBdr>
-                <w:bottom w:val="none" w:sz="0" w:space="0" w:color="000000"/>
-                <w:top w:val="none" w:sz="0" w:space="0" w:color="000000"/>
-                <w:left w:val="none" w:sz="0" w:space="0" w:color="000000"/>
-                <w:right w:val="none" w:sz="0" w:space="0" w:color="000000"/>
-              </w:pBdr>
-              <w:spacing w:after="100" w:before="100" w:line="240"/>
-              <w:ind w:left="100" w:right="100" w:firstLine="0" w:firstLineChars="0"/>
-              <w:rPr>
-                <w:rFonts w:ascii="Times New Roman" w:hAnsi="Times New Roman" w:eastAsia="Times New Roman" w:cs="Times New Roman"/>
-                <w:i w:val="false"/>
-                <w:b w:val="false"/>
-                <w:u w:val="none"/>
-                <w:strike w:val="false"/>
-                <w:sz w:val="14"/>
-                <w:szCs w:val="14"/>
-                <w:color w:val="000000"/>
-              </w:rPr>
-            </w:pPr>
-            <w:r>
-              <w:rPr>
-                <w:rFonts w:ascii="Times New Roman" w:hAnsi="Times New Roman" w:eastAsia="Times New Roman" w:cs="Times New Roman"/>
-                <w:i w:val="false"/>
-                <w:b w:val="false"/>
-                <w:u w:val="none"/>
-                <w:strike w:val="false"/>
-                <w:sz w:val="14"/>
-                <w:szCs w:val="14"/>
-                <w:color w:val="000000"/>
-              </w:rPr>
-              <w:t xml:space="preserve">0.068</w:t>
+              <w:t xml:space="preserve"/>
+            </w:r>
+          </w:p>
+        </w:tc>
+        <w:tc>
+          <w:tcPr>
+            <w:tcBorders>
+              <w:bottom w:val="none" w:sz="0" w:space="0" w:color="000000"/>
+              <w:top w:val="none" w:sz="0" w:space="0" w:color="000000"/>
+              <w:left w:val="none" w:sz="0" w:space="0" w:color="000000"/>
+              <w:right w:val="none" w:sz="0" w:space="0" w:color="000000"/>
+            </w:tcBorders>
+            <w:shd w:val="clear" w:color="auto" w:fill="FFFFFF"/>
+            <w:tcMar>
+              <w:top w:w="0" w:type="dxa"/>
+              <w:bottom w:w="0" w:type="dxa"/>
+              <w:left w:w="0" w:type="dxa"/>
+              <w:right w:w="0" w:type="dxa"/>
+            </w:tcMar>
+            <w:vAlign w:val="center"/>
+          </w:tcPr>
+          <w:p>
+            <w:pPr>
+              <w:pStyle w:val="Normal"/>
+              <w:jc w:val="left"/>
+              <w:pBdr>
+                <w:bottom w:val="none" w:sz="0" w:space="0" w:color="000000"/>
+                <w:top w:val="none" w:sz="0" w:space="0" w:color="000000"/>
+                <w:left w:val="none" w:sz="0" w:space="0" w:color="000000"/>
+                <w:right w:val="none" w:sz="0" w:space="0" w:color="000000"/>
+              </w:pBdr>
+              <w:spacing w:after="100" w:before="100" w:line="240"/>
+              <w:ind w:left="100" w:right="100" w:firstLine="0" w:firstLineChars="0"/>
+              <w:rPr>
+                <w:rFonts w:ascii="Times New Roman" w:hAnsi="Times New Roman" w:eastAsia="Times New Roman" w:cs="Times New Roman"/>
+                <w:i w:val="false"/>
+                <w:b w:val="false"/>
+                <w:u w:val="none"/>
+                <w:strike w:val="false"/>
+                <w:sz w:val="14"/>
+                <w:szCs w:val="14"/>
+                <w:color w:val="000000"/>
+              </w:rPr>
+            </w:pPr>
+            <w:r>
+              <w:rPr>
+                <w:rFonts w:ascii="Times New Roman" w:hAnsi="Times New Roman" w:eastAsia="Times New Roman" w:cs="Times New Roman"/>
+                <w:i w:val="false"/>
+                <w:b w:val="false"/>
+                <w:u w:val="none"/>
+                <w:strike w:val="false"/>
+                <w:sz w:val="14"/>
+                <w:szCs w:val="14"/>
+                <w:color w:val="000000"/>
+              </w:rPr>
+              <w:t xml:space="preserve"/>
+            </w:r>
+          </w:p>
+        </w:tc>
+        <w:tc>
+          <w:tcPr>
+            <w:tcBorders>
+              <w:bottom w:val="none" w:sz="0" w:space="0" w:color="000000"/>
+              <w:top w:val="none" w:sz="0" w:space="0" w:color="000000"/>
+              <w:left w:val="none" w:sz="0" w:space="0" w:color="000000"/>
+              <w:right w:val="none" w:sz="0" w:space="0" w:color="000000"/>
+            </w:tcBorders>
+            <w:shd w:val="clear" w:color="auto" w:fill="FFFFFF"/>
+            <w:tcMar>
+              <w:top w:w="0" w:type="dxa"/>
+              <w:bottom w:w="0" w:type="dxa"/>
+              <w:left w:w="0" w:type="dxa"/>
+              <w:right w:w="0" w:type="dxa"/>
+            </w:tcMar>
+            <w:vAlign w:val="center"/>
+          </w:tcPr>
+          <w:p>
+            <w:pPr>
+              <w:pStyle w:val="Normal"/>
+              <w:jc w:val="left"/>
+              <w:pBdr>
+                <w:bottom w:val="none" w:sz="0" w:space="0" w:color="000000"/>
+                <w:top w:val="none" w:sz="0" w:space="0" w:color="000000"/>
+                <w:left w:val="none" w:sz="0" w:space="0" w:color="000000"/>
+                <w:right w:val="none" w:sz="0" w:space="0" w:color="000000"/>
+              </w:pBdr>
+              <w:spacing w:after="100" w:before="100" w:line="240"/>
+              <w:ind w:left="100" w:right="100" w:firstLine="0" w:firstLineChars="0"/>
+              <w:rPr>
+                <w:rFonts w:ascii="Times New Roman" w:hAnsi="Times New Roman" w:eastAsia="Times New Roman" w:cs="Times New Roman"/>
+                <w:i w:val="false"/>
+                <w:b w:val="false"/>
+                <w:u w:val="none"/>
+                <w:strike w:val="false"/>
+                <w:sz w:val="14"/>
+                <w:szCs w:val="14"/>
+                <w:color w:val="000000"/>
+              </w:rPr>
+            </w:pPr>
+            <w:r>
+              <w:rPr>
+                <w:rFonts w:ascii="Times New Roman" w:hAnsi="Times New Roman" w:eastAsia="Times New Roman" w:cs="Times New Roman"/>
+                <w:i w:val="false"/>
+                <w:b w:val="false"/>
+                <w:u w:val="none"/>
+                <w:strike w:val="false"/>
+                <w:sz w:val="14"/>
+                <w:szCs w:val="14"/>
+                <w:color w:val="000000"/>
+              </w:rPr>
+              <w:t xml:space="preserve"/>
+            </w:r>
+          </w:p>
+        </w:tc>
+        <w:tc>
+          <w:tcPr>
+            <w:tcBorders>
+              <w:bottom w:val="none" w:sz="0" w:space="0" w:color="000000"/>
+              <w:top w:val="none" w:sz="0" w:space="0" w:color="000000"/>
+              <w:left w:val="none" w:sz="0" w:space="0" w:color="000000"/>
+              <w:right w:val="none" w:sz="0" w:space="0" w:color="000000"/>
+            </w:tcBorders>
+            <w:shd w:val="clear" w:color="auto" w:fill="FFFFFF"/>
+            <w:tcMar>
+              <w:top w:w="0" w:type="dxa"/>
+              <w:bottom w:w="0" w:type="dxa"/>
+              <w:left w:w="0" w:type="dxa"/>
+              <w:right w:w="0" w:type="dxa"/>
+            </w:tcMar>
+            <w:vAlign w:val="center"/>
+          </w:tcPr>
+          <w:p>
+            <w:pPr>
+              <w:pStyle w:val="Normal"/>
+              <w:jc w:val="left"/>
+              <w:pBdr>
+                <w:bottom w:val="none" w:sz="0" w:space="0" w:color="000000"/>
+                <w:top w:val="none" w:sz="0" w:space="0" w:color="000000"/>
+                <w:left w:val="none" w:sz="0" w:space="0" w:color="000000"/>
+                <w:right w:val="none" w:sz="0" w:space="0" w:color="000000"/>
+              </w:pBdr>
+              <w:spacing w:after="100" w:before="100" w:line="240"/>
+              <w:ind w:left="100" w:right="100" w:firstLine="0" w:firstLineChars="0"/>
+              <w:rPr>
+                <w:rFonts w:ascii="Times New Roman" w:hAnsi="Times New Roman" w:eastAsia="Times New Roman" w:cs="Times New Roman"/>
+                <w:i w:val="false"/>
+                <w:b w:val="false"/>
+                <w:u w:val="none"/>
+                <w:strike w:val="false"/>
+                <w:sz w:val="14"/>
+                <w:szCs w:val="14"/>
+                <w:color w:val="000000"/>
+              </w:rPr>
+            </w:pPr>
+            <w:r>
+              <w:rPr>
+                <w:rFonts w:ascii="Times New Roman" w:hAnsi="Times New Roman" w:eastAsia="Times New Roman" w:cs="Times New Roman"/>
+                <w:i w:val="false"/>
+                <w:b w:val="false"/>
+                <w:u w:val="none"/>
+                <w:strike w:val="false"/>
+                <w:sz w:val="14"/>
+                <w:szCs w:val="14"/>
+                <w:color w:val="000000"/>
+              </w:rPr>
+              <w:t xml:space="preserve"/>
             </w:r>
           </w:p>
         </w:tc>
@@ -13438,6 +13438,891 @@
                 <w:szCs w:val="14"/>
                 <w:color w:val="000000"/>
               </w:rPr>
+              <w:t xml:space="preserve">All</w:t>
+            </w:r>
+          </w:p>
+        </w:tc>
+        <w:tc>
+          <w:tcPr>
+            <w:tcBorders>
+              <w:bottom w:val="none" w:sz="0" w:space="0" w:color="000000"/>
+              <w:top w:val="none" w:sz="0" w:space="0" w:color="000000"/>
+              <w:left w:val="none" w:sz="0" w:space="0" w:color="000000"/>
+              <w:right w:val="none" w:sz="0" w:space="0" w:color="000000"/>
+            </w:tcBorders>
+            <w:shd w:val="clear" w:color="auto" w:fill="FFFFFF"/>
+            <w:tcMar>
+              <w:top w:w="0" w:type="dxa"/>
+              <w:bottom w:w="0" w:type="dxa"/>
+              <w:left w:w="0" w:type="dxa"/>
+              <w:right w:w="0" w:type="dxa"/>
+            </w:tcMar>
+            <w:vAlign w:val="center"/>
+          </w:tcPr>
+          <w:p>
+            <w:pPr>
+              <w:pStyle w:val="Normal"/>
+              <w:jc w:val="left"/>
+              <w:pBdr>
+                <w:bottom w:val="none" w:sz="0" w:space="0" w:color="000000"/>
+                <w:top w:val="none" w:sz="0" w:space="0" w:color="000000"/>
+                <w:left w:val="none" w:sz="0" w:space="0" w:color="000000"/>
+                <w:right w:val="none" w:sz="0" w:space="0" w:color="000000"/>
+              </w:pBdr>
+              <w:spacing w:after="100" w:before="100" w:line="240"/>
+              <w:ind w:left="100" w:right="100" w:firstLine="0" w:firstLineChars="0"/>
+              <w:rPr>
+                <w:rFonts w:ascii="Times New Roman" w:hAnsi="Times New Roman" w:eastAsia="Times New Roman" w:cs="Times New Roman"/>
+                <w:i w:val="false"/>
+                <w:b w:val="false"/>
+                <w:u w:val="none"/>
+                <w:strike w:val="false"/>
+                <w:sz w:val="14"/>
+                <w:szCs w:val="14"/>
+                <w:color w:val="000000"/>
+              </w:rPr>
+            </w:pPr>
+            <w:r>
+              <w:rPr>
+                <w:rFonts w:ascii="Times New Roman" w:hAnsi="Times New Roman" w:eastAsia="Times New Roman" w:cs="Times New Roman"/>
+                <w:i w:val="false"/>
+                <w:b w:val="false"/>
+                <w:u w:val="none"/>
+                <w:strike w:val="false"/>
+                <w:sz w:val="14"/>
+                <w:szCs w:val="14"/>
+                <w:color w:val="000000"/>
+              </w:rPr>
+              <w:t xml:space="preserve">Multivariable, &gt;24 months</w:t>
+            </w:r>
+          </w:p>
+        </w:tc>
+        <w:tc>
+          <w:tcPr>
+            <w:tcBorders>
+              <w:bottom w:val="none" w:sz="0" w:space="0" w:color="000000"/>
+              <w:top w:val="none" w:sz="0" w:space="0" w:color="000000"/>
+              <w:left w:val="none" w:sz="0" w:space="0" w:color="000000"/>
+              <w:right w:val="none" w:sz="0" w:space="0" w:color="000000"/>
+            </w:tcBorders>
+            <w:shd w:val="clear" w:color="auto" w:fill="FFFFFF"/>
+            <w:tcMar>
+              <w:top w:w="0" w:type="dxa"/>
+              <w:bottom w:w="0" w:type="dxa"/>
+              <w:left w:w="0" w:type="dxa"/>
+              <w:right w:w="0" w:type="dxa"/>
+            </w:tcMar>
+            <w:vAlign w:val="center"/>
+          </w:tcPr>
+          <w:p>
+            <w:pPr>
+              <w:pStyle w:val="Normal"/>
+              <w:jc w:val="right"/>
+              <w:pBdr>
+                <w:bottom w:val="none" w:sz="0" w:space="0" w:color="000000"/>
+                <w:top w:val="none" w:sz="0" w:space="0" w:color="000000"/>
+                <w:left w:val="none" w:sz="0" w:space="0" w:color="000000"/>
+                <w:right w:val="none" w:sz="0" w:space="0" w:color="000000"/>
+              </w:pBdr>
+              <w:spacing w:after="100" w:before="100" w:line="240"/>
+              <w:ind w:left="100" w:right="100" w:firstLine="0" w:firstLineChars="0"/>
+              <w:rPr>
+                <w:rFonts w:ascii="Times New Roman" w:hAnsi="Times New Roman" w:eastAsia="Times New Roman" w:cs="Times New Roman"/>
+                <w:i w:val="false"/>
+                <w:b w:val="false"/>
+                <w:u w:val="none"/>
+                <w:strike w:val="false"/>
+                <w:sz w:val="14"/>
+                <w:szCs w:val="14"/>
+                <w:color w:val="000000"/>
+              </w:rPr>
+            </w:pPr>
+            <w:r>
+              <w:rPr>
+                <w:rFonts w:ascii="Times New Roman" w:hAnsi="Times New Roman" w:eastAsia="Times New Roman" w:cs="Times New Roman"/>
+                <w:i w:val="false"/>
+                <w:b w:val="false"/>
+                <w:u w:val="none"/>
+                <w:strike w:val="false"/>
+                <w:sz w:val="14"/>
+                <w:szCs w:val="14"/>
+                <w:color w:val="000000"/>
+              </w:rPr>
+              <w:t xml:space="preserve">354</w:t>
+            </w:r>
+          </w:p>
+        </w:tc>
+        <w:tc>
+          <w:tcPr>
+            <w:tcBorders>
+              <w:bottom w:val="none" w:sz="0" w:space="0" w:color="000000"/>
+              <w:top w:val="none" w:sz="0" w:space="0" w:color="000000"/>
+              <w:left w:val="none" w:sz="0" w:space="0" w:color="000000"/>
+              <w:right w:val="none" w:sz="0" w:space="0" w:color="000000"/>
+            </w:tcBorders>
+            <w:shd w:val="clear" w:color="auto" w:fill="FFFFFF"/>
+            <w:tcMar>
+              <w:top w:w="0" w:type="dxa"/>
+              <w:bottom w:w="0" w:type="dxa"/>
+              <w:left w:w="0" w:type="dxa"/>
+              <w:right w:w="0" w:type="dxa"/>
+            </w:tcMar>
+            <w:vAlign w:val="center"/>
+          </w:tcPr>
+          <w:p>
+            <w:pPr>
+              <w:pStyle w:val="Normal"/>
+              <w:jc w:val="right"/>
+              <w:pBdr>
+                <w:bottom w:val="none" w:sz="0" w:space="0" w:color="000000"/>
+                <w:top w:val="none" w:sz="0" w:space="0" w:color="000000"/>
+                <w:left w:val="none" w:sz="0" w:space="0" w:color="000000"/>
+                <w:right w:val="none" w:sz="0" w:space="0" w:color="000000"/>
+              </w:pBdr>
+              <w:spacing w:after="100" w:before="100" w:line="240"/>
+              <w:ind w:left="100" w:right="100" w:firstLine="0" w:firstLineChars="0"/>
+              <w:rPr>
+                <w:rFonts w:ascii="Times New Roman" w:hAnsi="Times New Roman" w:eastAsia="Times New Roman" w:cs="Times New Roman"/>
+                <w:i w:val="false"/>
+                <w:b w:val="false"/>
+                <w:u w:val="none"/>
+                <w:strike w:val="false"/>
+                <w:sz w:val="14"/>
+                <w:szCs w:val="14"/>
+                <w:color w:val="000000"/>
+              </w:rPr>
+            </w:pPr>
+            <w:r>
+              <w:rPr>
+                <w:rFonts w:ascii="Times New Roman" w:hAnsi="Times New Roman" w:eastAsia="Times New Roman" w:cs="Times New Roman"/>
+                <w:i w:val="false"/>
+                <w:b w:val="false"/>
+                <w:u w:val="none"/>
+                <w:strike w:val="false"/>
+                <w:sz w:val="14"/>
+                <w:szCs w:val="14"/>
+                <w:color w:val="000000"/>
+              </w:rPr>
+              <w:t xml:space="preserve">38</w:t>
+            </w:r>
+          </w:p>
+        </w:tc>
+        <w:tc>
+          <w:tcPr>
+            <w:tcBorders>
+              <w:bottom w:val="none" w:sz="0" w:space="0" w:color="000000"/>
+              <w:top w:val="none" w:sz="0" w:space="0" w:color="000000"/>
+              <w:left w:val="none" w:sz="0" w:space="0" w:color="000000"/>
+              <w:right w:val="none" w:sz="0" w:space="0" w:color="000000"/>
+            </w:tcBorders>
+            <w:shd w:val="clear" w:color="auto" w:fill="FFFFFF"/>
+            <w:tcMar>
+              <w:top w:w="0" w:type="dxa"/>
+              <w:bottom w:w="0" w:type="dxa"/>
+              <w:left w:w="0" w:type="dxa"/>
+              <w:right w:w="0" w:type="dxa"/>
+            </w:tcMar>
+            <w:vAlign w:val="center"/>
+          </w:tcPr>
+          <w:p>
+            <w:pPr>
+              <w:pStyle w:val="Normal"/>
+              <w:jc w:val="left"/>
+              <w:pBdr>
+                <w:bottom w:val="none" w:sz="0" w:space="0" w:color="000000"/>
+                <w:top w:val="none" w:sz="0" w:space="0" w:color="000000"/>
+                <w:left w:val="none" w:sz="0" w:space="0" w:color="000000"/>
+                <w:right w:val="none" w:sz="0" w:space="0" w:color="000000"/>
+              </w:pBdr>
+              <w:spacing w:after="100" w:before="100" w:line="240"/>
+              <w:ind w:left="100" w:right="100" w:firstLine="0" w:firstLineChars="0"/>
+              <w:rPr>
+                <w:rFonts w:ascii="Times New Roman" w:hAnsi="Times New Roman" w:eastAsia="Times New Roman" w:cs="Times New Roman"/>
+                <w:i w:val="false"/>
+                <w:b w:val="false"/>
+                <w:u w:val="none"/>
+                <w:strike w:val="false"/>
+                <w:sz w:val="14"/>
+                <w:szCs w:val="14"/>
+                <w:color w:val="000000"/>
+              </w:rPr>
+            </w:pPr>
+            <w:r>
+              <w:rPr>
+                <w:rFonts w:ascii="Times New Roman" w:hAnsi="Times New Roman" w:eastAsia="Times New Roman" w:cs="Times New Roman"/>
+                <w:i w:val="false"/>
+                <w:b w:val="false"/>
+                <w:u w:val="none"/>
+                <w:strike w:val="false"/>
+                <w:sz w:val="14"/>
+                <w:szCs w:val="14"/>
+                <w:color w:val="000000"/>
+              </w:rPr>
+              <w:t xml:space="preserve">0.86 (0.58–1.25)</w:t>
+            </w:r>
+          </w:p>
+        </w:tc>
+        <w:tc>
+          <w:tcPr>
+            <w:tcBorders>
+              <w:bottom w:val="none" w:sz="0" w:space="0" w:color="000000"/>
+              <w:top w:val="none" w:sz="0" w:space="0" w:color="000000"/>
+              <w:left w:val="none" w:sz="0" w:space="0" w:color="000000"/>
+              <w:right w:val="none" w:sz="0" w:space="0" w:color="000000"/>
+            </w:tcBorders>
+            <w:shd w:val="clear" w:color="auto" w:fill="FFFFFF"/>
+            <w:tcMar>
+              <w:top w:w="0" w:type="dxa"/>
+              <w:bottom w:w="0" w:type="dxa"/>
+              <w:left w:w="0" w:type="dxa"/>
+              <w:right w:w="0" w:type="dxa"/>
+            </w:tcMar>
+            <w:vAlign w:val="center"/>
+          </w:tcPr>
+          <w:p>
+            <w:pPr>
+              <w:pStyle w:val="Normal"/>
+              <w:jc w:val="left"/>
+              <w:pBdr>
+                <w:bottom w:val="none" w:sz="0" w:space="0" w:color="000000"/>
+                <w:top w:val="none" w:sz="0" w:space="0" w:color="000000"/>
+                <w:left w:val="none" w:sz="0" w:space="0" w:color="000000"/>
+                <w:right w:val="none" w:sz="0" w:space="0" w:color="000000"/>
+              </w:pBdr>
+              <w:spacing w:after="100" w:before="100" w:line="240"/>
+              <w:ind w:left="100" w:right="100" w:firstLine="0" w:firstLineChars="0"/>
+              <w:rPr>
+                <w:rFonts w:ascii="Times New Roman" w:hAnsi="Times New Roman" w:eastAsia="Times New Roman" w:cs="Times New Roman"/>
+                <w:i w:val="false"/>
+                <w:b w:val="false"/>
+                <w:u w:val="none"/>
+                <w:strike w:val="false"/>
+                <w:sz w:val="14"/>
+                <w:szCs w:val="14"/>
+                <w:color w:val="000000"/>
+              </w:rPr>
+            </w:pPr>
+            <w:r>
+              <w:rPr>
+                <w:rFonts w:ascii="Times New Roman" w:hAnsi="Times New Roman" w:eastAsia="Times New Roman" w:cs="Times New Roman"/>
+                <w:i w:val="false"/>
+                <w:b w:val="false"/>
+                <w:u w:val="none"/>
+                <w:strike w:val="false"/>
+                <w:sz w:val="14"/>
+                <w:szCs w:val="14"/>
+                <w:color w:val="000000"/>
+              </w:rPr>
+              <w:t xml:space="preserve">0.424</w:t>
+            </w:r>
+          </w:p>
+        </w:tc>
+        <w:tc>
+          <w:tcPr>
+            <w:tcBorders>
+              <w:bottom w:val="none" w:sz="0" w:space="0" w:color="000000"/>
+              <w:top w:val="none" w:sz="0" w:space="0" w:color="000000"/>
+              <w:left w:val="none" w:sz="0" w:space="0" w:color="000000"/>
+              <w:right w:val="none" w:sz="0" w:space="0" w:color="000000"/>
+            </w:tcBorders>
+            <w:shd w:val="clear" w:color="auto" w:fill="FFFFFF"/>
+            <w:tcMar>
+              <w:top w:w="0" w:type="dxa"/>
+              <w:bottom w:w="0" w:type="dxa"/>
+              <w:left w:w="0" w:type="dxa"/>
+              <w:right w:w="0" w:type="dxa"/>
+            </w:tcMar>
+            <w:vAlign w:val="center"/>
+          </w:tcPr>
+          <w:p>
+            <w:pPr>
+              <w:pStyle w:val="Normal"/>
+              <w:jc w:val="left"/>
+              <w:pBdr>
+                <w:bottom w:val="none" w:sz="0" w:space="0" w:color="000000"/>
+                <w:top w:val="none" w:sz="0" w:space="0" w:color="000000"/>
+                <w:left w:val="none" w:sz="0" w:space="0" w:color="000000"/>
+                <w:right w:val="none" w:sz="0" w:space="0" w:color="000000"/>
+              </w:pBdr>
+              <w:spacing w:after="100" w:before="100" w:line="240"/>
+              <w:ind w:left="100" w:right="100" w:firstLine="0" w:firstLineChars="0"/>
+              <w:rPr>
+                <w:rFonts w:ascii="Times New Roman" w:hAnsi="Times New Roman" w:eastAsia="Times New Roman" w:cs="Times New Roman"/>
+                <w:i w:val="false"/>
+                <w:b w:val="false"/>
+                <w:u w:val="none"/>
+                <w:strike w:val="false"/>
+                <w:sz w:val="14"/>
+                <w:szCs w:val="14"/>
+                <w:color w:val="000000"/>
+              </w:rPr>
+            </w:pPr>
+            <w:r>
+              <w:rPr>
+                <w:rFonts w:ascii="Times New Roman" w:hAnsi="Times New Roman" w:eastAsia="Times New Roman" w:cs="Times New Roman"/>
+                <w:i w:val="false"/>
+                <w:b w:val="false"/>
+                <w:u w:val="none"/>
+                <w:strike w:val="false"/>
+                <w:sz w:val="14"/>
+                <w:szCs w:val="14"/>
+                <w:color w:val="000000"/>
+              </w:rPr>
+              <w:t xml:space="preserve">59.0</w:t>
+            </w:r>
+          </w:p>
+        </w:tc>
+        <w:tc>
+          <w:tcPr>
+            <w:tcBorders>
+              <w:bottom w:val="none" w:sz="0" w:space="0" w:color="000000"/>
+              <w:top w:val="none" w:sz="0" w:space="0" w:color="000000"/>
+              <w:left w:val="none" w:sz="0" w:space="0" w:color="000000"/>
+              <w:right w:val="none" w:sz="0" w:space="0" w:color="000000"/>
+            </w:tcBorders>
+            <w:shd w:val="clear" w:color="auto" w:fill="FFFFFF"/>
+            <w:tcMar>
+              <w:top w:w="0" w:type="dxa"/>
+              <w:bottom w:w="0" w:type="dxa"/>
+              <w:left w:w="0" w:type="dxa"/>
+              <w:right w:w="0" w:type="dxa"/>
+            </w:tcMar>
+            <w:vAlign w:val="center"/>
+          </w:tcPr>
+          <w:p>
+            <w:pPr>
+              <w:pStyle w:val="Normal"/>
+              <w:jc w:val="right"/>
+              <w:pBdr>
+                <w:bottom w:val="none" w:sz="0" w:space="0" w:color="000000"/>
+                <w:top w:val="none" w:sz="0" w:space="0" w:color="000000"/>
+                <w:left w:val="none" w:sz="0" w:space="0" w:color="000000"/>
+                <w:right w:val="none" w:sz="0" w:space="0" w:color="000000"/>
+              </w:pBdr>
+              <w:spacing w:after="100" w:before="100" w:line="240"/>
+              <w:ind w:left="100" w:right="100" w:firstLine="0" w:firstLineChars="0"/>
+              <w:rPr>
+                <w:rFonts w:ascii="Times New Roman" w:hAnsi="Times New Roman" w:eastAsia="Times New Roman" w:cs="Times New Roman"/>
+                <w:i w:val="false"/>
+                <w:b w:val="false"/>
+                <w:u w:val="none"/>
+                <w:strike w:val="false"/>
+                <w:sz w:val="14"/>
+                <w:szCs w:val="14"/>
+                <w:color w:val="000000"/>
+              </w:rPr>
+            </w:pPr>
+            <w:r>
+              <w:rPr>
+                <w:rFonts w:ascii="Times New Roman" w:hAnsi="Times New Roman" w:eastAsia="Times New Roman" w:cs="Times New Roman"/>
+                <w:i w:val="false"/>
+                <w:b w:val="false"/>
+                <w:u w:val="none"/>
+                <w:strike w:val="false"/>
+                <w:sz w:val="14"/>
+                <w:szCs w:val="14"/>
+                <w:color w:val="000000"/>
+              </w:rPr>
+              <w:t xml:space="preserve"/>
+            </w:r>
+          </w:p>
+        </w:tc>
+        <w:tc>
+          <w:tcPr>
+            <w:tcBorders>
+              <w:bottom w:val="none" w:sz="0" w:space="0" w:color="000000"/>
+              <w:top w:val="none" w:sz="0" w:space="0" w:color="000000"/>
+              <w:left w:val="none" w:sz="0" w:space="0" w:color="000000"/>
+              <w:right w:val="none" w:sz="0" w:space="0" w:color="000000"/>
+            </w:tcBorders>
+            <w:shd w:val="clear" w:color="auto" w:fill="FFFFFF"/>
+            <w:tcMar>
+              <w:top w:w="0" w:type="dxa"/>
+              <w:bottom w:w="0" w:type="dxa"/>
+              <w:left w:w="0" w:type="dxa"/>
+              <w:right w:w="0" w:type="dxa"/>
+            </w:tcMar>
+            <w:vAlign w:val="center"/>
+          </w:tcPr>
+          <w:p>
+            <w:pPr>
+              <w:pStyle w:val="Normal"/>
+              <w:jc w:val="left"/>
+              <w:pBdr>
+                <w:bottom w:val="none" w:sz="0" w:space="0" w:color="000000"/>
+                <w:top w:val="none" w:sz="0" w:space="0" w:color="000000"/>
+                <w:left w:val="none" w:sz="0" w:space="0" w:color="000000"/>
+                <w:right w:val="none" w:sz="0" w:space="0" w:color="000000"/>
+              </w:pBdr>
+              <w:spacing w:after="100" w:before="100" w:line="240"/>
+              <w:ind w:left="100" w:right="100" w:firstLine="0" w:firstLineChars="0"/>
+              <w:rPr>
+                <w:rFonts w:ascii="Times New Roman" w:hAnsi="Times New Roman" w:eastAsia="Times New Roman" w:cs="Times New Roman"/>
+                <w:i w:val="false"/>
+                <w:b w:val="false"/>
+                <w:u w:val="none"/>
+                <w:strike w:val="false"/>
+                <w:sz w:val="14"/>
+                <w:szCs w:val="14"/>
+                <w:color w:val="000000"/>
+              </w:rPr>
+            </w:pPr>
+            <w:r>
+              <w:rPr>
+                <w:rFonts w:ascii="Times New Roman" w:hAnsi="Times New Roman" w:eastAsia="Times New Roman" w:cs="Times New Roman"/>
+                <w:i w:val="false"/>
+                <w:b w:val="false"/>
+                <w:u w:val="none"/>
+                <w:strike w:val="false"/>
+                <w:sz w:val="14"/>
+                <w:szCs w:val="14"/>
+                <w:color w:val="000000"/>
+              </w:rPr>
+              <w:t xml:space="preserve"/>
+            </w:r>
+          </w:p>
+        </w:tc>
+        <w:tc>
+          <w:tcPr>
+            <w:tcBorders>
+              <w:bottom w:val="none" w:sz="0" w:space="0" w:color="000000"/>
+              <w:top w:val="none" w:sz="0" w:space="0" w:color="000000"/>
+              <w:left w:val="none" w:sz="0" w:space="0" w:color="000000"/>
+              <w:right w:val="none" w:sz="0" w:space="0" w:color="000000"/>
+            </w:tcBorders>
+            <w:shd w:val="clear" w:color="auto" w:fill="FFFFFF"/>
+            <w:tcMar>
+              <w:top w:w="0" w:type="dxa"/>
+              <w:bottom w:w="0" w:type="dxa"/>
+              <w:left w:w="0" w:type="dxa"/>
+              <w:right w:w="0" w:type="dxa"/>
+            </w:tcMar>
+            <w:vAlign w:val="center"/>
+          </w:tcPr>
+          <w:p>
+            <w:pPr>
+              <w:pStyle w:val="Normal"/>
+              <w:jc w:val="left"/>
+              <w:pBdr>
+                <w:bottom w:val="none" w:sz="0" w:space="0" w:color="000000"/>
+                <w:top w:val="none" w:sz="0" w:space="0" w:color="000000"/>
+                <w:left w:val="none" w:sz="0" w:space="0" w:color="000000"/>
+                <w:right w:val="none" w:sz="0" w:space="0" w:color="000000"/>
+              </w:pBdr>
+              <w:spacing w:after="100" w:before="100" w:line="240"/>
+              <w:ind w:left="100" w:right="100" w:firstLine="0" w:firstLineChars="0"/>
+              <w:rPr>
+                <w:rFonts w:ascii="Times New Roman" w:hAnsi="Times New Roman" w:eastAsia="Times New Roman" w:cs="Times New Roman"/>
+                <w:i w:val="false"/>
+                <w:b w:val="false"/>
+                <w:u w:val="none"/>
+                <w:strike w:val="false"/>
+                <w:sz w:val="14"/>
+                <w:szCs w:val="14"/>
+                <w:color w:val="000000"/>
+              </w:rPr>
+            </w:pPr>
+            <w:r>
+              <w:rPr>
+                <w:rFonts w:ascii="Times New Roman" w:hAnsi="Times New Roman" w:eastAsia="Times New Roman" w:cs="Times New Roman"/>
+                <w:i w:val="false"/>
+                <w:b w:val="false"/>
+                <w:u w:val="none"/>
+                <w:strike w:val="false"/>
+                <w:sz w:val="14"/>
+                <w:szCs w:val="14"/>
+                <w:color w:val="000000"/>
+              </w:rPr>
+              <w:t xml:space="preserve"/>
+            </w:r>
+          </w:p>
+        </w:tc>
+        <w:tc>
+          <w:tcPr>
+            <w:tcBorders>
+              <w:bottom w:val="none" w:sz="0" w:space="0" w:color="000000"/>
+              <w:top w:val="none" w:sz="0" w:space="0" w:color="000000"/>
+              <w:left w:val="none" w:sz="0" w:space="0" w:color="000000"/>
+              <w:right w:val="none" w:sz="0" w:space="0" w:color="000000"/>
+            </w:tcBorders>
+            <w:shd w:val="clear" w:color="auto" w:fill="FFFFFF"/>
+            <w:tcMar>
+              <w:top w:w="0" w:type="dxa"/>
+              <w:bottom w:w="0" w:type="dxa"/>
+              <w:left w:w="0" w:type="dxa"/>
+              <w:right w:w="0" w:type="dxa"/>
+            </w:tcMar>
+            <w:vAlign w:val="center"/>
+          </w:tcPr>
+          <w:p>
+            <w:pPr>
+              <w:pStyle w:val="Normal"/>
+              <w:jc w:val="left"/>
+              <w:pBdr>
+                <w:bottom w:val="none" w:sz="0" w:space="0" w:color="000000"/>
+                <w:top w:val="none" w:sz="0" w:space="0" w:color="000000"/>
+                <w:left w:val="none" w:sz="0" w:space="0" w:color="000000"/>
+                <w:right w:val="none" w:sz="0" w:space="0" w:color="000000"/>
+              </w:pBdr>
+              <w:spacing w:after="100" w:before="100" w:line="240"/>
+              <w:ind w:left="100" w:right="100" w:firstLine="0" w:firstLineChars="0"/>
+              <w:rPr>
+                <w:rFonts w:ascii="Times New Roman" w:hAnsi="Times New Roman" w:eastAsia="Times New Roman" w:cs="Times New Roman"/>
+                <w:i w:val="false"/>
+                <w:b w:val="false"/>
+                <w:u w:val="none"/>
+                <w:strike w:val="false"/>
+                <w:sz w:val="14"/>
+                <w:szCs w:val="14"/>
+                <w:color w:val="000000"/>
+              </w:rPr>
+            </w:pPr>
+            <w:r>
+              <w:rPr>
+                <w:rFonts w:ascii="Times New Roman" w:hAnsi="Times New Roman" w:eastAsia="Times New Roman" w:cs="Times New Roman"/>
+                <w:i w:val="false"/>
+                <w:b w:val="false"/>
+                <w:u w:val="none"/>
+                <w:strike w:val="false"/>
+                <w:sz w:val="14"/>
+                <w:szCs w:val="14"/>
+                <w:color w:val="000000"/>
+              </w:rPr>
+              <w:t xml:space="preserve"/>
+            </w:r>
+          </w:p>
+        </w:tc>
+        <w:tc>
+          <w:tcPr>
+            <w:tcBorders>
+              <w:bottom w:val="none" w:sz="0" w:space="0" w:color="000000"/>
+              <w:top w:val="none" w:sz="0" w:space="0" w:color="000000"/>
+              <w:left w:val="none" w:sz="0" w:space="0" w:color="000000"/>
+              <w:right w:val="none" w:sz="0" w:space="0" w:color="000000"/>
+            </w:tcBorders>
+            <w:shd w:val="clear" w:color="auto" w:fill="FFFFFF"/>
+            <w:tcMar>
+              <w:top w:w="0" w:type="dxa"/>
+              <w:bottom w:w="0" w:type="dxa"/>
+              <w:left w:w="0" w:type="dxa"/>
+              <w:right w:w="0" w:type="dxa"/>
+            </w:tcMar>
+            <w:vAlign w:val="center"/>
+          </w:tcPr>
+          <w:p>
+            <w:pPr>
+              <w:pStyle w:val="Normal"/>
+              <w:jc w:val="left"/>
+              <w:pBdr>
+                <w:bottom w:val="none" w:sz="0" w:space="0" w:color="000000"/>
+                <w:top w:val="none" w:sz="0" w:space="0" w:color="000000"/>
+                <w:left w:val="none" w:sz="0" w:space="0" w:color="000000"/>
+                <w:right w:val="none" w:sz="0" w:space="0" w:color="000000"/>
+              </w:pBdr>
+              <w:spacing w:after="100" w:before="100" w:line="240"/>
+              <w:ind w:left="100" w:right="100" w:firstLine="0" w:firstLineChars="0"/>
+              <w:rPr>
+                <w:rFonts w:ascii="Times New Roman" w:hAnsi="Times New Roman" w:eastAsia="Times New Roman" w:cs="Times New Roman"/>
+                <w:i w:val="false"/>
+                <w:b w:val="false"/>
+                <w:u w:val="none"/>
+                <w:strike w:val="false"/>
+                <w:sz w:val="14"/>
+                <w:szCs w:val="14"/>
+                <w:color w:val="000000"/>
+              </w:rPr>
+            </w:pPr>
+            <w:r>
+              <w:rPr>
+                <w:rFonts w:ascii="Times New Roman" w:hAnsi="Times New Roman" w:eastAsia="Times New Roman" w:cs="Times New Roman"/>
+                <w:i w:val="false"/>
+                <w:b w:val="false"/>
+                <w:u w:val="none"/>
+                <w:strike w:val="false"/>
+                <w:sz w:val="14"/>
+                <w:szCs w:val="14"/>
+                <w:color w:val="000000"/>
+              </w:rPr>
+              <w:t xml:space="preserve"/>
+            </w:r>
+          </w:p>
+        </w:tc>
+        <w:tc>
+          <w:tcPr>
+            <w:tcBorders>
+              <w:bottom w:val="none" w:sz="0" w:space="0" w:color="000000"/>
+              <w:top w:val="none" w:sz="0" w:space="0" w:color="000000"/>
+              <w:left w:val="none" w:sz="0" w:space="0" w:color="000000"/>
+              <w:right w:val="none" w:sz="0" w:space="0" w:color="000000"/>
+            </w:tcBorders>
+            <w:shd w:val="clear" w:color="auto" w:fill="FFFFFF"/>
+            <w:tcMar>
+              <w:top w:w="0" w:type="dxa"/>
+              <w:bottom w:w="0" w:type="dxa"/>
+              <w:left w:w="0" w:type="dxa"/>
+              <w:right w:w="0" w:type="dxa"/>
+            </w:tcMar>
+            <w:vAlign w:val="center"/>
+          </w:tcPr>
+          <w:p>
+            <w:pPr>
+              <w:pStyle w:val="Normal"/>
+              <w:jc w:val="left"/>
+              <w:pBdr>
+                <w:bottom w:val="none" w:sz="0" w:space="0" w:color="000000"/>
+                <w:top w:val="none" w:sz="0" w:space="0" w:color="000000"/>
+                <w:left w:val="none" w:sz="0" w:space="0" w:color="000000"/>
+                <w:right w:val="none" w:sz="0" w:space="0" w:color="000000"/>
+              </w:pBdr>
+              <w:spacing w:after="100" w:before="100" w:line="240"/>
+              <w:ind w:left="100" w:right="100" w:firstLine="0" w:firstLineChars="0"/>
+              <w:rPr>
+                <w:rFonts w:ascii="Times New Roman" w:hAnsi="Times New Roman" w:eastAsia="Times New Roman" w:cs="Times New Roman"/>
+                <w:i w:val="false"/>
+                <w:b w:val="false"/>
+                <w:u w:val="none"/>
+                <w:strike w:val="false"/>
+                <w:sz w:val="14"/>
+                <w:szCs w:val="14"/>
+                <w:color w:val="000000"/>
+              </w:rPr>
+            </w:pPr>
+            <w:r>
+              <w:rPr>
+                <w:rFonts w:ascii="Times New Roman" w:hAnsi="Times New Roman" w:eastAsia="Times New Roman" w:cs="Times New Roman"/>
+                <w:i w:val="false"/>
+                <w:b w:val="false"/>
+                <w:u w:val="none"/>
+                <w:strike w:val="false"/>
+                <w:sz w:val="14"/>
+                <w:szCs w:val="14"/>
+                <w:color w:val="000000"/>
+              </w:rPr>
+              <w:t xml:space="preserve"/>
+            </w:r>
+          </w:p>
+        </w:tc>
+        <w:tc>
+          <w:tcPr>
+            <w:tcBorders>
+              <w:bottom w:val="none" w:sz="0" w:space="0" w:color="000000"/>
+              <w:top w:val="none" w:sz="0" w:space="0" w:color="000000"/>
+              <w:left w:val="none" w:sz="0" w:space="0" w:color="000000"/>
+              <w:right w:val="none" w:sz="0" w:space="0" w:color="000000"/>
+            </w:tcBorders>
+            <w:shd w:val="clear" w:color="auto" w:fill="FFFFFF"/>
+            <w:tcMar>
+              <w:top w:w="0" w:type="dxa"/>
+              <w:bottom w:w="0" w:type="dxa"/>
+              <w:left w:w="0" w:type="dxa"/>
+              <w:right w:w="0" w:type="dxa"/>
+            </w:tcMar>
+            <w:vAlign w:val="center"/>
+          </w:tcPr>
+          <w:p>
+            <w:pPr>
+              <w:pStyle w:val="Normal"/>
+              <w:jc w:val="left"/>
+              <w:pBdr>
+                <w:bottom w:val="none" w:sz="0" w:space="0" w:color="000000"/>
+                <w:top w:val="none" w:sz="0" w:space="0" w:color="000000"/>
+                <w:left w:val="none" w:sz="0" w:space="0" w:color="000000"/>
+                <w:right w:val="none" w:sz="0" w:space="0" w:color="000000"/>
+              </w:pBdr>
+              <w:spacing w:after="100" w:before="100" w:line="240"/>
+              <w:ind w:left="100" w:right="100" w:firstLine="0" w:firstLineChars="0"/>
+              <w:rPr>
+                <w:rFonts w:ascii="Times New Roman" w:hAnsi="Times New Roman" w:eastAsia="Times New Roman" w:cs="Times New Roman"/>
+                <w:i w:val="false"/>
+                <w:b w:val="false"/>
+                <w:u w:val="none"/>
+                <w:strike w:val="false"/>
+                <w:sz w:val="14"/>
+                <w:szCs w:val="14"/>
+                <w:color w:val="000000"/>
+              </w:rPr>
+            </w:pPr>
+            <w:r>
+              <w:rPr>
+                <w:rFonts w:ascii="Times New Roman" w:hAnsi="Times New Roman" w:eastAsia="Times New Roman" w:cs="Times New Roman"/>
+                <w:i w:val="false"/>
+                <w:b w:val="false"/>
+                <w:u w:val="none"/>
+                <w:strike w:val="false"/>
+                <w:sz w:val="14"/>
+                <w:szCs w:val="14"/>
+                <w:color w:val="000000"/>
+              </w:rPr>
+              <w:t xml:space="preserve">Yes</w:t>
+            </w:r>
+          </w:p>
+        </w:tc>
+        <w:tc>
+          <w:tcPr>
+            <w:tcBorders>
+              <w:bottom w:val="none" w:sz="0" w:space="0" w:color="000000"/>
+              <w:top w:val="none" w:sz="0" w:space="0" w:color="000000"/>
+              <w:left w:val="none" w:sz="0" w:space="0" w:color="000000"/>
+              <w:right w:val="none" w:sz="0" w:space="0" w:color="000000"/>
+            </w:tcBorders>
+            <w:shd w:val="clear" w:color="auto" w:fill="FFFFFF"/>
+            <w:tcMar>
+              <w:top w:w="0" w:type="dxa"/>
+              <w:bottom w:w="0" w:type="dxa"/>
+              <w:left w:w="0" w:type="dxa"/>
+              <w:right w:w="0" w:type="dxa"/>
+            </w:tcMar>
+            <w:vAlign w:val="center"/>
+          </w:tcPr>
+          <w:p>
+            <w:pPr>
+              <w:pStyle w:val="Normal"/>
+              <w:jc w:val="right"/>
+              <w:pBdr>
+                <w:bottom w:val="none" w:sz="0" w:space="0" w:color="000000"/>
+                <w:top w:val="none" w:sz="0" w:space="0" w:color="000000"/>
+                <w:left w:val="none" w:sz="0" w:space="0" w:color="000000"/>
+                <w:right w:val="none" w:sz="0" w:space="0" w:color="000000"/>
+              </w:pBdr>
+              <w:spacing w:after="100" w:before="100" w:line="240"/>
+              <w:ind w:left="100" w:right="100" w:firstLine="0" w:firstLineChars="0"/>
+              <w:rPr>
+                <w:rFonts w:ascii="Times New Roman" w:hAnsi="Times New Roman" w:eastAsia="Times New Roman" w:cs="Times New Roman"/>
+                <w:i w:val="false"/>
+                <w:b w:val="false"/>
+                <w:u w:val="none"/>
+                <w:strike w:val="false"/>
+                <w:sz w:val="14"/>
+                <w:szCs w:val="14"/>
+                <w:color w:val="000000"/>
+              </w:rPr>
+            </w:pPr>
+            <w:r>
+              <w:rPr>
+                <w:rFonts w:ascii="Times New Roman" w:hAnsi="Times New Roman" w:eastAsia="Times New Roman" w:cs="Times New Roman"/>
+                <w:i w:val="false"/>
+                <w:b w:val="false"/>
+                <w:u w:val="none"/>
+                <w:strike w:val="false"/>
+                <w:sz w:val="14"/>
+                <w:szCs w:val="14"/>
+                <w:color w:val="000000"/>
+              </w:rPr>
+              <w:t xml:space="preserve">false</w:t>
+            </w:r>
+          </w:p>
+        </w:tc>
+      </w:tr>
+      <w:tr>
+        <w:trPr>
+          <w:trHeight w:val="512" w:hRule="auto"/>
+        </w:trPr>
+        <w:tc>
+          <w:tcPr>
+            <w:tcBorders>
+              <w:bottom w:val="none" w:sz="0" w:space="0" w:color="000000"/>
+              <w:top w:val="none" w:sz="0" w:space="0" w:color="000000"/>
+              <w:left w:val="none" w:sz="0" w:space="0" w:color="000000"/>
+              <w:right w:val="none" w:sz="0" w:space="0" w:color="000000"/>
+            </w:tcBorders>
+            <w:shd w:val="clear" w:color="auto" w:fill="FFFFFF"/>
+            <w:tcMar>
+              <w:top w:w="0" w:type="dxa"/>
+              <w:bottom w:w="0" w:type="dxa"/>
+              <w:left w:w="0" w:type="dxa"/>
+              <w:right w:w="0" w:type="dxa"/>
+            </w:tcMar>
+            <w:vAlign w:val="center"/>
+          </w:tcPr>
+          <w:p>
+            <w:pPr>
+              <w:pStyle w:val="Normal"/>
+              <w:jc w:val="left"/>
+              <w:pBdr>
+                <w:bottom w:val="none" w:sz="0" w:space="0" w:color="000000"/>
+                <w:top w:val="none" w:sz="0" w:space="0" w:color="000000"/>
+                <w:left w:val="none" w:sz="0" w:space="0" w:color="000000"/>
+                <w:right w:val="none" w:sz="0" w:space="0" w:color="000000"/>
+              </w:pBdr>
+              <w:spacing w:after="100" w:before="100" w:line="240"/>
+              <w:ind w:left="100" w:right="100" w:firstLine="0" w:firstLineChars="0"/>
+              <w:rPr>
+                <w:rFonts w:ascii="Times New Roman" w:hAnsi="Times New Roman" w:eastAsia="Times New Roman" w:cs="Times New Roman"/>
+                <w:i w:val="false"/>
+                <w:b w:val="false"/>
+                <w:u w:val="none"/>
+                <w:strike w:val="false"/>
+                <w:sz w:val="14"/>
+                <w:szCs w:val="14"/>
+                <w:color w:val="000000"/>
+              </w:rPr>
+            </w:pPr>
+            <w:r>
+              <w:rPr>
+                <w:rFonts w:ascii="Times New Roman" w:hAnsi="Times New Roman" w:eastAsia="Times New Roman" w:cs="Times New Roman"/>
+                <w:i w:val="false"/>
+                <w:b w:val="false"/>
+                <w:u w:val="none"/>
+                <w:strike w:val="false"/>
+                <w:sz w:val="14"/>
+                <w:szCs w:val="14"/>
+                <w:color w:val="000000"/>
+              </w:rPr>
+              <w:t xml:space="preserve">Relapse-free survival</w:t>
+            </w:r>
+          </w:p>
+        </w:tc>
+        <w:tc>
+          <w:tcPr>
+            <w:tcBorders>
+              <w:bottom w:val="none" w:sz="0" w:space="0" w:color="000000"/>
+              <w:top w:val="none" w:sz="0" w:space="0" w:color="000000"/>
+              <w:left w:val="none" w:sz="0" w:space="0" w:color="000000"/>
+              <w:right w:val="none" w:sz="0" w:space="0" w:color="000000"/>
+            </w:tcBorders>
+            <w:shd w:val="clear" w:color="auto" w:fill="FFFFFF"/>
+            <w:tcMar>
+              <w:top w:w="0" w:type="dxa"/>
+              <w:bottom w:w="0" w:type="dxa"/>
+              <w:left w:w="0" w:type="dxa"/>
+              <w:right w:w="0" w:type="dxa"/>
+            </w:tcMar>
+            <w:vAlign w:val="center"/>
+          </w:tcPr>
+          <w:p>
+            <w:pPr>
+              <w:pStyle w:val="Normal"/>
+              <w:jc w:val="left"/>
+              <w:pBdr>
+                <w:bottom w:val="none" w:sz="0" w:space="0" w:color="000000"/>
+                <w:top w:val="none" w:sz="0" w:space="0" w:color="000000"/>
+                <w:left w:val="none" w:sz="0" w:space="0" w:color="000000"/>
+                <w:right w:val="none" w:sz="0" w:space="0" w:color="000000"/>
+              </w:pBdr>
+              <w:spacing w:after="100" w:before="100" w:line="240"/>
+              <w:ind w:left="100" w:right="100" w:firstLine="0" w:firstLineChars="0"/>
+              <w:rPr>
+                <w:rFonts w:ascii="Times New Roman" w:hAnsi="Times New Roman" w:eastAsia="Times New Roman" w:cs="Times New Roman"/>
+                <w:i w:val="false"/>
+                <w:b w:val="false"/>
+                <w:u w:val="none"/>
+                <w:strike w:val="false"/>
+                <w:sz w:val="14"/>
+                <w:szCs w:val="14"/>
+                <w:color w:val="000000"/>
+              </w:rPr>
+            </w:pPr>
+            <w:r>
+              <w:rPr>
+                <w:rFonts w:ascii="Times New Roman" w:hAnsi="Times New Roman" w:eastAsia="Times New Roman" w:cs="Times New Roman"/>
+                <w:i w:val="false"/>
+                <w:b w:val="false"/>
+                <w:u w:val="none"/>
+                <w:strike w:val="false"/>
+                <w:sz w:val="14"/>
+                <w:szCs w:val="14"/>
+                <w:color w:val="000000"/>
+              </w:rPr>
               <w:t xml:space="preserve">pMMR</w:t>
             </w:r>
           </w:p>
@@ -13493,6 +14378,891 @@
                 <w:szCs w:val="14"/>
                 <w:color w:val="000000"/>
               </w:rPr>
+              <w:t xml:space="preserve">Univariable</w:t>
+            </w:r>
+          </w:p>
+        </w:tc>
+        <w:tc>
+          <w:tcPr>
+            <w:tcBorders>
+              <w:bottom w:val="none" w:sz="0" w:space="0" w:color="000000"/>
+              <w:top w:val="none" w:sz="0" w:space="0" w:color="000000"/>
+              <w:left w:val="none" w:sz="0" w:space="0" w:color="000000"/>
+              <w:right w:val="none" w:sz="0" w:space="0" w:color="000000"/>
+            </w:tcBorders>
+            <w:shd w:val="clear" w:color="auto" w:fill="FFFFFF"/>
+            <w:tcMar>
+              <w:top w:w="0" w:type="dxa"/>
+              <w:bottom w:w="0" w:type="dxa"/>
+              <w:left w:w="0" w:type="dxa"/>
+              <w:right w:w="0" w:type="dxa"/>
+            </w:tcMar>
+            <w:vAlign w:val="center"/>
+          </w:tcPr>
+          <w:p>
+            <w:pPr>
+              <w:pStyle w:val="Normal"/>
+              <w:jc w:val="right"/>
+              <w:pBdr>
+                <w:bottom w:val="none" w:sz="0" w:space="0" w:color="000000"/>
+                <w:top w:val="none" w:sz="0" w:space="0" w:color="000000"/>
+                <w:left w:val="none" w:sz="0" w:space="0" w:color="000000"/>
+                <w:right w:val="none" w:sz="0" w:space="0" w:color="000000"/>
+              </w:pBdr>
+              <w:spacing w:after="100" w:before="100" w:line="240"/>
+              <w:ind w:left="100" w:right="100" w:firstLine="0" w:firstLineChars="0"/>
+              <w:rPr>
+                <w:rFonts w:ascii="Times New Roman" w:hAnsi="Times New Roman" w:eastAsia="Times New Roman" w:cs="Times New Roman"/>
+                <w:i w:val="false"/>
+                <w:b w:val="false"/>
+                <w:u w:val="none"/>
+                <w:strike w:val="false"/>
+                <w:sz w:val="14"/>
+                <w:szCs w:val="14"/>
+                <w:color w:val="000000"/>
+              </w:rPr>
+            </w:pPr>
+            <w:r>
+              <w:rPr>
+                <w:rFonts w:ascii="Times New Roman" w:hAnsi="Times New Roman" w:eastAsia="Times New Roman" w:cs="Times New Roman"/>
+                <w:i w:val="false"/>
+                <w:b w:val="false"/>
+                <w:u w:val="none"/>
+                <w:strike w:val="false"/>
+                <w:sz w:val="14"/>
+                <w:szCs w:val="14"/>
+                <w:color w:val="000000"/>
+              </w:rPr>
+              <w:t xml:space="preserve">439</w:t>
+            </w:r>
+          </w:p>
+        </w:tc>
+        <w:tc>
+          <w:tcPr>
+            <w:tcBorders>
+              <w:bottom w:val="none" w:sz="0" w:space="0" w:color="000000"/>
+              <w:top w:val="none" w:sz="0" w:space="0" w:color="000000"/>
+              <w:left w:val="none" w:sz="0" w:space="0" w:color="000000"/>
+              <w:right w:val="none" w:sz="0" w:space="0" w:color="000000"/>
+            </w:tcBorders>
+            <w:shd w:val="clear" w:color="auto" w:fill="FFFFFF"/>
+            <w:tcMar>
+              <w:top w:w="0" w:type="dxa"/>
+              <w:bottom w:w="0" w:type="dxa"/>
+              <w:left w:w="0" w:type="dxa"/>
+              <w:right w:w="0" w:type="dxa"/>
+            </w:tcMar>
+            <w:vAlign w:val="center"/>
+          </w:tcPr>
+          <w:p>
+            <w:pPr>
+              <w:pStyle w:val="Normal"/>
+              <w:jc w:val="right"/>
+              <w:pBdr>
+                <w:bottom w:val="none" w:sz="0" w:space="0" w:color="000000"/>
+                <w:top w:val="none" w:sz="0" w:space="0" w:color="000000"/>
+                <w:left w:val="none" w:sz="0" w:space="0" w:color="000000"/>
+                <w:right w:val="none" w:sz="0" w:space="0" w:color="000000"/>
+              </w:pBdr>
+              <w:spacing w:after="100" w:before="100" w:line="240"/>
+              <w:ind w:left="100" w:right="100" w:firstLine="0" w:firstLineChars="0"/>
+              <w:rPr>
+                <w:rFonts w:ascii="Times New Roman" w:hAnsi="Times New Roman" w:eastAsia="Times New Roman" w:cs="Times New Roman"/>
+                <w:i w:val="false"/>
+                <w:b w:val="false"/>
+                <w:u w:val="none"/>
+                <w:strike w:val="false"/>
+                <w:sz w:val="14"/>
+                <w:szCs w:val="14"/>
+                <w:color w:val="000000"/>
+              </w:rPr>
+            </w:pPr>
+            <w:r>
+              <w:rPr>
+                <w:rFonts w:ascii="Times New Roman" w:hAnsi="Times New Roman" w:eastAsia="Times New Roman" w:cs="Times New Roman"/>
+                <w:i w:val="false"/>
+                <w:b w:val="false"/>
+                <w:u w:val="none"/>
+                <w:strike w:val="false"/>
+                <w:sz w:val="14"/>
+                <w:szCs w:val="14"/>
+                <w:color w:val="000000"/>
+              </w:rPr>
+              <w:t xml:space="preserve">157</w:t>
+            </w:r>
+          </w:p>
+        </w:tc>
+        <w:tc>
+          <w:tcPr>
+            <w:tcBorders>
+              <w:bottom w:val="none" w:sz="0" w:space="0" w:color="000000"/>
+              <w:top w:val="none" w:sz="0" w:space="0" w:color="000000"/>
+              <w:left w:val="none" w:sz="0" w:space="0" w:color="000000"/>
+              <w:right w:val="none" w:sz="0" w:space="0" w:color="000000"/>
+            </w:tcBorders>
+            <w:shd w:val="clear" w:color="auto" w:fill="FFFFFF"/>
+            <w:tcMar>
+              <w:top w:w="0" w:type="dxa"/>
+              <w:bottom w:w="0" w:type="dxa"/>
+              <w:left w:w="0" w:type="dxa"/>
+              <w:right w:w="0" w:type="dxa"/>
+            </w:tcMar>
+            <w:vAlign w:val="center"/>
+          </w:tcPr>
+          <w:p>
+            <w:pPr>
+              <w:pStyle w:val="Normal"/>
+              <w:jc w:val="left"/>
+              <w:pBdr>
+                <w:bottom w:val="none" w:sz="0" w:space="0" w:color="000000"/>
+                <w:top w:val="none" w:sz="0" w:space="0" w:color="000000"/>
+                <w:left w:val="none" w:sz="0" w:space="0" w:color="000000"/>
+                <w:right w:val="none" w:sz="0" w:space="0" w:color="000000"/>
+              </w:pBdr>
+              <w:spacing w:after="100" w:before="100" w:line="240"/>
+              <w:ind w:left="100" w:right="100" w:firstLine="0" w:firstLineChars="0"/>
+              <w:rPr>
+                <w:rFonts w:ascii="Times New Roman" w:hAnsi="Times New Roman" w:eastAsia="Times New Roman" w:cs="Times New Roman"/>
+                <w:i w:val="false"/>
+                <w:b w:val="false"/>
+                <w:u w:val="none"/>
+                <w:strike w:val="false"/>
+                <w:sz w:val="14"/>
+                <w:szCs w:val="14"/>
+                <w:color w:val="000000"/>
+              </w:rPr>
+            </w:pPr>
+            <w:r>
+              <w:rPr>
+                <w:rFonts w:ascii="Times New Roman" w:hAnsi="Times New Roman" w:eastAsia="Times New Roman" w:cs="Times New Roman"/>
+                <w:i w:val="false"/>
+                <w:b w:val="false"/>
+                <w:u w:val="none"/>
+                <w:strike w:val="false"/>
+                <w:sz w:val="14"/>
+                <w:szCs w:val="14"/>
+                <w:color w:val="000000"/>
+              </w:rPr>
+              <w:t xml:space="preserve">0.79 (0.58–1.09)</w:t>
+            </w:r>
+          </w:p>
+        </w:tc>
+        <w:tc>
+          <w:tcPr>
+            <w:tcBorders>
+              <w:bottom w:val="none" w:sz="0" w:space="0" w:color="000000"/>
+              <w:top w:val="none" w:sz="0" w:space="0" w:color="000000"/>
+              <w:left w:val="none" w:sz="0" w:space="0" w:color="000000"/>
+              <w:right w:val="none" w:sz="0" w:space="0" w:color="000000"/>
+            </w:tcBorders>
+            <w:shd w:val="clear" w:color="auto" w:fill="FFFFFF"/>
+            <w:tcMar>
+              <w:top w:w="0" w:type="dxa"/>
+              <w:bottom w:w="0" w:type="dxa"/>
+              <w:left w:w="0" w:type="dxa"/>
+              <w:right w:w="0" w:type="dxa"/>
+            </w:tcMar>
+            <w:vAlign w:val="center"/>
+          </w:tcPr>
+          <w:p>
+            <w:pPr>
+              <w:pStyle w:val="Normal"/>
+              <w:jc w:val="left"/>
+              <w:pBdr>
+                <w:bottom w:val="none" w:sz="0" w:space="0" w:color="000000"/>
+                <w:top w:val="none" w:sz="0" w:space="0" w:color="000000"/>
+                <w:left w:val="none" w:sz="0" w:space="0" w:color="000000"/>
+                <w:right w:val="none" w:sz="0" w:space="0" w:color="000000"/>
+              </w:pBdr>
+              <w:spacing w:after="100" w:before="100" w:line="240"/>
+              <w:ind w:left="100" w:right="100" w:firstLine="0" w:firstLineChars="0"/>
+              <w:rPr>
+                <w:rFonts w:ascii="Times New Roman" w:hAnsi="Times New Roman" w:eastAsia="Times New Roman" w:cs="Times New Roman"/>
+                <w:i w:val="false"/>
+                <w:b w:val="false"/>
+                <w:u w:val="none"/>
+                <w:strike w:val="false"/>
+                <w:sz w:val="14"/>
+                <w:szCs w:val="14"/>
+                <w:color w:val="000000"/>
+              </w:rPr>
+            </w:pPr>
+            <w:r>
+              <w:rPr>
+                <w:rFonts w:ascii="Times New Roman" w:hAnsi="Times New Roman" w:eastAsia="Times New Roman" w:cs="Times New Roman"/>
+                <w:i w:val="false"/>
+                <w:b w:val="false"/>
+                <w:u w:val="none"/>
+                <w:strike w:val="false"/>
+                <w:sz w:val="14"/>
+                <w:szCs w:val="14"/>
+                <w:color w:val="000000"/>
+              </w:rPr>
+              <w:t xml:space="preserve">0.154</w:t>
+            </w:r>
+          </w:p>
+        </w:tc>
+        <w:tc>
+          <w:tcPr>
+            <w:tcBorders>
+              <w:bottom w:val="none" w:sz="0" w:space="0" w:color="000000"/>
+              <w:top w:val="none" w:sz="0" w:space="0" w:color="000000"/>
+              <w:left w:val="none" w:sz="0" w:space="0" w:color="000000"/>
+              <w:right w:val="none" w:sz="0" w:space="0" w:color="000000"/>
+            </w:tcBorders>
+            <w:shd w:val="clear" w:color="auto" w:fill="FFFFFF"/>
+            <w:tcMar>
+              <w:top w:w="0" w:type="dxa"/>
+              <w:bottom w:w="0" w:type="dxa"/>
+              <w:left w:w="0" w:type="dxa"/>
+              <w:right w:w="0" w:type="dxa"/>
+            </w:tcMar>
+            <w:vAlign w:val="center"/>
+          </w:tcPr>
+          <w:p>
+            <w:pPr>
+              <w:pStyle w:val="Normal"/>
+              <w:jc w:val="left"/>
+              <w:pBdr>
+                <w:bottom w:val="none" w:sz="0" w:space="0" w:color="000000"/>
+                <w:top w:val="none" w:sz="0" w:space="0" w:color="000000"/>
+                <w:left w:val="none" w:sz="0" w:space="0" w:color="000000"/>
+                <w:right w:val="none" w:sz="0" w:space="0" w:color="000000"/>
+              </w:pBdr>
+              <w:spacing w:after="100" w:before="100" w:line="240"/>
+              <w:ind w:left="100" w:right="100" w:firstLine="0" w:firstLineChars="0"/>
+              <w:rPr>
+                <w:rFonts w:ascii="Times New Roman" w:hAnsi="Times New Roman" w:eastAsia="Times New Roman" w:cs="Times New Roman"/>
+                <w:i w:val="false"/>
+                <w:b w:val="false"/>
+                <w:u w:val="none"/>
+                <w:strike w:val="false"/>
+                <w:sz w:val="14"/>
+                <w:szCs w:val="14"/>
+                <w:color w:val="000000"/>
+              </w:rPr>
+            </w:pPr>
+            <w:r>
+              <w:rPr>
+                <w:rFonts w:ascii="Times New Roman" w:hAnsi="Times New Roman" w:eastAsia="Times New Roman" w:cs="Times New Roman"/>
+                <w:i w:val="false"/>
+                <w:b w:val="false"/>
+                <w:u w:val="none"/>
+                <w:strike w:val="false"/>
+                <w:sz w:val="14"/>
+                <w:szCs w:val="14"/>
+                <w:color w:val="000000"/>
+              </w:rPr>
+              <w:t xml:space="preserve">157.0</w:t>
+            </w:r>
+          </w:p>
+        </w:tc>
+        <w:tc>
+          <w:tcPr>
+            <w:tcBorders>
+              <w:bottom w:val="none" w:sz="0" w:space="0" w:color="000000"/>
+              <w:top w:val="none" w:sz="0" w:space="0" w:color="000000"/>
+              <w:left w:val="none" w:sz="0" w:space="0" w:color="000000"/>
+              <w:right w:val="none" w:sz="0" w:space="0" w:color="000000"/>
+            </w:tcBorders>
+            <w:shd w:val="clear" w:color="auto" w:fill="FFFFFF"/>
+            <w:tcMar>
+              <w:top w:w="0" w:type="dxa"/>
+              <w:bottom w:w="0" w:type="dxa"/>
+              <w:left w:w="0" w:type="dxa"/>
+              <w:right w:w="0" w:type="dxa"/>
+            </w:tcMar>
+            <w:vAlign w:val="center"/>
+          </w:tcPr>
+          <w:p>
+            <w:pPr>
+              <w:pStyle w:val="Normal"/>
+              <w:jc w:val="right"/>
+              <w:pBdr>
+                <w:bottom w:val="none" w:sz="0" w:space="0" w:color="000000"/>
+                <w:top w:val="none" w:sz="0" w:space="0" w:color="000000"/>
+                <w:left w:val="none" w:sz="0" w:space="0" w:color="000000"/>
+                <w:right w:val="none" w:sz="0" w:space="0" w:color="000000"/>
+              </w:pBdr>
+              <w:spacing w:after="100" w:before="100" w:line="240"/>
+              <w:ind w:left="100" w:right="100" w:firstLine="0" w:firstLineChars="0"/>
+              <w:rPr>
+                <w:rFonts w:ascii="Times New Roman" w:hAnsi="Times New Roman" w:eastAsia="Times New Roman" w:cs="Times New Roman"/>
+                <w:i w:val="false"/>
+                <w:b w:val="false"/>
+                <w:u w:val="none"/>
+                <w:strike w:val="false"/>
+                <w:sz w:val="14"/>
+                <w:szCs w:val="14"/>
+                <w:color w:val="000000"/>
+              </w:rPr>
+            </w:pPr>
+            <w:r>
+              <w:rPr>
+                <w:rFonts w:ascii="Times New Roman" w:hAnsi="Times New Roman" w:eastAsia="Times New Roman" w:cs="Times New Roman"/>
+                <w:i w:val="false"/>
+                <w:b w:val="false"/>
+                <w:u w:val="none"/>
+                <w:strike w:val="false"/>
+                <w:sz w:val="14"/>
+                <w:szCs w:val="14"/>
+                <w:color w:val="000000"/>
+              </w:rPr>
+              <w:t xml:space="preserve"/>
+            </w:r>
+          </w:p>
+        </w:tc>
+        <w:tc>
+          <w:tcPr>
+            <w:tcBorders>
+              <w:bottom w:val="none" w:sz="0" w:space="0" w:color="000000"/>
+              <w:top w:val="none" w:sz="0" w:space="0" w:color="000000"/>
+              <w:left w:val="none" w:sz="0" w:space="0" w:color="000000"/>
+              <w:right w:val="none" w:sz="0" w:space="0" w:color="000000"/>
+            </w:tcBorders>
+            <w:shd w:val="clear" w:color="auto" w:fill="FFFFFF"/>
+            <w:tcMar>
+              <w:top w:w="0" w:type="dxa"/>
+              <w:bottom w:w="0" w:type="dxa"/>
+              <w:left w:w="0" w:type="dxa"/>
+              <w:right w:w="0" w:type="dxa"/>
+            </w:tcMar>
+            <w:vAlign w:val="center"/>
+          </w:tcPr>
+          <w:p>
+            <w:pPr>
+              <w:pStyle w:val="Normal"/>
+              <w:jc w:val="left"/>
+              <w:pBdr>
+                <w:bottom w:val="none" w:sz="0" w:space="0" w:color="000000"/>
+                <w:top w:val="none" w:sz="0" w:space="0" w:color="000000"/>
+                <w:left w:val="none" w:sz="0" w:space="0" w:color="000000"/>
+                <w:right w:val="none" w:sz="0" w:space="0" w:color="000000"/>
+              </w:pBdr>
+              <w:spacing w:after="100" w:before="100" w:line="240"/>
+              <w:ind w:left="100" w:right="100" w:firstLine="0" w:firstLineChars="0"/>
+              <w:rPr>
+                <w:rFonts w:ascii="Times New Roman" w:hAnsi="Times New Roman" w:eastAsia="Times New Roman" w:cs="Times New Roman"/>
+                <w:i w:val="false"/>
+                <w:b w:val="false"/>
+                <w:u w:val="none"/>
+                <w:strike w:val="false"/>
+                <w:sz w:val="14"/>
+                <w:szCs w:val="14"/>
+                <w:color w:val="000000"/>
+              </w:rPr>
+            </w:pPr>
+            <w:r>
+              <w:rPr>
+                <w:rFonts w:ascii="Times New Roman" w:hAnsi="Times New Roman" w:eastAsia="Times New Roman" w:cs="Times New Roman"/>
+                <w:i w:val="false"/>
+                <w:b w:val="false"/>
+                <w:u w:val="none"/>
+                <w:strike w:val="false"/>
+                <w:sz w:val="14"/>
+                <w:szCs w:val="14"/>
+                <w:color w:val="000000"/>
+              </w:rPr>
+              <w:t xml:space="preserve">0.176</w:t>
+            </w:r>
+          </w:p>
+        </w:tc>
+        <w:tc>
+          <w:tcPr>
+            <w:tcBorders>
+              <w:bottom w:val="none" w:sz="0" w:space="0" w:color="000000"/>
+              <w:top w:val="none" w:sz="0" w:space="0" w:color="000000"/>
+              <w:left w:val="none" w:sz="0" w:space="0" w:color="000000"/>
+              <w:right w:val="none" w:sz="0" w:space="0" w:color="000000"/>
+            </w:tcBorders>
+            <w:shd w:val="clear" w:color="auto" w:fill="FFFFFF"/>
+            <w:tcMar>
+              <w:top w:w="0" w:type="dxa"/>
+              <w:bottom w:w="0" w:type="dxa"/>
+              <w:left w:w="0" w:type="dxa"/>
+              <w:right w:w="0" w:type="dxa"/>
+            </w:tcMar>
+            <w:vAlign w:val="center"/>
+          </w:tcPr>
+          <w:p>
+            <w:pPr>
+              <w:pStyle w:val="Normal"/>
+              <w:jc w:val="left"/>
+              <w:pBdr>
+                <w:bottom w:val="none" w:sz="0" w:space="0" w:color="000000"/>
+                <w:top w:val="none" w:sz="0" w:space="0" w:color="000000"/>
+                <w:left w:val="none" w:sz="0" w:space="0" w:color="000000"/>
+                <w:right w:val="none" w:sz="0" w:space="0" w:color="000000"/>
+              </w:pBdr>
+              <w:spacing w:after="100" w:before="100" w:line="240"/>
+              <w:ind w:left="100" w:right="100" w:firstLine="0" w:firstLineChars="0"/>
+              <w:rPr>
+                <w:rFonts w:ascii="Times New Roman" w:hAnsi="Times New Roman" w:eastAsia="Times New Roman" w:cs="Times New Roman"/>
+                <w:i w:val="false"/>
+                <w:b w:val="false"/>
+                <w:u w:val="none"/>
+                <w:strike w:val="false"/>
+                <w:sz w:val="14"/>
+                <w:szCs w:val="14"/>
+                <w:color w:val="000000"/>
+              </w:rPr>
+            </w:pPr>
+            <w:r>
+              <w:rPr>
+                <w:rFonts w:ascii="Times New Roman" w:hAnsi="Times New Roman" w:eastAsia="Times New Roman" w:cs="Times New Roman"/>
+                <w:i w:val="false"/>
+                <w:b w:val="false"/>
+                <w:u w:val="none"/>
+                <w:strike w:val="false"/>
+                <w:sz w:val="14"/>
+                <w:szCs w:val="14"/>
+                <w:color w:val="000000"/>
+              </w:rPr>
+              <w:t xml:space="preserve"/>
+            </w:r>
+          </w:p>
+        </w:tc>
+        <w:tc>
+          <w:tcPr>
+            <w:tcBorders>
+              <w:bottom w:val="none" w:sz="0" w:space="0" w:color="000000"/>
+              <w:top w:val="none" w:sz="0" w:space="0" w:color="000000"/>
+              <w:left w:val="none" w:sz="0" w:space="0" w:color="000000"/>
+              <w:right w:val="none" w:sz="0" w:space="0" w:color="000000"/>
+            </w:tcBorders>
+            <w:shd w:val="clear" w:color="auto" w:fill="FFFFFF"/>
+            <w:tcMar>
+              <w:top w:w="0" w:type="dxa"/>
+              <w:bottom w:w="0" w:type="dxa"/>
+              <w:left w:w="0" w:type="dxa"/>
+              <w:right w:w="0" w:type="dxa"/>
+            </w:tcMar>
+            <w:vAlign w:val="center"/>
+          </w:tcPr>
+          <w:p>
+            <w:pPr>
+              <w:pStyle w:val="Normal"/>
+              <w:jc w:val="left"/>
+              <w:pBdr>
+                <w:bottom w:val="none" w:sz="0" w:space="0" w:color="000000"/>
+                <w:top w:val="none" w:sz="0" w:space="0" w:color="000000"/>
+                <w:left w:val="none" w:sz="0" w:space="0" w:color="000000"/>
+                <w:right w:val="none" w:sz="0" w:space="0" w:color="000000"/>
+              </w:pBdr>
+              <w:spacing w:after="100" w:before="100" w:line="240"/>
+              <w:ind w:left="100" w:right="100" w:firstLine="0" w:firstLineChars="0"/>
+              <w:rPr>
+                <w:rFonts w:ascii="Times New Roman" w:hAnsi="Times New Roman" w:eastAsia="Times New Roman" w:cs="Times New Roman"/>
+                <w:i w:val="false"/>
+                <w:b w:val="false"/>
+                <w:u w:val="none"/>
+                <w:strike w:val="false"/>
+                <w:sz w:val="14"/>
+                <w:szCs w:val="14"/>
+                <w:color w:val="000000"/>
+              </w:rPr>
+            </w:pPr>
+            <w:r>
+              <w:rPr>
+                <w:rFonts w:ascii="Times New Roman" w:hAnsi="Times New Roman" w:eastAsia="Times New Roman" w:cs="Times New Roman"/>
+                <w:i w:val="false"/>
+                <w:b w:val="false"/>
+                <w:u w:val="none"/>
+                <w:strike w:val="false"/>
+                <w:sz w:val="14"/>
+                <w:szCs w:val="14"/>
+                <w:color w:val="000000"/>
+              </w:rPr>
+              <w:t xml:space="preserve">0.149</w:t>
+            </w:r>
+          </w:p>
+        </w:tc>
+        <w:tc>
+          <w:tcPr>
+            <w:tcBorders>
+              <w:bottom w:val="none" w:sz="0" w:space="0" w:color="000000"/>
+              <w:top w:val="none" w:sz="0" w:space="0" w:color="000000"/>
+              <w:left w:val="none" w:sz="0" w:space="0" w:color="000000"/>
+              <w:right w:val="none" w:sz="0" w:space="0" w:color="000000"/>
+            </w:tcBorders>
+            <w:shd w:val="clear" w:color="auto" w:fill="FFFFFF"/>
+            <w:tcMar>
+              <w:top w:w="0" w:type="dxa"/>
+              <w:bottom w:w="0" w:type="dxa"/>
+              <w:left w:w="0" w:type="dxa"/>
+              <w:right w:w="0" w:type="dxa"/>
+            </w:tcMar>
+            <w:vAlign w:val="center"/>
+          </w:tcPr>
+          <w:p>
+            <w:pPr>
+              <w:pStyle w:val="Normal"/>
+              <w:jc w:val="left"/>
+              <w:pBdr>
+                <w:bottom w:val="none" w:sz="0" w:space="0" w:color="000000"/>
+                <w:top w:val="none" w:sz="0" w:space="0" w:color="000000"/>
+                <w:left w:val="none" w:sz="0" w:space="0" w:color="000000"/>
+                <w:right w:val="none" w:sz="0" w:space="0" w:color="000000"/>
+              </w:pBdr>
+              <w:spacing w:after="100" w:before="100" w:line="240"/>
+              <w:ind w:left="100" w:right="100" w:firstLine="0" w:firstLineChars="0"/>
+              <w:rPr>
+                <w:rFonts w:ascii="Times New Roman" w:hAnsi="Times New Roman" w:eastAsia="Times New Roman" w:cs="Times New Roman"/>
+                <w:i w:val="false"/>
+                <w:b w:val="false"/>
+                <w:u w:val="none"/>
+                <w:strike w:val="false"/>
+                <w:sz w:val="14"/>
+                <w:szCs w:val="14"/>
+                <w:color w:val="000000"/>
+              </w:rPr>
+            </w:pPr>
+            <w:r>
+              <w:rPr>
+                <w:rFonts w:ascii="Times New Roman" w:hAnsi="Times New Roman" w:eastAsia="Times New Roman" w:cs="Times New Roman"/>
+                <w:i w:val="false"/>
+                <w:b w:val="false"/>
+                <w:u w:val="none"/>
+                <w:strike w:val="false"/>
+                <w:sz w:val="14"/>
+                <w:szCs w:val="14"/>
+                <w:color w:val="000000"/>
+              </w:rPr>
+              <w:t xml:space="preserve">3.13 (-1.36, 7.62)</w:t>
+            </w:r>
+          </w:p>
+        </w:tc>
+        <w:tc>
+          <w:tcPr>
+            <w:tcBorders>
+              <w:bottom w:val="none" w:sz="0" w:space="0" w:color="000000"/>
+              <w:top w:val="none" w:sz="0" w:space="0" w:color="000000"/>
+              <w:left w:val="none" w:sz="0" w:space="0" w:color="000000"/>
+              <w:right w:val="none" w:sz="0" w:space="0" w:color="000000"/>
+            </w:tcBorders>
+            <w:shd w:val="clear" w:color="auto" w:fill="FFFFFF"/>
+            <w:tcMar>
+              <w:top w:w="0" w:type="dxa"/>
+              <w:bottom w:w="0" w:type="dxa"/>
+              <w:left w:w="0" w:type="dxa"/>
+              <w:right w:w="0" w:type="dxa"/>
+            </w:tcMar>
+            <w:vAlign w:val="center"/>
+          </w:tcPr>
+          <w:p>
+            <w:pPr>
+              <w:pStyle w:val="Normal"/>
+              <w:jc w:val="left"/>
+              <w:pBdr>
+                <w:bottom w:val="none" w:sz="0" w:space="0" w:color="000000"/>
+                <w:top w:val="none" w:sz="0" w:space="0" w:color="000000"/>
+                <w:left w:val="none" w:sz="0" w:space="0" w:color="000000"/>
+                <w:right w:val="none" w:sz="0" w:space="0" w:color="000000"/>
+              </w:pBdr>
+              <w:spacing w:after="100" w:before="100" w:line="240"/>
+              <w:ind w:left="100" w:right="100" w:firstLine="0" w:firstLineChars="0"/>
+              <w:rPr>
+                <w:rFonts w:ascii="Times New Roman" w:hAnsi="Times New Roman" w:eastAsia="Times New Roman" w:cs="Times New Roman"/>
+                <w:i w:val="false"/>
+                <w:b w:val="false"/>
+                <w:u w:val="none"/>
+                <w:strike w:val="false"/>
+                <w:sz w:val="14"/>
+                <w:szCs w:val="14"/>
+                <w:color w:val="000000"/>
+              </w:rPr>
+            </w:pPr>
+            <w:r>
+              <w:rPr>
+                <w:rFonts w:ascii="Times New Roman" w:hAnsi="Times New Roman" w:eastAsia="Times New Roman" w:cs="Times New Roman"/>
+                <w:i w:val="false"/>
+                <w:b w:val="false"/>
+                <w:u w:val="none"/>
+                <w:strike w:val="false"/>
+                <w:sz w:val="14"/>
+                <w:szCs w:val="14"/>
+                <w:color w:val="000000"/>
+              </w:rPr>
+              <w:t xml:space="preserve">0.171</w:t>
+            </w:r>
+          </w:p>
+        </w:tc>
+        <w:tc>
+          <w:tcPr>
+            <w:tcBorders>
+              <w:bottom w:val="none" w:sz="0" w:space="0" w:color="000000"/>
+              <w:top w:val="none" w:sz="0" w:space="0" w:color="000000"/>
+              <w:left w:val="none" w:sz="0" w:space="0" w:color="000000"/>
+              <w:right w:val="none" w:sz="0" w:space="0" w:color="000000"/>
+            </w:tcBorders>
+            <w:shd w:val="clear" w:color="auto" w:fill="FFFFFF"/>
+            <w:tcMar>
+              <w:top w:w="0" w:type="dxa"/>
+              <w:bottom w:w="0" w:type="dxa"/>
+              <w:left w:w="0" w:type="dxa"/>
+              <w:right w:w="0" w:type="dxa"/>
+            </w:tcMar>
+            <w:vAlign w:val="center"/>
+          </w:tcPr>
+          <w:p>
+            <w:pPr>
+              <w:pStyle w:val="Normal"/>
+              <w:jc w:val="left"/>
+              <w:pBdr>
+                <w:bottom w:val="none" w:sz="0" w:space="0" w:color="000000"/>
+                <w:top w:val="none" w:sz="0" w:space="0" w:color="000000"/>
+                <w:left w:val="none" w:sz="0" w:space="0" w:color="000000"/>
+                <w:right w:val="none" w:sz="0" w:space="0" w:color="000000"/>
+              </w:pBdr>
+              <w:spacing w:after="100" w:before="100" w:line="240"/>
+              <w:ind w:left="100" w:right="100" w:firstLine="0" w:firstLineChars="0"/>
+              <w:rPr>
+                <w:rFonts w:ascii="Times New Roman" w:hAnsi="Times New Roman" w:eastAsia="Times New Roman" w:cs="Times New Roman"/>
+                <w:i w:val="false"/>
+                <w:b w:val="false"/>
+                <w:u w:val="none"/>
+                <w:strike w:val="false"/>
+                <w:sz w:val="14"/>
+                <w:szCs w:val="14"/>
+                <w:color w:val="000000"/>
+              </w:rPr>
+            </w:pPr>
+            <w:r>
+              <w:rPr>
+                <w:rFonts w:ascii="Times New Roman" w:hAnsi="Times New Roman" w:eastAsia="Times New Roman" w:cs="Times New Roman"/>
+                <w:i w:val="false"/>
+                <w:b w:val="false"/>
+                <w:u w:val="none"/>
+                <w:strike w:val="false"/>
+                <w:sz w:val="14"/>
+                <w:szCs w:val="14"/>
+                <w:color w:val="000000"/>
+              </w:rPr>
+              <w:t xml:space="preserve">Yes</w:t>
+            </w:r>
+          </w:p>
+        </w:tc>
+        <w:tc>
+          <w:tcPr>
+            <w:tcBorders>
+              <w:bottom w:val="none" w:sz="0" w:space="0" w:color="000000"/>
+              <w:top w:val="none" w:sz="0" w:space="0" w:color="000000"/>
+              <w:left w:val="none" w:sz="0" w:space="0" w:color="000000"/>
+              <w:right w:val="none" w:sz="0" w:space="0" w:color="000000"/>
+            </w:tcBorders>
+            <w:shd w:val="clear" w:color="auto" w:fill="FFFFFF"/>
+            <w:tcMar>
+              <w:top w:w="0" w:type="dxa"/>
+              <w:bottom w:w="0" w:type="dxa"/>
+              <w:left w:w="0" w:type="dxa"/>
+              <w:right w:w="0" w:type="dxa"/>
+            </w:tcMar>
+            <w:vAlign w:val="center"/>
+          </w:tcPr>
+          <w:p>
+            <w:pPr>
+              <w:pStyle w:val="Normal"/>
+              <w:jc w:val="right"/>
+              <w:pBdr>
+                <w:bottom w:val="none" w:sz="0" w:space="0" w:color="000000"/>
+                <w:top w:val="none" w:sz="0" w:space="0" w:color="000000"/>
+                <w:left w:val="none" w:sz="0" w:space="0" w:color="000000"/>
+                <w:right w:val="none" w:sz="0" w:space="0" w:color="000000"/>
+              </w:pBdr>
+              <w:spacing w:after="100" w:before="100" w:line="240"/>
+              <w:ind w:left="100" w:right="100" w:firstLine="0" w:firstLineChars="0"/>
+              <w:rPr>
+                <w:rFonts w:ascii="Times New Roman" w:hAnsi="Times New Roman" w:eastAsia="Times New Roman" w:cs="Times New Roman"/>
+                <w:i w:val="false"/>
+                <w:b w:val="false"/>
+                <w:u w:val="none"/>
+                <w:strike w:val="false"/>
+                <w:sz w:val="14"/>
+                <w:szCs w:val="14"/>
+                <w:color w:val="000000"/>
+              </w:rPr>
+            </w:pPr>
+            <w:r>
+              <w:rPr>
+                <w:rFonts w:ascii="Times New Roman" w:hAnsi="Times New Roman" w:eastAsia="Times New Roman" w:cs="Times New Roman"/>
+                <w:i w:val="false"/>
+                <w:b w:val="false"/>
+                <w:u w:val="none"/>
+                <w:strike w:val="false"/>
+                <w:sz w:val="14"/>
+                <w:szCs w:val="14"/>
+                <w:color w:val="000000"/>
+              </w:rPr>
+              <w:t xml:space="preserve">false</w:t>
+            </w:r>
+          </w:p>
+        </w:tc>
+      </w:tr>
+      <w:tr>
+        <w:trPr>
+          <w:trHeight w:val="512" w:hRule="auto"/>
+        </w:trPr>
+        <w:tc>
+          <w:tcPr>
+            <w:tcBorders>
+              <w:bottom w:val="none" w:sz="0" w:space="0" w:color="000000"/>
+              <w:top w:val="none" w:sz="0" w:space="0" w:color="000000"/>
+              <w:left w:val="none" w:sz="0" w:space="0" w:color="000000"/>
+              <w:right w:val="none" w:sz="0" w:space="0" w:color="000000"/>
+            </w:tcBorders>
+            <w:shd w:val="clear" w:color="auto" w:fill="FFFFFF"/>
+            <w:tcMar>
+              <w:top w:w="0" w:type="dxa"/>
+              <w:bottom w:w="0" w:type="dxa"/>
+              <w:left w:w="0" w:type="dxa"/>
+              <w:right w:w="0" w:type="dxa"/>
+            </w:tcMar>
+            <w:vAlign w:val="center"/>
+          </w:tcPr>
+          <w:p>
+            <w:pPr>
+              <w:pStyle w:val="Normal"/>
+              <w:jc w:val="left"/>
+              <w:pBdr>
+                <w:bottom w:val="none" w:sz="0" w:space="0" w:color="000000"/>
+                <w:top w:val="none" w:sz="0" w:space="0" w:color="000000"/>
+                <w:left w:val="none" w:sz="0" w:space="0" w:color="000000"/>
+                <w:right w:val="none" w:sz="0" w:space="0" w:color="000000"/>
+              </w:pBdr>
+              <w:spacing w:after="100" w:before="100" w:line="240"/>
+              <w:ind w:left="100" w:right="100" w:firstLine="0" w:firstLineChars="0"/>
+              <w:rPr>
+                <w:rFonts w:ascii="Times New Roman" w:hAnsi="Times New Roman" w:eastAsia="Times New Roman" w:cs="Times New Roman"/>
+                <w:i w:val="false"/>
+                <w:b w:val="false"/>
+                <w:u w:val="none"/>
+                <w:strike w:val="false"/>
+                <w:sz w:val="14"/>
+                <w:szCs w:val="14"/>
+                <w:color w:val="000000"/>
+              </w:rPr>
+            </w:pPr>
+            <w:r>
+              <w:rPr>
+                <w:rFonts w:ascii="Times New Roman" w:hAnsi="Times New Roman" w:eastAsia="Times New Roman" w:cs="Times New Roman"/>
+                <w:i w:val="false"/>
+                <w:b w:val="false"/>
+                <w:u w:val="none"/>
+                <w:strike w:val="false"/>
+                <w:sz w:val="14"/>
+                <w:szCs w:val="14"/>
+                <w:color w:val="000000"/>
+              </w:rPr>
+              <w:t xml:space="preserve">Relapse-free survival</w:t>
+            </w:r>
+          </w:p>
+        </w:tc>
+        <w:tc>
+          <w:tcPr>
+            <w:tcBorders>
+              <w:bottom w:val="none" w:sz="0" w:space="0" w:color="000000"/>
+              <w:top w:val="none" w:sz="0" w:space="0" w:color="000000"/>
+              <w:left w:val="none" w:sz="0" w:space="0" w:color="000000"/>
+              <w:right w:val="none" w:sz="0" w:space="0" w:color="000000"/>
+            </w:tcBorders>
+            <w:shd w:val="clear" w:color="auto" w:fill="FFFFFF"/>
+            <w:tcMar>
+              <w:top w:w="0" w:type="dxa"/>
+              <w:bottom w:w="0" w:type="dxa"/>
+              <w:left w:w="0" w:type="dxa"/>
+              <w:right w:w="0" w:type="dxa"/>
+            </w:tcMar>
+            <w:vAlign w:val="center"/>
+          </w:tcPr>
+          <w:p>
+            <w:pPr>
+              <w:pStyle w:val="Normal"/>
+              <w:jc w:val="left"/>
+              <w:pBdr>
+                <w:bottom w:val="none" w:sz="0" w:space="0" w:color="000000"/>
+                <w:top w:val="none" w:sz="0" w:space="0" w:color="000000"/>
+                <w:left w:val="none" w:sz="0" w:space="0" w:color="000000"/>
+                <w:right w:val="none" w:sz="0" w:space="0" w:color="000000"/>
+              </w:pBdr>
+              <w:spacing w:after="100" w:before="100" w:line="240"/>
+              <w:ind w:left="100" w:right="100" w:firstLine="0" w:firstLineChars="0"/>
+              <w:rPr>
+                <w:rFonts w:ascii="Times New Roman" w:hAnsi="Times New Roman" w:eastAsia="Times New Roman" w:cs="Times New Roman"/>
+                <w:i w:val="false"/>
+                <w:b w:val="false"/>
+                <w:u w:val="none"/>
+                <w:strike w:val="false"/>
+                <w:sz w:val="14"/>
+                <w:szCs w:val="14"/>
+                <w:color w:val="000000"/>
+              </w:rPr>
+            </w:pPr>
+            <w:r>
+              <w:rPr>
+                <w:rFonts w:ascii="Times New Roman" w:hAnsi="Times New Roman" w:eastAsia="Times New Roman" w:cs="Times New Roman"/>
+                <w:i w:val="false"/>
+                <w:b w:val="false"/>
+                <w:u w:val="none"/>
+                <w:strike w:val="false"/>
+                <w:sz w:val="14"/>
+                <w:szCs w:val="14"/>
+                <w:color w:val="000000"/>
+              </w:rPr>
+              <w:t xml:space="preserve">pMMR</w:t>
+            </w:r>
+          </w:p>
+        </w:tc>
+        <w:tc>
+          <w:tcPr>
+            <w:tcBorders>
+              <w:bottom w:val="none" w:sz="0" w:space="0" w:color="000000"/>
+              <w:top w:val="none" w:sz="0" w:space="0" w:color="000000"/>
+              <w:left w:val="none" w:sz="0" w:space="0" w:color="000000"/>
+              <w:right w:val="none" w:sz="0" w:space="0" w:color="000000"/>
+            </w:tcBorders>
+            <w:shd w:val="clear" w:color="auto" w:fill="FFFFFF"/>
+            <w:tcMar>
+              <w:top w:w="0" w:type="dxa"/>
+              <w:bottom w:w="0" w:type="dxa"/>
+              <w:left w:w="0" w:type="dxa"/>
+              <w:right w:w="0" w:type="dxa"/>
+            </w:tcMar>
+            <w:vAlign w:val="center"/>
+          </w:tcPr>
+          <w:p>
+            <w:pPr>
+              <w:pStyle w:val="Normal"/>
+              <w:jc w:val="left"/>
+              <w:pBdr>
+                <w:bottom w:val="none" w:sz="0" w:space="0" w:color="000000"/>
+                <w:top w:val="none" w:sz="0" w:space="0" w:color="000000"/>
+                <w:left w:val="none" w:sz="0" w:space="0" w:color="000000"/>
+                <w:right w:val="none" w:sz="0" w:space="0" w:color="000000"/>
+              </w:pBdr>
+              <w:spacing w:after="100" w:before="100" w:line="240"/>
+              <w:ind w:left="100" w:right="100" w:firstLine="0" w:firstLineChars="0"/>
+              <w:rPr>
+                <w:rFonts w:ascii="Times New Roman" w:hAnsi="Times New Roman" w:eastAsia="Times New Roman" w:cs="Times New Roman"/>
+                <w:i w:val="false"/>
+                <w:b w:val="false"/>
+                <w:u w:val="none"/>
+                <w:strike w:val="false"/>
+                <w:sz w:val="14"/>
+                <w:szCs w:val="14"/>
+                <w:color w:val="000000"/>
+              </w:rPr>
+            </w:pPr>
+            <w:r>
+              <w:rPr>
+                <w:rFonts w:ascii="Times New Roman" w:hAnsi="Times New Roman" w:eastAsia="Times New Roman" w:cs="Times New Roman"/>
+                <w:i w:val="false"/>
+                <w:b w:val="false"/>
+                <w:u w:val="none"/>
+                <w:strike w:val="false"/>
+                <w:sz w:val="14"/>
+                <w:szCs w:val="14"/>
+                <w:color w:val="000000"/>
+              </w:rPr>
               <w:t xml:space="preserve">Univariable, continuous (per 1 log2 unit)</w:t>
             </w:r>
           </w:p>
@@ -13658,62 +15428,62 @@
                 <w:szCs w:val="14"/>
                 <w:color w:val="000000"/>
               </w:rPr>
-              <w:t xml:space="preserve">1.14 (0.97–1.33)</w:t>
-            </w:r>
-          </w:p>
-        </w:tc>
-        <w:tc>
-          <w:tcPr>
-            <w:tcBorders>
-              <w:bottom w:val="none" w:sz="0" w:space="0" w:color="000000"/>
-              <w:top w:val="none" w:sz="0" w:space="0" w:color="000000"/>
-              <w:left w:val="none" w:sz="0" w:space="0" w:color="000000"/>
-              <w:right w:val="none" w:sz="0" w:space="0" w:color="000000"/>
-            </w:tcBorders>
-            <w:shd w:val="clear" w:color="auto" w:fill="FFFFFF"/>
-            <w:tcMar>
-              <w:top w:w="0" w:type="dxa"/>
-              <w:bottom w:w="0" w:type="dxa"/>
-              <w:left w:w="0" w:type="dxa"/>
-              <w:right w:w="0" w:type="dxa"/>
-            </w:tcMar>
-            <w:vAlign w:val="center"/>
-          </w:tcPr>
-          <w:p>
-            <w:pPr>
-              <w:pStyle w:val="Normal"/>
-              <w:jc w:val="left"/>
-              <w:pBdr>
-                <w:bottom w:val="none" w:sz="0" w:space="0" w:color="000000"/>
-                <w:top w:val="none" w:sz="0" w:space="0" w:color="000000"/>
-                <w:left w:val="none" w:sz="0" w:space="0" w:color="000000"/>
-                <w:right w:val="none" w:sz="0" w:space="0" w:color="000000"/>
-              </w:pBdr>
-              <w:spacing w:after="100" w:before="100" w:line="240"/>
-              <w:ind w:left="100" w:right="100" w:firstLine="0" w:firstLineChars="0"/>
-              <w:rPr>
-                <w:rFonts w:ascii="Times New Roman" w:hAnsi="Times New Roman" w:eastAsia="Times New Roman" w:cs="Times New Roman"/>
-                <w:i w:val="false"/>
-                <w:b w:val="false"/>
-                <w:u w:val="none"/>
-                <w:strike w:val="false"/>
-                <w:sz w:val="14"/>
-                <w:szCs w:val="14"/>
-                <w:color w:val="000000"/>
-              </w:rPr>
-            </w:pPr>
-            <w:r>
-              <w:rPr>
-                <w:rFonts w:ascii="Times New Roman" w:hAnsi="Times New Roman" w:eastAsia="Times New Roman" w:cs="Times New Roman"/>
-                <w:i w:val="false"/>
-                <w:b w:val="false"/>
-                <w:u w:val="none"/>
-                <w:strike w:val="false"/>
-                <w:sz w:val="14"/>
-                <w:szCs w:val="14"/>
-                <w:color w:val="000000"/>
-              </w:rPr>
-              <w:t xml:space="preserve">0.105</w:t>
+              <w:t xml:space="preserve">0.84 (0.71–0.99)</w:t>
+            </w:r>
+          </w:p>
+        </w:tc>
+        <w:tc>
+          <w:tcPr>
+            <w:tcBorders>
+              <w:bottom w:val="none" w:sz="0" w:space="0" w:color="000000"/>
+              <w:top w:val="none" w:sz="0" w:space="0" w:color="000000"/>
+              <w:left w:val="none" w:sz="0" w:space="0" w:color="000000"/>
+              <w:right w:val="none" w:sz="0" w:space="0" w:color="000000"/>
+            </w:tcBorders>
+            <w:shd w:val="clear" w:color="auto" w:fill="FFFFFF"/>
+            <w:tcMar>
+              <w:top w:w="0" w:type="dxa"/>
+              <w:bottom w:w="0" w:type="dxa"/>
+              <w:left w:w="0" w:type="dxa"/>
+              <w:right w:w="0" w:type="dxa"/>
+            </w:tcMar>
+            <w:vAlign w:val="center"/>
+          </w:tcPr>
+          <w:p>
+            <w:pPr>
+              <w:pStyle w:val="Normal"/>
+              <w:jc w:val="left"/>
+              <w:pBdr>
+                <w:bottom w:val="none" w:sz="0" w:space="0" w:color="000000"/>
+                <w:top w:val="none" w:sz="0" w:space="0" w:color="000000"/>
+                <w:left w:val="none" w:sz="0" w:space="0" w:color="000000"/>
+                <w:right w:val="none" w:sz="0" w:space="0" w:color="000000"/>
+              </w:pBdr>
+              <w:spacing w:after="100" w:before="100" w:line="240"/>
+              <w:ind w:left="100" w:right="100" w:firstLine="0" w:firstLineChars="0"/>
+              <w:rPr>
+                <w:rFonts w:ascii="Times New Roman" w:hAnsi="Times New Roman" w:eastAsia="Times New Roman" w:cs="Times New Roman"/>
+                <w:i w:val="false"/>
+                <w:b w:val="false"/>
+                <w:u w:val="none"/>
+                <w:strike w:val="false"/>
+                <w:sz w:val="14"/>
+                <w:szCs w:val="14"/>
+                <w:color w:val="000000"/>
+              </w:rPr>
+            </w:pPr>
+            <w:r>
+              <w:rPr>
+                <w:rFonts w:ascii="Times New Roman" w:hAnsi="Times New Roman" w:eastAsia="Times New Roman" w:cs="Times New Roman"/>
+                <w:i w:val="false"/>
+                <w:b w:val="false"/>
+                <w:u w:val="none"/>
+                <w:strike w:val="false"/>
+                <w:sz w:val="14"/>
+                <w:szCs w:val="14"/>
+                <w:color w:val="000000"/>
+              </w:rPr>
+              <w:t xml:space="preserve">0.037</w:t>
             </w:r>
           </w:p>
         </w:tc>
@@ -13878,7 +15648,7 @@
                 <w:szCs w:val="14"/>
                 <w:color w:val="000000"/>
               </w:rPr>
-              <w:t xml:space="preserve">0.250</w:t>
+              <w:t xml:space="preserve">0.113</w:t>
             </w:r>
           </w:p>
         </w:tc>
@@ -14543,7 +16313,7 @@
                 <w:szCs w:val="14"/>
                 <w:color w:val="000000"/>
               </w:rPr>
-              <w:t xml:space="preserve">1.11 (0.95–1.29)</w:t>
+              <w:t xml:space="preserve">0.88 (0.74–1.05)</w:t>
             </w:r>
           </w:p>
         </w:tc>
@@ -14598,7 +16368,7 @@
                 <w:szCs w:val="14"/>
                 <w:color w:val="000000"/>
               </w:rPr>
-              <w:t xml:space="preserve">0.207</w:t>
+              <w:t xml:space="preserve">0.145</w:t>
             </w:r>
           </w:p>
         </w:tc>
@@ -14763,7 +16533,7 @@
                 <w:szCs w:val="14"/>
                 <w:color w:val="000000"/>
               </w:rPr>
-              <w:t xml:space="preserve">0.314</w:t>
+              <w:t xml:space="preserve">0.077</w:t>
             </w:r>
           </w:p>
         </w:tc>

--- a/output/tables/GEO/GSE39582/GSE39582_survival_summary.docx
+++ b/output/tables/GEO/GSE39582/GSE39582_survival_summary.docx
@@ -25,7 +25,7 @@
         <w:ind w:left="60" w:right="60" w:firstLine="0" w:firstLineChars="0"/>
       </w:pPr>
       <w:r>
-        <w:t xml:space="preserve">External validation of MAD2L1 expression (High vs Low, median split of probe 203362_s_at within tumors) in GSE39582 (CIT, colon). HR from Cox regression; multivariable and time-split gene HRs are per 1 log2 unit of expression; multivariable models adjusted for ageg, sex, pathologic stage group and pretreatment cea; '+ MMR status' additionally adjusts for mmr status and '(MMR status known)' is the model without it on the same patients. Interaction p = likelihood-ratio test for MAD2L1 expression × mmr status. Time-split HRs (0–24 / &gt;24 months, adjusted) are shown only when the gene term violated proportional hazards. RMST difference = High − Low restricted mean survival time up to 60 months. Relapse-free survival excludes stage NaN. Direction compared with the TCGA-COAD multivariable HR 0.86.</w:t>
+        <w:t xml:space="preserve">External validation of MAD2L1 expression (High vs Low, median split of probe 203362_s_at within tumors) in GSE39582 (CIT, colon). HR from Cox regression; multivariable and time-split gene HRs are per 1 log2 unit of expression; multivariable models adjusted for age group, years, sex and pathologic stage group; '+ MMR status' additionally adjusts for mmr status and '(MMR status known)' is the model without it on the same patients. Interaction p = likelihood-ratio test for MAD2L1 expression × mmr status. Time-split HRs (0–24 / &gt;24 months, adjusted) are shown only when the gene term violated proportional hazards. RMST difference = High − Low restricted mean survival time up to 60 months. Relapse-free survival excludes stage NaN. Direction compared with the TCGA-COAD multivariable HR 0.83.</w:t>
       </w:r>
     </w:p>
     <w:tbl xmlns:a="http://schemas.openxmlformats.org/drawingml/2006/main" xmlns:pic="http://schemas.openxmlformats.org/drawingml/2006/picture">
@@ -2928,7 +2928,7 @@
                 <w:szCs w:val="14"/>
                 <w:color w:val="000000"/>
               </w:rPr>
-              <w:t xml:space="preserve">558</w:t>
+              <w:t xml:space="preserve">557</w:t>
             </w:r>
           </w:p>
         </w:tc>
@@ -3038,117 +3038,117 @@
                 <w:szCs w:val="14"/>
                 <w:color w:val="000000"/>
               </w:rPr>
-              <w:t xml:space="preserve">0.84 (0.72–0.99)</w:t>
-            </w:r>
-          </w:p>
-        </w:tc>
-        <w:tc>
-          <w:tcPr>
-            <w:tcBorders>
-              <w:bottom w:val="none" w:sz="0" w:space="0" w:color="000000"/>
-              <w:top w:val="none" w:sz="0" w:space="0" w:color="000000"/>
-              <w:left w:val="none" w:sz="0" w:space="0" w:color="000000"/>
-              <w:right w:val="none" w:sz="0" w:space="0" w:color="000000"/>
-            </w:tcBorders>
-            <w:shd w:val="clear" w:color="auto" w:fill="FFFFFF"/>
-            <w:tcMar>
-              <w:top w:w="0" w:type="dxa"/>
-              <w:bottom w:w="0" w:type="dxa"/>
-              <w:left w:w="0" w:type="dxa"/>
-              <w:right w:w="0" w:type="dxa"/>
-            </w:tcMar>
-            <w:vAlign w:val="center"/>
-          </w:tcPr>
-          <w:p>
-            <w:pPr>
-              <w:pStyle w:val="Normal"/>
-              <w:jc w:val="left"/>
-              <w:pBdr>
-                <w:bottom w:val="none" w:sz="0" w:space="0" w:color="000000"/>
-                <w:top w:val="none" w:sz="0" w:space="0" w:color="000000"/>
-                <w:left w:val="none" w:sz="0" w:space="0" w:color="000000"/>
-                <w:right w:val="none" w:sz="0" w:space="0" w:color="000000"/>
-              </w:pBdr>
-              <w:spacing w:after="100" w:before="100" w:line="240"/>
-              <w:ind w:left="100" w:right="100" w:firstLine="0" w:firstLineChars="0"/>
-              <w:rPr>
-                <w:rFonts w:ascii="Times New Roman" w:hAnsi="Times New Roman" w:eastAsia="Times New Roman" w:cs="Times New Roman"/>
-                <w:i w:val="false"/>
-                <w:b w:val="false"/>
-                <w:u w:val="none"/>
-                <w:strike w:val="false"/>
-                <w:sz w:val="14"/>
-                <w:szCs w:val="14"/>
-                <w:color w:val="000000"/>
-              </w:rPr>
-            </w:pPr>
-            <w:r>
-              <w:rPr>
-                <w:rFonts w:ascii="Times New Roman" w:hAnsi="Times New Roman" w:eastAsia="Times New Roman" w:cs="Times New Roman"/>
-                <w:i w:val="false"/>
-                <w:b w:val="false"/>
-                <w:u w:val="none"/>
-                <w:strike w:val="false"/>
-                <w:sz w:val="14"/>
-                <w:szCs w:val="14"/>
-                <w:color w:val="000000"/>
-              </w:rPr>
-              <w:t xml:space="preserve">0.036</w:t>
-            </w:r>
-          </w:p>
-        </w:tc>
-        <w:tc>
-          <w:tcPr>
-            <w:tcBorders>
-              <w:bottom w:val="none" w:sz="0" w:space="0" w:color="000000"/>
-              <w:top w:val="none" w:sz="0" w:space="0" w:color="000000"/>
-              <w:left w:val="none" w:sz="0" w:space="0" w:color="000000"/>
-              <w:right w:val="none" w:sz="0" w:space="0" w:color="000000"/>
-            </w:tcBorders>
-            <w:shd w:val="clear" w:color="auto" w:fill="FFFFFF"/>
-            <w:tcMar>
-              <w:top w:w="0" w:type="dxa"/>
-              <w:bottom w:w="0" w:type="dxa"/>
-              <w:left w:w="0" w:type="dxa"/>
-              <w:right w:w="0" w:type="dxa"/>
-            </w:tcMar>
-            <w:vAlign w:val="center"/>
-          </w:tcPr>
-          <w:p>
-            <w:pPr>
-              <w:pStyle w:val="Normal"/>
-              <w:jc w:val="left"/>
-              <w:pBdr>
-                <w:bottom w:val="none" w:sz="0" w:space="0" w:color="000000"/>
-                <w:top w:val="none" w:sz="0" w:space="0" w:color="000000"/>
-                <w:left w:val="none" w:sz="0" w:space="0" w:color="000000"/>
-                <w:right w:val="none" w:sz="0" w:space="0" w:color="000000"/>
-              </w:pBdr>
-              <w:spacing w:after="100" w:before="100" w:line="240"/>
-              <w:ind w:left="100" w:right="100" w:firstLine="0" w:firstLineChars="0"/>
-              <w:rPr>
-                <w:rFonts w:ascii="Times New Roman" w:hAnsi="Times New Roman" w:eastAsia="Times New Roman" w:cs="Times New Roman"/>
-                <w:i w:val="false"/>
-                <w:b w:val="false"/>
-                <w:u w:val="none"/>
-                <w:strike w:val="false"/>
-                <w:sz w:val="14"/>
-                <w:szCs w:val="14"/>
-                <w:color w:val="000000"/>
-              </w:rPr>
-            </w:pPr>
-            <w:r>
-              <w:rPr>
-                <w:rFonts w:ascii="Times New Roman" w:hAnsi="Times New Roman" w:eastAsia="Times New Roman" w:cs="Times New Roman"/>
-                <w:i w:val="false"/>
-                <w:b w:val="false"/>
-                <w:u w:val="none"/>
-                <w:strike w:val="false"/>
-                <w:sz w:val="14"/>
-                <w:szCs w:val="14"/>
-                <w:color w:val="000000"/>
-              </w:rPr>
-              <w:t xml:space="preserve">63.3</w:t>
+              <w:t xml:space="preserve">0.83 (0.70–0.98)</w:t>
+            </w:r>
+          </w:p>
+        </w:tc>
+        <w:tc>
+          <w:tcPr>
+            <w:tcBorders>
+              <w:bottom w:val="none" w:sz="0" w:space="0" w:color="000000"/>
+              <w:top w:val="none" w:sz="0" w:space="0" w:color="000000"/>
+              <w:left w:val="none" w:sz="0" w:space="0" w:color="000000"/>
+              <w:right w:val="none" w:sz="0" w:space="0" w:color="000000"/>
+            </w:tcBorders>
+            <w:shd w:val="clear" w:color="auto" w:fill="FFFFFF"/>
+            <w:tcMar>
+              <w:top w:w="0" w:type="dxa"/>
+              <w:bottom w:w="0" w:type="dxa"/>
+              <w:left w:w="0" w:type="dxa"/>
+              <w:right w:w="0" w:type="dxa"/>
+            </w:tcMar>
+            <w:vAlign w:val="center"/>
+          </w:tcPr>
+          <w:p>
+            <w:pPr>
+              <w:pStyle w:val="Normal"/>
+              <w:jc w:val="left"/>
+              <w:pBdr>
+                <w:bottom w:val="none" w:sz="0" w:space="0" w:color="000000"/>
+                <w:top w:val="none" w:sz="0" w:space="0" w:color="000000"/>
+                <w:left w:val="none" w:sz="0" w:space="0" w:color="000000"/>
+                <w:right w:val="none" w:sz="0" w:space="0" w:color="000000"/>
+              </w:pBdr>
+              <w:spacing w:after="100" w:before="100" w:line="240"/>
+              <w:ind w:left="100" w:right="100" w:firstLine="0" w:firstLineChars="0"/>
+              <w:rPr>
+                <w:rFonts w:ascii="Times New Roman" w:hAnsi="Times New Roman" w:eastAsia="Times New Roman" w:cs="Times New Roman"/>
+                <w:i w:val="false"/>
+                <w:b w:val="false"/>
+                <w:u w:val="none"/>
+                <w:strike w:val="false"/>
+                <w:sz w:val="14"/>
+                <w:szCs w:val="14"/>
+                <w:color w:val="000000"/>
+              </w:rPr>
+            </w:pPr>
+            <w:r>
+              <w:rPr>
+                <w:rFonts w:ascii="Times New Roman" w:hAnsi="Times New Roman" w:eastAsia="Times New Roman" w:cs="Times New Roman"/>
+                <w:i w:val="false"/>
+                <w:b w:val="false"/>
+                <w:u w:val="none"/>
+                <w:strike w:val="false"/>
+                <w:sz w:val="14"/>
+                <w:szCs w:val="14"/>
+                <w:color w:val="000000"/>
+              </w:rPr>
+              <w:t xml:space="preserve">0.027</w:t>
+            </w:r>
+          </w:p>
+        </w:tc>
+        <w:tc>
+          <w:tcPr>
+            <w:tcBorders>
+              <w:bottom w:val="none" w:sz="0" w:space="0" w:color="000000"/>
+              <w:top w:val="none" w:sz="0" w:space="0" w:color="000000"/>
+              <w:left w:val="none" w:sz="0" w:space="0" w:color="000000"/>
+              <w:right w:val="none" w:sz="0" w:space="0" w:color="000000"/>
+            </w:tcBorders>
+            <w:shd w:val="clear" w:color="auto" w:fill="FFFFFF"/>
+            <w:tcMar>
+              <w:top w:w="0" w:type="dxa"/>
+              <w:bottom w:w="0" w:type="dxa"/>
+              <w:left w:w="0" w:type="dxa"/>
+              <w:right w:w="0" w:type="dxa"/>
+            </w:tcMar>
+            <w:vAlign w:val="center"/>
+          </w:tcPr>
+          <w:p>
+            <w:pPr>
+              <w:pStyle w:val="Normal"/>
+              <w:jc w:val="left"/>
+              <w:pBdr>
+                <w:bottom w:val="none" w:sz="0" w:space="0" w:color="000000"/>
+                <w:top w:val="none" w:sz="0" w:space="0" w:color="000000"/>
+                <w:left w:val="none" w:sz="0" w:space="0" w:color="000000"/>
+                <w:right w:val="none" w:sz="0" w:space="0" w:color="000000"/>
+              </w:pBdr>
+              <w:spacing w:after="100" w:before="100" w:line="240"/>
+              <w:ind w:left="100" w:right="100" w:firstLine="0" w:firstLineChars="0"/>
+              <w:rPr>
+                <w:rFonts w:ascii="Times New Roman" w:hAnsi="Times New Roman" w:eastAsia="Times New Roman" w:cs="Times New Roman"/>
+                <w:i w:val="false"/>
+                <w:b w:val="false"/>
+                <w:u w:val="none"/>
+                <w:strike w:val="false"/>
+                <w:sz w:val="14"/>
+                <w:szCs w:val="14"/>
+                <w:color w:val="000000"/>
+              </w:rPr>
+            </w:pPr>
+            <w:r>
+              <w:rPr>
+                <w:rFonts w:ascii="Times New Roman" w:hAnsi="Times New Roman" w:eastAsia="Times New Roman" w:cs="Times New Roman"/>
+                <w:i w:val="false"/>
+                <w:b w:val="false"/>
+                <w:u w:val="none"/>
+                <w:strike w:val="false"/>
+                <w:sz w:val="14"/>
+                <w:szCs w:val="14"/>
+                <w:color w:val="000000"/>
+              </w:rPr>
+              <w:t xml:space="preserve">47.5</w:t>
             </w:r>
           </w:p>
         </w:tc>
@@ -3258,7 +3258,7 @@
                 <w:szCs w:val="14"/>
                 <w:color w:val="000000"/>
               </w:rPr>
-              <w:t xml:space="preserve">0.226</w:t>
+              <w:t xml:space="preserve">0.232</w:t>
             </w:r>
           </w:p>
         </w:tc>
@@ -3813,7 +3813,7 @@
                 <w:szCs w:val="14"/>
                 <w:color w:val="000000"/>
               </w:rPr>
-              <w:t xml:space="preserve">512</w:t>
+              <w:t xml:space="preserve">511</w:t>
             </w:r>
           </w:p>
         </w:tc>
@@ -3923,117 +3923,117 @@
                 <w:szCs w:val="14"/>
                 <w:color w:val="000000"/>
               </w:rPr>
-              <w:t xml:space="preserve">0.87 (0.73–1.03)</w:t>
-            </w:r>
-          </w:p>
-        </w:tc>
-        <w:tc>
-          <w:tcPr>
-            <w:tcBorders>
-              <w:bottom w:val="none" w:sz="0" w:space="0" w:color="000000"/>
-              <w:top w:val="none" w:sz="0" w:space="0" w:color="000000"/>
-              <w:left w:val="none" w:sz="0" w:space="0" w:color="000000"/>
-              <w:right w:val="none" w:sz="0" w:space="0" w:color="000000"/>
-            </w:tcBorders>
-            <w:shd w:val="clear" w:color="auto" w:fill="FFFFFF"/>
-            <w:tcMar>
-              <w:top w:w="0" w:type="dxa"/>
-              <w:bottom w:w="0" w:type="dxa"/>
-              <w:left w:w="0" w:type="dxa"/>
-              <w:right w:w="0" w:type="dxa"/>
-            </w:tcMar>
-            <w:vAlign w:val="center"/>
-          </w:tcPr>
-          <w:p>
-            <w:pPr>
-              <w:pStyle w:val="Normal"/>
-              <w:jc w:val="left"/>
-              <w:pBdr>
-                <w:bottom w:val="none" w:sz="0" w:space="0" w:color="000000"/>
-                <w:top w:val="none" w:sz="0" w:space="0" w:color="000000"/>
-                <w:left w:val="none" w:sz="0" w:space="0" w:color="000000"/>
-                <w:right w:val="none" w:sz="0" w:space="0" w:color="000000"/>
-              </w:pBdr>
-              <w:spacing w:after="100" w:before="100" w:line="240"/>
-              <w:ind w:left="100" w:right="100" w:firstLine="0" w:firstLineChars="0"/>
-              <w:rPr>
-                <w:rFonts w:ascii="Times New Roman" w:hAnsi="Times New Roman" w:eastAsia="Times New Roman" w:cs="Times New Roman"/>
-                <w:i w:val="false"/>
-                <w:b w:val="false"/>
-                <w:u w:val="none"/>
-                <w:strike w:val="false"/>
-                <w:sz w:val="14"/>
-                <w:szCs w:val="14"/>
-                <w:color w:val="000000"/>
-              </w:rPr>
-            </w:pPr>
-            <w:r>
-              <w:rPr>
-                <w:rFonts w:ascii="Times New Roman" w:hAnsi="Times New Roman" w:eastAsia="Times New Roman" w:cs="Times New Roman"/>
-                <w:i w:val="false"/>
-                <w:b w:val="false"/>
-                <w:u w:val="none"/>
-                <w:strike w:val="false"/>
-                <w:sz w:val="14"/>
-                <w:szCs w:val="14"/>
-                <w:color w:val="000000"/>
-              </w:rPr>
-              <w:t xml:space="preserve">0.112</w:t>
-            </w:r>
-          </w:p>
-        </w:tc>
-        <w:tc>
-          <w:tcPr>
-            <w:tcBorders>
-              <w:bottom w:val="none" w:sz="0" w:space="0" w:color="000000"/>
-              <w:top w:val="none" w:sz="0" w:space="0" w:color="000000"/>
-              <w:left w:val="none" w:sz="0" w:space="0" w:color="000000"/>
-              <w:right w:val="none" w:sz="0" w:space="0" w:color="000000"/>
-            </w:tcBorders>
-            <w:shd w:val="clear" w:color="auto" w:fill="FFFFFF"/>
-            <w:tcMar>
-              <w:top w:w="0" w:type="dxa"/>
-              <w:bottom w:w="0" w:type="dxa"/>
-              <w:left w:w="0" w:type="dxa"/>
-              <w:right w:w="0" w:type="dxa"/>
-            </w:tcMar>
-            <w:vAlign w:val="center"/>
-          </w:tcPr>
-          <w:p>
-            <w:pPr>
-              <w:pStyle w:val="Normal"/>
-              <w:jc w:val="left"/>
-              <w:pBdr>
-                <w:bottom w:val="none" w:sz="0" w:space="0" w:color="000000"/>
-                <w:top w:val="none" w:sz="0" w:space="0" w:color="000000"/>
-                <w:left w:val="none" w:sz="0" w:space="0" w:color="000000"/>
-                <w:right w:val="none" w:sz="0" w:space="0" w:color="000000"/>
-              </w:pBdr>
-              <w:spacing w:after="100" w:before="100" w:line="240"/>
-              <w:ind w:left="100" w:right="100" w:firstLine="0" w:firstLineChars="0"/>
-              <w:rPr>
-                <w:rFonts w:ascii="Times New Roman" w:hAnsi="Times New Roman" w:eastAsia="Times New Roman" w:cs="Times New Roman"/>
-                <w:i w:val="false"/>
-                <w:b w:val="false"/>
-                <w:u w:val="none"/>
-                <w:strike w:val="false"/>
-                <w:sz w:val="14"/>
-                <w:szCs w:val="14"/>
-                <w:color w:val="000000"/>
-              </w:rPr>
-            </w:pPr>
-            <w:r>
-              <w:rPr>
-                <w:rFonts w:ascii="Times New Roman" w:hAnsi="Times New Roman" w:eastAsia="Times New Roman" w:cs="Times New Roman"/>
-                <w:i w:val="false"/>
-                <w:b w:val="false"/>
-                <w:u w:val="none"/>
-                <w:strike w:val="false"/>
-                <w:sz w:val="14"/>
-                <w:szCs w:val="14"/>
-                <w:color w:val="000000"/>
-              </w:rPr>
-              <w:t xml:space="preserve">58.3</w:t>
+              <w:t xml:space="preserve">0.86 (0.72–1.03)</w:t>
+            </w:r>
+          </w:p>
+        </w:tc>
+        <w:tc>
+          <w:tcPr>
+            <w:tcBorders>
+              <w:bottom w:val="none" w:sz="0" w:space="0" w:color="000000"/>
+              <w:top w:val="none" w:sz="0" w:space="0" w:color="000000"/>
+              <w:left w:val="none" w:sz="0" w:space="0" w:color="000000"/>
+              <w:right w:val="none" w:sz="0" w:space="0" w:color="000000"/>
+            </w:tcBorders>
+            <w:shd w:val="clear" w:color="auto" w:fill="FFFFFF"/>
+            <w:tcMar>
+              <w:top w:w="0" w:type="dxa"/>
+              <w:bottom w:w="0" w:type="dxa"/>
+              <w:left w:w="0" w:type="dxa"/>
+              <w:right w:w="0" w:type="dxa"/>
+            </w:tcMar>
+            <w:vAlign w:val="center"/>
+          </w:tcPr>
+          <w:p>
+            <w:pPr>
+              <w:pStyle w:val="Normal"/>
+              <w:jc w:val="left"/>
+              <w:pBdr>
+                <w:bottom w:val="none" w:sz="0" w:space="0" w:color="000000"/>
+                <w:top w:val="none" w:sz="0" w:space="0" w:color="000000"/>
+                <w:left w:val="none" w:sz="0" w:space="0" w:color="000000"/>
+                <w:right w:val="none" w:sz="0" w:space="0" w:color="000000"/>
+              </w:pBdr>
+              <w:spacing w:after="100" w:before="100" w:line="240"/>
+              <w:ind w:left="100" w:right="100" w:firstLine="0" w:firstLineChars="0"/>
+              <w:rPr>
+                <w:rFonts w:ascii="Times New Roman" w:hAnsi="Times New Roman" w:eastAsia="Times New Roman" w:cs="Times New Roman"/>
+                <w:i w:val="false"/>
+                <w:b w:val="false"/>
+                <w:u w:val="none"/>
+                <w:strike w:val="false"/>
+                <w:sz w:val="14"/>
+                <w:szCs w:val="14"/>
+                <w:color w:val="000000"/>
+              </w:rPr>
+            </w:pPr>
+            <w:r>
+              <w:rPr>
+                <w:rFonts w:ascii="Times New Roman" w:hAnsi="Times New Roman" w:eastAsia="Times New Roman" w:cs="Times New Roman"/>
+                <w:i w:val="false"/>
+                <w:b w:val="false"/>
+                <w:u w:val="none"/>
+                <w:strike w:val="false"/>
+                <w:sz w:val="14"/>
+                <w:szCs w:val="14"/>
+                <w:color w:val="000000"/>
+              </w:rPr>
+              <w:t xml:space="preserve">0.094</w:t>
+            </w:r>
+          </w:p>
+        </w:tc>
+        <w:tc>
+          <w:tcPr>
+            <w:tcBorders>
+              <w:bottom w:val="none" w:sz="0" w:space="0" w:color="000000"/>
+              <w:top w:val="none" w:sz="0" w:space="0" w:color="000000"/>
+              <w:left w:val="none" w:sz="0" w:space="0" w:color="000000"/>
+              <w:right w:val="none" w:sz="0" w:space="0" w:color="000000"/>
+            </w:tcBorders>
+            <w:shd w:val="clear" w:color="auto" w:fill="FFFFFF"/>
+            <w:tcMar>
+              <w:top w:w="0" w:type="dxa"/>
+              <w:bottom w:w="0" w:type="dxa"/>
+              <w:left w:w="0" w:type="dxa"/>
+              <w:right w:w="0" w:type="dxa"/>
+            </w:tcMar>
+            <w:vAlign w:val="center"/>
+          </w:tcPr>
+          <w:p>
+            <w:pPr>
+              <w:pStyle w:val="Normal"/>
+              <w:jc w:val="left"/>
+              <w:pBdr>
+                <w:bottom w:val="none" w:sz="0" w:space="0" w:color="000000"/>
+                <w:top w:val="none" w:sz="0" w:space="0" w:color="000000"/>
+                <w:left w:val="none" w:sz="0" w:space="0" w:color="000000"/>
+                <w:right w:val="none" w:sz="0" w:space="0" w:color="000000"/>
+              </w:pBdr>
+              <w:spacing w:after="100" w:before="100" w:line="240"/>
+              <w:ind w:left="100" w:right="100" w:firstLine="0" w:firstLineChars="0"/>
+              <w:rPr>
+                <w:rFonts w:ascii="Times New Roman" w:hAnsi="Times New Roman" w:eastAsia="Times New Roman" w:cs="Times New Roman"/>
+                <w:i w:val="false"/>
+                <w:b w:val="false"/>
+                <w:u w:val="none"/>
+                <w:strike w:val="false"/>
+                <w:sz w:val="14"/>
+                <w:szCs w:val="14"/>
+                <w:color w:val="000000"/>
+              </w:rPr>
+            </w:pPr>
+            <w:r>
+              <w:rPr>
+                <w:rFonts w:ascii="Times New Roman" w:hAnsi="Times New Roman" w:eastAsia="Times New Roman" w:cs="Times New Roman"/>
+                <w:i w:val="false"/>
+                <w:b w:val="false"/>
+                <w:u w:val="none"/>
+                <w:strike w:val="false"/>
+                <w:sz w:val="14"/>
+                <w:szCs w:val="14"/>
+                <w:color w:val="000000"/>
+              </w:rPr>
+              <w:t xml:space="preserve">43.8</w:t>
             </w:r>
           </w:p>
         </w:tc>
@@ -4143,7 +4143,7 @@
                 <w:szCs w:val="14"/>
                 <w:color w:val="000000"/>
               </w:rPr>
-              <w:t xml:space="preserve">0.223</w:t>
+              <w:t xml:space="preserve">0.221</w:t>
             </w:r>
           </w:p>
         </w:tc>
@@ -4698,7 +4698,7 @@
                 <w:szCs w:val="14"/>
                 <w:color w:val="000000"/>
               </w:rPr>
-              <w:t xml:space="preserve">512</w:t>
+              <w:t xml:space="preserve">511</w:t>
             </w:r>
           </w:p>
         </w:tc>
@@ -4808,117 +4808,117 @@
                 <w:szCs w:val="14"/>
                 <w:color w:val="000000"/>
               </w:rPr>
-              <w:t xml:space="preserve">0.88 (0.74–1.04)</w:t>
-            </w:r>
-          </w:p>
-        </w:tc>
-        <w:tc>
-          <w:tcPr>
-            <w:tcBorders>
-              <w:bottom w:val="none" w:sz="0" w:space="0" w:color="000000"/>
-              <w:top w:val="none" w:sz="0" w:space="0" w:color="000000"/>
-              <w:left w:val="none" w:sz="0" w:space="0" w:color="000000"/>
-              <w:right w:val="none" w:sz="0" w:space="0" w:color="000000"/>
-            </w:tcBorders>
-            <w:shd w:val="clear" w:color="auto" w:fill="FFFFFF"/>
-            <w:tcMar>
-              <w:top w:w="0" w:type="dxa"/>
-              <w:bottom w:w="0" w:type="dxa"/>
-              <w:left w:w="0" w:type="dxa"/>
-              <w:right w:w="0" w:type="dxa"/>
-            </w:tcMar>
-            <w:vAlign w:val="center"/>
-          </w:tcPr>
-          <w:p>
-            <w:pPr>
-              <w:pStyle w:val="Normal"/>
-              <w:jc w:val="left"/>
-              <w:pBdr>
-                <w:bottom w:val="none" w:sz="0" w:space="0" w:color="000000"/>
-                <w:top w:val="none" w:sz="0" w:space="0" w:color="000000"/>
-                <w:left w:val="none" w:sz="0" w:space="0" w:color="000000"/>
-                <w:right w:val="none" w:sz="0" w:space="0" w:color="000000"/>
-              </w:pBdr>
-              <w:spacing w:after="100" w:before="100" w:line="240"/>
-              <w:ind w:left="100" w:right="100" w:firstLine="0" w:firstLineChars="0"/>
-              <w:rPr>
-                <w:rFonts w:ascii="Times New Roman" w:hAnsi="Times New Roman" w:eastAsia="Times New Roman" w:cs="Times New Roman"/>
-                <w:i w:val="false"/>
-                <w:b w:val="false"/>
-                <w:u w:val="none"/>
-                <w:strike w:val="false"/>
-                <w:sz w:val="14"/>
-                <w:szCs w:val="14"/>
-                <w:color w:val="000000"/>
-              </w:rPr>
-            </w:pPr>
-            <w:r>
-              <w:rPr>
-                <w:rFonts w:ascii="Times New Roman" w:hAnsi="Times New Roman" w:eastAsia="Times New Roman" w:cs="Times New Roman"/>
-                <w:i w:val="false"/>
-                <w:b w:val="false"/>
-                <w:u w:val="none"/>
-                <w:strike w:val="false"/>
-                <w:sz w:val="14"/>
-                <w:szCs w:val="14"/>
-                <w:color w:val="000000"/>
-              </w:rPr>
-              <w:t xml:space="preserve">0.135</w:t>
-            </w:r>
-          </w:p>
-        </w:tc>
-        <w:tc>
-          <w:tcPr>
-            <w:tcBorders>
-              <w:bottom w:val="none" w:sz="0" w:space="0" w:color="000000"/>
-              <w:top w:val="none" w:sz="0" w:space="0" w:color="000000"/>
-              <w:left w:val="none" w:sz="0" w:space="0" w:color="000000"/>
-              <w:right w:val="none" w:sz="0" w:space="0" w:color="000000"/>
-            </w:tcBorders>
-            <w:shd w:val="clear" w:color="auto" w:fill="FFFFFF"/>
-            <w:tcMar>
-              <w:top w:w="0" w:type="dxa"/>
-              <w:bottom w:w="0" w:type="dxa"/>
-              <w:left w:w="0" w:type="dxa"/>
-              <w:right w:w="0" w:type="dxa"/>
-            </w:tcMar>
-            <w:vAlign w:val="center"/>
-          </w:tcPr>
-          <w:p>
-            <w:pPr>
-              <w:pStyle w:val="Normal"/>
-              <w:jc w:val="left"/>
-              <w:pBdr>
-                <w:bottom w:val="none" w:sz="0" w:space="0" w:color="000000"/>
-                <w:top w:val="none" w:sz="0" w:space="0" w:color="000000"/>
-                <w:left w:val="none" w:sz="0" w:space="0" w:color="000000"/>
-                <w:right w:val="none" w:sz="0" w:space="0" w:color="000000"/>
-              </w:pBdr>
-              <w:spacing w:after="100" w:before="100" w:line="240"/>
-              <w:ind w:left="100" w:right="100" w:firstLine="0" w:firstLineChars="0"/>
-              <w:rPr>
-                <w:rFonts w:ascii="Times New Roman" w:hAnsi="Times New Roman" w:eastAsia="Times New Roman" w:cs="Times New Roman"/>
-                <w:i w:val="false"/>
-                <w:b w:val="false"/>
-                <w:u w:val="none"/>
-                <w:strike w:val="false"/>
-                <w:sz w:val="14"/>
-                <w:szCs w:val="14"/>
-                <w:color w:val="000000"/>
-              </w:rPr>
-            </w:pPr>
-            <w:r>
-              <w:rPr>
-                <w:rFonts w:ascii="Times New Roman" w:hAnsi="Times New Roman" w:eastAsia="Times New Roman" w:cs="Times New Roman"/>
-                <w:i w:val="false"/>
-                <w:b w:val="false"/>
-                <w:u w:val="none"/>
-                <w:strike w:val="false"/>
-                <w:sz w:val="14"/>
-                <w:szCs w:val="14"/>
-                <w:color w:val="000000"/>
-              </w:rPr>
-              <w:t xml:space="preserve">43.8</w:t>
+              <w:t xml:space="preserve">0.87 (0.73–1.04)</w:t>
+            </w:r>
+          </w:p>
+        </w:tc>
+        <w:tc>
+          <w:tcPr>
+            <w:tcBorders>
+              <w:bottom w:val="none" w:sz="0" w:space="0" w:color="000000"/>
+              <w:top w:val="none" w:sz="0" w:space="0" w:color="000000"/>
+              <w:left w:val="none" w:sz="0" w:space="0" w:color="000000"/>
+              <w:right w:val="none" w:sz="0" w:space="0" w:color="000000"/>
+            </w:tcBorders>
+            <w:shd w:val="clear" w:color="auto" w:fill="FFFFFF"/>
+            <w:tcMar>
+              <w:top w:w="0" w:type="dxa"/>
+              <w:bottom w:w="0" w:type="dxa"/>
+              <w:left w:w="0" w:type="dxa"/>
+              <w:right w:w="0" w:type="dxa"/>
+            </w:tcMar>
+            <w:vAlign w:val="center"/>
+          </w:tcPr>
+          <w:p>
+            <w:pPr>
+              <w:pStyle w:val="Normal"/>
+              <w:jc w:val="left"/>
+              <w:pBdr>
+                <w:bottom w:val="none" w:sz="0" w:space="0" w:color="000000"/>
+                <w:top w:val="none" w:sz="0" w:space="0" w:color="000000"/>
+                <w:left w:val="none" w:sz="0" w:space="0" w:color="000000"/>
+                <w:right w:val="none" w:sz="0" w:space="0" w:color="000000"/>
+              </w:pBdr>
+              <w:spacing w:after="100" w:before="100" w:line="240"/>
+              <w:ind w:left="100" w:right="100" w:firstLine="0" w:firstLineChars="0"/>
+              <w:rPr>
+                <w:rFonts w:ascii="Times New Roman" w:hAnsi="Times New Roman" w:eastAsia="Times New Roman" w:cs="Times New Roman"/>
+                <w:i w:val="false"/>
+                <w:b w:val="false"/>
+                <w:u w:val="none"/>
+                <w:strike w:val="false"/>
+                <w:sz w:val="14"/>
+                <w:szCs w:val="14"/>
+                <w:color w:val="000000"/>
+              </w:rPr>
+            </w:pPr>
+            <w:r>
+              <w:rPr>
+                <w:rFonts w:ascii="Times New Roman" w:hAnsi="Times New Roman" w:eastAsia="Times New Roman" w:cs="Times New Roman"/>
+                <w:i w:val="false"/>
+                <w:b w:val="false"/>
+                <w:u w:val="none"/>
+                <w:strike w:val="false"/>
+                <w:sz w:val="14"/>
+                <w:szCs w:val="14"/>
+                <w:color w:val="000000"/>
+              </w:rPr>
+              <w:t xml:space="preserve">0.121</w:t>
+            </w:r>
+          </w:p>
+        </w:tc>
+        <w:tc>
+          <w:tcPr>
+            <w:tcBorders>
+              <w:bottom w:val="none" w:sz="0" w:space="0" w:color="000000"/>
+              <w:top w:val="none" w:sz="0" w:space="0" w:color="000000"/>
+              <w:left w:val="none" w:sz="0" w:space="0" w:color="000000"/>
+              <w:right w:val="none" w:sz="0" w:space="0" w:color="000000"/>
+            </w:tcBorders>
+            <w:shd w:val="clear" w:color="auto" w:fill="FFFFFF"/>
+            <w:tcMar>
+              <w:top w:w="0" w:type="dxa"/>
+              <w:bottom w:w="0" w:type="dxa"/>
+              <w:left w:w="0" w:type="dxa"/>
+              <w:right w:w="0" w:type="dxa"/>
+            </w:tcMar>
+            <w:vAlign w:val="center"/>
+          </w:tcPr>
+          <w:p>
+            <w:pPr>
+              <w:pStyle w:val="Normal"/>
+              <w:jc w:val="left"/>
+              <w:pBdr>
+                <w:bottom w:val="none" w:sz="0" w:space="0" w:color="000000"/>
+                <w:top w:val="none" w:sz="0" w:space="0" w:color="000000"/>
+                <w:left w:val="none" w:sz="0" w:space="0" w:color="000000"/>
+                <w:right w:val="none" w:sz="0" w:space="0" w:color="000000"/>
+              </w:pBdr>
+              <w:spacing w:after="100" w:before="100" w:line="240"/>
+              <w:ind w:left="100" w:right="100" w:firstLine="0" w:firstLineChars="0"/>
+              <w:rPr>
+                <w:rFonts w:ascii="Times New Roman" w:hAnsi="Times New Roman" w:eastAsia="Times New Roman" w:cs="Times New Roman"/>
+                <w:i w:val="false"/>
+                <w:b w:val="false"/>
+                <w:u w:val="none"/>
+                <w:strike w:val="false"/>
+                <w:sz w:val="14"/>
+                <w:szCs w:val="14"/>
+                <w:color w:val="000000"/>
+              </w:rPr>
+            </w:pPr>
+            <w:r>
+              <w:rPr>
+                <w:rFonts w:ascii="Times New Roman" w:hAnsi="Times New Roman" w:eastAsia="Times New Roman" w:cs="Times New Roman"/>
+                <w:i w:val="false"/>
+                <w:b w:val="false"/>
+                <w:u w:val="none"/>
+                <w:strike w:val="false"/>
+                <w:sz w:val="14"/>
+                <w:szCs w:val="14"/>
+                <w:color w:val="000000"/>
+              </w:rPr>
+              <w:t xml:space="preserve">35.0</w:t>
             </w:r>
           </w:p>
         </w:tc>
@@ -5028,62 +5028,62 @@
                 <w:szCs w:val="14"/>
                 <w:color w:val="000000"/>
               </w:rPr>
-              <w:t xml:space="preserve">0.222</w:t>
-            </w:r>
-          </w:p>
-        </w:tc>
-        <w:tc>
-          <w:tcPr>
-            <w:tcBorders>
-              <w:bottom w:val="none" w:sz="0" w:space="0" w:color="000000"/>
-              <w:top w:val="none" w:sz="0" w:space="0" w:color="000000"/>
-              <w:left w:val="none" w:sz="0" w:space="0" w:color="000000"/>
-              <w:right w:val="none" w:sz="0" w:space="0" w:color="000000"/>
-            </w:tcBorders>
-            <w:shd w:val="clear" w:color="auto" w:fill="FFFFFF"/>
-            <w:tcMar>
-              <w:top w:w="0" w:type="dxa"/>
-              <w:bottom w:w="0" w:type="dxa"/>
-              <w:left w:w="0" w:type="dxa"/>
-              <w:right w:w="0" w:type="dxa"/>
-            </w:tcMar>
-            <w:vAlign w:val="center"/>
-          </w:tcPr>
-          <w:p>
-            <w:pPr>
-              <w:pStyle w:val="Normal"/>
-              <w:jc w:val="left"/>
-              <w:pBdr>
-                <w:bottom w:val="none" w:sz="0" w:space="0" w:color="000000"/>
-                <w:top w:val="none" w:sz="0" w:space="0" w:color="000000"/>
-                <w:left w:val="none" w:sz="0" w:space="0" w:color="000000"/>
-                <w:right w:val="none" w:sz="0" w:space="0" w:color="000000"/>
-              </w:pBdr>
-              <w:spacing w:after="100" w:before="100" w:line="240"/>
-              <w:ind w:left="100" w:right="100" w:firstLine="0" w:firstLineChars="0"/>
-              <w:rPr>
-                <w:rFonts w:ascii="Times New Roman" w:hAnsi="Times New Roman" w:eastAsia="Times New Roman" w:cs="Times New Roman"/>
-                <w:i w:val="false"/>
-                <w:b w:val="false"/>
-                <w:u w:val="none"/>
-                <w:strike w:val="false"/>
-                <w:sz w:val="14"/>
-                <w:szCs w:val="14"/>
-                <w:color w:val="000000"/>
-              </w:rPr>
-            </w:pPr>
-            <w:r>
-              <w:rPr>
-                <w:rFonts w:ascii="Times New Roman" w:hAnsi="Times New Roman" w:eastAsia="Times New Roman" w:cs="Times New Roman"/>
-                <w:i w:val="false"/>
-                <w:b w:val="false"/>
-                <w:u w:val="none"/>
-                <w:strike w:val="false"/>
-                <w:sz w:val="14"/>
-                <w:szCs w:val="14"/>
-                <w:color w:val="000000"/>
-              </w:rPr>
-              <w:t xml:space="preserve">0.232</w:t>
+              <w:t xml:space="preserve">0.219</w:t>
+            </w:r>
+          </w:p>
+        </w:tc>
+        <w:tc>
+          <w:tcPr>
+            <w:tcBorders>
+              <w:bottom w:val="none" w:sz="0" w:space="0" w:color="000000"/>
+              <w:top w:val="none" w:sz="0" w:space="0" w:color="000000"/>
+              <w:left w:val="none" w:sz="0" w:space="0" w:color="000000"/>
+              <w:right w:val="none" w:sz="0" w:space="0" w:color="000000"/>
+            </w:tcBorders>
+            <w:shd w:val="clear" w:color="auto" w:fill="FFFFFF"/>
+            <w:tcMar>
+              <w:top w:w="0" w:type="dxa"/>
+              <w:bottom w:w="0" w:type="dxa"/>
+              <w:left w:w="0" w:type="dxa"/>
+              <w:right w:w="0" w:type="dxa"/>
+            </w:tcMar>
+            <w:vAlign w:val="center"/>
+          </w:tcPr>
+          <w:p>
+            <w:pPr>
+              <w:pStyle w:val="Normal"/>
+              <w:jc w:val="left"/>
+              <w:pBdr>
+                <w:bottom w:val="none" w:sz="0" w:space="0" w:color="000000"/>
+                <w:top w:val="none" w:sz="0" w:space="0" w:color="000000"/>
+                <w:left w:val="none" w:sz="0" w:space="0" w:color="000000"/>
+                <w:right w:val="none" w:sz="0" w:space="0" w:color="000000"/>
+              </w:pBdr>
+              <w:spacing w:after="100" w:before="100" w:line="240"/>
+              <w:ind w:left="100" w:right="100" w:firstLine="0" w:firstLineChars="0"/>
+              <w:rPr>
+                <w:rFonts w:ascii="Times New Roman" w:hAnsi="Times New Roman" w:eastAsia="Times New Roman" w:cs="Times New Roman"/>
+                <w:i w:val="false"/>
+                <w:b w:val="false"/>
+                <w:u w:val="none"/>
+                <w:strike w:val="false"/>
+                <w:sz w:val="14"/>
+                <w:szCs w:val="14"/>
+                <w:color w:val="000000"/>
+              </w:rPr>
+            </w:pPr>
+            <w:r>
+              <w:rPr>
+                <w:rFonts w:ascii="Times New Roman" w:hAnsi="Times New Roman" w:eastAsia="Times New Roman" w:cs="Times New Roman"/>
+                <w:i w:val="false"/>
+                <w:b w:val="false"/>
+                <w:u w:val="none"/>
+                <w:strike w:val="false"/>
+                <w:sz w:val="14"/>
+                <w:szCs w:val="14"/>
+                <w:color w:val="000000"/>
+              </w:rPr>
+              <w:t xml:space="preserve">0.243</w:t>
             </w:r>
           </w:p>
         </w:tc>
@@ -7353,7 +7353,7 @@
                 <w:szCs w:val="14"/>
                 <w:color w:val="000000"/>
               </w:rPr>
-              <w:t xml:space="preserve">441</w:t>
+              <w:t xml:space="preserve">440</w:t>
             </w:r>
           </w:p>
         </w:tc>
@@ -7463,117 +7463,117 @@
                 <w:szCs w:val="14"/>
                 <w:color w:val="000000"/>
               </w:rPr>
-              <w:t xml:space="preserve">0.90 (0.75–1.07)</w:t>
-            </w:r>
-          </w:p>
-        </w:tc>
-        <w:tc>
-          <w:tcPr>
-            <w:tcBorders>
-              <w:bottom w:val="none" w:sz="0" w:space="0" w:color="000000"/>
-              <w:top w:val="none" w:sz="0" w:space="0" w:color="000000"/>
-              <w:left w:val="none" w:sz="0" w:space="0" w:color="000000"/>
-              <w:right w:val="none" w:sz="0" w:space="0" w:color="000000"/>
-            </w:tcBorders>
-            <w:shd w:val="clear" w:color="auto" w:fill="FFFFFF"/>
-            <w:tcMar>
-              <w:top w:w="0" w:type="dxa"/>
-              <w:bottom w:w="0" w:type="dxa"/>
-              <w:left w:w="0" w:type="dxa"/>
-              <w:right w:w="0" w:type="dxa"/>
-            </w:tcMar>
-            <w:vAlign w:val="center"/>
-          </w:tcPr>
-          <w:p>
-            <w:pPr>
-              <w:pStyle w:val="Normal"/>
-              <w:jc w:val="left"/>
-              <w:pBdr>
-                <w:bottom w:val="none" w:sz="0" w:space="0" w:color="000000"/>
-                <w:top w:val="none" w:sz="0" w:space="0" w:color="000000"/>
-                <w:left w:val="none" w:sz="0" w:space="0" w:color="000000"/>
-                <w:right w:val="none" w:sz="0" w:space="0" w:color="000000"/>
-              </w:pBdr>
-              <w:spacing w:after="100" w:before="100" w:line="240"/>
-              <w:ind w:left="100" w:right="100" w:firstLine="0" w:firstLineChars="0"/>
-              <w:rPr>
-                <w:rFonts w:ascii="Times New Roman" w:hAnsi="Times New Roman" w:eastAsia="Times New Roman" w:cs="Times New Roman"/>
-                <w:i w:val="false"/>
-                <w:b w:val="false"/>
-                <w:u w:val="none"/>
-                <w:strike w:val="false"/>
-                <w:sz w:val="14"/>
-                <w:szCs w:val="14"/>
-                <w:color w:val="000000"/>
-              </w:rPr>
-            </w:pPr>
-            <w:r>
-              <w:rPr>
-                <w:rFonts w:ascii="Times New Roman" w:hAnsi="Times New Roman" w:eastAsia="Times New Roman" w:cs="Times New Roman"/>
-                <w:i w:val="false"/>
-                <w:b w:val="false"/>
-                <w:u w:val="none"/>
-                <w:strike w:val="false"/>
-                <w:sz w:val="14"/>
-                <w:szCs w:val="14"/>
-                <w:color w:val="000000"/>
-              </w:rPr>
-              <w:t xml:space="preserve">0.239</w:t>
-            </w:r>
-          </w:p>
-        </w:tc>
-        <w:tc>
-          <w:tcPr>
-            <w:tcBorders>
-              <w:bottom w:val="none" w:sz="0" w:space="0" w:color="000000"/>
-              <w:top w:val="none" w:sz="0" w:space="0" w:color="000000"/>
-              <w:left w:val="none" w:sz="0" w:space="0" w:color="000000"/>
-              <w:right w:val="none" w:sz="0" w:space="0" w:color="000000"/>
-            </w:tcBorders>
-            <w:shd w:val="clear" w:color="auto" w:fill="FFFFFF"/>
-            <w:tcMar>
-              <w:top w:w="0" w:type="dxa"/>
-              <w:bottom w:w="0" w:type="dxa"/>
-              <w:left w:w="0" w:type="dxa"/>
-              <w:right w:w="0" w:type="dxa"/>
-            </w:tcMar>
-            <w:vAlign w:val="center"/>
-          </w:tcPr>
-          <w:p>
-            <w:pPr>
-              <w:pStyle w:val="Normal"/>
-              <w:jc w:val="left"/>
-              <w:pBdr>
-                <w:bottom w:val="none" w:sz="0" w:space="0" w:color="000000"/>
-                <w:top w:val="none" w:sz="0" w:space="0" w:color="000000"/>
-                <w:left w:val="none" w:sz="0" w:space="0" w:color="000000"/>
-                <w:right w:val="none" w:sz="0" w:space="0" w:color="000000"/>
-              </w:pBdr>
-              <w:spacing w:after="100" w:before="100" w:line="240"/>
-              <w:ind w:left="100" w:right="100" w:firstLine="0" w:firstLineChars="0"/>
-              <w:rPr>
-                <w:rFonts w:ascii="Times New Roman" w:hAnsi="Times New Roman" w:eastAsia="Times New Roman" w:cs="Times New Roman"/>
-                <w:i w:val="false"/>
-                <w:b w:val="false"/>
-                <w:u w:val="none"/>
-                <w:strike w:val="false"/>
-                <w:sz w:val="14"/>
-                <w:szCs w:val="14"/>
-                <w:color w:val="000000"/>
-              </w:rPr>
-            </w:pPr>
-            <w:r>
-              <w:rPr>
-                <w:rFonts w:ascii="Times New Roman" w:hAnsi="Times New Roman" w:eastAsia="Times New Roman" w:cs="Times New Roman"/>
-                <w:i w:val="false"/>
-                <w:b w:val="false"/>
-                <w:u w:val="none"/>
-                <w:strike w:val="false"/>
-                <w:sz w:val="14"/>
-                <w:szCs w:val="14"/>
-                <w:color w:val="000000"/>
-              </w:rPr>
-              <w:t xml:space="preserve">52.3</w:t>
+              <w:t xml:space="preserve">0.89 (0.74–1.07)</w:t>
+            </w:r>
+          </w:p>
+        </w:tc>
+        <w:tc>
+          <w:tcPr>
+            <w:tcBorders>
+              <w:bottom w:val="none" w:sz="0" w:space="0" w:color="000000"/>
+              <w:top w:val="none" w:sz="0" w:space="0" w:color="000000"/>
+              <w:left w:val="none" w:sz="0" w:space="0" w:color="000000"/>
+              <w:right w:val="none" w:sz="0" w:space="0" w:color="000000"/>
+            </w:tcBorders>
+            <w:shd w:val="clear" w:color="auto" w:fill="FFFFFF"/>
+            <w:tcMar>
+              <w:top w:w="0" w:type="dxa"/>
+              <w:bottom w:w="0" w:type="dxa"/>
+              <w:left w:w="0" w:type="dxa"/>
+              <w:right w:w="0" w:type="dxa"/>
+            </w:tcMar>
+            <w:vAlign w:val="center"/>
+          </w:tcPr>
+          <w:p>
+            <w:pPr>
+              <w:pStyle w:val="Normal"/>
+              <w:jc w:val="left"/>
+              <w:pBdr>
+                <w:bottom w:val="none" w:sz="0" w:space="0" w:color="000000"/>
+                <w:top w:val="none" w:sz="0" w:space="0" w:color="000000"/>
+                <w:left w:val="none" w:sz="0" w:space="0" w:color="000000"/>
+                <w:right w:val="none" w:sz="0" w:space="0" w:color="000000"/>
+              </w:pBdr>
+              <w:spacing w:after="100" w:before="100" w:line="240"/>
+              <w:ind w:left="100" w:right="100" w:firstLine="0" w:firstLineChars="0"/>
+              <w:rPr>
+                <w:rFonts w:ascii="Times New Roman" w:hAnsi="Times New Roman" w:eastAsia="Times New Roman" w:cs="Times New Roman"/>
+                <w:i w:val="false"/>
+                <w:b w:val="false"/>
+                <w:u w:val="none"/>
+                <w:strike w:val="false"/>
+                <w:sz w:val="14"/>
+                <w:szCs w:val="14"/>
+                <w:color w:val="000000"/>
+              </w:rPr>
+            </w:pPr>
+            <w:r>
+              <w:rPr>
+                <w:rFonts w:ascii="Times New Roman" w:hAnsi="Times New Roman" w:eastAsia="Times New Roman" w:cs="Times New Roman"/>
+                <w:i w:val="false"/>
+                <w:b w:val="false"/>
+                <w:u w:val="none"/>
+                <w:strike w:val="false"/>
+                <w:sz w:val="14"/>
+                <w:szCs w:val="14"/>
+                <w:color w:val="000000"/>
+              </w:rPr>
+              <w:t xml:space="preserve">0.218</w:t>
+            </w:r>
+          </w:p>
+        </w:tc>
+        <w:tc>
+          <w:tcPr>
+            <w:tcBorders>
+              <w:bottom w:val="none" w:sz="0" w:space="0" w:color="000000"/>
+              <w:top w:val="none" w:sz="0" w:space="0" w:color="000000"/>
+              <w:left w:val="none" w:sz="0" w:space="0" w:color="000000"/>
+              <w:right w:val="none" w:sz="0" w:space="0" w:color="000000"/>
+            </w:tcBorders>
+            <w:shd w:val="clear" w:color="auto" w:fill="FFFFFF"/>
+            <w:tcMar>
+              <w:top w:w="0" w:type="dxa"/>
+              <w:bottom w:w="0" w:type="dxa"/>
+              <w:left w:w="0" w:type="dxa"/>
+              <w:right w:w="0" w:type="dxa"/>
+            </w:tcMar>
+            <w:vAlign w:val="center"/>
+          </w:tcPr>
+          <w:p>
+            <w:pPr>
+              <w:pStyle w:val="Normal"/>
+              <w:jc w:val="left"/>
+              <w:pBdr>
+                <w:bottom w:val="none" w:sz="0" w:space="0" w:color="000000"/>
+                <w:top w:val="none" w:sz="0" w:space="0" w:color="000000"/>
+                <w:left w:val="none" w:sz="0" w:space="0" w:color="000000"/>
+                <w:right w:val="none" w:sz="0" w:space="0" w:color="000000"/>
+              </w:pBdr>
+              <w:spacing w:after="100" w:before="100" w:line="240"/>
+              <w:ind w:left="100" w:right="100" w:firstLine="0" w:firstLineChars="0"/>
+              <w:rPr>
+                <w:rFonts w:ascii="Times New Roman" w:hAnsi="Times New Roman" w:eastAsia="Times New Roman" w:cs="Times New Roman"/>
+                <w:i w:val="false"/>
+                <w:b w:val="false"/>
+                <w:u w:val="none"/>
+                <w:strike w:val="false"/>
+                <w:sz w:val="14"/>
+                <w:szCs w:val="14"/>
+                <w:color w:val="000000"/>
+              </w:rPr>
+            </w:pPr>
+            <w:r>
+              <w:rPr>
+                <w:rFonts w:ascii="Times New Roman" w:hAnsi="Times New Roman" w:eastAsia="Times New Roman" w:cs="Times New Roman"/>
+                <w:i w:val="false"/>
+                <w:b w:val="false"/>
+                <w:u w:val="none"/>
+                <w:strike w:val="false"/>
+                <w:sz w:val="14"/>
+                <w:szCs w:val="14"/>
+                <w:color w:val="000000"/>
+              </w:rPr>
+              <w:t xml:space="preserve">39.2</w:t>
             </w:r>
           </w:p>
         </w:tc>
@@ -7683,7 +7683,7 @@
                 <w:szCs w:val="14"/>
                 <w:color w:val="000000"/>
               </w:rPr>
-              <w:t xml:space="preserve">0.217</w:t>
+              <w:t xml:space="preserve">0.213</w:t>
             </w:r>
           </w:p>
         </w:tc>
@@ -10008,7 +10008,7 @@
                 <w:szCs w:val="14"/>
                 <w:color w:val="000000"/>
               </w:rPr>
-              <w:t xml:space="preserve">553</w:t>
+              <w:t xml:space="preserve">552</w:t>
             </w:r>
           </w:p>
         </w:tc>
@@ -10228,7 +10228,7 @@
                 <w:szCs w:val="14"/>
                 <w:color w:val="000000"/>
               </w:rPr>
-              <w:t xml:space="preserve">59.0</w:t>
+              <w:t xml:space="preserve">44.2</w:t>
             </w:r>
           </w:p>
         </w:tc>
@@ -10338,7 +10338,7 @@
                 <w:szCs w:val="14"/>
                 <w:color w:val="000000"/>
               </w:rPr>
-              <w:t xml:space="preserve">0.054</w:t>
+              <w:t xml:space="preserve">0.055</w:t>
             </w:r>
           </w:p>
         </w:tc>
@@ -10893,7 +10893,7 @@
                 <w:szCs w:val="14"/>
                 <w:color w:val="000000"/>
               </w:rPr>
-              <w:t xml:space="preserve">507</w:t>
+              <w:t xml:space="preserve">506</w:t>
             </w:r>
           </w:p>
         </w:tc>
@@ -11058,62 +11058,62 @@
                 <w:szCs w:val="14"/>
                 <w:color w:val="000000"/>
               </w:rPr>
-              <w:t xml:space="preserve">0.014</w:t>
-            </w:r>
-          </w:p>
-        </w:tc>
-        <w:tc>
-          <w:tcPr>
-            <w:tcBorders>
-              <w:bottom w:val="none" w:sz="0" w:space="0" w:color="000000"/>
-              <w:top w:val="none" w:sz="0" w:space="0" w:color="000000"/>
-              <w:left w:val="none" w:sz="0" w:space="0" w:color="000000"/>
-              <w:right w:val="none" w:sz="0" w:space="0" w:color="000000"/>
-            </w:tcBorders>
-            <w:shd w:val="clear" w:color="auto" w:fill="FFFFFF"/>
-            <w:tcMar>
-              <w:top w:w="0" w:type="dxa"/>
-              <w:bottom w:w="0" w:type="dxa"/>
-              <w:left w:w="0" w:type="dxa"/>
-              <w:right w:w="0" w:type="dxa"/>
-            </w:tcMar>
-            <w:vAlign w:val="center"/>
-          </w:tcPr>
-          <w:p>
-            <w:pPr>
-              <w:pStyle w:val="Normal"/>
-              <w:jc w:val="left"/>
-              <w:pBdr>
-                <w:bottom w:val="none" w:sz="0" w:space="0" w:color="000000"/>
-                <w:top w:val="none" w:sz="0" w:space="0" w:color="000000"/>
-                <w:left w:val="none" w:sz="0" w:space="0" w:color="000000"/>
-                <w:right w:val="none" w:sz="0" w:space="0" w:color="000000"/>
-              </w:pBdr>
-              <w:spacing w:after="100" w:before="100" w:line="240"/>
-              <w:ind w:left="100" w:right="100" w:firstLine="0" w:firstLineChars="0"/>
-              <w:rPr>
-                <w:rFonts w:ascii="Times New Roman" w:hAnsi="Times New Roman" w:eastAsia="Times New Roman" w:cs="Times New Roman"/>
-                <w:i w:val="false"/>
-                <w:b w:val="false"/>
-                <w:u w:val="none"/>
-                <w:strike w:val="false"/>
-                <w:sz w:val="14"/>
-                <w:szCs w:val="14"/>
-                <w:color w:val="000000"/>
-              </w:rPr>
-            </w:pPr>
-            <w:r>
-              <w:rPr>
-                <w:rFonts w:ascii="Times New Roman" w:hAnsi="Times New Roman" w:eastAsia="Times New Roman" w:cs="Times New Roman"/>
-                <w:i w:val="false"/>
-                <w:b w:val="false"/>
-                <w:u w:val="none"/>
-                <w:strike w:val="false"/>
-                <w:sz w:val="14"/>
-                <w:szCs w:val="14"/>
-                <w:color w:val="000000"/>
-              </w:rPr>
-              <w:t xml:space="preserve">55.7</w:t>
+              <w:t xml:space="preserve">0.013</w:t>
+            </w:r>
+          </w:p>
+        </w:tc>
+        <w:tc>
+          <w:tcPr>
+            <w:tcBorders>
+              <w:bottom w:val="none" w:sz="0" w:space="0" w:color="000000"/>
+              <w:top w:val="none" w:sz="0" w:space="0" w:color="000000"/>
+              <w:left w:val="none" w:sz="0" w:space="0" w:color="000000"/>
+              <w:right w:val="none" w:sz="0" w:space="0" w:color="000000"/>
+            </w:tcBorders>
+            <w:shd w:val="clear" w:color="auto" w:fill="FFFFFF"/>
+            <w:tcMar>
+              <w:top w:w="0" w:type="dxa"/>
+              <w:bottom w:w="0" w:type="dxa"/>
+              <w:left w:w="0" w:type="dxa"/>
+              <w:right w:w="0" w:type="dxa"/>
+            </w:tcMar>
+            <w:vAlign w:val="center"/>
+          </w:tcPr>
+          <w:p>
+            <w:pPr>
+              <w:pStyle w:val="Normal"/>
+              <w:jc w:val="left"/>
+              <w:pBdr>
+                <w:bottom w:val="none" w:sz="0" w:space="0" w:color="000000"/>
+                <w:top w:val="none" w:sz="0" w:space="0" w:color="000000"/>
+                <w:left w:val="none" w:sz="0" w:space="0" w:color="000000"/>
+                <w:right w:val="none" w:sz="0" w:space="0" w:color="000000"/>
+              </w:pBdr>
+              <w:spacing w:after="100" w:before="100" w:line="240"/>
+              <w:ind w:left="100" w:right="100" w:firstLine="0" w:firstLineChars="0"/>
+              <w:rPr>
+                <w:rFonts w:ascii="Times New Roman" w:hAnsi="Times New Roman" w:eastAsia="Times New Roman" w:cs="Times New Roman"/>
+                <w:i w:val="false"/>
+                <w:b w:val="false"/>
+                <w:u w:val="none"/>
+                <w:strike w:val="false"/>
+                <w:sz w:val="14"/>
+                <w:szCs w:val="14"/>
+                <w:color w:val="000000"/>
+              </w:rPr>
+            </w:pPr>
+            <w:r>
+              <w:rPr>
+                <w:rFonts w:ascii="Times New Roman" w:hAnsi="Times New Roman" w:eastAsia="Times New Roman" w:cs="Times New Roman"/>
+                <w:i w:val="false"/>
+                <w:b w:val="false"/>
+                <w:u w:val="none"/>
+                <w:strike w:val="false"/>
+                <w:sz w:val="14"/>
+                <w:szCs w:val="14"/>
+                <w:color w:val="000000"/>
+              </w:rPr>
+              <w:t xml:space="preserve">41.8</w:t>
             </w:r>
           </w:p>
         </w:tc>
@@ -11223,7 +11223,7 @@
                 <w:szCs w:val="14"/>
                 <w:color w:val="000000"/>
               </w:rPr>
-              <w:t xml:space="preserve">0.048</w:t>
+              <w:t xml:space="preserve">0.049</w:t>
             </w:r>
           </w:p>
         </w:tc>
@@ -11778,7 +11778,7 @@
                 <w:szCs w:val="14"/>
                 <w:color w:val="000000"/>
               </w:rPr>
-              <w:t xml:space="preserve">507</w:t>
+              <w:t xml:space="preserve">506</w:t>
             </w:r>
           </w:p>
         </w:tc>
@@ -11943,62 +11943,62 @@
                 <w:szCs w:val="14"/>
                 <w:color w:val="000000"/>
               </w:rPr>
-              <w:t xml:space="preserve">0.056</w:t>
-            </w:r>
-          </w:p>
-        </w:tc>
-        <w:tc>
-          <w:tcPr>
-            <w:tcBorders>
-              <w:bottom w:val="none" w:sz="0" w:space="0" w:color="000000"/>
-              <w:top w:val="none" w:sz="0" w:space="0" w:color="000000"/>
-              <w:left w:val="none" w:sz="0" w:space="0" w:color="000000"/>
-              <w:right w:val="none" w:sz="0" w:space="0" w:color="000000"/>
-            </w:tcBorders>
-            <w:shd w:val="clear" w:color="auto" w:fill="FFFFFF"/>
-            <w:tcMar>
-              <w:top w:w="0" w:type="dxa"/>
-              <w:bottom w:w="0" w:type="dxa"/>
-              <w:left w:w="0" w:type="dxa"/>
-              <w:right w:w="0" w:type="dxa"/>
-            </w:tcMar>
-            <w:vAlign w:val="center"/>
-          </w:tcPr>
-          <w:p>
-            <w:pPr>
-              <w:pStyle w:val="Normal"/>
-              <w:jc w:val="left"/>
-              <w:pBdr>
-                <w:bottom w:val="none" w:sz="0" w:space="0" w:color="000000"/>
-                <w:top w:val="none" w:sz="0" w:space="0" w:color="000000"/>
-                <w:left w:val="none" w:sz="0" w:space="0" w:color="000000"/>
-                <w:right w:val="none" w:sz="0" w:space="0" w:color="000000"/>
-              </w:pBdr>
-              <w:spacing w:after="100" w:before="100" w:line="240"/>
-              <w:ind w:left="100" w:right="100" w:firstLine="0" w:firstLineChars="0"/>
-              <w:rPr>
-                <w:rFonts w:ascii="Times New Roman" w:hAnsi="Times New Roman" w:eastAsia="Times New Roman" w:cs="Times New Roman"/>
-                <w:i w:val="false"/>
-                <w:b w:val="false"/>
-                <w:u w:val="none"/>
-                <w:strike w:val="false"/>
-                <w:sz w:val="14"/>
-                <w:szCs w:val="14"/>
-                <w:color w:val="000000"/>
-              </w:rPr>
-            </w:pPr>
-            <w:r>
-              <w:rPr>
-                <w:rFonts w:ascii="Times New Roman" w:hAnsi="Times New Roman" w:eastAsia="Times New Roman" w:cs="Times New Roman"/>
-                <w:i w:val="false"/>
-                <w:b w:val="false"/>
-                <w:u w:val="none"/>
-                <w:strike w:val="false"/>
-                <w:sz w:val="14"/>
-                <w:szCs w:val="14"/>
-                <w:color w:val="000000"/>
-              </w:rPr>
-              <w:t xml:space="preserve">41.8</w:t>
+              <w:t xml:space="preserve">0.055</w:t>
+            </w:r>
+          </w:p>
+        </w:tc>
+        <w:tc>
+          <w:tcPr>
+            <w:tcBorders>
+              <w:bottom w:val="none" w:sz="0" w:space="0" w:color="000000"/>
+              <w:top w:val="none" w:sz="0" w:space="0" w:color="000000"/>
+              <w:left w:val="none" w:sz="0" w:space="0" w:color="000000"/>
+              <w:right w:val="none" w:sz="0" w:space="0" w:color="000000"/>
+            </w:tcBorders>
+            <w:shd w:val="clear" w:color="auto" w:fill="FFFFFF"/>
+            <w:tcMar>
+              <w:top w:w="0" w:type="dxa"/>
+              <w:bottom w:w="0" w:type="dxa"/>
+              <w:left w:w="0" w:type="dxa"/>
+              <w:right w:w="0" w:type="dxa"/>
+            </w:tcMar>
+            <w:vAlign w:val="center"/>
+          </w:tcPr>
+          <w:p>
+            <w:pPr>
+              <w:pStyle w:val="Normal"/>
+              <w:jc w:val="left"/>
+              <w:pBdr>
+                <w:bottom w:val="none" w:sz="0" w:space="0" w:color="000000"/>
+                <w:top w:val="none" w:sz="0" w:space="0" w:color="000000"/>
+                <w:left w:val="none" w:sz="0" w:space="0" w:color="000000"/>
+                <w:right w:val="none" w:sz="0" w:space="0" w:color="000000"/>
+              </w:pBdr>
+              <w:spacing w:after="100" w:before="100" w:line="240"/>
+              <w:ind w:left="100" w:right="100" w:firstLine="0" w:firstLineChars="0"/>
+              <w:rPr>
+                <w:rFonts w:ascii="Times New Roman" w:hAnsi="Times New Roman" w:eastAsia="Times New Roman" w:cs="Times New Roman"/>
+                <w:i w:val="false"/>
+                <w:b w:val="false"/>
+                <w:u w:val="none"/>
+                <w:strike w:val="false"/>
+                <w:sz w:val="14"/>
+                <w:szCs w:val="14"/>
+                <w:color w:val="000000"/>
+              </w:rPr>
+            </w:pPr>
+            <w:r>
+              <w:rPr>
+                <w:rFonts w:ascii="Times New Roman" w:hAnsi="Times New Roman" w:eastAsia="Times New Roman" w:cs="Times New Roman"/>
+                <w:i w:val="false"/>
+                <w:b w:val="false"/>
+                <w:u w:val="none"/>
+                <w:strike w:val="false"/>
+                <w:sz w:val="14"/>
+                <w:szCs w:val="14"/>
+                <w:color w:val="000000"/>
+              </w:rPr>
+              <w:t xml:space="preserve">33.4</w:t>
             </w:r>
           </w:p>
         </w:tc>
@@ -12663,7 +12663,7 @@
                 <w:szCs w:val="14"/>
                 <w:color w:val="000000"/>
               </w:rPr>
-              <w:t xml:space="preserve">553</w:t>
+              <w:t xml:space="preserve">552</w:t>
             </w:r>
           </w:p>
         </w:tc>
@@ -12883,7 +12883,7 @@
                 <w:szCs w:val="14"/>
                 <w:color w:val="000000"/>
               </w:rPr>
-              <w:t xml:space="preserve">59.0</w:t>
+              <w:t xml:space="preserve">44.2</w:t>
             </w:r>
           </w:p>
         </w:tc>
@@ -13548,7 +13548,7 @@
                 <w:szCs w:val="14"/>
                 <w:color w:val="000000"/>
               </w:rPr>
-              <w:t xml:space="preserve">354</w:t>
+              <w:t xml:space="preserve">353</w:t>
             </w:r>
           </w:p>
         </w:tc>
@@ -13768,7 +13768,7 @@
                 <w:szCs w:val="14"/>
                 <w:color w:val="000000"/>
               </w:rPr>
-              <w:t xml:space="preserve">59.0</w:t>
+              <w:t xml:space="preserve">44.2</w:t>
             </w:r>
           </w:p>
         </w:tc>
@@ -16203,7 +16203,7 @@
                 <w:szCs w:val="14"/>
                 <w:color w:val="000000"/>
               </w:rPr>
-              <w:t xml:space="preserve">436</w:t>
+              <w:t xml:space="preserve">435</w:t>
             </w:r>
           </w:p>
         </w:tc>
@@ -16423,7 +16423,7 @@
                 <w:szCs w:val="14"/>
                 <w:color w:val="000000"/>
               </w:rPr>
-              <w:t xml:space="preserve">52.3</w:t>
+              <w:t xml:space="preserve">39.2</w:t>
             </w:r>
           </w:p>
         </w:tc>
@@ -16533,7 +16533,7 @@
                 <w:szCs w:val="14"/>
                 <w:color w:val="000000"/>
               </w:rPr>
-              <w:t xml:space="preserve">0.077</w:t>
+              <w:t xml:space="preserve">0.079</w:t>
             </w:r>
           </w:p>
         </w:tc>

--- a/output/tables/GEO/GSE39582/GSE39582_survival_summary.docx
+++ b/output/tables/GEO/GSE39582/GSE39582_survival_summary.docx
@@ -25,7 +25,7 @@
         <w:ind w:left="60" w:right="60" w:firstLine="0" w:firstLineChars="0"/>
       </w:pPr>
       <w:r>
-        <w:t xml:space="preserve">External validation of MAD2L1 expression (High vs Low, median split of probe 203362_s_at within tumors) in GSE39582 (CIT, colon). HR from Cox regression; multivariable and time-split gene HRs are per 1 log2 unit of expression; multivariable models adjusted for age group, years, sex and pathologic stage group; '+ MMR status' additionally adjusts for mmr status and '(MMR status known)' is the model without it on the same patients. Interaction p = likelihood-ratio test for MAD2L1 expression × mmr status. Time-split HRs (0–24 / &gt;24 months, adjusted) are shown only when the gene term violated proportional hazards. RMST difference = High − Low restricted mean survival time up to 60 months. Relapse-free survival excludes stage NaN. Direction compared with the TCGA-COAD multivariable HR 0.83.</w:t>
+        <w:t xml:space="preserve">External validation of MAD2L1 expression (High vs Low, median split of probe 203362_s_at within tumors) in GSE39582 (CIT, colon). HR from Cox regression; multivariable and time-split gene HRs are per 1 log2 unit of expression; multivariable models adjusted for age group, years, sex and pathologic stage group; '+ MMR status' additionally adjusts for mmr status and '(MMR status known)' is the model without it on the same patients. Interaction p = likelihood-ratio test for MAD2L1 expression × mmr status. Time-split HRs (0–24 / &gt;24 months, adjusted) are shown only when the gene term violated proportional hazards. RMST difference = High − Low restricted mean survival time up to 60 months. Relapse-free survival excludes stage 4. Direction compared with the TCGA-COAD multivariable HR 0.83.</w:t>
       </w:r>
     </w:p>
     <w:tbl xmlns:a="http://schemas.openxmlformats.org/drawingml/2006/main" xmlns:pic="http://schemas.openxmlformats.org/drawingml/2006/picture">
@@ -8238,7 +8238,7 @@
                 <w:szCs w:val="14"/>
                 <w:color w:val="000000"/>
               </w:rPr>
-              <w:t xml:space="preserve">557</w:t>
+              <w:t xml:space="preserve">497</w:t>
             </w:r>
           </w:p>
         </w:tc>
@@ -8293,172 +8293,172 @@
                 <w:szCs w:val="14"/>
                 <w:color w:val="000000"/>
               </w:rPr>
-              <w:t xml:space="preserve">177</w:t>
-            </w:r>
-          </w:p>
-        </w:tc>
-        <w:tc>
-          <w:tcPr>
-            <w:tcBorders>
-              <w:bottom w:val="none" w:sz="0" w:space="0" w:color="000000"/>
-              <w:top w:val="none" w:sz="0" w:space="0" w:color="000000"/>
-              <w:left w:val="none" w:sz="0" w:space="0" w:color="000000"/>
-              <w:right w:val="none" w:sz="0" w:space="0" w:color="000000"/>
-            </w:tcBorders>
-            <w:shd w:val="clear" w:color="auto" w:fill="FFFFFF"/>
-            <w:tcMar>
-              <w:top w:w="0" w:type="dxa"/>
-              <w:bottom w:w="0" w:type="dxa"/>
-              <w:left w:w="0" w:type="dxa"/>
-              <w:right w:w="0" w:type="dxa"/>
-            </w:tcMar>
-            <w:vAlign w:val="center"/>
-          </w:tcPr>
-          <w:p>
-            <w:pPr>
-              <w:pStyle w:val="Normal"/>
-              <w:jc w:val="left"/>
-              <w:pBdr>
-                <w:bottom w:val="none" w:sz="0" w:space="0" w:color="000000"/>
-                <w:top w:val="none" w:sz="0" w:space="0" w:color="000000"/>
-                <w:left w:val="none" w:sz="0" w:space="0" w:color="000000"/>
-                <w:right w:val="none" w:sz="0" w:space="0" w:color="000000"/>
-              </w:pBdr>
-              <w:spacing w:after="100" w:before="100" w:line="240"/>
-              <w:ind w:left="100" w:right="100" w:firstLine="0" w:firstLineChars="0"/>
-              <w:rPr>
-                <w:rFonts w:ascii="Times New Roman" w:hAnsi="Times New Roman" w:eastAsia="Times New Roman" w:cs="Times New Roman"/>
-                <w:i w:val="false"/>
-                <w:b w:val="false"/>
-                <w:u w:val="none"/>
-                <w:strike w:val="false"/>
-                <w:sz w:val="14"/>
-                <w:szCs w:val="14"/>
-                <w:color w:val="000000"/>
-              </w:rPr>
-            </w:pPr>
-            <w:r>
-              <w:rPr>
-                <w:rFonts w:ascii="Times New Roman" w:hAnsi="Times New Roman" w:eastAsia="Times New Roman" w:cs="Times New Roman"/>
-                <w:i w:val="false"/>
-                <w:b w:val="false"/>
-                <w:u w:val="none"/>
-                <w:strike w:val="false"/>
-                <w:sz w:val="14"/>
-                <w:szCs w:val="14"/>
-                <w:color w:val="000000"/>
-              </w:rPr>
-              <w:t xml:space="preserve">0.66 (0.49–0.89)</w:t>
-            </w:r>
-          </w:p>
-        </w:tc>
-        <w:tc>
-          <w:tcPr>
-            <w:tcBorders>
-              <w:bottom w:val="none" w:sz="0" w:space="0" w:color="000000"/>
-              <w:top w:val="none" w:sz="0" w:space="0" w:color="000000"/>
-              <w:left w:val="none" w:sz="0" w:space="0" w:color="000000"/>
-              <w:right w:val="none" w:sz="0" w:space="0" w:color="000000"/>
-            </w:tcBorders>
-            <w:shd w:val="clear" w:color="auto" w:fill="FFFFFF"/>
-            <w:tcMar>
-              <w:top w:w="0" w:type="dxa"/>
-              <w:bottom w:w="0" w:type="dxa"/>
-              <w:left w:w="0" w:type="dxa"/>
-              <w:right w:w="0" w:type="dxa"/>
-            </w:tcMar>
-            <w:vAlign w:val="center"/>
-          </w:tcPr>
-          <w:p>
-            <w:pPr>
-              <w:pStyle w:val="Normal"/>
-              <w:jc w:val="left"/>
-              <w:pBdr>
-                <w:bottom w:val="none" w:sz="0" w:space="0" w:color="000000"/>
-                <w:top w:val="none" w:sz="0" w:space="0" w:color="000000"/>
-                <w:left w:val="none" w:sz="0" w:space="0" w:color="000000"/>
-                <w:right w:val="none" w:sz="0" w:space="0" w:color="000000"/>
-              </w:pBdr>
-              <w:spacing w:after="100" w:before="100" w:line="240"/>
-              <w:ind w:left="100" w:right="100" w:firstLine="0" w:firstLineChars="0"/>
-              <w:rPr>
-                <w:rFonts w:ascii="Times New Roman" w:hAnsi="Times New Roman" w:eastAsia="Times New Roman" w:cs="Times New Roman"/>
-                <w:i w:val="false"/>
-                <w:b w:val="false"/>
-                <w:u w:val="none"/>
-                <w:strike w:val="false"/>
-                <w:sz w:val="14"/>
-                <w:szCs w:val="14"/>
-                <w:color w:val="000000"/>
-              </w:rPr>
-            </w:pPr>
-            <w:r>
-              <w:rPr>
-                <w:rFonts w:ascii="Times New Roman" w:hAnsi="Times New Roman" w:eastAsia="Times New Roman" w:cs="Times New Roman"/>
-                <w:i w:val="false"/>
-                <w:b w:val="false"/>
-                <w:u w:val="none"/>
-                <w:strike w:val="false"/>
-                <w:sz w:val="14"/>
-                <w:szCs w:val="14"/>
-                <w:color w:val="000000"/>
-              </w:rPr>
-              <w:t xml:space="preserve">0.006</w:t>
-            </w:r>
-          </w:p>
-        </w:tc>
-        <w:tc>
-          <w:tcPr>
-            <w:tcBorders>
-              <w:bottom w:val="none" w:sz="0" w:space="0" w:color="000000"/>
-              <w:top w:val="none" w:sz="0" w:space="0" w:color="000000"/>
-              <w:left w:val="none" w:sz="0" w:space="0" w:color="000000"/>
-              <w:right w:val="none" w:sz="0" w:space="0" w:color="000000"/>
-            </w:tcBorders>
-            <w:shd w:val="clear" w:color="auto" w:fill="FFFFFF"/>
-            <w:tcMar>
-              <w:top w:w="0" w:type="dxa"/>
-              <w:bottom w:w="0" w:type="dxa"/>
-              <w:left w:w="0" w:type="dxa"/>
-              <w:right w:w="0" w:type="dxa"/>
-            </w:tcMar>
-            <w:vAlign w:val="center"/>
-          </w:tcPr>
-          <w:p>
-            <w:pPr>
-              <w:pStyle w:val="Normal"/>
-              <w:jc w:val="left"/>
-              <w:pBdr>
-                <w:bottom w:val="none" w:sz="0" w:space="0" w:color="000000"/>
-                <w:top w:val="none" w:sz="0" w:space="0" w:color="000000"/>
-                <w:left w:val="none" w:sz="0" w:space="0" w:color="000000"/>
-                <w:right w:val="none" w:sz="0" w:space="0" w:color="000000"/>
-              </w:pBdr>
-              <w:spacing w:after="100" w:before="100" w:line="240"/>
-              <w:ind w:left="100" w:right="100" w:firstLine="0" w:firstLineChars="0"/>
-              <w:rPr>
-                <w:rFonts w:ascii="Times New Roman" w:hAnsi="Times New Roman" w:eastAsia="Times New Roman" w:cs="Times New Roman"/>
-                <w:i w:val="false"/>
-                <w:b w:val="false"/>
-                <w:u w:val="none"/>
-                <w:strike w:val="false"/>
-                <w:sz w:val="14"/>
-                <w:szCs w:val="14"/>
-                <w:color w:val="000000"/>
-              </w:rPr>
-            </w:pPr>
-            <w:r>
-              <w:rPr>
-                <w:rFonts w:ascii="Times New Roman" w:hAnsi="Times New Roman" w:eastAsia="Times New Roman" w:cs="Times New Roman"/>
-                <w:i w:val="false"/>
-                <w:b w:val="false"/>
-                <w:u w:val="none"/>
-                <w:strike w:val="false"/>
-                <w:sz w:val="14"/>
-                <w:szCs w:val="14"/>
-                <w:color w:val="000000"/>
-              </w:rPr>
-              <w:t xml:space="preserve">177.0</w:t>
+              <w:t xml:space="preserve">140</w:t>
+            </w:r>
+          </w:p>
+        </w:tc>
+        <w:tc>
+          <w:tcPr>
+            <w:tcBorders>
+              <w:bottom w:val="none" w:sz="0" w:space="0" w:color="000000"/>
+              <w:top w:val="none" w:sz="0" w:space="0" w:color="000000"/>
+              <w:left w:val="none" w:sz="0" w:space="0" w:color="000000"/>
+              <w:right w:val="none" w:sz="0" w:space="0" w:color="000000"/>
+            </w:tcBorders>
+            <w:shd w:val="clear" w:color="auto" w:fill="FFFFFF"/>
+            <w:tcMar>
+              <w:top w:w="0" w:type="dxa"/>
+              <w:bottom w:w="0" w:type="dxa"/>
+              <w:left w:w="0" w:type="dxa"/>
+              <w:right w:w="0" w:type="dxa"/>
+            </w:tcMar>
+            <w:vAlign w:val="center"/>
+          </w:tcPr>
+          <w:p>
+            <w:pPr>
+              <w:pStyle w:val="Normal"/>
+              <w:jc w:val="left"/>
+              <w:pBdr>
+                <w:bottom w:val="none" w:sz="0" w:space="0" w:color="000000"/>
+                <w:top w:val="none" w:sz="0" w:space="0" w:color="000000"/>
+                <w:left w:val="none" w:sz="0" w:space="0" w:color="000000"/>
+                <w:right w:val="none" w:sz="0" w:space="0" w:color="000000"/>
+              </w:pBdr>
+              <w:spacing w:after="100" w:before="100" w:line="240"/>
+              <w:ind w:left="100" w:right="100" w:firstLine="0" w:firstLineChars="0"/>
+              <w:rPr>
+                <w:rFonts w:ascii="Times New Roman" w:hAnsi="Times New Roman" w:eastAsia="Times New Roman" w:cs="Times New Roman"/>
+                <w:i w:val="false"/>
+                <w:b w:val="false"/>
+                <w:u w:val="none"/>
+                <w:strike w:val="false"/>
+                <w:sz w:val="14"/>
+                <w:szCs w:val="14"/>
+                <w:color w:val="000000"/>
+              </w:rPr>
+            </w:pPr>
+            <w:r>
+              <w:rPr>
+                <w:rFonts w:ascii="Times New Roman" w:hAnsi="Times New Roman" w:eastAsia="Times New Roman" w:cs="Times New Roman"/>
+                <w:i w:val="false"/>
+                <w:b w:val="false"/>
+                <w:u w:val="none"/>
+                <w:strike w:val="false"/>
+                <w:sz w:val="14"/>
+                <w:szCs w:val="14"/>
+                <w:color w:val="000000"/>
+              </w:rPr>
+              <w:t xml:space="preserve">0.63 (0.45–0.88)</w:t>
+            </w:r>
+          </w:p>
+        </w:tc>
+        <w:tc>
+          <w:tcPr>
+            <w:tcBorders>
+              <w:bottom w:val="none" w:sz="0" w:space="0" w:color="000000"/>
+              <w:top w:val="none" w:sz="0" w:space="0" w:color="000000"/>
+              <w:left w:val="none" w:sz="0" w:space="0" w:color="000000"/>
+              <w:right w:val="none" w:sz="0" w:space="0" w:color="000000"/>
+            </w:tcBorders>
+            <w:shd w:val="clear" w:color="auto" w:fill="FFFFFF"/>
+            <w:tcMar>
+              <w:top w:w="0" w:type="dxa"/>
+              <w:bottom w:w="0" w:type="dxa"/>
+              <w:left w:w="0" w:type="dxa"/>
+              <w:right w:w="0" w:type="dxa"/>
+            </w:tcMar>
+            <w:vAlign w:val="center"/>
+          </w:tcPr>
+          <w:p>
+            <w:pPr>
+              <w:pStyle w:val="Normal"/>
+              <w:jc w:val="left"/>
+              <w:pBdr>
+                <w:bottom w:val="none" w:sz="0" w:space="0" w:color="000000"/>
+                <w:top w:val="none" w:sz="0" w:space="0" w:color="000000"/>
+                <w:left w:val="none" w:sz="0" w:space="0" w:color="000000"/>
+                <w:right w:val="none" w:sz="0" w:space="0" w:color="000000"/>
+              </w:pBdr>
+              <w:spacing w:after="100" w:before="100" w:line="240"/>
+              <w:ind w:left="100" w:right="100" w:firstLine="0" w:firstLineChars="0"/>
+              <w:rPr>
+                <w:rFonts w:ascii="Times New Roman" w:hAnsi="Times New Roman" w:eastAsia="Times New Roman" w:cs="Times New Roman"/>
+                <w:i w:val="false"/>
+                <w:b w:val="false"/>
+                <w:u w:val="none"/>
+                <w:strike w:val="false"/>
+                <w:sz w:val="14"/>
+                <w:szCs w:val="14"/>
+                <w:color w:val="000000"/>
+              </w:rPr>
+            </w:pPr>
+            <w:r>
+              <w:rPr>
+                <w:rFonts w:ascii="Times New Roman" w:hAnsi="Times New Roman" w:eastAsia="Times New Roman" w:cs="Times New Roman"/>
+                <w:i w:val="false"/>
+                <w:b w:val="false"/>
+                <w:u w:val="none"/>
+                <w:strike w:val="false"/>
+                <w:sz w:val="14"/>
+                <w:szCs w:val="14"/>
+                <w:color w:val="000000"/>
+              </w:rPr>
+              <w:t xml:space="preserve">0.007</w:t>
+            </w:r>
+          </w:p>
+        </w:tc>
+        <w:tc>
+          <w:tcPr>
+            <w:tcBorders>
+              <w:bottom w:val="none" w:sz="0" w:space="0" w:color="000000"/>
+              <w:top w:val="none" w:sz="0" w:space="0" w:color="000000"/>
+              <w:left w:val="none" w:sz="0" w:space="0" w:color="000000"/>
+              <w:right w:val="none" w:sz="0" w:space="0" w:color="000000"/>
+            </w:tcBorders>
+            <w:shd w:val="clear" w:color="auto" w:fill="FFFFFF"/>
+            <w:tcMar>
+              <w:top w:w="0" w:type="dxa"/>
+              <w:bottom w:w="0" w:type="dxa"/>
+              <w:left w:w="0" w:type="dxa"/>
+              <w:right w:w="0" w:type="dxa"/>
+            </w:tcMar>
+            <w:vAlign w:val="center"/>
+          </w:tcPr>
+          <w:p>
+            <w:pPr>
+              <w:pStyle w:val="Normal"/>
+              <w:jc w:val="left"/>
+              <w:pBdr>
+                <w:bottom w:val="none" w:sz="0" w:space="0" w:color="000000"/>
+                <w:top w:val="none" w:sz="0" w:space="0" w:color="000000"/>
+                <w:left w:val="none" w:sz="0" w:space="0" w:color="000000"/>
+                <w:right w:val="none" w:sz="0" w:space="0" w:color="000000"/>
+              </w:pBdr>
+              <w:spacing w:after="100" w:before="100" w:line="240"/>
+              <w:ind w:left="100" w:right="100" w:firstLine="0" w:firstLineChars="0"/>
+              <w:rPr>
+                <w:rFonts w:ascii="Times New Roman" w:hAnsi="Times New Roman" w:eastAsia="Times New Roman" w:cs="Times New Roman"/>
+                <w:i w:val="false"/>
+                <w:b w:val="false"/>
+                <w:u w:val="none"/>
+                <w:strike w:val="false"/>
+                <w:sz w:val="14"/>
+                <w:szCs w:val="14"/>
+                <w:color w:val="000000"/>
+              </w:rPr>
+            </w:pPr>
+            <w:r>
+              <w:rPr>
+                <w:rFonts w:ascii="Times New Roman" w:hAnsi="Times New Roman" w:eastAsia="Times New Roman" w:cs="Times New Roman"/>
+                <w:i w:val="false"/>
+                <w:b w:val="false"/>
+                <w:u w:val="none"/>
+                <w:strike w:val="false"/>
+                <w:sz w:val="14"/>
+                <w:szCs w:val="14"/>
+                <w:color w:val="000000"/>
+              </w:rPr>
+              <w:t xml:space="preserve">140.0</w:t>
             </w:r>
           </w:p>
         </w:tc>
@@ -8568,7 +8568,7 @@
                 <w:szCs w:val="14"/>
                 <w:color w:val="000000"/>
               </w:rPr>
-              <w:t xml:space="preserve">0.139</w:t>
+              <w:t xml:space="preserve">0.319</w:t>
             </w:r>
           </w:p>
         </w:tc>
@@ -8678,117 +8678,117 @@
                 <w:szCs w:val="14"/>
                 <w:color w:val="000000"/>
               </w:rPr>
-              <w:t xml:space="preserve">0.005</w:t>
-            </w:r>
-          </w:p>
-        </w:tc>
-        <w:tc>
-          <w:tcPr>
-            <w:tcBorders>
-              <w:bottom w:val="none" w:sz="0" w:space="0" w:color="000000"/>
-              <w:top w:val="none" w:sz="0" w:space="0" w:color="000000"/>
-              <w:left w:val="none" w:sz="0" w:space="0" w:color="000000"/>
-              <w:right w:val="none" w:sz="0" w:space="0" w:color="000000"/>
-            </w:tcBorders>
-            <w:shd w:val="clear" w:color="auto" w:fill="FFFFFF"/>
-            <w:tcMar>
-              <w:top w:w="0" w:type="dxa"/>
-              <w:bottom w:w="0" w:type="dxa"/>
-              <w:left w:w="0" w:type="dxa"/>
-              <w:right w:w="0" w:type="dxa"/>
-            </w:tcMar>
-            <w:vAlign w:val="center"/>
-          </w:tcPr>
-          <w:p>
-            <w:pPr>
-              <w:pStyle w:val="Normal"/>
-              <w:jc w:val="left"/>
-              <w:pBdr>
-                <w:bottom w:val="none" w:sz="0" w:space="0" w:color="000000"/>
-                <w:top w:val="none" w:sz="0" w:space="0" w:color="000000"/>
-                <w:left w:val="none" w:sz="0" w:space="0" w:color="000000"/>
-                <w:right w:val="none" w:sz="0" w:space="0" w:color="000000"/>
-              </w:pBdr>
-              <w:spacing w:after="100" w:before="100" w:line="240"/>
-              <w:ind w:left="100" w:right="100" w:firstLine="0" w:firstLineChars="0"/>
-              <w:rPr>
-                <w:rFonts w:ascii="Times New Roman" w:hAnsi="Times New Roman" w:eastAsia="Times New Roman" w:cs="Times New Roman"/>
-                <w:i w:val="false"/>
-                <w:b w:val="false"/>
-                <w:u w:val="none"/>
-                <w:strike w:val="false"/>
-                <w:sz w:val="14"/>
-                <w:szCs w:val="14"/>
-                <w:color w:val="000000"/>
-              </w:rPr>
-            </w:pPr>
-            <w:r>
-              <w:rPr>
-                <w:rFonts w:ascii="Times New Roman" w:hAnsi="Times New Roman" w:eastAsia="Times New Roman" w:cs="Times New Roman"/>
-                <w:i w:val="false"/>
-                <w:b w:val="false"/>
-                <w:u w:val="none"/>
-                <w:strike w:val="false"/>
-                <w:sz w:val="14"/>
-                <w:szCs w:val="14"/>
-                <w:color w:val="000000"/>
-              </w:rPr>
-              <w:t xml:space="preserve">5.16 (1.32, 9.01)</w:t>
-            </w:r>
-          </w:p>
-        </w:tc>
-        <w:tc>
-          <w:tcPr>
-            <w:tcBorders>
-              <w:bottom w:val="none" w:sz="0" w:space="0" w:color="000000"/>
-              <w:top w:val="none" w:sz="0" w:space="0" w:color="000000"/>
-              <w:left w:val="none" w:sz="0" w:space="0" w:color="000000"/>
-              <w:right w:val="none" w:sz="0" w:space="0" w:color="000000"/>
-            </w:tcBorders>
-            <w:shd w:val="clear" w:color="auto" w:fill="FFFFFF"/>
-            <w:tcMar>
-              <w:top w:w="0" w:type="dxa"/>
-              <w:bottom w:w="0" w:type="dxa"/>
-              <w:left w:w="0" w:type="dxa"/>
-              <w:right w:w="0" w:type="dxa"/>
-            </w:tcMar>
-            <w:vAlign w:val="center"/>
-          </w:tcPr>
-          <w:p>
-            <w:pPr>
-              <w:pStyle w:val="Normal"/>
-              <w:jc w:val="left"/>
-              <w:pBdr>
-                <w:bottom w:val="none" w:sz="0" w:space="0" w:color="000000"/>
-                <w:top w:val="none" w:sz="0" w:space="0" w:color="000000"/>
-                <w:left w:val="none" w:sz="0" w:space="0" w:color="000000"/>
-                <w:right w:val="none" w:sz="0" w:space="0" w:color="000000"/>
-              </w:pBdr>
-              <w:spacing w:after="100" w:before="100" w:line="240"/>
-              <w:ind w:left="100" w:right="100" w:firstLine="0" w:firstLineChars="0"/>
-              <w:rPr>
-                <w:rFonts w:ascii="Times New Roman" w:hAnsi="Times New Roman" w:eastAsia="Times New Roman" w:cs="Times New Roman"/>
-                <w:i w:val="false"/>
-                <w:b w:val="false"/>
-                <w:u w:val="none"/>
-                <w:strike w:val="false"/>
-                <w:sz w:val="14"/>
-                <w:szCs w:val="14"/>
-                <w:color w:val="000000"/>
-              </w:rPr>
-            </w:pPr>
-            <w:r>
-              <w:rPr>
-                <w:rFonts w:ascii="Times New Roman" w:hAnsi="Times New Roman" w:eastAsia="Times New Roman" w:cs="Times New Roman"/>
-                <w:i w:val="false"/>
-                <w:b w:val="false"/>
-                <w:u w:val="none"/>
-                <w:strike w:val="false"/>
-                <w:sz w:val="14"/>
-                <w:szCs w:val="14"/>
-                <w:color w:val="000000"/>
-              </w:rPr>
-              <w:t xml:space="preserve">0.008</w:t>
+              <w:t xml:space="preserve">0.007</w:t>
+            </w:r>
+          </w:p>
+        </w:tc>
+        <w:tc>
+          <w:tcPr>
+            <w:tcBorders>
+              <w:bottom w:val="none" w:sz="0" w:space="0" w:color="000000"/>
+              <w:top w:val="none" w:sz="0" w:space="0" w:color="000000"/>
+              <w:left w:val="none" w:sz="0" w:space="0" w:color="000000"/>
+              <w:right w:val="none" w:sz="0" w:space="0" w:color="000000"/>
+            </w:tcBorders>
+            <w:shd w:val="clear" w:color="auto" w:fill="FFFFFF"/>
+            <w:tcMar>
+              <w:top w:w="0" w:type="dxa"/>
+              <w:bottom w:w="0" w:type="dxa"/>
+              <w:left w:w="0" w:type="dxa"/>
+              <w:right w:w="0" w:type="dxa"/>
+            </w:tcMar>
+            <w:vAlign w:val="center"/>
+          </w:tcPr>
+          <w:p>
+            <w:pPr>
+              <w:pStyle w:val="Normal"/>
+              <w:jc w:val="left"/>
+              <w:pBdr>
+                <w:bottom w:val="none" w:sz="0" w:space="0" w:color="000000"/>
+                <w:top w:val="none" w:sz="0" w:space="0" w:color="000000"/>
+                <w:left w:val="none" w:sz="0" w:space="0" w:color="000000"/>
+                <w:right w:val="none" w:sz="0" w:space="0" w:color="000000"/>
+              </w:pBdr>
+              <w:spacing w:after="100" w:before="100" w:line="240"/>
+              <w:ind w:left="100" w:right="100" w:firstLine="0" w:firstLineChars="0"/>
+              <w:rPr>
+                <w:rFonts w:ascii="Times New Roman" w:hAnsi="Times New Roman" w:eastAsia="Times New Roman" w:cs="Times New Roman"/>
+                <w:i w:val="false"/>
+                <w:b w:val="false"/>
+                <w:u w:val="none"/>
+                <w:strike w:val="false"/>
+                <w:sz w:val="14"/>
+                <w:szCs w:val="14"/>
+                <w:color w:val="000000"/>
+              </w:rPr>
+            </w:pPr>
+            <w:r>
+              <w:rPr>
+                <w:rFonts w:ascii="Times New Roman" w:hAnsi="Times New Roman" w:eastAsia="Times New Roman" w:cs="Times New Roman"/>
+                <w:i w:val="false"/>
+                <w:b w:val="false"/>
+                <w:u w:val="none"/>
+                <w:strike w:val="false"/>
+                <w:sz w:val="14"/>
+                <w:szCs w:val="14"/>
+                <w:color w:val="000000"/>
+              </w:rPr>
+              <w:t xml:space="preserve">4.88 (1.20, 8.55)</w:t>
+            </w:r>
+          </w:p>
+        </w:tc>
+        <w:tc>
+          <w:tcPr>
+            <w:tcBorders>
+              <w:bottom w:val="none" w:sz="0" w:space="0" w:color="000000"/>
+              <w:top w:val="none" w:sz="0" w:space="0" w:color="000000"/>
+              <w:left w:val="none" w:sz="0" w:space="0" w:color="000000"/>
+              <w:right w:val="none" w:sz="0" w:space="0" w:color="000000"/>
+            </w:tcBorders>
+            <w:shd w:val="clear" w:color="auto" w:fill="FFFFFF"/>
+            <w:tcMar>
+              <w:top w:w="0" w:type="dxa"/>
+              <w:bottom w:w="0" w:type="dxa"/>
+              <w:left w:w="0" w:type="dxa"/>
+              <w:right w:w="0" w:type="dxa"/>
+            </w:tcMar>
+            <w:vAlign w:val="center"/>
+          </w:tcPr>
+          <w:p>
+            <w:pPr>
+              <w:pStyle w:val="Normal"/>
+              <w:jc w:val="left"/>
+              <w:pBdr>
+                <w:bottom w:val="none" w:sz="0" w:space="0" w:color="000000"/>
+                <w:top w:val="none" w:sz="0" w:space="0" w:color="000000"/>
+                <w:left w:val="none" w:sz="0" w:space="0" w:color="000000"/>
+                <w:right w:val="none" w:sz="0" w:space="0" w:color="000000"/>
+              </w:pBdr>
+              <w:spacing w:after="100" w:before="100" w:line="240"/>
+              <w:ind w:left="100" w:right="100" w:firstLine="0" w:firstLineChars="0"/>
+              <w:rPr>
+                <w:rFonts w:ascii="Times New Roman" w:hAnsi="Times New Roman" w:eastAsia="Times New Roman" w:cs="Times New Roman"/>
+                <w:i w:val="false"/>
+                <w:b w:val="false"/>
+                <w:u w:val="none"/>
+                <w:strike w:val="false"/>
+                <w:sz w:val="14"/>
+                <w:szCs w:val="14"/>
+                <w:color w:val="000000"/>
+              </w:rPr>
+            </w:pPr>
+            <w:r>
+              <w:rPr>
+                <w:rFonts w:ascii="Times New Roman" w:hAnsi="Times New Roman" w:eastAsia="Times New Roman" w:cs="Times New Roman"/>
+                <w:i w:val="false"/>
+                <w:b w:val="false"/>
+                <w:u w:val="none"/>
+                <w:strike w:val="false"/>
+                <w:sz w:val="14"/>
+                <w:szCs w:val="14"/>
+                <w:color w:val="000000"/>
+              </w:rPr>
+              <w:t xml:space="preserve">0.009</w:t>
             </w:r>
           </w:p>
         </w:tc>
@@ -9123,7 +9123,7 @@
                 <w:szCs w:val="14"/>
                 <w:color w:val="000000"/>
               </w:rPr>
-              <w:t xml:space="preserve">557</w:t>
+              <w:t xml:space="preserve">497</w:t>
             </w:r>
           </w:p>
         </w:tc>
@@ -9178,62 +9178,62 @@
                 <w:szCs w:val="14"/>
                 <w:color w:val="000000"/>
               </w:rPr>
-              <w:t xml:space="preserve">177</w:t>
-            </w:r>
-          </w:p>
-        </w:tc>
-        <w:tc>
-          <w:tcPr>
-            <w:tcBorders>
-              <w:bottom w:val="none" w:sz="0" w:space="0" w:color="000000"/>
-              <w:top w:val="none" w:sz="0" w:space="0" w:color="000000"/>
-              <w:left w:val="none" w:sz="0" w:space="0" w:color="000000"/>
-              <w:right w:val="none" w:sz="0" w:space="0" w:color="000000"/>
-            </w:tcBorders>
-            <w:shd w:val="clear" w:color="auto" w:fill="FFFFFF"/>
-            <w:tcMar>
-              <w:top w:w="0" w:type="dxa"/>
-              <w:bottom w:w="0" w:type="dxa"/>
-              <w:left w:w="0" w:type="dxa"/>
-              <w:right w:w="0" w:type="dxa"/>
-            </w:tcMar>
-            <w:vAlign w:val="center"/>
-          </w:tcPr>
-          <w:p>
-            <w:pPr>
-              <w:pStyle w:val="Normal"/>
-              <w:jc w:val="left"/>
-              <w:pBdr>
-                <w:bottom w:val="none" w:sz="0" w:space="0" w:color="000000"/>
-                <w:top w:val="none" w:sz="0" w:space="0" w:color="000000"/>
-                <w:left w:val="none" w:sz="0" w:space="0" w:color="000000"/>
-                <w:right w:val="none" w:sz="0" w:space="0" w:color="000000"/>
-              </w:pBdr>
-              <w:spacing w:after="100" w:before="100" w:line="240"/>
-              <w:ind w:left="100" w:right="100" w:firstLine="0" w:firstLineChars="0"/>
-              <w:rPr>
-                <w:rFonts w:ascii="Times New Roman" w:hAnsi="Times New Roman" w:eastAsia="Times New Roman" w:cs="Times New Roman"/>
-                <w:i w:val="false"/>
-                <w:b w:val="false"/>
-                <w:u w:val="none"/>
-                <w:strike w:val="false"/>
-                <w:sz w:val="14"/>
-                <w:szCs w:val="14"/>
-                <w:color w:val="000000"/>
-              </w:rPr>
-            </w:pPr>
-            <w:r>
-              <w:rPr>
-                <w:rFonts w:ascii="Times New Roman" w:hAnsi="Times New Roman" w:eastAsia="Times New Roman" w:cs="Times New Roman"/>
-                <w:i w:val="false"/>
-                <w:b w:val="false"/>
-                <w:u w:val="none"/>
-                <w:strike w:val="false"/>
-                <w:sz w:val="14"/>
-                <w:szCs w:val="14"/>
-                <w:color w:val="000000"/>
-              </w:rPr>
-              <w:t xml:space="preserve">0.76 (0.65–0.88)</w:t>
+              <w:t xml:space="preserve">140</w:t>
+            </w:r>
+          </w:p>
+        </w:tc>
+        <w:tc>
+          <w:tcPr>
+            <w:tcBorders>
+              <w:bottom w:val="none" w:sz="0" w:space="0" w:color="000000"/>
+              <w:top w:val="none" w:sz="0" w:space="0" w:color="000000"/>
+              <w:left w:val="none" w:sz="0" w:space="0" w:color="000000"/>
+              <w:right w:val="none" w:sz="0" w:space="0" w:color="000000"/>
+            </w:tcBorders>
+            <w:shd w:val="clear" w:color="auto" w:fill="FFFFFF"/>
+            <w:tcMar>
+              <w:top w:w="0" w:type="dxa"/>
+              <w:bottom w:w="0" w:type="dxa"/>
+              <w:left w:w="0" w:type="dxa"/>
+              <w:right w:w="0" w:type="dxa"/>
+            </w:tcMar>
+            <w:vAlign w:val="center"/>
+          </w:tcPr>
+          <w:p>
+            <w:pPr>
+              <w:pStyle w:val="Normal"/>
+              <w:jc w:val="left"/>
+              <w:pBdr>
+                <w:bottom w:val="none" w:sz="0" w:space="0" w:color="000000"/>
+                <w:top w:val="none" w:sz="0" w:space="0" w:color="000000"/>
+                <w:left w:val="none" w:sz="0" w:space="0" w:color="000000"/>
+                <w:right w:val="none" w:sz="0" w:space="0" w:color="000000"/>
+              </w:pBdr>
+              <w:spacing w:after="100" w:before="100" w:line="240"/>
+              <w:ind w:left="100" w:right="100" w:firstLine="0" w:firstLineChars="0"/>
+              <w:rPr>
+                <w:rFonts w:ascii="Times New Roman" w:hAnsi="Times New Roman" w:eastAsia="Times New Roman" w:cs="Times New Roman"/>
+                <w:i w:val="false"/>
+                <w:b w:val="false"/>
+                <w:u w:val="none"/>
+                <w:strike w:val="false"/>
+                <w:sz w:val="14"/>
+                <w:szCs w:val="14"/>
+                <w:color w:val="000000"/>
+              </w:rPr>
+            </w:pPr>
+            <w:r>
+              <w:rPr>
+                <w:rFonts w:ascii="Times New Roman" w:hAnsi="Times New Roman" w:eastAsia="Times New Roman" w:cs="Times New Roman"/>
+                <w:i w:val="false"/>
+                <w:b w:val="false"/>
+                <w:u w:val="none"/>
+                <w:strike w:val="false"/>
+                <w:sz w:val="14"/>
+                <w:szCs w:val="14"/>
+                <w:color w:val="000000"/>
+              </w:rPr>
+              <w:t xml:space="preserve">0.73 (0.61–0.86)</w:t>
             </w:r>
           </w:p>
         </w:tc>
@@ -9343,7 +9343,7 @@
                 <w:szCs w:val="14"/>
                 <w:color w:val="000000"/>
               </w:rPr>
-              <w:t xml:space="preserve">177.0</w:t>
+              <w:t xml:space="preserve">140.0</w:t>
             </w:r>
           </w:p>
         </w:tc>
@@ -9453,7 +9453,7 @@
                 <w:szCs w:val="14"/>
                 <w:color w:val="000000"/>
               </w:rPr>
-              <w:t xml:space="preserve">0.095</w:t>
+              <w:t xml:space="preserve">0.649</w:t>
             </w:r>
           </w:p>
         </w:tc>
@@ -10008,7 +10008,7 @@
                 <w:szCs w:val="14"/>
                 <w:color w:val="000000"/>
               </w:rPr>
-              <w:t xml:space="preserve">552</w:t>
+              <w:t xml:space="preserve">492</w:t>
             </w:r>
           </w:p>
         </w:tc>
@@ -10063,172 +10063,172 @@
                 <w:szCs w:val="14"/>
                 <w:color w:val="000000"/>
               </w:rPr>
-              <w:t xml:space="preserve">177</w:t>
-            </w:r>
-          </w:p>
-        </w:tc>
-        <w:tc>
-          <w:tcPr>
-            <w:tcBorders>
-              <w:bottom w:val="none" w:sz="0" w:space="0" w:color="000000"/>
-              <w:top w:val="none" w:sz="0" w:space="0" w:color="000000"/>
-              <w:left w:val="none" w:sz="0" w:space="0" w:color="000000"/>
-              <w:right w:val="none" w:sz="0" w:space="0" w:color="000000"/>
-            </w:tcBorders>
-            <w:shd w:val="clear" w:color="auto" w:fill="FFFFFF"/>
-            <w:tcMar>
-              <w:top w:w="0" w:type="dxa"/>
-              <w:bottom w:w="0" w:type="dxa"/>
-              <w:left w:w="0" w:type="dxa"/>
-              <w:right w:w="0" w:type="dxa"/>
-            </w:tcMar>
-            <w:vAlign w:val="center"/>
-          </w:tcPr>
-          <w:p>
-            <w:pPr>
-              <w:pStyle w:val="Normal"/>
-              <w:jc w:val="left"/>
-              <w:pBdr>
-                <w:bottom w:val="none" w:sz="0" w:space="0" w:color="000000"/>
-                <w:top w:val="none" w:sz="0" w:space="0" w:color="000000"/>
-                <w:left w:val="none" w:sz="0" w:space="0" w:color="000000"/>
-                <w:right w:val="none" w:sz="0" w:space="0" w:color="000000"/>
-              </w:pBdr>
-              <w:spacing w:after="100" w:before="100" w:line="240"/>
-              <w:ind w:left="100" w:right="100" w:firstLine="0" w:firstLineChars="0"/>
-              <w:rPr>
-                <w:rFonts w:ascii="Times New Roman" w:hAnsi="Times New Roman" w:eastAsia="Times New Roman" w:cs="Times New Roman"/>
-                <w:i w:val="false"/>
-                <w:b w:val="false"/>
-                <w:u w:val="none"/>
-                <w:strike w:val="false"/>
-                <w:sz w:val="14"/>
-                <w:szCs w:val="14"/>
-                <w:color w:val="000000"/>
-              </w:rPr>
-            </w:pPr>
-            <w:r>
-              <w:rPr>
-                <w:rFonts w:ascii="Times New Roman" w:hAnsi="Times New Roman" w:eastAsia="Times New Roman" w:cs="Times New Roman"/>
-                <w:i w:val="false"/>
-                <w:b w:val="false"/>
-                <w:u w:val="none"/>
-                <w:strike w:val="false"/>
-                <w:sz w:val="14"/>
-                <w:szCs w:val="14"/>
-                <w:color w:val="000000"/>
-              </w:rPr>
-              <w:t xml:space="preserve">0.80 (0.68–0.94)</w:t>
-            </w:r>
-          </w:p>
-        </w:tc>
-        <w:tc>
-          <w:tcPr>
-            <w:tcBorders>
-              <w:bottom w:val="none" w:sz="0" w:space="0" w:color="000000"/>
-              <w:top w:val="none" w:sz="0" w:space="0" w:color="000000"/>
-              <w:left w:val="none" w:sz="0" w:space="0" w:color="000000"/>
-              <w:right w:val="none" w:sz="0" w:space="0" w:color="000000"/>
-            </w:tcBorders>
-            <w:shd w:val="clear" w:color="auto" w:fill="FFFFFF"/>
-            <w:tcMar>
-              <w:top w:w="0" w:type="dxa"/>
-              <w:bottom w:w="0" w:type="dxa"/>
-              <w:left w:w="0" w:type="dxa"/>
-              <w:right w:w="0" w:type="dxa"/>
-            </w:tcMar>
-            <w:vAlign w:val="center"/>
-          </w:tcPr>
-          <w:p>
-            <w:pPr>
-              <w:pStyle w:val="Normal"/>
-              <w:jc w:val="left"/>
-              <w:pBdr>
-                <w:bottom w:val="none" w:sz="0" w:space="0" w:color="000000"/>
-                <w:top w:val="none" w:sz="0" w:space="0" w:color="000000"/>
-                <w:left w:val="none" w:sz="0" w:space="0" w:color="000000"/>
-                <w:right w:val="none" w:sz="0" w:space="0" w:color="000000"/>
-              </w:pBdr>
-              <w:spacing w:after="100" w:before="100" w:line="240"/>
-              <w:ind w:left="100" w:right="100" w:firstLine="0" w:firstLineChars="0"/>
-              <w:rPr>
-                <w:rFonts w:ascii="Times New Roman" w:hAnsi="Times New Roman" w:eastAsia="Times New Roman" w:cs="Times New Roman"/>
-                <w:i w:val="false"/>
-                <w:b w:val="false"/>
-                <w:u w:val="none"/>
-                <w:strike w:val="false"/>
-                <w:sz w:val="14"/>
-                <w:szCs w:val="14"/>
-                <w:color w:val="000000"/>
-              </w:rPr>
-            </w:pPr>
-            <w:r>
-              <w:rPr>
-                <w:rFonts w:ascii="Times New Roman" w:hAnsi="Times New Roman" w:eastAsia="Times New Roman" w:cs="Times New Roman"/>
-                <w:i w:val="false"/>
-                <w:b w:val="false"/>
-                <w:u w:val="none"/>
-                <w:strike w:val="false"/>
-                <w:sz w:val="14"/>
-                <w:szCs w:val="14"/>
-                <w:color w:val="000000"/>
-              </w:rPr>
-              <w:t xml:space="preserve">0.006</w:t>
-            </w:r>
-          </w:p>
-        </w:tc>
-        <w:tc>
-          <w:tcPr>
-            <w:tcBorders>
-              <w:bottom w:val="none" w:sz="0" w:space="0" w:color="000000"/>
-              <w:top w:val="none" w:sz="0" w:space="0" w:color="000000"/>
-              <w:left w:val="none" w:sz="0" w:space="0" w:color="000000"/>
-              <w:right w:val="none" w:sz="0" w:space="0" w:color="000000"/>
-            </w:tcBorders>
-            <w:shd w:val="clear" w:color="auto" w:fill="FFFFFF"/>
-            <w:tcMar>
-              <w:top w:w="0" w:type="dxa"/>
-              <w:bottom w:w="0" w:type="dxa"/>
-              <w:left w:w="0" w:type="dxa"/>
-              <w:right w:w="0" w:type="dxa"/>
-            </w:tcMar>
-            <w:vAlign w:val="center"/>
-          </w:tcPr>
-          <w:p>
-            <w:pPr>
-              <w:pStyle w:val="Normal"/>
-              <w:jc w:val="left"/>
-              <w:pBdr>
-                <w:bottom w:val="none" w:sz="0" w:space="0" w:color="000000"/>
-                <w:top w:val="none" w:sz="0" w:space="0" w:color="000000"/>
-                <w:left w:val="none" w:sz="0" w:space="0" w:color="000000"/>
-                <w:right w:val="none" w:sz="0" w:space="0" w:color="000000"/>
-              </w:pBdr>
-              <w:spacing w:after="100" w:before="100" w:line="240"/>
-              <w:ind w:left="100" w:right="100" w:firstLine="0" w:firstLineChars="0"/>
-              <w:rPr>
-                <w:rFonts w:ascii="Times New Roman" w:hAnsi="Times New Roman" w:eastAsia="Times New Roman" w:cs="Times New Roman"/>
-                <w:i w:val="false"/>
-                <w:b w:val="false"/>
-                <w:u w:val="none"/>
-                <w:strike w:val="false"/>
-                <w:sz w:val="14"/>
-                <w:szCs w:val="14"/>
-                <w:color w:val="000000"/>
-              </w:rPr>
-            </w:pPr>
-            <w:r>
-              <w:rPr>
-                <w:rFonts w:ascii="Times New Roman" w:hAnsi="Times New Roman" w:eastAsia="Times New Roman" w:cs="Times New Roman"/>
-                <w:i w:val="false"/>
-                <w:b w:val="false"/>
-                <w:u w:val="none"/>
-                <w:strike w:val="false"/>
-                <w:sz w:val="14"/>
-                <w:szCs w:val="14"/>
-                <w:color w:val="000000"/>
-              </w:rPr>
-              <w:t xml:space="preserve">44.2</w:t>
+              <w:t xml:space="preserve">140</w:t>
+            </w:r>
+          </w:p>
+        </w:tc>
+        <w:tc>
+          <w:tcPr>
+            <w:tcBorders>
+              <w:bottom w:val="none" w:sz="0" w:space="0" w:color="000000"/>
+              <w:top w:val="none" w:sz="0" w:space="0" w:color="000000"/>
+              <w:left w:val="none" w:sz="0" w:space="0" w:color="000000"/>
+              <w:right w:val="none" w:sz="0" w:space="0" w:color="000000"/>
+            </w:tcBorders>
+            <w:shd w:val="clear" w:color="auto" w:fill="FFFFFF"/>
+            <w:tcMar>
+              <w:top w:w="0" w:type="dxa"/>
+              <w:bottom w:w="0" w:type="dxa"/>
+              <w:left w:w="0" w:type="dxa"/>
+              <w:right w:w="0" w:type="dxa"/>
+            </w:tcMar>
+            <w:vAlign w:val="center"/>
+          </w:tcPr>
+          <w:p>
+            <w:pPr>
+              <w:pStyle w:val="Normal"/>
+              <w:jc w:val="left"/>
+              <w:pBdr>
+                <w:bottom w:val="none" w:sz="0" w:space="0" w:color="000000"/>
+                <w:top w:val="none" w:sz="0" w:space="0" w:color="000000"/>
+                <w:left w:val="none" w:sz="0" w:space="0" w:color="000000"/>
+                <w:right w:val="none" w:sz="0" w:space="0" w:color="000000"/>
+              </w:pBdr>
+              <w:spacing w:after="100" w:before="100" w:line="240"/>
+              <w:ind w:left="100" w:right="100" w:firstLine="0" w:firstLineChars="0"/>
+              <w:rPr>
+                <w:rFonts w:ascii="Times New Roman" w:hAnsi="Times New Roman" w:eastAsia="Times New Roman" w:cs="Times New Roman"/>
+                <w:i w:val="false"/>
+                <w:b w:val="false"/>
+                <w:u w:val="none"/>
+                <w:strike w:val="false"/>
+                <w:sz w:val="14"/>
+                <w:szCs w:val="14"/>
+                <w:color w:val="000000"/>
+              </w:rPr>
+            </w:pPr>
+            <w:r>
+              <w:rPr>
+                <w:rFonts w:ascii="Times New Roman" w:hAnsi="Times New Roman" w:eastAsia="Times New Roman" w:cs="Times New Roman"/>
+                <w:i w:val="false"/>
+                <w:b w:val="false"/>
+                <w:u w:val="none"/>
+                <w:strike w:val="false"/>
+                <w:sz w:val="14"/>
+                <w:szCs w:val="14"/>
+                <w:color w:val="000000"/>
+              </w:rPr>
+              <w:t xml:space="preserve">0.75 (0.62–0.89)</w:t>
+            </w:r>
+          </w:p>
+        </w:tc>
+        <w:tc>
+          <w:tcPr>
+            <w:tcBorders>
+              <w:bottom w:val="none" w:sz="0" w:space="0" w:color="000000"/>
+              <w:top w:val="none" w:sz="0" w:space="0" w:color="000000"/>
+              <w:left w:val="none" w:sz="0" w:space="0" w:color="000000"/>
+              <w:right w:val="none" w:sz="0" w:space="0" w:color="000000"/>
+            </w:tcBorders>
+            <w:shd w:val="clear" w:color="auto" w:fill="FFFFFF"/>
+            <w:tcMar>
+              <w:top w:w="0" w:type="dxa"/>
+              <w:bottom w:w="0" w:type="dxa"/>
+              <w:left w:w="0" w:type="dxa"/>
+              <w:right w:w="0" w:type="dxa"/>
+            </w:tcMar>
+            <w:vAlign w:val="center"/>
+          </w:tcPr>
+          <w:p>
+            <w:pPr>
+              <w:pStyle w:val="Normal"/>
+              <w:jc w:val="left"/>
+              <w:pBdr>
+                <w:bottom w:val="none" w:sz="0" w:space="0" w:color="000000"/>
+                <w:top w:val="none" w:sz="0" w:space="0" w:color="000000"/>
+                <w:left w:val="none" w:sz="0" w:space="0" w:color="000000"/>
+                <w:right w:val="none" w:sz="0" w:space="0" w:color="000000"/>
+              </w:pBdr>
+              <w:spacing w:after="100" w:before="100" w:line="240"/>
+              <w:ind w:left="100" w:right="100" w:firstLine="0" w:firstLineChars="0"/>
+              <w:rPr>
+                <w:rFonts w:ascii="Times New Roman" w:hAnsi="Times New Roman" w:eastAsia="Times New Roman" w:cs="Times New Roman"/>
+                <w:i w:val="false"/>
+                <w:b w:val="false"/>
+                <w:u w:val="none"/>
+                <w:strike w:val="false"/>
+                <w:sz w:val="14"/>
+                <w:szCs w:val="14"/>
+                <w:color w:val="000000"/>
+              </w:rPr>
+            </w:pPr>
+            <w:r>
+              <w:rPr>
+                <w:rFonts w:ascii="Times New Roman" w:hAnsi="Times New Roman" w:eastAsia="Times New Roman" w:cs="Times New Roman"/>
+                <w:i w:val="false"/>
+                <w:b w:val="false"/>
+                <w:u w:val="none"/>
+                <w:strike w:val="false"/>
+                <w:sz w:val="14"/>
+                <w:szCs w:val="14"/>
+                <w:color w:val="000000"/>
+              </w:rPr>
+              <w:t xml:space="preserve">0.001</w:t>
+            </w:r>
+          </w:p>
+        </w:tc>
+        <w:tc>
+          <w:tcPr>
+            <w:tcBorders>
+              <w:bottom w:val="none" w:sz="0" w:space="0" w:color="000000"/>
+              <w:top w:val="none" w:sz="0" w:space="0" w:color="000000"/>
+              <w:left w:val="none" w:sz="0" w:space="0" w:color="000000"/>
+              <w:right w:val="none" w:sz="0" w:space="0" w:color="000000"/>
+            </w:tcBorders>
+            <w:shd w:val="clear" w:color="auto" w:fill="FFFFFF"/>
+            <w:tcMar>
+              <w:top w:w="0" w:type="dxa"/>
+              <w:bottom w:w="0" w:type="dxa"/>
+              <w:left w:w="0" w:type="dxa"/>
+              <w:right w:w="0" w:type="dxa"/>
+            </w:tcMar>
+            <w:vAlign w:val="center"/>
+          </w:tcPr>
+          <w:p>
+            <w:pPr>
+              <w:pStyle w:val="Normal"/>
+              <w:jc w:val="left"/>
+              <w:pBdr>
+                <w:bottom w:val="none" w:sz="0" w:space="0" w:color="000000"/>
+                <w:top w:val="none" w:sz="0" w:space="0" w:color="000000"/>
+                <w:left w:val="none" w:sz="0" w:space="0" w:color="000000"/>
+                <w:right w:val="none" w:sz="0" w:space="0" w:color="000000"/>
+              </w:pBdr>
+              <w:spacing w:after="100" w:before="100" w:line="240"/>
+              <w:ind w:left="100" w:right="100" w:firstLine="0" w:firstLineChars="0"/>
+              <w:rPr>
+                <w:rFonts w:ascii="Times New Roman" w:hAnsi="Times New Roman" w:eastAsia="Times New Roman" w:cs="Times New Roman"/>
+                <w:i w:val="false"/>
+                <w:b w:val="false"/>
+                <w:u w:val="none"/>
+                <w:strike w:val="false"/>
+                <w:sz w:val="14"/>
+                <w:szCs w:val="14"/>
+                <w:color w:val="000000"/>
+              </w:rPr>
+            </w:pPr>
+            <w:r>
+              <w:rPr>
+                <w:rFonts w:ascii="Times New Roman" w:hAnsi="Times New Roman" w:eastAsia="Times New Roman" w:cs="Times New Roman"/>
+                <w:i w:val="false"/>
+                <w:b w:val="false"/>
+                <w:u w:val="none"/>
+                <w:strike w:val="false"/>
+                <w:sz w:val="14"/>
+                <w:szCs w:val="14"/>
+                <w:color w:val="000000"/>
+              </w:rPr>
+              <w:t xml:space="preserve">35.0</w:t>
             </w:r>
           </w:p>
         </w:tc>
@@ -10338,7 +10338,7 @@
                 <w:szCs w:val="14"/>
                 <w:color w:val="000000"/>
               </w:rPr>
-              <w:t xml:space="preserve">0.055</w:t>
+              <w:t xml:space="preserve">0.536</w:t>
             </w:r>
           </w:p>
         </w:tc>
@@ -10893,7 +10893,7 @@
                 <w:szCs w:val="14"/>
                 <w:color w:val="000000"/>
               </w:rPr>
-              <w:t xml:space="preserve">506</w:t>
+              <w:t xml:space="preserve">448</w:t>
             </w:r>
           </w:p>
         </w:tc>
@@ -10948,172 +10948,172 @@
                 <w:szCs w:val="14"/>
                 <w:color w:val="000000"/>
               </w:rPr>
-              <w:t xml:space="preserve">167</w:t>
-            </w:r>
-          </w:p>
-        </w:tc>
-        <w:tc>
-          <w:tcPr>
-            <w:tcBorders>
-              <w:bottom w:val="none" w:sz="0" w:space="0" w:color="000000"/>
-              <w:top w:val="none" w:sz="0" w:space="0" w:color="000000"/>
-              <w:left w:val="none" w:sz="0" w:space="0" w:color="000000"/>
-              <w:right w:val="none" w:sz="0" w:space="0" w:color="000000"/>
-            </w:tcBorders>
-            <w:shd w:val="clear" w:color="auto" w:fill="FFFFFF"/>
-            <w:tcMar>
-              <w:top w:w="0" w:type="dxa"/>
-              <w:bottom w:w="0" w:type="dxa"/>
-              <w:left w:w="0" w:type="dxa"/>
-              <w:right w:w="0" w:type="dxa"/>
-            </w:tcMar>
-            <w:vAlign w:val="center"/>
-          </w:tcPr>
-          <w:p>
-            <w:pPr>
-              <w:pStyle w:val="Normal"/>
-              <w:jc w:val="left"/>
-              <w:pBdr>
-                <w:bottom w:val="none" w:sz="0" w:space="0" w:color="000000"/>
-                <w:top w:val="none" w:sz="0" w:space="0" w:color="000000"/>
-                <w:left w:val="none" w:sz="0" w:space="0" w:color="000000"/>
-                <w:right w:val="none" w:sz="0" w:space="0" w:color="000000"/>
-              </w:pBdr>
-              <w:spacing w:after="100" w:before="100" w:line="240"/>
-              <w:ind w:left="100" w:right="100" w:firstLine="0" w:firstLineChars="0"/>
-              <w:rPr>
-                <w:rFonts w:ascii="Times New Roman" w:hAnsi="Times New Roman" w:eastAsia="Times New Roman" w:cs="Times New Roman"/>
-                <w:i w:val="false"/>
-                <w:b w:val="false"/>
-                <w:u w:val="none"/>
-                <w:strike w:val="false"/>
-                <w:sz w:val="14"/>
-                <w:szCs w:val="14"/>
-                <w:color w:val="000000"/>
-              </w:rPr>
-            </w:pPr>
-            <w:r>
-              <w:rPr>
-                <w:rFonts w:ascii="Times New Roman" w:hAnsi="Times New Roman" w:eastAsia="Times New Roman" w:cs="Times New Roman"/>
-                <w:i w:val="false"/>
-                <w:b w:val="false"/>
-                <w:u w:val="none"/>
-                <w:strike w:val="false"/>
-                <w:sz w:val="14"/>
-                <w:szCs w:val="14"/>
-                <w:color w:val="000000"/>
-              </w:rPr>
-              <w:t xml:space="preserve">0.81 (0.69–0.96)</w:t>
-            </w:r>
-          </w:p>
-        </w:tc>
-        <w:tc>
-          <w:tcPr>
-            <w:tcBorders>
-              <w:bottom w:val="none" w:sz="0" w:space="0" w:color="000000"/>
-              <w:top w:val="none" w:sz="0" w:space="0" w:color="000000"/>
-              <w:left w:val="none" w:sz="0" w:space="0" w:color="000000"/>
-              <w:right w:val="none" w:sz="0" w:space="0" w:color="000000"/>
-            </w:tcBorders>
-            <w:shd w:val="clear" w:color="auto" w:fill="FFFFFF"/>
-            <w:tcMar>
-              <w:top w:w="0" w:type="dxa"/>
-              <w:bottom w:w="0" w:type="dxa"/>
-              <w:left w:w="0" w:type="dxa"/>
-              <w:right w:w="0" w:type="dxa"/>
-            </w:tcMar>
-            <w:vAlign w:val="center"/>
-          </w:tcPr>
-          <w:p>
-            <w:pPr>
-              <w:pStyle w:val="Normal"/>
-              <w:jc w:val="left"/>
-              <w:pBdr>
-                <w:bottom w:val="none" w:sz="0" w:space="0" w:color="000000"/>
-                <w:top w:val="none" w:sz="0" w:space="0" w:color="000000"/>
-                <w:left w:val="none" w:sz="0" w:space="0" w:color="000000"/>
-                <w:right w:val="none" w:sz="0" w:space="0" w:color="000000"/>
-              </w:pBdr>
-              <w:spacing w:after="100" w:before="100" w:line="240"/>
-              <w:ind w:left="100" w:right="100" w:firstLine="0" w:firstLineChars="0"/>
-              <w:rPr>
-                <w:rFonts w:ascii="Times New Roman" w:hAnsi="Times New Roman" w:eastAsia="Times New Roman" w:cs="Times New Roman"/>
-                <w:i w:val="false"/>
-                <w:b w:val="false"/>
-                <w:u w:val="none"/>
-                <w:strike w:val="false"/>
-                <w:sz w:val="14"/>
-                <w:szCs w:val="14"/>
-                <w:color w:val="000000"/>
-              </w:rPr>
-            </w:pPr>
-            <w:r>
-              <w:rPr>
-                <w:rFonts w:ascii="Times New Roman" w:hAnsi="Times New Roman" w:eastAsia="Times New Roman" w:cs="Times New Roman"/>
-                <w:i w:val="false"/>
-                <w:b w:val="false"/>
-                <w:u w:val="none"/>
-                <w:strike w:val="false"/>
-                <w:sz w:val="14"/>
-                <w:szCs w:val="14"/>
-                <w:color w:val="000000"/>
-              </w:rPr>
-              <w:t xml:space="preserve">0.013</w:t>
-            </w:r>
-          </w:p>
-        </w:tc>
-        <w:tc>
-          <w:tcPr>
-            <w:tcBorders>
-              <w:bottom w:val="none" w:sz="0" w:space="0" w:color="000000"/>
-              <w:top w:val="none" w:sz="0" w:space="0" w:color="000000"/>
-              <w:left w:val="none" w:sz="0" w:space="0" w:color="000000"/>
-              <w:right w:val="none" w:sz="0" w:space="0" w:color="000000"/>
-            </w:tcBorders>
-            <w:shd w:val="clear" w:color="auto" w:fill="FFFFFF"/>
-            <w:tcMar>
-              <w:top w:w="0" w:type="dxa"/>
-              <w:bottom w:w="0" w:type="dxa"/>
-              <w:left w:w="0" w:type="dxa"/>
-              <w:right w:w="0" w:type="dxa"/>
-            </w:tcMar>
-            <w:vAlign w:val="center"/>
-          </w:tcPr>
-          <w:p>
-            <w:pPr>
-              <w:pStyle w:val="Normal"/>
-              <w:jc w:val="left"/>
-              <w:pBdr>
-                <w:bottom w:val="none" w:sz="0" w:space="0" w:color="000000"/>
-                <w:top w:val="none" w:sz="0" w:space="0" w:color="000000"/>
-                <w:left w:val="none" w:sz="0" w:space="0" w:color="000000"/>
-                <w:right w:val="none" w:sz="0" w:space="0" w:color="000000"/>
-              </w:pBdr>
-              <w:spacing w:after="100" w:before="100" w:line="240"/>
-              <w:ind w:left="100" w:right="100" w:firstLine="0" w:firstLineChars="0"/>
-              <w:rPr>
-                <w:rFonts w:ascii="Times New Roman" w:hAnsi="Times New Roman" w:eastAsia="Times New Roman" w:cs="Times New Roman"/>
-                <w:i w:val="false"/>
-                <w:b w:val="false"/>
-                <w:u w:val="none"/>
-                <w:strike w:val="false"/>
-                <w:sz w:val="14"/>
-                <w:szCs w:val="14"/>
-                <w:color w:val="000000"/>
-              </w:rPr>
-            </w:pPr>
-            <w:r>
-              <w:rPr>
-                <w:rFonts w:ascii="Times New Roman" w:hAnsi="Times New Roman" w:eastAsia="Times New Roman" w:cs="Times New Roman"/>
-                <w:i w:val="false"/>
-                <w:b w:val="false"/>
-                <w:u w:val="none"/>
-                <w:strike w:val="false"/>
-                <w:sz w:val="14"/>
-                <w:szCs w:val="14"/>
-                <w:color w:val="000000"/>
-              </w:rPr>
-              <w:t xml:space="preserve">41.8</w:t>
+              <w:t xml:space="preserve">132</w:t>
+            </w:r>
+          </w:p>
+        </w:tc>
+        <w:tc>
+          <w:tcPr>
+            <w:tcBorders>
+              <w:bottom w:val="none" w:sz="0" w:space="0" w:color="000000"/>
+              <w:top w:val="none" w:sz="0" w:space="0" w:color="000000"/>
+              <w:left w:val="none" w:sz="0" w:space="0" w:color="000000"/>
+              <w:right w:val="none" w:sz="0" w:space="0" w:color="000000"/>
+            </w:tcBorders>
+            <w:shd w:val="clear" w:color="auto" w:fill="FFFFFF"/>
+            <w:tcMar>
+              <w:top w:w="0" w:type="dxa"/>
+              <w:bottom w:w="0" w:type="dxa"/>
+              <w:left w:w="0" w:type="dxa"/>
+              <w:right w:w="0" w:type="dxa"/>
+            </w:tcMar>
+            <w:vAlign w:val="center"/>
+          </w:tcPr>
+          <w:p>
+            <w:pPr>
+              <w:pStyle w:val="Normal"/>
+              <w:jc w:val="left"/>
+              <w:pBdr>
+                <w:bottom w:val="none" w:sz="0" w:space="0" w:color="000000"/>
+                <w:top w:val="none" w:sz="0" w:space="0" w:color="000000"/>
+                <w:left w:val="none" w:sz="0" w:space="0" w:color="000000"/>
+                <w:right w:val="none" w:sz="0" w:space="0" w:color="000000"/>
+              </w:pBdr>
+              <w:spacing w:after="100" w:before="100" w:line="240"/>
+              <w:ind w:left="100" w:right="100" w:firstLine="0" w:firstLineChars="0"/>
+              <w:rPr>
+                <w:rFonts w:ascii="Times New Roman" w:hAnsi="Times New Roman" w:eastAsia="Times New Roman" w:cs="Times New Roman"/>
+                <w:i w:val="false"/>
+                <w:b w:val="false"/>
+                <w:u w:val="none"/>
+                <w:strike w:val="false"/>
+                <w:sz w:val="14"/>
+                <w:szCs w:val="14"/>
+                <w:color w:val="000000"/>
+              </w:rPr>
+            </w:pPr>
+            <w:r>
+              <w:rPr>
+                <w:rFonts w:ascii="Times New Roman" w:hAnsi="Times New Roman" w:eastAsia="Times New Roman" w:cs="Times New Roman"/>
+                <w:i w:val="false"/>
+                <w:b w:val="false"/>
+                <w:u w:val="none"/>
+                <w:strike w:val="false"/>
+                <w:sz w:val="14"/>
+                <w:szCs w:val="14"/>
+                <w:color w:val="000000"/>
+              </w:rPr>
+              <w:t xml:space="preserve">0.76 (0.63–0.92)</w:t>
+            </w:r>
+          </w:p>
+        </w:tc>
+        <w:tc>
+          <w:tcPr>
+            <w:tcBorders>
+              <w:bottom w:val="none" w:sz="0" w:space="0" w:color="000000"/>
+              <w:top w:val="none" w:sz="0" w:space="0" w:color="000000"/>
+              <w:left w:val="none" w:sz="0" w:space="0" w:color="000000"/>
+              <w:right w:val="none" w:sz="0" w:space="0" w:color="000000"/>
+            </w:tcBorders>
+            <w:shd w:val="clear" w:color="auto" w:fill="FFFFFF"/>
+            <w:tcMar>
+              <w:top w:w="0" w:type="dxa"/>
+              <w:bottom w:w="0" w:type="dxa"/>
+              <w:left w:w="0" w:type="dxa"/>
+              <w:right w:w="0" w:type="dxa"/>
+            </w:tcMar>
+            <w:vAlign w:val="center"/>
+          </w:tcPr>
+          <w:p>
+            <w:pPr>
+              <w:pStyle w:val="Normal"/>
+              <w:jc w:val="left"/>
+              <w:pBdr>
+                <w:bottom w:val="none" w:sz="0" w:space="0" w:color="000000"/>
+                <w:top w:val="none" w:sz="0" w:space="0" w:color="000000"/>
+                <w:left w:val="none" w:sz="0" w:space="0" w:color="000000"/>
+                <w:right w:val="none" w:sz="0" w:space="0" w:color="000000"/>
+              </w:pBdr>
+              <w:spacing w:after="100" w:before="100" w:line="240"/>
+              <w:ind w:left="100" w:right="100" w:firstLine="0" w:firstLineChars="0"/>
+              <w:rPr>
+                <w:rFonts w:ascii="Times New Roman" w:hAnsi="Times New Roman" w:eastAsia="Times New Roman" w:cs="Times New Roman"/>
+                <w:i w:val="false"/>
+                <w:b w:val="false"/>
+                <w:u w:val="none"/>
+                <w:strike w:val="false"/>
+                <w:sz w:val="14"/>
+                <w:szCs w:val="14"/>
+                <w:color w:val="000000"/>
+              </w:rPr>
+            </w:pPr>
+            <w:r>
+              <w:rPr>
+                <w:rFonts w:ascii="Times New Roman" w:hAnsi="Times New Roman" w:eastAsia="Times New Roman" w:cs="Times New Roman"/>
+                <w:i w:val="false"/>
+                <w:b w:val="false"/>
+                <w:u w:val="none"/>
+                <w:strike w:val="false"/>
+                <w:sz w:val="14"/>
+                <w:szCs w:val="14"/>
+                <w:color w:val="000000"/>
+              </w:rPr>
+              <w:t xml:space="preserve">0.004</w:t>
+            </w:r>
+          </w:p>
+        </w:tc>
+        <w:tc>
+          <w:tcPr>
+            <w:tcBorders>
+              <w:bottom w:val="none" w:sz="0" w:space="0" w:color="000000"/>
+              <w:top w:val="none" w:sz="0" w:space="0" w:color="000000"/>
+              <w:left w:val="none" w:sz="0" w:space="0" w:color="000000"/>
+              <w:right w:val="none" w:sz="0" w:space="0" w:color="000000"/>
+            </w:tcBorders>
+            <w:shd w:val="clear" w:color="auto" w:fill="FFFFFF"/>
+            <w:tcMar>
+              <w:top w:w="0" w:type="dxa"/>
+              <w:bottom w:w="0" w:type="dxa"/>
+              <w:left w:w="0" w:type="dxa"/>
+              <w:right w:w="0" w:type="dxa"/>
+            </w:tcMar>
+            <w:vAlign w:val="center"/>
+          </w:tcPr>
+          <w:p>
+            <w:pPr>
+              <w:pStyle w:val="Normal"/>
+              <w:jc w:val="left"/>
+              <w:pBdr>
+                <w:bottom w:val="none" w:sz="0" w:space="0" w:color="000000"/>
+                <w:top w:val="none" w:sz="0" w:space="0" w:color="000000"/>
+                <w:left w:val="none" w:sz="0" w:space="0" w:color="000000"/>
+                <w:right w:val="none" w:sz="0" w:space="0" w:color="000000"/>
+              </w:pBdr>
+              <w:spacing w:after="100" w:before="100" w:line="240"/>
+              <w:ind w:left="100" w:right="100" w:firstLine="0" w:firstLineChars="0"/>
+              <w:rPr>
+                <w:rFonts w:ascii="Times New Roman" w:hAnsi="Times New Roman" w:eastAsia="Times New Roman" w:cs="Times New Roman"/>
+                <w:i w:val="false"/>
+                <w:b w:val="false"/>
+                <w:u w:val="none"/>
+                <w:strike w:val="false"/>
+                <w:sz w:val="14"/>
+                <w:szCs w:val="14"/>
+                <w:color w:val="000000"/>
+              </w:rPr>
+            </w:pPr>
+            <w:r>
+              <w:rPr>
+                <w:rFonts w:ascii="Times New Roman" w:hAnsi="Times New Roman" w:eastAsia="Times New Roman" w:cs="Times New Roman"/>
+                <w:i w:val="false"/>
+                <w:b w:val="false"/>
+                <w:u w:val="none"/>
+                <w:strike w:val="false"/>
+                <w:sz w:val="14"/>
+                <w:szCs w:val="14"/>
+                <w:color w:val="000000"/>
+              </w:rPr>
+              <w:t xml:space="preserve">33.0</w:t>
             </w:r>
           </w:p>
         </w:tc>
@@ -11223,7 +11223,7 @@
                 <w:szCs w:val="14"/>
                 <w:color w:val="000000"/>
               </w:rPr>
-              <w:t xml:space="preserve">0.049</w:t>
+              <w:t xml:space="preserve">0.452</w:t>
             </w:r>
           </w:p>
         </w:tc>
@@ -11778,7 +11778,7 @@
                 <w:szCs w:val="14"/>
                 <w:color w:val="000000"/>
               </w:rPr>
-              <w:t xml:space="preserve">506</w:t>
+              <w:t xml:space="preserve">448</w:t>
             </w:r>
           </w:p>
         </w:tc>
@@ -11833,172 +11833,172 @@
                 <w:szCs w:val="14"/>
                 <w:color w:val="000000"/>
               </w:rPr>
-              <w:t xml:space="preserve">167</w:t>
-            </w:r>
-          </w:p>
-        </w:tc>
-        <w:tc>
-          <w:tcPr>
-            <w:tcBorders>
-              <w:bottom w:val="none" w:sz="0" w:space="0" w:color="000000"/>
-              <w:top w:val="none" w:sz="0" w:space="0" w:color="000000"/>
-              <w:left w:val="none" w:sz="0" w:space="0" w:color="000000"/>
-              <w:right w:val="none" w:sz="0" w:space="0" w:color="000000"/>
-            </w:tcBorders>
-            <w:shd w:val="clear" w:color="auto" w:fill="FFFFFF"/>
-            <w:tcMar>
-              <w:top w:w="0" w:type="dxa"/>
-              <w:bottom w:w="0" w:type="dxa"/>
-              <w:left w:w="0" w:type="dxa"/>
-              <w:right w:w="0" w:type="dxa"/>
-            </w:tcMar>
-            <w:vAlign w:val="center"/>
-          </w:tcPr>
-          <w:p>
-            <w:pPr>
-              <w:pStyle w:val="Normal"/>
-              <w:jc w:val="left"/>
-              <w:pBdr>
-                <w:bottom w:val="none" w:sz="0" w:space="0" w:color="000000"/>
-                <w:top w:val="none" w:sz="0" w:space="0" w:color="000000"/>
-                <w:left w:val="none" w:sz="0" w:space="0" w:color="000000"/>
-                <w:right w:val="none" w:sz="0" w:space="0" w:color="000000"/>
-              </w:pBdr>
-              <w:spacing w:after="100" w:before="100" w:line="240"/>
-              <w:ind w:left="100" w:right="100" w:firstLine="0" w:firstLineChars="0"/>
-              <w:rPr>
-                <w:rFonts w:ascii="Times New Roman" w:hAnsi="Times New Roman" w:eastAsia="Times New Roman" w:cs="Times New Roman"/>
-                <w:i w:val="false"/>
-                <w:b w:val="false"/>
-                <w:u w:val="none"/>
-                <w:strike w:val="false"/>
-                <w:sz w:val="14"/>
-                <w:szCs w:val="14"/>
-                <w:color w:val="000000"/>
-              </w:rPr>
-            </w:pPr>
-            <w:r>
-              <w:rPr>
-                <w:rFonts w:ascii="Times New Roman" w:hAnsi="Times New Roman" w:eastAsia="Times New Roman" w:cs="Times New Roman"/>
-                <w:i w:val="false"/>
-                <w:b w:val="false"/>
-                <w:u w:val="none"/>
-                <w:strike w:val="false"/>
-                <w:sz w:val="14"/>
-                <w:szCs w:val="14"/>
-                <w:color w:val="000000"/>
-              </w:rPr>
-              <w:t xml:space="preserve">0.85 (0.71–1.00)</w:t>
-            </w:r>
-          </w:p>
-        </w:tc>
-        <w:tc>
-          <w:tcPr>
-            <w:tcBorders>
-              <w:bottom w:val="none" w:sz="0" w:space="0" w:color="000000"/>
-              <w:top w:val="none" w:sz="0" w:space="0" w:color="000000"/>
-              <w:left w:val="none" w:sz="0" w:space="0" w:color="000000"/>
-              <w:right w:val="none" w:sz="0" w:space="0" w:color="000000"/>
-            </w:tcBorders>
-            <w:shd w:val="clear" w:color="auto" w:fill="FFFFFF"/>
-            <w:tcMar>
-              <w:top w:w="0" w:type="dxa"/>
-              <w:bottom w:w="0" w:type="dxa"/>
-              <w:left w:w="0" w:type="dxa"/>
-              <w:right w:w="0" w:type="dxa"/>
-            </w:tcMar>
-            <w:vAlign w:val="center"/>
-          </w:tcPr>
-          <w:p>
-            <w:pPr>
-              <w:pStyle w:val="Normal"/>
-              <w:jc w:val="left"/>
-              <w:pBdr>
-                <w:bottom w:val="none" w:sz="0" w:space="0" w:color="000000"/>
-                <w:top w:val="none" w:sz="0" w:space="0" w:color="000000"/>
-                <w:left w:val="none" w:sz="0" w:space="0" w:color="000000"/>
-                <w:right w:val="none" w:sz="0" w:space="0" w:color="000000"/>
-              </w:pBdr>
-              <w:spacing w:after="100" w:before="100" w:line="240"/>
-              <w:ind w:left="100" w:right="100" w:firstLine="0" w:firstLineChars="0"/>
-              <w:rPr>
-                <w:rFonts w:ascii="Times New Roman" w:hAnsi="Times New Roman" w:eastAsia="Times New Roman" w:cs="Times New Roman"/>
-                <w:i w:val="false"/>
-                <w:b w:val="false"/>
-                <w:u w:val="none"/>
-                <w:strike w:val="false"/>
-                <w:sz w:val="14"/>
-                <w:szCs w:val="14"/>
-                <w:color w:val="000000"/>
-              </w:rPr>
-            </w:pPr>
-            <w:r>
-              <w:rPr>
-                <w:rFonts w:ascii="Times New Roman" w:hAnsi="Times New Roman" w:eastAsia="Times New Roman" w:cs="Times New Roman"/>
-                <w:i w:val="false"/>
-                <w:b w:val="false"/>
-                <w:u w:val="none"/>
-                <w:strike w:val="false"/>
-                <w:sz w:val="14"/>
-                <w:szCs w:val="14"/>
-                <w:color w:val="000000"/>
-              </w:rPr>
-              <w:t xml:space="preserve">0.055</w:t>
-            </w:r>
-          </w:p>
-        </w:tc>
-        <w:tc>
-          <w:tcPr>
-            <w:tcBorders>
-              <w:bottom w:val="none" w:sz="0" w:space="0" w:color="000000"/>
-              <w:top w:val="none" w:sz="0" w:space="0" w:color="000000"/>
-              <w:left w:val="none" w:sz="0" w:space="0" w:color="000000"/>
-              <w:right w:val="none" w:sz="0" w:space="0" w:color="000000"/>
-            </w:tcBorders>
-            <w:shd w:val="clear" w:color="auto" w:fill="FFFFFF"/>
-            <w:tcMar>
-              <w:top w:w="0" w:type="dxa"/>
-              <w:bottom w:w="0" w:type="dxa"/>
-              <w:left w:w="0" w:type="dxa"/>
-              <w:right w:w="0" w:type="dxa"/>
-            </w:tcMar>
-            <w:vAlign w:val="center"/>
-          </w:tcPr>
-          <w:p>
-            <w:pPr>
-              <w:pStyle w:val="Normal"/>
-              <w:jc w:val="left"/>
-              <w:pBdr>
-                <w:bottom w:val="none" w:sz="0" w:space="0" w:color="000000"/>
-                <w:top w:val="none" w:sz="0" w:space="0" w:color="000000"/>
-                <w:left w:val="none" w:sz="0" w:space="0" w:color="000000"/>
-                <w:right w:val="none" w:sz="0" w:space="0" w:color="000000"/>
-              </w:pBdr>
-              <w:spacing w:after="100" w:before="100" w:line="240"/>
-              <w:ind w:left="100" w:right="100" w:firstLine="0" w:firstLineChars="0"/>
-              <w:rPr>
-                <w:rFonts w:ascii="Times New Roman" w:hAnsi="Times New Roman" w:eastAsia="Times New Roman" w:cs="Times New Roman"/>
-                <w:i w:val="false"/>
-                <w:b w:val="false"/>
-                <w:u w:val="none"/>
-                <w:strike w:val="false"/>
-                <w:sz w:val="14"/>
-                <w:szCs w:val="14"/>
-                <w:color w:val="000000"/>
-              </w:rPr>
-            </w:pPr>
-            <w:r>
-              <w:rPr>
-                <w:rFonts w:ascii="Times New Roman" w:hAnsi="Times New Roman" w:eastAsia="Times New Roman" w:cs="Times New Roman"/>
-                <w:i w:val="false"/>
-                <w:b w:val="false"/>
-                <w:u w:val="none"/>
-                <w:strike w:val="false"/>
-                <w:sz w:val="14"/>
-                <w:szCs w:val="14"/>
-                <w:color w:val="000000"/>
-              </w:rPr>
-              <w:t xml:space="preserve">33.4</w:t>
+              <w:t xml:space="preserve">132</w:t>
+            </w:r>
+          </w:p>
+        </w:tc>
+        <w:tc>
+          <w:tcPr>
+            <w:tcBorders>
+              <w:bottom w:val="none" w:sz="0" w:space="0" w:color="000000"/>
+              <w:top w:val="none" w:sz="0" w:space="0" w:color="000000"/>
+              <w:left w:val="none" w:sz="0" w:space="0" w:color="000000"/>
+              <w:right w:val="none" w:sz="0" w:space="0" w:color="000000"/>
+            </w:tcBorders>
+            <w:shd w:val="clear" w:color="auto" w:fill="FFFFFF"/>
+            <w:tcMar>
+              <w:top w:w="0" w:type="dxa"/>
+              <w:bottom w:w="0" w:type="dxa"/>
+              <w:left w:w="0" w:type="dxa"/>
+              <w:right w:w="0" w:type="dxa"/>
+            </w:tcMar>
+            <w:vAlign w:val="center"/>
+          </w:tcPr>
+          <w:p>
+            <w:pPr>
+              <w:pStyle w:val="Normal"/>
+              <w:jc w:val="left"/>
+              <w:pBdr>
+                <w:bottom w:val="none" w:sz="0" w:space="0" w:color="000000"/>
+                <w:top w:val="none" w:sz="0" w:space="0" w:color="000000"/>
+                <w:left w:val="none" w:sz="0" w:space="0" w:color="000000"/>
+                <w:right w:val="none" w:sz="0" w:space="0" w:color="000000"/>
+              </w:pBdr>
+              <w:spacing w:after="100" w:before="100" w:line="240"/>
+              <w:ind w:left="100" w:right="100" w:firstLine="0" w:firstLineChars="0"/>
+              <w:rPr>
+                <w:rFonts w:ascii="Times New Roman" w:hAnsi="Times New Roman" w:eastAsia="Times New Roman" w:cs="Times New Roman"/>
+                <w:i w:val="false"/>
+                <w:b w:val="false"/>
+                <w:u w:val="none"/>
+                <w:strike w:val="false"/>
+                <w:sz w:val="14"/>
+                <w:szCs w:val="14"/>
+                <w:color w:val="000000"/>
+              </w:rPr>
+            </w:pPr>
+            <w:r>
+              <w:rPr>
+                <w:rFonts w:ascii="Times New Roman" w:hAnsi="Times New Roman" w:eastAsia="Times New Roman" w:cs="Times New Roman"/>
+                <w:i w:val="false"/>
+                <w:b w:val="false"/>
+                <w:u w:val="none"/>
+                <w:strike w:val="false"/>
+                <w:sz w:val="14"/>
+                <w:szCs w:val="14"/>
+                <w:color w:val="000000"/>
+              </w:rPr>
+              <w:t xml:space="preserve">0.79 (0.65–0.96)</w:t>
+            </w:r>
+          </w:p>
+        </w:tc>
+        <w:tc>
+          <w:tcPr>
+            <w:tcBorders>
+              <w:bottom w:val="none" w:sz="0" w:space="0" w:color="000000"/>
+              <w:top w:val="none" w:sz="0" w:space="0" w:color="000000"/>
+              <w:left w:val="none" w:sz="0" w:space="0" w:color="000000"/>
+              <w:right w:val="none" w:sz="0" w:space="0" w:color="000000"/>
+            </w:tcBorders>
+            <w:shd w:val="clear" w:color="auto" w:fill="FFFFFF"/>
+            <w:tcMar>
+              <w:top w:w="0" w:type="dxa"/>
+              <w:bottom w:w="0" w:type="dxa"/>
+              <w:left w:w="0" w:type="dxa"/>
+              <w:right w:w="0" w:type="dxa"/>
+            </w:tcMar>
+            <w:vAlign w:val="center"/>
+          </w:tcPr>
+          <w:p>
+            <w:pPr>
+              <w:pStyle w:val="Normal"/>
+              <w:jc w:val="left"/>
+              <w:pBdr>
+                <w:bottom w:val="none" w:sz="0" w:space="0" w:color="000000"/>
+                <w:top w:val="none" w:sz="0" w:space="0" w:color="000000"/>
+                <w:left w:val="none" w:sz="0" w:space="0" w:color="000000"/>
+                <w:right w:val="none" w:sz="0" w:space="0" w:color="000000"/>
+              </w:pBdr>
+              <w:spacing w:after="100" w:before="100" w:line="240"/>
+              <w:ind w:left="100" w:right="100" w:firstLine="0" w:firstLineChars="0"/>
+              <w:rPr>
+                <w:rFonts w:ascii="Times New Roman" w:hAnsi="Times New Roman" w:eastAsia="Times New Roman" w:cs="Times New Roman"/>
+                <w:i w:val="false"/>
+                <w:b w:val="false"/>
+                <w:u w:val="none"/>
+                <w:strike w:val="false"/>
+                <w:sz w:val="14"/>
+                <w:szCs w:val="14"/>
+                <w:color w:val="000000"/>
+              </w:rPr>
+            </w:pPr>
+            <w:r>
+              <w:rPr>
+                <w:rFonts w:ascii="Times New Roman" w:hAnsi="Times New Roman" w:eastAsia="Times New Roman" w:cs="Times New Roman"/>
+                <w:i w:val="false"/>
+                <w:b w:val="false"/>
+                <w:u w:val="none"/>
+                <w:strike w:val="false"/>
+                <w:sz w:val="14"/>
+                <w:szCs w:val="14"/>
+                <w:color w:val="000000"/>
+              </w:rPr>
+              <w:t xml:space="preserve">0.015</w:t>
+            </w:r>
+          </w:p>
+        </w:tc>
+        <w:tc>
+          <w:tcPr>
+            <w:tcBorders>
+              <w:bottom w:val="none" w:sz="0" w:space="0" w:color="000000"/>
+              <w:top w:val="none" w:sz="0" w:space="0" w:color="000000"/>
+              <w:left w:val="none" w:sz="0" w:space="0" w:color="000000"/>
+              <w:right w:val="none" w:sz="0" w:space="0" w:color="000000"/>
+            </w:tcBorders>
+            <w:shd w:val="clear" w:color="auto" w:fill="FFFFFF"/>
+            <w:tcMar>
+              <w:top w:w="0" w:type="dxa"/>
+              <w:bottom w:w="0" w:type="dxa"/>
+              <w:left w:w="0" w:type="dxa"/>
+              <w:right w:w="0" w:type="dxa"/>
+            </w:tcMar>
+            <w:vAlign w:val="center"/>
+          </w:tcPr>
+          <w:p>
+            <w:pPr>
+              <w:pStyle w:val="Normal"/>
+              <w:jc w:val="left"/>
+              <w:pBdr>
+                <w:bottom w:val="none" w:sz="0" w:space="0" w:color="000000"/>
+                <w:top w:val="none" w:sz="0" w:space="0" w:color="000000"/>
+                <w:left w:val="none" w:sz="0" w:space="0" w:color="000000"/>
+                <w:right w:val="none" w:sz="0" w:space="0" w:color="000000"/>
+              </w:pBdr>
+              <w:spacing w:after="100" w:before="100" w:line="240"/>
+              <w:ind w:left="100" w:right="100" w:firstLine="0" w:firstLineChars="0"/>
+              <w:rPr>
+                <w:rFonts w:ascii="Times New Roman" w:hAnsi="Times New Roman" w:eastAsia="Times New Roman" w:cs="Times New Roman"/>
+                <w:i w:val="false"/>
+                <w:b w:val="false"/>
+                <w:u w:val="none"/>
+                <w:strike w:val="false"/>
+                <w:sz w:val="14"/>
+                <w:szCs w:val="14"/>
+                <w:color w:val="000000"/>
+              </w:rPr>
+            </w:pPr>
+            <w:r>
+              <w:rPr>
+                <w:rFonts w:ascii="Times New Roman" w:hAnsi="Times New Roman" w:eastAsia="Times New Roman" w:cs="Times New Roman"/>
+                <w:i w:val="false"/>
+                <w:b w:val="false"/>
+                <w:u w:val="none"/>
+                <w:strike w:val="false"/>
+                <w:sz w:val="14"/>
+                <w:szCs w:val="14"/>
+                <w:color w:val="000000"/>
+              </w:rPr>
+              <w:t xml:space="preserve">26.4</w:t>
             </w:r>
           </w:p>
         </w:tc>
@@ -12108,62 +12108,62 @@
                 <w:szCs w:val="14"/>
                 <w:color w:val="000000"/>
               </w:rPr>
-              <w:t xml:space="preserve">0.054</w:t>
-            </w:r>
-          </w:p>
-        </w:tc>
-        <w:tc>
-          <w:tcPr>
-            <w:tcBorders>
-              <w:bottom w:val="none" w:sz="0" w:space="0" w:color="000000"/>
-              <w:top w:val="none" w:sz="0" w:space="0" w:color="000000"/>
-              <w:left w:val="none" w:sz="0" w:space="0" w:color="000000"/>
-              <w:right w:val="none" w:sz="0" w:space="0" w:color="000000"/>
-            </w:tcBorders>
-            <w:shd w:val="clear" w:color="auto" w:fill="FFFFFF"/>
-            <w:tcMar>
-              <w:top w:w="0" w:type="dxa"/>
-              <w:bottom w:w="0" w:type="dxa"/>
-              <w:left w:w="0" w:type="dxa"/>
-              <w:right w:w="0" w:type="dxa"/>
-            </w:tcMar>
-            <w:vAlign w:val="center"/>
-          </w:tcPr>
-          <w:p>
-            <w:pPr>
-              <w:pStyle w:val="Normal"/>
-              <w:jc w:val="left"/>
-              <w:pBdr>
-                <w:bottom w:val="none" w:sz="0" w:space="0" w:color="000000"/>
-                <w:top w:val="none" w:sz="0" w:space="0" w:color="000000"/>
-                <w:left w:val="none" w:sz="0" w:space="0" w:color="000000"/>
-                <w:right w:val="none" w:sz="0" w:space="0" w:color="000000"/>
-              </w:pBdr>
-              <w:spacing w:after="100" w:before="100" w:line="240"/>
-              <w:ind w:left="100" w:right="100" w:firstLine="0" w:firstLineChars="0"/>
-              <w:rPr>
-                <w:rFonts w:ascii="Times New Roman" w:hAnsi="Times New Roman" w:eastAsia="Times New Roman" w:cs="Times New Roman"/>
-                <w:i w:val="false"/>
-                <w:b w:val="false"/>
-                <w:u w:val="none"/>
-                <w:strike w:val="false"/>
-                <w:sz w:val="14"/>
-                <w:szCs w:val="14"/>
-                <w:color w:val="000000"/>
-              </w:rPr>
-            </w:pPr>
-            <w:r>
-              <w:rPr>
-                <w:rFonts w:ascii="Times New Roman" w:hAnsi="Times New Roman" w:eastAsia="Times New Roman" w:cs="Times New Roman"/>
-                <w:i w:val="false"/>
-                <w:b w:val="false"/>
-                <w:u w:val="none"/>
-                <w:strike w:val="false"/>
-                <w:sz w:val="14"/>
-                <w:szCs w:val="14"/>
-                <w:color w:val="000000"/>
-              </w:rPr>
-              <w:t xml:space="preserve">0.021</w:t>
+              <w:t xml:space="preserve">0.469</w:t>
+            </w:r>
+          </w:p>
+        </w:tc>
+        <w:tc>
+          <w:tcPr>
+            <w:tcBorders>
+              <w:bottom w:val="none" w:sz="0" w:space="0" w:color="000000"/>
+              <w:top w:val="none" w:sz="0" w:space="0" w:color="000000"/>
+              <w:left w:val="none" w:sz="0" w:space="0" w:color="000000"/>
+              <w:right w:val="none" w:sz="0" w:space="0" w:color="000000"/>
+            </w:tcBorders>
+            <w:shd w:val="clear" w:color="auto" w:fill="FFFFFF"/>
+            <w:tcMar>
+              <w:top w:w="0" w:type="dxa"/>
+              <w:bottom w:w="0" w:type="dxa"/>
+              <w:left w:w="0" w:type="dxa"/>
+              <w:right w:w="0" w:type="dxa"/>
+            </w:tcMar>
+            <w:vAlign w:val="center"/>
+          </w:tcPr>
+          <w:p>
+            <w:pPr>
+              <w:pStyle w:val="Normal"/>
+              <w:jc w:val="left"/>
+              <w:pBdr>
+                <w:bottom w:val="none" w:sz="0" w:space="0" w:color="000000"/>
+                <w:top w:val="none" w:sz="0" w:space="0" w:color="000000"/>
+                <w:left w:val="none" w:sz="0" w:space="0" w:color="000000"/>
+                <w:right w:val="none" w:sz="0" w:space="0" w:color="000000"/>
+              </w:pBdr>
+              <w:spacing w:after="100" w:before="100" w:line="240"/>
+              <w:ind w:left="100" w:right="100" w:firstLine="0" w:firstLineChars="0"/>
+              <w:rPr>
+                <w:rFonts w:ascii="Times New Roman" w:hAnsi="Times New Roman" w:eastAsia="Times New Roman" w:cs="Times New Roman"/>
+                <w:i w:val="false"/>
+                <w:b w:val="false"/>
+                <w:u w:val="none"/>
+                <w:strike w:val="false"/>
+                <w:sz w:val="14"/>
+                <w:szCs w:val="14"/>
+                <w:color w:val="000000"/>
+              </w:rPr>
+            </w:pPr>
+            <w:r>
+              <w:rPr>
+                <w:rFonts w:ascii="Times New Roman" w:hAnsi="Times New Roman" w:eastAsia="Times New Roman" w:cs="Times New Roman"/>
+                <w:i w:val="false"/>
+                <w:b w:val="false"/>
+                <w:u w:val="none"/>
+                <w:strike w:val="false"/>
+                <w:sz w:val="14"/>
+                <w:szCs w:val="14"/>
+                <w:color w:val="000000"/>
+              </w:rPr>
+              <w:t xml:space="preserve">0.027</w:t>
             </w:r>
           </w:p>
         </w:tc>
@@ -12553,62 +12553,62 @@
                 <w:szCs w:val="14"/>
                 <w:color w:val="000000"/>
               </w:rPr>
-              <w:t xml:space="preserve">All</w:t>
-            </w:r>
-          </w:p>
-        </w:tc>
-        <w:tc>
-          <w:tcPr>
-            <w:tcBorders>
-              <w:bottom w:val="none" w:sz="0" w:space="0" w:color="000000"/>
-              <w:top w:val="none" w:sz="0" w:space="0" w:color="000000"/>
-              <w:left w:val="none" w:sz="0" w:space="0" w:color="000000"/>
-              <w:right w:val="none" w:sz="0" w:space="0" w:color="000000"/>
-            </w:tcBorders>
-            <w:shd w:val="clear" w:color="auto" w:fill="FFFFFF"/>
-            <w:tcMar>
-              <w:top w:w="0" w:type="dxa"/>
-              <w:bottom w:w="0" w:type="dxa"/>
-              <w:left w:w="0" w:type="dxa"/>
-              <w:right w:w="0" w:type="dxa"/>
-            </w:tcMar>
-            <w:vAlign w:val="center"/>
-          </w:tcPr>
-          <w:p>
-            <w:pPr>
-              <w:pStyle w:val="Normal"/>
-              <w:jc w:val="left"/>
-              <w:pBdr>
-                <w:bottom w:val="none" w:sz="0" w:space="0" w:color="000000"/>
-                <w:top w:val="none" w:sz="0" w:space="0" w:color="000000"/>
-                <w:left w:val="none" w:sz="0" w:space="0" w:color="000000"/>
-                <w:right w:val="none" w:sz="0" w:space="0" w:color="000000"/>
-              </w:pBdr>
-              <w:spacing w:after="100" w:before="100" w:line="240"/>
-              <w:ind w:left="100" w:right="100" w:firstLine="0" w:firstLineChars="0"/>
-              <w:rPr>
-                <w:rFonts w:ascii="Times New Roman" w:hAnsi="Times New Roman" w:eastAsia="Times New Roman" w:cs="Times New Roman"/>
-                <w:i w:val="false"/>
-                <w:b w:val="false"/>
-                <w:u w:val="none"/>
-                <w:strike w:val="false"/>
-                <w:sz w:val="14"/>
-                <w:szCs w:val="14"/>
-                <w:color w:val="000000"/>
-              </w:rPr>
-            </w:pPr>
-            <w:r>
-              <w:rPr>
-                <w:rFonts w:ascii="Times New Roman" w:hAnsi="Times New Roman" w:eastAsia="Times New Roman" w:cs="Times New Roman"/>
-                <w:i w:val="false"/>
-                <w:b w:val="false"/>
-                <w:u w:val="none"/>
-                <w:strike w:val="false"/>
-                <w:sz w:val="14"/>
-                <w:szCs w:val="14"/>
-                <w:color w:val="000000"/>
-              </w:rPr>
-              <w:t xml:space="preserve">Multivariable, 0–24 months</w:t>
+              <w:t xml:space="preserve">pMMR</w:t>
+            </w:r>
+          </w:p>
+        </w:tc>
+        <w:tc>
+          <w:tcPr>
+            <w:tcBorders>
+              <w:bottom w:val="none" w:sz="0" w:space="0" w:color="000000"/>
+              <w:top w:val="none" w:sz="0" w:space="0" w:color="000000"/>
+              <w:left w:val="none" w:sz="0" w:space="0" w:color="000000"/>
+              <w:right w:val="none" w:sz="0" w:space="0" w:color="000000"/>
+            </w:tcBorders>
+            <w:shd w:val="clear" w:color="auto" w:fill="FFFFFF"/>
+            <w:tcMar>
+              <w:top w:w="0" w:type="dxa"/>
+              <w:bottom w:w="0" w:type="dxa"/>
+              <w:left w:w="0" w:type="dxa"/>
+              <w:right w:w="0" w:type="dxa"/>
+            </w:tcMar>
+            <w:vAlign w:val="center"/>
+          </w:tcPr>
+          <w:p>
+            <w:pPr>
+              <w:pStyle w:val="Normal"/>
+              <w:jc w:val="left"/>
+              <w:pBdr>
+                <w:bottom w:val="none" w:sz="0" w:space="0" w:color="000000"/>
+                <w:top w:val="none" w:sz="0" w:space="0" w:color="000000"/>
+                <w:left w:val="none" w:sz="0" w:space="0" w:color="000000"/>
+                <w:right w:val="none" w:sz="0" w:space="0" w:color="000000"/>
+              </w:pBdr>
+              <w:spacing w:after="100" w:before="100" w:line="240"/>
+              <w:ind w:left="100" w:right="100" w:firstLine="0" w:firstLineChars="0"/>
+              <w:rPr>
+                <w:rFonts w:ascii="Times New Roman" w:hAnsi="Times New Roman" w:eastAsia="Times New Roman" w:cs="Times New Roman"/>
+                <w:i w:val="false"/>
+                <w:b w:val="false"/>
+                <w:u w:val="none"/>
+                <w:strike w:val="false"/>
+                <w:sz w:val="14"/>
+                <w:szCs w:val="14"/>
+                <w:color w:val="000000"/>
+              </w:rPr>
+            </w:pPr>
+            <w:r>
+              <w:rPr>
+                <w:rFonts w:ascii="Times New Roman" w:hAnsi="Times New Roman" w:eastAsia="Times New Roman" w:cs="Times New Roman"/>
+                <w:i w:val="false"/>
+                <w:b w:val="false"/>
+                <w:u w:val="none"/>
+                <w:strike w:val="false"/>
+                <w:sz w:val="14"/>
+                <w:szCs w:val="14"/>
+                <w:color w:val="000000"/>
+              </w:rPr>
+              <w:t xml:space="preserve">Univariable</w:t>
             </w:r>
           </w:p>
         </w:tc>
@@ -12663,7 +12663,7 @@
                 <w:szCs w:val="14"/>
                 <w:color w:val="000000"/>
               </w:rPr>
-              <w:t xml:space="preserve">552</w:t>
+              <w:t xml:space="preserve">383</w:t>
             </w:r>
           </w:p>
         </w:tc>
@@ -12718,172 +12718,172 @@
                 <w:szCs w:val="14"/>
                 <w:color w:val="000000"/>
               </w:rPr>
-              <w:t xml:space="preserve">139</w:t>
-            </w:r>
-          </w:p>
-        </w:tc>
-        <w:tc>
-          <w:tcPr>
-            <w:tcBorders>
-              <w:bottom w:val="none" w:sz="0" w:space="0" w:color="000000"/>
-              <w:top w:val="none" w:sz="0" w:space="0" w:color="000000"/>
-              <w:left w:val="none" w:sz="0" w:space="0" w:color="000000"/>
-              <w:right w:val="none" w:sz="0" w:space="0" w:color="000000"/>
-            </w:tcBorders>
-            <w:shd w:val="clear" w:color="auto" w:fill="FFFFFF"/>
-            <w:tcMar>
-              <w:top w:w="0" w:type="dxa"/>
-              <w:bottom w:w="0" w:type="dxa"/>
-              <w:left w:w="0" w:type="dxa"/>
-              <w:right w:w="0" w:type="dxa"/>
-            </w:tcMar>
-            <w:vAlign w:val="center"/>
-          </w:tcPr>
-          <w:p>
-            <w:pPr>
-              <w:pStyle w:val="Normal"/>
-              <w:jc w:val="left"/>
-              <w:pBdr>
-                <w:bottom w:val="none" w:sz="0" w:space="0" w:color="000000"/>
-                <w:top w:val="none" w:sz="0" w:space="0" w:color="000000"/>
-                <w:left w:val="none" w:sz="0" w:space="0" w:color="000000"/>
-                <w:right w:val="none" w:sz="0" w:space="0" w:color="000000"/>
-              </w:pBdr>
-              <w:spacing w:after="100" w:before="100" w:line="240"/>
-              <w:ind w:left="100" w:right="100" w:firstLine="0" w:firstLineChars="0"/>
-              <w:rPr>
-                <w:rFonts w:ascii="Times New Roman" w:hAnsi="Times New Roman" w:eastAsia="Times New Roman" w:cs="Times New Roman"/>
-                <w:i w:val="false"/>
-                <w:b w:val="false"/>
-                <w:u w:val="none"/>
-                <w:strike w:val="false"/>
-                <w:sz w:val="14"/>
-                <w:szCs w:val="14"/>
-                <w:color w:val="000000"/>
-              </w:rPr>
-            </w:pPr>
-            <w:r>
-              <w:rPr>
-                <w:rFonts w:ascii="Times New Roman" w:hAnsi="Times New Roman" w:eastAsia="Times New Roman" w:cs="Times New Roman"/>
-                <w:i w:val="false"/>
-                <w:b w:val="false"/>
-                <w:u w:val="none"/>
-                <w:strike w:val="false"/>
-                <w:sz w:val="14"/>
-                <w:szCs w:val="14"/>
-                <w:color w:val="000000"/>
-              </w:rPr>
-              <w:t xml:space="preserve">0.78 (0.66–0.94)</w:t>
-            </w:r>
-          </w:p>
-        </w:tc>
-        <w:tc>
-          <w:tcPr>
-            <w:tcBorders>
-              <w:bottom w:val="none" w:sz="0" w:space="0" w:color="000000"/>
-              <w:top w:val="none" w:sz="0" w:space="0" w:color="000000"/>
-              <w:left w:val="none" w:sz="0" w:space="0" w:color="000000"/>
-              <w:right w:val="none" w:sz="0" w:space="0" w:color="000000"/>
-            </w:tcBorders>
-            <w:shd w:val="clear" w:color="auto" w:fill="FFFFFF"/>
-            <w:tcMar>
-              <w:top w:w="0" w:type="dxa"/>
-              <w:bottom w:w="0" w:type="dxa"/>
-              <w:left w:w="0" w:type="dxa"/>
-              <w:right w:w="0" w:type="dxa"/>
-            </w:tcMar>
-            <w:vAlign w:val="center"/>
-          </w:tcPr>
-          <w:p>
-            <w:pPr>
-              <w:pStyle w:val="Normal"/>
-              <w:jc w:val="left"/>
-              <w:pBdr>
-                <w:bottom w:val="none" w:sz="0" w:space="0" w:color="000000"/>
-                <w:top w:val="none" w:sz="0" w:space="0" w:color="000000"/>
-                <w:left w:val="none" w:sz="0" w:space="0" w:color="000000"/>
-                <w:right w:val="none" w:sz="0" w:space="0" w:color="000000"/>
-              </w:pBdr>
-              <w:spacing w:after="100" w:before="100" w:line="240"/>
-              <w:ind w:left="100" w:right="100" w:firstLine="0" w:firstLineChars="0"/>
-              <w:rPr>
-                <w:rFonts w:ascii="Times New Roman" w:hAnsi="Times New Roman" w:eastAsia="Times New Roman" w:cs="Times New Roman"/>
-                <w:i w:val="false"/>
-                <w:b w:val="false"/>
-                <w:u w:val="none"/>
-                <w:strike w:val="false"/>
-                <w:sz w:val="14"/>
-                <w:szCs w:val="14"/>
-                <w:color w:val="000000"/>
-              </w:rPr>
-            </w:pPr>
-            <w:r>
-              <w:rPr>
-                <w:rFonts w:ascii="Times New Roman" w:hAnsi="Times New Roman" w:eastAsia="Times New Roman" w:cs="Times New Roman"/>
-                <w:i w:val="false"/>
-                <w:b w:val="false"/>
-                <w:u w:val="none"/>
-                <w:strike w:val="false"/>
-                <w:sz w:val="14"/>
-                <w:szCs w:val="14"/>
-                <w:color w:val="000000"/>
-              </w:rPr>
-              <w:t xml:space="preserve">0.007</w:t>
-            </w:r>
-          </w:p>
-        </w:tc>
-        <w:tc>
-          <w:tcPr>
-            <w:tcBorders>
-              <w:bottom w:val="none" w:sz="0" w:space="0" w:color="000000"/>
-              <w:top w:val="none" w:sz="0" w:space="0" w:color="000000"/>
-              <w:left w:val="none" w:sz="0" w:space="0" w:color="000000"/>
-              <w:right w:val="none" w:sz="0" w:space="0" w:color="000000"/>
-            </w:tcBorders>
-            <w:shd w:val="clear" w:color="auto" w:fill="FFFFFF"/>
-            <w:tcMar>
-              <w:top w:w="0" w:type="dxa"/>
-              <w:bottom w:w="0" w:type="dxa"/>
-              <w:left w:w="0" w:type="dxa"/>
-              <w:right w:w="0" w:type="dxa"/>
-            </w:tcMar>
-            <w:vAlign w:val="center"/>
-          </w:tcPr>
-          <w:p>
-            <w:pPr>
-              <w:pStyle w:val="Normal"/>
-              <w:jc w:val="left"/>
-              <w:pBdr>
-                <w:bottom w:val="none" w:sz="0" w:space="0" w:color="000000"/>
-                <w:top w:val="none" w:sz="0" w:space="0" w:color="000000"/>
-                <w:left w:val="none" w:sz="0" w:space="0" w:color="000000"/>
-                <w:right w:val="none" w:sz="0" w:space="0" w:color="000000"/>
-              </w:pBdr>
-              <w:spacing w:after="100" w:before="100" w:line="240"/>
-              <w:ind w:left="100" w:right="100" w:firstLine="0" w:firstLineChars="0"/>
-              <w:rPr>
-                <w:rFonts w:ascii="Times New Roman" w:hAnsi="Times New Roman" w:eastAsia="Times New Roman" w:cs="Times New Roman"/>
-                <w:i w:val="false"/>
-                <w:b w:val="false"/>
-                <w:u w:val="none"/>
-                <w:strike w:val="false"/>
-                <w:sz w:val="14"/>
-                <w:szCs w:val="14"/>
-                <w:color w:val="000000"/>
-              </w:rPr>
-            </w:pPr>
-            <w:r>
-              <w:rPr>
-                <w:rFonts w:ascii="Times New Roman" w:hAnsi="Times New Roman" w:eastAsia="Times New Roman" w:cs="Times New Roman"/>
-                <w:i w:val="false"/>
-                <w:b w:val="false"/>
-                <w:u w:val="none"/>
-                <w:strike w:val="false"/>
-                <w:sz w:val="14"/>
-                <w:szCs w:val="14"/>
-                <w:color w:val="000000"/>
-              </w:rPr>
-              <w:t xml:space="preserve">44.2</w:t>
+              <w:t xml:space="preserve">122</w:t>
+            </w:r>
+          </w:p>
+        </w:tc>
+        <w:tc>
+          <w:tcPr>
+            <w:tcBorders>
+              <w:bottom w:val="none" w:sz="0" w:space="0" w:color="000000"/>
+              <w:top w:val="none" w:sz="0" w:space="0" w:color="000000"/>
+              <w:left w:val="none" w:sz="0" w:space="0" w:color="000000"/>
+              <w:right w:val="none" w:sz="0" w:space="0" w:color="000000"/>
+            </w:tcBorders>
+            <w:shd w:val="clear" w:color="auto" w:fill="FFFFFF"/>
+            <w:tcMar>
+              <w:top w:w="0" w:type="dxa"/>
+              <w:bottom w:w="0" w:type="dxa"/>
+              <w:left w:w="0" w:type="dxa"/>
+              <w:right w:w="0" w:type="dxa"/>
+            </w:tcMar>
+            <w:vAlign w:val="center"/>
+          </w:tcPr>
+          <w:p>
+            <w:pPr>
+              <w:pStyle w:val="Normal"/>
+              <w:jc w:val="left"/>
+              <w:pBdr>
+                <w:bottom w:val="none" w:sz="0" w:space="0" w:color="000000"/>
+                <w:top w:val="none" w:sz="0" w:space="0" w:color="000000"/>
+                <w:left w:val="none" w:sz="0" w:space="0" w:color="000000"/>
+                <w:right w:val="none" w:sz="0" w:space="0" w:color="000000"/>
+              </w:pBdr>
+              <w:spacing w:after="100" w:before="100" w:line="240"/>
+              <w:ind w:left="100" w:right="100" w:firstLine="0" w:firstLineChars="0"/>
+              <w:rPr>
+                <w:rFonts w:ascii="Times New Roman" w:hAnsi="Times New Roman" w:eastAsia="Times New Roman" w:cs="Times New Roman"/>
+                <w:i w:val="false"/>
+                <w:b w:val="false"/>
+                <w:u w:val="none"/>
+                <w:strike w:val="false"/>
+                <w:sz w:val="14"/>
+                <w:szCs w:val="14"/>
+                <w:color w:val="000000"/>
+              </w:rPr>
+            </w:pPr>
+            <w:r>
+              <w:rPr>
+                <w:rFonts w:ascii="Times New Roman" w:hAnsi="Times New Roman" w:eastAsia="Times New Roman" w:cs="Times New Roman"/>
+                <w:i w:val="false"/>
+                <w:b w:val="false"/>
+                <w:u w:val="none"/>
+                <w:strike w:val="false"/>
+                <w:sz w:val="14"/>
+                <w:szCs w:val="14"/>
+                <w:color w:val="000000"/>
+              </w:rPr>
+              <w:t xml:space="preserve">0.78 (0.54–1.12)</w:t>
+            </w:r>
+          </w:p>
+        </w:tc>
+        <w:tc>
+          <w:tcPr>
+            <w:tcBorders>
+              <w:bottom w:val="none" w:sz="0" w:space="0" w:color="000000"/>
+              <w:top w:val="none" w:sz="0" w:space="0" w:color="000000"/>
+              <w:left w:val="none" w:sz="0" w:space="0" w:color="000000"/>
+              <w:right w:val="none" w:sz="0" w:space="0" w:color="000000"/>
+            </w:tcBorders>
+            <w:shd w:val="clear" w:color="auto" w:fill="FFFFFF"/>
+            <w:tcMar>
+              <w:top w:w="0" w:type="dxa"/>
+              <w:bottom w:w="0" w:type="dxa"/>
+              <w:left w:w="0" w:type="dxa"/>
+              <w:right w:w="0" w:type="dxa"/>
+            </w:tcMar>
+            <w:vAlign w:val="center"/>
+          </w:tcPr>
+          <w:p>
+            <w:pPr>
+              <w:pStyle w:val="Normal"/>
+              <w:jc w:val="left"/>
+              <w:pBdr>
+                <w:bottom w:val="none" w:sz="0" w:space="0" w:color="000000"/>
+                <w:top w:val="none" w:sz="0" w:space="0" w:color="000000"/>
+                <w:left w:val="none" w:sz="0" w:space="0" w:color="000000"/>
+                <w:right w:val="none" w:sz="0" w:space="0" w:color="000000"/>
+              </w:pBdr>
+              <w:spacing w:after="100" w:before="100" w:line="240"/>
+              <w:ind w:left="100" w:right="100" w:firstLine="0" w:firstLineChars="0"/>
+              <w:rPr>
+                <w:rFonts w:ascii="Times New Roman" w:hAnsi="Times New Roman" w:eastAsia="Times New Roman" w:cs="Times New Roman"/>
+                <w:i w:val="false"/>
+                <w:b w:val="false"/>
+                <w:u w:val="none"/>
+                <w:strike w:val="false"/>
+                <w:sz w:val="14"/>
+                <w:szCs w:val="14"/>
+                <w:color w:val="000000"/>
+              </w:rPr>
+            </w:pPr>
+            <w:r>
+              <w:rPr>
+                <w:rFonts w:ascii="Times New Roman" w:hAnsi="Times New Roman" w:eastAsia="Times New Roman" w:cs="Times New Roman"/>
+                <w:i w:val="false"/>
+                <w:b w:val="false"/>
+                <w:u w:val="none"/>
+                <w:strike w:val="false"/>
+                <w:sz w:val="14"/>
+                <w:szCs w:val="14"/>
+                <w:color w:val="000000"/>
+              </w:rPr>
+              <w:t xml:space="preserve">0.172</w:t>
+            </w:r>
+          </w:p>
+        </w:tc>
+        <w:tc>
+          <w:tcPr>
+            <w:tcBorders>
+              <w:bottom w:val="none" w:sz="0" w:space="0" w:color="000000"/>
+              <w:top w:val="none" w:sz="0" w:space="0" w:color="000000"/>
+              <w:left w:val="none" w:sz="0" w:space="0" w:color="000000"/>
+              <w:right w:val="none" w:sz="0" w:space="0" w:color="000000"/>
+            </w:tcBorders>
+            <w:shd w:val="clear" w:color="auto" w:fill="FFFFFF"/>
+            <w:tcMar>
+              <w:top w:w="0" w:type="dxa"/>
+              <w:bottom w:w="0" w:type="dxa"/>
+              <w:left w:w="0" w:type="dxa"/>
+              <w:right w:w="0" w:type="dxa"/>
+            </w:tcMar>
+            <w:vAlign w:val="center"/>
+          </w:tcPr>
+          <w:p>
+            <w:pPr>
+              <w:pStyle w:val="Normal"/>
+              <w:jc w:val="left"/>
+              <w:pBdr>
+                <w:bottom w:val="none" w:sz="0" w:space="0" w:color="000000"/>
+                <w:top w:val="none" w:sz="0" w:space="0" w:color="000000"/>
+                <w:left w:val="none" w:sz="0" w:space="0" w:color="000000"/>
+                <w:right w:val="none" w:sz="0" w:space="0" w:color="000000"/>
+              </w:pBdr>
+              <w:spacing w:after="100" w:before="100" w:line="240"/>
+              <w:ind w:left="100" w:right="100" w:firstLine="0" w:firstLineChars="0"/>
+              <w:rPr>
+                <w:rFonts w:ascii="Times New Roman" w:hAnsi="Times New Roman" w:eastAsia="Times New Roman" w:cs="Times New Roman"/>
+                <w:i w:val="false"/>
+                <w:b w:val="false"/>
+                <w:u w:val="none"/>
+                <w:strike w:val="false"/>
+                <w:sz w:val="14"/>
+                <w:szCs w:val="14"/>
+                <w:color w:val="000000"/>
+              </w:rPr>
+            </w:pPr>
+            <w:r>
+              <w:rPr>
+                <w:rFonts w:ascii="Times New Roman" w:hAnsi="Times New Roman" w:eastAsia="Times New Roman" w:cs="Times New Roman"/>
+                <w:i w:val="false"/>
+                <w:b w:val="false"/>
+                <w:u w:val="none"/>
+                <w:strike w:val="false"/>
+                <w:sz w:val="14"/>
+                <w:szCs w:val="14"/>
+                <w:color w:val="000000"/>
+              </w:rPr>
+              <w:t xml:space="preserve">122.0</w:t>
             </w:r>
           </w:p>
         </w:tc>
@@ -12993,6 +12993,61 @@
                 <w:szCs w:val="14"/>
                 <w:color w:val="000000"/>
               </w:rPr>
+              <w:t xml:space="preserve">0.269</w:t>
+            </w:r>
+          </w:p>
+        </w:tc>
+        <w:tc>
+          <w:tcPr>
+            <w:tcBorders>
+              <w:bottom w:val="none" w:sz="0" w:space="0" w:color="000000"/>
+              <w:top w:val="none" w:sz="0" w:space="0" w:color="000000"/>
+              <w:left w:val="none" w:sz="0" w:space="0" w:color="000000"/>
+              <w:right w:val="none" w:sz="0" w:space="0" w:color="000000"/>
+            </w:tcBorders>
+            <w:shd w:val="clear" w:color="auto" w:fill="FFFFFF"/>
+            <w:tcMar>
+              <w:top w:w="0" w:type="dxa"/>
+              <w:bottom w:w="0" w:type="dxa"/>
+              <w:left w:w="0" w:type="dxa"/>
+              <w:right w:w="0" w:type="dxa"/>
+            </w:tcMar>
+            <w:vAlign w:val="center"/>
+          </w:tcPr>
+          <w:p>
+            <w:pPr>
+              <w:pStyle w:val="Normal"/>
+              <w:jc w:val="left"/>
+              <w:pBdr>
+                <w:bottom w:val="none" w:sz="0" w:space="0" w:color="000000"/>
+                <w:top w:val="none" w:sz="0" w:space="0" w:color="000000"/>
+                <w:left w:val="none" w:sz="0" w:space="0" w:color="000000"/>
+                <w:right w:val="none" w:sz="0" w:space="0" w:color="000000"/>
+              </w:pBdr>
+              <w:spacing w:after="100" w:before="100" w:line="240"/>
+              <w:ind w:left="100" w:right="100" w:firstLine="0" w:firstLineChars="0"/>
+              <w:rPr>
+                <w:rFonts w:ascii="Times New Roman" w:hAnsi="Times New Roman" w:eastAsia="Times New Roman" w:cs="Times New Roman"/>
+                <w:i w:val="false"/>
+                <w:b w:val="false"/>
+                <w:u w:val="none"/>
+                <w:strike w:val="false"/>
+                <w:sz w:val="14"/>
+                <w:szCs w:val="14"/>
+                <w:color w:val="000000"/>
+              </w:rPr>
+            </w:pPr>
+            <w:r>
+              <w:rPr>
+                <w:rFonts w:ascii="Times New Roman" w:hAnsi="Times New Roman" w:eastAsia="Times New Roman" w:cs="Times New Roman"/>
+                <w:i w:val="false"/>
+                <w:b w:val="false"/>
+                <w:u w:val="none"/>
+                <w:strike w:val="false"/>
+                <w:sz w:val="14"/>
+                <w:szCs w:val="14"/>
+                <w:color w:val="000000"/>
+              </w:rPr>
               <w:t xml:space="preserve"/>
             </w:r>
           </w:p>
@@ -13048,172 +13103,117 @@
                 <w:szCs w:val="14"/>
                 <w:color w:val="000000"/>
               </w:rPr>
-              <w:t xml:space="preserve"/>
-            </w:r>
-          </w:p>
-        </w:tc>
-        <w:tc>
-          <w:tcPr>
-            <w:tcBorders>
-              <w:bottom w:val="none" w:sz="0" w:space="0" w:color="000000"/>
-              <w:top w:val="none" w:sz="0" w:space="0" w:color="000000"/>
-              <w:left w:val="none" w:sz="0" w:space="0" w:color="000000"/>
-              <w:right w:val="none" w:sz="0" w:space="0" w:color="000000"/>
-            </w:tcBorders>
-            <w:shd w:val="clear" w:color="auto" w:fill="FFFFFF"/>
-            <w:tcMar>
-              <w:top w:w="0" w:type="dxa"/>
-              <w:bottom w:w="0" w:type="dxa"/>
-              <w:left w:w="0" w:type="dxa"/>
-              <w:right w:w="0" w:type="dxa"/>
-            </w:tcMar>
-            <w:vAlign w:val="center"/>
-          </w:tcPr>
-          <w:p>
-            <w:pPr>
-              <w:pStyle w:val="Normal"/>
-              <w:jc w:val="left"/>
-              <w:pBdr>
-                <w:bottom w:val="none" w:sz="0" w:space="0" w:color="000000"/>
-                <w:top w:val="none" w:sz="0" w:space="0" w:color="000000"/>
-                <w:left w:val="none" w:sz="0" w:space="0" w:color="000000"/>
-                <w:right w:val="none" w:sz="0" w:space="0" w:color="000000"/>
-              </w:pBdr>
-              <w:spacing w:after="100" w:before="100" w:line="240"/>
-              <w:ind w:left="100" w:right="100" w:firstLine="0" w:firstLineChars="0"/>
-              <w:rPr>
-                <w:rFonts w:ascii="Times New Roman" w:hAnsi="Times New Roman" w:eastAsia="Times New Roman" w:cs="Times New Roman"/>
-                <w:i w:val="false"/>
-                <w:b w:val="false"/>
-                <w:u w:val="none"/>
-                <w:strike w:val="false"/>
-                <w:sz w:val="14"/>
-                <w:szCs w:val="14"/>
-                <w:color w:val="000000"/>
-              </w:rPr>
-            </w:pPr>
-            <w:r>
-              <w:rPr>
-                <w:rFonts w:ascii="Times New Roman" w:hAnsi="Times New Roman" w:eastAsia="Times New Roman" w:cs="Times New Roman"/>
-                <w:i w:val="false"/>
-                <w:b w:val="false"/>
-                <w:u w:val="none"/>
-                <w:strike w:val="false"/>
-                <w:sz w:val="14"/>
-                <w:szCs w:val="14"/>
-                <w:color w:val="000000"/>
-              </w:rPr>
-              <w:t xml:space="preserve"/>
-            </w:r>
-          </w:p>
-        </w:tc>
-        <w:tc>
-          <w:tcPr>
-            <w:tcBorders>
-              <w:bottom w:val="none" w:sz="0" w:space="0" w:color="000000"/>
-              <w:top w:val="none" w:sz="0" w:space="0" w:color="000000"/>
-              <w:left w:val="none" w:sz="0" w:space="0" w:color="000000"/>
-              <w:right w:val="none" w:sz="0" w:space="0" w:color="000000"/>
-            </w:tcBorders>
-            <w:shd w:val="clear" w:color="auto" w:fill="FFFFFF"/>
-            <w:tcMar>
-              <w:top w:w="0" w:type="dxa"/>
-              <w:bottom w:w="0" w:type="dxa"/>
-              <w:left w:w="0" w:type="dxa"/>
-              <w:right w:w="0" w:type="dxa"/>
-            </w:tcMar>
-            <w:vAlign w:val="center"/>
-          </w:tcPr>
-          <w:p>
-            <w:pPr>
-              <w:pStyle w:val="Normal"/>
-              <w:jc w:val="left"/>
-              <w:pBdr>
-                <w:bottom w:val="none" w:sz="0" w:space="0" w:color="000000"/>
-                <w:top w:val="none" w:sz="0" w:space="0" w:color="000000"/>
-                <w:left w:val="none" w:sz="0" w:space="0" w:color="000000"/>
-                <w:right w:val="none" w:sz="0" w:space="0" w:color="000000"/>
-              </w:pBdr>
-              <w:spacing w:after="100" w:before="100" w:line="240"/>
-              <w:ind w:left="100" w:right="100" w:firstLine="0" w:firstLineChars="0"/>
-              <w:rPr>
-                <w:rFonts w:ascii="Times New Roman" w:hAnsi="Times New Roman" w:eastAsia="Times New Roman" w:cs="Times New Roman"/>
-                <w:i w:val="false"/>
-                <w:b w:val="false"/>
-                <w:u w:val="none"/>
-                <w:strike w:val="false"/>
-                <w:sz w:val="14"/>
-                <w:szCs w:val="14"/>
-                <w:color w:val="000000"/>
-              </w:rPr>
-            </w:pPr>
-            <w:r>
-              <w:rPr>
-                <w:rFonts w:ascii="Times New Roman" w:hAnsi="Times New Roman" w:eastAsia="Times New Roman" w:cs="Times New Roman"/>
-                <w:i w:val="false"/>
-                <w:b w:val="false"/>
-                <w:u w:val="none"/>
-                <w:strike w:val="false"/>
-                <w:sz w:val="14"/>
-                <w:szCs w:val="14"/>
-                <w:color w:val="000000"/>
-              </w:rPr>
-              <w:t xml:space="preserve"/>
-            </w:r>
-          </w:p>
-        </w:tc>
-        <w:tc>
-          <w:tcPr>
-            <w:tcBorders>
-              <w:bottom w:val="none" w:sz="0" w:space="0" w:color="000000"/>
-              <w:top w:val="none" w:sz="0" w:space="0" w:color="000000"/>
-              <w:left w:val="none" w:sz="0" w:space="0" w:color="000000"/>
-              <w:right w:val="none" w:sz="0" w:space="0" w:color="000000"/>
-            </w:tcBorders>
-            <w:shd w:val="clear" w:color="auto" w:fill="FFFFFF"/>
-            <w:tcMar>
-              <w:top w:w="0" w:type="dxa"/>
-              <w:bottom w:w="0" w:type="dxa"/>
-              <w:left w:w="0" w:type="dxa"/>
-              <w:right w:w="0" w:type="dxa"/>
-            </w:tcMar>
-            <w:vAlign w:val="center"/>
-          </w:tcPr>
-          <w:p>
-            <w:pPr>
-              <w:pStyle w:val="Normal"/>
-              <w:jc w:val="left"/>
-              <w:pBdr>
-                <w:bottom w:val="none" w:sz="0" w:space="0" w:color="000000"/>
-                <w:top w:val="none" w:sz="0" w:space="0" w:color="000000"/>
-                <w:left w:val="none" w:sz="0" w:space="0" w:color="000000"/>
-                <w:right w:val="none" w:sz="0" w:space="0" w:color="000000"/>
-              </w:pBdr>
-              <w:spacing w:after="100" w:before="100" w:line="240"/>
-              <w:ind w:left="100" w:right="100" w:firstLine="0" w:firstLineChars="0"/>
-              <w:rPr>
-                <w:rFonts w:ascii="Times New Roman" w:hAnsi="Times New Roman" w:eastAsia="Times New Roman" w:cs="Times New Roman"/>
-                <w:i w:val="false"/>
-                <w:b w:val="false"/>
-                <w:u w:val="none"/>
-                <w:strike w:val="false"/>
-                <w:sz w:val="14"/>
-                <w:szCs w:val="14"/>
-                <w:color w:val="000000"/>
-              </w:rPr>
-            </w:pPr>
-            <w:r>
-              <w:rPr>
-                <w:rFonts w:ascii="Times New Roman" w:hAnsi="Times New Roman" w:eastAsia="Times New Roman" w:cs="Times New Roman"/>
-                <w:i w:val="false"/>
-                <w:b w:val="false"/>
-                <w:u w:val="none"/>
-                <w:strike w:val="false"/>
-                <w:sz w:val="14"/>
-                <w:szCs w:val="14"/>
-                <w:color w:val="000000"/>
-              </w:rPr>
-              <w:t xml:space="preserve"/>
+              <w:t xml:space="preserve">0.169</w:t>
+            </w:r>
+          </w:p>
+        </w:tc>
+        <w:tc>
+          <w:tcPr>
+            <w:tcBorders>
+              <w:bottom w:val="none" w:sz="0" w:space="0" w:color="000000"/>
+              <w:top w:val="none" w:sz="0" w:space="0" w:color="000000"/>
+              <w:left w:val="none" w:sz="0" w:space="0" w:color="000000"/>
+              <w:right w:val="none" w:sz="0" w:space="0" w:color="000000"/>
+            </w:tcBorders>
+            <w:shd w:val="clear" w:color="auto" w:fill="FFFFFF"/>
+            <w:tcMar>
+              <w:top w:w="0" w:type="dxa"/>
+              <w:bottom w:w="0" w:type="dxa"/>
+              <w:left w:w="0" w:type="dxa"/>
+              <w:right w:w="0" w:type="dxa"/>
+            </w:tcMar>
+            <w:vAlign w:val="center"/>
+          </w:tcPr>
+          <w:p>
+            <w:pPr>
+              <w:pStyle w:val="Normal"/>
+              <w:jc w:val="left"/>
+              <w:pBdr>
+                <w:bottom w:val="none" w:sz="0" w:space="0" w:color="000000"/>
+                <w:top w:val="none" w:sz="0" w:space="0" w:color="000000"/>
+                <w:left w:val="none" w:sz="0" w:space="0" w:color="000000"/>
+                <w:right w:val="none" w:sz="0" w:space="0" w:color="000000"/>
+              </w:pBdr>
+              <w:spacing w:after="100" w:before="100" w:line="240"/>
+              <w:ind w:left="100" w:right="100" w:firstLine="0" w:firstLineChars="0"/>
+              <w:rPr>
+                <w:rFonts w:ascii="Times New Roman" w:hAnsi="Times New Roman" w:eastAsia="Times New Roman" w:cs="Times New Roman"/>
+                <w:i w:val="false"/>
+                <w:b w:val="false"/>
+                <w:u w:val="none"/>
+                <w:strike w:val="false"/>
+                <w:sz w:val="14"/>
+                <w:szCs w:val="14"/>
+                <w:color w:val="000000"/>
+              </w:rPr>
+            </w:pPr>
+            <w:r>
+              <w:rPr>
+                <w:rFonts w:ascii="Times New Roman" w:hAnsi="Times New Roman" w:eastAsia="Times New Roman" w:cs="Times New Roman"/>
+                <w:i w:val="false"/>
+                <w:b w:val="false"/>
+                <w:u w:val="none"/>
+                <w:strike w:val="false"/>
+                <w:sz w:val="14"/>
+                <w:szCs w:val="14"/>
+                <w:color w:val="000000"/>
+              </w:rPr>
+              <w:t xml:space="preserve">2.92 (-1.41, 7.25)</w:t>
+            </w:r>
+          </w:p>
+        </w:tc>
+        <w:tc>
+          <w:tcPr>
+            <w:tcBorders>
+              <w:bottom w:val="none" w:sz="0" w:space="0" w:color="000000"/>
+              <w:top w:val="none" w:sz="0" w:space="0" w:color="000000"/>
+              <w:left w:val="none" w:sz="0" w:space="0" w:color="000000"/>
+              <w:right w:val="none" w:sz="0" w:space="0" w:color="000000"/>
+            </w:tcBorders>
+            <w:shd w:val="clear" w:color="auto" w:fill="FFFFFF"/>
+            <w:tcMar>
+              <w:top w:w="0" w:type="dxa"/>
+              <w:bottom w:w="0" w:type="dxa"/>
+              <w:left w:w="0" w:type="dxa"/>
+              <w:right w:w="0" w:type="dxa"/>
+            </w:tcMar>
+            <w:vAlign w:val="center"/>
+          </w:tcPr>
+          <w:p>
+            <w:pPr>
+              <w:pStyle w:val="Normal"/>
+              <w:jc w:val="left"/>
+              <w:pBdr>
+                <w:bottom w:val="none" w:sz="0" w:space="0" w:color="000000"/>
+                <w:top w:val="none" w:sz="0" w:space="0" w:color="000000"/>
+                <w:left w:val="none" w:sz="0" w:space="0" w:color="000000"/>
+                <w:right w:val="none" w:sz="0" w:space="0" w:color="000000"/>
+              </w:pBdr>
+              <w:spacing w:after="100" w:before="100" w:line="240"/>
+              <w:ind w:left="100" w:right="100" w:firstLine="0" w:firstLineChars="0"/>
+              <w:rPr>
+                <w:rFonts w:ascii="Times New Roman" w:hAnsi="Times New Roman" w:eastAsia="Times New Roman" w:cs="Times New Roman"/>
+                <w:i w:val="false"/>
+                <w:b w:val="false"/>
+                <w:u w:val="none"/>
+                <w:strike w:val="false"/>
+                <w:sz w:val="14"/>
+                <w:szCs w:val="14"/>
+                <w:color w:val="000000"/>
+              </w:rPr>
+            </w:pPr>
+            <w:r>
+              <w:rPr>
+                <w:rFonts w:ascii="Times New Roman" w:hAnsi="Times New Roman" w:eastAsia="Times New Roman" w:cs="Times New Roman"/>
+                <w:i w:val="false"/>
+                <w:b w:val="false"/>
+                <w:u w:val="none"/>
+                <w:strike w:val="false"/>
+                <w:sz w:val="14"/>
+                <w:szCs w:val="14"/>
+                <w:color w:val="000000"/>
+              </w:rPr>
+              <w:t xml:space="preserve">0.186</w:t>
             </w:r>
           </w:p>
         </w:tc>
@@ -13438,62 +13438,62 @@
                 <w:szCs w:val="14"/>
                 <w:color w:val="000000"/>
               </w:rPr>
-              <w:t xml:space="preserve">All</w:t>
-            </w:r>
-          </w:p>
-        </w:tc>
-        <w:tc>
-          <w:tcPr>
-            <w:tcBorders>
-              <w:bottom w:val="none" w:sz="0" w:space="0" w:color="000000"/>
-              <w:top w:val="none" w:sz="0" w:space="0" w:color="000000"/>
-              <w:left w:val="none" w:sz="0" w:space="0" w:color="000000"/>
-              <w:right w:val="none" w:sz="0" w:space="0" w:color="000000"/>
-            </w:tcBorders>
-            <w:shd w:val="clear" w:color="auto" w:fill="FFFFFF"/>
-            <w:tcMar>
-              <w:top w:w="0" w:type="dxa"/>
-              <w:bottom w:w="0" w:type="dxa"/>
-              <w:left w:w="0" w:type="dxa"/>
-              <w:right w:w="0" w:type="dxa"/>
-            </w:tcMar>
-            <w:vAlign w:val="center"/>
-          </w:tcPr>
-          <w:p>
-            <w:pPr>
-              <w:pStyle w:val="Normal"/>
-              <w:jc w:val="left"/>
-              <w:pBdr>
-                <w:bottom w:val="none" w:sz="0" w:space="0" w:color="000000"/>
-                <w:top w:val="none" w:sz="0" w:space="0" w:color="000000"/>
-                <w:left w:val="none" w:sz="0" w:space="0" w:color="000000"/>
-                <w:right w:val="none" w:sz="0" w:space="0" w:color="000000"/>
-              </w:pBdr>
-              <w:spacing w:after="100" w:before="100" w:line="240"/>
-              <w:ind w:left="100" w:right="100" w:firstLine="0" w:firstLineChars="0"/>
-              <w:rPr>
-                <w:rFonts w:ascii="Times New Roman" w:hAnsi="Times New Roman" w:eastAsia="Times New Roman" w:cs="Times New Roman"/>
-                <w:i w:val="false"/>
-                <w:b w:val="false"/>
-                <w:u w:val="none"/>
-                <w:strike w:val="false"/>
-                <w:sz w:val="14"/>
-                <w:szCs w:val="14"/>
-                <w:color w:val="000000"/>
-              </w:rPr>
-            </w:pPr>
-            <w:r>
-              <w:rPr>
-                <w:rFonts w:ascii="Times New Roman" w:hAnsi="Times New Roman" w:eastAsia="Times New Roman" w:cs="Times New Roman"/>
-                <w:i w:val="false"/>
-                <w:b w:val="false"/>
-                <w:u w:val="none"/>
-                <w:strike w:val="false"/>
-                <w:sz w:val="14"/>
-                <w:szCs w:val="14"/>
-                <w:color w:val="000000"/>
-              </w:rPr>
-              <w:t xml:space="preserve">Multivariable, &gt;24 months</w:t>
+              <w:t xml:space="preserve">pMMR</w:t>
+            </w:r>
+          </w:p>
+        </w:tc>
+        <w:tc>
+          <w:tcPr>
+            <w:tcBorders>
+              <w:bottom w:val="none" w:sz="0" w:space="0" w:color="000000"/>
+              <w:top w:val="none" w:sz="0" w:space="0" w:color="000000"/>
+              <w:left w:val="none" w:sz="0" w:space="0" w:color="000000"/>
+              <w:right w:val="none" w:sz="0" w:space="0" w:color="000000"/>
+            </w:tcBorders>
+            <w:shd w:val="clear" w:color="auto" w:fill="FFFFFF"/>
+            <w:tcMar>
+              <w:top w:w="0" w:type="dxa"/>
+              <w:bottom w:w="0" w:type="dxa"/>
+              <w:left w:w="0" w:type="dxa"/>
+              <w:right w:w="0" w:type="dxa"/>
+            </w:tcMar>
+            <w:vAlign w:val="center"/>
+          </w:tcPr>
+          <w:p>
+            <w:pPr>
+              <w:pStyle w:val="Normal"/>
+              <w:jc w:val="left"/>
+              <w:pBdr>
+                <w:bottom w:val="none" w:sz="0" w:space="0" w:color="000000"/>
+                <w:top w:val="none" w:sz="0" w:space="0" w:color="000000"/>
+                <w:left w:val="none" w:sz="0" w:space="0" w:color="000000"/>
+                <w:right w:val="none" w:sz="0" w:space="0" w:color="000000"/>
+              </w:pBdr>
+              <w:spacing w:after="100" w:before="100" w:line="240"/>
+              <w:ind w:left="100" w:right="100" w:firstLine="0" w:firstLineChars="0"/>
+              <w:rPr>
+                <w:rFonts w:ascii="Times New Roman" w:hAnsi="Times New Roman" w:eastAsia="Times New Roman" w:cs="Times New Roman"/>
+                <w:i w:val="false"/>
+                <w:b w:val="false"/>
+                <w:u w:val="none"/>
+                <w:strike w:val="false"/>
+                <w:sz w:val="14"/>
+                <w:szCs w:val="14"/>
+                <w:color w:val="000000"/>
+              </w:rPr>
+            </w:pPr>
+            <w:r>
+              <w:rPr>
+                <w:rFonts w:ascii="Times New Roman" w:hAnsi="Times New Roman" w:eastAsia="Times New Roman" w:cs="Times New Roman"/>
+                <w:i w:val="false"/>
+                <w:b w:val="false"/>
+                <w:u w:val="none"/>
+                <w:strike w:val="false"/>
+                <w:sz w:val="14"/>
+                <w:szCs w:val="14"/>
+                <w:color w:val="000000"/>
+              </w:rPr>
+              <w:t xml:space="preserve">Univariable, continuous (per 1 log2 unit)</w:t>
             </w:r>
           </w:p>
         </w:tc>
@@ -13548,7 +13548,7 @@
                 <w:szCs w:val="14"/>
                 <w:color w:val="000000"/>
               </w:rPr>
-              <w:t xml:space="preserve">353</w:t>
+              <w:t xml:space="preserve">383</w:t>
             </w:r>
           </w:p>
         </w:tc>
@@ -13603,172 +13603,172 @@
                 <w:szCs w:val="14"/>
                 <w:color w:val="000000"/>
               </w:rPr>
-              <w:t xml:space="preserve">38</w:t>
-            </w:r>
-          </w:p>
-        </w:tc>
-        <w:tc>
-          <w:tcPr>
-            <w:tcBorders>
-              <w:bottom w:val="none" w:sz="0" w:space="0" w:color="000000"/>
-              <w:top w:val="none" w:sz="0" w:space="0" w:color="000000"/>
-              <w:left w:val="none" w:sz="0" w:space="0" w:color="000000"/>
-              <w:right w:val="none" w:sz="0" w:space="0" w:color="000000"/>
-            </w:tcBorders>
-            <w:shd w:val="clear" w:color="auto" w:fill="FFFFFF"/>
-            <w:tcMar>
-              <w:top w:w="0" w:type="dxa"/>
-              <w:bottom w:w="0" w:type="dxa"/>
-              <w:left w:w="0" w:type="dxa"/>
-              <w:right w:w="0" w:type="dxa"/>
-            </w:tcMar>
-            <w:vAlign w:val="center"/>
-          </w:tcPr>
-          <w:p>
-            <w:pPr>
-              <w:pStyle w:val="Normal"/>
-              <w:jc w:val="left"/>
-              <w:pBdr>
-                <w:bottom w:val="none" w:sz="0" w:space="0" w:color="000000"/>
-                <w:top w:val="none" w:sz="0" w:space="0" w:color="000000"/>
-                <w:left w:val="none" w:sz="0" w:space="0" w:color="000000"/>
-                <w:right w:val="none" w:sz="0" w:space="0" w:color="000000"/>
-              </w:pBdr>
-              <w:spacing w:after="100" w:before="100" w:line="240"/>
-              <w:ind w:left="100" w:right="100" w:firstLine="0" w:firstLineChars="0"/>
-              <w:rPr>
-                <w:rFonts w:ascii="Times New Roman" w:hAnsi="Times New Roman" w:eastAsia="Times New Roman" w:cs="Times New Roman"/>
-                <w:i w:val="false"/>
-                <w:b w:val="false"/>
-                <w:u w:val="none"/>
-                <w:strike w:val="false"/>
-                <w:sz w:val="14"/>
-                <w:szCs w:val="14"/>
-                <w:color w:val="000000"/>
-              </w:rPr>
-            </w:pPr>
-            <w:r>
-              <w:rPr>
-                <w:rFonts w:ascii="Times New Roman" w:hAnsi="Times New Roman" w:eastAsia="Times New Roman" w:cs="Times New Roman"/>
-                <w:i w:val="false"/>
-                <w:b w:val="false"/>
-                <w:u w:val="none"/>
-                <w:strike w:val="false"/>
-                <w:sz w:val="14"/>
-                <w:szCs w:val="14"/>
-                <w:color w:val="000000"/>
-              </w:rPr>
-              <w:t xml:space="preserve">0.86 (0.58–1.25)</w:t>
-            </w:r>
-          </w:p>
-        </w:tc>
-        <w:tc>
-          <w:tcPr>
-            <w:tcBorders>
-              <w:bottom w:val="none" w:sz="0" w:space="0" w:color="000000"/>
-              <w:top w:val="none" w:sz="0" w:space="0" w:color="000000"/>
-              <w:left w:val="none" w:sz="0" w:space="0" w:color="000000"/>
-              <w:right w:val="none" w:sz="0" w:space="0" w:color="000000"/>
-            </w:tcBorders>
-            <w:shd w:val="clear" w:color="auto" w:fill="FFFFFF"/>
-            <w:tcMar>
-              <w:top w:w="0" w:type="dxa"/>
-              <w:bottom w:w="0" w:type="dxa"/>
-              <w:left w:w="0" w:type="dxa"/>
-              <w:right w:w="0" w:type="dxa"/>
-            </w:tcMar>
-            <w:vAlign w:val="center"/>
-          </w:tcPr>
-          <w:p>
-            <w:pPr>
-              <w:pStyle w:val="Normal"/>
-              <w:jc w:val="left"/>
-              <w:pBdr>
-                <w:bottom w:val="none" w:sz="0" w:space="0" w:color="000000"/>
-                <w:top w:val="none" w:sz="0" w:space="0" w:color="000000"/>
-                <w:left w:val="none" w:sz="0" w:space="0" w:color="000000"/>
-                <w:right w:val="none" w:sz="0" w:space="0" w:color="000000"/>
-              </w:pBdr>
-              <w:spacing w:after="100" w:before="100" w:line="240"/>
-              <w:ind w:left="100" w:right="100" w:firstLine="0" w:firstLineChars="0"/>
-              <w:rPr>
-                <w:rFonts w:ascii="Times New Roman" w:hAnsi="Times New Roman" w:eastAsia="Times New Roman" w:cs="Times New Roman"/>
-                <w:i w:val="false"/>
-                <w:b w:val="false"/>
-                <w:u w:val="none"/>
-                <w:strike w:val="false"/>
-                <w:sz w:val="14"/>
-                <w:szCs w:val="14"/>
-                <w:color w:val="000000"/>
-              </w:rPr>
-            </w:pPr>
-            <w:r>
-              <w:rPr>
-                <w:rFonts w:ascii="Times New Roman" w:hAnsi="Times New Roman" w:eastAsia="Times New Roman" w:cs="Times New Roman"/>
-                <w:i w:val="false"/>
-                <w:b w:val="false"/>
-                <w:u w:val="none"/>
-                <w:strike w:val="false"/>
-                <w:sz w:val="14"/>
-                <w:szCs w:val="14"/>
-                <w:color w:val="000000"/>
-              </w:rPr>
-              <w:t xml:space="preserve">0.424</w:t>
-            </w:r>
-          </w:p>
-        </w:tc>
-        <w:tc>
-          <w:tcPr>
-            <w:tcBorders>
-              <w:bottom w:val="none" w:sz="0" w:space="0" w:color="000000"/>
-              <w:top w:val="none" w:sz="0" w:space="0" w:color="000000"/>
-              <w:left w:val="none" w:sz="0" w:space="0" w:color="000000"/>
-              <w:right w:val="none" w:sz="0" w:space="0" w:color="000000"/>
-            </w:tcBorders>
-            <w:shd w:val="clear" w:color="auto" w:fill="FFFFFF"/>
-            <w:tcMar>
-              <w:top w:w="0" w:type="dxa"/>
-              <w:bottom w:w="0" w:type="dxa"/>
-              <w:left w:w="0" w:type="dxa"/>
-              <w:right w:w="0" w:type="dxa"/>
-            </w:tcMar>
-            <w:vAlign w:val="center"/>
-          </w:tcPr>
-          <w:p>
-            <w:pPr>
-              <w:pStyle w:val="Normal"/>
-              <w:jc w:val="left"/>
-              <w:pBdr>
-                <w:bottom w:val="none" w:sz="0" w:space="0" w:color="000000"/>
-                <w:top w:val="none" w:sz="0" w:space="0" w:color="000000"/>
-                <w:left w:val="none" w:sz="0" w:space="0" w:color="000000"/>
-                <w:right w:val="none" w:sz="0" w:space="0" w:color="000000"/>
-              </w:pBdr>
-              <w:spacing w:after="100" w:before="100" w:line="240"/>
-              <w:ind w:left="100" w:right="100" w:firstLine="0" w:firstLineChars="0"/>
-              <w:rPr>
-                <w:rFonts w:ascii="Times New Roman" w:hAnsi="Times New Roman" w:eastAsia="Times New Roman" w:cs="Times New Roman"/>
-                <w:i w:val="false"/>
-                <w:b w:val="false"/>
-                <w:u w:val="none"/>
-                <w:strike w:val="false"/>
-                <w:sz w:val="14"/>
-                <w:szCs w:val="14"/>
-                <w:color w:val="000000"/>
-              </w:rPr>
-            </w:pPr>
-            <w:r>
-              <w:rPr>
-                <w:rFonts w:ascii="Times New Roman" w:hAnsi="Times New Roman" w:eastAsia="Times New Roman" w:cs="Times New Roman"/>
-                <w:i w:val="false"/>
-                <w:b w:val="false"/>
-                <w:u w:val="none"/>
-                <w:strike w:val="false"/>
-                <w:sz w:val="14"/>
-                <w:szCs w:val="14"/>
-                <w:color w:val="000000"/>
-              </w:rPr>
-              <w:t xml:space="preserve">44.2</w:t>
+              <w:t xml:space="preserve">122</w:t>
+            </w:r>
+          </w:p>
+        </w:tc>
+        <w:tc>
+          <w:tcPr>
+            <w:tcBorders>
+              <w:bottom w:val="none" w:sz="0" w:space="0" w:color="000000"/>
+              <w:top w:val="none" w:sz="0" w:space="0" w:color="000000"/>
+              <w:left w:val="none" w:sz="0" w:space="0" w:color="000000"/>
+              <w:right w:val="none" w:sz="0" w:space="0" w:color="000000"/>
+            </w:tcBorders>
+            <w:shd w:val="clear" w:color="auto" w:fill="FFFFFF"/>
+            <w:tcMar>
+              <w:top w:w="0" w:type="dxa"/>
+              <w:bottom w:w="0" w:type="dxa"/>
+              <w:left w:w="0" w:type="dxa"/>
+              <w:right w:w="0" w:type="dxa"/>
+            </w:tcMar>
+            <w:vAlign w:val="center"/>
+          </w:tcPr>
+          <w:p>
+            <w:pPr>
+              <w:pStyle w:val="Normal"/>
+              <w:jc w:val="left"/>
+              <w:pBdr>
+                <w:bottom w:val="none" w:sz="0" w:space="0" w:color="000000"/>
+                <w:top w:val="none" w:sz="0" w:space="0" w:color="000000"/>
+                <w:left w:val="none" w:sz="0" w:space="0" w:color="000000"/>
+                <w:right w:val="none" w:sz="0" w:space="0" w:color="000000"/>
+              </w:pBdr>
+              <w:spacing w:after="100" w:before="100" w:line="240"/>
+              <w:ind w:left="100" w:right="100" w:firstLine="0" w:firstLineChars="0"/>
+              <w:rPr>
+                <w:rFonts w:ascii="Times New Roman" w:hAnsi="Times New Roman" w:eastAsia="Times New Roman" w:cs="Times New Roman"/>
+                <w:i w:val="false"/>
+                <w:b w:val="false"/>
+                <w:u w:val="none"/>
+                <w:strike w:val="false"/>
+                <w:sz w:val="14"/>
+                <w:szCs w:val="14"/>
+                <w:color w:val="000000"/>
+              </w:rPr>
+            </w:pPr>
+            <w:r>
+              <w:rPr>
+                <w:rFonts w:ascii="Times New Roman" w:hAnsi="Times New Roman" w:eastAsia="Times New Roman" w:cs="Times New Roman"/>
+                <w:i w:val="false"/>
+                <w:b w:val="false"/>
+                <w:u w:val="none"/>
+                <w:strike w:val="false"/>
+                <w:sz w:val="14"/>
+                <w:szCs w:val="14"/>
+                <w:color w:val="000000"/>
+              </w:rPr>
+              <w:t xml:space="preserve">0.80 (0.66–0.97)</w:t>
+            </w:r>
+          </w:p>
+        </w:tc>
+        <w:tc>
+          <w:tcPr>
+            <w:tcBorders>
+              <w:bottom w:val="none" w:sz="0" w:space="0" w:color="000000"/>
+              <w:top w:val="none" w:sz="0" w:space="0" w:color="000000"/>
+              <w:left w:val="none" w:sz="0" w:space="0" w:color="000000"/>
+              <w:right w:val="none" w:sz="0" w:space="0" w:color="000000"/>
+            </w:tcBorders>
+            <w:shd w:val="clear" w:color="auto" w:fill="FFFFFF"/>
+            <w:tcMar>
+              <w:top w:w="0" w:type="dxa"/>
+              <w:bottom w:w="0" w:type="dxa"/>
+              <w:left w:w="0" w:type="dxa"/>
+              <w:right w:w="0" w:type="dxa"/>
+            </w:tcMar>
+            <w:vAlign w:val="center"/>
+          </w:tcPr>
+          <w:p>
+            <w:pPr>
+              <w:pStyle w:val="Normal"/>
+              <w:jc w:val="left"/>
+              <w:pBdr>
+                <w:bottom w:val="none" w:sz="0" w:space="0" w:color="000000"/>
+                <w:top w:val="none" w:sz="0" w:space="0" w:color="000000"/>
+                <w:left w:val="none" w:sz="0" w:space="0" w:color="000000"/>
+                <w:right w:val="none" w:sz="0" w:space="0" w:color="000000"/>
+              </w:pBdr>
+              <w:spacing w:after="100" w:before="100" w:line="240"/>
+              <w:ind w:left="100" w:right="100" w:firstLine="0" w:firstLineChars="0"/>
+              <w:rPr>
+                <w:rFonts w:ascii="Times New Roman" w:hAnsi="Times New Roman" w:eastAsia="Times New Roman" w:cs="Times New Roman"/>
+                <w:i w:val="false"/>
+                <w:b w:val="false"/>
+                <w:u w:val="none"/>
+                <w:strike w:val="false"/>
+                <w:sz w:val="14"/>
+                <w:szCs w:val="14"/>
+                <w:color w:val="000000"/>
+              </w:rPr>
+            </w:pPr>
+            <w:r>
+              <w:rPr>
+                <w:rFonts w:ascii="Times New Roman" w:hAnsi="Times New Roman" w:eastAsia="Times New Roman" w:cs="Times New Roman"/>
+                <w:i w:val="false"/>
+                <w:b w:val="false"/>
+                <w:u w:val="none"/>
+                <w:strike w:val="false"/>
+                <w:sz w:val="14"/>
+                <w:szCs w:val="14"/>
+                <w:color w:val="000000"/>
+              </w:rPr>
+              <w:t xml:space="preserve">0.021</w:t>
+            </w:r>
+          </w:p>
+        </w:tc>
+        <w:tc>
+          <w:tcPr>
+            <w:tcBorders>
+              <w:bottom w:val="none" w:sz="0" w:space="0" w:color="000000"/>
+              <w:top w:val="none" w:sz="0" w:space="0" w:color="000000"/>
+              <w:left w:val="none" w:sz="0" w:space="0" w:color="000000"/>
+              <w:right w:val="none" w:sz="0" w:space="0" w:color="000000"/>
+            </w:tcBorders>
+            <w:shd w:val="clear" w:color="auto" w:fill="FFFFFF"/>
+            <w:tcMar>
+              <w:top w:w="0" w:type="dxa"/>
+              <w:bottom w:w="0" w:type="dxa"/>
+              <w:left w:w="0" w:type="dxa"/>
+              <w:right w:w="0" w:type="dxa"/>
+            </w:tcMar>
+            <w:vAlign w:val="center"/>
+          </w:tcPr>
+          <w:p>
+            <w:pPr>
+              <w:pStyle w:val="Normal"/>
+              <w:jc w:val="left"/>
+              <w:pBdr>
+                <w:bottom w:val="none" w:sz="0" w:space="0" w:color="000000"/>
+                <w:top w:val="none" w:sz="0" w:space="0" w:color="000000"/>
+                <w:left w:val="none" w:sz="0" w:space="0" w:color="000000"/>
+                <w:right w:val="none" w:sz="0" w:space="0" w:color="000000"/>
+              </w:pBdr>
+              <w:spacing w:after="100" w:before="100" w:line="240"/>
+              <w:ind w:left="100" w:right="100" w:firstLine="0" w:firstLineChars="0"/>
+              <w:rPr>
+                <w:rFonts w:ascii="Times New Roman" w:hAnsi="Times New Roman" w:eastAsia="Times New Roman" w:cs="Times New Roman"/>
+                <w:i w:val="false"/>
+                <w:b w:val="false"/>
+                <w:u w:val="none"/>
+                <w:strike w:val="false"/>
+                <w:sz w:val="14"/>
+                <w:szCs w:val="14"/>
+                <w:color w:val="000000"/>
+              </w:rPr>
+            </w:pPr>
+            <w:r>
+              <w:rPr>
+                <w:rFonts w:ascii="Times New Roman" w:hAnsi="Times New Roman" w:eastAsia="Times New Roman" w:cs="Times New Roman"/>
+                <w:i w:val="false"/>
+                <w:b w:val="false"/>
+                <w:u w:val="none"/>
+                <w:strike w:val="false"/>
+                <w:sz w:val="14"/>
+                <w:szCs w:val="14"/>
+                <w:color w:val="000000"/>
+              </w:rPr>
+              <w:t xml:space="preserve">122.0</w:t>
             </w:r>
           </w:p>
         </w:tc>
@@ -13878,1777 +13878,7 @@
                 <w:szCs w:val="14"/>
                 <w:color w:val="000000"/>
               </w:rPr>
-              <w:t xml:space="preserve"/>
-            </w:r>
-          </w:p>
-        </w:tc>
-        <w:tc>
-          <w:tcPr>
-            <w:tcBorders>
-              <w:bottom w:val="none" w:sz="0" w:space="0" w:color="000000"/>
-              <w:top w:val="none" w:sz="0" w:space="0" w:color="000000"/>
-              <w:left w:val="none" w:sz="0" w:space="0" w:color="000000"/>
-              <w:right w:val="none" w:sz="0" w:space="0" w:color="000000"/>
-            </w:tcBorders>
-            <w:shd w:val="clear" w:color="auto" w:fill="FFFFFF"/>
-            <w:tcMar>
-              <w:top w:w="0" w:type="dxa"/>
-              <w:bottom w:w="0" w:type="dxa"/>
-              <w:left w:w="0" w:type="dxa"/>
-              <w:right w:w="0" w:type="dxa"/>
-            </w:tcMar>
-            <w:vAlign w:val="center"/>
-          </w:tcPr>
-          <w:p>
-            <w:pPr>
-              <w:pStyle w:val="Normal"/>
-              <w:jc w:val="left"/>
-              <w:pBdr>
-                <w:bottom w:val="none" w:sz="0" w:space="0" w:color="000000"/>
-                <w:top w:val="none" w:sz="0" w:space="0" w:color="000000"/>
-                <w:left w:val="none" w:sz="0" w:space="0" w:color="000000"/>
-                <w:right w:val="none" w:sz="0" w:space="0" w:color="000000"/>
-              </w:pBdr>
-              <w:spacing w:after="100" w:before="100" w:line="240"/>
-              <w:ind w:left="100" w:right="100" w:firstLine="0" w:firstLineChars="0"/>
-              <w:rPr>
-                <w:rFonts w:ascii="Times New Roman" w:hAnsi="Times New Roman" w:eastAsia="Times New Roman" w:cs="Times New Roman"/>
-                <w:i w:val="false"/>
-                <w:b w:val="false"/>
-                <w:u w:val="none"/>
-                <w:strike w:val="false"/>
-                <w:sz w:val="14"/>
-                <w:szCs w:val="14"/>
-                <w:color w:val="000000"/>
-              </w:rPr>
-            </w:pPr>
-            <w:r>
-              <w:rPr>
-                <w:rFonts w:ascii="Times New Roman" w:hAnsi="Times New Roman" w:eastAsia="Times New Roman" w:cs="Times New Roman"/>
-                <w:i w:val="false"/>
-                <w:b w:val="false"/>
-                <w:u w:val="none"/>
-                <w:strike w:val="false"/>
-                <w:sz w:val="14"/>
-                <w:szCs w:val="14"/>
-                <w:color w:val="000000"/>
-              </w:rPr>
-              <w:t xml:space="preserve"/>
-            </w:r>
-          </w:p>
-        </w:tc>
-        <w:tc>
-          <w:tcPr>
-            <w:tcBorders>
-              <w:bottom w:val="none" w:sz="0" w:space="0" w:color="000000"/>
-              <w:top w:val="none" w:sz="0" w:space="0" w:color="000000"/>
-              <w:left w:val="none" w:sz="0" w:space="0" w:color="000000"/>
-              <w:right w:val="none" w:sz="0" w:space="0" w:color="000000"/>
-            </w:tcBorders>
-            <w:shd w:val="clear" w:color="auto" w:fill="FFFFFF"/>
-            <w:tcMar>
-              <w:top w:w="0" w:type="dxa"/>
-              <w:bottom w:w="0" w:type="dxa"/>
-              <w:left w:w="0" w:type="dxa"/>
-              <w:right w:w="0" w:type="dxa"/>
-            </w:tcMar>
-            <w:vAlign w:val="center"/>
-          </w:tcPr>
-          <w:p>
-            <w:pPr>
-              <w:pStyle w:val="Normal"/>
-              <w:jc w:val="left"/>
-              <w:pBdr>
-                <w:bottom w:val="none" w:sz="0" w:space="0" w:color="000000"/>
-                <w:top w:val="none" w:sz="0" w:space="0" w:color="000000"/>
-                <w:left w:val="none" w:sz="0" w:space="0" w:color="000000"/>
-                <w:right w:val="none" w:sz="0" w:space="0" w:color="000000"/>
-              </w:pBdr>
-              <w:spacing w:after="100" w:before="100" w:line="240"/>
-              <w:ind w:left="100" w:right="100" w:firstLine="0" w:firstLineChars="0"/>
-              <w:rPr>
-                <w:rFonts w:ascii="Times New Roman" w:hAnsi="Times New Roman" w:eastAsia="Times New Roman" w:cs="Times New Roman"/>
-                <w:i w:val="false"/>
-                <w:b w:val="false"/>
-                <w:u w:val="none"/>
-                <w:strike w:val="false"/>
-                <w:sz w:val="14"/>
-                <w:szCs w:val="14"/>
-                <w:color w:val="000000"/>
-              </w:rPr>
-            </w:pPr>
-            <w:r>
-              <w:rPr>
-                <w:rFonts w:ascii="Times New Roman" w:hAnsi="Times New Roman" w:eastAsia="Times New Roman" w:cs="Times New Roman"/>
-                <w:i w:val="false"/>
-                <w:b w:val="false"/>
-                <w:u w:val="none"/>
-                <w:strike w:val="false"/>
-                <w:sz w:val="14"/>
-                <w:szCs w:val="14"/>
-                <w:color w:val="000000"/>
-              </w:rPr>
-              <w:t xml:space="preserve"/>
-            </w:r>
-          </w:p>
-        </w:tc>
-        <w:tc>
-          <w:tcPr>
-            <w:tcBorders>
-              <w:bottom w:val="none" w:sz="0" w:space="0" w:color="000000"/>
-              <w:top w:val="none" w:sz="0" w:space="0" w:color="000000"/>
-              <w:left w:val="none" w:sz="0" w:space="0" w:color="000000"/>
-              <w:right w:val="none" w:sz="0" w:space="0" w:color="000000"/>
-            </w:tcBorders>
-            <w:shd w:val="clear" w:color="auto" w:fill="FFFFFF"/>
-            <w:tcMar>
-              <w:top w:w="0" w:type="dxa"/>
-              <w:bottom w:w="0" w:type="dxa"/>
-              <w:left w:w="0" w:type="dxa"/>
-              <w:right w:w="0" w:type="dxa"/>
-            </w:tcMar>
-            <w:vAlign w:val="center"/>
-          </w:tcPr>
-          <w:p>
-            <w:pPr>
-              <w:pStyle w:val="Normal"/>
-              <w:jc w:val="left"/>
-              <w:pBdr>
-                <w:bottom w:val="none" w:sz="0" w:space="0" w:color="000000"/>
-                <w:top w:val="none" w:sz="0" w:space="0" w:color="000000"/>
-                <w:left w:val="none" w:sz="0" w:space="0" w:color="000000"/>
-                <w:right w:val="none" w:sz="0" w:space="0" w:color="000000"/>
-              </w:pBdr>
-              <w:spacing w:after="100" w:before="100" w:line="240"/>
-              <w:ind w:left="100" w:right="100" w:firstLine="0" w:firstLineChars="0"/>
-              <w:rPr>
-                <w:rFonts w:ascii="Times New Roman" w:hAnsi="Times New Roman" w:eastAsia="Times New Roman" w:cs="Times New Roman"/>
-                <w:i w:val="false"/>
-                <w:b w:val="false"/>
-                <w:u w:val="none"/>
-                <w:strike w:val="false"/>
-                <w:sz w:val="14"/>
-                <w:szCs w:val="14"/>
-                <w:color w:val="000000"/>
-              </w:rPr>
-            </w:pPr>
-            <w:r>
-              <w:rPr>
-                <w:rFonts w:ascii="Times New Roman" w:hAnsi="Times New Roman" w:eastAsia="Times New Roman" w:cs="Times New Roman"/>
-                <w:i w:val="false"/>
-                <w:b w:val="false"/>
-                <w:u w:val="none"/>
-                <w:strike w:val="false"/>
-                <w:sz w:val="14"/>
-                <w:szCs w:val="14"/>
-                <w:color w:val="000000"/>
-              </w:rPr>
-              <w:t xml:space="preserve"/>
-            </w:r>
-          </w:p>
-        </w:tc>
-        <w:tc>
-          <w:tcPr>
-            <w:tcBorders>
-              <w:bottom w:val="none" w:sz="0" w:space="0" w:color="000000"/>
-              <w:top w:val="none" w:sz="0" w:space="0" w:color="000000"/>
-              <w:left w:val="none" w:sz="0" w:space="0" w:color="000000"/>
-              <w:right w:val="none" w:sz="0" w:space="0" w:color="000000"/>
-            </w:tcBorders>
-            <w:shd w:val="clear" w:color="auto" w:fill="FFFFFF"/>
-            <w:tcMar>
-              <w:top w:w="0" w:type="dxa"/>
-              <w:bottom w:w="0" w:type="dxa"/>
-              <w:left w:w="0" w:type="dxa"/>
-              <w:right w:w="0" w:type="dxa"/>
-            </w:tcMar>
-            <w:vAlign w:val="center"/>
-          </w:tcPr>
-          <w:p>
-            <w:pPr>
-              <w:pStyle w:val="Normal"/>
-              <w:jc w:val="left"/>
-              <w:pBdr>
-                <w:bottom w:val="none" w:sz="0" w:space="0" w:color="000000"/>
-                <w:top w:val="none" w:sz="0" w:space="0" w:color="000000"/>
-                <w:left w:val="none" w:sz="0" w:space="0" w:color="000000"/>
-                <w:right w:val="none" w:sz="0" w:space="0" w:color="000000"/>
-              </w:pBdr>
-              <w:spacing w:after="100" w:before="100" w:line="240"/>
-              <w:ind w:left="100" w:right="100" w:firstLine="0" w:firstLineChars="0"/>
-              <w:rPr>
-                <w:rFonts w:ascii="Times New Roman" w:hAnsi="Times New Roman" w:eastAsia="Times New Roman" w:cs="Times New Roman"/>
-                <w:i w:val="false"/>
-                <w:b w:val="false"/>
-                <w:u w:val="none"/>
-                <w:strike w:val="false"/>
-                <w:sz w:val="14"/>
-                <w:szCs w:val="14"/>
-                <w:color w:val="000000"/>
-              </w:rPr>
-            </w:pPr>
-            <w:r>
-              <w:rPr>
-                <w:rFonts w:ascii="Times New Roman" w:hAnsi="Times New Roman" w:eastAsia="Times New Roman" w:cs="Times New Roman"/>
-                <w:i w:val="false"/>
-                <w:b w:val="false"/>
-                <w:u w:val="none"/>
-                <w:strike w:val="false"/>
-                <w:sz w:val="14"/>
-                <w:szCs w:val="14"/>
-                <w:color w:val="000000"/>
-              </w:rPr>
-              <w:t xml:space="preserve"/>
-            </w:r>
-          </w:p>
-        </w:tc>
-        <w:tc>
-          <w:tcPr>
-            <w:tcBorders>
-              <w:bottom w:val="none" w:sz="0" w:space="0" w:color="000000"/>
-              <w:top w:val="none" w:sz="0" w:space="0" w:color="000000"/>
-              <w:left w:val="none" w:sz="0" w:space="0" w:color="000000"/>
-              <w:right w:val="none" w:sz="0" w:space="0" w:color="000000"/>
-            </w:tcBorders>
-            <w:shd w:val="clear" w:color="auto" w:fill="FFFFFF"/>
-            <w:tcMar>
-              <w:top w:w="0" w:type="dxa"/>
-              <w:bottom w:w="0" w:type="dxa"/>
-              <w:left w:w="0" w:type="dxa"/>
-              <w:right w:w="0" w:type="dxa"/>
-            </w:tcMar>
-            <w:vAlign w:val="center"/>
-          </w:tcPr>
-          <w:p>
-            <w:pPr>
-              <w:pStyle w:val="Normal"/>
-              <w:jc w:val="left"/>
-              <w:pBdr>
-                <w:bottom w:val="none" w:sz="0" w:space="0" w:color="000000"/>
-                <w:top w:val="none" w:sz="0" w:space="0" w:color="000000"/>
-                <w:left w:val="none" w:sz="0" w:space="0" w:color="000000"/>
-                <w:right w:val="none" w:sz="0" w:space="0" w:color="000000"/>
-              </w:pBdr>
-              <w:spacing w:after="100" w:before="100" w:line="240"/>
-              <w:ind w:left="100" w:right="100" w:firstLine="0" w:firstLineChars="0"/>
-              <w:rPr>
-                <w:rFonts w:ascii="Times New Roman" w:hAnsi="Times New Roman" w:eastAsia="Times New Roman" w:cs="Times New Roman"/>
-                <w:i w:val="false"/>
-                <w:b w:val="false"/>
-                <w:u w:val="none"/>
-                <w:strike w:val="false"/>
-                <w:sz w:val="14"/>
-                <w:szCs w:val="14"/>
-                <w:color w:val="000000"/>
-              </w:rPr>
-            </w:pPr>
-            <w:r>
-              <w:rPr>
-                <w:rFonts w:ascii="Times New Roman" w:hAnsi="Times New Roman" w:eastAsia="Times New Roman" w:cs="Times New Roman"/>
-                <w:i w:val="false"/>
-                <w:b w:val="false"/>
-                <w:u w:val="none"/>
-                <w:strike w:val="false"/>
-                <w:sz w:val="14"/>
-                <w:szCs w:val="14"/>
-                <w:color w:val="000000"/>
-              </w:rPr>
-              <w:t xml:space="preserve">Yes</w:t>
-            </w:r>
-          </w:p>
-        </w:tc>
-        <w:tc>
-          <w:tcPr>
-            <w:tcBorders>
-              <w:bottom w:val="none" w:sz="0" w:space="0" w:color="000000"/>
-              <w:top w:val="none" w:sz="0" w:space="0" w:color="000000"/>
-              <w:left w:val="none" w:sz="0" w:space="0" w:color="000000"/>
-              <w:right w:val="none" w:sz="0" w:space="0" w:color="000000"/>
-            </w:tcBorders>
-            <w:shd w:val="clear" w:color="auto" w:fill="FFFFFF"/>
-            <w:tcMar>
-              <w:top w:w="0" w:type="dxa"/>
-              <w:bottom w:w="0" w:type="dxa"/>
-              <w:left w:w="0" w:type="dxa"/>
-              <w:right w:w="0" w:type="dxa"/>
-            </w:tcMar>
-            <w:vAlign w:val="center"/>
-          </w:tcPr>
-          <w:p>
-            <w:pPr>
-              <w:pStyle w:val="Normal"/>
-              <w:jc w:val="right"/>
-              <w:pBdr>
-                <w:bottom w:val="none" w:sz="0" w:space="0" w:color="000000"/>
-                <w:top w:val="none" w:sz="0" w:space="0" w:color="000000"/>
-                <w:left w:val="none" w:sz="0" w:space="0" w:color="000000"/>
-                <w:right w:val="none" w:sz="0" w:space="0" w:color="000000"/>
-              </w:pBdr>
-              <w:spacing w:after="100" w:before="100" w:line="240"/>
-              <w:ind w:left="100" w:right="100" w:firstLine="0" w:firstLineChars="0"/>
-              <w:rPr>
-                <w:rFonts w:ascii="Times New Roman" w:hAnsi="Times New Roman" w:eastAsia="Times New Roman" w:cs="Times New Roman"/>
-                <w:i w:val="false"/>
-                <w:b w:val="false"/>
-                <w:u w:val="none"/>
-                <w:strike w:val="false"/>
-                <w:sz w:val="14"/>
-                <w:szCs w:val="14"/>
-                <w:color w:val="000000"/>
-              </w:rPr>
-            </w:pPr>
-            <w:r>
-              <w:rPr>
-                <w:rFonts w:ascii="Times New Roman" w:hAnsi="Times New Roman" w:eastAsia="Times New Roman" w:cs="Times New Roman"/>
-                <w:i w:val="false"/>
-                <w:b w:val="false"/>
-                <w:u w:val="none"/>
-                <w:strike w:val="false"/>
-                <w:sz w:val="14"/>
-                <w:szCs w:val="14"/>
-                <w:color w:val="000000"/>
-              </w:rPr>
-              <w:t xml:space="preserve">false</w:t>
-            </w:r>
-          </w:p>
-        </w:tc>
-      </w:tr>
-      <w:tr>
-        <w:trPr>
-          <w:trHeight w:val="512" w:hRule="auto"/>
-        </w:trPr>
-        <w:tc>
-          <w:tcPr>
-            <w:tcBorders>
-              <w:bottom w:val="none" w:sz="0" w:space="0" w:color="000000"/>
-              <w:top w:val="none" w:sz="0" w:space="0" w:color="000000"/>
-              <w:left w:val="none" w:sz="0" w:space="0" w:color="000000"/>
-              <w:right w:val="none" w:sz="0" w:space="0" w:color="000000"/>
-            </w:tcBorders>
-            <w:shd w:val="clear" w:color="auto" w:fill="FFFFFF"/>
-            <w:tcMar>
-              <w:top w:w="0" w:type="dxa"/>
-              <w:bottom w:w="0" w:type="dxa"/>
-              <w:left w:w="0" w:type="dxa"/>
-              <w:right w:w="0" w:type="dxa"/>
-            </w:tcMar>
-            <w:vAlign w:val="center"/>
-          </w:tcPr>
-          <w:p>
-            <w:pPr>
-              <w:pStyle w:val="Normal"/>
-              <w:jc w:val="left"/>
-              <w:pBdr>
-                <w:bottom w:val="none" w:sz="0" w:space="0" w:color="000000"/>
-                <w:top w:val="none" w:sz="0" w:space="0" w:color="000000"/>
-                <w:left w:val="none" w:sz="0" w:space="0" w:color="000000"/>
-                <w:right w:val="none" w:sz="0" w:space="0" w:color="000000"/>
-              </w:pBdr>
-              <w:spacing w:after="100" w:before="100" w:line="240"/>
-              <w:ind w:left="100" w:right="100" w:firstLine="0" w:firstLineChars="0"/>
-              <w:rPr>
-                <w:rFonts w:ascii="Times New Roman" w:hAnsi="Times New Roman" w:eastAsia="Times New Roman" w:cs="Times New Roman"/>
-                <w:i w:val="false"/>
-                <w:b w:val="false"/>
-                <w:u w:val="none"/>
-                <w:strike w:val="false"/>
-                <w:sz w:val="14"/>
-                <w:szCs w:val="14"/>
-                <w:color w:val="000000"/>
-              </w:rPr>
-            </w:pPr>
-            <w:r>
-              <w:rPr>
-                <w:rFonts w:ascii="Times New Roman" w:hAnsi="Times New Roman" w:eastAsia="Times New Roman" w:cs="Times New Roman"/>
-                <w:i w:val="false"/>
-                <w:b w:val="false"/>
-                <w:u w:val="none"/>
-                <w:strike w:val="false"/>
-                <w:sz w:val="14"/>
-                <w:szCs w:val="14"/>
-                <w:color w:val="000000"/>
-              </w:rPr>
-              <w:t xml:space="preserve">Relapse-free survival</w:t>
-            </w:r>
-          </w:p>
-        </w:tc>
-        <w:tc>
-          <w:tcPr>
-            <w:tcBorders>
-              <w:bottom w:val="none" w:sz="0" w:space="0" w:color="000000"/>
-              <w:top w:val="none" w:sz="0" w:space="0" w:color="000000"/>
-              <w:left w:val="none" w:sz="0" w:space="0" w:color="000000"/>
-              <w:right w:val="none" w:sz="0" w:space="0" w:color="000000"/>
-            </w:tcBorders>
-            <w:shd w:val="clear" w:color="auto" w:fill="FFFFFF"/>
-            <w:tcMar>
-              <w:top w:w="0" w:type="dxa"/>
-              <w:bottom w:w="0" w:type="dxa"/>
-              <w:left w:w="0" w:type="dxa"/>
-              <w:right w:w="0" w:type="dxa"/>
-            </w:tcMar>
-            <w:vAlign w:val="center"/>
-          </w:tcPr>
-          <w:p>
-            <w:pPr>
-              <w:pStyle w:val="Normal"/>
-              <w:jc w:val="left"/>
-              <w:pBdr>
-                <w:bottom w:val="none" w:sz="0" w:space="0" w:color="000000"/>
-                <w:top w:val="none" w:sz="0" w:space="0" w:color="000000"/>
-                <w:left w:val="none" w:sz="0" w:space="0" w:color="000000"/>
-                <w:right w:val="none" w:sz="0" w:space="0" w:color="000000"/>
-              </w:pBdr>
-              <w:spacing w:after="100" w:before="100" w:line="240"/>
-              <w:ind w:left="100" w:right="100" w:firstLine="0" w:firstLineChars="0"/>
-              <w:rPr>
-                <w:rFonts w:ascii="Times New Roman" w:hAnsi="Times New Roman" w:eastAsia="Times New Roman" w:cs="Times New Roman"/>
-                <w:i w:val="false"/>
-                <w:b w:val="false"/>
-                <w:u w:val="none"/>
-                <w:strike w:val="false"/>
-                <w:sz w:val="14"/>
-                <w:szCs w:val="14"/>
-                <w:color w:val="000000"/>
-              </w:rPr>
-            </w:pPr>
-            <w:r>
-              <w:rPr>
-                <w:rFonts w:ascii="Times New Roman" w:hAnsi="Times New Roman" w:eastAsia="Times New Roman" w:cs="Times New Roman"/>
-                <w:i w:val="false"/>
-                <w:b w:val="false"/>
-                <w:u w:val="none"/>
-                <w:strike w:val="false"/>
-                <w:sz w:val="14"/>
-                <w:szCs w:val="14"/>
-                <w:color w:val="000000"/>
-              </w:rPr>
-              <w:t xml:space="preserve">pMMR</w:t>
-            </w:r>
-          </w:p>
-        </w:tc>
-        <w:tc>
-          <w:tcPr>
-            <w:tcBorders>
-              <w:bottom w:val="none" w:sz="0" w:space="0" w:color="000000"/>
-              <w:top w:val="none" w:sz="0" w:space="0" w:color="000000"/>
-              <w:left w:val="none" w:sz="0" w:space="0" w:color="000000"/>
-              <w:right w:val="none" w:sz="0" w:space="0" w:color="000000"/>
-            </w:tcBorders>
-            <w:shd w:val="clear" w:color="auto" w:fill="FFFFFF"/>
-            <w:tcMar>
-              <w:top w:w="0" w:type="dxa"/>
-              <w:bottom w:w="0" w:type="dxa"/>
-              <w:left w:w="0" w:type="dxa"/>
-              <w:right w:w="0" w:type="dxa"/>
-            </w:tcMar>
-            <w:vAlign w:val="center"/>
-          </w:tcPr>
-          <w:p>
-            <w:pPr>
-              <w:pStyle w:val="Normal"/>
-              <w:jc w:val="left"/>
-              <w:pBdr>
-                <w:bottom w:val="none" w:sz="0" w:space="0" w:color="000000"/>
-                <w:top w:val="none" w:sz="0" w:space="0" w:color="000000"/>
-                <w:left w:val="none" w:sz="0" w:space="0" w:color="000000"/>
-                <w:right w:val="none" w:sz="0" w:space="0" w:color="000000"/>
-              </w:pBdr>
-              <w:spacing w:after="100" w:before="100" w:line="240"/>
-              <w:ind w:left="100" w:right="100" w:firstLine="0" w:firstLineChars="0"/>
-              <w:rPr>
-                <w:rFonts w:ascii="Times New Roman" w:hAnsi="Times New Roman" w:eastAsia="Times New Roman" w:cs="Times New Roman"/>
-                <w:i w:val="false"/>
-                <w:b w:val="false"/>
-                <w:u w:val="none"/>
-                <w:strike w:val="false"/>
-                <w:sz w:val="14"/>
-                <w:szCs w:val="14"/>
-                <w:color w:val="000000"/>
-              </w:rPr>
-            </w:pPr>
-            <w:r>
-              <w:rPr>
-                <w:rFonts w:ascii="Times New Roman" w:hAnsi="Times New Roman" w:eastAsia="Times New Roman" w:cs="Times New Roman"/>
-                <w:i w:val="false"/>
-                <w:b w:val="false"/>
-                <w:u w:val="none"/>
-                <w:strike w:val="false"/>
-                <w:sz w:val="14"/>
-                <w:szCs w:val="14"/>
-                <w:color w:val="000000"/>
-              </w:rPr>
-              <w:t xml:space="preserve">Univariable</w:t>
-            </w:r>
-          </w:p>
-        </w:tc>
-        <w:tc>
-          <w:tcPr>
-            <w:tcBorders>
-              <w:bottom w:val="none" w:sz="0" w:space="0" w:color="000000"/>
-              <w:top w:val="none" w:sz="0" w:space="0" w:color="000000"/>
-              <w:left w:val="none" w:sz="0" w:space="0" w:color="000000"/>
-              <w:right w:val="none" w:sz="0" w:space="0" w:color="000000"/>
-            </w:tcBorders>
-            <w:shd w:val="clear" w:color="auto" w:fill="FFFFFF"/>
-            <w:tcMar>
-              <w:top w:w="0" w:type="dxa"/>
-              <w:bottom w:w="0" w:type="dxa"/>
-              <w:left w:w="0" w:type="dxa"/>
-              <w:right w:w="0" w:type="dxa"/>
-            </w:tcMar>
-            <w:vAlign w:val="center"/>
-          </w:tcPr>
-          <w:p>
-            <w:pPr>
-              <w:pStyle w:val="Normal"/>
-              <w:jc w:val="right"/>
-              <w:pBdr>
-                <w:bottom w:val="none" w:sz="0" w:space="0" w:color="000000"/>
-                <w:top w:val="none" w:sz="0" w:space="0" w:color="000000"/>
-                <w:left w:val="none" w:sz="0" w:space="0" w:color="000000"/>
-                <w:right w:val="none" w:sz="0" w:space="0" w:color="000000"/>
-              </w:pBdr>
-              <w:spacing w:after="100" w:before="100" w:line="240"/>
-              <w:ind w:left="100" w:right="100" w:firstLine="0" w:firstLineChars="0"/>
-              <w:rPr>
-                <w:rFonts w:ascii="Times New Roman" w:hAnsi="Times New Roman" w:eastAsia="Times New Roman" w:cs="Times New Roman"/>
-                <w:i w:val="false"/>
-                <w:b w:val="false"/>
-                <w:u w:val="none"/>
-                <w:strike w:val="false"/>
-                <w:sz w:val="14"/>
-                <w:szCs w:val="14"/>
-                <w:color w:val="000000"/>
-              </w:rPr>
-            </w:pPr>
-            <w:r>
-              <w:rPr>
-                <w:rFonts w:ascii="Times New Roman" w:hAnsi="Times New Roman" w:eastAsia="Times New Roman" w:cs="Times New Roman"/>
-                <w:i w:val="false"/>
-                <w:b w:val="false"/>
-                <w:u w:val="none"/>
-                <w:strike w:val="false"/>
-                <w:sz w:val="14"/>
-                <w:szCs w:val="14"/>
-                <w:color w:val="000000"/>
-              </w:rPr>
-              <w:t xml:space="preserve">439</w:t>
-            </w:r>
-          </w:p>
-        </w:tc>
-        <w:tc>
-          <w:tcPr>
-            <w:tcBorders>
-              <w:bottom w:val="none" w:sz="0" w:space="0" w:color="000000"/>
-              <w:top w:val="none" w:sz="0" w:space="0" w:color="000000"/>
-              <w:left w:val="none" w:sz="0" w:space="0" w:color="000000"/>
-              <w:right w:val="none" w:sz="0" w:space="0" w:color="000000"/>
-            </w:tcBorders>
-            <w:shd w:val="clear" w:color="auto" w:fill="FFFFFF"/>
-            <w:tcMar>
-              <w:top w:w="0" w:type="dxa"/>
-              <w:bottom w:w="0" w:type="dxa"/>
-              <w:left w:w="0" w:type="dxa"/>
-              <w:right w:w="0" w:type="dxa"/>
-            </w:tcMar>
-            <w:vAlign w:val="center"/>
-          </w:tcPr>
-          <w:p>
-            <w:pPr>
-              <w:pStyle w:val="Normal"/>
-              <w:jc w:val="right"/>
-              <w:pBdr>
-                <w:bottom w:val="none" w:sz="0" w:space="0" w:color="000000"/>
-                <w:top w:val="none" w:sz="0" w:space="0" w:color="000000"/>
-                <w:left w:val="none" w:sz="0" w:space="0" w:color="000000"/>
-                <w:right w:val="none" w:sz="0" w:space="0" w:color="000000"/>
-              </w:pBdr>
-              <w:spacing w:after="100" w:before="100" w:line="240"/>
-              <w:ind w:left="100" w:right="100" w:firstLine="0" w:firstLineChars="0"/>
-              <w:rPr>
-                <w:rFonts w:ascii="Times New Roman" w:hAnsi="Times New Roman" w:eastAsia="Times New Roman" w:cs="Times New Roman"/>
-                <w:i w:val="false"/>
-                <w:b w:val="false"/>
-                <w:u w:val="none"/>
-                <w:strike w:val="false"/>
-                <w:sz w:val="14"/>
-                <w:szCs w:val="14"/>
-                <w:color w:val="000000"/>
-              </w:rPr>
-            </w:pPr>
-            <w:r>
-              <w:rPr>
-                <w:rFonts w:ascii="Times New Roman" w:hAnsi="Times New Roman" w:eastAsia="Times New Roman" w:cs="Times New Roman"/>
-                <w:i w:val="false"/>
-                <w:b w:val="false"/>
-                <w:u w:val="none"/>
-                <w:strike w:val="false"/>
-                <w:sz w:val="14"/>
-                <w:szCs w:val="14"/>
-                <w:color w:val="000000"/>
-              </w:rPr>
-              <w:t xml:space="preserve">157</w:t>
-            </w:r>
-          </w:p>
-        </w:tc>
-        <w:tc>
-          <w:tcPr>
-            <w:tcBorders>
-              <w:bottom w:val="none" w:sz="0" w:space="0" w:color="000000"/>
-              <w:top w:val="none" w:sz="0" w:space="0" w:color="000000"/>
-              <w:left w:val="none" w:sz="0" w:space="0" w:color="000000"/>
-              <w:right w:val="none" w:sz="0" w:space="0" w:color="000000"/>
-            </w:tcBorders>
-            <w:shd w:val="clear" w:color="auto" w:fill="FFFFFF"/>
-            <w:tcMar>
-              <w:top w:w="0" w:type="dxa"/>
-              <w:bottom w:w="0" w:type="dxa"/>
-              <w:left w:w="0" w:type="dxa"/>
-              <w:right w:w="0" w:type="dxa"/>
-            </w:tcMar>
-            <w:vAlign w:val="center"/>
-          </w:tcPr>
-          <w:p>
-            <w:pPr>
-              <w:pStyle w:val="Normal"/>
-              <w:jc w:val="left"/>
-              <w:pBdr>
-                <w:bottom w:val="none" w:sz="0" w:space="0" w:color="000000"/>
-                <w:top w:val="none" w:sz="0" w:space="0" w:color="000000"/>
-                <w:left w:val="none" w:sz="0" w:space="0" w:color="000000"/>
-                <w:right w:val="none" w:sz="0" w:space="0" w:color="000000"/>
-              </w:pBdr>
-              <w:spacing w:after="100" w:before="100" w:line="240"/>
-              <w:ind w:left="100" w:right="100" w:firstLine="0" w:firstLineChars="0"/>
-              <w:rPr>
-                <w:rFonts w:ascii="Times New Roman" w:hAnsi="Times New Roman" w:eastAsia="Times New Roman" w:cs="Times New Roman"/>
-                <w:i w:val="false"/>
-                <w:b w:val="false"/>
-                <w:u w:val="none"/>
-                <w:strike w:val="false"/>
-                <w:sz w:val="14"/>
-                <w:szCs w:val="14"/>
-                <w:color w:val="000000"/>
-              </w:rPr>
-            </w:pPr>
-            <w:r>
-              <w:rPr>
-                <w:rFonts w:ascii="Times New Roman" w:hAnsi="Times New Roman" w:eastAsia="Times New Roman" w:cs="Times New Roman"/>
-                <w:i w:val="false"/>
-                <w:b w:val="false"/>
-                <w:u w:val="none"/>
-                <w:strike w:val="false"/>
-                <w:sz w:val="14"/>
-                <w:szCs w:val="14"/>
-                <w:color w:val="000000"/>
-              </w:rPr>
-              <w:t xml:space="preserve">0.79 (0.58–1.09)</w:t>
-            </w:r>
-          </w:p>
-        </w:tc>
-        <w:tc>
-          <w:tcPr>
-            <w:tcBorders>
-              <w:bottom w:val="none" w:sz="0" w:space="0" w:color="000000"/>
-              <w:top w:val="none" w:sz="0" w:space="0" w:color="000000"/>
-              <w:left w:val="none" w:sz="0" w:space="0" w:color="000000"/>
-              <w:right w:val="none" w:sz="0" w:space="0" w:color="000000"/>
-            </w:tcBorders>
-            <w:shd w:val="clear" w:color="auto" w:fill="FFFFFF"/>
-            <w:tcMar>
-              <w:top w:w="0" w:type="dxa"/>
-              <w:bottom w:w="0" w:type="dxa"/>
-              <w:left w:w="0" w:type="dxa"/>
-              <w:right w:w="0" w:type="dxa"/>
-            </w:tcMar>
-            <w:vAlign w:val="center"/>
-          </w:tcPr>
-          <w:p>
-            <w:pPr>
-              <w:pStyle w:val="Normal"/>
-              <w:jc w:val="left"/>
-              <w:pBdr>
-                <w:bottom w:val="none" w:sz="0" w:space="0" w:color="000000"/>
-                <w:top w:val="none" w:sz="0" w:space="0" w:color="000000"/>
-                <w:left w:val="none" w:sz="0" w:space="0" w:color="000000"/>
-                <w:right w:val="none" w:sz="0" w:space="0" w:color="000000"/>
-              </w:pBdr>
-              <w:spacing w:after="100" w:before="100" w:line="240"/>
-              <w:ind w:left="100" w:right="100" w:firstLine="0" w:firstLineChars="0"/>
-              <w:rPr>
-                <w:rFonts w:ascii="Times New Roman" w:hAnsi="Times New Roman" w:eastAsia="Times New Roman" w:cs="Times New Roman"/>
-                <w:i w:val="false"/>
-                <w:b w:val="false"/>
-                <w:u w:val="none"/>
-                <w:strike w:val="false"/>
-                <w:sz w:val="14"/>
-                <w:szCs w:val="14"/>
-                <w:color w:val="000000"/>
-              </w:rPr>
-            </w:pPr>
-            <w:r>
-              <w:rPr>
-                <w:rFonts w:ascii="Times New Roman" w:hAnsi="Times New Roman" w:eastAsia="Times New Roman" w:cs="Times New Roman"/>
-                <w:i w:val="false"/>
-                <w:b w:val="false"/>
-                <w:u w:val="none"/>
-                <w:strike w:val="false"/>
-                <w:sz w:val="14"/>
-                <w:szCs w:val="14"/>
-                <w:color w:val="000000"/>
-              </w:rPr>
-              <w:t xml:space="preserve">0.154</w:t>
-            </w:r>
-          </w:p>
-        </w:tc>
-        <w:tc>
-          <w:tcPr>
-            <w:tcBorders>
-              <w:bottom w:val="none" w:sz="0" w:space="0" w:color="000000"/>
-              <w:top w:val="none" w:sz="0" w:space="0" w:color="000000"/>
-              <w:left w:val="none" w:sz="0" w:space="0" w:color="000000"/>
-              <w:right w:val="none" w:sz="0" w:space="0" w:color="000000"/>
-            </w:tcBorders>
-            <w:shd w:val="clear" w:color="auto" w:fill="FFFFFF"/>
-            <w:tcMar>
-              <w:top w:w="0" w:type="dxa"/>
-              <w:bottom w:w="0" w:type="dxa"/>
-              <w:left w:w="0" w:type="dxa"/>
-              <w:right w:w="0" w:type="dxa"/>
-            </w:tcMar>
-            <w:vAlign w:val="center"/>
-          </w:tcPr>
-          <w:p>
-            <w:pPr>
-              <w:pStyle w:val="Normal"/>
-              <w:jc w:val="left"/>
-              <w:pBdr>
-                <w:bottom w:val="none" w:sz="0" w:space="0" w:color="000000"/>
-                <w:top w:val="none" w:sz="0" w:space="0" w:color="000000"/>
-                <w:left w:val="none" w:sz="0" w:space="0" w:color="000000"/>
-                <w:right w:val="none" w:sz="0" w:space="0" w:color="000000"/>
-              </w:pBdr>
-              <w:spacing w:after="100" w:before="100" w:line="240"/>
-              <w:ind w:left="100" w:right="100" w:firstLine="0" w:firstLineChars="0"/>
-              <w:rPr>
-                <w:rFonts w:ascii="Times New Roman" w:hAnsi="Times New Roman" w:eastAsia="Times New Roman" w:cs="Times New Roman"/>
-                <w:i w:val="false"/>
-                <w:b w:val="false"/>
-                <w:u w:val="none"/>
-                <w:strike w:val="false"/>
-                <w:sz w:val="14"/>
-                <w:szCs w:val="14"/>
-                <w:color w:val="000000"/>
-              </w:rPr>
-            </w:pPr>
-            <w:r>
-              <w:rPr>
-                <w:rFonts w:ascii="Times New Roman" w:hAnsi="Times New Roman" w:eastAsia="Times New Roman" w:cs="Times New Roman"/>
-                <w:i w:val="false"/>
-                <w:b w:val="false"/>
-                <w:u w:val="none"/>
-                <w:strike w:val="false"/>
-                <w:sz w:val="14"/>
-                <w:szCs w:val="14"/>
-                <w:color w:val="000000"/>
-              </w:rPr>
-              <w:t xml:space="preserve">157.0</w:t>
-            </w:r>
-          </w:p>
-        </w:tc>
-        <w:tc>
-          <w:tcPr>
-            <w:tcBorders>
-              <w:bottom w:val="none" w:sz="0" w:space="0" w:color="000000"/>
-              <w:top w:val="none" w:sz="0" w:space="0" w:color="000000"/>
-              <w:left w:val="none" w:sz="0" w:space="0" w:color="000000"/>
-              <w:right w:val="none" w:sz="0" w:space="0" w:color="000000"/>
-            </w:tcBorders>
-            <w:shd w:val="clear" w:color="auto" w:fill="FFFFFF"/>
-            <w:tcMar>
-              <w:top w:w="0" w:type="dxa"/>
-              <w:bottom w:w="0" w:type="dxa"/>
-              <w:left w:w="0" w:type="dxa"/>
-              <w:right w:w="0" w:type="dxa"/>
-            </w:tcMar>
-            <w:vAlign w:val="center"/>
-          </w:tcPr>
-          <w:p>
-            <w:pPr>
-              <w:pStyle w:val="Normal"/>
-              <w:jc w:val="right"/>
-              <w:pBdr>
-                <w:bottom w:val="none" w:sz="0" w:space="0" w:color="000000"/>
-                <w:top w:val="none" w:sz="0" w:space="0" w:color="000000"/>
-                <w:left w:val="none" w:sz="0" w:space="0" w:color="000000"/>
-                <w:right w:val="none" w:sz="0" w:space="0" w:color="000000"/>
-              </w:pBdr>
-              <w:spacing w:after="100" w:before="100" w:line="240"/>
-              <w:ind w:left="100" w:right="100" w:firstLine="0" w:firstLineChars="0"/>
-              <w:rPr>
-                <w:rFonts w:ascii="Times New Roman" w:hAnsi="Times New Roman" w:eastAsia="Times New Roman" w:cs="Times New Roman"/>
-                <w:i w:val="false"/>
-                <w:b w:val="false"/>
-                <w:u w:val="none"/>
-                <w:strike w:val="false"/>
-                <w:sz w:val="14"/>
-                <w:szCs w:val="14"/>
-                <w:color w:val="000000"/>
-              </w:rPr>
-            </w:pPr>
-            <w:r>
-              <w:rPr>
-                <w:rFonts w:ascii="Times New Roman" w:hAnsi="Times New Roman" w:eastAsia="Times New Roman" w:cs="Times New Roman"/>
-                <w:i w:val="false"/>
-                <w:b w:val="false"/>
-                <w:u w:val="none"/>
-                <w:strike w:val="false"/>
-                <w:sz w:val="14"/>
-                <w:szCs w:val="14"/>
-                <w:color w:val="000000"/>
-              </w:rPr>
-              <w:t xml:space="preserve"/>
-            </w:r>
-          </w:p>
-        </w:tc>
-        <w:tc>
-          <w:tcPr>
-            <w:tcBorders>
-              <w:bottom w:val="none" w:sz="0" w:space="0" w:color="000000"/>
-              <w:top w:val="none" w:sz="0" w:space="0" w:color="000000"/>
-              <w:left w:val="none" w:sz="0" w:space="0" w:color="000000"/>
-              <w:right w:val="none" w:sz="0" w:space="0" w:color="000000"/>
-            </w:tcBorders>
-            <w:shd w:val="clear" w:color="auto" w:fill="FFFFFF"/>
-            <w:tcMar>
-              <w:top w:w="0" w:type="dxa"/>
-              <w:bottom w:w="0" w:type="dxa"/>
-              <w:left w:w="0" w:type="dxa"/>
-              <w:right w:w="0" w:type="dxa"/>
-            </w:tcMar>
-            <w:vAlign w:val="center"/>
-          </w:tcPr>
-          <w:p>
-            <w:pPr>
-              <w:pStyle w:val="Normal"/>
-              <w:jc w:val="left"/>
-              <w:pBdr>
-                <w:bottom w:val="none" w:sz="0" w:space="0" w:color="000000"/>
-                <w:top w:val="none" w:sz="0" w:space="0" w:color="000000"/>
-                <w:left w:val="none" w:sz="0" w:space="0" w:color="000000"/>
-                <w:right w:val="none" w:sz="0" w:space="0" w:color="000000"/>
-              </w:pBdr>
-              <w:spacing w:after="100" w:before="100" w:line="240"/>
-              <w:ind w:left="100" w:right="100" w:firstLine="0" w:firstLineChars="0"/>
-              <w:rPr>
-                <w:rFonts w:ascii="Times New Roman" w:hAnsi="Times New Roman" w:eastAsia="Times New Roman" w:cs="Times New Roman"/>
-                <w:i w:val="false"/>
-                <w:b w:val="false"/>
-                <w:u w:val="none"/>
-                <w:strike w:val="false"/>
-                <w:sz w:val="14"/>
-                <w:szCs w:val="14"/>
-                <w:color w:val="000000"/>
-              </w:rPr>
-            </w:pPr>
-            <w:r>
-              <w:rPr>
-                <w:rFonts w:ascii="Times New Roman" w:hAnsi="Times New Roman" w:eastAsia="Times New Roman" w:cs="Times New Roman"/>
-                <w:i w:val="false"/>
-                <w:b w:val="false"/>
-                <w:u w:val="none"/>
-                <w:strike w:val="false"/>
-                <w:sz w:val="14"/>
-                <w:szCs w:val="14"/>
-                <w:color w:val="000000"/>
-              </w:rPr>
-              <w:t xml:space="preserve">0.176</w:t>
-            </w:r>
-          </w:p>
-        </w:tc>
-        <w:tc>
-          <w:tcPr>
-            <w:tcBorders>
-              <w:bottom w:val="none" w:sz="0" w:space="0" w:color="000000"/>
-              <w:top w:val="none" w:sz="0" w:space="0" w:color="000000"/>
-              <w:left w:val="none" w:sz="0" w:space="0" w:color="000000"/>
-              <w:right w:val="none" w:sz="0" w:space="0" w:color="000000"/>
-            </w:tcBorders>
-            <w:shd w:val="clear" w:color="auto" w:fill="FFFFFF"/>
-            <w:tcMar>
-              <w:top w:w="0" w:type="dxa"/>
-              <w:bottom w:w="0" w:type="dxa"/>
-              <w:left w:w="0" w:type="dxa"/>
-              <w:right w:w="0" w:type="dxa"/>
-            </w:tcMar>
-            <w:vAlign w:val="center"/>
-          </w:tcPr>
-          <w:p>
-            <w:pPr>
-              <w:pStyle w:val="Normal"/>
-              <w:jc w:val="left"/>
-              <w:pBdr>
-                <w:bottom w:val="none" w:sz="0" w:space="0" w:color="000000"/>
-                <w:top w:val="none" w:sz="0" w:space="0" w:color="000000"/>
-                <w:left w:val="none" w:sz="0" w:space="0" w:color="000000"/>
-                <w:right w:val="none" w:sz="0" w:space="0" w:color="000000"/>
-              </w:pBdr>
-              <w:spacing w:after="100" w:before="100" w:line="240"/>
-              <w:ind w:left="100" w:right="100" w:firstLine="0" w:firstLineChars="0"/>
-              <w:rPr>
-                <w:rFonts w:ascii="Times New Roman" w:hAnsi="Times New Roman" w:eastAsia="Times New Roman" w:cs="Times New Roman"/>
-                <w:i w:val="false"/>
-                <w:b w:val="false"/>
-                <w:u w:val="none"/>
-                <w:strike w:val="false"/>
-                <w:sz w:val="14"/>
-                <w:szCs w:val="14"/>
-                <w:color w:val="000000"/>
-              </w:rPr>
-            </w:pPr>
-            <w:r>
-              <w:rPr>
-                <w:rFonts w:ascii="Times New Roman" w:hAnsi="Times New Roman" w:eastAsia="Times New Roman" w:cs="Times New Roman"/>
-                <w:i w:val="false"/>
-                <w:b w:val="false"/>
-                <w:u w:val="none"/>
-                <w:strike w:val="false"/>
-                <w:sz w:val="14"/>
-                <w:szCs w:val="14"/>
-                <w:color w:val="000000"/>
-              </w:rPr>
-              <w:t xml:space="preserve"/>
-            </w:r>
-          </w:p>
-        </w:tc>
-        <w:tc>
-          <w:tcPr>
-            <w:tcBorders>
-              <w:bottom w:val="none" w:sz="0" w:space="0" w:color="000000"/>
-              <w:top w:val="none" w:sz="0" w:space="0" w:color="000000"/>
-              <w:left w:val="none" w:sz="0" w:space="0" w:color="000000"/>
-              <w:right w:val="none" w:sz="0" w:space="0" w:color="000000"/>
-            </w:tcBorders>
-            <w:shd w:val="clear" w:color="auto" w:fill="FFFFFF"/>
-            <w:tcMar>
-              <w:top w:w="0" w:type="dxa"/>
-              <w:bottom w:w="0" w:type="dxa"/>
-              <w:left w:w="0" w:type="dxa"/>
-              <w:right w:w="0" w:type="dxa"/>
-            </w:tcMar>
-            <w:vAlign w:val="center"/>
-          </w:tcPr>
-          <w:p>
-            <w:pPr>
-              <w:pStyle w:val="Normal"/>
-              <w:jc w:val="left"/>
-              <w:pBdr>
-                <w:bottom w:val="none" w:sz="0" w:space="0" w:color="000000"/>
-                <w:top w:val="none" w:sz="0" w:space="0" w:color="000000"/>
-                <w:left w:val="none" w:sz="0" w:space="0" w:color="000000"/>
-                <w:right w:val="none" w:sz="0" w:space="0" w:color="000000"/>
-              </w:pBdr>
-              <w:spacing w:after="100" w:before="100" w:line="240"/>
-              <w:ind w:left="100" w:right="100" w:firstLine="0" w:firstLineChars="0"/>
-              <w:rPr>
-                <w:rFonts w:ascii="Times New Roman" w:hAnsi="Times New Roman" w:eastAsia="Times New Roman" w:cs="Times New Roman"/>
-                <w:i w:val="false"/>
-                <w:b w:val="false"/>
-                <w:u w:val="none"/>
-                <w:strike w:val="false"/>
-                <w:sz w:val="14"/>
-                <w:szCs w:val="14"/>
-                <w:color w:val="000000"/>
-              </w:rPr>
-            </w:pPr>
-            <w:r>
-              <w:rPr>
-                <w:rFonts w:ascii="Times New Roman" w:hAnsi="Times New Roman" w:eastAsia="Times New Roman" w:cs="Times New Roman"/>
-                <w:i w:val="false"/>
-                <w:b w:val="false"/>
-                <w:u w:val="none"/>
-                <w:strike w:val="false"/>
-                <w:sz w:val="14"/>
-                <w:szCs w:val="14"/>
-                <w:color w:val="000000"/>
-              </w:rPr>
-              <w:t xml:space="preserve">0.149</w:t>
-            </w:r>
-          </w:p>
-        </w:tc>
-        <w:tc>
-          <w:tcPr>
-            <w:tcBorders>
-              <w:bottom w:val="none" w:sz="0" w:space="0" w:color="000000"/>
-              <w:top w:val="none" w:sz="0" w:space="0" w:color="000000"/>
-              <w:left w:val="none" w:sz="0" w:space="0" w:color="000000"/>
-              <w:right w:val="none" w:sz="0" w:space="0" w:color="000000"/>
-            </w:tcBorders>
-            <w:shd w:val="clear" w:color="auto" w:fill="FFFFFF"/>
-            <w:tcMar>
-              <w:top w:w="0" w:type="dxa"/>
-              <w:bottom w:w="0" w:type="dxa"/>
-              <w:left w:w="0" w:type="dxa"/>
-              <w:right w:w="0" w:type="dxa"/>
-            </w:tcMar>
-            <w:vAlign w:val="center"/>
-          </w:tcPr>
-          <w:p>
-            <w:pPr>
-              <w:pStyle w:val="Normal"/>
-              <w:jc w:val="left"/>
-              <w:pBdr>
-                <w:bottom w:val="none" w:sz="0" w:space="0" w:color="000000"/>
-                <w:top w:val="none" w:sz="0" w:space="0" w:color="000000"/>
-                <w:left w:val="none" w:sz="0" w:space="0" w:color="000000"/>
-                <w:right w:val="none" w:sz="0" w:space="0" w:color="000000"/>
-              </w:pBdr>
-              <w:spacing w:after="100" w:before="100" w:line="240"/>
-              <w:ind w:left="100" w:right="100" w:firstLine="0" w:firstLineChars="0"/>
-              <w:rPr>
-                <w:rFonts w:ascii="Times New Roman" w:hAnsi="Times New Roman" w:eastAsia="Times New Roman" w:cs="Times New Roman"/>
-                <w:i w:val="false"/>
-                <w:b w:val="false"/>
-                <w:u w:val="none"/>
-                <w:strike w:val="false"/>
-                <w:sz w:val="14"/>
-                <w:szCs w:val="14"/>
-                <w:color w:val="000000"/>
-              </w:rPr>
-            </w:pPr>
-            <w:r>
-              <w:rPr>
-                <w:rFonts w:ascii="Times New Roman" w:hAnsi="Times New Roman" w:eastAsia="Times New Roman" w:cs="Times New Roman"/>
-                <w:i w:val="false"/>
-                <w:b w:val="false"/>
-                <w:u w:val="none"/>
-                <w:strike w:val="false"/>
-                <w:sz w:val="14"/>
-                <w:szCs w:val="14"/>
-                <w:color w:val="000000"/>
-              </w:rPr>
-              <w:t xml:space="preserve">3.13 (-1.36, 7.62)</w:t>
-            </w:r>
-          </w:p>
-        </w:tc>
-        <w:tc>
-          <w:tcPr>
-            <w:tcBorders>
-              <w:bottom w:val="none" w:sz="0" w:space="0" w:color="000000"/>
-              <w:top w:val="none" w:sz="0" w:space="0" w:color="000000"/>
-              <w:left w:val="none" w:sz="0" w:space="0" w:color="000000"/>
-              <w:right w:val="none" w:sz="0" w:space="0" w:color="000000"/>
-            </w:tcBorders>
-            <w:shd w:val="clear" w:color="auto" w:fill="FFFFFF"/>
-            <w:tcMar>
-              <w:top w:w="0" w:type="dxa"/>
-              <w:bottom w:w="0" w:type="dxa"/>
-              <w:left w:w="0" w:type="dxa"/>
-              <w:right w:w="0" w:type="dxa"/>
-            </w:tcMar>
-            <w:vAlign w:val="center"/>
-          </w:tcPr>
-          <w:p>
-            <w:pPr>
-              <w:pStyle w:val="Normal"/>
-              <w:jc w:val="left"/>
-              <w:pBdr>
-                <w:bottom w:val="none" w:sz="0" w:space="0" w:color="000000"/>
-                <w:top w:val="none" w:sz="0" w:space="0" w:color="000000"/>
-                <w:left w:val="none" w:sz="0" w:space="0" w:color="000000"/>
-                <w:right w:val="none" w:sz="0" w:space="0" w:color="000000"/>
-              </w:pBdr>
-              <w:spacing w:after="100" w:before="100" w:line="240"/>
-              <w:ind w:left="100" w:right="100" w:firstLine="0" w:firstLineChars="0"/>
-              <w:rPr>
-                <w:rFonts w:ascii="Times New Roman" w:hAnsi="Times New Roman" w:eastAsia="Times New Roman" w:cs="Times New Roman"/>
-                <w:i w:val="false"/>
-                <w:b w:val="false"/>
-                <w:u w:val="none"/>
-                <w:strike w:val="false"/>
-                <w:sz w:val="14"/>
-                <w:szCs w:val="14"/>
-                <w:color w:val="000000"/>
-              </w:rPr>
-            </w:pPr>
-            <w:r>
-              <w:rPr>
-                <w:rFonts w:ascii="Times New Roman" w:hAnsi="Times New Roman" w:eastAsia="Times New Roman" w:cs="Times New Roman"/>
-                <w:i w:val="false"/>
-                <w:b w:val="false"/>
-                <w:u w:val="none"/>
-                <w:strike w:val="false"/>
-                <w:sz w:val="14"/>
-                <w:szCs w:val="14"/>
-                <w:color w:val="000000"/>
-              </w:rPr>
-              <w:t xml:space="preserve">0.171</w:t>
-            </w:r>
-          </w:p>
-        </w:tc>
-        <w:tc>
-          <w:tcPr>
-            <w:tcBorders>
-              <w:bottom w:val="none" w:sz="0" w:space="0" w:color="000000"/>
-              <w:top w:val="none" w:sz="0" w:space="0" w:color="000000"/>
-              <w:left w:val="none" w:sz="0" w:space="0" w:color="000000"/>
-              <w:right w:val="none" w:sz="0" w:space="0" w:color="000000"/>
-            </w:tcBorders>
-            <w:shd w:val="clear" w:color="auto" w:fill="FFFFFF"/>
-            <w:tcMar>
-              <w:top w:w="0" w:type="dxa"/>
-              <w:bottom w:w="0" w:type="dxa"/>
-              <w:left w:w="0" w:type="dxa"/>
-              <w:right w:w="0" w:type="dxa"/>
-            </w:tcMar>
-            <w:vAlign w:val="center"/>
-          </w:tcPr>
-          <w:p>
-            <w:pPr>
-              <w:pStyle w:val="Normal"/>
-              <w:jc w:val="left"/>
-              <w:pBdr>
-                <w:bottom w:val="none" w:sz="0" w:space="0" w:color="000000"/>
-                <w:top w:val="none" w:sz="0" w:space="0" w:color="000000"/>
-                <w:left w:val="none" w:sz="0" w:space="0" w:color="000000"/>
-                <w:right w:val="none" w:sz="0" w:space="0" w:color="000000"/>
-              </w:pBdr>
-              <w:spacing w:after="100" w:before="100" w:line="240"/>
-              <w:ind w:left="100" w:right="100" w:firstLine="0" w:firstLineChars="0"/>
-              <w:rPr>
-                <w:rFonts w:ascii="Times New Roman" w:hAnsi="Times New Roman" w:eastAsia="Times New Roman" w:cs="Times New Roman"/>
-                <w:i w:val="false"/>
-                <w:b w:val="false"/>
-                <w:u w:val="none"/>
-                <w:strike w:val="false"/>
-                <w:sz w:val="14"/>
-                <w:szCs w:val="14"/>
-                <w:color w:val="000000"/>
-              </w:rPr>
-            </w:pPr>
-            <w:r>
-              <w:rPr>
-                <w:rFonts w:ascii="Times New Roman" w:hAnsi="Times New Roman" w:eastAsia="Times New Roman" w:cs="Times New Roman"/>
-                <w:i w:val="false"/>
-                <w:b w:val="false"/>
-                <w:u w:val="none"/>
-                <w:strike w:val="false"/>
-                <w:sz w:val="14"/>
-                <w:szCs w:val="14"/>
-                <w:color w:val="000000"/>
-              </w:rPr>
-              <w:t xml:space="preserve">Yes</w:t>
-            </w:r>
-          </w:p>
-        </w:tc>
-        <w:tc>
-          <w:tcPr>
-            <w:tcBorders>
-              <w:bottom w:val="none" w:sz="0" w:space="0" w:color="000000"/>
-              <w:top w:val="none" w:sz="0" w:space="0" w:color="000000"/>
-              <w:left w:val="none" w:sz="0" w:space="0" w:color="000000"/>
-              <w:right w:val="none" w:sz="0" w:space="0" w:color="000000"/>
-            </w:tcBorders>
-            <w:shd w:val="clear" w:color="auto" w:fill="FFFFFF"/>
-            <w:tcMar>
-              <w:top w:w="0" w:type="dxa"/>
-              <w:bottom w:w="0" w:type="dxa"/>
-              <w:left w:w="0" w:type="dxa"/>
-              <w:right w:w="0" w:type="dxa"/>
-            </w:tcMar>
-            <w:vAlign w:val="center"/>
-          </w:tcPr>
-          <w:p>
-            <w:pPr>
-              <w:pStyle w:val="Normal"/>
-              <w:jc w:val="right"/>
-              <w:pBdr>
-                <w:bottom w:val="none" w:sz="0" w:space="0" w:color="000000"/>
-                <w:top w:val="none" w:sz="0" w:space="0" w:color="000000"/>
-                <w:left w:val="none" w:sz="0" w:space="0" w:color="000000"/>
-                <w:right w:val="none" w:sz="0" w:space="0" w:color="000000"/>
-              </w:pBdr>
-              <w:spacing w:after="100" w:before="100" w:line="240"/>
-              <w:ind w:left="100" w:right="100" w:firstLine="0" w:firstLineChars="0"/>
-              <w:rPr>
-                <w:rFonts w:ascii="Times New Roman" w:hAnsi="Times New Roman" w:eastAsia="Times New Roman" w:cs="Times New Roman"/>
-                <w:i w:val="false"/>
-                <w:b w:val="false"/>
-                <w:u w:val="none"/>
-                <w:strike w:val="false"/>
-                <w:sz w:val="14"/>
-                <w:szCs w:val="14"/>
-                <w:color w:val="000000"/>
-              </w:rPr>
-            </w:pPr>
-            <w:r>
-              <w:rPr>
-                <w:rFonts w:ascii="Times New Roman" w:hAnsi="Times New Roman" w:eastAsia="Times New Roman" w:cs="Times New Roman"/>
-                <w:i w:val="false"/>
-                <w:b w:val="false"/>
-                <w:u w:val="none"/>
-                <w:strike w:val="false"/>
-                <w:sz w:val="14"/>
-                <w:szCs w:val="14"/>
-                <w:color w:val="000000"/>
-              </w:rPr>
-              <w:t xml:space="preserve">false</w:t>
-            </w:r>
-          </w:p>
-        </w:tc>
-      </w:tr>
-      <w:tr>
-        <w:trPr>
-          <w:trHeight w:val="512" w:hRule="auto"/>
-        </w:trPr>
-        <w:tc>
-          <w:tcPr>
-            <w:tcBorders>
-              <w:bottom w:val="none" w:sz="0" w:space="0" w:color="000000"/>
-              <w:top w:val="none" w:sz="0" w:space="0" w:color="000000"/>
-              <w:left w:val="none" w:sz="0" w:space="0" w:color="000000"/>
-              <w:right w:val="none" w:sz="0" w:space="0" w:color="000000"/>
-            </w:tcBorders>
-            <w:shd w:val="clear" w:color="auto" w:fill="FFFFFF"/>
-            <w:tcMar>
-              <w:top w:w="0" w:type="dxa"/>
-              <w:bottom w:w="0" w:type="dxa"/>
-              <w:left w:w="0" w:type="dxa"/>
-              <w:right w:w="0" w:type="dxa"/>
-            </w:tcMar>
-            <w:vAlign w:val="center"/>
-          </w:tcPr>
-          <w:p>
-            <w:pPr>
-              <w:pStyle w:val="Normal"/>
-              <w:jc w:val="left"/>
-              <w:pBdr>
-                <w:bottom w:val="none" w:sz="0" w:space="0" w:color="000000"/>
-                <w:top w:val="none" w:sz="0" w:space="0" w:color="000000"/>
-                <w:left w:val="none" w:sz="0" w:space="0" w:color="000000"/>
-                <w:right w:val="none" w:sz="0" w:space="0" w:color="000000"/>
-              </w:pBdr>
-              <w:spacing w:after="100" w:before="100" w:line="240"/>
-              <w:ind w:left="100" w:right="100" w:firstLine="0" w:firstLineChars="0"/>
-              <w:rPr>
-                <w:rFonts w:ascii="Times New Roman" w:hAnsi="Times New Roman" w:eastAsia="Times New Roman" w:cs="Times New Roman"/>
-                <w:i w:val="false"/>
-                <w:b w:val="false"/>
-                <w:u w:val="none"/>
-                <w:strike w:val="false"/>
-                <w:sz w:val="14"/>
-                <w:szCs w:val="14"/>
-                <w:color w:val="000000"/>
-              </w:rPr>
-            </w:pPr>
-            <w:r>
-              <w:rPr>
-                <w:rFonts w:ascii="Times New Roman" w:hAnsi="Times New Roman" w:eastAsia="Times New Roman" w:cs="Times New Roman"/>
-                <w:i w:val="false"/>
-                <w:b w:val="false"/>
-                <w:u w:val="none"/>
-                <w:strike w:val="false"/>
-                <w:sz w:val="14"/>
-                <w:szCs w:val="14"/>
-                <w:color w:val="000000"/>
-              </w:rPr>
-              <w:t xml:space="preserve">Relapse-free survival</w:t>
-            </w:r>
-          </w:p>
-        </w:tc>
-        <w:tc>
-          <w:tcPr>
-            <w:tcBorders>
-              <w:bottom w:val="none" w:sz="0" w:space="0" w:color="000000"/>
-              <w:top w:val="none" w:sz="0" w:space="0" w:color="000000"/>
-              <w:left w:val="none" w:sz="0" w:space="0" w:color="000000"/>
-              <w:right w:val="none" w:sz="0" w:space="0" w:color="000000"/>
-            </w:tcBorders>
-            <w:shd w:val="clear" w:color="auto" w:fill="FFFFFF"/>
-            <w:tcMar>
-              <w:top w:w="0" w:type="dxa"/>
-              <w:bottom w:w="0" w:type="dxa"/>
-              <w:left w:w="0" w:type="dxa"/>
-              <w:right w:w="0" w:type="dxa"/>
-            </w:tcMar>
-            <w:vAlign w:val="center"/>
-          </w:tcPr>
-          <w:p>
-            <w:pPr>
-              <w:pStyle w:val="Normal"/>
-              <w:jc w:val="left"/>
-              <w:pBdr>
-                <w:bottom w:val="none" w:sz="0" w:space="0" w:color="000000"/>
-                <w:top w:val="none" w:sz="0" w:space="0" w:color="000000"/>
-                <w:left w:val="none" w:sz="0" w:space="0" w:color="000000"/>
-                <w:right w:val="none" w:sz="0" w:space="0" w:color="000000"/>
-              </w:pBdr>
-              <w:spacing w:after="100" w:before="100" w:line="240"/>
-              <w:ind w:left="100" w:right="100" w:firstLine="0" w:firstLineChars="0"/>
-              <w:rPr>
-                <w:rFonts w:ascii="Times New Roman" w:hAnsi="Times New Roman" w:eastAsia="Times New Roman" w:cs="Times New Roman"/>
-                <w:i w:val="false"/>
-                <w:b w:val="false"/>
-                <w:u w:val="none"/>
-                <w:strike w:val="false"/>
-                <w:sz w:val="14"/>
-                <w:szCs w:val="14"/>
-                <w:color w:val="000000"/>
-              </w:rPr>
-            </w:pPr>
-            <w:r>
-              <w:rPr>
-                <w:rFonts w:ascii="Times New Roman" w:hAnsi="Times New Roman" w:eastAsia="Times New Roman" w:cs="Times New Roman"/>
-                <w:i w:val="false"/>
-                <w:b w:val="false"/>
-                <w:u w:val="none"/>
-                <w:strike w:val="false"/>
-                <w:sz w:val="14"/>
-                <w:szCs w:val="14"/>
-                <w:color w:val="000000"/>
-              </w:rPr>
-              <w:t xml:space="preserve">pMMR</w:t>
-            </w:r>
-          </w:p>
-        </w:tc>
-        <w:tc>
-          <w:tcPr>
-            <w:tcBorders>
-              <w:bottom w:val="none" w:sz="0" w:space="0" w:color="000000"/>
-              <w:top w:val="none" w:sz="0" w:space="0" w:color="000000"/>
-              <w:left w:val="none" w:sz="0" w:space="0" w:color="000000"/>
-              <w:right w:val="none" w:sz="0" w:space="0" w:color="000000"/>
-            </w:tcBorders>
-            <w:shd w:val="clear" w:color="auto" w:fill="FFFFFF"/>
-            <w:tcMar>
-              <w:top w:w="0" w:type="dxa"/>
-              <w:bottom w:w="0" w:type="dxa"/>
-              <w:left w:w="0" w:type="dxa"/>
-              <w:right w:w="0" w:type="dxa"/>
-            </w:tcMar>
-            <w:vAlign w:val="center"/>
-          </w:tcPr>
-          <w:p>
-            <w:pPr>
-              <w:pStyle w:val="Normal"/>
-              <w:jc w:val="left"/>
-              <w:pBdr>
-                <w:bottom w:val="none" w:sz="0" w:space="0" w:color="000000"/>
-                <w:top w:val="none" w:sz="0" w:space="0" w:color="000000"/>
-                <w:left w:val="none" w:sz="0" w:space="0" w:color="000000"/>
-                <w:right w:val="none" w:sz="0" w:space="0" w:color="000000"/>
-              </w:pBdr>
-              <w:spacing w:after="100" w:before="100" w:line="240"/>
-              <w:ind w:left="100" w:right="100" w:firstLine="0" w:firstLineChars="0"/>
-              <w:rPr>
-                <w:rFonts w:ascii="Times New Roman" w:hAnsi="Times New Roman" w:eastAsia="Times New Roman" w:cs="Times New Roman"/>
-                <w:i w:val="false"/>
-                <w:b w:val="false"/>
-                <w:u w:val="none"/>
-                <w:strike w:val="false"/>
-                <w:sz w:val="14"/>
-                <w:szCs w:val="14"/>
-                <w:color w:val="000000"/>
-              </w:rPr>
-            </w:pPr>
-            <w:r>
-              <w:rPr>
-                <w:rFonts w:ascii="Times New Roman" w:hAnsi="Times New Roman" w:eastAsia="Times New Roman" w:cs="Times New Roman"/>
-                <w:i w:val="false"/>
-                <w:b w:val="false"/>
-                <w:u w:val="none"/>
-                <w:strike w:val="false"/>
-                <w:sz w:val="14"/>
-                <w:szCs w:val="14"/>
-                <w:color w:val="000000"/>
-              </w:rPr>
-              <w:t xml:space="preserve">Univariable, continuous (per 1 log2 unit)</w:t>
-            </w:r>
-          </w:p>
-        </w:tc>
-        <w:tc>
-          <w:tcPr>
-            <w:tcBorders>
-              <w:bottom w:val="none" w:sz="0" w:space="0" w:color="000000"/>
-              <w:top w:val="none" w:sz="0" w:space="0" w:color="000000"/>
-              <w:left w:val="none" w:sz="0" w:space="0" w:color="000000"/>
-              <w:right w:val="none" w:sz="0" w:space="0" w:color="000000"/>
-            </w:tcBorders>
-            <w:shd w:val="clear" w:color="auto" w:fill="FFFFFF"/>
-            <w:tcMar>
-              <w:top w:w="0" w:type="dxa"/>
-              <w:bottom w:w="0" w:type="dxa"/>
-              <w:left w:w="0" w:type="dxa"/>
-              <w:right w:w="0" w:type="dxa"/>
-            </w:tcMar>
-            <w:vAlign w:val="center"/>
-          </w:tcPr>
-          <w:p>
-            <w:pPr>
-              <w:pStyle w:val="Normal"/>
-              <w:jc w:val="right"/>
-              <w:pBdr>
-                <w:bottom w:val="none" w:sz="0" w:space="0" w:color="000000"/>
-                <w:top w:val="none" w:sz="0" w:space="0" w:color="000000"/>
-                <w:left w:val="none" w:sz="0" w:space="0" w:color="000000"/>
-                <w:right w:val="none" w:sz="0" w:space="0" w:color="000000"/>
-              </w:pBdr>
-              <w:spacing w:after="100" w:before="100" w:line="240"/>
-              <w:ind w:left="100" w:right="100" w:firstLine="0" w:firstLineChars="0"/>
-              <w:rPr>
-                <w:rFonts w:ascii="Times New Roman" w:hAnsi="Times New Roman" w:eastAsia="Times New Roman" w:cs="Times New Roman"/>
-                <w:i w:val="false"/>
-                <w:b w:val="false"/>
-                <w:u w:val="none"/>
-                <w:strike w:val="false"/>
-                <w:sz w:val="14"/>
-                <w:szCs w:val="14"/>
-                <w:color w:val="000000"/>
-              </w:rPr>
-            </w:pPr>
-            <w:r>
-              <w:rPr>
-                <w:rFonts w:ascii="Times New Roman" w:hAnsi="Times New Roman" w:eastAsia="Times New Roman" w:cs="Times New Roman"/>
-                <w:i w:val="false"/>
-                <w:b w:val="false"/>
-                <w:u w:val="none"/>
-                <w:strike w:val="false"/>
-                <w:sz w:val="14"/>
-                <w:szCs w:val="14"/>
-                <w:color w:val="000000"/>
-              </w:rPr>
-              <w:t xml:space="preserve">439</w:t>
-            </w:r>
-          </w:p>
-        </w:tc>
-        <w:tc>
-          <w:tcPr>
-            <w:tcBorders>
-              <w:bottom w:val="none" w:sz="0" w:space="0" w:color="000000"/>
-              <w:top w:val="none" w:sz="0" w:space="0" w:color="000000"/>
-              <w:left w:val="none" w:sz="0" w:space="0" w:color="000000"/>
-              <w:right w:val="none" w:sz="0" w:space="0" w:color="000000"/>
-            </w:tcBorders>
-            <w:shd w:val="clear" w:color="auto" w:fill="FFFFFF"/>
-            <w:tcMar>
-              <w:top w:w="0" w:type="dxa"/>
-              <w:bottom w:w="0" w:type="dxa"/>
-              <w:left w:w="0" w:type="dxa"/>
-              <w:right w:w="0" w:type="dxa"/>
-            </w:tcMar>
-            <w:vAlign w:val="center"/>
-          </w:tcPr>
-          <w:p>
-            <w:pPr>
-              <w:pStyle w:val="Normal"/>
-              <w:jc w:val="right"/>
-              <w:pBdr>
-                <w:bottom w:val="none" w:sz="0" w:space="0" w:color="000000"/>
-                <w:top w:val="none" w:sz="0" w:space="0" w:color="000000"/>
-                <w:left w:val="none" w:sz="0" w:space="0" w:color="000000"/>
-                <w:right w:val="none" w:sz="0" w:space="0" w:color="000000"/>
-              </w:pBdr>
-              <w:spacing w:after="100" w:before="100" w:line="240"/>
-              <w:ind w:left="100" w:right="100" w:firstLine="0" w:firstLineChars="0"/>
-              <w:rPr>
-                <w:rFonts w:ascii="Times New Roman" w:hAnsi="Times New Roman" w:eastAsia="Times New Roman" w:cs="Times New Roman"/>
-                <w:i w:val="false"/>
-                <w:b w:val="false"/>
-                <w:u w:val="none"/>
-                <w:strike w:val="false"/>
-                <w:sz w:val="14"/>
-                <w:szCs w:val="14"/>
-                <w:color w:val="000000"/>
-              </w:rPr>
-            </w:pPr>
-            <w:r>
-              <w:rPr>
-                <w:rFonts w:ascii="Times New Roman" w:hAnsi="Times New Roman" w:eastAsia="Times New Roman" w:cs="Times New Roman"/>
-                <w:i w:val="false"/>
-                <w:b w:val="false"/>
-                <w:u w:val="none"/>
-                <w:strike w:val="false"/>
-                <w:sz w:val="14"/>
-                <w:szCs w:val="14"/>
-                <w:color w:val="000000"/>
-              </w:rPr>
-              <w:t xml:space="preserve">157</w:t>
-            </w:r>
-          </w:p>
-        </w:tc>
-        <w:tc>
-          <w:tcPr>
-            <w:tcBorders>
-              <w:bottom w:val="none" w:sz="0" w:space="0" w:color="000000"/>
-              <w:top w:val="none" w:sz="0" w:space="0" w:color="000000"/>
-              <w:left w:val="none" w:sz="0" w:space="0" w:color="000000"/>
-              <w:right w:val="none" w:sz="0" w:space="0" w:color="000000"/>
-            </w:tcBorders>
-            <w:shd w:val="clear" w:color="auto" w:fill="FFFFFF"/>
-            <w:tcMar>
-              <w:top w:w="0" w:type="dxa"/>
-              <w:bottom w:w="0" w:type="dxa"/>
-              <w:left w:w="0" w:type="dxa"/>
-              <w:right w:w="0" w:type="dxa"/>
-            </w:tcMar>
-            <w:vAlign w:val="center"/>
-          </w:tcPr>
-          <w:p>
-            <w:pPr>
-              <w:pStyle w:val="Normal"/>
-              <w:jc w:val="left"/>
-              <w:pBdr>
-                <w:bottom w:val="none" w:sz="0" w:space="0" w:color="000000"/>
-                <w:top w:val="none" w:sz="0" w:space="0" w:color="000000"/>
-                <w:left w:val="none" w:sz="0" w:space="0" w:color="000000"/>
-                <w:right w:val="none" w:sz="0" w:space="0" w:color="000000"/>
-              </w:pBdr>
-              <w:spacing w:after="100" w:before="100" w:line="240"/>
-              <w:ind w:left="100" w:right="100" w:firstLine="0" w:firstLineChars="0"/>
-              <w:rPr>
-                <w:rFonts w:ascii="Times New Roman" w:hAnsi="Times New Roman" w:eastAsia="Times New Roman" w:cs="Times New Roman"/>
-                <w:i w:val="false"/>
-                <w:b w:val="false"/>
-                <w:u w:val="none"/>
-                <w:strike w:val="false"/>
-                <w:sz w:val="14"/>
-                <w:szCs w:val="14"/>
-                <w:color w:val="000000"/>
-              </w:rPr>
-            </w:pPr>
-            <w:r>
-              <w:rPr>
-                <w:rFonts w:ascii="Times New Roman" w:hAnsi="Times New Roman" w:eastAsia="Times New Roman" w:cs="Times New Roman"/>
-                <w:i w:val="false"/>
-                <w:b w:val="false"/>
-                <w:u w:val="none"/>
-                <w:strike w:val="false"/>
-                <w:sz w:val="14"/>
-                <w:szCs w:val="14"/>
-                <w:color w:val="000000"/>
-              </w:rPr>
-              <w:t xml:space="preserve">0.84 (0.71–0.99)</w:t>
-            </w:r>
-          </w:p>
-        </w:tc>
-        <w:tc>
-          <w:tcPr>
-            <w:tcBorders>
-              <w:bottom w:val="none" w:sz="0" w:space="0" w:color="000000"/>
-              <w:top w:val="none" w:sz="0" w:space="0" w:color="000000"/>
-              <w:left w:val="none" w:sz="0" w:space="0" w:color="000000"/>
-              <w:right w:val="none" w:sz="0" w:space="0" w:color="000000"/>
-            </w:tcBorders>
-            <w:shd w:val="clear" w:color="auto" w:fill="FFFFFF"/>
-            <w:tcMar>
-              <w:top w:w="0" w:type="dxa"/>
-              <w:bottom w:w="0" w:type="dxa"/>
-              <w:left w:w="0" w:type="dxa"/>
-              <w:right w:w="0" w:type="dxa"/>
-            </w:tcMar>
-            <w:vAlign w:val="center"/>
-          </w:tcPr>
-          <w:p>
-            <w:pPr>
-              <w:pStyle w:val="Normal"/>
-              <w:jc w:val="left"/>
-              <w:pBdr>
-                <w:bottom w:val="none" w:sz="0" w:space="0" w:color="000000"/>
-                <w:top w:val="none" w:sz="0" w:space="0" w:color="000000"/>
-                <w:left w:val="none" w:sz="0" w:space="0" w:color="000000"/>
-                <w:right w:val="none" w:sz="0" w:space="0" w:color="000000"/>
-              </w:pBdr>
-              <w:spacing w:after="100" w:before="100" w:line="240"/>
-              <w:ind w:left="100" w:right="100" w:firstLine="0" w:firstLineChars="0"/>
-              <w:rPr>
-                <w:rFonts w:ascii="Times New Roman" w:hAnsi="Times New Roman" w:eastAsia="Times New Roman" w:cs="Times New Roman"/>
-                <w:i w:val="false"/>
-                <w:b w:val="false"/>
-                <w:u w:val="none"/>
-                <w:strike w:val="false"/>
-                <w:sz w:val="14"/>
-                <w:szCs w:val="14"/>
-                <w:color w:val="000000"/>
-              </w:rPr>
-            </w:pPr>
-            <w:r>
-              <w:rPr>
-                <w:rFonts w:ascii="Times New Roman" w:hAnsi="Times New Roman" w:eastAsia="Times New Roman" w:cs="Times New Roman"/>
-                <w:i w:val="false"/>
-                <w:b w:val="false"/>
-                <w:u w:val="none"/>
-                <w:strike w:val="false"/>
-                <w:sz w:val="14"/>
-                <w:szCs w:val="14"/>
-                <w:color w:val="000000"/>
-              </w:rPr>
-              <w:t xml:space="preserve">0.037</w:t>
-            </w:r>
-          </w:p>
-        </w:tc>
-        <w:tc>
-          <w:tcPr>
-            <w:tcBorders>
-              <w:bottom w:val="none" w:sz="0" w:space="0" w:color="000000"/>
-              <w:top w:val="none" w:sz="0" w:space="0" w:color="000000"/>
-              <w:left w:val="none" w:sz="0" w:space="0" w:color="000000"/>
-              <w:right w:val="none" w:sz="0" w:space="0" w:color="000000"/>
-            </w:tcBorders>
-            <w:shd w:val="clear" w:color="auto" w:fill="FFFFFF"/>
-            <w:tcMar>
-              <w:top w:w="0" w:type="dxa"/>
-              <w:bottom w:w="0" w:type="dxa"/>
-              <w:left w:w="0" w:type="dxa"/>
-              <w:right w:w="0" w:type="dxa"/>
-            </w:tcMar>
-            <w:vAlign w:val="center"/>
-          </w:tcPr>
-          <w:p>
-            <w:pPr>
-              <w:pStyle w:val="Normal"/>
-              <w:jc w:val="left"/>
-              <w:pBdr>
-                <w:bottom w:val="none" w:sz="0" w:space="0" w:color="000000"/>
-                <w:top w:val="none" w:sz="0" w:space="0" w:color="000000"/>
-                <w:left w:val="none" w:sz="0" w:space="0" w:color="000000"/>
-                <w:right w:val="none" w:sz="0" w:space="0" w:color="000000"/>
-              </w:pBdr>
-              <w:spacing w:after="100" w:before="100" w:line="240"/>
-              <w:ind w:left="100" w:right="100" w:firstLine="0" w:firstLineChars="0"/>
-              <w:rPr>
-                <w:rFonts w:ascii="Times New Roman" w:hAnsi="Times New Roman" w:eastAsia="Times New Roman" w:cs="Times New Roman"/>
-                <w:i w:val="false"/>
-                <w:b w:val="false"/>
-                <w:u w:val="none"/>
-                <w:strike w:val="false"/>
-                <w:sz w:val="14"/>
-                <w:szCs w:val="14"/>
-                <w:color w:val="000000"/>
-              </w:rPr>
-            </w:pPr>
-            <w:r>
-              <w:rPr>
-                <w:rFonts w:ascii="Times New Roman" w:hAnsi="Times New Roman" w:eastAsia="Times New Roman" w:cs="Times New Roman"/>
-                <w:i w:val="false"/>
-                <w:b w:val="false"/>
-                <w:u w:val="none"/>
-                <w:strike w:val="false"/>
-                <w:sz w:val="14"/>
-                <w:szCs w:val="14"/>
-                <w:color w:val="000000"/>
-              </w:rPr>
-              <w:t xml:space="preserve">157.0</w:t>
-            </w:r>
-          </w:p>
-        </w:tc>
-        <w:tc>
-          <w:tcPr>
-            <w:tcBorders>
-              <w:bottom w:val="none" w:sz="0" w:space="0" w:color="000000"/>
-              <w:top w:val="none" w:sz="0" w:space="0" w:color="000000"/>
-              <w:left w:val="none" w:sz="0" w:space="0" w:color="000000"/>
-              <w:right w:val="none" w:sz="0" w:space="0" w:color="000000"/>
-            </w:tcBorders>
-            <w:shd w:val="clear" w:color="auto" w:fill="FFFFFF"/>
-            <w:tcMar>
-              <w:top w:w="0" w:type="dxa"/>
-              <w:bottom w:w="0" w:type="dxa"/>
-              <w:left w:w="0" w:type="dxa"/>
-              <w:right w:w="0" w:type="dxa"/>
-            </w:tcMar>
-            <w:vAlign w:val="center"/>
-          </w:tcPr>
-          <w:p>
-            <w:pPr>
-              <w:pStyle w:val="Normal"/>
-              <w:jc w:val="right"/>
-              <w:pBdr>
-                <w:bottom w:val="none" w:sz="0" w:space="0" w:color="000000"/>
-                <w:top w:val="none" w:sz="0" w:space="0" w:color="000000"/>
-                <w:left w:val="none" w:sz="0" w:space="0" w:color="000000"/>
-                <w:right w:val="none" w:sz="0" w:space="0" w:color="000000"/>
-              </w:pBdr>
-              <w:spacing w:after="100" w:before="100" w:line="240"/>
-              <w:ind w:left="100" w:right="100" w:firstLine="0" w:firstLineChars="0"/>
-              <w:rPr>
-                <w:rFonts w:ascii="Times New Roman" w:hAnsi="Times New Roman" w:eastAsia="Times New Roman" w:cs="Times New Roman"/>
-                <w:i w:val="false"/>
-                <w:b w:val="false"/>
-                <w:u w:val="none"/>
-                <w:strike w:val="false"/>
-                <w:sz w:val="14"/>
-                <w:szCs w:val="14"/>
-                <w:color w:val="000000"/>
-              </w:rPr>
-            </w:pPr>
-            <w:r>
-              <w:rPr>
-                <w:rFonts w:ascii="Times New Roman" w:hAnsi="Times New Roman" w:eastAsia="Times New Roman" w:cs="Times New Roman"/>
-                <w:i w:val="false"/>
-                <w:b w:val="false"/>
-                <w:u w:val="none"/>
-                <w:strike w:val="false"/>
-                <w:sz w:val="14"/>
-                <w:szCs w:val="14"/>
-                <w:color w:val="000000"/>
-              </w:rPr>
-              <w:t xml:space="preserve"/>
-            </w:r>
-          </w:p>
-        </w:tc>
-        <w:tc>
-          <w:tcPr>
-            <w:tcBorders>
-              <w:bottom w:val="none" w:sz="0" w:space="0" w:color="000000"/>
-              <w:top w:val="none" w:sz="0" w:space="0" w:color="000000"/>
-              <w:left w:val="none" w:sz="0" w:space="0" w:color="000000"/>
-              <w:right w:val="none" w:sz="0" w:space="0" w:color="000000"/>
-            </w:tcBorders>
-            <w:shd w:val="clear" w:color="auto" w:fill="FFFFFF"/>
-            <w:tcMar>
-              <w:top w:w="0" w:type="dxa"/>
-              <w:bottom w:w="0" w:type="dxa"/>
-              <w:left w:w="0" w:type="dxa"/>
-              <w:right w:w="0" w:type="dxa"/>
-            </w:tcMar>
-            <w:vAlign w:val="center"/>
-          </w:tcPr>
-          <w:p>
-            <w:pPr>
-              <w:pStyle w:val="Normal"/>
-              <w:jc w:val="left"/>
-              <w:pBdr>
-                <w:bottom w:val="none" w:sz="0" w:space="0" w:color="000000"/>
-                <w:top w:val="none" w:sz="0" w:space="0" w:color="000000"/>
-                <w:left w:val="none" w:sz="0" w:space="0" w:color="000000"/>
-                <w:right w:val="none" w:sz="0" w:space="0" w:color="000000"/>
-              </w:pBdr>
-              <w:spacing w:after="100" w:before="100" w:line="240"/>
-              <w:ind w:left="100" w:right="100" w:firstLine="0" w:firstLineChars="0"/>
-              <w:rPr>
-                <w:rFonts w:ascii="Times New Roman" w:hAnsi="Times New Roman" w:eastAsia="Times New Roman" w:cs="Times New Roman"/>
-                <w:i w:val="false"/>
-                <w:b w:val="false"/>
-                <w:u w:val="none"/>
-                <w:strike w:val="false"/>
-                <w:sz w:val="14"/>
-                <w:szCs w:val="14"/>
-                <w:color w:val="000000"/>
-              </w:rPr>
-            </w:pPr>
-            <w:r>
-              <w:rPr>
-                <w:rFonts w:ascii="Times New Roman" w:hAnsi="Times New Roman" w:eastAsia="Times New Roman" w:cs="Times New Roman"/>
-                <w:i w:val="false"/>
-                <w:b w:val="false"/>
-                <w:u w:val="none"/>
-                <w:strike w:val="false"/>
-                <w:sz w:val="14"/>
-                <w:szCs w:val="14"/>
-                <w:color w:val="000000"/>
-              </w:rPr>
-              <w:t xml:space="preserve">0.113</w:t>
+              <w:t xml:space="preserve">0.729</w:t>
             </w:r>
           </w:p>
         </w:tc>
@@ -16203,7 +14433,7 @@
                 <w:szCs w:val="14"/>
                 <w:color w:val="000000"/>
               </w:rPr>
-              <w:t xml:space="preserve">435</w:t>
+              <w:t xml:space="preserve">379</w:t>
             </w:r>
           </w:p>
         </w:tc>
@@ -16258,7 +14488,7 @@
                 <w:szCs w:val="14"/>
                 <w:color w:val="000000"/>
               </w:rPr>
-              <w:t xml:space="preserve">157</w:t>
+              <w:t xml:space="preserve">122</w:t>
             </w:r>
           </w:p>
         </w:tc>
@@ -16313,7 +14543,7 @@
                 <w:szCs w:val="14"/>
                 <w:color w:val="000000"/>
               </w:rPr>
-              <w:t xml:space="preserve">0.88 (0.74–1.05)</w:t>
+              <w:t xml:space="preserve">0.82 (0.68–1.00)</w:t>
             </w:r>
           </w:p>
         </w:tc>
@@ -16368,7 +14598,7 @@
                 <w:szCs w:val="14"/>
                 <w:color w:val="000000"/>
               </w:rPr>
-              <w:t xml:space="preserve">0.145</w:t>
+              <w:t xml:space="preserve">0.054</w:t>
             </w:r>
           </w:p>
         </w:tc>
@@ -16423,7 +14653,7 @@
                 <w:szCs w:val="14"/>
                 <w:color w:val="000000"/>
               </w:rPr>
-              <w:t xml:space="preserve">39.2</w:t>
+              <w:t xml:space="preserve">30.5</w:t>
             </w:r>
           </w:p>
         </w:tc>
@@ -16533,7 +14763,7 @@
                 <w:szCs w:val="14"/>
                 <w:color w:val="000000"/>
               </w:rPr>
-              <w:t xml:space="preserve">0.079</w:t>
+              <w:t xml:space="preserve">0.647</w:t>
             </w:r>
           </w:p>
         </w:tc>

--- a/output/tables/GEO/GSE39582/GSE39582_survival_summary.docx
+++ b/output/tables/GEO/GSE39582/GSE39582_survival_summary.docx
@@ -25,7 +25,7 @@
         <w:ind w:left="60" w:right="60" w:firstLine="0" w:firstLineChars="0"/>
       </w:pPr>
       <w:r>
-        <w:t xml:space="preserve">External validation of MAD2L1 expression (High vs Low, median split of probe 203362_s_at within tumors) in GSE39582 (CIT, colon). HR from Cox regression; multivariable and time-split gene HRs are per 1 log2 unit of expression; multivariable models adjusted for age group, years, sex and pathologic stage group; '+ MMR status' additionally adjusts for mmr status and '(MMR status known)' is the model without it on the same patients. Interaction p = likelihood-ratio test for MAD2L1 expression × mmr status. Time-split HRs (0–24 / &gt;24 months, adjusted) are shown only when the gene term violated proportional hazards. RMST difference = High − Low restricted mean survival time up to 60 months. Relapse-free survival excludes stage 4. Direction compared with the TCGA-COAD multivariable HR 0.83.</w:t>
+        <w:t xml:space="preserve">External validation of HIST1H2AC expression (High vs Low, median split of probe 215071_s_at within tumors) in GSE39582 (CIT, colon). HR from Cox regression; multivariable and time-split gene HRs are per 1 log2 unit of expression; multivariable models adjusted for age group, years, sex and pathologic stage group; '+ MMR status' additionally adjusts for mmr status and '(MMR status known)' is the model without it on the same patients. Interaction p = likelihood-ratio test for HIST1H2AC expression × mmr status. Time-split HRs (0–24 / &gt;24 months, adjusted) are shown only when the gene term violated proportional hazards. RMST difference = High − Low restricted mean survival time up to 60 months. Relapse-free survival excludes stage 4. Direction compared with the TCGA-COAD multivariable HR 1.27.</w:t>
       </w:r>
     </w:p>
     <w:tbl xmlns:a="http://schemas.openxmlformats.org/drawingml/2006/main" xmlns:pic="http://schemas.openxmlformats.org/drawingml/2006/picture">
@@ -41,7 +41,7 @@
         <w:gridCol w:w="621"/>
         <w:gridCol w:w="815"/>
         <w:gridCol w:w="1344"/>
-        <w:gridCol w:w="805"/>
+        <w:gridCol w:w="726"/>
         <w:gridCol w:w="726"/>
         <w:gridCol w:w="1262"/>
         <w:gridCol w:w="1441"/>
@@ -1268,7 +1268,7 @@
                 <w:szCs w:val="14"/>
                 <w:color w:val="000000"/>
               </w:rPr>
-              <w:t xml:space="preserve">0.85 (0.64–1.13)</w:t>
+              <w:t xml:space="preserve">1.11 (0.84–1.48)</w:t>
             </w:r>
           </w:p>
         </w:tc>
@@ -1323,7 +1323,7 @@
                 <w:szCs w:val="14"/>
                 <w:color w:val="000000"/>
               </w:rPr>
-              <w:t xml:space="preserve">0.268</w:t>
+              <w:t xml:space="preserve">0.462</w:t>
             </w:r>
           </w:p>
         </w:tc>
@@ -1488,7 +1488,7 @@
                 <w:szCs w:val="14"/>
                 <w:color w:val="000000"/>
               </w:rPr>
-              <w:t xml:space="preserve">0.082</w:t>
+              <w:t xml:space="preserve">0.514</w:t>
             </w:r>
           </w:p>
         </w:tc>
@@ -1598,7 +1598,7 @@
                 <w:szCs w:val="14"/>
                 <w:color w:val="000000"/>
               </w:rPr>
-              <w:t xml:space="preserve">0.269</w:t>
+              <w:t xml:space="preserve">0.461</w:t>
             </w:r>
           </w:p>
         </w:tc>
@@ -1653,7 +1653,7 @@
                 <w:szCs w:val="14"/>
                 <w:color w:val="000000"/>
               </w:rPr>
-              <w:t xml:space="preserve">3.15 (0.17, 6.14)</w:t>
+              <w:t xml:space="preserve">-1.34 (-4.33, 1.66)</w:t>
             </w:r>
           </w:p>
         </w:tc>
@@ -1708,7 +1708,7 @@
                 <w:szCs w:val="14"/>
                 <w:color w:val="000000"/>
               </w:rPr>
-              <w:t xml:space="preserve">0.039</w:t>
+              <w:t xml:space="preserve">0.381</w:t>
             </w:r>
           </w:p>
         </w:tc>
@@ -2153,62 +2153,62 @@
                 <w:szCs w:val="14"/>
                 <w:color w:val="000000"/>
               </w:rPr>
-              <w:t xml:space="preserve">0.82 (0.70–0.96)</w:t>
-            </w:r>
-          </w:p>
-        </w:tc>
-        <w:tc>
-          <w:tcPr>
-            <w:tcBorders>
-              <w:bottom w:val="none" w:sz="0" w:space="0" w:color="000000"/>
-              <w:top w:val="none" w:sz="0" w:space="0" w:color="000000"/>
-              <w:left w:val="none" w:sz="0" w:space="0" w:color="000000"/>
-              <w:right w:val="none" w:sz="0" w:space="0" w:color="000000"/>
-            </w:tcBorders>
-            <w:shd w:val="clear" w:color="auto" w:fill="FFFFFF"/>
-            <w:tcMar>
-              <w:top w:w="0" w:type="dxa"/>
-              <w:bottom w:w="0" w:type="dxa"/>
-              <w:left w:w="0" w:type="dxa"/>
-              <w:right w:w="0" w:type="dxa"/>
-            </w:tcMar>
-            <w:vAlign w:val="center"/>
-          </w:tcPr>
-          <w:p>
-            <w:pPr>
-              <w:pStyle w:val="Normal"/>
-              <w:jc w:val="left"/>
-              <w:pBdr>
-                <w:bottom w:val="none" w:sz="0" w:space="0" w:color="000000"/>
-                <w:top w:val="none" w:sz="0" w:space="0" w:color="000000"/>
-                <w:left w:val="none" w:sz="0" w:space="0" w:color="000000"/>
-                <w:right w:val="none" w:sz="0" w:space="0" w:color="000000"/>
-              </w:pBdr>
-              <w:spacing w:after="100" w:before="100" w:line="240"/>
-              <w:ind w:left="100" w:right="100" w:firstLine="0" w:firstLineChars="0"/>
-              <w:rPr>
-                <w:rFonts w:ascii="Times New Roman" w:hAnsi="Times New Roman" w:eastAsia="Times New Roman" w:cs="Times New Roman"/>
-                <w:i w:val="false"/>
-                <w:b w:val="false"/>
-                <w:u w:val="none"/>
-                <w:strike w:val="false"/>
-                <w:sz w:val="14"/>
-                <w:szCs w:val="14"/>
-                <w:color w:val="000000"/>
-              </w:rPr>
-            </w:pPr>
-            <w:r>
-              <w:rPr>
-                <w:rFonts w:ascii="Times New Roman" w:hAnsi="Times New Roman" w:eastAsia="Times New Roman" w:cs="Times New Roman"/>
-                <w:i w:val="false"/>
-                <w:b w:val="false"/>
-                <w:u w:val="none"/>
-                <w:strike w:val="false"/>
-                <w:sz w:val="14"/>
-                <w:szCs w:val="14"/>
-                <w:color w:val="000000"/>
-              </w:rPr>
-              <w:t xml:space="preserve">0.015</w:t>
+              <w:t xml:space="preserve">1.15 (0.99–1.32)</w:t>
+            </w:r>
+          </w:p>
+        </w:tc>
+        <w:tc>
+          <w:tcPr>
+            <w:tcBorders>
+              <w:bottom w:val="none" w:sz="0" w:space="0" w:color="000000"/>
+              <w:top w:val="none" w:sz="0" w:space="0" w:color="000000"/>
+              <w:left w:val="none" w:sz="0" w:space="0" w:color="000000"/>
+              <w:right w:val="none" w:sz="0" w:space="0" w:color="000000"/>
+            </w:tcBorders>
+            <w:shd w:val="clear" w:color="auto" w:fill="FFFFFF"/>
+            <w:tcMar>
+              <w:top w:w="0" w:type="dxa"/>
+              <w:bottom w:w="0" w:type="dxa"/>
+              <w:left w:w="0" w:type="dxa"/>
+              <w:right w:w="0" w:type="dxa"/>
+            </w:tcMar>
+            <w:vAlign w:val="center"/>
+          </w:tcPr>
+          <w:p>
+            <w:pPr>
+              <w:pStyle w:val="Normal"/>
+              <w:jc w:val="left"/>
+              <w:pBdr>
+                <w:bottom w:val="none" w:sz="0" w:space="0" w:color="000000"/>
+                <w:top w:val="none" w:sz="0" w:space="0" w:color="000000"/>
+                <w:left w:val="none" w:sz="0" w:space="0" w:color="000000"/>
+                <w:right w:val="none" w:sz="0" w:space="0" w:color="000000"/>
+              </w:pBdr>
+              <w:spacing w:after="100" w:before="100" w:line="240"/>
+              <w:ind w:left="100" w:right="100" w:firstLine="0" w:firstLineChars="0"/>
+              <w:rPr>
+                <w:rFonts w:ascii="Times New Roman" w:hAnsi="Times New Roman" w:eastAsia="Times New Roman" w:cs="Times New Roman"/>
+                <w:i w:val="false"/>
+                <w:b w:val="false"/>
+                <w:u w:val="none"/>
+                <w:strike w:val="false"/>
+                <w:sz w:val="14"/>
+                <w:szCs w:val="14"/>
+                <w:color w:val="000000"/>
+              </w:rPr>
+            </w:pPr>
+            <w:r>
+              <w:rPr>
+                <w:rFonts w:ascii="Times New Roman" w:hAnsi="Times New Roman" w:eastAsia="Times New Roman" w:cs="Times New Roman"/>
+                <w:i w:val="false"/>
+                <w:b w:val="false"/>
+                <w:u w:val="none"/>
+                <w:strike w:val="false"/>
+                <w:sz w:val="14"/>
+                <w:szCs w:val="14"/>
+                <w:color w:val="000000"/>
+              </w:rPr>
+              <w:t xml:space="preserve">0.062</w:t>
             </w:r>
           </w:p>
         </w:tc>
@@ -2373,7 +2373,7 @@
                 <w:szCs w:val="14"/>
                 <w:color w:val="000000"/>
               </w:rPr>
-              <w:t xml:space="preserve">0.188</w:t>
+              <w:t xml:space="preserve">0.437</w:t>
             </w:r>
           </w:p>
         </w:tc>
@@ -3038,62 +3038,62 @@
                 <w:szCs w:val="14"/>
                 <w:color w:val="000000"/>
               </w:rPr>
-              <w:t xml:space="preserve">0.83 (0.70–0.98)</w:t>
-            </w:r>
-          </w:p>
-        </w:tc>
-        <w:tc>
-          <w:tcPr>
-            <w:tcBorders>
-              <w:bottom w:val="none" w:sz="0" w:space="0" w:color="000000"/>
-              <w:top w:val="none" w:sz="0" w:space="0" w:color="000000"/>
-              <w:left w:val="none" w:sz="0" w:space="0" w:color="000000"/>
-              <w:right w:val="none" w:sz="0" w:space="0" w:color="000000"/>
-            </w:tcBorders>
-            <w:shd w:val="clear" w:color="auto" w:fill="FFFFFF"/>
-            <w:tcMar>
-              <w:top w:w="0" w:type="dxa"/>
-              <w:bottom w:w="0" w:type="dxa"/>
-              <w:left w:w="0" w:type="dxa"/>
-              <w:right w:w="0" w:type="dxa"/>
-            </w:tcMar>
-            <w:vAlign w:val="center"/>
-          </w:tcPr>
-          <w:p>
-            <w:pPr>
-              <w:pStyle w:val="Normal"/>
-              <w:jc w:val="left"/>
-              <w:pBdr>
-                <w:bottom w:val="none" w:sz="0" w:space="0" w:color="000000"/>
-                <w:top w:val="none" w:sz="0" w:space="0" w:color="000000"/>
-                <w:left w:val="none" w:sz="0" w:space="0" w:color="000000"/>
-                <w:right w:val="none" w:sz="0" w:space="0" w:color="000000"/>
-              </w:pBdr>
-              <w:spacing w:after="100" w:before="100" w:line="240"/>
-              <w:ind w:left="100" w:right="100" w:firstLine="0" w:firstLineChars="0"/>
-              <w:rPr>
-                <w:rFonts w:ascii="Times New Roman" w:hAnsi="Times New Roman" w:eastAsia="Times New Roman" w:cs="Times New Roman"/>
-                <w:i w:val="false"/>
-                <w:b w:val="false"/>
-                <w:u w:val="none"/>
-                <w:strike w:val="false"/>
-                <w:sz w:val="14"/>
-                <w:szCs w:val="14"/>
-                <w:color w:val="000000"/>
-              </w:rPr>
-            </w:pPr>
-            <w:r>
-              <w:rPr>
-                <w:rFonts w:ascii="Times New Roman" w:hAnsi="Times New Roman" w:eastAsia="Times New Roman" w:cs="Times New Roman"/>
-                <w:i w:val="false"/>
-                <w:b w:val="false"/>
-                <w:u w:val="none"/>
-                <w:strike w:val="false"/>
-                <w:sz w:val="14"/>
-                <w:szCs w:val="14"/>
-                <w:color w:val="000000"/>
-              </w:rPr>
-              <w:t xml:space="preserve">0.027</w:t>
+              <w:t xml:space="preserve">1.10 (0.95–1.27)</w:t>
+            </w:r>
+          </w:p>
+        </w:tc>
+        <w:tc>
+          <w:tcPr>
+            <w:tcBorders>
+              <w:bottom w:val="none" w:sz="0" w:space="0" w:color="000000"/>
+              <w:top w:val="none" w:sz="0" w:space="0" w:color="000000"/>
+              <w:left w:val="none" w:sz="0" w:space="0" w:color="000000"/>
+              <w:right w:val="none" w:sz="0" w:space="0" w:color="000000"/>
+            </w:tcBorders>
+            <w:shd w:val="clear" w:color="auto" w:fill="FFFFFF"/>
+            <w:tcMar>
+              <w:top w:w="0" w:type="dxa"/>
+              <w:bottom w:w="0" w:type="dxa"/>
+              <w:left w:w="0" w:type="dxa"/>
+              <w:right w:w="0" w:type="dxa"/>
+            </w:tcMar>
+            <w:vAlign w:val="center"/>
+          </w:tcPr>
+          <w:p>
+            <w:pPr>
+              <w:pStyle w:val="Normal"/>
+              <w:jc w:val="left"/>
+              <w:pBdr>
+                <w:bottom w:val="none" w:sz="0" w:space="0" w:color="000000"/>
+                <w:top w:val="none" w:sz="0" w:space="0" w:color="000000"/>
+                <w:left w:val="none" w:sz="0" w:space="0" w:color="000000"/>
+                <w:right w:val="none" w:sz="0" w:space="0" w:color="000000"/>
+              </w:pBdr>
+              <w:spacing w:after="100" w:before="100" w:line="240"/>
+              <w:ind w:left="100" w:right="100" w:firstLine="0" w:firstLineChars="0"/>
+              <w:rPr>
+                <w:rFonts w:ascii="Times New Roman" w:hAnsi="Times New Roman" w:eastAsia="Times New Roman" w:cs="Times New Roman"/>
+                <w:i w:val="false"/>
+                <w:b w:val="false"/>
+                <w:u w:val="none"/>
+                <w:strike w:val="false"/>
+                <w:sz w:val="14"/>
+                <w:szCs w:val="14"/>
+                <w:color w:val="000000"/>
+              </w:rPr>
+            </w:pPr>
+            <w:r>
+              <w:rPr>
+                <w:rFonts w:ascii="Times New Roman" w:hAnsi="Times New Roman" w:eastAsia="Times New Roman" w:cs="Times New Roman"/>
+                <w:i w:val="false"/>
+                <w:b w:val="false"/>
+                <w:u w:val="none"/>
+                <w:strike w:val="false"/>
+                <w:sz w:val="14"/>
+                <w:szCs w:val="14"/>
+                <w:color w:val="000000"/>
+              </w:rPr>
+              <w:t xml:space="preserve">0.211</w:t>
             </w:r>
           </w:p>
         </w:tc>
@@ -3258,7 +3258,7 @@
                 <w:szCs w:val="14"/>
                 <w:color w:val="000000"/>
               </w:rPr>
-              <w:t xml:space="preserve">0.232</w:t>
+              <w:t xml:space="preserve">0.426</w:t>
             </w:r>
           </w:p>
         </w:tc>
@@ -3923,62 +3923,62 @@
                 <w:szCs w:val="14"/>
                 <w:color w:val="000000"/>
               </w:rPr>
-              <w:t xml:space="preserve">0.86 (0.72–1.03)</w:t>
-            </w:r>
-          </w:p>
-        </w:tc>
-        <w:tc>
-          <w:tcPr>
-            <w:tcBorders>
-              <w:bottom w:val="none" w:sz="0" w:space="0" w:color="000000"/>
-              <w:top w:val="none" w:sz="0" w:space="0" w:color="000000"/>
-              <w:left w:val="none" w:sz="0" w:space="0" w:color="000000"/>
-              <w:right w:val="none" w:sz="0" w:space="0" w:color="000000"/>
-            </w:tcBorders>
-            <w:shd w:val="clear" w:color="auto" w:fill="FFFFFF"/>
-            <w:tcMar>
-              <w:top w:w="0" w:type="dxa"/>
-              <w:bottom w:w="0" w:type="dxa"/>
-              <w:left w:w="0" w:type="dxa"/>
-              <w:right w:w="0" w:type="dxa"/>
-            </w:tcMar>
-            <w:vAlign w:val="center"/>
-          </w:tcPr>
-          <w:p>
-            <w:pPr>
-              <w:pStyle w:val="Normal"/>
-              <w:jc w:val="left"/>
-              <w:pBdr>
-                <w:bottom w:val="none" w:sz="0" w:space="0" w:color="000000"/>
-                <w:top w:val="none" w:sz="0" w:space="0" w:color="000000"/>
-                <w:left w:val="none" w:sz="0" w:space="0" w:color="000000"/>
-                <w:right w:val="none" w:sz="0" w:space="0" w:color="000000"/>
-              </w:pBdr>
-              <w:spacing w:after="100" w:before="100" w:line="240"/>
-              <w:ind w:left="100" w:right="100" w:firstLine="0" w:firstLineChars="0"/>
-              <w:rPr>
-                <w:rFonts w:ascii="Times New Roman" w:hAnsi="Times New Roman" w:eastAsia="Times New Roman" w:cs="Times New Roman"/>
-                <w:i w:val="false"/>
-                <w:b w:val="false"/>
-                <w:u w:val="none"/>
-                <w:strike w:val="false"/>
-                <w:sz w:val="14"/>
-                <w:szCs w:val="14"/>
-                <w:color w:val="000000"/>
-              </w:rPr>
-            </w:pPr>
-            <w:r>
-              <w:rPr>
-                <w:rFonts w:ascii="Times New Roman" w:hAnsi="Times New Roman" w:eastAsia="Times New Roman" w:cs="Times New Roman"/>
-                <w:i w:val="false"/>
-                <w:b w:val="false"/>
-                <w:u w:val="none"/>
-                <w:strike w:val="false"/>
-                <w:sz w:val="14"/>
-                <w:szCs w:val="14"/>
-                <w:color w:val="000000"/>
-              </w:rPr>
-              <w:t xml:space="preserve">0.094</w:t>
+              <w:t xml:space="preserve">1.08 (0.93–1.26)</w:t>
+            </w:r>
+          </w:p>
+        </w:tc>
+        <w:tc>
+          <w:tcPr>
+            <w:tcBorders>
+              <w:bottom w:val="none" w:sz="0" w:space="0" w:color="000000"/>
+              <w:top w:val="none" w:sz="0" w:space="0" w:color="000000"/>
+              <w:left w:val="none" w:sz="0" w:space="0" w:color="000000"/>
+              <w:right w:val="none" w:sz="0" w:space="0" w:color="000000"/>
+            </w:tcBorders>
+            <w:shd w:val="clear" w:color="auto" w:fill="FFFFFF"/>
+            <w:tcMar>
+              <w:top w:w="0" w:type="dxa"/>
+              <w:bottom w:w="0" w:type="dxa"/>
+              <w:left w:w="0" w:type="dxa"/>
+              <w:right w:w="0" w:type="dxa"/>
+            </w:tcMar>
+            <w:vAlign w:val="center"/>
+          </w:tcPr>
+          <w:p>
+            <w:pPr>
+              <w:pStyle w:val="Normal"/>
+              <w:jc w:val="left"/>
+              <w:pBdr>
+                <w:bottom w:val="none" w:sz="0" w:space="0" w:color="000000"/>
+                <w:top w:val="none" w:sz="0" w:space="0" w:color="000000"/>
+                <w:left w:val="none" w:sz="0" w:space="0" w:color="000000"/>
+                <w:right w:val="none" w:sz="0" w:space="0" w:color="000000"/>
+              </w:pBdr>
+              <w:spacing w:after="100" w:before="100" w:line="240"/>
+              <w:ind w:left="100" w:right="100" w:firstLine="0" w:firstLineChars="0"/>
+              <w:rPr>
+                <w:rFonts w:ascii="Times New Roman" w:hAnsi="Times New Roman" w:eastAsia="Times New Roman" w:cs="Times New Roman"/>
+                <w:i w:val="false"/>
+                <w:b w:val="false"/>
+                <w:u w:val="none"/>
+                <w:strike w:val="false"/>
+                <w:sz w:val="14"/>
+                <w:szCs w:val="14"/>
+                <w:color w:val="000000"/>
+              </w:rPr>
+            </w:pPr>
+            <w:r>
+              <w:rPr>
+                <w:rFonts w:ascii="Times New Roman" w:hAnsi="Times New Roman" w:eastAsia="Times New Roman" w:cs="Times New Roman"/>
+                <w:i w:val="false"/>
+                <w:b w:val="false"/>
+                <w:u w:val="none"/>
+                <w:strike w:val="false"/>
+                <w:sz w:val="14"/>
+                <w:szCs w:val="14"/>
+                <w:color w:val="000000"/>
+              </w:rPr>
+              <w:t xml:space="preserve">0.297</w:t>
             </w:r>
           </w:p>
         </w:tc>
@@ -4143,7 +4143,7 @@
                 <w:szCs w:val="14"/>
                 <w:color w:val="000000"/>
               </w:rPr>
-              <w:t xml:space="preserve">0.221</w:t>
+              <w:t xml:space="preserve">0.308</w:t>
             </w:r>
           </w:p>
         </w:tc>
@@ -4808,62 +4808,62 @@
                 <w:szCs w:val="14"/>
                 <w:color w:val="000000"/>
               </w:rPr>
-              <w:t xml:space="preserve">0.87 (0.73–1.04)</w:t>
-            </w:r>
-          </w:p>
-        </w:tc>
-        <w:tc>
-          <w:tcPr>
-            <w:tcBorders>
-              <w:bottom w:val="none" w:sz="0" w:space="0" w:color="000000"/>
-              <w:top w:val="none" w:sz="0" w:space="0" w:color="000000"/>
-              <w:left w:val="none" w:sz="0" w:space="0" w:color="000000"/>
-              <w:right w:val="none" w:sz="0" w:space="0" w:color="000000"/>
-            </w:tcBorders>
-            <w:shd w:val="clear" w:color="auto" w:fill="FFFFFF"/>
-            <w:tcMar>
-              <w:top w:w="0" w:type="dxa"/>
-              <w:bottom w:w="0" w:type="dxa"/>
-              <w:left w:w="0" w:type="dxa"/>
-              <w:right w:w="0" w:type="dxa"/>
-            </w:tcMar>
-            <w:vAlign w:val="center"/>
-          </w:tcPr>
-          <w:p>
-            <w:pPr>
-              <w:pStyle w:val="Normal"/>
-              <w:jc w:val="left"/>
-              <w:pBdr>
-                <w:bottom w:val="none" w:sz="0" w:space="0" w:color="000000"/>
-                <w:top w:val="none" w:sz="0" w:space="0" w:color="000000"/>
-                <w:left w:val="none" w:sz="0" w:space="0" w:color="000000"/>
-                <w:right w:val="none" w:sz="0" w:space="0" w:color="000000"/>
-              </w:pBdr>
-              <w:spacing w:after="100" w:before="100" w:line="240"/>
-              <w:ind w:left="100" w:right="100" w:firstLine="0" w:firstLineChars="0"/>
-              <w:rPr>
-                <w:rFonts w:ascii="Times New Roman" w:hAnsi="Times New Roman" w:eastAsia="Times New Roman" w:cs="Times New Roman"/>
-                <w:i w:val="false"/>
-                <w:b w:val="false"/>
-                <w:u w:val="none"/>
-                <w:strike w:val="false"/>
-                <w:sz w:val="14"/>
-                <w:szCs w:val="14"/>
-                <w:color w:val="000000"/>
-              </w:rPr>
-            </w:pPr>
-            <w:r>
-              <w:rPr>
-                <w:rFonts w:ascii="Times New Roman" w:hAnsi="Times New Roman" w:eastAsia="Times New Roman" w:cs="Times New Roman"/>
-                <w:i w:val="false"/>
-                <w:b w:val="false"/>
-                <w:u w:val="none"/>
-                <w:strike w:val="false"/>
-                <w:sz w:val="14"/>
-                <w:szCs w:val="14"/>
-                <w:color w:val="000000"/>
-              </w:rPr>
-              <w:t xml:space="preserve">0.121</w:t>
+              <w:t xml:space="preserve">1.08 (0.92–1.25)</w:t>
+            </w:r>
+          </w:p>
+        </w:tc>
+        <w:tc>
+          <w:tcPr>
+            <w:tcBorders>
+              <w:bottom w:val="none" w:sz="0" w:space="0" w:color="000000"/>
+              <w:top w:val="none" w:sz="0" w:space="0" w:color="000000"/>
+              <w:left w:val="none" w:sz="0" w:space="0" w:color="000000"/>
+              <w:right w:val="none" w:sz="0" w:space="0" w:color="000000"/>
+            </w:tcBorders>
+            <w:shd w:val="clear" w:color="auto" w:fill="FFFFFF"/>
+            <w:tcMar>
+              <w:top w:w="0" w:type="dxa"/>
+              <w:bottom w:w="0" w:type="dxa"/>
+              <w:left w:w="0" w:type="dxa"/>
+              <w:right w:w="0" w:type="dxa"/>
+            </w:tcMar>
+            <w:vAlign w:val="center"/>
+          </w:tcPr>
+          <w:p>
+            <w:pPr>
+              <w:pStyle w:val="Normal"/>
+              <w:jc w:val="left"/>
+              <w:pBdr>
+                <w:bottom w:val="none" w:sz="0" w:space="0" w:color="000000"/>
+                <w:top w:val="none" w:sz="0" w:space="0" w:color="000000"/>
+                <w:left w:val="none" w:sz="0" w:space="0" w:color="000000"/>
+                <w:right w:val="none" w:sz="0" w:space="0" w:color="000000"/>
+              </w:pBdr>
+              <w:spacing w:after="100" w:before="100" w:line="240"/>
+              <w:ind w:left="100" w:right="100" w:firstLine="0" w:firstLineChars="0"/>
+              <w:rPr>
+                <w:rFonts w:ascii="Times New Roman" w:hAnsi="Times New Roman" w:eastAsia="Times New Roman" w:cs="Times New Roman"/>
+                <w:i w:val="false"/>
+                <w:b w:val="false"/>
+                <w:u w:val="none"/>
+                <w:strike w:val="false"/>
+                <w:sz w:val="14"/>
+                <w:szCs w:val="14"/>
+                <w:color w:val="000000"/>
+              </w:rPr>
+            </w:pPr>
+            <w:r>
+              <w:rPr>
+                <w:rFonts w:ascii="Times New Roman" w:hAnsi="Times New Roman" w:eastAsia="Times New Roman" w:cs="Times New Roman"/>
+                <w:i w:val="false"/>
+                <w:b w:val="false"/>
+                <w:u w:val="none"/>
+                <w:strike w:val="false"/>
+                <w:sz w:val="14"/>
+                <w:szCs w:val="14"/>
+                <w:color w:val="000000"/>
+              </w:rPr>
+              <w:t xml:space="preserve">0.346</w:t>
             </w:r>
           </w:p>
         </w:tc>
@@ -5028,62 +5028,62 @@
                 <w:szCs w:val="14"/>
                 <w:color w:val="000000"/>
               </w:rPr>
-              <w:t xml:space="preserve">0.219</w:t>
-            </w:r>
-          </w:p>
-        </w:tc>
-        <w:tc>
-          <w:tcPr>
-            <w:tcBorders>
-              <w:bottom w:val="none" w:sz="0" w:space="0" w:color="000000"/>
-              <w:top w:val="none" w:sz="0" w:space="0" w:color="000000"/>
-              <w:left w:val="none" w:sz="0" w:space="0" w:color="000000"/>
-              <w:right w:val="none" w:sz="0" w:space="0" w:color="000000"/>
-            </w:tcBorders>
-            <w:shd w:val="clear" w:color="auto" w:fill="FFFFFF"/>
-            <w:tcMar>
-              <w:top w:w="0" w:type="dxa"/>
-              <w:bottom w:w="0" w:type="dxa"/>
-              <w:left w:w="0" w:type="dxa"/>
-              <w:right w:w="0" w:type="dxa"/>
-            </w:tcMar>
-            <w:vAlign w:val="center"/>
-          </w:tcPr>
-          <w:p>
-            <w:pPr>
-              <w:pStyle w:val="Normal"/>
-              <w:jc w:val="left"/>
-              <w:pBdr>
-                <w:bottom w:val="none" w:sz="0" w:space="0" w:color="000000"/>
-                <w:top w:val="none" w:sz="0" w:space="0" w:color="000000"/>
-                <w:left w:val="none" w:sz="0" w:space="0" w:color="000000"/>
-                <w:right w:val="none" w:sz="0" w:space="0" w:color="000000"/>
-              </w:pBdr>
-              <w:spacing w:after="100" w:before="100" w:line="240"/>
-              <w:ind w:left="100" w:right="100" w:firstLine="0" w:firstLineChars="0"/>
-              <w:rPr>
-                <w:rFonts w:ascii="Times New Roman" w:hAnsi="Times New Roman" w:eastAsia="Times New Roman" w:cs="Times New Roman"/>
-                <w:i w:val="false"/>
-                <w:b w:val="false"/>
-                <w:u w:val="none"/>
-                <w:strike w:val="false"/>
-                <w:sz w:val="14"/>
-                <w:szCs w:val="14"/>
-                <w:color w:val="000000"/>
-              </w:rPr>
-            </w:pPr>
-            <w:r>
-              <w:rPr>
-                <w:rFonts w:ascii="Times New Roman" w:hAnsi="Times New Roman" w:eastAsia="Times New Roman" w:cs="Times New Roman"/>
-                <w:i w:val="false"/>
-                <w:b w:val="false"/>
-                <w:u w:val="none"/>
-                <w:strike w:val="false"/>
-                <w:sz w:val="14"/>
-                <w:szCs w:val="14"/>
-                <w:color w:val="000000"/>
-              </w:rPr>
-              <w:t xml:space="preserve">0.243</w:t>
+              <w:t xml:space="preserve">0.306</w:t>
+            </w:r>
+          </w:p>
+        </w:tc>
+        <w:tc>
+          <w:tcPr>
+            <w:tcBorders>
+              <w:bottom w:val="none" w:sz="0" w:space="0" w:color="000000"/>
+              <w:top w:val="none" w:sz="0" w:space="0" w:color="000000"/>
+              <w:left w:val="none" w:sz="0" w:space="0" w:color="000000"/>
+              <w:right w:val="none" w:sz="0" w:space="0" w:color="000000"/>
+            </w:tcBorders>
+            <w:shd w:val="clear" w:color="auto" w:fill="FFFFFF"/>
+            <w:tcMar>
+              <w:top w:w="0" w:type="dxa"/>
+              <w:bottom w:w="0" w:type="dxa"/>
+              <w:left w:w="0" w:type="dxa"/>
+              <w:right w:w="0" w:type="dxa"/>
+            </w:tcMar>
+            <w:vAlign w:val="center"/>
+          </w:tcPr>
+          <w:p>
+            <w:pPr>
+              <w:pStyle w:val="Normal"/>
+              <w:jc w:val="left"/>
+              <w:pBdr>
+                <w:bottom w:val="none" w:sz="0" w:space="0" w:color="000000"/>
+                <w:top w:val="none" w:sz="0" w:space="0" w:color="000000"/>
+                <w:left w:val="none" w:sz="0" w:space="0" w:color="000000"/>
+                <w:right w:val="none" w:sz="0" w:space="0" w:color="000000"/>
+              </w:pBdr>
+              <w:spacing w:after="100" w:before="100" w:line="240"/>
+              <w:ind w:left="100" w:right="100" w:firstLine="0" w:firstLineChars="0"/>
+              <w:rPr>
+                <w:rFonts w:ascii="Times New Roman" w:hAnsi="Times New Roman" w:eastAsia="Times New Roman" w:cs="Times New Roman"/>
+                <w:i w:val="false"/>
+                <w:b w:val="false"/>
+                <w:u w:val="none"/>
+                <w:strike w:val="false"/>
+                <w:sz w:val="14"/>
+                <w:szCs w:val="14"/>
+                <w:color w:val="000000"/>
+              </w:rPr>
+            </w:pPr>
+            <w:r>
+              <w:rPr>
+                <w:rFonts w:ascii="Times New Roman" w:hAnsi="Times New Roman" w:eastAsia="Times New Roman" w:cs="Times New Roman"/>
+                <w:i w:val="false"/>
+                <w:b w:val="false"/>
+                <w:u w:val="none"/>
+                <w:strike w:val="false"/>
+                <w:sz w:val="14"/>
+                <w:szCs w:val="14"/>
+                <w:color w:val="000000"/>
+              </w:rPr>
+              <w:t xml:space="preserve">0.610</w:t>
             </w:r>
           </w:p>
         </w:tc>
@@ -5693,62 +5693,62 @@
                 <w:szCs w:val="14"/>
                 <w:color w:val="000000"/>
               </w:rPr>
-              <w:t xml:space="preserve">0.97 (0.71–1.33)</w:t>
-            </w:r>
-          </w:p>
-        </w:tc>
-        <w:tc>
-          <w:tcPr>
-            <w:tcBorders>
-              <w:bottom w:val="none" w:sz="0" w:space="0" w:color="000000"/>
-              <w:top w:val="none" w:sz="0" w:space="0" w:color="000000"/>
-              <w:left w:val="none" w:sz="0" w:space="0" w:color="000000"/>
-              <w:right w:val="none" w:sz="0" w:space="0" w:color="000000"/>
-            </w:tcBorders>
-            <w:shd w:val="clear" w:color="auto" w:fill="FFFFFF"/>
-            <w:tcMar>
-              <w:top w:w="0" w:type="dxa"/>
-              <w:bottom w:w="0" w:type="dxa"/>
-              <w:left w:w="0" w:type="dxa"/>
-              <w:right w:w="0" w:type="dxa"/>
-            </w:tcMar>
-            <w:vAlign w:val="center"/>
-          </w:tcPr>
-          <w:p>
-            <w:pPr>
-              <w:pStyle w:val="Normal"/>
-              <w:jc w:val="left"/>
-              <w:pBdr>
-                <w:bottom w:val="none" w:sz="0" w:space="0" w:color="000000"/>
-                <w:top w:val="none" w:sz="0" w:space="0" w:color="000000"/>
-                <w:left w:val="none" w:sz="0" w:space="0" w:color="000000"/>
-                <w:right w:val="none" w:sz="0" w:space="0" w:color="000000"/>
-              </w:pBdr>
-              <w:spacing w:after="100" w:before="100" w:line="240"/>
-              <w:ind w:left="100" w:right="100" w:firstLine="0" w:firstLineChars="0"/>
-              <w:rPr>
-                <w:rFonts w:ascii="Times New Roman" w:hAnsi="Times New Roman" w:eastAsia="Times New Roman" w:cs="Times New Roman"/>
-                <w:i w:val="false"/>
-                <w:b w:val="false"/>
-                <w:u w:val="none"/>
-                <w:strike w:val="false"/>
-                <w:sz w:val="14"/>
-                <w:szCs w:val="14"/>
-                <w:color w:val="000000"/>
-              </w:rPr>
-            </w:pPr>
-            <w:r>
-              <w:rPr>
-                <w:rFonts w:ascii="Times New Roman" w:hAnsi="Times New Roman" w:eastAsia="Times New Roman" w:cs="Times New Roman"/>
-                <w:i w:val="false"/>
-                <w:b w:val="false"/>
-                <w:u w:val="none"/>
-                <w:strike w:val="false"/>
-                <w:sz w:val="14"/>
-                <w:szCs w:val="14"/>
-                <w:color w:val="000000"/>
-              </w:rPr>
-              <w:t xml:space="preserve">0.865</w:t>
+              <w:t xml:space="preserve">0.98 (0.72–1.34)</w:t>
+            </w:r>
+          </w:p>
+        </w:tc>
+        <w:tc>
+          <w:tcPr>
+            <w:tcBorders>
+              <w:bottom w:val="none" w:sz="0" w:space="0" w:color="000000"/>
+              <w:top w:val="none" w:sz="0" w:space="0" w:color="000000"/>
+              <w:left w:val="none" w:sz="0" w:space="0" w:color="000000"/>
+              <w:right w:val="none" w:sz="0" w:space="0" w:color="000000"/>
+            </w:tcBorders>
+            <w:shd w:val="clear" w:color="auto" w:fill="FFFFFF"/>
+            <w:tcMar>
+              <w:top w:w="0" w:type="dxa"/>
+              <w:bottom w:w="0" w:type="dxa"/>
+              <w:left w:w="0" w:type="dxa"/>
+              <w:right w:w="0" w:type="dxa"/>
+            </w:tcMar>
+            <w:vAlign w:val="center"/>
+          </w:tcPr>
+          <w:p>
+            <w:pPr>
+              <w:pStyle w:val="Normal"/>
+              <w:jc w:val="left"/>
+              <w:pBdr>
+                <w:bottom w:val="none" w:sz="0" w:space="0" w:color="000000"/>
+                <w:top w:val="none" w:sz="0" w:space="0" w:color="000000"/>
+                <w:left w:val="none" w:sz="0" w:space="0" w:color="000000"/>
+                <w:right w:val="none" w:sz="0" w:space="0" w:color="000000"/>
+              </w:pBdr>
+              <w:spacing w:after="100" w:before="100" w:line="240"/>
+              <w:ind w:left="100" w:right="100" w:firstLine="0" w:firstLineChars="0"/>
+              <w:rPr>
+                <w:rFonts w:ascii="Times New Roman" w:hAnsi="Times New Roman" w:eastAsia="Times New Roman" w:cs="Times New Roman"/>
+                <w:i w:val="false"/>
+                <w:b w:val="false"/>
+                <w:u w:val="none"/>
+                <w:strike w:val="false"/>
+                <w:sz w:val="14"/>
+                <w:szCs w:val="14"/>
+                <w:color w:val="000000"/>
+              </w:rPr>
+            </w:pPr>
+            <w:r>
+              <w:rPr>
+                <w:rFonts w:ascii="Times New Roman" w:hAnsi="Times New Roman" w:eastAsia="Times New Roman" w:cs="Times New Roman"/>
+                <w:i w:val="false"/>
+                <w:b w:val="false"/>
+                <w:u w:val="none"/>
+                <w:strike w:val="false"/>
+                <w:sz w:val="14"/>
+                <w:szCs w:val="14"/>
+                <w:color w:val="000000"/>
+              </w:rPr>
+              <w:t xml:space="preserve">0.913</w:t>
             </w:r>
           </w:p>
         </w:tc>
@@ -5913,7 +5913,7 @@
                 <w:szCs w:val="14"/>
                 <w:color w:val="000000"/>
               </w:rPr>
-              <w:t xml:space="preserve">0.059</w:t>
+              <w:t xml:space="preserve">0.518</w:t>
             </w:r>
           </w:p>
         </w:tc>
@@ -6023,172 +6023,172 @@
                 <w:szCs w:val="14"/>
                 <w:color w:val="000000"/>
               </w:rPr>
-              <w:t xml:space="preserve">0.869</w:t>
-            </w:r>
-          </w:p>
-        </w:tc>
-        <w:tc>
-          <w:tcPr>
-            <w:tcBorders>
-              <w:bottom w:val="none" w:sz="0" w:space="0" w:color="000000"/>
-              <w:top w:val="none" w:sz="0" w:space="0" w:color="000000"/>
-              <w:left w:val="none" w:sz="0" w:space="0" w:color="000000"/>
-              <w:right w:val="none" w:sz="0" w:space="0" w:color="000000"/>
-            </w:tcBorders>
-            <w:shd w:val="clear" w:color="auto" w:fill="FFFFFF"/>
-            <w:tcMar>
-              <w:top w:w="0" w:type="dxa"/>
-              <w:bottom w:w="0" w:type="dxa"/>
-              <w:left w:w="0" w:type="dxa"/>
-              <w:right w:w="0" w:type="dxa"/>
-            </w:tcMar>
-            <w:vAlign w:val="center"/>
-          </w:tcPr>
-          <w:p>
-            <w:pPr>
-              <w:pStyle w:val="Normal"/>
-              <w:jc w:val="left"/>
-              <w:pBdr>
-                <w:bottom w:val="none" w:sz="0" w:space="0" w:color="000000"/>
-                <w:top w:val="none" w:sz="0" w:space="0" w:color="000000"/>
-                <w:left w:val="none" w:sz="0" w:space="0" w:color="000000"/>
-                <w:right w:val="none" w:sz="0" w:space="0" w:color="000000"/>
-              </w:pBdr>
-              <w:spacing w:after="100" w:before="100" w:line="240"/>
-              <w:ind w:left="100" w:right="100" w:firstLine="0" w:firstLineChars="0"/>
-              <w:rPr>
-                <w:rFonts w:ascii="Times New Roman" w:hAnsi="Times New Roman" w:eastAsia="Times New Roman" w:cs="Times New Roman"/>
-                <w:i w:val="false"/>
-                <w:b w:val="false"/>
-                <w:u w:val="none"/>
-                <w:strike w:val="false"/>
-                <w:sz w:val="14"/>
-                <w:szCs w:val="14"/>
-                <w:color w:val="000000"/>
-              </w:rPr>
-            </w:pPr>
-            <w:r>
-              <w:rPr>
-                <w:rFonts w:ascii="Times New Roman" w:hAnsi="Times New Roman" w:eastAsia="Times New Roman" w:cs="Times New Roman"/>
-                <w:i w:val="false"/>
-                <w:b w:val="false"/>
-                <w:u w:val="none"/>
-                <w:strike w:val="false"/>
-                <w:sz w:val="14"/>
-                <w:szCs w:val="14"/>
-                <w:color w:val="000000"/>
-              </w:rPr>
-              <w:t xml:space="preserve">2.12 (-1.33, 5.56)</w:t>
-            </w:r>
-          </w:p>
-        </w:tc>
-        <w:tc>
-          <w:tcPr>
-            <w:tcBorders>
-              <w:bottom w:val="none" w:sz="0" w:space="0" w:color="000000"/>
-              <w:top w:val="none" w:sz="0" w:space="0" w:color="000000"/>
-              <w:left w:val="none" w:sz="0" w:space="0" w:color="000000"/>
-              <w:right w:val="none" w:sz="0" w:space="0" w:color="000000"/>
-            </w:tcBorders>
-            <w:shd w:val="clear" w:color="auto" w:fill="FFFFFF"/>
-            <w:tcMar>
-              <w:top w:w="0" w:type="dxa"/>
-              <w:bottom w:w="0" w:type="dxa"/>
-              <w:left w:w="0" w:type="dxa"/>
-              <w:right w:w="0" w:type="dxa"/>
-            </w:tcMar>
-            <w:vAlign w:val="center"/>
-          </w:tcPr>
-          <w:p>
-            <w:pPr>
-              <w:pStyle w:val="Normal"/>
-              <w:jc w:val="left"/>
-              <w:pBdr>
-                <w:bottom w:val="none" w:sz="0" w:space="0" w:color="000000"/>
-                <w:top w:val="none" w:sz="0" w:space="0" w:color="000000"/>
-                <w:left w:val="none" w:sz="0" w:space="0" w:color="000000"/>
-                <w:right w:val="none" w:sz="0" w:space="0" w:color="000000"/>
-              </w:pBdr>
-              <w:spacing w:after="100" w:before="100" w:line="240"/>
-              <w:ind w:left="100" w:right="100" w:firstLine="0" w:firstLineChars="0"/>
-              <w:rPr>
-                <w:rFonts w:ascii="Times New Roman" w:hAnsi="Times New Roman" w:eastAsia="Times New Roman" w:cs="Times New Roman"/>
-                <w:i w:val="false"/>
-                <w:b w:val="false"/>
-                <w:u w:val="none"/>
-                <w:strike w:val="false"/>
-                <w:sz w:val="14"/>
-                <w:szCs w:val="14"/>
-                <w:color w:val="000000"/>
-              </w:rPr>
-            </w:pPr>
-            <w:r>
-              <w:rPr>
-                <w:rFonts w:ascii="Times New Roman" w:hAnsi="Times New Roman" w:eastAsia="Times New Roman" w:cs="Times New Roman"/>
-                <w:i w:val="false"/>
-                <w:b w:val="false"/>
-                <w:u w:val="none"/>
-                <w:strike w:val="false"/>
-                <w:sz w:val="14"/>
-                <w:szCs w:val="14"/>
-                <w:color w:val="000000"/>
-              </w:rPr>
-              <w:t xml:space="preserve">0.229</w:t>
-            </w:r>
-          </w:p>
-        </w:tc>
-        <w:tc>
-          <w:tcPr>
-            <w:tcBorders>
-              <w:bottom w:val="none" w:sz="0" w:space="0" w:color="000000"/>
-              <w:top w:val="none" w:sz="0" w:space="0" w:color="000000"/>
-              <w:left w:val="none" w:sz="0" w:space="0" w:color="000000"/>
-              <w:right w:val="none" w:sz="0" w:space="0" w:color="000000"/>
-            </w:tcBorders>
-            <w:shd w:val="clear" w:color="auto" w:fill="FFFFFF"/>
-            <w:tcMar>
-              <w:top w:w="0" w:type="dxa"/>
-              <w:bottom w:w="0" w:type="dxa"/>
-              <w:left w:w="0" w:type="dxa"/>
-              <w:right w:w="0" w:type="dxa"/>
-            </w:tcMar>
-            <w:vAlign w:val="center"/>
-          </w:tcPr>
-          <w:p>
-            <w:pPr>
-              <w:pStyle w:val="Normal"/>
-              <w:jc w:val="left"/>
-              <w:pBdr>
-                <w:bottom w:val="none" w:sz="0" w:space="0" w:color="000000"/>
-                <w:top w:val="none" w:sz="0" w:space="0" w:color="000000"/>
-                <w:left w:val="none" w:sz="0" w:space="0" w:color="000000"/>
-                <w:right w:val="none" w:sz="0" w:space="0" w:color="000000"/>
-              </w:pBdr>
-              <w:spacing w:after="100" w:before="100" w:line="240"/>
-              <w:ind w:left="100" w:right="100" w:firstLine="0" w:firstLineChars="0"/>
-              <w:rPr>
-                <w:rFonts w:ascii="Times New Roman" w:hAnsi="Times New Roman" w:eastAsia="Times New Roman" w:cs="Times New Roman"/>
-                <w:i w:val="false"/>
-                <w:b w:val="false"/>
-                <w:u w:val="none"/>
-                <w:strike w:val="false"/>
-                <w:sz w:val="14"/>
-                <w:szCs w:val="14"/>
-                <w:color w:val="000000"/>
-              </w:rPr>
-            </w:pPr>
-            <w:r>
-              <w:rPr>
-                <w:rFonts w:ascii="Times New Roman" w:hAnsi="Times New Roman" w:eastAsia="Times New Roman" w:cs="Times New Roman"/>
-                <w:i w:val="false"/>
-                <w:b w:val="false"/>
-                <w:u w:val="none"/>
-                <w:strike w:val="false"/>
-                <w:sz w:val="14"/>
-                <w:szCs w:val="14"/>
-                <w:color w:val="000000"/>
-              </w:rPr>
-              <w:t xml:space="preserve">Yes</w:t>
+              <w:t xml:space="preserve">0.914</w:t>
+            </w:r>
+          </w:p>
+        </w:tc>
+        <w:tc>
+          <w:tcPr>
+            <w:tcBorders>
+              <w:bottom w:val="none" w:sz="0" w:space="0" w:color="000000"/>
+              <w:top w:val="none" w:sz="0" w:space="0" w:color="000000"/>
+              <w:left w:val="none" w:sz="0" w:space="0" w:color="000000"/>
+              <w:right w:val="none" w:sz="0" w:space="0" w:color="000000"/>
+            </w:tcBorders>
+            <w:shd w:val="clear" w:color="auto" w:fill="FFFFFF"/>
+            <w:tcMar>
+              <w:top w:w="0" w:type="dxa"/>
+              <w:bottom w:w="0" w:type="dxa"/>
+              <w:left w:w="0" w:type="dxa"/>
+              <w:right w:w="0" w:type="dxa"/>
+            </w:tcMar>
+            <w:vAlign w:val="center"/>
+          </w:tcPr>
+          <w:p>
+            <w:pPr>
+              <w:pStyle w:val="Normal"/>
+              <w:jc w:val="left"/>
+              <w:pBdr>
+                <w:bottom w:val="none" w:sz="0" w:space="0" w:color="000000"/>
+                <w:top w:val="none" w:sz="0" w:space="0" w:color="000000"/>
+                <w:left w:val="none" w:sz="0" w:space="0" w:color="000000"/>
+                <w:right w:val="none" w:sz="0" w:space="0" w:color="000000"/>
+              </w:pBdr>
+              <w:spacing w:after="100" w:before="100" w:line="240"/>
+              <w:ind w:left="100" w:right="100" w:firstLine="0" w:firstLineChars="0"/>
+              <w:rPr>
+                <w:rFonts w:ascii="Times New Roman" w:hAnsi="Times New Roman" w:eastAsia="Times New Roman" w:cs="Times New Roman"/>
+                <w:i w:val="false"/>
+                <w:b w:val="false"/>
+                <w:u w:val="none"/>
+                <w:strike w:val="false"/>
+                <w:sz w:val="14"/>
+                <w:szCs w:val="14"/>
+                <w:color w:val="000000"/>
+              </w:rPr>
+            </w:pPr>
+            <w:r>
+              <w:rPr>
+                <w:rFonts w:ascii="Times New Roman" w:hAnsi="Times New Roman" w:eastAsia="Times New Roman" w:cs="Times New Roman"/>
+                <w:i w:val="false"/>
+                <w:b w:val="false"/>
+                <w:u w:val="none"/>
+                <w:strike w:val="false"/>
+                <w:sz w:val="14"/>
+                <w:szCs w:val="14"/>
+                <w:color w:val="000000"/>
+              </w:rPr>
+              <w:t xml:space="preserve">-0.19 (-3.66, 3.27)</w:t>
+            </w:r>
+          </w:p>
+        </w:tc>
+        <w:tc>
+          <w:tcPr>
+            <w:tcBorders>
+              <w:bottom w:val="none" w:sz="0" w:space="0" w:color="000000"/>
+              <w:top w:val="none" w:sz="0" w:space="0" w:color="000000"/>
+              <w:left w:val="none" w:sz="0" w:space="0" w:color="000000"/>
+              <w:right w:val="none" w:sz="0" w:space="0" w:color="000000"/>
+            </w:tcBorders>
+            <w:shd w:val="clear" w:color="auto" w:fill="FFFFFF"/>
+            <w:tcMar>
+              <w:top w:w="0" w:type="dxa"/>
+              <w:bottom w:w="0" w:type="dxa"/>
+              <w:left w:w="0" w:type="dxa"/>
+              <w:right w:w="0" w:type="dxa"/>
+            </w:tcMar>
+            <w:vAlign w:val="center"/>
+          </w:tcPr>
+          <w:p>
+            <w:pPr>
+              <w:pStyle w:val="Normal"/>
+              <w:jc w:val="left"/>
+              <w:pBdr>
+                <w:bottom w:val="none" w:sz="0" w:space="0" w:color="000000"/>
+                <w:top w:val="none" w:sz="0" w:space="0" w:color="000000"/>
+                <w:left w:val="none" w:sz="0" w:space="0" w:color="000000"/>
+                <w:right w:val="none" w:sz="0" w:space="0" w:color="000000"/>
+              </w:pBdr>
+              <w:spacing w:after="100" w:before="100" w:line="240"/>
+              <w:ind w:left="100" w:right="100" w:firstLine="0" w:firstLineChars="0"/>
+              <w:rPr>
+                <w:rFonts w:ascii="Times New Roman" w:hAnsi="Times New Roman" w:eastAsia="Times New Roman" w:cs="Times New Roman"/>
+                <w:i w:val="false"/>
+                <w:b w:val="false"/>
+                <w:u w:val="none"/>
+                <w:strike w:val="false"/>
+                <w:sz w:val="14"/>
+                <w:szCs w:val="14"/>
+                <w:color w:val="000000"/>
+              </w:rPr>
+            </w:pPr>
+            <w:r>
+              <w:rPr>
+                <w:rFonts w:ascii="Times New Roman" w:hAnsi="Times New Roman" w:eastAsia="Times New Roman" w:cs="Times New Roman"/>
+                <w:i w:val="false"/>
+                <w:b w:val="false"/>
+                <w:u w:val="none"/>
+                <w:strike w:val="false"/>
+                <w:sz w:val="14"/>
+                <w:szCs w:val="14"/>
+                <w:color w:val="000000"/>
+              </w:rPr>
+              <w:t xml:space="preserve">0.913</w:t>
+            </w:r>
+          </w:p>
+        </w:tc>
+        <w:tc>
+          <w:tcPr>
+            <w:tcBorders>
+              <w:bottom w:val="none" w:sz="0" w:space="0" w:color="000000"/>
+              <w:top w:val="none" w:sz="0" w:space="0" w:color="000000"/>
+              <w:left w:val="none" w:sz="0" w:space="0" w:color="000000"/>
+              <w:right w:val="none" w:sz="0" w:space="0" w:color="000000"/>
+            </w:tcBorders>
+            <w:shd w:val="clear" w:color="auto" w:fill="FFFFFF"/>
+            <w:tcMar>
+              <w:top w:w="0" w:type="dxa"/>
+              <w:bottom w:w="0" w:type="dxa"/>
+              <w:left w:w="0" w:type="dxa"/>
+              <w:right w:w="0" w:type="dxa"/>
+            </w:tcMar>
+            <w:vAlign w:val="center"/>
+          </w:tcPr>
+          <w:p>
+            <w:pPr>
+              <w:pStyle w:val="Normal"/>
+              <w:jc w:val="left"/>
+              <w:pBdr>
+                <w:bottom w:val="none" w:sz="0" w:space="0" w:color="000000"/>
+                <w:top w:val="none" w:sz="0" w:space="0" w:color="000000"/>
+                <w:left w:val="none" w:sz="0" w:space="0" w:color="000000"/>
+                <w:right w:val="none" w:sz="0" w:space="0" w:color="000000"/>
+              </w:pBdr>
+              <w:spacing w:after="100" w:before="100" w:line="240"/>
+              <w:ind w:left="100" w:right="100" w:firstLine="0" w:firstLineChars="0"/>
+              <w:rPr>
+                <w:rFonts w:ascii="Times New Roman" w:hAnsi="Times New Roman" w:eastAsia="Times New Roman" w:cs="Times New Roman"/>
+                <w:i w:val="false"/>
+                <w:b w:val="false"/>
+                <w:u w:val="none"/>
+                <w:strike w:val="false"/>
+                <w:sz w:val="14"/>
+                <w:szCs w:val="14"/>
+                <w:color w:val="000000"/>
+              </w:rPr>
+            </w:pPr>
+            <w:r>
+              <w:rPr>
+                <w:rFonts w:ascii="Times New Roman" w:hAnsi="Times New Roman" w:eastAsia="Times New Roman" w:cs="Times New Roman"/>
+                <w:i w:val="false"/>
+                <w:b w:val="false"/>
+                <w:u w:val="none"/>
+                <w:strike w:val="false"/>
+                <w:sz w:val="14"/>
+                <w:szCs w:val="14"/>
+                <w:color w:val="000000"/>
+              </w:rPr>
+              <w:t xml:space="preserve">No</w:t>
             </w:r>
           </w:p>
         </w:tc>
@@ -6578,62 +6578,62 @@
                 <w:szCs w:val="14"/>
                 <w:color w:val="000000"/>
               </w:rPr>
-              <w:t xml:space="preserve">0.88 (0.74–1.05)</w:t>
-            </w:r>
-          </w:p>
-        </w:tc>
-        <w:tc>
-          <w:tcPr>
-            <w:tcBorders>
-              <w:bottom w:val="none" w:sz="0" w:space="0" w:color="000000"/>
-              <w:top w:val="none" w:sz="0" w:space="0" w:color="000000"/>
-              <w:left w:val="none" w:sz="0" w:space="0" w:color="000000"/>
-              <w:right w:val="none" w:sz="0" w:space="0" w:color="000000"/>
-            </w:tcBorders>
-            <w:shd w:val="clear" w:color="auto" w:fill="FFFFFF"/>
-            <w:tcMar>
-              <w:top w:w="0" w:type="dxa"/>
-              <w:bottom w:w="0" w:type="dxa"/>
-              <w:left w:w="0" w:type="dxa"/>
-              <w:right w:w="0" w:type="dxa"/>
-            </w:tcMar>
-            <w:vAlign w:val="center"/>
-          </w:tcPr>
-          <w:p>
-            <w:pPr>
-              <w:pStyle w:val="Normal"/>
-              <w:jc w:val="left"/>
-              <w:pBdr>
-                <w:bottom w:val="none" w:sz="0" w:space="0" w:color="000000"/>
-                <w:top w:val="none" w:sz="0" w:space="0" w:color="000000"/>
-                <w:left w:val="none" w:sz="0" w:space="0" w:color="000000"/>
-                <w:right w:val="none" w:sz="0" w:space="0" w:color="000000"/>
-              </w:pBdr>
-              <w:spacing w:after="100" w:before="100" w:line="240"/>
-              <w:ind w:left="100" w:right="100" w:firstLine="0" w:firstLineChars="0"/>
-              <w:rPr>
-                <w:rFonts w:ascii="Times New Roman" w:hAnsi="Times New Roman" w:eastAsia="Times New Roman" w:cs="Times New Roman"/>
-                <w:i w:val="false"/>
-                <w:b w:val="false"/>
-                <w:u w:val="none"/>
-                <w:strike w:val="false"/>
-                <w:sz w:val="14"/>
-                <w:szCs w:val="14"/>
-                <w:color w:val="000000"/>
-              </w:rPr>
-            </w:pPr>
-            <w:r>
-              <w:rPr>
-                <w:rFonts w:ascii="Times New Roman" w:hAnsi="Times New Roman" w:eastAsia="Times New Roman" w:cs="Times New Roman"/>
-                <w:i w:val="false"/>
-                <w:b w:val="false"/>
-                <w:u w:val="none"/>
-                <w:strike w:val="false"/>
-                <w:sz w:val="14"/>
-                <w:szCs w:val="14"/>
-                <w:color w:val="000000"/>
-              </w:rPr>
-              <w:t xml:space="preserve">0.160</w:t>
+              <w:t xml:space="preserve">1.08 (0.93–1.27)</w:t>
+            </w:r>
+          </w:p>
+        </w:tc>
+        <w:tc>
+          <w:tcPr>
+            <w:tcBorders>
+              <w:bottom w:val="none" w:sz="0" w:space="0" w:color="000000"/>
+              <w:top w:val="none" w:sz="0" w:space="0" w:color="000000"/>
+              <w:left w:val="none" w:sz="0" w:space="0" w:color="000000"/>
+              <w:right w:val="none" w:sz="0" w:space="0" w:color="000000"/>
+            </w:tcBorders>
+            <w:shd w:val="clear" w:color="auto" w:fill="FFFFFF"/>
+            <w:tcMar>
+              <w:top w:w="0" w:type="dxa"/>
+              <w:bottom w:w="0" w:type="dxa"/>
+              <w:left w:w="0" w:type="dxa"/>
+              <w:right w:w="0" w:type="dxa"/>
+            </w:tcMar>
+            <w:vAlign w:val="center"/>
+          </w:tcPr>
+          <w:p>
+            <w:pPr>
+              <w:pStyle w:val="Normal"/>
+              <w:jc w:val="left"/>
+              <w:pBdr>
+                <w:bottom w:val="none" w:sz="0" w:space="0" w:color="000000"/>
+                <w:top w:val="none" w:sz="0" w:space="0" w:color="000000"/>
+                <w:left w:val="none" w:sz="0" w:space="0" w:color="000000"/>
+                <w:right w:val="none" w:sz="0" w:space="0" w:color="000000"/>
+              </w:pBdr>
+              <w:spacing w:after="100" w:before="100" w:line="240"/>
+              <w:ind w:left="100" w:right="100" w:firstLine="0" w:firstLineChars="0"/>
+              <w:rPr>
+                <w:rFonts w:ascii="Times New Roman" w:hAnsi="Times New Roman" w:eastAsia="Times New Roman" w:cs="Times New Roman"/>
+                <w:i w:val="false"/>
+                <w:b w:val="false"/>
+                <w:u w:val="none"/>
+                <w:strike w:val="false"/>
+                <w:sz w:val="14"/>
+                <w:szCs w:val="14"/>
+                <w:color w:val="000000"/>
+              </w:rPr>
+            </w:pPr>
+            <w:r>
+              <w:rPr>
+                <w:rFonts w:ascii="Times New Roman" w:hAnsi="Times New Roman" w:eastAsia="Times New Roman" w:cs="Times New Roman"/>
+                <w:i w:val="false"/>
+                <w:b w:val="false"/>
+                <w:u w:val="none"/>
+                <w:strike w:val="false"/>
+                <w:sz w:val="14"/>
+                <w:szCs w:val="14"/>
+                <w:color w:val="000000"/>
+              </w:rPr>
+              <w:t xml:space="preserve">0.315</w:t>
             </w:r>
           </w:p>
         </w:tc>
@@ -6798,7 +6798,7 @@
                 <w:szCs w:val="14"/>
                 <w:color w:val="000000"/>
               </w:rPr>
-              <w:t xml:space="preserve">0.181</w:t>
+              <w:t xml:space="preserve">0.416</w:t>
             </w:r>
           </w:p>
         </w:tc>
@@ -7463,62 +7463,62 @@
                 <w:szCs w:val="14"/>
                 <w:color w:val="000000"/>
               </w:rPr>
-              <w:t xml:space="preserve">0.89 (0.74–1.07)</w:t>
-            </w:r>
-          </w:p>
-        </w:tc>
-        <w:tc>
-          <w:tcPr>
-            <w:tcBorders>
-              <w:bottom w:val="none" w:sz="0" w:space="0" w:color="000000"/>
-              <w:top w:val="none" w:sz="0" w:space="0" w:color="000000"/>
-              <w:left w:val="none" w:sz="0" w:space="0" w:color="000000"/>
-              <w:right w:val="none" w:sz="0" w:space="0" w:color="000000"/>
-            </w:tcBorders>
-            <w:shd w:val="clear" w:color="auto" w:fill="FFFFFF"/>
-            <w:tcMar>
-              <w:top w:w="0" w:type="dxa"/>
-              <w:bottom w:w="0" w:type="dxa"/>
-              <w:left w:w="0" w:type="dxa"/>
-              <w:right w:w="0" w:type="dxa"/>
-            </w:tcMar>
-            <w:vAlign w:val="center"/>
-          </w:tcPr>
-          <w:p>
-            <w:pPr>
-              <w:pStyle w:val="Normal"/>
-              <w:jc w:val="left"/>
-              <w:pBdr>
-                <w:bottom w:val="none" w:sz="0" w:space="0" w:color="000000"/>
-                <w:top w:val="none" w:sz="0" w:space="0" w:color="000000"/>
-                <w:left w:val="none" w:sz="0" w:space="0" w:color="000000"/>
-                <w:right w:val="none" w:sz="0" w:space="0" w:color="000000"/>
-              </w:pBdr>
-              <w:spacing w:after="100" w:before="100" w:line="240"/>
-              <w:ind w:left="100" w:right="100" w:firstLine="0" w:firstLineChars="0"/>
-              <w:rPr>
-                <w:rFonts w:ascii="Times New Roman" w:hAnsi="Times New Roman" w:eastAsia="Times New Roman" w:cs="Times New Roman"/>
-                <w:i w:val="false"/>
-                <w:b w:val="false"/>
-                <w:u w:val="none"/>
-                <w:strike w:val="false"/>
-                <w:sz w:val="14"/>
-                <w:szCs w:val="14"/>
-                <w:color w:val="000000"/>
-              </w:rPr>
-            </w:pPr>
-            <w:r>
-              <w:rPr>
-                <w:rFonts w:ascii="Times New Roman" w:hAnsi="Times New Roman" w:eastAsia="Times New Roman" w:cs="Times New Roman"/>
-                <w:i w:val="false"/>
-                <w:b w:val="false"/>
-                <w:u w:val="none"/>
-                <w:strike w:val="false"/>
-                <w:sz w:val="14"/>
-                <w:szCs w:val="14"/>
-                <w:color w:val="000000"/>
-              </w:rPr>
-              <w:t xml:space="preserve">0.218</w:t>
+              <w:t xml:space="preserve">1.07 (0.91–1.25)</w:t>
+            </w:r>
+          </w:p>
+        </w:tc>
+        <w:tc>
+          <w:tcPr>
+            <w:tcBorders>
+              <w:bottom w:val="none" w:sz="0" w:space="0" w:color="000000"/>
+              <w:top w:val="none" w:sz="0" w:space="0" w:color="000000"/>
+              <w:left w:val="none" w:sz="0" w:space="0" w:color="000000"/>
+              <w:right w:val="none" w:sz="0" w:space="0" w:color="000000"/>
+            </w:tcBorders>
+            <w:shd w:val="clear" w:color="auto" w:fill="FFFFFF"/>
+            <w:tcMar>
+              <w:top w:w="0" w:type="dxa"/>
+              <w:bottom w:w="0" w:type="dxa"/>
+              <w:left w:w="0" w:type="dxa"/>
+              <w:right w:w="0" w:type="dxa"/>
+            </w:tcMar>
+            <w:vAlign w:val="center"/>
+          </w:tcPr>
+          <w:p>
+            <w:pPr>
+              <w:pStyle w:val="Normal"/>
+              <w:jc w:val="left"/>
+              <w:pBdr>
+                <w:bottom w:val="none" w:sz="0" w:space="0" w:color="000000"/>
+                <w:top w:val="none" w:sz="0" w:space="0" w:color="000000"/>
+                <w:left w:val="none" w:sz="0" w:space="0" w:color="000000"/>
+                <w:right w:val="none" w:sz="0" w:space="0" w:color="000000"/>
+              </w:pBdr>
+              <w:spacing w:after="100" w:before="100" w:line="240"/>
+              <w:ind w:left="100" w:right="100" w:firstLine="0" w:firstLineChars="0"/>
+              <w:rPr>
+                <w:rFonts w:ascii="Times New Roman" w:hAnsi="Times New Roman" w:eastAsia="Times New Roman" w:cs="Times New Roman"/>
+                <w:i w:val="false"/>
+                <w:b w:val="false"/>
+                <w:u w:val="none"/>
+                <w:strike w:val="false"/>
+                <w:sz w:val="14"/>
+                <w:szCs w:val="14"/>
+                <w:color w:val="000000"/>
+              </w:rPr>
+            </w:pPr>
+            <w:r>
+              <w:rPr>
+                <w:rFonts w:ascii="Times New Roman" w:hAnsi="Times New Roman" w:eastAsia="Times New Roman" w:cs="Times New Roman"/>
+                <w:i w:val="false"/>
+                <w:b w:val="false"/>
+                <w:u w:val="none"/>
+                <w:strike w:val="false"/>
+                <w:sz w:val="14"/>
+                <w:szCs w:val="14"/>
+                <w:color w:val="000000"/>
+              </w:rPr>
+              <w:t xml:space="preserve">0.436</w:t>
             </w:r>
           </w:p>
         </w:tc>
@@ -7683,7 +7683,7 @@
                 <w:szCs w:val="14"/>
                 <w:color w:val="000000"/>
               </w:rPr>
-              <w:t xml:space="preserve">0.213</w:t>
+              <w:t xml:space="preserve">0.392</w:t>
             </w:r>
           </w:p>
         </w:tc>
@@ -8348,62 +8348,62 @@
                 <w:szCs w:val="14"/>
                 <w:color w:val="000000"/>
               </w:rPr>
-              <w:t xml:space="preserve">0.63 (0.45–0.88)</w:t>
-            </w:r>
-          </w:p>
-        </w:tc>
-        <w:tc>
-          <w:tcPr>
-            <w:tcBorders>
-              <w:bottom w:val="none" w:sz="0" w:space="0" w:color="000000"/>
-              <w:top w:val="none" w:sz="0" w:space="0" w:color="000000"/>
-              <w:left w:val="none" w:sz="0" w:space="0" w:color="000000"/>
-              <w:right w:val="none" w:sz="0" w:space="0" w:color="000000"/>
-            </w:tcBorders>
-            <w:shd w:val="clear" w:color="auto" w:fill="FFFFFF"/>
-            <w:tcMar>
-              <w:top w:w="0" w:type="dxa"/>
-              <w:bottom w:w="0" w:type="dxa"/>
-              <w:left w:w="0" w:type="dxa"/>
-              <w:right w:w="0" w:type="dxa"/>
-            </w:tcMar>
-            <w:vAlign w:val="center"/>
-          </w:tcPr>
-          <w:p>
-            <w:pPr>
-              <w:pStyle w:val="Normal"/>
-              <w:jc w:val="left"/>
-              <w:pBdr>
-                <w:bottom w:val="none" w:sz="0" w:space="0" w:color="000000"/>
-                <w:top w:val="none" w:sz="0" w:space="0" w:color="000000"/>
-                <w:left w:val="none" w:sz="0" w:space="0" w:color="000000"/>
-                <w:right w:val="none" w:sz="0" w:space="0" w:color="000000"/>
-              </w:pBdr>
-              <w:spacing w:after="100" w:before="100" w:line="240"/>
-              <w:ind w:left="100" w:right="100" w:firstLine="0" w:firstLineChars="0"/>
-              <w:rPr>
-                <w:rFonts w:ascii="Times New Roman" w:hAnsi="Times New Roman" w:eastAsia="Times New Roman" w:cs="Times New Roman"/>
-                <w:i w:val="false"/>
-                <w:b w:val="false"/>
-                <w:u w:val="none"/>
-                <w:strike w:val="false"/>
-                <w:sz w:val="14"/>
-                <w:szCs w:val="14"/>
-                <w:color w:val="000000"/>
-              </w:rPr>
-            </w:pPr>
-            <w:r>
-              <w:rPr>
-                <w:rFonts w:ascii="Times New Roman" w:hAnsi="Times New Roman" w:eastAsia="Times New Roman" w:cs="Times New Roman"/>
-                <w:i w:val="false"/>
-                <w:b w:val="false"/>
-                <w:u w:val="none"/>
-                <w:strike w:val="false"/>
-                <w:sz w:val="14"/>
-                <w:szCs w:val="14"/>
-                <w:color w:val="000000"/>
-              </w:rPr>
-              <w:t xml:space="preserve">0.007</w:t>
+              <w:t xml:space="preserve">1.17 (0.84–1.63)</w:t>
+            </w:r>
+          </w:p>
+        </w:tc>
+        <w:tc>
+          <w:tcPr>
+            <w:tcBorders>
+              <w:bottom w:val="none" w:sz="0" w:space="0" w:color="000000"/>
+              <w:top w:val="none" w:sz="0" w:space="0" w:color="000000"/>
+              <w:left w:val="none" w:sz="0" w:space="0" w:color="000000"/>
+              <w:right w:val="none" w:sz="0" w:space="0" w:color="000000"/>
+            </w:tcBorders>
+            <w:shd w:val="clear" w:color="auto" w:fill="FFFFFF"/>
+            <w:tcMar>
+              <w:top w:w="0" w:type="dxa"/>
+              <w:bottom w:w="0" w:type="dxa"/>
+              <w:left w:w="0" w:type="dxa"/>
+              <w:right w:w="0" w:type="dxa"/>
+            </w:tcMar>
+            <w:vAlign w:val="center"/>
+          </w:tcPr>
+          <w:p>
+            <w:pPr>
+              <w:pStyle w:val="Normal"/>
+              <w:jc w:val="left"/>
+              <w:pBdr>
+                <w:bottom w:val="none" w:sz="0" w:space="0" w:color="000000"/>
+                <w:top w:val="none" w:sz="0" w:space="0" w:color="000000"/>
+                <w:left w:val="none" w:sz="0" w:space="0" w:color="000000"/>
+                <w:right w:val="none" w:sz="0" w:space="0" w:color="000000"/>
+              </w:pBdr>
+              <w:spacing w:after="100" w:before="100" w:line="240"/>
+              <w:ind w:left="100" w:right="100" w:firstLine="0" w:firstLineChars="0"/>
+              <w:rPr>
+                <w:rFonts w:ascii="Times New Roman" w:hAnsi="Times New Roman" w:eastAsia="Times New Roman" w:cs="Times New Roman"/>
+                <w:i w:val="false"/>
+                <w:b w:val="false"/>
+                <w:u w:val="none"/>
+                <w:strike w:val="false"/>
+                <w:sz w:val="14"/>
+                <w:szCs w:val="14"/>
+                <w:color w:val="000000"/>
+              </w:rPr>
+            </w:pPr>
+            <w:r>
+              <w:rPr>
+                <w:rFonts w:ascii="Times New Roman" w:hAnsi="Times New Roman" w:eastAsia="Times New Roman" w:cs="Times New Roman"/>
+                <w:i w:val="false"/>
+                <w:b w:val="false"/>
+                <w:u w:val="none"/>
+                <w:strike w:val="false"/>
+                <w:sz w:val="14"/>
+                <w:szCs w:val="14"/>
+                <w:color w:val="000000"/>
+              </w:rPr>
+              <w:t xml:space="preserve">0.357</w:t>
             </w:r>
           </w:p>
         </w:tc>
@@ -8568,7 +8568,7 @@
                 <w:szCs w:val="14"/>
                 <w:color w:val="000000"/>
               </w:rPr>
-              <w:t xml:space="preserve">0.319</w:t>
+              <w:t xml:space="preserve">0.253</w:t>
             </w:r>
           </w:p>
         </w:tc>
@@ -8678,117 +8678,117 @@
                 <w:szCs w:val="14"/>
                 <w:color w:val="000000"/>
               </w:rPr>
-              <w:t xml:space="preserve">0.007</w:t>
-            </w:r>
-          </w:p>
-        </w:tc>
-        <w:tc>
-          <w:tcPr>
-            <w:tcBorders>
-              <w:bottom w:val="none" w:sz="0" w:space="0" w:color="000000"/>
-              <w:top w:val="none" w:sz="0" w:space="0" w:color="000000"/>
-              <w:left w:val="none" w:sz="0" w:space="0" w:color="000000"/>
-              <w:right w:val="none" w:sz="0" w:space="0" w:color="000000"/>
-            </w:tcBorders>
-            <w:shd w:val="clear" w:color="auto" w:fill="FFFFFF"/>
-            <w:tcMar>
-              <w:top w:w="0" w:type="dxa"/>
-              <w:bottom w:w="0" w:type="dxa"/>
-              <w:left w:w="0" w:type="dxa"/>
-              <w:right w:w="0" w:type="dxa"/>
-            </w:tcMar>
-            <w:vAlign w:val="center"/>
-          </w:tcPr>
-          <w:p>
-            <w:pPr>
-              <w:pStyle w:val="Normal"/>
-              <w:jc w:val="left"/>
-              <w:pBdr>
-                <w:bottom w:val="none" w:sz="0" w:space="0" w:color="000000"/>
-                <w:top w:val="none" w:sz="0" w:space="0" w:color="000000"/>
-                <w:left w:val="none" w:sz="0" w:space="0" w:color="000000"/>
-                <w:right w:val="none" w:sz="0" w:space="0" w:color="000000"/>
-              </w:pBdr>
-              <w:spacing w:after="100" w:before="100" w:line="240"/>
-              <w:ind w:left="100" w:right="100" w:firstLine="0" w:firstLineChars="0"/>
-              <w:rPr>
-                <w:rFonts w:ascii="Times New Roman" w:hAnsi="Times New Roman" w:eastAsia="Times New Roman" w:cs="Times New Roman"/>
-                <w:i w:val="false"/>
-                <w:b w:val="false"/>
-                <w:u w:val="none"/>
-                <w:strike w:val="false"/>
-                <w:sz w:val="14"/>
-                <w:szCs w:val="14"/>
-                <w:color w:val="000000"/>
-              </w:rPr>
-            </w:pPr>
-            <w:r>
-              <w:rPr>
-                <w:rFonts w:ascii="Times New Roman" w:hAnsi="Times New Roman" w:eastAsia="Times New Roman" w:cs="Times New Roman"/>
-                <w:i w:val="false"/>
-                <w:b w:val="false"/>
-                <w:u w:val="none"/>
-                <w:strike w:val="false"/>
-                <w:sz w:val="14"/>
-                <w:szCs w:val="14"/>
-                <w:color w:val="000000"/>
-              </w:rPr>
-              <w:t xml:space="preserve">4.88 (1.20, 8.55)</w:t>
-            </w:r>
-          </w:p>
-        </w:tc>
-        <w:tc>
-          <w:tcPr>
-            <w:tcBorders>
-              <w:bottom w:val="none" w:sz="0" w:space="0" w:color="000000"/>
-              <w:top w:val="none" w:sz="0" w:space="0" w:color="000000"/>
-              <w:left w:val="none" w:sz="0" w:space="0" w:color="000000"/>
-              <w:right w:val="none" w:sz="0" w:space="0" w:color="000000"/>
-            </w:tcBorders>
-            <w:shd w:val="clear" w:color="auto" w:fill="FFFFFF"/>
-            <w:tcMar>
-              <w:top w:w="0" w:type="dxa"/>
-              <w:bottom w:w="0" w:type="dxa"/>
-              <w:left w:w="0" w:type="dxa"/>
-              <w:right w:w="0" w:type="dxa"/>
-            </w:tcMar>
-            <w:vAlign w:val="center"/>
-          </w:tcPr>
-          <w:p>
-            <w:pPr>
-              <w:pStyle w:val="Normal"/>
-              <w:jc w:val="left"/>
-              <w:pBdr>
-                <w:bottom w:val="none" w:sz="0" w:space="0" w:color="000000"/>
-                <w:top w:val="none" w:sz="0" w:space="0" w:color="000000"/>
-                <w:left w:val="none" w:sz="0" w:space="0" w:color="000000"/>
-                <w:right w:val="none" w:sz="0" w:space="0" w:color="000000"/>
-              </w:pBdr>
-              <w:spacing w:after="100" w:before="100" w:line="240"/>
-              <w:ind w:left="100" w:right="100" w:firstLine="0" w:firstLineChars="0"/>
-              <w:rPr>
-                <w:rFonts w:ascii="Times New Roman" w:hAnsi="Times New Roman" w:eastAsia="Times New Roman" w:cs="Times New Roman"/>
-                <w:i w:val="false"/>
-                <w:b w:val="false"/>
-                <w:u w:val="none"/>
-                <w:strike w:val="false"/>
-                <w:sz w:val="14"/>
-                <w:szCs w:val="14"/>
-                <w:color w:val="000000"/>
-              </w:rPr>
-            </w:pPr>
-            <w:r>
-              <w:rPr>
-                <w:rFonts w:ascii="Times New Roman" w:hAnsi="Times New Roman" w:eastAsia="Times New Roman" w:cs="Times New Roman"/>
-                <w:i w:val="false"/>
-                <w:b w:val="false"/>
-                <w:u w:val="none"/>
-                <w:strike w:val="false"/>
-                <w:sz w:val="14"/>
-                <w:szCs w:val="14"/>
-                <w:color w:val="000000"/>
-              </w:rPr>
-              <w:t xml:space="preserve">0.009</w:t>
+              <w:t xml:space="preserve">0.358</w:t>
+            </w:r>
+          </w:p>
+        </w:tc>
+        <w:tc>
+          <w:tcPr>
+            <w:tcBorders>
+              <w:bottom w:val="none" w:sz="0" w:space="0" w:color="000000"/>
+              <w:top w:val="none" w:sz="0" w:space="0" w:color="000000"/>
+              <w:left w:val="none" w:sz="0" w:space="0" w:color="000000"/>
+              <w:right w:val="none" w:sz="0" w:space="0" w:color="000000"/>
+            </w:tcBorders>
+            <w:shd w:val="clear" w:color="auto" w:fill="FFFFFF"/>
+            <w:tcMar>
+              <w:top w:w="0" w:type="dxa"/>
+              <w:bottom w:w="0" w:type="dxa"/>
+              <w:left w:w="0" w:type="dxa"/>
+              <w:right w:w="0" w:type="dxa"/>
+            </w:tcMar>
+            <w:vAlign w:val="center"/>
+          </w:tcPr>
+          <w:p>
+            <w:pPr>
+              <w:pStyle w:val="Normal"/>
+              <w:jc w:val="left"/>
+              <w:pBdr>
+                <w:bottom w:val="none" w:sz="0" w:space="0" w:color="000000"/>
+                <w:top w:val="none" w:sz="0" w:space="0" w:color="000000"/>
+                <w:left w:val="none" w:sz="0" w:space="0" w:color="000000"/>
+                <w:right w:val="none" w:sz="0" w:space="0" w:color="000000"/>
+              </w:pBdr>
+              <w:spacing w:after="100" w:before="100" w:line="240"/>
+              <w:ind w:left="100" w:right="100" w:firstLine="0" w:firstLineChars="0"/>
+              <w:rPr>
+                <w:rFonts w:ascii="Times New Roman" w:hAnsi="Times New Roman" w:eastAsia="Times New Roman" w:cs="Times New Roman"/>
+                <w:i w:val="false"/>
+                <w:b w:val="false"/>
+                <w:u w:val="none"/>
+                <w:strike w:val="false"/>
+                <w:sz w:val="14"/>
+                <w:szCs w:val="14"/>
+                <w:color w:val="000000"/>
+              </w:rPr>
+            </w:pPr>
+            <w:r>
+              <w:rPr>
+                <w:rFonts w:ascii="Times New Roman" w:hAnsi="Times New Roman" w:eastAsia="Times New Roman" w:cs="Times New Roman"/>
+                <w:i w:val="false"/>
+                <w:b w:val="false"/>
+                <w:u w:val="none"/>
+                <w:strike w:val="false"/>
+                <w:sz w:val="14"/>
+                <w:szCs w:val="14"/>
+                <w:color w:val="000000"/>
+              </w:rPr>
+              <w:t xml:space="preserve">-2.26 (-5.96, 1.44)</w:t>
+            </w:r>
+          </w:p>
+        </w:tc>
+        <w:tc>
+          <w:tcPr>
+            <w:tcBorders>
+              <w:bottom w:val="none" w:sz="0" w:space="0" w:color="000000"/>
+              <w:top w:val="none" w:sz="0" w:space="0" w:color="000000"/>
+              <w:left w:val="none" w:sz="0" w:space="0" w:color="000000"/>
+              <w:right w:val="none" w:sz="0" w:space="0" w:color="000000"/>
+            </w:tcBorders>
+            <w:shd w:val="clear" w:color="auto" w:fill="FFFFFF"/>
+            <w:tcMar>
+              <w:top w:w="0" w:type="dxa"/>
+              <w:bottom w:w="0" w:type="dxa"/>
+              <w:left w:w="0" w:type="dxa"/>
+              <w:right w:w="0" w:type="dxa"/>
+            </w:tcMar>
+            <w:vAlign w:val="center"/>
+          </w:tcPr>
+          <w:p>
+            <w:pPr>
+              <w:pStyle w:val="Normal"/>
+              <w:jc w:val="left"/>
+              <w:pBdr>
+                <w:bottom w:val="none" w:sz="0" w:space="0" w:color="000000"/>
+                <w:top w:val="none" w:sz="0" w:space="0" w:color="000000"/>
+                <w:left w:val="none" w:sz="0" w:space="0" w:color="000000"/>
+                <w:right w:val="none" w:sz="0" w:space="0" w:color="000000"/>
+              </w:pBdr>
+              <w:spacing w:after="100" w:before="100" w:line="240"/>
+              <w:ind w:left="100" w:right="100" w:firstLine="0" w:firstLineChars="0"/>
+              <w:rPr>
+                <w:rFonts w:ascii="Times New Roman" w:hAnsi="Times New Roman" w:eastAsia="Times New Roman" w:cs="Times New Roman"/>
+                <w:i w:val="false"/>
+                <w:b w:val="false"/>
+                <w:u w:val="none"/>
+                <w:strike w:val="false"/>
+                <w:sz w:val="14"/>
+                <w:szCs w:val="14"/>
+                <w:color w:val="000000"/>
+              </w:rPr>
+            </w:pPr>
+            <w:r>
+              <w:rPr>
+                <w:rFonts w:ascii="Times New Roman" w:hAnsi="Times New Roman" w:eastAsia="Times New Roman" w:cs="Times New Roman"/>
+                <w:i w:val="false"/>
+                <w:b w:val="false"/>
+                <w:u w:val="none"/>
+                <w:strike w:val="false"/>
+                <w:sz w:val="14"/>
+                <w:szCs w:val="14"/>
+                <w:color w:val="000000"/>
+              </w:rPr>
+              <w:t xml:space="preserve">0.230</w:t>
             </w:r>
           </w:p>
         </w:tc>
@@ -9233,62 +9233,62 @@
                 <w:szCs w:val="14"/>
                 <w:color w:val="000000"/>
               </w:rPr>
-              <w:t xml:space="preserve">0.73 (0.61–0.86)</w:t>
-            </w:r>
-          </w:p>
-        </w:tc>
-        <w:tc>
-          <w:tcPr>
-            <w:tcBorders>
-              <w:bottom w:val="none" w:sz="0" w:space="0" w:color="000000"/>
-              <w:top w:val="none" w:sz="0" w:space="0" w:color="000000"/>
-              <w:left w:val="none" w:sz="0" w:space="0" w:color="000000"/>
-              <w:right w:val="none" w:sz="0" w:space="0" w:color="000000"/>
-            </w:tcBorders>
-            <w:shd w:val="clear" w:color="auto" w:fill="FFFFFF"/>
-            <w:tcMar>
-              <w:top w:w="0" w:type="dxa"/>
-              <w:bottom w:w="0" w:type="dxa"/>
-              <w:left w:w="0" w:type="dxa"/>
-              <w:right w:w="0" w:type="dxa"/>
-            </w:tcMar>
-            <w:vAlign w:val="center"/>
-          </w:tcPr>
-          <w:p>
-            <w:pPr>
-              <w:pStyle w:val="Normal"/>
-              <w:jc w:val="left"/>
-              <w:pBdr>
-                <w:bottom w:val="none" w:sz="0" w:space="0" w:color="000000"/>
-                <w:top w:val="none" w:sz="0" w:space="0" w:color="000000"/>
-                <w:left w:val="none" w:sz="0" w:space="0" w:color="000000"/>
-                <w:right w:val="none" w:sz="0" w:space="0" w:color="000000"/>
-              </w:pBdr>
-              <w:spacing w:after="100" w:before="100" w:line="240"/>
-              <w:ind w:left="100" w:right="100" w:firstLine="0" w:firstLineChars="0"/>
-              <w:rPr>
-                <w:rFonts w:ascii="Times New Roman" w:hAnsi="Times New Roman" w:eastAsia="Times New Roman" w:cs="Times New Roman"/>
-                <w:i w:val="false"/>
-                <w:b w:val="false"/>
-                <w:u w:val="none"/>
-                <w:strike w:val="false"/>
-                <w:sz w:val="14"/>
-                <w:szCs w:val="14"/>
-                <w:color w:val="000000"/>
-              </w:rPr>
-            </w:pPr>
-            <w:r>
-              <w:rPr>
-                <w:rFonts w:ascii="Times New Roman" w:hAnsi="Times New Roman" w:eastAsia="Times New Roman" w:cs="Times New Roman"/>
-                <w:i w:val="false"/>
-                <w:b w:val="false"/>
-                <w:u w:val="none"/>
-                <w:strike w:val="false"/>
-                <w:sz w:val="14"/>
-                <w:szCs w:val="14"/>
-                <w:color w:val="000000"/>
-              </w:rPr>
-              <w:t xml:space="preserve">&lt;0.001</w:t>
+              <w:t xml:space="preserve">1.13 (0.96–1.33)</w:t>
+            </w:r>
+          </w:p>
+        </w:tc>
+        <w:tc>
+          <w:tcPr>
+            <w:tcBorders>
+              <w:bottom w:val="none" w:sz="0" w:space="0" w:color="000000"/>
+              <w:top w:val="none" w:sz="0" w:space="0" w:color="000000"/>
+              <w:left w:val="none" w:sz="0" w:space="0" w:color="000000"/>
+              <w:right w:val="none" w:sz="0" w:space="0" w:color="000000"/>
+            </w:tcBorders>
+            <w:shd w:val="clear" w:color="auto" w:fill="FFFFFF"/>
+            <w:tcMar>
+              <w:top w:w="0" w:type="dxa"/>
+              <w:bottom w:w="0" w:type="dxa"/>
+              <w:left w:w="0" w:type="dxa"/>
+              <w:right w:w="0" w:type="dxa"/>
+            </w:tcMar>
+            <w:vAlign w:val="center"/>
+          </w:tcPr>
+          <w:p>
+            <w:pPr>
+              <w:pStyle w:val="Normal"/>
+              <w:jc w:val="left"/>
+              <w:pBdr>
+                <w:bottom w:val="none" w:sz="0" w:space="0" w:color="000000"/>
+                <w:top w:val="none" w:sz="0" w:space="0" w:color="000000"/>
+                <w:left w:val="none" w:sz="0" w:space="0" w:color="000000"/>
+                <w:right w:val="none" w:sz="0" w:space="0" w:color="000000"/>
+              </w:pBdr>
+              <w:spacing w:after="100" w:before="100" w:line="240"/>
+              <w:ind w:left="100" w:right="100" w:firstLine="0" w:firstLineChars="0"/>
+              <w:rPr>
+                <w:rFonts w:ascii="Times New Roman" w:hAnsi="Times New Roman" w:eastAsia="Times New Roman" w:cs="Times New Roman"/>
+                <w:i w:val="false"/>
+                <w:b w:val="false"/>
+                <w:u w:val="none"/>
+                <w:strike w:val="false"/>
+                <w:sz w:val="14"/>
+                <w:szCs w:val="14"/>
+                <w:color w:val="000000"/>
+              </w:rPr>
+            </w:pPr>
+            <w:r>
+              <w:rPr>
+                <w:rFonts w:ascii="Times New Roman" w:hAnsi="Times New Roman" w:eastAsia="Times New Roman" w:cs="Times New Roman"/>
+                <w:i w:val="false"/>
+                <w:b w:val="false"/>
+                <w:u w:val="none"/>
+                <w:strike w:val="false"/>
+                <w:sz w:val="14"/>
+                <w:szCs w:val="14"/>
+                <w:color w:val="000000"/>
+              </w:rPr>
+              <w:t xml:space="preserve">0.146</w:t>
             </w:r>
           </w:p>
         </w:tc>
@@ -9453,7 +9453,7 @@
                 <w:szCs w:val="14"/>
                 <w:color w:val="000000"/>
               </w:rPr>
-              <w:t xml:space="preserve">0.649</w:t>
+              <w:t xml:space="preserve">0.216</w:t>
             </w:r>
           </w:p>
         </w:tc>
@@ -10118,62 +10118,62 @@
                 <w:szCs w:val="14"/>
                 <w:color w:val="000000"/>
               </w:rPr>
-              <w:t xml:space="preserve">0.75 (0.62–0.89)</w:t>
-            </w:r>
-          </w:p>
-        </w:tc>
-        <w:tc>
-          <w:tcPr>
-            <w:tcBorders>
-              <w:bottom w:val="none" w:sz="0" w:space="0" w:color="000000"/>
-              <w:top w:val="none" w:sz="0" w:space="0" w:color="000000"/>
-              <w:left w:val="none" w:sz="0" w:space="0" w:color="000000"/>
-              <w:right w:val="none" w:sz="0" w:space="0" w:color="000000"/>
-            </w:tcBorders>
-            <w:shd w:val="clear" w:color="auto" w:fill="FFFFFF"/>
-            <w:tcMar>
-              <w:top w:w="0" w:type="dxa"/>
-              <w:bottom w:w="0" w:type="dxa"/>
-              <w:left w:w="0" w:type="dxa"/>
-              <w:right w:w="0" w:type="dxa"/>
-            </w:tcMar>
-            <w:vAlign w:val="center"/>
-          </w:tcPr>
-          <w:p>
-            <w:pPr>
-              <w:pStyle w:val="Normal"/>
-              <w:jc w:val="left"/>
-              <w:pBdr>
-                <w:bottom w:val="none" w:sz="0" w:space="0" w:color="000000"/>
-                <w:top w:val="none" w:sz="0" w:space="0" w:color="000000"/>
-                <w:left w:val="none" w:sz="0" w:space="0" w:color="000000"/>
-                <w:right w:val="none" w:sz="0" w:space="0" w:color="000000"/>
-              </w:pBdr>
-              <w:spacing w:after="100" w:before="100" w:line="240"/>
-              <w:ind w:left="100" w:right="100" w:firstLine="0" w:firstLineChars="0"/>
-              <w:rPr>
-                <w:rFonts w:ascii="Times New Roman" w:hAnsi="Times New Roman" w:eastAsia="Times New Roman" w:cs="Times New Roman"/>
-                <w:i w:val="false"/>
-                <w:b w:val="false"/>
-                <w:u w:val="none"/>
-                <w:strike w:val="false"/>
-                <w:sz w:val="14"/>
-                <w:szCs w:val="14"/>
-                <w:color w:val="000000"/>
-              </w:rPr>
-            </w:pPr>
-            <w:r>
-              <w:rPr>
-                <w:rFonts w:ascii="Times New Roman" w:hAnsi="Times New Roman" w:eastAsia="Times New Roman" w:cs="Times New Roman"/>
-                <w:i w:val="false"/>
-                <w:b w:val="false"/>
-                <w:u w:val="none"/>
-                <w:strike w:val="false"/>
-                <w:sz w:val="14"/>
-                <w:szCs w:val="14"/>
-                <w:color w:val="000000"/>
-              </w:rPr>
-              <w:t xml:space="preserve">0.001</w:t>
+              <w:t xml:space="preserve">1.07 (0.90–1.26)</w:t>
+            </w:r>
+          </w:p>
+        </w:tc>
+        <w:tc>
+          <w:tcPr>
+            <w:tcBorders>
+              <w:bottom w:val="none" w:sz="0" w:space="0" w:color="000000"/>
+              <w:top w:val="none" w:sz="0" w:space="0" w:color="000000"/>
+              <w:left w:val="none" w:sz="0" w:space="0" w:color="000000"/>
+              <w:right w:val="none" w:sz="0" w:space="0" w:color="000000"/>
+            </w:tcBorders>
+            <w:shd w:val="clear" w:color="auto" w:fill="FFFFFF"/>
+            <w:tcMar>
+              <w:top w:w="0" w:type="dxa"/>
+              <w:bottom w:w="0" w:type="dxa"/>
+              <w:left w:w="0" w:type="dxa"/>
+              <w:right w:w="0" w:type="dxa"/>
+            </w:tcMar>
+            <w:vAlign w:val="center"/>
+          </w:tcPr>
+          <w:p>
+            <w:pPr>
+              <w:pStyle w:val="Normal"/>
+              <w:jc w:val="left"/>
+              <w:pBdr>
+                <w:bottom w:val="none" w:sz="0" w:space="0" w:color="000000"/>
+                <w:top w:val="none" w:sz="0" w:space="0" w:color="000000"/>
+                <w:left w:val="none" w:sz="0" w:space="0" w:color="000000"/>
+                <w:right w:val="none" w:sz="0" w:space="0" w:color="000000"/>
+              </w:pBdr>
+              <w:spacing w:after="100" w:before="100" w:line="240"/>
+              <w:ind w:left="100" w:right="100" w:firstLine="0" w:firstLineChars="0"/>
+              <w:rPr>
+                <w:rFonts w:ascii="Times New Roman" w:hAnsi="Times New Roman" w:eastAsia="Times New Roman" w:cs="Times New Roman"/>
+                <w:i w:val="false"/>
+                <w:b w:val="false"/>
+                <w:u w:val="none"/>
+                <w:strike w:val="false"/>
+                <w:sz w:val="14"/>
+                <w:szCs w:val="14"/>
+                <w:color w:val="000000"/>
+              </w:rPr>
+            </w:pPr>
+            <w:r>
+              <w:rPr>
+                <w:rFonts w:ascii="Times New Roman" w:hAnsi="Times New Roman" w:eastAsia="Times New Roman" w:cs="Times New Roman"/>
+                <w:i w:val="false"/>
+                <w:b w:val="false"/>
+                <w:u w:val="none"/>
+                <w:strike w:val="false"/>
+                <w:sz w:val="14"/>
+                <w:szCs w:val="14"/>
+                <w:color w:val="000000"/>
+              </w:rPr>
+              <w:t xml:space="preserve">0.456</w:t>
             </w:r>
           </w:p>
         </w:tc>
@@ -10338,7 +10338,7 @@
                 <w:szCs w:val="14"/>
                 <w:color w:val="000000"/>
               </w:rPr>
-              <w:t xml:space="preserve">0.536</w:t>
+              <w:t xml:space="preserve">0.225</w:t>
             </w:r>
           </w:p>
         </w:tc>
@@ -11003,62 +11003,62 @@
                 <w:szCs w:val="14"/>
                 <w:color w:val="000000"/>
               </w:rPr>
-              <w:t xml:space="preserve">0.76 (0.63–0.92)</w:t>
-            </w:r>
-          </w:p>
-        </w:tc>
-        <w:tc>
-          <w:tcPr>
-            <w:tcBorders>
-              <w:bottom w:val="none" w:sz="0" w:space="0" w:color="000000"/>
-              <w:top w:val="none" w:sz="0" w:space="0" w:color="000000"/>
-              <w:left w:val="none" w:sz="0" w:space="0" w:color="000000"/>
-              <w:right w:val="none" w:sz="0" w:space="0" w:color="000000"/>
-            </w:tcBorders>
-            <w:shd w:val="clear" w:color="auto" w:fill="FFFFFF"/>
-            <w:tcMar>
-              <w:top w:w="0" w:type="dxa"/>
-              <w:bottom w:w="0" w:type="dxa"/>
-              <w:left w:w="0" w:type="dxa"/>
-              <w:right w:w="0" w:type="dxa"/>
-            </w:tcMar>
-            <w:vAlign w:val="center"/>
-          </w:tcPr>
-          <w:p>
-            <w:pPr>
-              <w:pStyle w:val="Normal"/>
-              <w:jc w:val="left"/>
-              <w:pBdr>
-                <w:bottom w:val="none" w:sz="0" w:space="0" w:color="000000"/>
-                <w:top w:val="none" w:sz="0" w:space="0" w:color="000000"/>
-                <w:left w:val="none" w:sz="0" w:space="0" w:color="000000"/>
-                <w:right w:val="none" w:sz="0" w:space="0" w:color="000000"/>
-              </w:pBdr>
-              <w:spacing w:after="100" w:before="100" w:line="240"/>
-              <w:ind w:left="100" w:right="100" w:firstLine="0" w:firstLineChars="0"/>
-              <w:rPr>
-                <w:rFonts w:ascii="Times New Roman" w:hAnsi="Times New Roman" w:eastAsia="Times New Roman" w:cs="Times New Roman"/>
-                <w:i w:val="false"/>
-                <w:b w:val="false"/>
-                <w:u w:val="none"/>
-                <w:strike w:val="false"/>
-                <w:sz w:val="14"/>
-                <w:szCs w:val="14"/>
-                <w:color w:val="000000"/>
-              </w:rPr>
-            </w:pPr>
-            <w:r>
-              <w:rPr>
-                <w:rFonts w:ascii="Times New Roman" w:hAnsi="Times New Roman" w:eastAsia="Times New Roman" w:cs="Times New Roman"/>
-                <w:i w:val="false"/>
-                <w:b w:val="false"/>
-                <w:u w:val="none"/>
-                <w:strike w:val="false"/>
-                <w:sz w:val="14"/>
-                <w:szCs w:val="14"/>
-                <w:color w:val="000000"/>
-              </w:rPr>
-              <w:t xml:space="preserve">0.004</w:t>
+              <w:t xml:space="preserve">1.07 (0.90–1.27)</w:t>
+            </w:r>
+          </w:p>
+        </w:tc>
+        <w:tc>
+          <w:tcPr>
+            <w:tcBorders>
+              <w:bottom w:val="none" w:sz="0" w:space="0" w:color="000000"/>
+              <w:top w:val="none" w:sz="0" w:space="0" w:color="000000"/>
+              <w:left w:val="none" w:sz="0" w:space="0" w:color="000000"/>
+              <w:right w:val="none" w:sz="0" w:space="0" w:color="000000"/>
+            </w:tcBorders>
+            <w:shd w:val="clear" w:color="auto" w:fill="FFFFFF"/>
+            <w:tcMar>
+              <w:top w:w="0" w:type="dxa"/>
+              <w:bottom w:w="0" w:type="dxa"/>
+              <w:left w:w="0" w:type="dxa"/>
+              <w:right w:w="0" w:type="dxa"/>
+            </w:tcMar>
+            <w:vAlign w:val="center"/>
+          </w:tcPr>
+          <w:p>
+            <w:pPr>
+              <w:pStyle w:val="Normal"/>
+              <w:jc w:val="left"/>
+              <w:pBdr>
+                <w:bottom w:val="none" w:sz="0" w:space="0" w:color="000000"/>
+                <w:top w:val="none" w:sz="0" w:space="0" w:color="000000"/>
+                <w:left w:val="none" w:sz="0" w:space="0" w:color="000000"/>
+                <w:right w:val="none" w:sz="0" w:space="0" w:color="000000"/>
+              </w:pBdr>
+              <w:spacing w:after="100" w:before="100" w:line="240"/>
+              <w:ind w:left="100" w:right="100" w:firstLine="0" w:firstLineChars="0"/>
+              <w:rPr>
+                <w:rFonts w:ascii="Times New Roman" w:hAnsi="Times New Roman" w:eastAsia="Times New Roman" w:cs="Times New Roman"/>
+                <w:i w:val="false"/>
+                <w:b w:val="false"/>
+                <w:u w:val="none"/>
+                <w:strike w:val="false"/>
+                <w:sz w:val="14"/>
+                <w:szCs w:val="14"/>
+                <w:color w:val="000000"/>
+              </w:rPr>
+            </w:pPr>
+            <w:r>
+              <w:rPr>
+                <w:rFonts w:ascii="Times New Roman" w:hAnsi="Times New Roman" w:eastAsia="Times New Roman" w:cs="Times New Roman"/>
+                <w:i w:val="false"/>
+                <w:b w:val="false"/>
+                <w:u w:val="none"/>
+                <w:strike w:val="false"/>
+                <w:sz w:val="14"/>
+                <w:szCs w:val="14"/>
+                <w:color w:val="000000"/>
+              </w:rPr>
+              <w:t xml:space="preserve">0.422</w:t>
             </w:r>
           </w:p>
         </w:tc>
@@ -11223,7 +11223,7 @@
                 <w:szCs w:val="14"/>
                 <w:color w:val="000000"/>
               </w:rPr>
-              <w:t xml:space="preserve">0.452</w:t>
+              <w:t xml:space="preserve">0.457</w:t>
             </w:r>
           </w:p>
         </w:tc>
@@ -11888,62 +11888,62 @@
                 <w:szCs w:val="14"/>
                 <w:color w:val="000000"/>
               </w:rPr>
-              <w:t xml:space="preserve">0.79 (0.65–0.96)</w:t>
-            </w:r>
-          </w:p>
-        </w:tc>
-        <w:tc>
-          <w:tcPr>
-            <w:tcBorders>
-              <w:bottom w:val="none" w:sz="0" w:space="0" w:color="000000"/>
-              <w:top w:val="none" w:sz="0" w:space="0" w:color="000000"/>
-              <w:left w:val="none" w:sz="0" w:space="0" w:color="000000"/>
-              <w:right w:val="none" w:sz="0" w:space="0" w:color="000000"/>
-            </w:tcBorders>
-            <w:shd w:val="clear" w:color="auto" w:fill="FFFFFF"/>
-            <w:tcMar>
-              <w:top w:w="0" w:type="dxa"/>
-              <w:bottom w:w="0" w:type="dxa"/>
-              <w:left w:w="0" w:type="dxa"/>
-              <w:right w:w="0" w:type="dxa"/>
-            </w:tcMar>
-            <w:vAlign w:val="center"/>
-          </w:tcPr>
-          <w:p>
-            <w:pPr>
-              <w:pStyle w:val="Normal"/>
-              <w:jc w:val="left"/>
-              <w:pBdr>
-                <w:bottom w:val="none" w:sz="0" w:space="0" w:color="000000"/>
-                <w:top w:val="none" w:sz="0" w:space="0" w:color="000000"/>
-                <w:left w:val="none" w:sz="0" w:space="0" w:color="000000"/>
-                <w:right w:val="none" w:sz="0" w:space="0" w:color="000000"/>
-              </w:pBdr>
-              <w:spacing w:after="100" w:before="100" w:line="240"/>
-              <w:ind w:left="100" w:right="100" w:firstLine="0" w:firstLineChars="0"/>
-              <w:rPr>
-                <w:rFonts w:ascii="Times New Roman" w:hAnsi="Times New Roman" w:eastAsia="Times New Roman" w:cs="Times New Roman"/>
-                <w:i w:val="false"/>
-                <w:b w:val="false"/>
-                <w:u w:val="none"/>
-                <w:strike w:val="false"/>
-                <w:sz w:val="14"/>
-                <w:szCs w:val="14"/>
-                <w:color w:val="000000"/>
-              </w:rPr>
-            </w:pPr>
-            <w:r>
-              <w:rPr>
-                <w:rFonts w:ascii="Times New Roman" w:hAnsi="Times New Roman" w:eastAsia="Times New Roman" w:cs="Times New Roman"/>
-                <w:i w:val="false"/>
-                <w:b w:val="false"/>
-                <w:u w:val="none"/>
-                <w:strike w:val="false"/>
-                <w:sz w:val="14"/>
-                <w:szCs w:val="14"/>
-                <w:color w:val="000000"/>
-              </w:rPr>
-              <w:t xml:space="preserve">0.015</w:t>
+              <w:t xml:space="preserve">1.04 (0.88–1.24)</w:t>
+            </w:r>
+          </w:p>
+        </w:tc>
+        <w:tc>
+          <w:tcPr>
+            <w:tcBorders>
+              <w:bottom w:val="none" w:sz="0" w:space="0" w:color="000000"/>
+              <w:top w:val="none" w:sz="0" w:space="0" w:color="000000"/>
+              <w:left w:val="none" w:sz="0" w:space="0" w:color="000000"/>
+              <w:right w:val="none" w:sz="0" w:space="0" w:color="000000"/>
+            </w:tcBorders>
+            <w:shd w:val="clear" w:color="auto" w:fill="FFFFFF"/>
+            <w:tcMar>
+              <w:top w:w="0" w:type="dxa"/>
+              <w:bottom w:w="0" w:type="dxa"/>
+              <w:left w:w="0" w:type="dxa"/>
+              <w:right w:w="0" w:type="dxa"/>
+            </w:tcMar>
+            <w:vAlign w:val="center"/>
+          </w:tcPr>
+          <w:p>
+            <w:pPr>
+              <w:pStyle w:val="Normal"/>
+              <w:jc w:val="left"/>
+              <w:pBdr>
+                <w:bottom w:val="none" w:sz="0" w:space="0" w:color="000000"/>
+                <w:top w:val="none" w:sz="0" w:space="0" w:color="000000"/>
+                <w:left w:val="none" w:sz="0" w:space="0" w:color="000000"/>
+                <w:right w:val="none" w:sz="0" w:space="0" w:color="000000"/>
+              </w:pBdr>
+              <w:spacing w:after="100" w:before="100" w:line="240"/>
+              <w:ind w:left="100" w:right="100" w:firstLine="0" w:firstLineChars="0"/>
+              <w:rPr>
+                <w:rFonts w:ascii="Times New Roman" w:hAnsi="Times New Roman" w:eastAsia="Times New Roman" w:cs="Times New Roman"/>
+                <w:i w:val="false"/>
+                <w:b w:val="false"/>
+                <w:u w:val="none"/>
+                <w:strike w:val="false"/>
+                <w:sz w:val="14"/>
+                <w:szCs w:val="14"/>
+                <w:color w:val="000000"/>
+              </w:rPr>
+            </w:pPr>
+            <w:r>
+              <w:rPr>
+                <w:rFonts w:ascii="Times New Roman" w:hAnsi="Times New Roman" w:eastAsia="Times New Roman" w:cs="Times New Roman"/>
+                <w:i w:val="false"/>
+                <w:b w:val="false"/>
+                <w:u w:val="none"/>
+                <w:strike w:val="false"/>
+                <w:sz w:val="14"/>
+                <w:szCs w:val="14"/>
+                <w:color w:val="000000"/>
+              </w:rPr>
+              <w:t xml:space="preserve">0.637</w:t>
             </w:r>
           </w:p>
         </w:tc>
@@ -12108,62 +12108,62 @@
                 <w:szCs w:val="14"/>
                 <w:color w:val="000000"/>
               </w:rPr>
-              <w:t xml:space="preserve">0.469</w:t>
-            </w:r>
-          </w:p>
-        </w:tc>
-        <w:tc>
-          <w:tcPr>
-            <w:tcBorders>
-              <w:bottom w:val="none" w:sz="0" w:space="0" w:color="000000"/>
-              <w:top w:val="none" w:sz="0" w:space="0" w:color="000000"/>
-              <w:left w:val="none" w:sz="0" w:space="0" w:color="000000"/>
-              <w:right w:val="none" w:sz="0" w:space="0" w:color="000000"/>
-            </w:tcBorders>
-            <w:shd w:val="clear" w:color="auto" w:fill="FFFFFF"/>
-            <w:tcMar>
-              <w:top w:w="0" w:type="dxa"/>
-              <w:bottom w:w="0" w:type="dxa"/>
-              <w:left w:w="0" w:type="dxa"/>
-              <w:right w:w="0" w:type="dxa"/>
-            </w:tcMar>
-            <w:vAlign w:val="center"/>
-          </w:tcPr>
-          <w:p>
-            <w:pPr>
-              <w:pStyle w:val="Normal"/>
-              <w:jc w:val="left"/>
-              <w:pBdr>
-                <w:bottom w:val="none" w:sz="0" w:space="0" w:color="000000"/>
-                <w:top w:val="none" w:sz="0" w:space="0" w:color="000000"/>
-                <w:left w:val="none" w:sz="0" w:space="0" w:color="000000"/>
-                <w:right w:val="none" w:sz="0" w:space="0" w:color="000000"/>
-              </w:pBdr>
-              <w:spacing w:after="100" w:before="100" w:line="240"/>
-              <w:ind w:left="100" w:right="100" w:firstLine="0" w:firstLineChars="0"/>
-              <w:rPr>
-                <w:rFonts w:ascii="Times New Roman" w:hAnsi="Times New Roman" w:eastAsia="Times New Roman" w:cs="Times New Roman"/>
-                <w:i w:val="false"/>
-                <w:b w:val="false"/>
-                <w:u w:val="none"/>
-                <w:strike w:val="false"/>
-                <w:sz w:val="14"/>
-                <w:szCs w:val="14"/>
-                <w:color w:val="000000"/>
-              </w:rPr>
-            </w:pPr>
-            <w:r>
-              <w:rPr>
-                <w:rFonts w:ascii="Times New Roman" w:hAnsi="Times New Roman" w:eastAsia="Times New Roman" w:cs="Times New Roman"/>
-                <w:i w:val="false"/>
-                <w:b w:val="false"/>
-                <w:u w:val="none"/>
-                <w:strike w:val="false"/>
-                <w:sz w:val="14"/>
-                <w:szCs w:val="14"/>
-                <w:color w:val="000000"/>
-              </w:rPr>
-              <w:t xml:space="preserve">0.027</w:t>
+              <w:t xml:space="preserve">0.439</w:t>
+            </w:r>
+          </w:p>
+        </w:tc>
+        <w:tc>
+          <w:tcPr>
+            <w:tcBorders>
+              <w:bottom w:val="none" w:sz="0" w:space="0" w:color="000000"/>
+              <w:top w:val="none" w:sz="0" w:space="0" w:color="000000"/>
+              <w:left w:val="none" w:sz="0" w:space="0" w:color="000000"/>
+              <w:right w:val="none" w:sz="0" w:space="0" w:color="000000"/>
+            </w:tcBorders>
+            <w:shd w:val="clear" w:color="auto" w:fill="FFFFFF"/>
+            <w:tcMar>
+              <w:top w:w="0" w:type="dxa"/>
+              <w:bottom w:w="0" w:type="dxa"/>
+              <w:left w:w="0" w:type="dxa"/>
+              <w:right w:w="0" w:type="dxa"/>
+            </w:tcMar>
+            <w:vAlign w:val="center"/>
+          </w:tcPr>
+          <w:p>
+            <w:pPr>
+              <w:pStyle w:val="Normal"/>
+              <w:jc w:val="left"/>
+              <w:pBdr>
+                <w:bottom w:val="none" w:sz="0" w:space="0" w:color="000000"/>
+                <w:top w:val="none" w:sz="0" w:space="0" w:color="000000"/>
+                <w:left w:val="none" w:sz="0" w:space="0" w:color="000000"/>
+                <w:right w:val="none" w:sz="0" w:space="0" w:color="000000"/>
+              </w:pBdr>
+              <w:spacing w:after="100" w:before="100" w:line="240"/>
+              <w:ind w:left="100" w:right="100" w:firstLine="0" w:firstLineChars="0"/>
+              <w:rPr>
+                <w:rFonts w:ascii="Times New Roman" w:hAnsi="Times New Roman" w:eastAsia="Times New Roman" w:cs="Times New Roman"/>
+                <w:i w:val="false"/>
+                <w:b w:val="false"/>
+                <w:u w:val="none"/>
+                <w:strike w:val="false"/>
+                <w:sz w:val="14"/>
+                <w:szCs w:val="14"/>
+                <w:color w:val="000000"/>
+              </w:rPr>
+            </w:pPr>
+            <w:r>
+              <w:rPr>
+                <w:rFonts w:ascii="Times New Roman" w:hAnsi="Times New Roman" w:eastAsia="Times New Roman" w:cs="Times New Roman"/>
+                <w:i w:val="false"/>
+                <w:b w:val="false"/>
+                <w:u w:val="none"/>
+                <w:strike w:val="false"/>
+                <w:sz w:val="14"/>
+                <w:szCs w:val="14"/>
+                <w:color w:val="000000"/>
+              </w:rPr>
+              <w:t xml:space="preserve">0.556</w:t>
             </w:r>
           </w:p>
         </w:tc>
@@ -12773,62 +12773,62 @@
                 <w:szCs w:val="14"/>
                 <w:color w:val="000000"/>
               </w:rPr>
-              <w:t xml:space="preserve">0.78 (0.54–1.12)</w:t>
-            </w:r>
-          </w:p>
-        </w:tc>
-        <w:tc>
-          <w:tcPr>
-            <w:tcBorders>
-              <w:bottom w:val="none" w:sz="0" w:space="0" w:color="000000"/>
-              <w:top w:val="none" w:sz="0" w:space="0" w:color="000000"/>
-              <w:left w:val="none" w:sz="0" w:space="0" w:color="000000"/>
-              <w:right w:val="none" w:sz="0" w:space="0" w:color="000000"/>
-            </w:tcBorders>
-            <w:shd w:val="clear" w:color="auto" w:fill="FFFFFF"/>
-            <w:tcMar>
-              <w:top w:w="0" w:type="dxa"/>
-              <w:bottom w:w="0" w:type="dxa"/>
-              <w:left w:w="0" w:type="dxa"/>
-              <w:right w:w="0" w:type="dxa"/>
-            </w:tcMar>
-            <w:vAlign w:val="center"/>
-          </w:tcPr>
-          <w:p>
-            <w:pPr>
-              <w:pStyle w:val="Normal"/>
-              <w:jc w:val="left"/>
-              <w:pBdr>
-                <w:bottom w:val="none" w:sz="0" w:space="0" w:color="000000"/>
-                <w:top w:val="none" w:sz="0" w:space="0" w:color="000000"/>
-                <w:left w:val="none" w:sz="0" w:space="0" w:color="000000"/>
-                <w:right w:val="none" w:sz="0" w:space="0" w:color="000000"/>
-              </w:pBdr>
-              <w:spacing w:after="100" w:before="100" w:line="240"/>
-              <w:ind w:left="100" w:right="100" w:firstLine="0" w:firstLineChars="0"/>
-              <w:rPr>
-                <w:rFonts w:ascii="Times New Roman" w:hAnsi="Times New Roman" w:eastAsia="Times New Roman" w:cs="Times New Roman"/>
-                <w:i w:val="false"/>
-                <w:b w:val="false"/>
-                <w:u w:val="none"/>
-                <w:strike w:val="false"/>
-                <w:sz w:val="14"/>
-                <w:szCs w:val="14"/>
-                <w:color w:val="000000"/>
-              </w:rPr>
-            </w:pPr>
-            <w:r>
-              <w:rPr>
-                <w:rFonts w:ascii="Times New Roman" w:hAnsi="Times New Roman" w:eastAsia="Times New Roman" w:cs="Times New Roman"/>
-                <w:i w:val="false"/>
-                <w:b w:val="false"/>
-                <w:u w:val="none"/>
-                <w:strike w:val="false"/>
-                <w:sz w:val="14"/>
-                <w:szCs w:val="14"/>
-                <w:color w:val="000000"/>
-              </w:rPr>
-              <w:t xml:space="preserve">0.172</w:t>
+              <w:t xml:space="preserve">1.09 (0.76–1.55)</w:t>
+            </w:r>
+          </w:p>
+        </w:tc>
+        <w:tc>
+          <w:tcPr>
+            <w:tcBorders>
+              <w:bottom w:val="none" w:sz="0" w:space="0" w:color="000000"/>
+              <w:top w:val="none" w:sz="0" w:space="0" w:color="000000"/>
+              <w:left w:val="none" w:sz="0" w:space="0" w:color="000000"/>
+              <w:right w:val="none" w:sz="0" w:space="0" w:color="000000"/>
+            </w:tcBorders>
+            <w:shd w:val="clear" w:color="auto" w:fill="FFFFFF"/>
+            <w:tcMar>
+              <w:top w:w="0" w:type="dxa"/>
+              <w:bottom w:w="0" w:type="dxa"/>
+              <w:left w:w="0" w:type="dxa"/>
+              <w:right w:w="0" w:type="dxa"/>
+            </w:tcMar>
+            <w:vAlign w:val="center"/>
+          </w:tcPr>
+          <w:p>
+            <w:pPr>
+              <w:pStyle w:val="Normal"/>
+              <w:jc w:val="left"/>
+              <w:pBdr>
+                <w:bottom w:val="none" w:sz="0" w:space="0" w:color="000000"/>
+                <w:top w:val="none" w:sz="0" w:space="0" w:color="000000"/>
+                <w:left w:val="none" w:sz="0" w:space="0" w:color="000000"/>
+                <w:right w:val="none" w:sz="0" w:space="0" w:color="000000"/>
+              </w:pBdr>
+              <w:spacing w:after="100" w:before="100" w:line="240"/>
+              <w:ind w:left="100" w:right="100" w:firstLine="0" w:firstLineChars="0"/>
+              <w:rPr>
+                <w:rFonts w:ascii="Times New Roman" w:hAnsi="Times New Roman" w:eastAsia="Times New Roman" w:cs="Times New Roman"/>
+                <w:i w:val="false"/>
+                <w:b w:val="false"/>
+                <w:u w:val="none"/>
+                <w:strike w:val="false"/>
+                <w:sz w:val="14"/>
+                <w:szCs w:val="14"/>
+                <w:color w:val="000000"/>
+              </w:rPr>
+            </w:pPr>
+            <w:r>
+              <w:rPr>
+                <w:rFonts w:ascii="Times New Roman" w:hAnsi="Times New Roman" w:eastAsia="Times New Roman" w:cs="Times New Roman"/>
+                <w:i w:val="false"/>
+                <w:b w:val="false"/>
+                <w:u w:val="none"/>
+                <w:strike w:val="false"/>
+                <w:sz w:val="14"/>
+                <w:szCs w:val="14"/>
+                <w:color w:val="000000"/>
+              </w:rPr>
+              <w:t xml:space="preserve">0.648</w:t>
             </w:r>
           </w:p>
         </w:tc>
@@ -12993,7 +12993,7 @@
                 <w:szCs w:val="14"/>
                 <w:color w:val="000000"/>
               </w:rPr>
-              <w:t xml:space="preserve">0.269</w:t>
+              <w:t xml:space="preserve">0.522</w:t>
             </w:r>
           </w:p>
         </w:tc>
@@ -13103,117 +13103,117 @@
                 <w:szCs w:val="14"/>
                 <w:color w:val="000000"/>
               </w:rPr>
-              <w:t xml:space="preserve">0.169</w:t>
-            </w:r>
-          </w:p>
-        </w:tc>
-        <w:tc>
-          <w:tcPr>
-            <w:tcBorders>
-              <w:bottom w:val="none" w:sz="0" w:space="0" w:color="000000"/>
-              <w:top w:val="none" w:sz="0" w:space="0" w:color="000000"/>
-              <w:left w:val="none" w:sz="0" w:space="0" w:color="000000"/>
-              <w:right w:val="none" w:sz="0" w:space="0" w:color="000000"/>
-            </w:tcBorders>
-            <w:shd w:val="clear" w:color="auto" w:fill="FFFFFF"/>
-            <w:tcMar>
-              <w:top w:w="0" w:type="dxa"/>
-              <w:bottom w:w="0" w:type="dxa"/>
-              <w:left w:w="0" w:type="dxa"/>
-              <w:right w:w="0" w:type="dxa"/>
-            </w:tcMar>
-            <w:vAlign w:val="center"/>
-          </w:tcPr>
-          <w:p>
-            <w:pPr>
-              <w:pStyle w:val="Normal"/>
-              <w:jc w:val="left"/>
-              <w:pBdr>
-                <w:bottom w:val="none" w:sz="0" w:space="0" w:color="000000"/>
-                <w:top w:val="none" w:sz="0" w:space="0" w:color="000000"/>
-                <w:left w:val="none" w:sz="0" w:space="0" w:color="000000"/>
-                <w:right w:val="none" w:sz="0" w:space="0" w:color="000000"/>
-              </w:pBdr>
-              <w:spacing w:after="100" w:before="100" w:line="240"/>
-              <w:ind w:left="100" w:right="100" w:firstLine="0" w:firstLineChars="0"/>
-              <w:rPr>
-                <w:rFonts w:ascii="Times New Roman" w:hAnsi="Times New Roman" w:eastAsia="Times New Roman" w:cs="Times New Roman"/>
-                <w:i w:val="false"/>
-                <w:b w:val="false"/>
-                <w:u w:val="none"/>
-                <w:strike w:val="false"/>
-                <w:sz w:val="14"/>
-                <w:szCs w:val="14"/>
-                <w:color w:val="000000"/>
-              </w:rPr>
-            </w:pPr>
-            <w:r>
-              <w:rPr>
-                <w:rFonts w:ascii="Times New Roman" w:hAnsi="Times New Roman" w:eastAsia="Times New Roman" w:cs="Times New Roman"/>
-                <w:i w:val="false"/>
-                <w:b w:val="false"/>
-                <w:u w:val="none"/>
-                <w:strike w:val="false"/>
-                <w:sz w:val="14"/>
-                <w:szCs w:val="14"/>
-                <w:color w:val="000000"/>
-              </w:rPr>
-              <w:t xml:space="preserve">2.92 (-1.41, 7.25)</w:t>
-            </w:r>
-          </w:p>
-        </w:tc>
-        <w:tc>
-          <w:tcPr>
-            <w:tcBorders>
-              <w:bottom w:val="none" w:sz="0" w:space="0" w:color="000000"/>
-              <w:top w:val="none" w:sz="0" w:space="0" w:color="000000"/>
-              <w:left w:val="none" w:sz="0" w:space="0" w:color="000000"/>
-              <w:right w:val="none" w:sz="0" w:space="0" w:color="000000"/>
-            </w:tcBorders>
-            <w:shd w:val="clear" w:color="auto" w:fill="FFFFFF"/>
-            <w:tcMar>
-              <w:top w:w="0" w:type="dxa"/>
-              <w:bottom w:w="0" w:type="dxa"/>
-              <w:left w:w="0" w:type="dxa"/>
-              <w:right w:w="0" w:type="dxa"/>
-            </w:tcMar>
-            <w:vAlign w:val="center"/>
-          </w:tcPr>
-          <w:p>
-            <w:pPr>
-              <w:pStyle w:val="Normal"/>
-              <w:jc w:val="left"/>
-              <w:pBdr>
-                <w:bottom w:val="none" w:sz="0" w:space="0" w:color="000000"/>
-                <w:top w:val="none" w:sz="0" w:space="0" w:color="000000"/>
-                <w:left w:val="none" w:sz="0" w:space="0" w:color="000000"/>
-                <w:right w:val="none" w:sz="0" w:space="0" w:color="000000"/>
-              </w:pBdr>
-              <w:spacing w:after="100" w:before="100" w:line="240"/>
-              <w:ind w:left="100" w:right="100" w:firstLine="0" w:firstLineChars="0"/>
-              <w:rPr>
-                <w:rFonts w:ascii="Times New Roman" w:hAnsi="Times New Roman" w:eastAsia="Times New Roman" w:cs="Times New Roman"/>
-                <w:i w:val="false"/>
-                <w:b w:val="false"/>
-                <w:u w:val="none"/>
-                <w:strike w:val="false"/>
-                <w:sz w:val="14"/>
-                <w:szCs w:val="14"/>
-                <w:color w:val="000000"/>
-              </w:rPr>
-            </w:pPr>
-            <w:r>
-              <w:rPr>
-                <w:rFonts w:ascii="Times New Roman" w:hAnsi="Times New Roman" w:eastAsia="Times New Roman" w:cs="Times New Roman"/>
-                <w:i w:val="false"/>
-                <w:b w:val="false"/>
-                <w:u w:val="none"/>
-                <w:strike w:val="false"/>
-                <w:sz w:val="14"/>
-                <w:szCs w:val="14"/>
-                <w:color w:val="000000"/>
-              </w:rPr>
-              <w:t xml:space="preserve">0.186</w:t>
+              <w:t xml:space="preserve">0.650</w:t>
+            </w:r>
+          </w:p>
+        </w:tc>
+        <w:tc>
+          <w:tcPr>
+            <w:tcBorders>
+              <w:bottom w:val="none" w:sz="0" w:space="0" w:color="000000"/>
+              <w:top w:val="none" w:sz="0" w:space="0" w:color="000000"/>
+              <w:left w:val="none" w:sz="0" w:space="0" w:color="000000"/>
+              <w:right w:val="none" w:sz="0" w:space="0" w:color="000000"/>
+            </w:tcBorders>
+            <w:shd w:val="clear" w:color="auto" w:fill="FFFFFF"/>
+            <w:tcMar>
+              <w:top w:w="0" w:type="dxa"/>
+              <w:bottom w:w="0" w:type="dxa"/>
+              <w:left w:w="0" w:type="dxa"/>
+              <w:right w:w="0" w:type="dxa"/>
+            </w:tcMar>
+            <w:vAlign w:val="center"/>
+          </w:tcPr>
+          <w:p>
+            <w:pPr>
+              <w:pStyle w:val="Normal"/>
+              <w:jc w:val="left"/>
+              <w:pBdr>
+                <w:bottom w:val="none" w:sz="0" w:space="0" w:color="000000"/>
+                <w:top w:val="none" w:sz="0" w:space="0" w:color="000000"/>
+                <w:left w:val="none" w:sz="0" w:space="0" w:color="000000"/>
+                <w:right w:val="none" w:sz="0" w:space="0" w:color="000000"/>
+              </w:pBdr>
+              <w:spacing w:after="100" w:before="100" w:line="240"/>
+              <w:ind w:left="100" w:right="100" w:firstLine="0" w:firstLineChars="0"/>
+              <w:rPr>
+                <w:rFonts w:ascii="Times New Roman" w:hAnsi="Times New Roman" w:eastAsia="Times New Roman" w:cs="Times New Roman"/>
+                <w:i w:val="false"/>
+                <w:b w:val="false"/>
+                <w:u w:val="none"/>
+                <w:strike w:val="false"/>
+                <w:sz w:val="14"/>
+                <w:szCs w:val="14"/>
+                <w:color w:val="000000"/>
+              </w:rPr>
+            </w:pPr>
+            <w:r>
+              <w:rPr>
+                <w:rFonts w:ascii="Times New Roman" w:hAnsi="Times New Roman" w:eastAsia="Times New Roman" w:cs="Times New Roman"/>
+                <w:i w:val="false"/>
+                <w:b w:val="false"/>
+                <w:u w:val="none"/>
+                <w:strike w:val="false"/>
+                <w:sz w:val="14"/>
+                <w:szCs w:val="14"/>
+                <w:color w:val="000000"/>
+              </w:rPr>
+              <w:t xml:space="preserve">-1.18 (-5.52, 3.16)</w:t>
+            </w:r>
+          </w:p>
+        </w:tc>
+        <w:tc>
+          <w:tcPr>
+            <w:tcBorders>
+              <w:bottom w:val="none" w:sz="0" w:space="0" w:color="000000"/>
+              <w:top w:val="none" w:sz="0" w:space="0" w:color="000000"/>
+              <w:left w:val="none" w:sz="0" w:space="0" w:color="000000"/>
+              <w:right w:val="none" w:sz="0" w:space="0" w:color="000000"/>
+            </w:tcBorders>
+            <w:shd w:val="clear" w:color="auto" w:fill="FFFFFF"/>
+            <w:tcMar>
+              <w:top w:w="0" w:type="dxa"/>
+              <w:bottom w:w="0" w:type="dxa"/>
+              <w:left w:w="0" w:type="dxa"/>
+              <w:right w:w="0" w:type="dxa"/>
+            </w:tcMar>
+            <w:vAlign w:val="center"/>
+          </w:tcPr>
+          <w:p>
+            <w:pPr>
+              <w:pStyle w:val="Normal"/>
+              <w:jc w:val="left"/>
+              <w:pBdr>
+                <w:bottom w:val="none" w:sz="0" w:space="0" w:color="000000"/>
+                <w:top w:val="none" w:sz="0" w:space="0" w:color="000000"/>
+                <w:left w:val="none" w:sz="0" w:space="0" w:color="000000"/>
+                <w:right w:val="none" w:sz="0" w:space="0" w:color="000000"/>
+              </w:pBdr>
+              <w:spacing w:after="100" w:before="100" w:line="240"/>
+              <w:ind w:left="100" w:right="100" w:firstLine="0" w:firstLineChars="0"/>
+              <w:rPr>
+                <w:rFonts w:ascii="Times New Roman" w:hAnsi="Times New Roman" w:eastAsia="Times New Roman" w:cs="Times New Roman"/>
+                <w:i w:val="false"/>
+                <w:b w:val="false"/>
+                <w:u w:val="none"/>
+                <w:strike w:val="false"/>
+                <w:sz w:val="14"/>
+                <w:szCs w:val="14"/>
+                <w:color w:val="000000"/>
+              </w:rPr>
+            </w:pPr>
+            <w:r>
+              <w:rPr>
+                <w:rFonts w:ascii="Times New Roman" w:hAnsi="Times New Roman" w:eastAsia="Times New Roman" w:cs="Times New Roman"/>
+                <w:i w:val="false"/>
+                <w:b w:val="false"/>
+                <w:u w:val="none"/>
+                <w:strike w:val="false"/>
+                <w:sz w:val="14"/>
+                <w:szCs w:val="14"/>
+                <w:color w:val="000000"/>
+              </w:rPr>
+              <w:t xml:space="preserve">0.594</w:t>
             </w:r>
           </w:p>
         </w:tc>
@@ -13658,62 +13658,62 @@
                 <w:szCs w:val="14"/>
                 <w:color w:val="000000"/>
               </w:rPr>
-              <w:t xml:space="preserve">0.80 (0.66–0.97)</w:t>
-            </w:r>
-          </w:p>
-        </w:tc>
-        <w:tc>
-          <w:tcPr>
-            <w:tcBorders>
-              <w:bottom w:val="none" w:sz="0" w:space="0" w:color="000000"/>
-              <w:top w:val="none" w:sz="0" w:space="0" w:color="000000"/>
-              <w:left w:val="none" w:sz="0" w:space="0" w:color="000000"/>
-              <w:right w:val="none" w:sz="0" w:space="0" w:color="000000"/>
-            </w:tcBorders>
-            <w:shd w:val="clear" w:color="auto" w:fill="FFFFFF"/>
-            <w:tcMar>
-              <w:top w:w="0" w:type="dxa"/>
-              <w:bottom w:w="0" w:type="dxa"/>
-              <w:left w:w="0" w:type="dxa"/>
-              <w:right w:w="0" w:type="dxa"/>
-            </w:tcMar>
-            <w:vAlign w:val="center"/>
-          </w:tcPr>
-          <w:p>
-            <w:pPr>
-              <w:pStyle w:val="Normal"/>
-              <w:jc w:val="left"/>
-              <w:pBdr>
-                <w:bottom w:val="none" w:sz="0" w:space="0" w:color="000000"/>
-                <w:top w:val="none" w:sz="0" w:space="0" w:color="000000"/>
-                <w:left w:val="none" w:sz="0" w:space="0" w:color="000000"/>
-                <w:right w:val="none" w:sz="0" w:space="0" w:color="000000"/>
-              </w:pBdr>
-              <w:spacing w:after="100" w:before="100" w:line="240"/>
-              <w:ind w:left="100" w:right="100" w:firstLine="0" w:firstLineChars="0"/>
-              <w:rPr>
-                <w:rFonts w:ascii="Times New Roman" w:hAnsi="Times New Roman" w:eastAsia="Times New Roman" w:cs="Times New Roman"/>
-                <w:i w:val="false"/>
-                <w:b w:val="false"/>
-                <w:u w:val="none"/>
-                <w:strike w:val="false"/>
-                <w:sz w:val="14"/>
-                <w:szCs w:val="14"/>
-                <w:color w:val="000000"/>
-              </w:rPr>
-            </w:pPr>
-            <w:r>
-              <w:rPr>
-                <w:rFonts w:ascii="Times New Roman" w:hAnsi="Times New Roman" w:eastAsia="Times New Roman" w:cs="Times New Roman"/>
-                <w:i w:val="false"/>
-                <w:b w:val="false"/>
-                <w:u w:val="none"/>
-                <w:strike w:val="false"/>
-                <w:sz w:val="14"/>
-                <w:szCs w:val="14"/>
-                <w:color w:val="000000"/>
-              </w:rPr>
-              <w:t xml:space="preserve">0.021</w:t>
+              <w:t xml:space="preserve">1.06 (0.89–1.27)</w:t>
+            </w:r>
+          </w:p>
+        </w:tc>
+        <w:tc>
+          <w:tcPr>
+            <w:tcBorders>
+              <w:bottom w:val="none" w:sz="0" w:space="0" w:color="000000"/>
+              <w:top w:val="none" w:sz="0" w:space="0" w:color="000000"/>
+              <w:left w:val="none" w:sz="0" w:space="0" w:color="000000"/>
+              <w:right w:val="none" w:sz="0" w:space="0" w:color="000000"/>
+            </w:tcBorders>
+            <w:shd w:val="clear" w:color="auto" w:fill="FFFFFF"/>
+            <w:tcMar>
+              <w:top w:w="0" w:type="dxa"/>
+              <w:bottom w:w="0" w:type="dxa"/>
+              <w:left w:w="0" w:type="dxa"/>
+              <w:right w:w="0" w:type="dxa"/>
+            </w:tcMar>
+            <w:vAlign w:val="center"/>
+          </w:tcPr>
+          <w:p>
+            <w:pPr>
+              <w:pStyle w:val="Normal"/>
+              <w:jc w:val="left"/>
+              <w:pBdr>
+                <w:bottom w:val="none" w:sz="0" w:space="0" w:color="000000"/>
+                <w:top w:val="none" w:sz="0" w:space="0" w:color="000000"/>
+                <w:left w:val="none" w:sz="0" w:space="0" w:color="000000"/>
+                <w:right w:val="none" w:sz="0" w:space="0" w:color="000000"/>
+              </w:pBdr>
+              <w:spacing w:after="100" w:before="100" w:line="240"/>
+              <w:ind w:left="100" w:right="100" w:firstLine="0" w:firstLineChars="0"/>
+              <w:rPr>
+                <w:rFonts w:ascii="Times New Roman" w:hAnsi="Times New Roman" w:eastAsia="Times New Roman" w:cs="Times New Roman"/>
+                <w:i w:val="false"/>
+                <w:b w:val="false"/>
+                <w:u w:val="none"/>
+                <w:strike w:val="false"/>
+                <w:sz w:val="14"/>
+                <w:szCs w:val="14"/>
+                <w:color w:val="000000"/>
+              </w:rPr>
+            </w:pPr>
+            <w:r>
+              <w:rPr>
+                <w:rFonts w:ascii="Times New Roman" w:hAnsi="Times New Roman" w:eastAsia="Times New Roman" w:cs="Times New Roman"/>
+                <w:i w:val="false"/>
+                <w:b w:val="false"/>
+                <w:u w:val="none"/>
+                <w:strike w:val="false"/>
+                <w:sz w:val="14"/>
+                <w:szCs w:val="14"/>
+                <w:color w:val="000000"/>
+              </w:rPr>
+              <w:t xml:space="preserve">0.494</w:t>
             </w:r>
           </w:p>
         </w:tc>
@@ -13878,7 +13878,7 @@
                 <w:szCs w:val="14"/>
                 <w:color w:val="000000"/>
               </w:rPr>
-              <w:t xml:space="preserve">0.729</w:t>
+              <w:t xml:space="preserve">0.444</w:t>
             </w:r>
           </w:p>
         </w:tc>
@@ -14543,7 +14543,7 @@
                 <w:szCs w:val="14"/>
                 <w:color w:val="000000"/>
               </w:rPr>
-              <w:t xml:space="preserve">0.82 (0.68–1.00)</w:t>
+              <w:t xml:space="preserve">1.03 (0.86–1.24)</w:t>
             </w:r>
           </w:p>
         </w:tc>
@@ -14598,7 +14598,7 @@
                 <w:szCs w:val="14"/>
                 <w:color w:val="000000"/>
               </w:rPr>
-              <w:t xml:space="preserve">0.054</w:t>
+              <w:t xml:space="preserve">0.715</w:t>
             </w:r>
           </w:p>
         </w:tc>
@@ -14763,7 +14763,7 @@
                 <w:szCs w:val="14"/>
                 <w:color w:val="000000"/>
               </w:rPr>
-              <w:t xml:space="preserve">0.647</w:t>
+              <w:t xml:space="preserve">0.481</w:t>
             </w:r>
           </w:p>
         </w:tc>
